--- a/figures/oriented_signed_fdg_detail.docx
+++ b/figures/oriented_signed_fdg_detail.docx
@@ -3,6 +3,420 @@
 <w:document xmlns:wpc="http://schemas.microsoft.com/office/word/2010/wordprocessingCanvas" xmlns:cx="http://schemas.microsoft.com/office/drawing/2014/chartex" xmlns:cx1="http://schemas.microsoft.com/office/drawing/2015/9/8/chartex" xmlns:cx2="http://schemas.microsoft.com/office/drawing/2015/10/21/chartex" xmlns:cx3="http://schemas.microsoft.com/office/drawing/2016/5/9/chartex" xmlns:cx4="http://schemas.microsoft.com/office/drawing/2016/5/10/chartex" xmlns:cx5="http://schemas.microsoft.com/office/drawing/2016/5/11/chartex" xmlns:cx6="http://schemas.microsoft.com/office/drawing/2016/5/12/chartex" xmlns:cx7="http://schemas.microsoft.com/office/drawing/2016/5/13/chartex" xmlns:cx8="http://schemas.microsoft.com/office/drawing/2016/5/14/chartex" xmlns:mc="http://schemas.openxmlformats.org/markup-compatibility/2006" xmlns:m="http://schemas.openxmlformats.org/officeDocument/2006/math" xmlns:aink="http://schemas.microsoft.com/office/drawing/2016/ink" xmlns:am3d="http://schemas.microsoft.com/office/drawing/2017/model3d" xmlns:oel="http://schemas.microsoft.com/office/2019/extlst" xmlns:r="http://schemas.openxmlformats.org/officeDocument/2006/relationships" xmlns:wp14="http://schemas.microsoft.com/office/word/2010/wordprocessingDrawing" xmlns:wp="http://schemas.openxmlformats.org/drawingml/2006/wordprocessingDrawing" xmlns:wpg="http://schemas.microsoft.com/office/word/2010/wordprocessingGroup" xmlns:wpi="http://schemas.microsoft.com/office/word/2010/wordprocessingInk" xmlns:wps="http://schemas.microsoft.com/office/word/2010/wordprocessingShape" xmlns:o="urn:schemas-microsoft-com:office:office" xmlns:v="urn:schemas-microsoft-com:vml" xmlns:w10="urn:schemas-microsoft-com:office:word" xmlns:w="http://schemas.openxmlformats.org/wordprocessingml/2006/main" xmlns:w14="http://schemas.microsoft.com/office/word/2010/wordml" xmlns:w15="http://schemas.microsoft.com/office/word/2012/wordml" xmlns:w16cex="http://schemas.microsoft.com/office/word/2018/wordml/cex" xmlns:w16cid="http://schemas.microsoft.com/office/word/2016/wordml/cid" xmlns:w16="http://schemas.microsoft.com/office/word/2018/wordml" xmlns:w16sdtdh="http://schemas.microsoft.com/office/word/2020/wordml/sdtdatahash" xmlns:w16sdtfl="http://schemas.microsoft.com/office/word/2024/wordml/sdtformatlock" xmlns:w16se="http://schemas.microsoft.com/office/word/2015/wordml/symex" xmlns:w16du="http://schemas.microsoft.com/office/word/2023/wordml/word16du" xmlns:wne="http://schemas.microsoft.com/office/word/2006/wordml" mc:Ignorable="w14 w15 w16se w16cid w16 w16cex w16sdtdh w16sdtfl w16du wp14">
   <w:body>
     <w:p>
+      <w:r>
+        <w:rPr>
+          <w:noProof/>
+        </w:rPr>
+        <mc:AlternateContent>
+          <mc:Choice Requires="wps">
+            <w:drawing>
+              <wp:anchor distT="0" distB="0" distL="114300" distR="114300" simplePos="0" relativeHeight="251822080" behindDoc="0" locked="0" layoutInCell="1" allowOverlap="1" wp14:anchorId="3E7932D4" wp14:editId="00749822">
+                <wp:simplePos x="0" y="0"/>
+                <wp:positionH relativeFrom="column">
+                  <wp:posOffset>7267381</wp:posOffset>
+                </wp:positionH>
+                <wp:positionV relativeFrom="paragraph">
+                  <wp:posOffset>2027555</wp:posOffset>
+                </wp:positionV>
+                <wp:extent cx="707136" cy="165100"/>
+                <wp:effectExtent l="0" t="0" r="4445" b="0"/>
+                <wp:wrapNone/>
+                <wp:docPr id="2043859549" name="文本框 5"/>
+                <wp:cNvGraphicFramePr/>
+                <a:graphic xmlns:a="http://schemas.openxmlformats.org/drawingml/2006/main">
+                  <a:graphicData uri="http://schemas.microsoft.com/office/word/2010/wordprocessingShape">
+                    <wps:wsp>
+                      <wps:cNvSpPr txBox="1"/>
+                      <wps:spPr>
+                        <a:xfrm>
+                          <a:off x="0" y="0"/>
+                          <a:ext cx="707136" cy="165100"/>
+                        </a:xfrm>
+                        <a:prstGeom prst="rect">
+                          <a:avLst/>
+                        </a:prstGeom>
+                        <a:solidFill>
+                          <a:schemeClr val="bg1"/>
+                        </a:solidFill>
+                        <a:ln w="6350">
+                          <a:noFill/>
+                        </a:ln>
+                      </wps:spPr>
+                      <wps:txbx>
+                        <w:txbxContent>
+                          <w:p>
+                            <w:pPr>
+                              <w:spacing w:after="0" w:line="160" w:lineRule="exact"/>
+                              <w:rPr>
+                                <w:b/>
+                                <w:bCs/>
+                                <w:color w:val="3A3A3A" w:themeColor="background2" w:themeShade="40"/>
+                                <w:sz w:val="16"/>
+                                <w:szCs w:val="16"/>
+                                <w14:shadow w14:blurRad="50800" w14:dist="50800" w14:dir="5400000" w14:sx="0" w14:sy="0" w14:kx="0" w14:ky="0" w14:algn="ctr">
+                                  <w14:schemeClr w14:val="bg1"/>
+                                </w14:shadow>
+                              </w:rPr>
+                            </w:pPr>
+                            <w:r>
+                              <w:rPr>
+                                <w:b/>
+                                <w:bCs/>
+                                <w:color w:val="3A3A3A" w:themeColor="background2" w:themeShade="40"/>
+                                <w:sz w:val="16"/>
+                                <w:szCs w:val="16"/>
+                                <w14:shadow w14:blurRad="50800" w14:dist="50800" w14:dir="5400000" w14:sx="0" w14:sy="0" w14:kx="0" w14:ky="0" w14:algn="ctr">
+                                  <w14:schemeClr w14:val="bg1"/>
+                                </w14:shadow>
+                              </w:rPr>
+                              <w:t>s</w:t>
+                            </w:r>
+                            <w:r>
+                              <w:rPr>
+                                <w:b/>
+                                <w:bCs/>
+                                <w:color w:val="3A3A3A" w:themeColor="background2" w:themeShade="40"/>
+                                <w:sz w:val="16"/>
+                                <w:szCs w:val="16"/>
+                                <w14:shadow w14:blurRad="50800" w14:dist="50800" w14:dir="5400000" w14:sx="0" w14:sy="0" w14:kx="0" w14:ky="0" w14:algn="ctr">
+                                  <w14:schemeClr w14:val="bg1"/>
+                                </w14:shadow>
+                              </w:rPr>
+                              <w:t>parse latent</w:t>
+                            </w:r>
+                          </w:p>
+                        </w:txbxContent>
+                      </wps:txbx>
+                      <wps:bodyPr rot="0" spcFirstLastPara="0" vertOverflow="overflow" horzOverflow="overflow" vert="horz" wrap="square" lIns="0" tIns="0" rIns="0" bIns="0" numCol="1" spcCol="0" rtlCol="0" fromWordArt="0" anchor="t" anchorCtr="0" forceAA="0" compatLnSpc="1">
+                        <a:prstTxWarp prst="textNoShape">
+                          <a:avLst/>
+                        </a:prstTxWarp>
+                        <a:noAutofit/>
+                      </wps:bodyPr>
+                    </wps:wsp>
+                  </a:graphicData>
+                </a:graphic>
+                <wp14:sizeRelH relativeFrom="margin">
+                  <wp14:pctWidth>0</wp14:pctWidth>
+                </wp14:sizeRelH>
+                <wp14:sizeRelV relativeFrom="margin">
+                  <wp14:pctHeight>0</wp14:pctHeight>
+                </wp14:sizeRelV>
+              </wp:anchor>
+            </w:drawing>
+          </mc:Choice>
+          <mc:Fallback>
+            <w:pict>
+              <v:shapetype w14:anchorId="3E7932D4" id="_x0000_t202" coordsize="21600,21600" o:spt="202" path="m,l,21600r21600,l21600,xe">
+                <v:stroke joinstyle="miter"/>
+                <v:path gradientshapeok="t" o:connecttype="rect"/>
+              </v:shapetype>
+              <v:shape id="文本框 5" o:spid="_x0000_s1026" type="#_x0000_t202" style="position:absolute;margin-left:572.25pt;margin-top:159.65pt;width:55.7pt;height:13pt;z-index:251822080;visibility:visible;mso-wrap-style:square;mso-width-percent:0;mso-height-percent:0;mso-wrap-distance-left:9pt;mso-wrap-distance-top:0;mso-wrap-distance-right:9pt;mso-wrap-distance-bottom:0;mso-position-horizontal:absolute;mso-position-horizontal-relative:text;mso-position-vertical:absolute;mso-position-vertical-relative:text;mso-width-percent:0;mso-height-percent:0;mso-width-relative:margin;mso-height-relative:margin;v-text-anchor:top" o:gfxdata="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" fillcolor="white [3212]" stroked="f" strokeweight=".5pt">
+                <v:textbox inset="0,0,0,0">
+                  <w:txbxContent>
+                    <w:p>
+                      <w:pPr>
+                        <w:spacing w:after="0" w:line="160" w:lineRule="exact"/>
+                        <w:rPr>
+                          <w:b/>
+                          <w:bCs/>
+                          <w:color w:val="3A3A3A" w:themeColor="background2" w:themeShade="40"/>
+                          <w:sz w:val="16"/>
+                          <w:szCs w:val="16"/>
+                          <w14:shadow w14:blurRad="50800" w14:dist="50800" w14:dir="5400000" w14:sx="0" w14:sy="0" w14:kx="0" w14:ky="0" w14:algn="ctr">
+                            <w14:schemeClr w14:val="bg1"/>
+                          </w14:shadow>
+                        </w:rPr>
+                      </w:pPr>
+                      <w:r>
+                        <w:rPr>
+                          <w:b/>
+                          <w:bCs/>
+                          <w:color w:val="3A3A3A" w:themeColor="background2" w:themeShade="40"/>
+                          <w:sz w:val="16"/>
+                          <w:szCs w:val="16"/>
+                          <w14:shadow w14:blurRad="50800" w14:dist="50800" w14:dir="5400000" w14:sx="0" w14:sy="0" w14:kx="0" w14:ky="0" w14:algn="ctr">
+                            <w14:schemeClr w14:val="bg1"/>
+                          </w14:shadow>
+                        </w:rPr>
+                        <w:t>s</w:t>
+                      </w:r>
+                      <w:r>
+                        <w:rPr>
+                          <w:b/>
+                          <w:bCs/>
+                          <w:color w:val="3A3A3A" w:themeColor="background2" w:themeShade="40"/>
+                          <w:sz w:val="16"/>
+                          <w:szCs w:val="16"/>
+                          <w14:shadow w14:blurRad="50800" w14:dist="50800" w14:dir="5400000" w14:sx="0" w14:sy="0" w14:kx="0" w14:ky="0" w14:algn="ctr">
+                            <w14:schemeClr w14:val="bg1"/>
+                          </w14:shadow>
+                        </w:rPr>
+                        <w:t>parse latent</w:t>
+                      </w:r>
+                    </w:p>
+                  </w:txbxContent>
+                </v:textbox>
+              </v:shape>
+            </w:pict>
+          </mc:Fallback>
+        </mc:AlternateContent>
+      </w:r>
+      <w:r>
+        <w:rPr>
+          <w:noProof/>
+        </w:rPr>
+        <mc:AlternateContent>
+          <mc:Choice Requires="wps">
+            <w:drawing>
+              <wp:anchor distT="0" distB="0" distL="114300" distR="114300" simplePos="0" relativeHeight="251785216" behindDoc="0" locked="0" layoutInCell="1" allowOverlap="1" wp14:anchorId="55B99035" wp14:editId="68A49D16">
+                <wp:simplePos x="0" y="0"/>
+                <wp:positionH relativeFrom="column">
+                  <wp:posOffset>7254979</wp:posOffset>
+                </wp:positionH>
+                <wp:positionV relativeFrom="paragraph">
+                  <wp:posOffset>2241401</wp:posOffset>
+                </wp:positionV>
+                <wp:extent cx="707136" cy="165100"/>
+                <wp:effectExtent l="0" t="0" r="4445" b="0"/>
+                <wp:wrapNone/>
+                <wp:docPr id="733948354" name="文本框 5"/>
+                <wp:cNvGraphicFramePr/>
+                <a:graphic xmlns:a="http://schemas.openxmlformats.org/drawingml/2006/main">
+                  <a:graphicData uri="http://schemas.microsoft.com/office/word/2010/wordprocessingShape">
+                    <wps:wsp>
+                      <wps:cNvSpPr txBox="1"/>
+                      <wps:spPr>
+                        <a:xfrm>
+                          <a:off x="0" y="0"/>
+                          <a:ext cx="707136" cy="165100"/>
+                        </a:xfrm>
+                        <a:prstGeom prst="rect">
+                          <a:avLst/>
+                        </a:prstGeom>
+                        <a:solidFill>
+                          <a:schemeClr val="bg1"/>
+                        </a:solidFill>
+                        <a:ln w="6350">
+                          <a:noFill/>
+                        </a:ln>
+                      </wps:spPr>
+                      <wps:txbx>
+                        <w:txbxContent>
+                          <w:p>
+                            <w:pPr>
+                              <w:spacing w:after="0" w:line="160" w:lineRule="exact"/>
+                              <w:rPr>
+                                <w:b/>
+                                <w:bCs/>
+                                <w:i/>
+                                <w:iCs/>
+                                <w:sz w:val="20"/>
+                                <w:szCs w:val="20"/>
+                                <w14:shadow w14:blurRad="50800" w14:dist="50800" w14:dir="5400000" w14:sx="0" w14:sy="0" w14:kx="0" w14:ky="0" w14:algn="ctr">
+                                  <w14:schemeClr w14:val="bg1"/>
+                                </w14:shadow>
+                              </w:rPr>
+                            </w:pPr>
+                            <w:r>
+                              <w:rPr>
+                                <w:rFonts w:hint="eastAsia"/>
+                                <w:b/>
+                                <w:bCs/>
+                                <w:i/>
+                                <w:iCs/>
+                                <w:sz w:val="20"/>
+                                <w:szCs w:val="20"/>
+                                <w14:shadow w14:blurRad="50800" w14:dist="50800" w14:dir="5400000" w14:sx="0" w14:sy="0" w14:kx="0" w14:ky="0" w14:algn="ctr">
+                                  <w14:schemeClr w14:val="bg1"/>
+                                </w14:shadow>
+                              </w:rPr>
+                              <w:t>Z</w:t>
+                            </w:r>
+                            <w:r>
+                              <w:rPr>
+                                <w:b/>
+                                <w:bCs/>
+                                <w:i/>
+                                <w:iCs/>
+                                <w:sz w:val="20"/>
+                                <w:szCs w:val="20"/>
+                                <w14:shadow w14:blurRad="50800" w14:dist="50800" w14:dir="5400000" w14:sx="0" w14:sy="0" w14:kx="0" w14:ky="0" w14:algn="ctr">
+                                  <w14:schemeClr w14:val="bg1"/>
+                                </w14:shadow>
+                              </w:rPr>
+                              <w:t xml:space="preserve"> = </w:t>
+                            </w:r>
+                            <w:proofErr w:type="gramStart"/>
+                            <w:r>
+                              <w:rPr>
+                                <w:b/>
+                                <w:bCs/>
+                                <w:i/>
+                                <w:iCs/>
+                                <w:sz w:val="20"/>
+                                <w:szCs w:val="20"/>
+                                <w14:shadow w14:blurRad="50800" w14:dist="50800" w14:dir="5400000" w14:sx="0" w14:sy="0" w14:kx="0" w14:ky="0" w14:algn="ctr">
+                                  <w14:schemeClr w14:val="bg1"/>
+                                </w14:shadow>
+                              </w:rPr>
+                              <w:t>( O</w:t>
+                            </w:r>
+                            <w:proofErr w:type="gramEnd"/>
+                            <w:r>
+                              <w:rPr>
+                                <w:b/>
+                                <w:bCs/>
+                                <w:i/>
+                                <w:iCs/>
+                                <w:sz w:val="20"/>
+                                <w:szCs w:val="20"/>
+                                <w14:shadow w14:blurRad="50800" w14:dist="50800" w14:dir="5400000" w14:sx="0" w14:sy="0" w14:kx="0" w14:ky="0" w14:algn="ctr">
+                                  <w14:schemeClr w14:val="bg1"/>
+                                </w14:shadow>
+                              </w:rPr>
+                              <w:t xml:space="preserve">, </w:t>
+                            </w:r>
+                            <w:proofErr w:type="gramStart"/>
+                            <w:r>
+                              <w:rPr>
+                                <w:b/>
+                                <w:bCs/>
+                                <w:i/>
+                                <w:iCs/>
+                                <w:sz w:val="20"/>
+                                <w:szCs w:val="20"/>
+                                <w14:shadow w14:blurRad="50800" w14:dist="50800" w14:dir="5400000" w14:sx="0" w14:sy="0" w14:kx="0" w14:ky="0" w14:algn="ctr">
+                                  <w14:schemeClr w14:val="bg1"/>
+                                </w14:shadow>
+                              </w:rPr>
+                              <w:t>F )</w:t>
+                            </w:r>
+                            <w:proofErr w:type="gramEnd"/>
+                          </w:p>
+                        </w:txbxContent>
+                      </wps:txbx>
+                      <wps:bodyPr rot="0" spcFirstLastPara="0" vertOverflow="overflow" horzOverflow="overflow" vert="horz" wrap="square" lIns="0" tIns="0" rIns="0" bIns="0" numCol="1" spcCol="0" rtlCol="0" fromWordArt="0" anchor="t" anchorCtr="0" forceAA="0" compatLnSpc="1">
+                        <a:prstTxWarp prst="textNoShape">
+                          <a:avLst/>
+                        </a:prstTxWarp>
+                        <a:noAutofit/>
+                      </wps:bodyPr>
+                    </wps:wsp>
+                  </a:graphicData>
+                </a:graphic>
+                <wp14:sizeRelH relativeFrom="margin">
+                  <wp14:pctWidth>0</wp14:pctWidth>
+                </wp14:sizeRelH>
+                <wp14:sizeRelV relativeFrom="margin">
+                  <wp14:pctHeight>0</wp14:pctHeight>
+                </wp14:sizeRelV>
+              </wp:anchor>
+            </w:drawing>
+          </mc:Choice>
+          <mc:Fallback>
+            <w:pict>
+              <v:shape w14:anchorId="55B99035" id="_x0000_s1027" type="#_x0000_t202" style="position:absolute;margin-left:571.25pt;margin-top:176.5pt;width:55.7pt;height:13pt;z-index:251785216;visibility:visible;mso-wrap-style:square;mso-width-percent:0;mso-height-percent:0;mso-wrap-distance-left:9pt;mso-wrap-distance-top:0;mso-wrap-distance-right:9pt;mso-wrap-distance-bottom:0;mso-position-horizontal:absolute;mso-position-horizontal-relative:text;mso-position-vertical:absolute;mso-position-vertical-relative:text;mso-width-percent:0;mso-height-percent:0;mso-width-relative:margin;mso-height-relative:margin;v-text-anchor:top" o:gfxdata="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" fillcolor="white [3212]" stroked="f" strokeweight=".5pt">
+                <v:textbox inset="0,0,0,0">
+                  <w:txbxContent>
+                    <w:p>
+                      <w:pPr>
+                        <w:spacing w:after="0" w:line="160" w:lineRule="exact"/>
+                        <w:rPr>
+                          <w:b/>
+                          <w:bCs/>
+                          <w:i/>
+                          <w:iCs/>
+                          <w:sz w:val="20"/>
+                          <w:szCs w:val="20"/>
+                          <w14:shadow w14:blurRad="50800" w14:dist="50800" w14:dir="5400000" w14:sx="0" w14:sy="0" w14:kx="0" w14:ky="0" w14:algn="ctr">
+                            <w14:schemeClr w14:val="bg1"/>
+                          </w14:shadow>
+                        </w:rPr>
+                      </w:pPr>
+                      <w:r>
+                        <w:rPr>
+                          <w:rFonts w:hint="eastAsia"/>
+                          <w:b/>
+                          <w:bCs/>
+                          <w:i/>
+                          <w:iCs/>
+                          <w:sz w:val="20"/>
+                          <w:szCs w:val="20"/>
+                          <w14:shadow w14:blurRad="50800" w14:dist="50800" w14:dir="5400000" w14:sx="0" w14:sy="0" w14:kx="0" w14:ky="0" w14:algn="ctr">
+                            <w14:schemeClr w14:val="bg1"/>
+                          </w14:shadow>
+                        </w:rPr>
+                        <w:t>Z</w:t>
+                      </w:r>
+                      <w:r>
+                        <w:rPr>
+                          <w:b/>
+                          <w:bCs/>
+                          <w:i/>
+                          <w:iCs/>
+                          <w:sz w:val="20"/>
+                          <w:szCs w:val="20"/>
+                          <w14:shadow w14:blurRad="50800" w14:dist="50800" w14:dir="5400000" w14:sx="0" w14:sy="0" w14:kx="0" w14:ky="0" w14:algn="ctr">
+                            <w14:schemeClr w14:val="bg1"/>
+                          </w14:shadow>
+                        </w:rPr>
+                        <w:t xml:space="preserve"> = </w:t>
+                      </w:r>
+                      <w:proofErr w:type="gramStart"/>
+                      <w:r>
+                        <w:rPr>
+                          <w:b/>
+                          <w:bCs/>
+                          <w:i/>
+                          <w:iCs/>
+                          <w:sz w:val="20"/>
+                          <w:szCs w:val="20"/>
+                          <w14:shadow w14:blurRad="50800" w14:dist="50800" w14:dir="5400000" w14:sx="0" w14:sy="0" w14:kx="0" w14:ky="0" w14:algn="ctr">
+                            <w14:schemeClr w14:val="bg1"/>
+                          </w14:shadow>
+                        </w:rPr>
+                        <w:t>( O</w:t>
+                      </w:r>
+                      <w:proofErr w:type="gramEnd"/>
+                      <w:r>
+                        <w:rPr>
+                          <w:b/>
+                          <w:bCs/>
+                          <w:i/>
+                          <w:iCs/>
+                          <w:sz w:val="20"/>
+                          <w:szCs w:val="20"/>
+                          <w14:shadow w14:blurRad="50800" w14:dist="50800" w14:dir="5400000" w14:sx="0" w14:sy="0" w14:kx="0" w14:ky="0" w14:algn="ctr">
+                            <w14:schemeClr w14:val="bg1"/>
+                          </w14:shadow>
+                        </w:rPr>
+                        <w:t xml:space="preserve">, </w:t>
+                      </w:r>
+                      <w:proofErr w:type="gramStart"/>
+                      <w:r>
+                        <w:rPr>
+                          <w:b/>
+                          <w:bCs/>
+                          <w:i/>
+                          <w:iCs/>
+                          <w:sz w:val="20"/>
+                          <w:szCs w:val="20"/>
+                          <w14:shadow w14:blurRad="50800" w14:dist="50800" w14:dir="5400000" w14:sx="0" w14:sy="0" w14:kx="0" w14:ky="0" w14:algn="ctr">
+                            <w14:schemeClr w14:val="bg1"/>
+                          </w14:shadow>
+                        </w:rPr>
+                        <w:t>F )</w:t>
+                      </w:r>
+                      <w:proofErr w:type="gramEnd"/>
+                    </w:p>
+                  </w:txbxContent>
+                </v:textbox>
+              </v:shape>
+            </w:pict>
+          </mc:Fallback>
+        </mc:AlternateContent>
+      </w:r>
       <w:r>
         <w:rPr>
           <w:noProof/>
@@ -338,7 +752,7 @@
         <mc:AlternateContent>
           <mc:Choice Requires="wpg">
             <w:drawing>
-              <wp:anchor distT="0" distB="0" distL="114300" distR="114300" simplePos="0" relativeHeight="251780096" behindDoc="0" locked="0" layoutInCell="1" allowOverlap="1" wp14:anchorId="23AA08DF" wp14:editId="4FD2F7E8">
+              <wp:anchor distT="0" distB="0" distL="114300" distR="114300" simplePos="0" relativeHeight="251780096" behindDoc="0" locked="0" layoutInCell="1" allowOverlap="1" wp14:anchorId="23AA08DF" wp14:editId="70EB0969">
                 <wp:simplePos x="0" y="0"/>
                 <wp:positionH relativeFrom="column">
                   <wp:posOffset>5915608</wp:posOffset>
@@ -401,13 +815,7 @@
                         </wps:style>
                         <wps:txbx>
                           <w:txbxContent>
-                            <w:p>
-                              <w:pPr>
-                                <w:rPr>
-                                  <w:rFonts w:hint="eastAsia"/>
-                                </w:rPr>
-                              </w:pPr>
-                            </w:p>
+                            <w:p/>
                           </w:txbxContent>
                         </wps:txbx>
                         <wps:bodyPr rot="0" spcFirstLastPara="0" vertOverflow="overflow" horzOverflow="overflow" vert="horz" wrap="square" lIns="91440" tIns="45720" rIns="91440" bIns="45720" numCol="1" spcCol="0" rtlCol="0" fromWordArt="0" anchor="ctr" anchorCtr="0" forceAA="0" compatLnSpc="1">
@@ -442,7 +850,6 @@
                                 <w:spacing w:after="0" w:line="160" w:lineRule="exact"/>
                                 <w:jc w:val="center"/>
                                 <w:rPr>
-                                  <w:rFonts w:hint="eastAsia"/>
                                   <w:b/>
                                   <w:bCs/>
                                   <w:color w:val="3A3A3A" w:themeColor="background2" w:themeShade="40"/>
@@ -485,22 +892,16 @@
           </mc:Choice>
           <mc:Fallback>
             <w:pict>
-              <v:group w14:anchorId="23AA08DF" id="组合 193" o:spid="_x0000_s1028" style="position:absolute;margin-left:465.8pt;margin-top:109.1pt;width:124.3pt;height:30.15pt;z-index:251780096" coordsize="15786,3829" o:gfxdata="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">
-                <v:roundrect id="圆角矩形 191" o:spid="_x0000_s1029" style="position:absolute;width:15786;height:3829;visibility:visible;mso-wrap-style:square;v-text-anchor:middle" arcsize="10923f" o:gfxdata="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" fillcolor="#eaf4ff" strokecolor="#d2dde7" strokeweight="1pt">
+              <v:group w14:anchorId="23AA08DF" id="组合 193" o:spid="_x0000_s1030" style="position:absolute;margin-left:465.8pt;margin-top:109.1pt;width:124.3pt;height:30.15pt;z-index:251780096" coordsize="15786,3829" o:gfxdata="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">
+                <v:roundrect id="圆角矩形 191" o:spid="_x0000_s1031" style="position:absolute;width:15786;height:3829;visibility:visible;mso-wrap-style:square;v-text-anchor:middle" arcsize="10923f" o:gfxdata="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" fillcolor="#eaf4ff" strokecolor="#d2dde7" strokeweight="1pt">
                   <v:stroke joinstyle="miter"/>
                   <v:textbox>
                     <w:txbxContent>
-                      <w:p>
-                        <w:pPr>
-                          <w:rPr>
-                            <w:rFonts w:hint="eastAsia"/>
-                          </w:rPr>
-                        </w:pPr>
-                      </w:p>
+                      <w:p/>
                     </w:txbxContent>
                   </v:textbox>
                 </v:roundrect>
-                <v:shape id="_x0000_s1030" type="#_x0000_t202" style="position:absolute;left:1158;top:1283;width:13472;height:1651;visibility:visible;mso-wrap-style:square;v-text-anchor:top" o:gfxdata="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" fillcolor="#eaf4ff" stroked="f" strokeweight=".5pt">
+                <v:shape id="_x0000_s1032" type="#_x0000_t202" style="position:absolute;left:1158;top:1283;width:13472;height:1651;visibility:visible;mso-wrap-style:square;v-text-anchor:top" o:gfxdata="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" fillcolor="#eaf4ff" stroked="f" strokeweight=".5pt">
                   <v:textbox inset="0,0,0,0">
                     <w:txbxContent>
                       <w:p>
@@ -508,7 +909,6 @@
                           <w:spacing w:after="0" w:line="160" w:lineRule="exact"/>
                           <w:jc w:val="center"/>
                           <w:rPr>
-                            <w:rFonts w:hint="eastAsia"/>
                             <w:b/>
                             <w:bCs/>
                             <w:color w:val="3A3A3A" w:themeColor="background2" w:themeShade="40"/>
@@ -538,261 +938,6 @@
                   </v:textbox>
                 </v:shape>
               </v:group>
-            </w:pict>
-          </mc:Fallback>
-        </mc:AlternateContent>
-      </w:r>
-      <w:r>
-        <w:rPr>
-          <w:noProof/>
-        </w:rPr>
-        <mc:AlternateContent>
-          <mc:Choice Requires="wps">
-            <w:drawing>
-              <wp:anchor distT="0" distB="0" distL="114300" distR="114300" simplePos="0" relativeHeight="251785216" behindDoc="0" locked="0" layoutInCell="1" allowOverlap="1" wp14:anchorId="55B99035" wp14:editId="53CFF530">
-                <wp:simplePos x="0" y="0"/>
-                <wp:positionH relativeFrom="column">
-                  <wp:posOffset>7196228</wp:posOffset>
-                </wp:positionH>
-                <wp:positionV relativeFrom="paragraph">
-                  <wp:posOffset>2129913</wp:posOffset>
-                </wp:positionV>
-                <wp:extent cx="707136" cy="165100"/>
-                <wp:effectExtent l="0" t="0" r="4445" b="0"/>
-                <wp:wrapNone/>
-                <wp:docPr id="733948354" name="文本框 5"/>
-                <wp:cNvGraphicFramePr/>
-                <a:graphic xmlns:a="http://schemas.openxmlformats.org/drawingml/2006/main">
-                  <a:graphicData uri="http://schemas.microsoft.com/office/word/2010/wordprocessingShape">
-                    <wps:wsp>
-                      <wps:cNvSpPr txBox="1"/>
-                      <wps:spPr>
-                        <a:xfrm>
-                          <a:off x="0" y="0"/>
-                          <a:ext cx="707136" cy="165100"/>
-                        </a:xfrm>
-                        <a:prstGeom prst="rect">
-                          <a:avLst/>
-                        </a:prstGeom>
-                        <a:solidFill>
-                          <a:schemeClr val="bg1"/>
-                        </a:solidFill>
-                        <a:ln w="6350">
-                          <a:noFill/>
-                        </a:ln>
-                      </wps:spPr>
-                      <wps:txbx>
-                        <w:txbxContent>
-                          <w:p>
-                            <w:pPr>
-                              <w:spacing w:after="0" w:line="160" w:lineRule="exact"/>
-                              <w:rPr>
-                                <w:b/>
-                                <w:bCs/>
-                                <w:i/>
-                                <w:iCs/>
-                                <w:sz w:val="20"/>
-                                <w:szCs w:val="20"/>
-                                <w14:shadow w14:blurRad="50800" w14:dist="50800" w14:dir="5400000" w14:sx="0" w14:sy="0" w14:kx="0" w14:ky="0" w14:algn="ctr">
-                                  <w14:schemeClr w14:val="bg1"/>
-                                </w14:shadow>
-                              </w:rPr>
-                            </w:pPr>
-                            <w:r>
-                              <w:rPr>
-                                <w:rFonts w:hint="eastAsia"/>
-                                <w:b/>
-                                <w:bCs/>
-                                <w:i/>
-                                <w:iCs/>
-                                <w:sz w:val="20"/>
-                                <w:szCs w:val="20"/>
-                                <w14:shadow w14:blurRad="50800" w14:dist="50800" w14:dir="5400000" w14:sx="0" w14:sy="0" w14:kx="0" w14:ky="0" w14:algn="ctr">
-                                  <w14:schemeClr w14:val="bg1"/>
-                                </w14:shadow>
-                              </w:rPr>
-                              <w:t>Z</w:t>
-                            </w:r>
-                            <w:r>
-                              <w:rPr>
-                                <w:b/>
-                                <w:bCs/>
-                                <w:i/>
-                                <w:iCs/>
-                                <w:sz w:val="20"/>
-                                <w:szCs w:val="20"/>
-                                <w14:shadow w14:blurRad="50800" w14:dist="50800" w14:dir="5400000" w14:sx="0" w14:sy="0" w14:kx="0" w14:ky="0" w14:algn="ctr">
-                                  <w14:schemeClr w14:val="bg1"/>
-                                </w14:shadow>
-                              </w:rPr>
-                              <w:t xml:space="preserve"> = </w:t>
-                            </w:r>
-                            <w:proofErr w:type="gramStart"/>
-                            <w:r>
-                              <w:rPr>
-                                <w:b/>
-                                <w:bCs/>
-                                <w:i/>
-                                <w:iCs/>
-                                <w:sz w:val="20"/>
-                                <w:szCs w:val="20"/>
-                                <w14:shadow w14:blurRad="50800" w14:dist="50800" w14:dir="5400000" w14:sx="0" w14:sy="0" w14:kx="0" w14:ky="0" w14:algn="ctr">
-                                  <w14:schemeClr w14:val="bg1"/>
-                                </w14:shadow>
-                              </w:rPr>
-                              <w:t>( O</w:t>
-                            </w:r>
-                            <w:proofErr w:type="gramEnd"/>
-                            <w:r>
-                              <w:rPr>
-                                <w:b/>
-                                <w:bCs/>
-                                <w:i/>
-                                <w:iCs/>
-                                <w:sz w:val="20"/>
-                                <w:szCs w:val="20"/>
-                                <w14:shadow w14:blurRad="50800" w14:dist="50800" w14:dir="5400000" w14:sx="0" w14:sy="0" w14:kx="0" w14:ky="0" w14:algn="ctr">
-                                  <w14:schemeClr w14:val="bg1"/>
-                                </w14:shadow>
-                              </w:rPr>
-                              <w:t xml:space="preserve">, </w:t>
-                            </w:r>
-                            <w:proofErr w:type="gramStart"/>
-                            <w:r>
-                              <w:rPr>
-                                <w:b/>
-                                <w:bCs/>
-                                <w:i/>
-                                <w:iCs/>
-                                <w:sz w:val="20"/>
-                                <w:szCs w:val="20"/>
-                                <w14:shadow w14:blurRad="50800" w14:dist="50800" w14:dir="5400000" w14:sx="0" w14:sy="0" w14:kx="0" w14:ky="0" w14:algn="ctr">
-                                  <w14:schemeClr w14:val="bg1"/>
-                                </w14:shadow>
-                              </w:rPr>
-                              <w:t>F )</w:t>
-                            </w:r>
-                            <w:proofErr w:type="gramEnd"/>
-                          </w:p>
-                        </w:txbxContent>
-                      </wps:txbx>
-                      <wps:bodyPr rot="0" spcFirstLastPara="0" vertOverflow="overflow" horzOverflow="overflow" vert="horz" wrap="square" lIns="0" tIns="0" rIns="0" bIns="0" numCol="1" spcCol="0" rtlCol="0" fromWordArt="0" anchor="t" anchorCtr="0" forceAA="0" compatLnSpc="1">
-                        <a:prstTxWarp prst="textNoShape">
-                          <a:avLst/>
-                        </a:prstTxWarp>
-                        <a:noAutofit/>
-                      </wps:bodyPr>
-                    </wps:wsp>
-                  </a:graphicData>
-                </a:graphic>
-                <wp14:sizeRelH relativeFrom="margin">
-                  <wp14:pctWidth>0</wp14:pctWidth>
-                </wp14:sizeRelH>
-                <wp14:sizeRelV relativeFrom="margin">
-                  <wp14:pctHeight>0</wp14:pctHeight>
-                </wp14:sizeRelV>
-              </wp:anchor>
-            </w:drawing>
-          </mc:Choice>
-          <mc:Fallback>
-            <w:pict>
-              <v:shape w14:anchorId="55B99035" id="_x0000_s1031" type="#_x0000_t202" style="position:absolute;margin-left:566.65pt;margin-top:167.7pt;width:55.7pt;height:13pt;z-index:251785216;visibility:visible;mso-wrap-style:square;mso-width-percent:0;mso-height-percent:0;mso-wrap-distance-left:9pt;mso-wrap-distance-top:0;mso-wrap-distance-right:9pt;mso-wrap-distance-bottom:0;mso-position-horizontal:absolute;mso-position-horizontal-relative:text;mso-position-vertical:absolute;mso-position-vertical-relative:text;mso-width-percent:0;mso-height-percent:0;mso-width-relative:margin;mso-height-relative:margin;v-text-anchor:top" o:gfxdata="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" fillcolor="white [3212]" stroked="f" strokeweight=".5pt">
-                <v:textbox inset="0,0,0,0">
-                  <w:txbxContent>
-                    <w:p>
-                      <w:pPr>
-                        <w:spacing w:after="0" w:line="160" w:lineRule="exact"/>
-                        <w:rPr>
-                          <w:b/>
-                          <w:bCs/>
-                          <w:i/>
-                          <w:iCs/>
-                          <w:sz w:val="20"/>
-                          <w:szCs w:val="20"/>
-                          <w14:shadow w14:blurRad="50800" w14:dist="50800" w14:dir="5400000" w14:sx="0" w14:sy="0" w14:kx="0" w14:ky="0" w14:algn="ctr">
-                            <w14:schemeClr w14:val="bg1"/>
-                          </w14:shadow>
-                        </w:rPr>
-                      </w:pPr>
-                      <w:r>
-                        <w:rPr>
-                          <w:rFonts w:hint="eastAsia"/>
-                          <w:b/>
-                          <w:bCs/>
-                          <w:i/>
-                          <w:iCs/>
-                          <w:sz w:val="20"/>
-                          <w:szCs w:val="20"/>
-                          <w14:shadow w14:blurRad="50800" w14:dist="50800" w14:dir="5400000" w14:sx="0" w14:sy="0" w14:kx="0" w14:ky="0" w14:algn="ctr">
-                            <w14:schemeClr w14:val="bg1"/>
-                          </w14:shadow>
-                        </w:rPr>
-                        <w:t>Z</w:t>
-                      </w:r>
-                      <w:r>
-                        <w:rPr>
-                          <w:b/>
-                          <w:bCs/>
-                          <w:i/>
-                          <w:iCs/>
-                          <w:sz w:val="20"/>
-                          <w:szCs w:val="20"/>
-                          <w14:shadow w14:blurRad="50800" w14:dist="50800" w14:dir="5400000" w14:sx="0" w14:sy="0" w14:kx="0" w14:ky="0" w14:algn="ctr">
-                            <w14:schemeClr w14:val="bg1"/>
-                          </w14:shadow>
-                        </w:rPr>
-                        <w:t xml:space="preserve"> = </w:t>
-                      </w:r>
-                      <w:proofErr w:type="gramStart"/>
-                      <w:r>
-                        <w:rPr>
-                          <w:b/>
-                          <w:bCs/>
-                          <w:i/>
-                          <w:iCs/>
-                          <w:sz w:val="20"/>
-                          <w:szCs w:val="20"/>
-                          <w14:shadow w14:blurRad="50800" w14:dist="50800" w14:dir="5400000" w14:sx="0" w14:sy="0" w14:kx="0" w14:ky="0" w14:algn="ctr">
-                            <w14:schemeClr w14:val="bg1"/>
-                          </w14:shadow>
-                        </w:rPr>
-                        <w:t>( O</w:t>
-                      </w:r>
-                      <w:proofErr w:type="gramEnd"/>
-                      <w:r>
-                        <w:rPr>
-                          <w:b/>
-                          <w:bCs/>
-                          <w:i/>
-                          <w:iCs/>
-                          <w:sz w:val="20"/>
-                          <w:szCs w:val="20"/>
-                          <w14:shadow w14:blurRad="50800" w14:dist="50800" w14:dir="5400000" w14:sx="0" w14:sy="0" w14:kx="0" w14:ky="0" w14:algn="ctr">
-                            <w14:schemeClr w14:val="bg1"/>
-                          </w14:shadow>
-                        </w:rPr>
-                        <w:t xml:space="preserve">, </w:t>
-                      </w:r>
-                      <w:proofErr w:type="gramStart"/>
-                      <w:r>
-                        <w:rPr>
-                          <w:b/>
-                          <w:bCs/>
-                          <w:i/>
-                          <w:iCs/>
-                          <w:sz w:val="20"/>
-                          <w:szCs w:val="20"/>
-                          <w14:shadow w14:blurRad="50800" w14:dist="50800" w14:dir="5400000" w14:sx="0" w14:sy="0" w14:kx="0" w14:ky="0" w14:algn="ctr">
-                            <w14:schemeClr w14:val="bg1"/>
-                          </w14:shadow>
-                        </w:rPr>
-                        <w:t>F )</w:t>
-                      </w:r>
-                      <w:proofErr w:type="gramEnd"/>
-                    </w:p>
-                  </w:txbxContent>
-                </v:textbox>
-              </v:shape>
             </w:pict>
           </mc:Fallback>
         </mc:AlternateContent>
@@ -2045,7 +2190,7 @@
                                         <pic:cNvPicPr/>
                                       </pic:nvPicPr>
                                       <pic:blipFill>
-                                        <a:blip r:embed="rId8"/>
+                                        <a:blip r:embed="rId9"/>
                                         <a:stretch>
                                           <a:fillRect/>
                                         </a:stretch>
@@ -2099,7 +2244,7 @@
                                         <pic:cNvPicPr/>
                                       </pic:nvPicPr>
                                       <pic:blipFill>
-                                        <a:blip r:embed="rId8"/>
+                                        <a:blip r:embed="rId9"/>
                                         <a:stretch>
                                           <a:fillRect/>
                                         </a:stretch>
@@ -2154,7 +2299,7 @@
                                         <pic:cNvPicPr/>
                                       </pic:nvPicPr>
                                       <pic:blipFill>
-                                        <a:blip r:embed="rId8"/>
+                                        <a:blip r:embed="rId9"/>
                                         <a:stretch>
                                           <a:fillRect/>
                                         </a:stretch>
@@ -2208,7 +2353,7 @@
                                         <pic:cNvPicPr/>
                                       </pic:nvPicPr>
                                       <pic:blipFill>
-                                        <a:blip r:embed="rId8"/>
+                                        <a:blip r:embed="rId9"/>
                                         <a:stretch>
                                           <a:fillRect/>
                                         </a:stretch>
@@ -2263,7 +2408,7 @@
                                         <pic:cNvPicPr/>
                                       </pic:nvPicPr>
                                       <pic:blipFill>
-                                        <a:blip r:embed="rId8"/>
+                                        <a:blip r:embed="rId9"/>
                                         <a:stretch>
                                           <a:fillRect/>
                                         </a:stretch>
@@ -2318,7 +2463,7 @@
                                         <pic:cNvPicPr/>
                                       </pic:nvPicPr>
                                       <pic:blipFill>
-                                        <a:blip r:embed="rId8"/>
+                                        <a:blip r:embed="rId9"/>
                                         <a:stretch>
                                           <a:fillRect/>
                                         </a:stretch>
@@ -2372,7 +2517,7 @@
                                         <pic:cNvPicPr/>
                                       </pic:nvPicPr>
                                       <pic:blipFill>
-                                        <a:blip r:embed="rId8"/>
+                                        <a:blip r:embed="rId9"/>
                                         <a:stretch>
                                           <a:fillRect/>
                                         </a:stretch>
@@ -2426,7 +2571,7 @@
                                         <pic:cNvPicPr/>
                                       </pic:nvPicPr>
                                       <pic:blipFill>
-                                        <a:blip r:embed="rId8"/>
+                                        <a:blip r:embed="rId9"/>
                                         <a:stretch>
                                           <a:fillRect/>
                                         </a:stretch>
@@ -2481,7 +2626,7 @@
                                         <pic:cNvPicPr/>
                                       </pic:nvPicPr>
                                       <pic:blipFill>
-                                        <a:blip r:embed="rId8"/>
+                                        <a:blip r:embed="rId9"/>
                                         <a:stretch>
                                           <a:fillRect/>
                                         </a:stretch>
@@ -3032,7 +3177,6 @@
                                   <w:spacing w:after="0" w:line="280" w:lineRule="exact"/>
                                   <w:jc w:val="center"/>
                                   <w:rPr>
-                                    <w:rFonts w:hint="eastAsia"/>
                                     <w:b/>
                                     <w:bCs/>
                                     <w:iCs/>
@@ -3222,7 +3366,6 @@
                                   <w:spacing w:after="0" w:line="280" w:lineRule="exact"/>
                                   <w:jc w:val="center"/>
                                   <w:rPr>
-                                    <w:rFonts w:hint="eastAsia"/>
                                     <w:b/>
                                     <w:bCs/>
                                     <w:iCs/>
@@ -3412,7 +3555,6 @@
                                   <w:spacing w:after="0" w:line="280" w:lineRule="exact"/>
                                   <w:jc w:val="center"/>
                                   <w:rPr>
-                                    <w:rFonts w:hint="eastAsia"/>
                                     <w:b/>
                                     <w:bCs/>
                                     <w:iCs/>
@@ -3602,7 +3744,6 @@
                                   <w:spacing w:after="0" w:line="280" w:lineRule="exact"/>
                                   <w:jc w:val="center"/>
                                   <w:rPr>
-                                    <w:rFonts w:hint="eastAsia"/>
                                     <w:b/>
                                     <w:bCs/>
                                     <w:iCs/>
@@ -6984,7 +7125,6 @@
                             <w:pPr>
                               <w:spacing w:after="0" w:line="160" w:lineRule="exact"/>
                               <w:rPr>
-                                <w:rFonts w:hint="eastAsia"/>
                                 <w:b/>
                                 <w:bCs/>
                                 <w:color w:val="7354A4"/>
@@ -13458,7 +13598,7 @@
                     <pic:cNvPicPr/>
                   </pic:nvPicPr>
                   <pic:blipFill>
-                    <a:blip r:embed="rId9" cstate="print">
+                    <a:blip r:embed="rId10" cstate="print">
                       <a:extLst>
                         <a:ext uri="{28A0092B-C50C-407E-A947-70E740481C1C}">
                           <a14:useLocalDpi xmlns:a14="http://schemas.microsoft.com/office/drawing/2010/main" val="0"/>
@@ -14324,7 +14464,7 @@
   <w:style w:type="paragraph" w:default="1" w:styleId="a">
     <w:name w:val="Normal"/>
     <w:qFormat/>
-    <w:rsid w:val="00BC15AF"/>
+    <w:rsid w:val="005F21ED"/>
     <w:pPr>
       <w:widowControl w:val="0"/>
     </w:pPr>

--- a/figures/oriented_signed_fdg_detail.docx
+++ b/figures/oriented_signed_fdg_detail.docx
@@ -8,51 +8,2804 @@
           <w:noProof/>
         </w:rPr>
         <mc:AlternateContent>
-          <mc:Choice Requires="wps">
+          <mc:Choice Requires="wpg">
             <w:drawing>
-              <wp:anchor distT="0" distB="0" distL="114300" distR="114300" simplePos="0" relativeHeight="251822080" behindDoc="0" locked="0" layoutInCell="1" allowOverlap="1" wp14:anchorId="3E7932D4" wp14:editId="00749822">
+              <wp:anchor distT="0" distB="0" distL="114300" distR="114300" simplePos="0" relativeHeight="251845632" behindDoc="0" locked="0" layoutInCell="1" allowOverlap="1" wp14:anchorId="6F6EA937" wp14:editId="40CE41DB">
                 <wp:simplePos x="0" y="0"/>
                 <wp:positionH relativeFrom="column">
-                  <wp:posOffset>7267381</wp:posOffset>
+                  <wp:posOffset>5768340</wp:posOffset>
                 </wp:positionH>
                 <wp:positionV relativeFrom="paragraph">
-                  <wp:posOffset>2027555</wp:posOffset>
+                  <wp:posOffset>2052664</wp:posOffset>
                 </wp:positionV>
-                <wp:extent cx="707136" cy="165100"/>
-                <wp:effectExtent l="0" t="0" r="4445" b="0"/>
+                <wp:extent cx="1861820" cy="374015"/>
+                <wp:effectExtent l="0" t="0" r="17780" b="6985"/>
                 <wp:wrapNone/>
-                <wp:docPr id="2043859549" name="文本框 5"/>
+                <wp:docPr id="1139972420" name="组合 224"/>
                 <wp:cNvGraphicFramePr/>
                 <a:graphic xmlns:a="http://schemas.openxmlformats.org/drawingml/2006/main">
-                  <a:graphicData uri="http://schemas.microsoft.com/office/word/2010/wordprocessingShape">
-                    <wps:wsp>
-                      <wps:cNvSpPr txBox="1"/>
-                      <wps:spPr>
+                  <a:graphicData uri="http://schemas.microsoft.com/office/word/2010/wordprocessingGroup">
+                    <wpg:wgp>
+                      <wpg:cNvGrpSpPr/>
+                      <wpg:grpSpPr>
                         <a:xfrm>
                           <a:off x="0" y="0"/>
-                          <a:ext cx="707136" cy="165100"/>
+                          <a:ext cx="1861820" cy="374015"/>
+                          <a:chOff x="0" y="0"/>
+                          <a:chExt cx="1861859" cy="374400"/>
                         </a:xfrm>
-                        <a:prstGeom prst="rect">
-                          <a:avLst/>
-                        </a:prstGeom>
-                        <a:solidFill>
-                          <a:schemeClr val="bg1"/>
-                        </a:solidFill>
-                        <a:ln w="6350">
-                          <a:noFill/>
-                        </a:ln>
-                      </wps:spPr>
-                      <wps:txbx>
+                      </wpg:grpSpPr>
+                      <wpg:grpSp>
+                        <wpg:cNvPr id="1466998655" name="组合 221"/>
+                        <wpg:cNvGrpSpPr/>
+                        <wpg:grpSpPr>
+                          <a:xfrm>
+                            <a:off x="1221059" y="0"/>
+                            <a:ext cx="640800" cy="373101"/>
+                            <a:chOff x="0" y="0"/>
+                            <a:chExt cx="640800" cy="373101"/>
+                          </a:xfrm>
+                        </wpg:grpSpPr>
+                        <wps:wsp>
+                          <wps:cNvPr id="2076195110" name="矩形 194"/>
+                          <wps:cNvSpPr/>
+                          <wps:spPr>
+                            <a:xfrm>
+                              <a:off x="0" y="0"/>
+                              <a:ext cx="640800" cy="373101"/>
+                            </a:xfrm>
+                            <a:prstGeom prst="rect">
+                              <a:avLst/>
+                            </a:prstGeom>
+                            <a:solidFill>
+                              <a:srgbClr val="EAF4FF"/>
+                            </a:solidFill>
+                            <a:ln>
+                              <a:solidFill>
+                                <a:schemeClr val="bg1"/>
+                              </a:solidFill>
+                            </a:ln>
+                          </wps:spPr>
+                          <wps:style>
+                            <a:lnRef idx="2">
+                              <a:schemeClr val="accent1">
+                                <a:shade val="15000"/>
+                              </a:schemeClr>
+                            </a:lnRef>
+                            <a:fillRef idx="1">
+                              <a:schemeClr val="accent1"/>
+                            </a:fillRef>
+                            <a:effectRef idx="0">
+                              <a:schemeClr val="accent1"/>
+                            </a:effectRef>
+                            <a:fontRef idx="minor">
+                              <a:schemeClr val="lt1"/>
+                            </a:fontRef>
+                          </wps:style>
+                          <wps:bodyPr rot="0" spcFirstLastPara="0" vertOverflow="overflow" horzOverflow="overflow" vert="horz" wrap="square" lIns="91440" tIns="45720" rIns="91440" bIns="45720" numCol="1" spcCol="0" rtlCol="0" fromWordArt="0" anchor="ctr" anchorCtr="0" forceAA="0" compatLnSpc="1">
+                            <a:prstTxWarp prst="textNoShape">
+                              <a:avLst/>
+                            </a:prstTxWarp>
+                            <a:noAutofit/>
+                          </wps:bodyPr>
+                        </wps:wsp>
+                        <wpg:grpSp>
+                          <wpg:cNvPr id="687448355" name="组合 219"/>
+                          <wpg:cNvGrpSpPr/>
+                          <wpg:grpSpPr>
+                            <a:xfrm>
+                              <a:off x="128239" y="150540"/>
+                              <a:ext cx="383540" cy="172083"/>
+                              <a:chOff x="0" y="-56133"/>
+                              <a:chExt cx="423631" cy="164997"/>
+                            </a:xfrm>
+                          </wpg:grpSpPr>
+                          <wps:wsp>
+                            <wps:cNvPr id="1385959060" name="矩形 195"/>
+                            <wps:cNvSpPr/>
+                            <wps:spPr>
+                              <a:xfrm>
+                                <a:off x="0" y="-56132"/>
+                                <a:ext cx="68031" cy="35562"/>
+                              </a:xfrm>
+                              <a:prstGeom prst="rect">
+                                <a:avLst/>
+                              </a:prstGeom>
+                              <a:solidFill>
+                                <a:srgbClr val="B9D7F3"/>
+                              </a:solidFill>
+                              <a:ln w="9525">
+                                <a:solidFill>
+                                  <a:srgbClr val="A3C9EE"/>
+                                </a:solidFill>
+                              </a:ln>
+                            </wps:spPr>
+                            <wps:style>
+                              <a:lnRef idx="2">
+                                <a:schemeClr val="accent1">
+                                  <a:shade val="15000"/>
+                                </a:schemeClr>
+                              </a:lnRef>
+                              <a:fillRef idx="1">
+                                <a:schemeClr val="accent1"/>
+                              </a:fillRef>
+                              <a:effectRef idx="0">
+                                <a:schemeClr val="accent1"/>
+                              </a:effectRef>
+                              <a:fontRef idx="minor">
+                                <a:schemeClr val="lt1"/>
+                              </a:fontRef>
+                            </wps:style>
+                            <wps:bodyPr rot="0" spcFirstLastPara="0" vertOverflow="overflow" horzOverflow="overflow" vert="horz" wrap="square" lIns="91440" tIns="45720" rIns="91440" bIns="45720" numCol="1" spcCol="0" rtlCol="0" fromWordArt="0" anchor="ctr" anchorCtr="0" forceAA="0" compatLnSpc="1">
+                              <a:prstTxWarp prst="textNoShape">
+                                <a:avLst/>
+                              </a:prstTxWarp>
+                              <a:noAutofit/>
+                            </wps:bodyPr>
+                          </wps:wsp>
+                          <wps:wsp>
+                            <wps:cNvPr id="98873633" name="矩形 195"/>
+                            <wps:cNvSpPr/>
+                            <wps:spPr>
+                              <a:xfrm>
+                                <a:off x="88900" y="-56133"/>
+                                <a:ext cx="68031" cy="35562"/>
+                              </a:xfrm>
+                              <a:prstGeom prst="rect">
+                                <a:avLst/>
+                              </a:prstGeom>
+                              <a:solidFill>
+                                <a:srgbClr val="EAF5FC"/>
+                              </a:solidFill>
+                              <a:ln w="9525">
+                                <a:solidFill>
+                                  <a:srgbClr val="A3C9EE"/>
+                                </a:solidFill>
+                              </a:ln>
+                            </wps:spPr>
+                            <wps:style>
+                              <a:lnRef idx="2">
+                                <a:schemeClr val="accent1">
+                                  <a:shade val="15000"/>
+                                </a:schemeClr>
+                              </a:lnRef>
+                              <a:fillRef idx="1">
+                                <a:schemeClr val="accent1"/>
+                              </a:fillRef>
+                              <a:effectRef idx="0">
+                                <a:schemeClr val="accent1"/>
+                              </a:effectRef>
+                              <a:fontRef idx="minor">
+                                <a:schemeClr val="lt1"/>
+                              </a:fontRef>
+                            </wps:style>
+                            <wps:txbx>
+                              <w:txbxContent>
+                                <w:p>
+                                  <w:pPr>
+                                    <w:jc w:val="center"/>
+                                  </w:pPr>
+                                  <w:r>
+                                    <w:t>c</w:t>
+                                  </w:r>
+                                  <w:r>
+                                    <w:rPr>
+                                      <w:noProof/>
+                                    </w:rPr>
+                                    <w:drawing>
+                                      <wp:inline distT="0" distB="0" distL="0" distR="0" wp14:anchorId="65313CF2" wp14:editId="460A6D67">
+                                        <wp:extent cx="0" cy="0"/>
+                                        <wp:effectExtent l="0" t="0" r="0" b="0"/>
+                                        <wp:docPr id="1194516333" name="图片 1"/>
+                                        <wp:cNvGraphicFramePr>
+                                          <a:graphicFrameLocks xmlns:a="http://schemas.openxmlformats.org/drawingml/2006/main" noChangeAspect="1"/>
+                                        </wp:cNvGraphicFramePr>
+                                        <a:graphic xmlns:a="http://schemas.openxmlformats.org/drawingml/2006/main">
+                                          <a:graphicData uri="http://schemas.openxmlformats.org/drawingml/2006/picture">
+                                            <pic:pic xmlns:pic="http://schemas.openxmlformats.org/drawingml/2006/picture">
+                                              <pic:nvPicPr>
+                                                <pic:cNvPr id="1165435383" name=""/>
+                                                <pic:cNvPicPr/>
+                                              </pic:nvPicPr>
+                                              <pic:blipFill>
+                                                <a:blip r:embed="rId8"/>
+                                                <a:stretch>
+                                                  <a:fillRect/>
+                                                </a:stretch>
+                                              </pic:blipFill>
+                                              <pic:spPr>
+                                                <a:xfrm>
+                                                  <a:off x="0" y="0"/>
+                                                  <a:ext cx="0" cy="0"/>
+                                                </a:xfrm>
+                                                <a:prstGeom prst="rect">
+                                                  <a:avLst/>
+                                                </a:prstGeom>
+                                              </pic:spPr>
+                                            </pic:pic>
+                                          </a:graphicData>
+                                        </a:graphic>
+                                      </wp:inline>
+                                    </w:drawing>
+                                  </w:r>
+                                </w:p>
+                              </w:txbxContent>
+                            </wps:txbx>
+                            <wps:bodyPr rot="0" spcFirstLastPara="0" vertOverflow="overflow" horzOverflow="overflow" vert="horz" wrap="square" lIns="91440" tIns="45720" rIns="91440" bIns="45720" numCol="1" spcCol="0" rtlCol="0" fromWordArt="0" anchor="ctr" anchorCtr="0" forceAA="0" compatLnSpc="1">
+                              <a:prstTxWarp prst="textNoShape">
+                                <a:avLst/>
+                              </a:prstTxWarp>
+                              <a:noAutofit/>
+                            </wps:bodyPr>
+                          </wps:wsp>
+                          <wps:wsp>
+                            <wps:cNvPr id="1035062442" name="矩形 195"/>
+                            <wps:cNvSpPr/>
+                            <wps:spPr>
+                              <a:xfrm>
+                                <a:off x="266700" y="-56130"/>
+                                <a:ext cx="68031" cy="35562"/>
+                              </a:xfrm>
+                              <a:prstGeom prst="rect">
+                                <a:avLst/>
+                              </a:prstGeom>
+                              <a:solidFill>
+                                <a:schemeClr val="bg1"/>
+                              </a:solidFill>
+                              <a:ln w="9525">
+                                <a:solidFill>
+                                  <a:srgbClr val="A3C9EE"/>
+                                </a:solidFill>
+                              </a:ln>
+                            </wps:spPr>
+                            <wps:style>
+                              <a:lnRef idx="2">
+                                <a:schemeClr val="accent1">
+                                  <a:shade val="15000"/>
+                                </a:schemeClr>
+                              </a:lnRef>
+                              <a:fillRef idx="1">
+                                <a:schemeClr val="accent1"/>
+                              </a:fillRef>
+                              <a:effectRef idx="0">
+                                <a:schemeClr val="accent1"/>
+                              </a:effectRef>
+                              <a:fontRef idx="minor">
+                                <a:schemeClr val="lt1"/>
+                              </a:fontRef>
+                            </wps:style>
+                            <wps:txbx>
+                              <w:txbxContent>
+                                <w:p>
+                                  <w:pPr>
+                                    <w:jc w:val="center"/>
+                                  </w:pPr>
+                                  <w:r>
+                                    <w:t>c</w:t>
+                                  </w:r>
+                                  <w:r>
+                                    <w:rPr>
+                                      <w:noProof/>
+                                    </w:rPr>
+                                    <w:drawing>
+                                      <wp:inline distT="0" distB="0" distL="0" distR="0" wp14:anchorId="70A4D1AE" wp14:editId="7E0CEDD4">
+                                        <wp:extent cx="0" cy="0"/>
+                                        <wp:effectExtent l="0" t="0" r="0" b="0"/>
+                                        <wp:docPr id="954048423" name="图片 1"/>
+                                        <wp:cNvGraphicFramePr>
+                                          <a:graphicFrameLocks xmlns:a="http://schemas.openxmlformats.org/drawingml/2006/main" noChangeAspect="1"/>
+                                        </wp:cNvGraphicFramePr>
+                                        <a:graphic xmlns:a="http://schemas.openxmlformats.org/drawingml/2006/main">
+                                          <a:graphicData uri="http://schemas.openxmlformats.org/drawingml/2006/picture">
+                                            <pic:pic xmlns:pic="http://schemas.openxmlformats.org/drawingml/2006/picture">
+                                              <pic:nvPicPr>
+                                                <pic:cNvPr id="1165435383" name=""/>
+                                                <pic:cNvPicPr/>
+                                              </pic:nvPicPr>
+                                              <pic:blipFill>
+                                                <a:blip r:embed="rId8"/>
+                                                <a:stretch>
+                                                  <a:fillRect/>
+                                                </a:stretch>
+                                              </pic:blipFill>
+                                              <pic:spPr>
+                                                <a:xfrm>
+                                                  <a:off x="0" y="0"/>
+                                                  <a:ext cx="0" cy="0"/>
+                                                </a:xfrm>
+                                                <a:prstGeom prst="rect">
+                                                  <a:avLst/>
+                                                </a:prstGeom>
+                                              </pic:spPr>
+                                            </pic:pic>
+                                          </a:graphicData>
+                                        </a:graphic>
+                                      </wp:inline>
+                                    </w:drawing>
+                                  </w:r>
+                                </w:p>
+                              </w:txbxContent>
+                            </wps:txbx>
+                            <wps:bodyPr rot="0" spcFirstLastPara="0" vertOverflow="overflow" horzOverflow="overflow" vert="horz" wrap="square" lIns="91440" tIns="45720" rIns="91440" bIns="45720" numCol="1" spcCol="0" rtlCol="0" fromWordArt="0" anchor="ctr" anchorCtr="0" forceAA="0" compatLnSpc="1">
+                              <a:prstTxWarp prst="textNoShape">
+                                <a:avLst/>
+                              </a:prstTxWarp>
+                              <a:noAutofit/>
+                            </wps:bodyPr>
+                          </wps:wsp>
+                          <wps:wsp>
+                            <wps:cNvPr id="1970166697" name="矩形 195"/>
+                            <wps:cNvSpPr/>
+                            <wps:spPr>
+                              <a:xfrm>
+                                <a:off x="177800" y="-56130"/>
+                                <a:ext cx="68031" cy="35562"/>
+                              </a:xfrm>
+                              <a:prstGeom prst="rect">
+                                <a:avLst/>
+                              </a:prstGeom>
+                              <a:solidFill>
+                                <a:srgbClr val="B9D7F3"/>
+                              </a:solidFill>
+                              <a:ln w="9525">
+                                <a:solidFill>
+                                  <a:srgbClr val="A3C9EE"/>
+                                </a:solidFill>
+                              </a:ln>
+                            </wps:spPr>
+                            <wps:style>
+                              <a:lnRef idx="2">
+                                <a:schemeClr val="accent1">
+                                  <a:shade val="15000"/>
+                                </a:schemeClr>
+                              </a:lnRef>
+                              <a:fillRef idx="1">
+                                <a:schemeClr val="accent1"/>
+                              </a:fillRef>
+                              <a:effectRef idx="0">
+                                <a:schemeClr val="accent1"/>
+                              </a:effectRef>
+                              <a:fontRef idx="minor">
+                                <a:schemeClr val="lt1"/>
+                              </a:fontRef>
+                            </wps:style>
+                            <wps:bodyPr rot="0" spcFirstLastPara="0" vertOverflow="overflow" horzOverflow="overflow" vert="horz" wrap="square" lIns="91440" tIns="45720" rIns="91440" bIns="45720" numCol="1" spcCol="0" rtlCol="0" fromWordArt="0" anchor="ctr" anchorCtr="0" forceAA="0" compatLnSpc="1">
+                              <a:prstTxWarp prst="textNoShape">
+                                <a:avLst/>
+                              </a:prstTxWarp>
+                              <a:noAutofit/>
+                            </wps:bodyPr>
+                          </wps:wsp>
+                          <wps:wsp>
+                            <wps:cNvPr id="166163281" name="矩形 195"/>
+                            <wps:cNvSpPr/>
+                            <wps:spPr>
+                              <a:xfrm>
+                                <a:off x="355600" y="-56130"/>
+                                <a:ext cx="68031" cy="35562"/>
+                              </a:xfrm>
+                              <a:prstGeom prst="rect">
+                                <a:avLst/>
+                              </a:prstGeom>
+                              <a:solidFill>
+                                <a:srgbClr val="D8EAFD"/>
+                              </a:solidFill>
+                              <a:ln w="9525">
+                                <a:solidFill>
+                                  <a:srgbClr val="A3C9EE"/>
+                                </a:solidFill>
+                              </a:ln>
+                            </wps:spPr>
+                            <wps:style>
+                              <a:lnRef idx="2">
+                                <a:schemeClr val="accent1">
+                                  <a:shade val="15000"/>
+                                </a:schemeClr>
+                              </a:lnRef>
+                              <a:fillRef idx="1">
+                                <a:schemeClr val="accent1"/>
+                              </a:fillRef>
+                              <a:effectRef idx="0">
+                                <a:schemeClr val="accent1"/>
+                              </a:effectRef>
+                              <a:fontRef idx="minor">
+                                <a:schemeClr val="lt1"/>
+                              </a:fontRef>
+                            </wps:style>
+                            <wps:txbx>
+                              <w:txbxContent>
+                                <w:p>
+                                  <w:pPr>
+                                    <w:jc w:val="center"/>
+                                  </w:pPr>
+                                  <w:r>
+                                    <w:t>c</w:t>
+                                  </w:r>
+                                  <w:r>
+                                    <w:rPr>
+                                      <w:noProof/>
+                                    </w:rPr>
+                                    <w:drawing>
+                                      <wp:inline distT="0" distB="0" distL="0" distR="0" wp14:anchorId="57EA9D5B" wp14:editId="5EA39B8D">
+                                        <wp:extent cx="0" cy="0"/>
+                                        <wp:effectExtent l="0" t="0" r="0" b="0"/>
+                                        <wp:docPr id="5243698" name="图片 1"/>
+                                        <wp:cNvGraphicFramePr>
+                                          <a:graphicFrameLocks xmlns:a="http://schemas.openxmlformats.org/drawingml/2006/main" noChangeAspect="1"/>
+                                        </wp:cNvGraphicFramePr>
+                                        <a:graphic xmlns:a="http://schemas.openxmlformats.org/drawingml/2006/main">
+                                          <a:graphicData uri="http://schemas.openxmlformats.org/drawingml/2006/picture">
+                                            <pic:pic xmlns:pic="http://schemas.openxmlformats.org/drawingml/2006/picture">
+                                              <pic:nvPicPr>
+                                                <pic:cNvPr id="1165435383" name=""/>
+                                                <pic:cNvPicPr/>
+                                              </pic:nvPicPr>
+                                              <pic:blipFill>
+                                                <a:blip r:embed="rId8"/>
+                                                <a:stretch>
+                                                  <a:fillRect/>
+                                                </a:stretch>
+                                              </pic:blipFill>
+                                              <pic:spPr>
+                                                <a:xfrm>
+                                                  <a:off x="0" y="0"/>
+                                                  <a:ext cx="0" cy="0"/>
+                                                </a:xfrm>
+                                                <a:prstGeom prst="rect">
+                                                  <a:avLst/>
+                                                </a:prstGeom>
+                                              </pic:spPr>
+                                            </pic:pic>
+                                          </a:graphicData>
+                                        </a:graphic>
+                                      </wp:inline>
+                                    </w:drawing>
+                                  </w:r>
+                                </w:p>
+                              </w:txbxContent>
+                            </wps:txbx>
+                            <wps:bodyPr rot="0" spcFirstLastPara="0" vertOverflow="overflow" horzOverflow="overflow" vert="horz" wrap="square" lIns="91440" tIns="45720" rIns="91440" bIns="45720" numCol="1" spcCol="0" rtlCol="0" fromWordArt="0" anchor="ctr" anchorCtr="0" forceAA="0" compatLnSpc="1">
+                              <a:prstTxWarp prst="textNoShape">
+                                <a:avLst/>
+                              </a:prstTxWarp>
+                              <a:noAutofit/>
+                            </wps:bodyPr>
+                          </wps:wsp>
+                          <wps:wsp>
+                            <wps:cNvPr id="908785708" name="矩形 195"/>
+                            <wps:cNvSpPr/>
+                            <wps:spPr>
+                              <a:xfrm>
+                                <a:off x="0" y="7369"/>
+                                <a:ext cx="67914" cy="35456"/>
+                              </a:xfrm>
+                              <a:prstGeom prst="rect">
+                                <a:avLst/>
+                              </a:prstGeom>
+                              <a:solidFill>
+                                <a:srgbClr val="EAF5FC"/>
+                              </a:solidFill>
+                              <a:ln w="9525">
+                                <a:solidFill>
+                                  <a:srgbClr val="A3C9EE"/>
+                                </a:solidFill>
+                              </a:ln>
+                            </wps:spPr>
+                            <wps:style>
+                              <a:lnRef idx="2">
+                                <a:schemeClr val="accent1">
+                                  <a:shade val="15000"/>
+                                </a:schemeClr>
+                              </a:lnRef>
+                              <a:fillRef idx="1">
+                                <a:schemeClr val="accent1"/>
+                              </a:fillRef>
+                              <a:effectRef idx="0">
+                                <a:schemeClr val="accent1"/>
+                              </a:effectRef>
+                              <a:fontRef idx="minor">
+                                <a:schemeClr val="lt1"/>
+                              </a:fontRef>
+                            </wps:style>
+                            <wps:txbx>
+                              <w:txbxContent>
+                                <w:p>
+                                  <w:pPr>
+                                    <w:jc w:val="center"/>
+                                  </w:pPr>
+                                  <w:r>
+                                    <w:t>c</w:t>
+                                  </w:r>
+                                  <w:r>
+                                    <w:rPr>
+                                      <w:noProof/>
+                                    </w:rPr>
+                                    <w:drawing>
+                                      <wp:inline distT="0" distB="0" distL="0" distR="0" wp14:anchorId="1779AA8C" wp14:editId="319089E3">
+                                        <wp:extent cx="0" cy="0"/>
+                                        <wp:effectExtent l="0" t="0" r="0" b="0"/>
+                                        <wp:docPr id="1729734513" name="图片 1"/>
+                                        <wp:cNvGraphicFramePr>
+                                          <a:graphicFrameLocks xmlns:a="http://schemas.openxmlformats.org/drawingml/2006/main" noChangeAspect="1"/>
+                                        </wp:cNvGraphicFramePr>
+                                        <a:graphic xmlns:a="http://schemas.openxmlformats.org/drawingml/2006/main">
+                                          <a:graphicData uri="http://schemas.openxmlformats.org/drawingml/2006/picture">
+                                            <pic:pic xmlns:pic="http://schemas.openxmlformats.org/drawingml/2006/picture">
+                                              <pic:nvPicPr>
+                                                <pic:cNvPr id="1165435383" name=""/>
+                                                <pic:cNvPicPr/>
+                                              </pic:nvPicPr>
+                                              <pic:blipFill>
+                                                <a:blip r:embed="rId8"/>
+                                                <a:stretch>
+                                                  <a:fillRect/>
+                                                </a:stretch>
+                                              </pic:blipFill>
+                                              <pic:spPr>
+                                                <a:xfrm>
+                                                  <a:off x="0" y="0"/>
+                                                  <a:ext cx="0" cy="0"/>
+                                                </a:xfrm>
+                                                <a:prstGeom prst="rect">
+                                                  <a:avLst/>
+                                                </a:prstGeom>
+                                              </pic:spPr>
+                                            </pic:pic>
+                                          </a:graphicData>
+                                        </a:graphic>
+                                      </wp:inline>
+                                    </w:drawing>
+                                  </w:r>
+                                </w:p>
+                              </w:txbxContent>
+                            </wps:txbx>
+                            <wps:bodyPr rot="0" spcFirstLastPara="0" vertOverflow="overflow" horzOverflow="overflow" vert="horz" wrap="square" lIns="91440" tIns="45720" rIns="91440" bIns="45720" numCol="1" spcCol="0" rtlCol="0" fromWordArt="0" anchor="ctr" anchorCtr="0" forceAA="0" compatLnSpc="1">
+                              <a:prstTxWarp prst="textNoShape">
+                                <a:avLst/>
+                              </a:prstTxWarp>
+                              <a:noAutofit/>
+                            </wps:bodyPr>
+                          </wps:wsp>
+                          <wps:wsp>
+                            <wps:cNvPr id="14562172" name="矩形 195"/>
+                            <wps:cNvSpPr/>
+                            <wps:spPr>
+                              <a:xfrm>
+                                <a:off x="88900" y="7369"/>
+                                <a:ext cx="67914" cy="35456"/>
+                              </a:xfrm>
+                              <a:prstGeom prst="rect">
+                                <a:avLst/>
+                              </a:prstGeom>
+                              <a:solidFill>
+                                <a:srgbClr val="B9D7F3"/>
+                              </a:solidFill>
+                              <a:ln w="9525">
+                                <a:solidFill>
+                                  <a:srgbClr val="A3C9EE"/>
+                                </a:solidFill>
+                              </a:ln>
+                            </wps:spPr>
+                            <wps:style>
+                              <a:lnRef idx="2">
+                                <a:schemeClr val="accent1">
+                                  <a:shade val="15000"/>
+                                </a:schemeClr>
+                              </a:lnRef>
+                              <a:fillRef idx="1">
+                                <a:schemeClr val="accent1"/>
+                              </a:fillRef>
+                              <a:effectRef idx="0">
+                                <a:schemeClr val="accent1"/>
+                              </a:effectRef>
+                              <a:fontRef idx="minor">
+                                <a:schemeClr val="lt1"/>
+                              </a:fontRef>
+                            </wps:style>
+                            <wps:bodyPr rot="0" spcFirstLastPara="0" vertOverflow="overflow" horzOverflow="overflow" vert="horz" wrap="square" lIns="91440" tIns="45720" rIns="91440" bIns="45720" numCol="1" spcCol="0" rtlCol="0" fromWordArt="0" anchor="ctr" anchorCtr="0" forceAA="0" compatLnSpc="1">
+                              <a:prstTxWarp prst="textNoShape">
+                                <a:avLst/>
+                              </a:prstTxWarp>
+                              <a:noAutofit/>
+                            </wps:bodyPr>
+                          </wps:wsp>
+                          <wps:wsp>
+                            <wps:cNvPr id="232761273" name="矩形 195"/>
+                            <wps:cNvSpPr/>
+                            <wps:spPr>
+                              <a:xfrm>
+                                <a:off x="177800" y="7369"/>
+                                <a:ext cx="67914" cy="35456"/>
+                              </a:xfrm>
+                              <a:prstGeom prst="rect">
+                                <a:avLst/>
+                              </a:prstGeom>
+                              <a:solidFill>
+                                <a:srgbClr val="EAF5FC"/>
+                              </a:solidFill>
+                              <a:ln w="9525">
+                                <a:solidFill>
+                                  <a:srgbClr val="A3C9EE"/>
+                                </a:solidFill>
+                              </a:ln>
+                            </wps:spPr>
+                            <wps:style>
+                              <a:lnRef idx="2">
+                                <a:schemeClr val="accent1">
+                                  <a:shade val="15000"/>
+                                </a:schemeClr>
+                              </a:lnRef>
+                              <a:fillRef idx="1">
+                                <a:schemeClr val="accent1"/>
+                              </a:fillRef>
+                              <a:effectRef idx="0">
+                                <a:schemeClr val="accent1"/>
+                              </a:effectRef>
+                              <a:fontRef idx="minor">
+                                <a:schemeClr val="lt1"/>
+                              </a:fontRef>
+                            </wps:style>
+                            <wps:txbx>
+                              <w:txbxContent>
+                                <w:p>
+                                  <w:pPr>
+                                    <w:jc w:val="center"/>
+                                  </w:pPr>
+                                  <w:r>
+                                    <w:t>c</w:t>
+                                  </w:r>
+                                  <w:r>
+                                    <w:rPr>
+                                      <w:noProof/>
+                                    </w:rPr>
+                                    <w:drawing>
+                                      <wp:inline distT="0" distB="0" distL="0" distR="0" wp14:anchorId="7263A80C" wp14:editId="7432B743">
+                                        <wp:extent cx="0" cy="0"/>
+                                        <wp:effectExtent l="0" t="0" r="0" b="0"/>
+                                        <wp:docPr id="1471279576" name="图片 1"/>
+                                        <wp:cNvGraphicFramePr>
+                                          <a:graphicFrameLocks xmlns:a="http://schemas.openxmlformats.org/drawingml/2006/main" noChangeAspect="1"/>
+                                        </wp:cNvGraphicFramePr>
+                                        <a:graphic xmlns:a="http://schemas.openxmlformats.org/drawingml/2006/main">
+                                          <a:graphicData uri="http://schemas.openxmlformats.org/drawingml/2006/picture">
+                                            <pic:pic xmlns:pic="http://schemas.openxmlformats.org/drawingml/2006/picture">
+                                              <pic:nvPicPr>
+                                                <pic:cNvPr id="1165435383" name=""/>
+                                                <pic:cNvPicPr/>
+                                              </pic:nvPicPr>
+                                              <pic:blipFill>
+                                                <a:blip r:embed="rId8"/>
+                                                <a:stretch>
+                                                  <a:fillRect/>
+                                                </a:stretch>
+                                              </pic:blipFill>
+                                              <pic:spPr>
+                                                <a:xfrm>
+                                                  <a:off x="0" y="0"/>
+                                                  <a:ext cx="0" cy="0"/>
+                                                </a:xfrm>
+                                                <a:prstGeom prst="rect">
+                                                  <a:avLst/>
+                                                </a:prstGeom>
+                                              </pic:spPr>
+                                            </pic:pic>
+                                          </a:graphicData>
+                                        </a:graphic>
+                                      </wp:inline>
+                                    </w:drawing>
+                                  </w:r>
+                                </w:p>
+                              </w:txbxContent>
+                            </wps:txbx>
+                            <wps:bodyPr rot="0" spcFirstLastPara="0" vertOverflow="overflow" horzOverflow="overflow" vert="horz" wrap="square" lIns="91440" tIns="45720" rIns="91440" bIns="45720" numCol="1" spcCol="0" rtlCol="0" fromWordArt="0" anchor="ctr" anchorCtr="0" forceAA="0" compatLnSpc="1">
+                              <a:prstTxWarp prst="textNoShape">
+                                <a:avLst/>
+                              </a:prstTxWarp>
+                              <a:noAutofit/>
+                            </wps:bodyPr>
+                          </wps:wsp>
+                          <wps:wsp>
+                            <wps:cNvPr id="1798357911" name="矩形 195"/>
+                            <wps:cNvSpPr/>
+                            <wps:spPr>
+                              <a:xfrm>
+                                <a:off x="266700" y="7369"/>
+                                <a:ext cx="67914" cy="35456"/>
+                              </a:xfrm>
+                              <a:prstGeom prst="rect">
+                                <a:avLst/>
+                              </a:prstGeom>
+                              <a:solidFill>
+                                <a:srgbClr val="B9D7F3"/>
+                              </a:solidFill>
+                              <a:ln w="9525">
+                                <a:solidFill>
+                                  <a:srgbClr val="A3C9EE"/>
+                                </a:solidFill>
+                              </a:ln>
+                            </wps:spPr>
+                            <wps:style>
+                              <a:lnRef idx="2">
+                                <a:schemeClr val="accent1">
+                                  <a:shade val="15000"/>
+                                </a:schemeClr>
+                              </a:lnRef>
+                              <a:fillRef idx="1">
+                                <a:schemeClr val="accent1"/>
+                              </a:fillRef>
+                              <a:effectRef idx="0">
+                                <a:schemeClr val="accent1"/>
+                              </a:effectRef>
+                              <a:fontRef idx="minor">
+                                <a:schemeClr val="lt1"/>
+                              </a:fontRef>
+                            </wps:style>
+                            <wps:bodyPr rot="0" spcFirstLastPara="0" vertOverflow="overflow" horzOverflow="overflow" vert="horz" wrap="square" lIns="91440" tIns="45720" rIns="91440" bIns="45720" numCol="1" spcCol="0" rtlCol="0" fromWordArt="0" anchor="ctr" anchorCtr="0" forceAA="0" compatLnSpc="1">
+                              <a:prstTxWarp prst="textNoShape">
+                                <a:avLst/>
+                              </a:prstTxWarp>
+                              <a:noAutofit/>
+                            </wps:bodyPr>
+                          </wps:wsp>
+                          <wps:wsp>
+                            <wps:cNvPr id="1023950260" name="矩形 195"/>
+                            <wps:cNvSpPr/>
+                            <wps:spPr>
+                              <a:xfrm>
+                                <a:off x="355600" y="7369"/>
+                                <a:ext cx="68031" cy="35562"/>
+                              </a:xfrm>
+                              <a:prstGeom prst="rect">
+                                <a:avLst/>
+                              </a:prstGeom>
+                              <a:solidFill>
+                                <a:schemeClr val="bg1"/>
+                              </a:solidFill>
+                              <a:ln w="9525">
+                                <a:solidFill>
+                                  <a:srgbClr val="A3C9EE"/>
+                                </a:solidFill>
+                              </a:ln>
+                            </wps:spPr>
+                            <wps:style>
+                              <a:lnRef idx="2">
+                                <a:schemeClr val="accent1">
+                                  <a:shade val="15000"/>
+                                </a:schemeClr>
+                              </a:lnRef>
+                              <a:fillRef idx="1">
+                                <a:schemeClr val="accent1"/>
+                              </a:fillRef>
+                              <a:effectRef idx="0">
+                                <a:schemeClr val="accent1"/>
+                              </a:effectRef>
+                              <a:fontRef idx="minor">
+                                <a:schemeClr val="lt1"/>
+                              </a:fontRef>
+                            </wps:style>
+                            <wps:txbx>
+                              <w:txbxContent>
+                                <w:p>
+                                  <w:pPr>
+                                    <w:jc w:val="center"/>
+                                  </w:pPr>
+                                  <w:r>
+                                    <w:t>c</w:t>
+                                  </w:r>
+                                  <w:r>
+                                    <w:rPr>
+                                      <w:noProof/>
+                                    </w:rPr>
+                                    <w:drawing>
+                                      <wp:inline distT="0" distB="0" distL="0" distR="0" wp14:anchorId="5D8F3EA7" wp14:editId="5B6375B7">
+                                        <wp:extent cx="0" cy="0"/>
+                                        <wp:effectExtent l="0" t="0" r="0" b="0"/>
+                                        <wp:docPr id="2061173009" name="图片 1"/>
+                                        <wp:cNvGraphicFramePr>
+                                          <a:graphicFrameLocks xmlns:a="http://schemas.openxmlformats.org/drawingml/2006/main" noChangeAspect="1"/>
+                                        </wp:cNvGraphicFramePr>
+                                        <a:graphic xmlns:a="http://schemas.openxmlformats.org/drawingml/2006/main">
+                                          <a:graphicData uri="http://schemas.openxmlformats.org/drawingml/2006/picture">
+                                            <pic:pic xmlns:pic="http://schemas.openxmlformats.org/drawingml/2006/picture">
+                                              <pic:nvPicPr>
+                                                <pic:cNvPr id="1165435383" name=""/>
+                                                <pic:cNvPicPr/>
+                                              </pic:nvPicPr>
+                                              <pic:blipFill>
+                                                <a:blip r:embed="rId8"/>
+                                                <a:stretch>
+                                                  <a:fillRect/>
+                                                </a:stretch>
+                                              </pic:blipFill>
+                                              <pic:spPr>
+                                                <a:xfrm>
+                                                  <a:off x="0" y="0"/>
+                                                  <a:ext cx="0" cy="0"/>
+                                                </a:xfrm>
+                                                <a:prstGeom prst="rect">
+                                                  <a:avLst/>
+                                                </a:prstGeom>
+                                              </pic:spPr>
+                                            </pic:pic>
+                                          </a:graphicData>
+                                        </a:graphic>
+                                      </wp:inline>
+                                    </w:drawing>
+                                  </w:r>
+                                </w:p>
+                              </w:txbxContent>
+                            </wps:txbx>
+                            <wps:bodyPr rot="0" spcFirstLastPara="0" vertOverflow="overflow" horzOverflow="overflow" vert="horz" wrap="square" lIns="91440" tIns="45720" rIns="91440" bIns="45720" numCol="1" spcCol="0" rtlCol="0" fromWordArt="0" anchor="ctr" anchorCtr="0" forceAA="0" compatLnSpc="1">
+                              <a:prstTxWarp prst="textNoShape">
+                                <a:avLst/>
+                              </a:prstTxWarp>
+                              <a:noAutofit/>
+                            </wps:bodyPr>
+                          </wps:wsp>
+                          <wps:wsp>
+                            <wps:cNvPr id="218827132" name="矩形 195"/>
+                            <wps:cNvSpPr/>
+                            <wps:spPr>
+                              <a:xfrm>
+                                <a:off x="0" y="70863"/>
+                                <a:ext cx="68031" cy="35562"/>
+                              </a:xfrm>
+                              <a:prstGeom prst="rect">
+                                <a:avLst/>
+                              </a:prstGeom>
+                              <a:solidFill>
+                                <a:schemeClr val="bg1"/>
+                              </a:solidFill>
+                              <a:ln w="9525">
+                                <a:solidFill>
+                                  <a:srgbClr val="A3C9EE"/>
+                                </a:solidFill>
+                              </a:ln>
+                            </wps:spPr>
+                            <wps:style>
+                              <a:lnRef idx="2">
+                                <a:schemeClr val="accent1">
+                                  <a:shade val="15000"/>
+                                </a:schemeClr>
+                              </a:lnRef>
+                              <a:fillRef idx="1">
+                                <a:schemeClr val="accent1"/>
+                              </a:fillRef>
+                              <a:effectRef idx="0">
+                                <a:schemeClr val="accent1"/>
+                              </a:effectRef>
+                              <a:fontRef idx="minor">
+                                <a:schemeClr val="lt1"/>
+                              </a:fontRef>
+                            </wps:style>
+                            <wps:txbx>
+                              <w:txbxContent>
+                                <w:p>
+                                  <w:pPr>
+                                    <w:jc w:val="center"/>
+                                  </w:pPr>
+                                  <w:r>
+                                    <w:t>c</w:t>
+                                  </w:r>
+                                  <w:r>
+                                    <w:rPr>
+                                      <w:noProof/>
+                                    </w:rPr>
+                                    <w:drawing>
+                                      <wp:inline distT="0" distB="0" distL="0" distR="0" wp14:anchorId="0C3E0D44" wp14:editId="438FAF03">
+                                        <wp:extent cx="0" cy="0"/>
+                                        <wp:effectExtent l="0" t="0" r="0" b="0"/>
+                                        <wp:docPr id="150602797" name="图片 1"/>
+                                        <wp:cNvGraphicFramePr>
+                                          <a:graphicFrameLocks xmlns:a="http://schemas.openxmlformats.org/drawingml/2006/main" noChangeAspect="1"/>
+                                        </wp:cNvGraphicFramePr>
+                                        <a:graphic xmlns:a="http://schemas.openxmlformats.org/drawingml/2006/main">
+                                          <a:graphicData uri="http://schemas.openxmlformats.org/drawingml/2006/picture">
+                                            <pic:pic xmlns:pic="http://schemas.openxmlformats.org/drawingml/2006/picture">
+                                              <pic:nvPicPr>
+                                                <pic:cNvPr id="1165435383" name=""/>
+                                                <pic:cNvPicPr/>
+                                              </pic:nvPicPr>
+                                              <pic:blipFill>
+                                                <a:blip r:embed="rId8"/>
+                                                <a:stretch>
+                                                  <a:fillRect/>
+                                                </a:stretch>
+                                              </pic:blipFill>
+                                              <pic:spPr>
+                                                <a:xfrm>
+                                                  <a:off x="0" y="0"/>
+                                                  <a:ext cx="0" cy="0"/>
+                                                </a:xfrm>
+                                                <a:prstGeom prst="rect">
+                                                  <a:avLst/>
+                                                </a:prstGeom>
+                                              </pic:spPr>
+                                            </pic:pic>
+                                          </a:graphicData>
+                                        </a:graphic>
+                                      </wp:inline>
+                                    </w:drawing>
+                                  </w:r>
+                                </w:p>
+                              </w:txbxContent>
+                            </wps:txbx>
+                            <wps:bodyPr rot="0" spcFirstLastPara="0" vertOverflow="overflow" horzOverflow="overflow" vert="horz" wrap="square" lIns="91440" tIns="45720" rIns="91440" bIns="45720" numCol="1" spcCol="0" rtlCol="0" fromWordArt="0" anchor="ctr" anchorCtr="0" forceAA="0" compatLnSpc="1">
+                              <a:prstTxWarp prst="textNoShape">
+                                <a:avLst/>
+                              </a:prstTxWarp>
+                              <a:noAutofit/>
+                            </wps:bodyPr>
+                          </wps:wsp>
+                          <wps:wsp>
+                            <wps:cNvPr id="1504444788" name="矩形 195"/>
+                            <wps:cNvSpPr/>
+                            <wps:spPr>
+                              <a:xfrm>
+                                <a:off x="88900" y="70863"/>
+                                <a:ext cx="68031" cy="35562"/>
+                              </a:xfrm>
+                              <a:prstGeom prst="rect">
+                                <a:avLst/>
+                              </a:prstGeom>
+                              <a:solidFill>
+                                <a:srgbClr val="EAF5FC"/>
+                              </a:solidFill>
+                              <a:ln w="9525">
+                                <a:solidFill>
+                                  <a:srgbClr val="A3C9EE"/>
+                                </a:solidFill>
+                              </a:ln>
+                            </wps:spPr>
+                            <wps:style>
+                              <a:lnRef idx="2">
+                                <a:schemeClr val="accent1">
+                                  <a:shade val="15000"/>
+                                </a:schemeClr>
+                              </a:lnRef>
+                              <a:fillRef idx="1">
+                                <a:schemeClr val="accent1"/>
+                              </a:fillRef>
+                              <a:effectRef idx="0">
+                                <a:schemeClr val="accent1"/>
+                              </a:effectRef>
+                              <a:fontRef idx="minor">
+                                <a:schemeClr val="lt1"/>
+                              </a:fontRef>
+                            </wps:style>
+                            <wps:txbx>
+                              <w:txbxContent>
+                                <w:p>
+                                  <w:pPr>
+                                    <w:jc w:val="center"/>
+                                  </w:pPr>
+                                  <w:r>
+                                    <w:t>c</w:t>
+                                  </w:r>
+                                  <w:r>
+                                    <w:rPr>
+                                      <w:noProof/>
+                                    </w:rPr>
+                                    <w:drawing>
+                                      <wp:inline distT="0" distB="0" distL="0" distR="0" wp14:anchorId="182FAF90" wp14:editId="786EDB76">
+                                        <wp:extent cx="0" cy="0"/>
+                                        <wp:effectExtent l="0" t="0" r="0" b="0"/>
+                                        <wp:docPr id="1848344768" name="图片 1"/>
+                                        <wp:cNvGraphicFramePr>
+                                          <a:graphicFrameLocks xmlns:a="http://schemas.openxmlformats.org/drawingml/2006/main" noChangeAspect="1"/>
+                                        </wp:cNvGraphicFramePr>
+                                        <a:graphic xmlns:a="http://schemas.openxmlformats.org/drawingml/2006/main">
+                                          <a:graphicData uri="http://schemas.openxmlformats.org/drawingml/2006/picture">
+                                            <pic:pic xmlns:pic="http://schemas.openxmlformats.org/drawingml/2006/picture">
+                                              <pic:nvPicPr>
+                                                <pic:cNvPr id="1165435383" name=""/>
+                                                <pic:cNvPicPr/>
+                                              </pic:nvPicPr>
+                                              <pic:blipFill>
+                                                <a:blip r:embed="rId8"/>
+                                                <a:stretch>
+                                                  <a:fillRect/>
+                                                </a:stretch>
+                                              </pic:blipFill>
+                                              <pic:spPr>
+                                                <a:xfrm>
+                                                  <a:off x="0" y="0"/>
+                                                  <a:ext cx="0" cy="0"/>
+                                                </a:xfrm>
+                                                <a:prstGeom prst="rect">
+                                                  <a:avLst/>
+                                                </a:prstGeom>
+                                              </pic:spPr>
+                                            </pic:pic>
+                                          </a:graphicData>
+                                        </a:graphic>
+                                      </wp:inline>
+                                    </w:drawing>
+                                  </w:r>
+                                </w:p>
+                              </w:txbxContent>
+                            </wps:txbx>
+                            <wps:bodyPr rot="0" spcFirstLastPara="0" vertOverflow="overflow" horzOverflow="overflow" vert="horz" wrap="square" lIns="91440" tIns="45720" rIns="91440" bIns="45720" numCol="1" spcCol="0" rtlCol="0" fromWordArt="0" anchor="ctr" anchorCtr="0" forceAA="0" compatLnSpc="1">
+                              <a:prstTxWarp prst="textNoShape">
+                                <a:avLst/>
+                              </a:prstTxWarp>
+                              <a:noAutofit/>
+                            </wps:bodyPr>
+                          </wps:wsp>
+                          <wps:wsp>
+                            <wps:cNvPr id="1540351708" name="矩形 195"/>
+                            <wps:cNvSpPr/>
+                            <wps:spPr>
+                              <a:xfrm>
+                                <a:off x="177800" y="70863"/>
+                                <a:ext cx="68031" cy="35562"/>
+                              </a:xfrm>
+                              <a:prstGeom prst="rect">
+                                <a:avLst/>
+                              </a:prstGeom>
+                              <a:solidFill>
+                                <a:srgbClr val="B9D7F3"/>
+                              </a:solidFill>
+                              <a:ln w="9525">
+                                <a:solidFill>
+                                  <a:srgbClr val="A3C9EE"/>
+                                </a:solidFill>
+                              </a:ln>
+                            </wps:spPr>
+                            <wps:style>
+                              <a:lnRef idx="2">
+                                <a:schemeClr val="accent1">
+                                  <a:shade val="15000"/>
+                                </a:schemeClr>
+                              </a:lnRef>
+                              <a:fillRef idx="1">
+                                <a:schemeClr val="accent1"/>
+                              </a:fillRef>
+                              <a:effectRef idx="0">
+                                <a:schemeClr val="accent1"/>
+                              </a:effectRef>
+                              <a:fontRef idx="minor">
+                                <a:schemeClr val="lt1"/>
+                              </a:fontRef>
+                            </wps:style>
+                            <wps:bodyPr rot="0" spcFirstLastPara="0" vertOverflow="overflow" horzOverflow="overflow" vert="horz" wrap="square" lIns="91440" tIns="45720" rIns="91440" bIns="45720" numCol="1" spcCol="0" rtlCol="0" fromWordArt="0" anchor="ctr" anchorCtr="0" forceAA="0" compatLnSpc="1">
+                              <a:prstTxWarp prst="textNoShape">
+                                <a:avLst/>
+                              </a:prstTxWarp>
+                              <a:noAutofit/>
+                            </wps:bodyPr>
+                          </wps:wsp>
+                          <wps:wsp>
+                            <wps:cNvPr id="256706813" name="矩形 195"/>
+                            <wps:cNvSpPr/>
+                            <wps:spPr>
+                              <a:xfrm>
+                                <a:off x="266700" y="73408"/>
+                                <a:ext cx="67914" cy="35456"/>
+                              </a:xfrm>
+                              <a:prstGeom prst="rect">
+                                <a:avLst/>
+                              </a:prstGeom>
+                              <a:solidFill>
+                                <a:srgbClr val="EAF5FC"/>
+                              </a:solidFill>
+                              <a:ln w="9525">
+                                <a:solidFill>
+                                  <a:srgbClr val="A3C9EE"/>
+                                </a:solidFill>
+                              </a:ln>
+                            </wps:spPr>
+                            <wps:style>
+                              <a:lnRef idx="2">
+                                <a:schemeClr val="accent1">
+                                  <a:shade val="15000"/>
+                                </a:schemeClr>
+                              </a:lnRef>
+                              <a:fillRef idx="1">
+                                <a:schemeClr val="accent1"/>
+                              </a:fillRef>
+                              <a:effectRef idx="0">
+                                <a:schemeClr val="accent1"/>
+                              </a:effectRef>
+                              <a:fontRef idx="minor">
+                                <a:schemeClr val="lt1"/>
+                              </a:fontRef>
+                            </wps:style>
+                            <wps:txbx>
+                              <w:txbxContent>
+                                <w:p>
+                                  <w:pPr>
+                                    <w:jc w:val="center"/>
+                                  </w:pPr>
+                                  <w:r>
+                                    <w:t>c</w:t>
+                                  </w:r>
+                                  <w:r>
+                                    <w:rPr>
+                                      <w:noProof/>
+                                    </w:rPr>
+                                    <w:drawing>
+                                      <wp:inline distT="0" distB="0" distL="0" distR="0" wp14:anchorId="555DF290" wp14:editId="102F59E1">
+                                        <wp:extent cx="0" cy="0"/>
+                                        <wp:effectExtent l="0" t="0" r="0" b="0"/>
+                                        <wp:docPr id="40000401" name="图片 1"/>
+                                        <wp:cNvGraphicFramePr>
+                                          <a:graphicFrameLocks xmlns:a="http://schemas.openxmlformats.org/drawingml/2006/main" noChangeAspect="1"/>
+                                        </wp:cNvGraphicFramePr>
+                                        <a:graphic xmlns:a="http://schemas.openxmlformats.org/drawingml/2006/main">
+                                          <a:graphicData uri="http://schemas.openxmlformats.org/drawingml/2006/picture">
+                                            <pic:pic xmlns:pic="http://schemas.openxmlformats.org/drawingml/2006/picture">
+                                              <pic:nvPicPr>
+                                                <pic:cNvPr id="1165435383" name=""/>
+                                                <pic:cNvPicPr/>
+                                              </pic:nvPicPr>
+                                              <pic:blipFill>
+                                                <a:blip r:embed="rId8"/>
+                                                <a:stretch>
+                                                  <a:fillRect/>
+                                                </a:stretch>
+                                              </pic:blipFill>
+                                              <pic:spPr>
+                                                <a:xfrm>
+                                                  <a:off x="0" y="0"/>
+                                                  <a:ext cx="0" cy="0"/>
+                                                </a:xfrm>
+                                                <a:prstGeom prst="rect">
+                                                  <a:avLst/>
+                                                </a:prstGeom>
+                                              </pic:spPr>
+                                            </pic:pic>
+                                          </a:graphicData>
+                                        </a:graphic>
+                                      </wp:inline>
+                                    </w:drawing>
+                                  </w:r>
+                                </w:p>
+                              </w:txbxContent>
+                            </wps:txbx>
+                            <wps:bodyPr rot="0" spcFirstLastPara="0" vertOverflow="overflow" horzOverflow="overflow" vert="horz" wrap="square" lIns="91440" tIns="45720" rIns="91440" bIns="45720" numCol="1" spcCol="0" rtlCol="0" fromWordArt="0" anchor="ctr" anchorCtr="0" forceAA="0" compatLnSpc="1">
+                              <a:prstTxWarp prst="textNoShape">
+                                <a:avLst/>
+                              </a:prstTxWarp>
+                              <a:noAutofit/>
+                            </wps:bodyPr>
+                          </wps:wsp>
+                          <wps:wsp>
+                            <wps:cNvPr id="155655874" name="矩形 195"/>
+                            <wps:cNvSpPr/>
+                            <wps:spPr>
+                              <a:xfrm>
+                                <a:off x="355600" y="70868"/>
+                                <a:ext cx="68031" cy="35562"/>
+                              </a:xfrm>
+                              <a:prstGeom prst="rect">
+                                <a:avLst/>
+                              </a:prstGeom>
+                              <a:solidFill>
+                                <a:srgbClr val="B9D7F3"/>
+                              </a:solidFill>
+                              <a:ln w="9525">
+                                <a:solidFill>
+                                  <a:srgbClr val="A3C9EE"/>
+                                </a:solidFill>
+                              </a:ln>
+                            </wps:spPr>
+                            <wps:style>
+                              <a:lnRef idx="2">
+                                <a:schemeClr val="accent1">
+                                  <a:shade val="15000"/>
+                                </a:schemeClr>
+                              </a:lnRef>
+                              <a:fillRef idx="1">
+                                <a:schemeClr val="accent1"/>
+                              </a:fillRef>
+                              <a:effectRef idx="0">
+                                <a:schemeClr val="accent1"/>
+                              </a:effectRef>
+                              <a:fontRef idx="minor">
+                                <a:schemeClr val="lt1"/>
+                              </a:fontRef>
+                            </wps:style>
+                            <wps:bodyPr rot="0" spcFirstLastPara="0" vertOverflow="overflow" horzOverflow="overflow" vert="horz" wrap="square" lIns="91440" tIns="45720" rIns="91440" bIns="45720" numCol="1" spcCol="0" rtlCol="0" fromWordArt="0" anchor="ctr" anchorCtr="0" forceAA="0" compatLnSpc="1">
+                              <a:prstTxWarp prst="textNoShape">
+                                <a:avLst/>
+                              </a:prstTxWarp>
+                              <a:noAutofit/>
+                            </wps:bodyPr>
+                          </wps:wsp>
+                        </wpg:grpSp>
+                        <wps:wsp>
+                          <wps:cNvPr id="70641060" name="文本框 5"/>
+                          <wps:cNvSpPr txBox="1"/>
+                          <wps:spPr>
+                            <a:xfrm>
+                              <a:off x="52961" y="13939"/>
+                              <a:ext cx="536699" cy="117088"/>
+                            </a:xfrm>
+                            <a:prstGeom prst="rect">
+                              <a:avLst/>
+                            </a:prstGeom>
+                            <a:solidFill>
+                              <a:srgbClr val="EAF5FF"/>
+                            </a:solidFill>
+                            <a:ln w="6350">
+                              <a:noFill/>
+                            </a:ln>
+                          </wps:spPr>
+                          <wps:txbx>
+                            <w:txbxContent>
+                              <w:p>
+                                <w:pPr>
+                                  <w:spacing w:after="0" w:line="160" w:lineRule="exact"/>
+                                  <w:jc w:val="center"/>
+                                  <w:rPr>
+                                    <w:b/>
+                                    <w:bCs/>
+                                    <w:sz w:val="12"/>
+                                    <w:szCs w:val="12"/>
+                                    <w14:shadow w14:blurRad="50800" w14:dist="50800" w14:dir="5400000" w14:sx="0" w14:sy="0" w14:kx="0" w14:ky="0" w14:algn="ctr">
+                                      <w14:schemeClr w14:val="bg1"/>
+                                    </w14:shadow>
+                                  </w:rPr>
+                                </w:pPr>
+                                <w:r>
+                                  <w:rPr>
+                                    <w:b/>
+                                    <w:bCs/>
+                                    <w:sz w:val="12"/>
+                                    <w:szCs w:val="12"/>
+                                    <w14:shadow w14:blurRad="50800" w14:dist="50800" w14:dir="5400000" w14:sx="0" w14:sy="0" w14:kx="0" w14:ky="0" w14:algn="ctr">
+                                      <w14:schemeClr w14:val="bg1"/>
+                                    </w14:shadow>
+                                  </w:rPr>
+                                  <w:t>l</w:t>
+                                </w:r>
+                                <w:r>
+                                  <w:rPr>
+                                    <w:b/>
+                                    <w:bCs/>
+                                    <w:sz w:val="12"/>
+                                    <w:szCs w:val="12"/>
+                                    <w14:shadow w14:blurRad="50800" w14:dist="50800" w14:dir="5400000" w14:sx="0" w14:sy="0" w14:kx="0" w14:ky="0" w14:algn="ctr">
+                                      <w14:schemeClr w14:val="bg1"/>
+                                    </w14:shadow>
+                                  </w:rPr>
+                                  <w:t>ocal feature F</w:t>
+                                </w:r>
+                              </w:p>
+                            </w:txbxContent>
+                          </wps:txbx>
+                          <wps:bodyPr rot="0" spcFirstLastPara="0" vertOverflow="overflow" horzOverflow="overflow" vert="horz" wrap="square" lIns="0" tIns="0" rIns="0" bIns="0" numCol="1" spcCol="0" rtlCol="0" fromWordArt="0" anchor="t" anchorCtr="0" forceAA="0" compatLnSpc="1">
+                            <a:prstTxWarp prst="textNoShape">
+                              <a:avLst/>
+                            </a:prstTxWarp>
+                            <a:noAutofit/>
+                          </wps:bodyPr>
+                        </wps:wsp>
+                      </wpg:grpSp>
+                      <wpg:grpSp>
+                        <wpg:cNvPr id="1725645914" name="组合 223"/>
+                        <wpg:cNvGrpSpPr/>
+                        <wpg:grpSpPr>
+                          <a:xfrm>
+                            <a:off x="0" y="0"/>
+                            <a:ext cx="640917" cy="374400"/>
+                            <a:chOff x="0" y="0"/>
+                            <a:chExt cx="640917" cy="374400"/>
+                          </a:xfrm>
+                        </wpg:grpSpPr>
+                        <wps:wsp>
+                          <wps:cNvPr id="1337719809" name="矩形 194"/>
+                          <wps:cNvSpPr/>
+                          <wps:spPr>
+                            <a:xfrm>
+                              <a:off x="0" y="0"/>
+                              <a:ext cx="640917" cy="374400"/>
+                            </a:xfrm>
+                            <a:prstGeom prst="rect">
+                              <a:avLst/>
+                            </a:prstGeom>
+                            <a:solidFill>
+                              <a:srgbClr val="EEF9F6"/>
+                            </a:solidFill>
+                            <a:ln>
+                              <a:solidFill>
+                                <a:schemeClr val="bg1"/>
+                              </a:solidFill>
+                            </a:ln>
+                          </wps:spPr>
+                          <wps:style>
+                            <a:lnRef idx="2">
+                              <a:schemeClr val="accent1">
+                                <a:shade val="15000"/>
+                              </a:schemeClr>
+                            </a:lnRef>
+                            <a:fillRef idx="1">
+                              <a:schemeClr val="accent1"/>
+                            </a:fillRef>
+                            <a:effectRef idx="0">
+                              <a:schemeClr val="accent1"/>
+                            </a:effectRef>
+                            <a:fontRef idx="minor">
+                              <a:schemeClr val="lt1"/>
+                            </a:fontRef>
+                          </wps:style>
+                          <wps:bodyPr rot="0" spcFirstLastPara="0" vertOverflow="overflow" horzOverflow="overflow" vert="horz" wrap="square" lIns="91440" tIns="45720" rIns="91440" bIns="45720" numCol="1" spcCol="0" rtlCol="0" fromWordArt="0" anchor="ctr" anchorCtr="0" forceAA="0" compatLnSpc="1">
+                            <a:prstTxWarp prst="textNoShape">
+                              <a:avLst/>
+                            </a:prstTxWarp>
+                            <a:noAutofit/>
+                          </wps:bodyPr>
+                        </wps:wsp>
+                        <wpg:grpSp>
+                          <wpg:cNvPr id="1258446194" name="组合 222"/>
+                          <wpg:cNvGrpSpPr/>
+                          <wpg:grpSpPr>
+                            <a:xfrm>
+                              <a:off x="11152" y="0"/>
+                              <a:ext cx="618490" cy="322797"/>
+                              <a:chOff x="0" y="0"/>
+                              <a:chExt cx="618490" cy="322797"/>
+                            </a:xfrm>
+                          </wpg:grpSpPr>
+                          <wpg:grpSp>
+                            <wpg:cNvPr id="2103067891" name="组合 220"/>
+                            <wpg:cNvGrpSpPr/>
+                            <wpg:grpSpPr>
+                              <a:xfrm>
+                                <a:off x="206297" y="131027"/>
+                                <a:ext cx="203200" cy="191770"/>
+                                <a:chOff x="0" y="0"/>
+                                <a:chExt cx="280280" cy="277495"/>
+                              </a:xfrm>
+                            </wpg:grpSpPr>
+                            <wps:wsp>
+                              <wps:cNvPr id="265015666" name="矩形 195"/>
+                              <wps:cNvSpPr/>
+                              <wps:spPr>
+                                <a:xfrm>
+                                  <a:off x="0" y="0"/>
+                                  <a:ext cx="72000" cy="72000"/>
+                                </a:xfrm>
+                                <a:prstGeom prst="rect">
+                                  <a:avLst/>
+                                </a:prstGeom>
+                                <a:solidFill>
+                                  <a:srgbClr val="F9FCFB"/>
+                                </a:solidFill>
+                                <a:ln w="9525">
+                                  <a:solidFill>
+                                    <a:srgbClr val="74B0AB"/>
+                                  </a:solidFill>
+                                </a:ln>
+                              </wps:spPr>
+                              <wps:style>
+                                <a:lnRef idx="2">
+                                  <a:schemeClr val="accent1">
+                                    <a:shade val="15000"/>
+                                  </a:schemeClr>
+                                </a:lnRef>
+                                <a:fillRef idx="1">
+                                  <a:schemeClr val="accent1"/>
+                                </a:fillRef>
+                                <a:effectRef idx="0">
+                                  <a:schemeClr val="accent1"/>
+                                </a:effectRef>
+                                <a:fontRef idx="minor">
+                                  <a:schemeClr val="lt1"/>
+                                </a:fontRef>
+                              </wps:style>
+                              <wps:bodyPr rot="0" spcFirstLastPara="0" vertOverflow="overflow" horzOverflow="overflow" vert="horz" wrap="square" lIns="91440" tIns="45720" rIns="91440" bIns="45720" numCol="1" spcCol="0" rtlCol="0" fromWordArt="0" anchor="ctr" anchorCtr="0" forceAA="0" compatLnSpc="1">
+                                <a:prstTxWarp prst="textNoShape">
+                                  <a:avLst/>
+                                </a:prstTxWarp>
+                                <a:noAutofit/>
+                              </wps:bodyPr>
+                            </wps:wsp>
+                            <wps:wsp>
+                              <wps:cNvPr id="2044733223" name="矩形 195"/>
+                              <wps:cNvSpPr/>
+                              <wps:spPr>
+                                <a:xfrm>
+                                  <a:off x="104140" y="203200"/>
+                                  <a:ext cx="72000" cy="72000"/>
+                                </a:xfrm>
+                                <a:prstGeom prst="rect">
+                                  <a:avLst/>
+                                </a:prstGeom>
+                                <a:solidFill>
+                                  <a:srgbClr val="218079"/>
+                                </a:solidFill>
+                                <a:ln w="9525">
+                                  <a:solidFill>
+                                    <a:srgbClr val="74B0AB"/>
+                                  </a:solidFill>
+                                </a:ln>
+                              </wps:spPr>
+                              <wps:style>
+                                <a:lnRef idx="2">
+                                  <a:schemeClr val="accent1">
+                                    <a:shade val="15000"/>
+                                  </a:schemeClr>
+                                </a:lnRef>
+                                <a:fillRef idx="1">
+                                  <a:schemeClr val="accent1"/>
+                                </a:fillRef>
+                                <a:effectRef idx="0">
+                                  <a:schemeClr val="accent1"/>
+                                </a:effectRef>
+                                <a:fontRef idx="minor">
+                                  <a:schemeClr val="lt1"/>
+                                </a:fontRef>
+                              </wps:style>
+                              <wps:txbx>
+                                <w:txbxContent>
+                                  <w:p>
+                                    <w:pPr>
+                                      <w:jc w:val="center"/>
+                                    </w:pPr>
+                                    <w:r>
+                                      <w:t>c</w:t>
+                                    </w:r>
+                                    <w:r>
+                                      <w:rPr>
+                                        <w:noProof/>
+                                      </w:rPr>
+                                      <w:drawing>
+                                        <wp:inline distT="0" distB="0" distL="0" distR="0" wp14:anchorId="206BF3B5" wp14:editId="68713D72">
+                                          <wp:extent cx="0" cy="0"/>
+                                          <wp:effectExtent l="0" t="0" r="0" b="0"/>
+                                          <wp:docPr id="659357081" name="图片 1"/>
+                                          <wp:cNvGraphicFramePr>
+                                            <a:graphicFrameLocks xmlns:a="http://schemas.openxmlformats.org/drawingml/2006/main" noChangeAspect="1"/>
+                                          </wp:cNvGraphicFramePr>
+                                          <a:graphic xmlns:a="http://schemas.openxmlformats.org/drawingml/2006/main">
+                                            <a:graphicData uri="http://schemas.openxmlformats.org/drawingml/2006/picture">
+                                              <pic:pic xmlns:pic="http://schemas.openxmlformats.org/drawingml/2006/picture">
+                                                <pic:nvPicPr>
+                                                  <pic:cNvPr id="1165435383" name=""/>
+                                                  <pic:cNvPicPr/>
+                                                </pic:nvPicPr>
+                                                <pic:blipFill>
+                                                  <a:blip r:embed="rId8"/>
+                                                  <a:stretch>
+                                                    <a:fillRect/>
+                                                  </a:stretch>
+                                                </pic:blipFill>
+                                                <pic:spPr>
+                                                  <a:xfrm>
+                                                    <a:off x="0" y="0"/>
+                                                    <a:ext cx="0" cy="0"/>
+                                                  </a:xfrm>
+                                                  <a:prstGeom prst="rect">
+                                                    <a:avLst/>
+                                                  </a:prstGeom>
+                                                </pic:spPr>
+                                              </pic:pic>
+                                            </a:graphicData>
+                                          </a:graphic>
+                                        </wp:inline>
+                                      </w:drawing>
+                                    </w:r>
+                                  </w:p>
+                                </w:txbxContent>
+                              </wps:txbx>
+                              <wps:bodyPr rot="0" spcFirstLastPara="0" vertOverflow="overflow" horzOverflow="overflow" vert="horz" wrap="square" lIns="91440" tIns="45720" rIns="91440" bIns="45720" numCol="1" spcCol="0" rtlCol="0" fromWordArt="0" anchor="ctr" anchorCtr="0" forceAA="0" compatLnSpc="1">
+                                <a:prstTxWarp prst="textNoShape">
+                                  <a:avLst/>
+                                </a:prstTxWarp>
+                                <a:noAutofit/>
+                              </wps:bodyPr>
+                            </wps:wsp>
+                            <wps:wsp>
+                              <wps:cNvPr id="386405880" name="矩形 195"/>
+                              <wps:cNvSpPr/>
+                              <wps:spPr>
+                                <a:xfrm>
+                                  <a:off x="208280" y="101600"/>
+                                  <a:ext cx="72000" cy="72000"/>
+                                </a:xfrm>
+                                <a:prstGeom prst="rect">
+                                  <a:avLst/>
+                                </a:prstGeom>
+                                <a:solidFill>
+                                  <a:srgbClr val="F9FCFB"/>
+                                </a:solidFill>
+                                <a:ln w="9525">
+                                  <a:solidFill>
+                                    <a:srgbClr val="74B0AB"/>
+                                  </a:solidFill>
+                                </a:ln>
+                              </wps:spPr>
+                              <wps:style>
+                                <a:lnRef idx="2">
+                                  <a:schemeClr val="accent1">
+                                    <a:shade val="15000"/>
+                                  </a:schemeClr>
+                                </a:lnRef>
+                                <a:fillRef idx="1">
+                                  <a:schemeClr val="accent1"/>
+                                </a:fillRef>
+                                <a:effectRef idx="0">
+                                  <a:schemeClr val="accent1"/>
+                                </a:effectRef>
+                                <a:fontRef idx="minor">
+                                  <a:schemeClr val="lt1"/>
+                                </a:fontRef>
+                              </wps:style>
+                              <wps:bodyPr rot="0" spcFirstLastPara="0" vertOverflow="overflow" horzOverflow="overflow" vert="horz" wrap="square" lIns="91440" tIns="45720" rIns="91440" bIns="45720" numCol="1" spcCol="0" rtlCol="0" fromWordArt="0" anchor="ctr" anchorCtr="0" forceAA="0" compatLnSpc="1">
+                                <a:prstTxWarp prst="textNoShape">
+                                  <a:avLst/>
+                                </a:prstTxWarp>
+                                <a:noAutofit/>
+                              </wps:bodyPr>
+                            </wps:wsp>
+                            <wps:wsp>
+                              <wps:cNvPr id="2004130443" name="矩形 195"/>
+                              <wps:cNvSpPr/>
+                              <wps:spPr>
+                                <a:xfrm>
+                                  <a:off x="104140" y="0"/>
+                                  <a:ext cx="72000" cy="72000"/>
+                                </a:xfrm>
+                                <a:prstGeom prst="rect">
+                                  <a:avLst/>
+                                </a:prstGeom>
+                                <a:solidFill>
+                                  <a:srgbClr val="F9FCFB"/>
+                                </a:solidFill>
+                                <a:ln w="9525">
+                                  <a:solidFill>
+                                    <a:srgbClr val="74B0AB"/>
+                                  </a:solidFill>
+                                </a:ln>
+                              </wps:spPr>
+                              <wps:style>
+                                <a:lnRef idx="2">
+                                  <a:schemeClr val="accent1">
+                                    <a:shade val="15000"/>
+                                  </a:schemeClr>
+                                </a:lnRef>
+                                <a:fillRef idx="1">
+                                  <a:schemeClr val="accent1"/>
+                                </a:fillRef>
+                                <a:effectRef idx="0">
+                                  <a:schemeClr val="accent1"/>
+                                </a:effectRef>
+                                <a:fontRef idx="minor">
+                                  <a:schemeClr val="lt1"/>
+                                </a:fontRef>
+                              </wps:style>
+                              <wps:bodyPr rot="0" spcFirstLastPara="0" vertOverflow="overflow" horzOverflow="overflow" vert="horz" wrap="square" lIns="91440" tIns="45720" rIns="91440" bIns="45720" numCol="1" spcCol="0" rtlCol="0" fromWordArt="0" anchor="ctr" anchorCtr="0" forceAA="0" compatLnSpc="1">
+                                <a:prstTxWarp prst="textNoShape">
+                                  <a:avLst/>
+                                </a:prstTxWarp>
+                                <a:noAutofit/>
+                              </wps:bodyPr>
+                            </wps:wsp>
+                            <wps:wsp>
+                              <wps:cNvPr id="1560094574" name="矩形 195"/>
+                              <wps:cNvSpPr/>
+                              <wps:spPr>
+                                <a:xfrm>
+                                  <a:off x="0" y="101600"/>
+                                  <a:ext cx="72000" cy="72000"/>
+                                </a:xfrm>
+                                <a:prstGeom prst="rect">
+                                  <a:avLst/>
+                                </a:prstGeom>
+                                <a:solidFill>
+                                  <a:srgbClr val="218079"/>
+                                </a:solidFill>
+                                <a:ln w="9525">
+                                  <a:solidFill>
+                                    <a:srgbClr val="74B0AB"/>
+                                  </a:solidFill>
+                                </a:ln>
+                              </wps:spPr>
+                              <wps:style>
+                                <a:lnRef idx="2">
+                                  <a:schemeClr val="accent1">
+                                    <a:shade val="15000"/>
+                                  </a:schemeClr>
+                                </a:lnRef>
+                                <a:fillRef idx="1">
+                                  <a:schemeClr val="accent1"/>
+                                </a:fillRef>
+                                <a:effectRef idx="0">
+                                  <a:schemeClr val="accent1"/>
+                                </a:effectRef>
+                                <a:fontRef idx="minor">
+                                  <a:schemeClr val="lt1"/>
+                                </a:fontRef>
+                              </wps:style>
+                              <wps:txbx>
+                                <w:txbxContent>
+                                  <w:p>
+                                    <w:pPr>
+                                      <w:jc w:val="center"/>
+                                    </w:pPr>
+                                    <w:r>
+                                      <w:t>c</w:t>
+                                    </w:r>
+                                    <w:r>
+                                      <w:rPr>
+                                        <w:noProof/>
+                                      </w:rPr>
+                                      <w:drawing>
+                                        <wp:inline distT="0" distB="0" distL="0" distR="0" wp14:anchorId="6EC1E36A" wp14:editId="1F3E59A3">
+                                          <wp:extent cx="0" cy="0"/>
+                                          <wp:effectExtent l="0" t="0" r="0" b="0"/>
+                                          <wp:docPr id="565558845" name="图片 1"/>
+                                          <wp:cNvGraphicFramePr>
+                                            <a:graphicFrameLocks xmlns:a="http://schemas.openxmlformats.org/drawingml/2006/main" noChangeAspect="1"/>
+                                          </wp:cNvGraphicFramePr>
+                                          <a:graphic xmlns:a="http://schemas.openxmlformats.org/drawingml/2006/main">
+                                            <a:graphicData uri="http://schemas.openxmlformats.org/drawingml/2006/picture">
+                                              <pic:pic xmlns:pic="http://schemas.openxmlformats.org/drawingml/2006/picture">
+                                                <pic:nvPicPr>
+                                                  <pic:cNvPr id="1165435383" name=""/>
+                                                  <pic:cNvPicPr/>
+                                                </pic:nvPicPr>
+                                                <pic:blipFill>
+                                                  <a:blip r:embed="rId8"/>
+                                                  <a:stretch>
+                                                    <a:fillRect/>
+                                                  </a:stretch>
+                                                </pic:blipFill>
+                                                <pic:spPr>
+                                                  <a:xfrm>
+                                                    <a:off x="0" y="0"/>
+                                                    <a:ext cx="0" cy="0"/>
+                                                  </a:xfrm>
+                                                  <a:prstGeom prst="rect">
+                                                    <a:avLst/>
+                                                  </a:prstGeom>
+                                                </pic:spPr>
+                                              </pic:pic>
+                                            </a:graphicData>
+                                          </a:graphic>
+                                        </wp:inline>
+                                      </w:drawing>
+                                    </w:r>
+                                  </w:p>
+                                </w:txbxContent>
+                              </wps:txbx>
+                              <wps:bodyPr rot="0" spcFirstLastPara="0" vertOverflow="overflow" horzOverflow="overflow" vert="horz" wrap="square" lIns="91440" tIns="45720" rIns="91440" bIns="45720" numCol="1" spcCol="0" rtlCol="0" fromWordArt="0" anchor="ctr" anchorCtr="0" forceAA="0" compatLnSpc="1">
+                                <a:prstTxWarp prst="textNoShape">
+                                  <a:avLst/>
+                                </a:prstTxWarp>
+                                <a:noAutofit/>
+                              </wps:bodyPr>
+                            </wps:wsp>
+                            <wps:wsp>
+                              <wps:cNvPr id="312572002" name="矩形 195"/>
+                              <wps:cNvSpPr/>
+                              <wps:spPr>
+                                <a:xfrm>
+                                  <a:off x="104140" y="101600"/>
+                                  <a:ext cx="72000" cy="72000"/>
+                                </a:xfrm>
+                                <a:prstGeom prst="rect">
+                                  <a:avLst/>
+                                </a:prstGeom>
+                                <a:solidFill>
+                                  <a:srgbClr val="218079"/>
+                                </a:solidFill>
+                                <a:ln w="9525">
+                                  <a:solidFill>
+                                    <a:srgbClr val="74B0AB"/>
+                                  </a:solidFill>
+                                </a:ln>
+                              </wps:spPr>
+                              <wps:style>
+                                <a:lnRef idx="2">
+                                  <a:schemeClr val="accent1">
+                                    <a:shade val="15000"/>
+                                  </a:schemeClr>
+                                </a:lnRef>
+                                <a:fillRef idx="1">
+                                  <a:schemeClr val="accent1"/>
+                                </a:fillRef>
+                                <a:effectRef idx="0">
+                                  <a:schemeClr val="accent1"/>
+                                </a:effectRef>
+                                <a:fontRef idx="minor">
+                                  <a:schemeClr val="lt1"/>
+                                </a:fontRef>
+                              </wps:style>
+                              <wps:txbx>
+                                <w:txbxContent>
+                                  <w:p>
+                                    <w:pPr>
+                                      <w:jc w:val="center"/>
+                                    </w:pPr>
+                                    <w:r>
+                                      <w:t>c</w:t>
+                                    </w:r>
+                                    <w:r>
+                                      <w:rPr>
+                                        <w:noProof/>
+                                      </w:rPr>
+                                      <w:drawing>
+                                        <wp:inline distT="0" distB="0" distL="0" distR="0" wp14:anchorId="01C43770" wp14:editId="5F8F8480">
+                                          <wp:extent cx="0" cy="0"/>
+                                          <wp:effectExtent l="0" t="0" r="0" b="0"/>
+                                          <wp:docPr id="685479180" name="图片 1"/>
+                                          <wp:cNvGraphicFramePr>
+                                            <a:graphicFrameLocks xmlns:a="http://schemas.openxmlformats.org/drawingml/2006/main" noChangeAspect="1"/>
+                                          </wp:cNvGraphicFramePr>
+                                          <a:graphic xmlns:a="http://schemas.openxmlformats.org/drawingml/2006/main">
+                                            <a:graphicData uri="http://schemas.openxmlformats.org/drawingml/2006/picture">
+                                              <pic:pic xmlns:pic="http://schemas.openxmlformats.org/drawingml/2006/picture">
+                                                <pic:nvPicPr>
+                                                  <pic:cNvPr id="1165435383" name=""/>
+                                                  <pic:cNvPicPr/>
+                                                </pic:nvPicPr>
+                                                <pic:blipFill>
+                                                  <a:blip r:embed="rId8"/>
+                                                  <a:stretch>
+                                                    <a:fillRect/>
+                                                  </a:stretch>
+                                                </pic:blipFill>
+                                                <pic:spPr>
+                                                  <a:xfrm>
+                                                    <a:off x="0" y="0"/>
+                                                    <a:ext cx="0" cy="0"/>
+                                                  </a:xfrm>
+                                                  <a:prstGeom prst="rect">
+                                                    <a:avLst/>
+                                                  </a:prstGeom>
+                                                </pic:spPr>
+                                              </pic:pic>
+                                            </a:graphicData>
+                                          </a:graphic>
+                                        </wp:inline>
+                                      </w:drawing>
+                                    </w:r>
+                                  </w:p>
+                                </w:txbxContent>
+                              </wps:txbx>
+                              <wps:bodyPr rot="0" spcFirstLastPara="0" vertOverflow="overflow" horzOverflow="overflow" vert="horz" wrap="square" lIns="91440" tIns="45720" rIns="91440" bIns="45720" numCol="1" spcCol="0" rtlCol="0" fromWordArt="0" anchor="ctr" anchorCtr="0" forceAA="0" compatLnSpc="1">
+                                <a:prstTxWarp prst="textNoShape">
+                                  <a:avLst/>
+                                </a:prstTxWarp>
+                                <a:noAutofit/>
+                              </wps:bodyPr>
+                            </wps:wsp>
+                            <wps:wsp>
+                              <wps:cNvPr id="1487011723" name="矩形 195"/>
+                              <wps:cNvSpPr/>
+                              <wps:spPr>
+                                <a:xfrm>
+                                  <a:off x="208280" y="0"/>
+                                  <a:ext cx="72000" cy="72000"/>
+                                </a:xfrm>
+                                <a:prstGeom prst="rect">
+                                  <a:avLst/>
+                                </a:prstGeom>
+                                <a:solidFill>
+                                  <a:srgbClr val="218079"/>
+                                </a:solidFill>
+                                <a:ln w="9525">
+                                  <a:solidFill>
+                                    <a:srgbClr val="74B0AB"/>
+                                  </a:solidFill>
+                                </a:ln>
+                              </wps:spPr>
+                              <wps:style>
+                                <a:lnRef idx="2">
+                                  <a:schemeClr val="accent1">
+                                    <a:shade val="15000"/>
+                                  </a:schemeClr>
+                                </a:lnRef>
+                                <a:fillRef idx="1">
+                                  <a:schemeClr val="accent1"/>
+                                </a:fillRef>
+                                <a:effectRef idx="0">
+                                  <a:schemeClr val="accent1"/>
+                                </a:effectRef>
+                                <a:fontRef idx="minor">
+                                  <a:schemeClr val="lt1"/>
+                                </a:fontRef>
+                              </wps:style>
+                              <wps:txbx>
+                                <w:txbxContent>
+                                  <w:p>
+                                    <w:pPr>
+                                      <w:jc w:val="center"/>
+                                    </w:pPr>
+                                    <w:r>
+                                      <w:t>c</w:t>
+                                    </w:r>
+                                    <w:r>
+                                      <w:rPr>
+                                        <w:noProof/>
+                                      </w:rPr>
+                                      <w:drawing>
+                                        <wp:inline distT="0" distB="0" distL="0" distR="0" wp14:anchorId="68A5BC58" wp14:editId="393758F5">
+                                          <wp:extent cx="0" cy="0"/>
+                                          <wp:effectExtent l="0" t="0" r="0" b="0"/>
+                                          <wp:docPr id="617939711" name="图片 1"/>
+                                          <wp:cNvGraphicFramePr>
+                                            <a:graphicFrameLocks xmlns:a="http://schemas.openxmlformats.org/drawingml/2006/main" noChangeAspect="1"/>
+                                          </wp:cNvGraphicFramePr>
+                                          <a:graphic xmlns:a="http://schemas.openxmlformats.org/drawingml/2006/main">
+                                            <a:graphicData uri="http://schemas.openxmlformats.org/drawingml/2006/picture">
+                                              <pic:pic xmlns:pic="http://schemas.openxmlformats.org/drawingml/2006/picture">
+                                                <pic:nvPicPr>
+                                                  <pic:cNvPr id="1165435383" name=""/>
+                                                  <pic:cNvPicPr/>
+                                                </pic:nvPicPr>
+                                                <pic:blipFill>
+                                                  <a:blip r:embed="rId8"/>
+                                                  <a:stretch>
+                                                    <a:fillRect/>
+                                                  </a:stretch>
+                                                </pic:blipFill>
+                                                <pic:spPr>
+                                                  <a:xfrm>
+                                                    <a:off x="0" y="0"/>
+                                                    <a:ext cx="0" cy="0"/>
+                                                  </a:xfrm>
+                                                  <a:prstGeom prst="rect">
+                                                    <a:avLst/>
+                                                  </a:prstGeom>
+                                                </pic:spPr>
+                                              </pic:pic>
+                                            </a:graphicData>
+                                          </a:graphic>
+                                        </wp:inline>
+                                      </w:drawing>
+                                    </w:r>
+                                  </w:p>
+                                </w:txbxContent>
+                              </wps:txbx>
+                              <wps:bodyPr rot="0" spcFirstLastPara="0" vertOverflow="overflow" horzOverflow="overflow" vert="horz" wrap="square" lIns="91440" tIns="45720" rIns="91440" bIns="45720" numCol="1" spcCol="0" rtlCol="0" fromWordArt="0" anchor="ctr" anchorCtr="0" forceAA="0" compatLnSpc="1">
+                                <a:prstTxWarp prst="textNoShape">
+                                  <a:avLst/>
+                                </a:prstTxWarp>
+                                <a:noAutofit/>
+                              </wps:bodyPr>
+                            </wps:wsp>
+                            <wps:wsp>
+                              <wps:cNvPr id="684636551" name="矩形 195"/>
+                              <wps:cNvSpPr/>
+                              <wps:spPr>
+                                <a:xfrm>
+                                  <a:off x="0" y="205740"/>
+                                  <a:ext cx="71755" cy="71755"/>
+                                </a:xfrm>
+                                <a:prstGeom prst="rect">
+                                  <a:avLst/>
+                                </a:prstGeom>
+                                <a:solidFill>
+                                  <a:srgbClr val="F9FCFB"/>
+                                </a:solidFill>
+                                <a:ln w="9525">
+                                  <a:solidFill>
+                                    <a:srgbClr val="74B0AB"/>
+                                  </a:solidFill>
+                                </a:ln>
+                              </wps:spPr>
+                              <wps:style>
+                                <a:lnRef idx="2">
+                                  <a:schemeClr val="accent1">
+                                    <a:shade val="15000"/>
+                                  </a:schemeClr>
+                                </a:lnRef>
+                                <a:fillRef idx="1">
+                                  <a:schemeClr val="accent1"/>
+                                </a:fillRef>
+                                <a:effectRef idx="0">
+                                  <a:schemeClr val="accent1"/>
+                                </a:effectRef>
+                                <a:fontRef idx="minor">
+                                  <a:schemeClr val="lt1"/>
+                                </a:fontRef>
+                              </wps:style>
+                              <wps:bodyPr rot="0" spcFirstLastPara="0" vertOverflow="overflow" horzOverflow="overflow" vert="horz" wrap="square" lIns="91440" tIns="45720" rIns="91440" bIns="45720" numCol="1" spcCol="0" rtlCol="0" fromWordArt="0" anchor="ctr" anchorCtr="0" forceAA="0" compatLnSpc="1">
+                                <a:prstTxWarp prst="textNoShape">
+                                  <a:avLst/>
+                                </a:prstTxWarp>
+                                <a:noAutofit/>
+                              </wps:bodyPr>
+                            </wps:wsp>
+                            <wps:wsp>
+                              <wps:cNvPr id="2113295034" name="矩形 195"/>
+                              <wps:cNvSpPr/>
+                              <wps:spPr>
+                                <a:xfrm>
+                                  <a:off x="208280" y="203200"/>
+                                  <a:ext cx="72000" cy="72000"/>
+                                </a:xfrm>
+                                <a:prstGeom prst="rect">
+                                  <a:avLst/>
+                                </a:prstGeom>
+                                <a:solidFill>
+                                  <a:srgbClr val="F9FCFB"/>
+                                </a:solidFill>
+                                <a:ln w="9525">
+                                  <a:solidFill>
+                                    <a:srgbClr val="74B0AB"/>
+                                  </a:solidFill>
+                                </a:ln>
+                              </wps:spPr>
+                              <wps:style>
+                                <a:lnRef idx="2">
+                                  <a:schemeClr val="accent1">
+                                    <a:shade val="15000"/>
+                                  </a:schemeClr>
+                                </a:lnRef>
+                                <a:fillRef idx="1">
+                                  <a:schemeClr val="accent1"/>
+                                </a:fillRef>
+                                <a:effectRef idx="0">
+                                  <a:schemeClr val="accent1"/>
+                                </a:effectRef>
+                                <a:fontRef idx="minor">
+                                  <a:schemeClr val="lt1"/>
+                                </a:fontRef>
+                              </wps:style>
+                              <wps:bodyPr rot="0" spcFirstLastPara="0" vertOverflow="overflow" horzOverflow="overflow" vert="horz" wrap="square" lIns="91440" tIns="45720" rIns="91440" bIns="45720" numCol="1" spcCol="0" rtlCol="0" fromWordArt="0" anchor="ctr" anchorCtr="0" forceAA="0" compatLnSpc="1">
+                                <a:prstTxWarp prst="textNoShape">
+                                  <a:avLst/>
+                                </a:prstTxWarp>
+                                <a:noAutofit/>
+                              </wps:bodyPr>
+                            </wps:wsp>
+                          </wpg:grpSp>
+                          <wps:wsp>
+                            <wps:cNvPr id="1794699987" name="文本框 5"/>
+                            <wps:cNvSpPr txBox="1"/>
+                            <wps:spPr>
+                              <a:xfrm>
+                                <a:off x="0" y="0"/>
+                                <a:ext cx="618490" cy="111499"/>
+                              </a:xfrm>
+                              <a:prstGeom prst="rect">
+                                <a:avLst/>
+                              </a:prstGeom>
+                              <a:solidFill>
+                                <a:srgbClr val="EEF9F6"/>
+                              </a:solidFill>
+                              <a:ln w="6350">
+                                <a:noFill/>
+                              </a:ln>
+                            </wps:spPr>
+                            <wps:txbx>
+                              <w:txbxContent>
+                                <w:p>
+                                  <w:pPr>
+                                    <w:spacing w:after="0" w:line="160" w:lineRule="exact"/>
+                                    <w:jc w:val="center"/>
+                                    <w:rPr>
+                                      <w:b/>
+                                      <w:bCs/>
+                                      <w:sz w:val="12"/>
+                                      <w:szCs w:val="12"/>
+                                      <w14:shadow w14:blurRad="50800" w14:dist="50800" w14:dir="5400000" w14:sx="0" w14:sy="0" w14:kx="0" w14:ky="0" w14:algn="ctr">
+                                        <w14:schemeClr w14:val="bg1"/>
+                                      </w14:shadow>
+                                    </w:rPr>
+                                  </w:pPr>
+                                  <w:r>
+                                    <w:rPr>
+                                      <w:b/>
+                                      <w:bCs/>
+                                      <w:sz w:val="12"/>
+                                      <w:szCs w:val="12"/>
+                                      <w14:shadow w14:blurRad="50800" w14:dist="50800" w14:dir="5400000" w14:sx="0" w14:sy="0" w14:kx="0" w14:ky="0" w14:algn="ctr">
+                                        <w14:schemeClr w14:val="bg1"/>
+                                      </w14:shadow>
+                                    </w:rPr>
+                                    <w:t>sparse support O</w:t>
+                                  </w:r>
+                                </w:p>
+                              </w:txbxContent>
+                            </wps:txbx>
+                            <wps:bodyPr rot="0" spcFirstLastPara="0" vertOverflow="overflow" horzOverflow="overflow" vert="horz" wrap="square" lIns="0" tIns="0" rIns="0" bIns="0" numCol="1" spcCol="0" rtlCol="0" fromWordArt="0" anchor="t" anchorCtr="0" forceAA="0" compatLnSpc="1">
+                              <a:prstTxWarp prst="textNoShape">
+                                <a:avLst/>
+                              </a:prstTxWarp>
+                              <a:noAutofit/>
+                            </wps:bodyPr>
+                          </wps:wsp>
+                        </wpg:grpSp>
+                      </wpg:grpSp>
+                    </wpg:wgp>
+                  </a:graphicData>
+                </a:graphic>
+              </wp:anchor>
+            </w:drawing>
+          </mc:Choice>
+          <mc:Fallback>
+            <w:pict>
+              <v:group w14:anchorId="6F6EA937" id="组合 224" o:spid="_x0000_s1026" style="position:absolute;margin-left:454.2pt;margin-top:161.65pt;width:146.6pt;height:29.45pt;z-index:251845632" coordsize="18618,3744" o:gfxdata="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">
+                <v:group id="组合 221" o:spid="_x0000_s1027" style="position:absolute;left:12210;width:6408;height:3731" coordsize="6408,3731" o:gfxdata="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">
+                  <v:rect id="矩形 194" o:spid="_x0000_s1028" style="position:absolute;width:6408;height:3731;visibility:visible;mso-wrap-style:square;v-text-anchor:middle" o:gfxdata="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" fillcolor="#eaf4ff" strokecolor="white [3212]" strokeweight="1pt"/>
+                  <v:group id="组合 219" o:spid="_x0000_s1029" style="position:absolute;left:1282;top:1505;width:3835;height:1721" coordorigin=",-56133" coordsize="423631,164997" o:gfxdata="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">
+                    <v:rect id="矩形 195" o:spid="_x0000_s1030" style="position:absolute;top:-56132;width:68031;height:35562;visibility:visible;mso-wrap-style:square;v-text-anchor:middle" o:gfxdata="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" fillcolor="#b9d7f3" strokecolor="#a3c9ee"/>
+                    <v:rect id="矩形 195" o:spid="_x0000_s1031" style="position:absolute;left:88900;top:-56133;width:68031;height:35562;visibility:visible;mso-wrap-style:square;v-text-anchor:middle" o:gfxdata="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" fillcolor="#eaf5fc" strokecolor="#a3c9ee">
+                      <v:textbox>
+                        <w:txbxContent>
+                          <w:p>
+                            <w:pPr>
+                              <w:jc w:val="center"/>
+                            </w:pPr>
+                            <w:r>
+                              <w:t>c</w:t>
+                            </w:r>
+                            <w:r>
+                              <w:rPr>
+                                <w:noProof/>
+                              </w:rPr>
+                              <w:drawing>
+                                <wp:inline distT="0" distB="0" distL="0" distR="0" wp14:anchorId="65313CF2" wp14:editId="460A6D67">
+                                  <wp:extent cx="0" cy="0"/>
+                                  <wp:effectExtent l="0" t="0" r="0" b="0"/>
+                                  <wp:docPr id="1194516333" name="图片 1"/>
+                                  <wp:cNvGraphicFramePr>
+                                    <a:graphicFrameLocks xmlns:a="http://schemas.openxmlformats.org/drawingml/2006/main" noChangeAspect="1"/>
+                                  </wp:cNvGraphicFramePr>
+                                  <a:graphic xmlns:a="http://schemas.openxmlformats.org/drawingml/2006/main">
+                                    <a:graphicData uri="http://schemas.openxmlformats.org/drawingml/2006/picture">
+                                      <pic:pic xmlns:pic="http://schemas.openxmlformats.org/drawingml/2006/picture">
+                                        <pic:nvPicPr>
+                                          <pic:cNvPr id="1165435383" name=""/>
+                                          <pic:cNvPicPr/>
+                                        </pic:nvPicPr>
+                                        <pic:blipFill>
+                                          <a:blip r:embed="rId8"/>
+                                          <a:stretch>
+                                            <a:fillRect/>
+                                          </a:stretch>
+                                        </pic:blipFill>
+                                        <pic:spPr>
+                                          <a:xfrm>
+                                            <a:off x="0" y="0"/>
+                                            <a:ext cx="0" cy="0"/>
+                                          </a:xfrm>
+                                          <a:prstGeom prst="rect">
+                                            <a:avLst/>
+                                          </a:prstGeom>
+                                        </pic:spPr>
+                                      </pic:pic>
+                                    </a:graphicData>
+                                  </a:graphic>
+                                </wp:inline>
+                              </w:drawing>
+                            </w:r>
+                          </w:p>
+                        </w:txbxContent>
+                      </v:textbox>
+                    </v:rect>
+                    <v:rect id="矩形 195" o:spid="_x0000_s1032" style="position:absolute;left:266700;top:-56130;width:68031;height:35562;visibility:visible;mso-wrap-style:square;v-text-anchor:middle" o:gfxdata="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" fillcolor="white [3212]" strokecolor="#a3c9ee">
+                      <v:textbox>
+                        <w:txbxContent>
+                          <w:p>
+                            <w:pPr>
+                              <w:jc w:val="center"/>
+                            </w:pPr>
+                            <w:r>
+                              <w:t>c</w:t>
+                            </w:r>
+                            <w:r>
+                              <w:rPr>
+                                <w:noProof/>
+                              </w:rPr>
+                              <w:drawing>
+                                <wp:inline distT="0" distB="0" distL="0" distR="0" wp14:anchorId="70A4D1AE" wp14:editId="7E0CEDD4">
+                                  <wp:extent cx="0" cy="0"/>
+                                  <wp:effectExtent l="0" t="0" r="0" b="0"/>
+                                  <wp:docPr id="954048423" name="图片 1"/>
+                                  <wp:cNvGraphicFramePr>
+                                    <a:graphicFrameLocks xmlns:a="http://schemas.openxmlformats.org/drawingml/2006/main" noChangeAspect="1"/>
+                                  </wp:cNvGraphicFramePr>
+                                  <a:graphic xmlns:a="http://schemas.openxmlformats.org/drawingml/2006/main">
+                                    <a:graphicData uri="http://schemas.openxmlformats.org/drawingml/2006/picture">
+                                      <pic:pic xmlns:pic="http://schemas.openxmlformats.org/drawingml/2006/picture">
+                                        <pic:nvPicPr>
+                                          <pic:cNvPr id="1165435383" name=""/>
+                                          <pic:cNvPicPr/>
+                                        </pic:nvPicPr>
+                                        <pic:blipFill>
+                                          <a:blip r:embed="rId8"/>
+                                          <a:stretch>
+                                            <a:fillRect/>
+                                          </a:stretch>
+                                        </pic:blipFill>
+                                        <pic:spPr>
+                                          <a:xfrm>
+                                            <a:off x="0" y="0"/>
+                                            <a:ext cx="0" cy="0"/>
+                                          </a:xfrm>
+                                          <a:prstGeom prst="rect">
+                                            <a:avLst/>
+                                          </a:prstGeom>
+                                        </pic:spPr>
+                                      </pic:pic>
+                                    </a:graphicData>
+                                  </a:graphic>
+                                </wp:inline>
+                              </w:drawing>
+                            </w:r>
+                          </w:p>
+                        </w:txbxContent>
+                      </v:textbox>
+                    </v:rect>
+                    <v:rect id="矩形 195" o:spid="_x0000_s1033" style="position:absolute;left:177800;top:-56130;width:68031;height:35562;visibility:visible;mso-wrap-style:square;v-text-anchor:middle" o:gfxdata="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" fillcolor="#b9d7f3" strokecolor="#a3c9ee"/>
+                    <v:rect id="矩形 195" o:spid="_x0000_s1034" style="position:absolute;left:355600;top:-56130;width:68031;height:35562;visibility:visible;mso-wrap-style:square;v-text-anchor:middle" o:gfxdata="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" fillcolor="#d8eafd" strokecolor="#a3c9ee">
+                      <v:textbox>
+                        <w:txbxContent>
+                          <w:p>
+                            <w:pPr>
+                              <w:jc w:val="center"/>
+                            </w:pPr>
+                            <w:r>
+                              <w:t>c</w:t>
+                            </w:r>
+                            <w:r>
+                              <w:rPr>
+                                <w:noProof/>
+                              </w:rPr>
+                              <w:drawing>
+                                <wp:inline distT="0" distB="0" distL="0" distR="0" wp14:anchorId="57EA9D5B" wp14:editId="5EA39B8D">
+                                  <wp:extent cx="0" cy="0"/>
+                                  <wp:effectExtent l="0" t="0" r="0" b="0"/>
+                                  <wp:docPr id="5243698" name="图片 1"/>
+                                  <wp:cNvGraphicFramePr>
+                                    <a:graphicFrameLocks xmlns:a="http://schemas.openxmlformats.org/drawingml/2006/main" noChangeAspect="1"/>
+                                  </wp:cNvGraphicFramePr>
+                                  <a:graphic xmlns:a="http://schemas.openxmlformats.org/drawingml/2006/main">
+                                    <a:graphicData uri="http://schemas.openxmlformats.org/drawingml/2006/picture">
+                                      <pic:pic xmlns:pic="http://schemas.openxmlformats.org/drawingml/2006/picture">
+                                        <pic:nvPicPr>
+                                          <pic:cNvPr id="1165435383" name=""/>
+                                          <pic:cNvPicPr/>
+                                        </pic:nvPicPr>
+                                        <pic:blipFill>
+                                          <a:blip r:embed="rId8"/>
+                                          <a:stretch>
+                                            <a:fillRect/>
+                                          </a:stretch>
+                                        </pic:blipFill>
+                                        <pic:spPr>
+                                          <a:xfrm>
+                                            <a:off x="0" y="0"/>
+                                            <a:ext cx="0" cy="0"/>
+                                          </a:xfrm>
+                                          <a:prstGeom prst="rect">
+                                            <a:avLst/>
+                                          </a:prstGeom>
+                                        </pic:spPr>
+                                      </pic:pic>
+                                    </a:graphicData>
+                                  </a:graphic>
+                                </wp:inline>
+                              </w:drawing>
+                            </w:r>
+                          </w:p>
+                        </w:txbxContent>
+                      </v:textbox>
+                    </v:rect>
+                    <v:rect id="矩形 195" o:spid="_x0000_s1035" style="position:absolute;top:7369;width:67914;height:35456;visibility:visible;mso-wrap-style:square;v-text-anchor:middle" o:gfxdata="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" fillcolor="#eaf5fc" strokecolor="#a3c9ee">
+                      <v:textbox>
+                        <w:txbxContent>
+                          <w:p>
+                            <w:pPr>
+                              <w:jc w:val="center"/>
+                            </w:pPr>
+                            <w:r>
+                              <w:t>c</w:t>
+                            </w:r>
+                            <w:r>
+                              <w:rPr>
+                                <w:noProof/>
+                              </w:rPr>
+                              <w:drawing>
+                                <wp:inline distT="0" distB="0" distL="0" distR="0" wp14:anchorId="1779AA8C" wp14:editId="319089E3">
+                                  <wp:extent cx="0" cy="0"/>
+                                  <wp:effectExtent l="0" t="0" r="0" b="0"/>
+                                  <wp:docPr id="1729734513" name="图片 1"/>
+                                  <wp:cNvGraphicFramePr>
+                                    <a:graphicFrameLocks xmlns:a="http://schemas.openxmlformats.org/drawingml/2006/main" noChangeAspect="1"/>
+                                  </wp:cNvGraphicFramePr>
+                                  <a:graphic xmlns:a="http://schemas.openxmlformats.org/drawingml/2006/main">
+                                    <a:graphicData uri="http://schemas.openxmlformats.org/drawingml/2006/picture">
+                                      <pic:pic xmlns:pic="http://schemas.openxmlformats.org/drawingml/2006/picture">
+                                        <pic:nvPicPr>
+                                          <pic:cNvPr id="1165435383" name=""/>
+                                          <pic:cNvPicPr/>
+                                        </pic:nvPicPr>
+                                        <pic:blipFill>
+                                          <a:blip r:embed="rId8"/>
+                                          <a:stretch>
+                                            <a:fillRect/>
+                                          </a:stretch>
+                                        </pic:blipFill>
+                                        <pic:spPr>
+                                          <a:xfrm>
+                                            <a:off x="0" y="0"/>
+                                            <a:ext cx="0" cy="0"/>
+                                          </a:xfrm>
+                                          <a:prstGeom prst="rect">
+                                            <a:avLst/>
+                                          </a:prstGeom>
+                                        </pic:spPr>
+                                      </pic:pic>
+                                    </a:graphicData>
+                                  </a:graphic>
+                                </wp:inline>
+                              </w:drawing>
+                            </w:r>
+                          </w:p>
+                        </w:txbxContent>
+                      </v:textbox>
+                    </v:rect>
+                    <v:rect id="矩形 195" o:spid="_x0000_s1036" style="position:absolute;left:88900;top:7369;width:67914;height:35456;visibility:visible;mso-wrap-style:square;v-text-anchor:middle" o:gfxdata="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" fillcolor="#b9d7f3" strokecolor="#a3c9ee"/>
+                    <v:rect id="矩形 195" o:spid="_x0000_s1037" style="position:absolute;left:177800;top:7369;width:67914;height:35456;visibility:visible;mso-wrap-style:square;v-text-anchor:middle" o:gfxdata="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" fillcolor="#eaf5fc" strokecolor="#a3c9ee">
+                      <v:textbox>
+                        <w:txbxContent>
+                          <w:p>
+                            <w:pPr>
+                              <w:jc w:val="center"/>
+                            </w:pPr>
+                            <w:r>
+                              <w:t>c</w:t>
+                            </w:r>
+                            <w:r>
+                              <w:rPr>
+                                <w:noProof/>
+                              </w:rPr>
+                              <w:drawing>
+                                <wp:inline distT="0" distB="0" distL="0" distR="0" wp14:anchorId="7263A80C" wp14:editId="7432B743">
+                                  <wp:extent cx="0" cy="0"/>
+                                  <wp:effectExtent l="0" t="0" r="0" b="0"/>
+                                  <wp:docPr id="1471279576" name="图片 1"/>
+                                  <wp:cNvGraphicFramePr>
+                                    <a:graphicFrameLocks xmlns:a="http://schemas.openxmlformats.org/drawingml/2006/main" noChangeAspect="1"/>
+                                  </wp:cNvGraphicFramePr>
+                                  <a:graphic xmlns:a="http://schemas.openxmlformats.org/drawingml/2006/main">
+                                    <a:graphicData uri="http://schemas.openxmlformats.org/drawingml/2006/picture">
+                                      <pic:pic xmlns:pic="http://schemas.openxmlformats.org/drawingml/2006/picture">
+                                        <pic:nvPicPr>
+                                          <pic:cNvPr id="1165435383" name=""/>
+                                          <pic:cNvPicPr/>
+                                        </pic:nvPicPr>
+                                        <pic:blipFill>
+                                          <a:blip r:embed="rId8"/>
+                                          <a:stretch>
+                                            <a:fillRect/>
+                                          </a:stretch>
+                                        </pic:blipFill>
+                                        <pic:spPr>
+                                          <a:xfrm>
+                                            <a:off x="0" y="0"/>
+                                            <a:ext cx="0" cy="0"/>
+                                          </a:xfrm>
+                                          <a:prstGeom prst="rect">
+                                            <a:avLst/>
+                                          </a:prstGeom>
+                                        </pic:spPr>
+                                      </pic:pic>
+                                    </a:graphicData>
+                                  </a:graphic>
+                                </wp:inline>
+                              </w:drawing>
+                            </w:r>
+                          </w:p>
+                        </w:txbxContent>
+                      </v:textbox>
+                    </v:rect>
+                    <v:rect id="矩形 195" o:spid="_x0000_s1038" style="position:absolute;left:266700;top:7369;width:67914;height:35456;visibility:visible;mso-wrap-style:square;v-text-anchor:middle" o:gfxdata="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" fillcolor="#b9d7f3" strokecolor="#a3c9ee"/>
+                    <v:rect id="矩形 195" o:spid="_x0000_s1039" style="position:absolute;left:355600;top:7369;width:68031;height:35562;visibility:visible;mso-wrap-style:square;v-text-anchor:middle" o:gfxdata="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" fillcolor="white [3212]" strokecolor="#a3c9ee">
+                      <v:textbox>
+                        <w:txbxContent>
+                          <w:p>
+                            <w:pPr>
+                              <w:jc w:val="center"/>
+                            </w:pPr>
+                            <w:r>
+                              <w:t>c</w:t>
+                            </w:r>
+                            <w:r>
+                              <w:rPr>
+                                <w:noProof/>
+                              </w:rPr>
+                              <w:drawing>
+                                <wp:inline distT="0" distB="0" distL="0" distR="0" wp14:anchorId="5D8F3EA7" wp14:editId="5B6375B7">
+                                  <wp:extent cx="0" cy="0"/>
+                                  <wp:effectExtent l="0" t="0" r="0" b="0"/>
+                                  <wp:docPr id="2061173009" name="图片 1"/>
+                                  <wp:cNvGraphicFramePr>
+                                    <a:graphicFrameLocks xmlns:a="http://schemas.openxmlformats.org/drawingml/2006/main" noChangeAspect="1"/>
+                                  </wp:cNvGraphicFramePr>
+                                  <a:graphic xmlns:a="http://schemas.openxmlformats.org/drawingml/2006/main">
+                                    <a:graphicData uri="http://schemas.openxmlformats.org/drawingml/2006/picture">
+                                      <pic:pic xmlns:pic="http://schemas.openxmlformats.org/drawingml/2006/picture">
+                                        <pic:nvPicPr>
+                                          <pic:cNvPr id="1165435383" name=""/>
+                                          <pic:cNvPicPr/>
+                                        </pic:nvPicPr>
+                                        <pic:blipFill>
+                                          <a:blip r:embed="rId8"/>
+                                          <a:stretch>
+                                            <a:fillRect/>
+                                          </a:stretch>
+                                        </pic:blipFill>
+                                        <pic:spPr>
+                                          <a:xfrm>
+                                            <a:off x="0" y="0"/>
+                                            <a:ext cx="0" cy="0"/>
+                                          </a:xfrm>
+                                          <a:prstGeom prst="rect">
+                                            <a:avLst/>
+                                          </a:prstGeom>
+                                        </pic:spPr>
+                                      </pic:pic>
+                                    </a:graphicData>
+                                  </a:graphic>
+                                </wp:inline>
+                              </w:drawing>
+                            </w:r>
+                          </w:p>
+                        </w:txbxContent>
+                      </v:textbox>
+                    </v:rect>
+                    <v:rect id="矩形 195" o:spid="_x0000_s1040" style="position:absolute;top:70863;width:68031;height:35562;visibility:visible;mso-wrap-style:square;v-text-anchor:middle" o:gfxdata="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" fillcolor="white [3212]" strokecolor="#a3c9ee">
+                      <v:textbox>
+                        <w:txbxContent>
+                          <w:p>
+                            <w:pPr>
+                              <w:jc w:val="center"/>
+                            </w:pPr>
+                            <w:r>
+                              <w:t>c</w:t>
+                            </w:r>
+                            <w:r>
+                              <w:rPr>
+                                <w:noProof/>
+                              </w:rPr>
+                              <w:drawing>
+                                <wp:inline distT="0" distB="0" distL="0" distR="0" wp14:anchorId="0C3E0D44" wp14:editId="438FAF03">
+                                  <wp:extent cx="0" cy="0"/>
+                                  <wp:effectExtent l="0" t="0" r="0" b="0"/>
+                                  <wp:docPr id="150602797" name="图片 1"/>
+                                  <wp:cNvGraphicFramePr>
+                                    <a:graphicFrameLocks xmlns:a="http://schemas.openxmlformats.org/drawingml/2006/main" noChangeAspect="1"/>
+                                  </wp:cNvGraphicFramePr>
+                                  <a:graphic xmlns:a="http://schemas.openxmlformats.org/drawingml/2006/main">
+                                    <a:graphicData uri="http://schemas.openxmlformats.org/drawingml/2006/picture">
+                                      <pic:pic xmlns:pic="http://schemas.openxmlformats.org/drawingml/2006/picture">
+                                        <pic:nvPicPr>
+                                          <pic:cNvPr id="1165435383" name=""/>
+                                          <pic:cNvPicPr/>
+                                        </pic:nvPicPr>
+                                        <pic:blipFill>
+                                          <a:blip r:embed="rId8"/>
+                                          <a:stretch>
+                                            <a:fillRect/>
+                                          </a:stretch>
+                                        </pic:blipFill>
+                                        <pic:spPr>
+                                          <a:xfrm>
+                                            <a:off x="0" y="0"/>
+                                            <a:ext cx="0" cy="0"/>
+                                          </a:xfrm>
+                                          <a:prstGeom prst="rect">
+                                            <a:avLst/>
+                                          </a:prstGeom>
+                                        </pic:spPr>
+                                      </pic:pic>
+                                    </a:graphicData>
+                                  </a:graphic>
+                                </wp:inline>
+                              </w:drawing>
+                            </w:r>
+                          </w:p>
+                        </w:txbxContent>
+                      </v:textbox>
+                    </v:rect>
+                    <v:rect id="矩形 195" o:spid="_x0000_s1041" style="position:absolute;left:88900;top:70863;width:68031;height:35562;visibility:visible;mso-wrap-style:square;v-text-anchor:middle" o:gfxdata="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" fillcolor="#eaf5fc" strokecolor="#a3c9ee">
+                      <v:textbox>
+                        <w:txbxContent>
+                          <w:p>
+                            <w:pPr>
+                              <w:jc w:val="center"/>
+                            </w:pPr>
+                            <w:r>
+                              <w:t>c</w:t>
+                            </w:r>
+                            <w:r>
+                              <w:rPr>
+                                <w:noProof/>
+                              </w:rPr>
+                              <w:drawing>
+                                <wp:inline distT="0" distB="0" distL="0" distR="0" wp14:anchorId="182FAF90" wp14:editId="786EDB76">
+                                  <wp:extent cx="0" cy="0"/>
+                                  <wp:effectExtent l="0" t="0" r="0" b="0"/>
+                                  <wp:docPr id="1848344768" name="图片 1"/>
+                                  <wp:cNvGraphicFramePr>
+                                    <a:graphicFrameLocks xmlns:a="http://schemas.openxmlformats.org/drawingml/2006/main" noChangeAspect="1"/>
+                                  </wp:cNvGraphicFramePr>
+                                  <a:graphic xmlns:a="http://schemas.openxmlformats.org/drawingml/2006/main">
+                                    <a:graphicData uri="http://schemas.openxmlformats.org/drawingml/2006/picture">
+                                      <pic:pic xmlns:pic="http://schemas.openxmlformats.org/drawingml/2006/picture">
+                                        <pic:nvPicPr>
+                                          <pic:cNvPr id="1165435383" name=""/>
+                                          <pic:cNvPicPr/>
+                                        </pic:nvPicPr>
+                                        <pic:blipFill>
+                                          <a:blip r:embed="rId8"/>
+                                          <a:stretch>
+                                            <a:fillRect/>
+                                          </a:stretch>
+                                        </pic:blipFill>
+                                        <pic:spPr>
+                                          <a:xfrm>
+                                            <a:off x="0" y="0"/>
+                                            <a:ext cx="0" cy="0"/>
+                                          </a:xfrm>
+                                          <a:prstGeom prst="rect">
+                                            <a:avLst/>
+                                          </a:prstGeom>
+                                        </pic:spPr>
+                                      </pic:pic>
+                                    </a:graphicData>
+                                  </a:graphic>
+                                </wp:inline>
+                              </w:drawing>
+                            </w:r>
+                          </w:p>
+                        </w:txbxContent>
+                      </v:textbox>
+                    </v:rect>
+                    <v:rect id="矩形 195" o:spid="_x0000_s1042" style="position:absolute;left:177800;top:70863;width:68031;height:35562;visibility:visible;mso-wrap-style:square;v-text-anchor:middle" o:gfxdata="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" fillcolor="#b9d7f3" strokecolor="#a3c9ee"/>
+                    <v:rect id="矩形 195" o:spid="_x0000_s1043" style="position:absolute;left:266700;top:73408;width:67914;height:35456;visibility:visible;mso-wrap-style:square;v-text-anchor:middle" o:gfxdata="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" fillcolor="#eaf5fc" strokecolor="#a3c9ee">
+                      <v:textbox>
+                        <w:txbxContent>
+                          <w:p>
+                            <w:pPr>
+                              <w:jc w:val="center"/>
+                            </w:pPr>
+                            <w:r>
+                              <w:t>c</w:t>
+                            </w:r>
+                            <w:r>
+                              <w:rPr>
+                                <w:noProof/>
+                              </w:rPr>
+                              <w:drawing>
+                                <wp:inline distT="0" distB="0" distL="0" distR="0" wp14:anchorId="555DF290" wp14:editId="102F59E1">
+                                  <wp:extent cx="0" cy="0"/>
+                                  <wp:effectExtent l="0" t="0" r="0" b="0"/>
+                                  <wp:docPr id="40000401" name="图片 1"/>
+                                  <wp:cNvGraphicFramePr>
+                                    <a:graphicFrameLocks xmlns:a="http://schemas.openxmlformats.org/drawingml/2006/main" noChangeAspect="1"/>
+                                  </wp:cNvGraphicFramePr>
+                                  <a:graphic xmlns:a="http://schemas.openxmlformats.org/drawingml/2006/main">
+                                    <a:graphicData uri="http://schemas.openxmlformats.org/drawingml/2006/picture">
+                                      <pic:pic xmlns:pic="http://schemas.openxmlformats.org/drawingml/2006/picture">
+                                        <pic:nvPicPr>
+                                          <pic:cNvPr id="1165435383" name=""/>
+                                          <pic:cNvPicPr/>
+                                        </pic:nvPicPr>
+                                        <pic:blipFill>
+                                          <a:blip r:embed="rId8"/>
+                                          <a:stretch>
+                                            <a:fillRect/>
+                                          </a:stretch>
+                                        </pic:blipFill>
+                                        <pic:spPr>
+                                          <a:xfrm>
+                                            <a:off x="0" y="0"/>
+                                            <a:ext cx="0" cy="0"/>
+                                          </a:xfrm>
+                                          <a:prstGeom prst="rect">
+                                            <a:avLst/>
+                                          </a:prstGeom>
+                                        </pic:spPr>
+                                      </pic:pic>
+                                    </a:graphicData>
+                                  </a:graphic>
+                                </wp:inline>
+                              </w:drawing>
+                            </w:r>
+                          </w:p>
+                        </w:txbxContent>
+                      </v:textbox>
+                    </v:rect>
+                    <v:rect id="矩形 195" o:spid="_x0000_s1044" style="position:absolute;left:355600;top:70868;width:68031;height:35562;visibility:visible;mso-wrap-style:square;v-text-anchor:middle" o:gfxdata="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" fillcolor="#b9d7f3" strokecolor="#a3c9ee"/>
+                  </v:group>
+                  <v:shapetype id="_x0000_t202" coordsize="21600,21600" o:spt="202" path="m,l,21600r21600,l21600,xe">
+                    <v:stroke joinstyle="miter"/>
+                    <v:path gradientshapeok="t" o:connecttype="rect"/>
+                  </v:shapetype>
+                  <v:shape id="_x0000_s1045" type="#_x0000_t202" style="position:absolute;left:529;top:139;width:5367;height:1171;visibility:visible;mso-wrap-style:square;v-text-anchor:top" o:gfxdata="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" fillcolor="#eaf5ff" stroked="f" strokeweight=".5pt">
+                    <v:textbox inset="0,0,0,0">
+                      <w:txbxContent>
+                        <w:p>
+                          <w:pPr>
+                            <w:spacing w:after="0" w:line="160" w:lineRule="exact"/>
+                            <w:jc w:val="center"/>
+                            <w:rPr>
+                              <w:b/>
+                              <w:bCs/>
+                              <w:sz w:val="12"/>
+                              <w:szCs w:val="12"/>
+                              <w14:shadow w14:blurRad="50800" w14:dist="50800" w14:dir="5400000" w14:sx="0" w14:sy="0" w14:kx="0" w14:ky="0" w14:algn="ctr">
+                                <w14:schemeClr w14:val="bg1"/>
+                              </w14:shadow>
+                            </w:rPr>
+                          </w:pPr>
+                          <w:r>
+                            <w:rPr>
+                              <w:b/>
+                              <w:bCs/>
+                              <w:sz w:val="12"/>
+                              <w:szCs w:val="12"/>
+                              <w14:shadow w14:blurRad="50800" w14:dist="50800" w14:dir="5400000" w14:sx="0" w14:sy="0" w14:kx="0" w14:ky="0" w14:algn="ctr">
+                                <w14:schemeClr w14:val="bg1"/>
+                              </w14:shadow>
+                            </w:rPr>
+                            <w:t>l</w:t>
+                          </w:r>
+                          <w:r>
+                            <w:rPr>
+                              <w:b/>
+                              <w:bCs/>
+                              <w:sz w:val="12"/>
+                              <w:szCs w:val="12"/>
+                              <w14:shadow w14:blurRad="50800" w14:dist="50800" w14:dir="5400000" w14:sx="0" w14:sy="0" w14:kx="0" w14:ky="0" w14:algn="ctr">
+                                <w14:schemeClr w14:val="bg1"/>
+                              </w14:shadow>
+                            </w:rPr>
+                            <w:t>ocal feature F</w:t>
+                          </w:r>
+                        </w:p>
+                      </w:txbxContent>
+                    </v:textbox>
+                  </v:shape>
+                </v:group>
+                <v:group id="组合 223" o:spid="_x0000_s1046" style="position:absolute;width:6409;height:3744" coordsize="6409,3744" o:gfxdata="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">
+                  <v:rect id="矩形 194" o:spid="_x0000_s1047" style="position:absolute;width:6409;height:3744;visibility:visible;mso-wrap-style:square;v-text-anchor:middle" o:gfxdata="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" fillcolor="#eef9f6" strokecolor="white [3212]" strokeweight="1pt"/>
+                  <v:group id="组合 222" o:spid="_x0000_s1048" style="position:absolute;left:111;width:6185;height:3227" coordsize="6184,3227" o:gfxdata="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">
+                    <v:group id="组合 220" o:spid="_x0000_s1049" style="position:absolute;left:2062;top:1310;width:2032;height:1917" coordsize="280280,277495" o:gfxdata="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">
+                      <v:rect id="矩形 195" o:spid="_x0000_s1050" style="position:absolute;width:72000;height:72000;visibility:visible;mso-wrap-style:square;v-text-anchor:middle" o:gfxdata="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" fillcolor="#f9fcfb" strokecolor="#74b0ab"/>
+                      <v:rect id="矩形 195" o:spid="_x0000_s1051" style="position:absolute;left:104140;top:203200;width:72000;height:72000;visibility:visible;mso-wrap-style:square;v-text-anchor:middle" o:gfxdata="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" fillcolor="#218079" strokecolor="#74b0ab">
+                        <v:textbox>
+                          <w:txbxContent>
+                            <w:p>
+                              <w:pPr>
+                                <w:jc w:val="center"/>
+                              </w:pPr>
+                              <w:r>
+                                <w:t>c</w:t>
+                              </w:r>
+                              <w:r>
+                                <w:rPr>
+                                  <w:noProof/>
+                                </w:rPr>
+                                <w:drawing>
+                                  <wp:inline distT="0" distB="0" distL="0" distR="0" wp14:anchorId="206BF3B5" wp14:editId="68713D72">
+                                    <wp:extent cx="0" cy="0"/>
+                                    <wp:effectExtent l="0" t="0" r="0" b="0"/>
+                                    <wp:docPr id="659357081" name="图片 1"/>
+                                    <wp:cNvGraphicFramePr>
+                                      <a:graphicFrameLocks xmlns:a="http://schemas.openxmlformats.org/drawingml/2006/main" noChangeAspect="1"/>
+                                    </wp:cNvGraphicFramePr>
+                                    <a:graphic xmlns:a="http://schemas.openxmlformats.org/drawingml/2006/main">
+                                      <a:graphicData uri="http://schemas.openxmlformats.org/drawingml/2006/picture">
+                                        <pic:pic xmlns:pic="http://schemas.openxmlformats.org/drawingml/2006/picture">
+                                          <pic:nvPicPr>
+                                            <pic:cNvPr id="1165435383" name=""/>
+                                            <pic:cNvPicPr/>
+                                          </pic:nvPicPr>
+                                          <pic:blipFill>
+                                            <a:blip r:embed="rId8"/>
+                                            <a:stretch>
+                                              <a:fillRect/>
+                                            </a:stretch>
+                                          </pic:blipFill>
+                                          <pic:spPr>
+                                            <a:xfrm>
+                                              <a:off x="0" y="0"/>
+                                              <a:ext cx="0" cy="0"/>
+                                            </a:xfrm>
+                                            <a:prstGeom prst="rect">
+                                              <a:avLst/>
+                                            </a:prstGeom>
+                                          </pic:spPr>
+                                        </pic:pic>
+                                      </a:graphicData>
+                                    </a:graphic>
+                                  </wp:inline>
+                                </w:drawing>
+                              </w:r>
+                            </w:p>
+                          </w:txbxContent>
+                        </v:textbox>
+                      </v:rect>
+                      <v:rect id="矩形 195" o:spid="_x0000_s1052" style="position:absolute;left:208280;top:101600;width:72000;height:72000;visibility:visible;mso-wrap-style:square;v-text-anchor:middle" o:gfxdata="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" fillcolor="#f9fcfb" strokecolor="#74b0ab"/>
+                      <v:rect id="矩形 195" o:spid="_x0000_s1053" style="position:absolute;left:104140;width:72000;height:72000;visibility:visible;mso-wrap-style:square;v-text-anchor:middle" o:gfxdata="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" fillcolor="#f9fcfb" strokecolor="#74b0ab"/>
+                      <v:rect id="矩形 195" o:spid="_x0000_s1054" style="position:absolute;top:101600;width:72000;height:72000;visibility:visible;mso-wrap-style:square;v-text-anchor:middle" o:gfxdata="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" fillcolor="#218079" strokecolor="#74b0ab">
+                        <v:textbox>
+                          <w:txbxContent>
+                            <w:p>
+                              <w:pPr>
+                                <w:jc w:val="center"/>
+                              </w:pPr>
+                              <w:r>
+                                <w:t>c</w:t>
+                              </w:r>
+                              <w:r>
+                                <w:rPr>
+                                  <w:noProof/>
+                                </w:rPr>
+                                <w:drawing>
+                                  <wp:inline distT="0" distB="0" distL="0" distR="0" wp14:anchorId="6EC1E36A" wp14:editId="1F3E59A3">
+                                    <wp:extent cx="0" cy="0"/>
+                                    <wp:effectExtent l="0" t="0" r="0" b="0"/>
+                                    <wp:docPr id="565558845" name="图片 1"/>
+                                    <wp:cNvGraphicFramePr>
+                                      <a:graphicFrameLocks xmlns:a="http://schemas.openxmlformats.org/drawingml/2006/main" noChangeAspect="1"/>
+                                    </wp:cNvGraphicFramePr>
+                                    <a:graphic xmlns:a="http://schemas.openxmlformats.org/drawingml/2006/main">
+                                      <a:graphicData uri="http://schemas.openxmlformats.org/drawingml/2006/picture">
+                                        <pic:pic xmlns:pic="http://schemas.openxmlformats.org/drawingml/2006/picture">
+                                          <pic:nvPicPr>
+                                            <pic:cNvPr id="1165435383" name=""/>
+                                            <pic:cNvPicPr/>
+                                          </pic:nvPicPr>
+                                          <pic:blipFill>
+                                            <a:blip r:embed="rId8"/>
+                                            <a:stretch>
+                                              <a:fillRect/>
+                                            </a:stretch>
+                                          </pic:blipFill>
+                                          <pic:spPr>
+                                            <a:xfrm>
+                                              <a:off x="0" y="0"/>
+                                              <a:ext cx="0" cy="0"/>
+                                            </a:xfrm>
+                                            <a:prstGeom prst="rect">
+                                              <a:avLst/>
+                                            </a:prstGeom>
+                                          </pic:spPr>
+                                        </pic:pic>
+                                      </a:graphicData>
+                                    </a:graphic>
+                                  </wp:inline>
+                                </w:drawing>
+                              </w:r>
+                            </w:p>
+                          </w:txbxContent>
+                        </v:textbox>
+                      </v:rect>
+                      <v:rect id="矩形 195" o:spid="_x0000_s1055" style="position:absolute;left:104140;top:101600;width:72000;height:72000;visibility:visible;mso-wrap-style:square;v-text-anchor:middle" o:gfxdata="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" fillcolor="#218079" strokecolor="#74b0ab">
+                        <v:textbox>
+                          <w:txbxContent>
+                            <w:p>
+                              <w:pPr>
+                                <w:jc w:val="center"/>
+                              </w:pPr>
+                              <w:r>
+                                <w:t>c</w:t>
+                              </w:r>
+                              <w:r>
+                                <w:rPr>
+                                  <w:noProof/>
+                                </w:rPr>
+                                <w:drawing>
+                                  <wp:inline distT="0" distB="0" distL="0" distR="0" wp14:anchorId="01C43770" wp14:editId="5F8F8480">
+                                    <wp:extent cx="0" cy="0"/>
+                                    <wp:effectExtent l="0" t="0" r="0" b="0"/>
+                                    <wp:docPr id="685479180" name="图片 1"/>
+                                    <wp:cNvGraphicFramePr>
+                                      <a:graphicFrameLocks xmlns:a="http://schemas.openxmlformats.org/drawingml/2006/main" noChangeAspect="1"/>
+                                    </wp:cNvGraphicFramePr>
+                                    <a:graphic xmlns:a="http://schemas.openxmlformats.org/drawingml/2006/main">
+                                      <a:graphicData uri="http://schemas.openxmlformats.org/drawingml/2006/picture">
+                                        <pic:pic xmlns:pic="http://schemas.openxmlformats.org/drawingml/2006/picture">
+                                          <pic:nvPicPr>
+                                            <pic:cNvPr id="1165435383" name=""/>
+                                            <pic:cNvPicPr/>
+                                          </pic:nvPicPr>
+                                          <pic:blipFill>
+                                            <a:blip r:embed="rId8"/>
+                                            <a:stretch>
+                                              <a:fillRect/>
+                                            </a:stretch>
+                                          </pic:blipFill>
+                                          <pic:spPr>
+                                            <a:xfrm>
+                                              <a:off x="0" y="0"/>
+                                              <a:ext cx="0" cy="0"/>
+                                            </a:xfrm>
+                                            <a:prstGeom prst="rect">
+                                              <a:avLst/>
+                                            </a:prstGeom>
+                                          </pic:spPr>
+                                        </pic:pic>
+                                      </a:graphicData>
+                                    </a:graphic>
+                                  </wp:inline>
+                                </w:drawing>
+                              </w:r>
+                            </w:p>
+                          </w:txbxContent>
+                        </v:textbox>
+                      </v:rect>
+                      <v:rect id="矩形 195" o:spid="_x0000_s1056" style="position:absolute;left:208280;width:72000;height:72000;visibility:visible;mso-wrap-style:square;v-text-anchor:middle" o:gfxdata="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" fillcolor="#218079" strokecolor="#74b0ab">
+                        <v:textbox>
+                          <w:txbxContent>
+                            <w:p>
+                              <w:pPr>
+                                <w:jc w:val="center"/>
+                              </w:pPr>
+                              <w:r>
+                                <w:t>c</w:t>
+                              </w:r>
+                              <w:r>
+                                <w:rPr>
+                                  <w:noProof/>
+                                </w:rPr>
+                                <w:drawing>
+                                  <wp:inline distT="0" distB="0" distL="0" distR="0" wp14:anchorId="68A5BC58" wp14:editId="393758F5">
+                                    <wp:extent cx="0" cy="0"/>
+                                    <wp:effectExtent l="0" t="0" r="0" b="0"/>
+                                    <wp:docPr id="617939711" name="图片 1"/>
+                                    <wp:cNvGraphicFramePr>
+                                      <a:graphicFrameLocks xmlns:a="http://schemas.openxmlformats.org/drawingml/2006/main" noChangeAspect="1"/>
+                                    </wp:cNvGraphicFramePr>
+                                    <a:graphic xmlns:a="http://schemas.openxmlformats.org/drawingml/2006/main">
+                                      <a:graphicData uri="http://schemas.openxmlformats.org/drawingml/2006/picture">
+                                        <pic:pic xmlns:pic="http://schemas.openxmlformats.org/drawingml/2006/picture">
+                                          <pic:nvPicPr>
+                                            <pic:cNvPr id="1165435383" name=""/>
+                                            <pic:cNvPicPr/>
+                                          </pic:nvPicPr>
+                                          <pic:blipFill>
+                                            <a:blip r:embed="rId8"/>
+                                            <a:stretch>
+                                              <a:fillRect/>
+                                            </a:stretch>
+                                          </pic:blipFill>
+                                          <pic:spPr>
+                                            <a:xfrm>
+                                              <a:off x="0" y="0"/>
+                                              <a:ext cx="0" cy="0"/>
+                                            </a:xfrm>
+                                            <a:prstGeom prst="rect">
+                                              <a:avLst/>
+                                            </a:prstGeom>
+                                          </pic:spPr>
+                                        </pic:pic>
+                                      </a:graphicData>
+                                    </a:graphic>
+                                  </wp:inline>
+                                </w:drawing>
+                              </w:r>
+                            </w:p>
+                          </w:txbxContent>
+                        </v:textbox>
+                      </v:rect>
+                      <v:rect id="矩形 195" o:spid="_x0000_s1057" style="position:absolute;top:205740;width:71755;height:71755;visibility:visible;mso-wrap-style:square;v-text-anchor:middle" o:gfxdata="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" fillcolor="#f9fcfb" strokecolor="#74b0ab"/>
+                      <v:rect id="矩形 195" o:spid="_x0000_s1058" style="position:absolute;left:208280;top:203200;width:72000;height:72000;visibility:visible;mso-wrap-style:square;v-text-anchor:middle" o:gfxdata="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" fillcolor="#f9fcfb" strokecolor="#74b0ab"/>
+                    </v:group>
+                    <v:shape id="_x0000_s1059" type="#_x0000_t202" style="position:absolute;width:6184;height:1114;visibility:visible;mso-wrap-style:square;v-text-anchor:top" o:gfxdata="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" fillcolor="#eef9f6" stroked="f" strokeweight=".5pt">
+                      <v:textbox inset="0,0,0,0">
                         <w:txbxContent>
                           <w:p>
                             <w:pPr>
                               <w:spacing w:after="0" w:line="160" w:lineRule="exact"/>
+                              <w:jc w:val="center"/>
                               <w:rPr>
                                 <w:b/>
                                 <w:bCs/>
-                                <w:color w:val="3A3A3A" w:themeColor="background2" w:themeShade="40"/>
-                                <w:sz w:val="16"/>
-                                <w:szCs w:val="16"/>
+                                <w:sz w:val="12"/>
+                                <w:szCs w:val="12"/>
                                 <w14:shadow w14:blurRad="50800" w14:dist="50800" w14:dir="5400000" w14:sx="0" w14:sy="0" w14:kx="0" w14:ky="0" w14:algn="ctr">
                                   <w14:schemeClr w14:val="bg1"/>
                                 </w14:shadow>
@@ -62,32 +2815,76 @@
                               <w:rPr>
                                 <w:b/>
                                 <w:bCs/>
-                                <w:color w:val="3A3A3A" w:themeColor="background2" w:themeShade="40"/>
-                                <w:sz w:val="16"/>
-                                <w:szCs w:val="16"/>
+                                <w:sz w:val="12"/>
+                                <w:szCs w:val="12"/>
                                 <w14:shadow w14:blurRad="50800" w14:dist="50800" w14:dir="5400000" w14:sx="0" w14:sy="0" w14:kx="0" w14:ky="0" w14:algn="ctr">
                                   <w14:schemeClr w14:val="bg1"/>
                                 </w14:shadow>
                               </w:rPr>
-                              <w:t>s</w:t>
-                            </w:r>
-                            <w:r>
-                              <w:rPr>
-                                <w:b/>
-                                <w:bCs/>
-                                <w:color w:val="3A3A3A" w:themeColor="background2" w:themeShade="40"/>
-                                <w:sz w:val="16"/>
-                                <w:szCs w:val="16"/>
-                                <w14:shadow w14:blurRad="50800" w14:dist="50800" w14:dir="5400000" w14:sx="0" w14:sy="0" w14:kx="0" w14:ky="0" w14:algn="ctr">
-                                  <w14:schemeClr w14:val="bg1"/>
-                                </w14:shadow>
-                              </w:rPr>
-                              <w:t>parse latent</w:t>
+                              <w:t>sparse support O</w:t>
                             </w:r>
                           </w:p>
                         </w:txbxContent>
-                      </wps:txbx>
-                      <wps:bodyPr rot="0" spcFirstLastPara="0" vertOverflow="overflow" horzOverflow="overflow" vert="horz" wrap="square" lIns="0" tIns="0" rIns="0" bIns="0" numCol="1" spcCol="0" rtlCol="0" fromWordArt="0" anchor="t" anchorCtr="0" forceAA="0" compatLnSpc="1">
+                      </v:textbox>
+                    </v:shape>
+                  </v:group>
+                </v:group>
+              </v:group>
+            </w:pict>
+          </mc:Fallback>
+        </mc:AlternateContent>
+      </w:r>
+      <w:r>
+        <w:rPr>
+          <w:noProof/>
+        </w:rPr>
+        <mc:AlternateContent>
+          <mc:Choice Requires="wps">
+            <w:drawing>
+              <wp:anchor distT="0" distB="0" distL="114300" distR="114300" simplePos="0" relativeHeight="251846656" behindDoc="0" locked="0" layoutInCell="1" allowOverlap="1" wp14:anchorId="3478AC56" wp14:editId="6D350364">
+                <wp:simplePos x="0" y="0"/>
+                <wp:positionH relativeFrom="column">
+                  <wp:posOffset>6641465</wp:posOffset>
+                </wp:positionH>
+                <wp:positionV relativeFrom="paragraph">
+                  <wp:posOffset>1366864</wp:posOffset>
+                </wp:positionV>
+                <wp:extent cx="127000" cy="1248410"/>
+                <wp:effectExtent l="0" t="1905" r="10795" b="10795"/>
+                <wp:wrapNone/>
+                <wp:docPr id="2058919947" name="右大括号 226"/>
+                <wp:cNvGraphicFramePr/>
+                <a:graphic xmlns:a="http://schemas.openxmlformats.org/drawingml/2006/main">
+                  <a:graphicData uri="http://schemas.microsoft.com/office/word/2010/wordprocessingShape">
+                    <wps:wsp>
+                      <wps:cNvSpPr/>
+                      <wps:spPr>
+                        <a:xfrm rot="16200000">
+                          <a:off x="0" y="0"/>
+                          <a:ext cx="127000" cy="1248410"/>
+                        </a:xfrm>
+                        <a:prstGeom prst="rightBrace">
+                          <a:avLst>
+                            <a:gd name="adj1" fmla="val 8333"/>
+                            <a:gd name="adj2" fmla="val 50447"/>
+                          </a:avLst>
+                        </a:prstGeom>
+                      </wps:spPr>
+                      <wps:style>
+                        <a:lnRef idx="1">
+                          <a:schemeClr val="accent1"/>
+                        </a:lnRef>
+                        <a:fillRef idx="0">
+                          <a:schemeClr val="accent1"/>
+                        </a:fillRef>
+                        <a:effectRef idx="0">
+                          <a:schemeClr val="accent1"/>
+                        </a:effectRef>
+                        <a:fontRef idx="minor">
+                          <a:schemeClr val="tx1"/>
+                        </a:fontRef>
+                      </wps:style>
+                      <wps:bodyPr rot="0" spcFirstLastPara="0" vertOverflow="overflow" horzOverflow="overflow" vert="horz" wrap="square" lIns="91440" tIns="45720" rIns="91440" bIns="45720" numCol="1" spcCol="0" rtlCol="0" fromWordArt="0" anchor="ctr" anchorCtr="0" forceAA="0" compatLnSpc="1">
                         <a:prstTxWarp prst="textNoShape">
                           <a:avLst/>
                         </a:prstTxWarp>
@@ -107,56 +2904,29 @@
           </mc:Choice>
           <mc:Fallback>
             <w:pict>
-              <v:shapetype w14:anchorId="3E7932D4" id="_x0000_t202" coordsize="21600,21600" o:spt="202" path="m,l,21600r21600,l21600,xe">
+              <v:shapetype w14:anchorId="48A3A332" id="_x0000_t88" coordsize="21600,21600" o:spt="88" adj="1800,10800" path="m,qx10800@0l10800@2qy21600@11,10800@3l10800@1qy,21600e" filled="f">
+                <v:formulas>
+                  <v:f eqn="val #0"/>
+                  <v:f eqn="sum 21600 0 #0"/>
+                  <v:f eqn="sum #1 0 #0"/>
+                  <v:f eqn="sum #1 #0 0"/>
+                  <v:f eqn="prod #0 9598 32768"/>
+                  <v:f eqn="sum 21600 0 @4"/>
+                  <v:f eqn="sum 21600 0 #1"/>
+                  <v:f eqn="min #1 @6"/>
+                  <v:f eqn="prod @7 1 2"/>
+                  <v:f eqn="prod #0 2 1"/>
+                  <v:f eqn="sum 21600 0 @9"/>
+                  <v:f eqn="val #1"/>
+                </v:formulas>
+                <v:path arrowok="t" o:connecttype="custom" o:connectlocs="0,0;21600,@11;0,21600" textboxrect="0,@4,7637,@5"/>
+                <v:handles>
+                  <v:h position="center,#0" yrange="0,@8"/>
+                  <v:h position="bottomRight,#1" yrange="@9,@10"/>
+                </v:handles>
+              </v:shapetype>
+              <v:shape id="右大括号 226" o:spid="_x0000_s1026" type="#_x0000_t88" style="position:absolute;margin-left:522.95pt;margin-top:107.65pt;width:10pt;height:98.3pt;rotation:-90;z-index:251846656;visibility:visible;mso-wrap-style:square;mso-width-percent:0;mso-height-percent:0;mso-wrap-distance-left:9pt;mso-wrap-distance-top:0;mso-wrap-distance-right:9pt;mso-wrap-distance-bottom:0;mso-position-horizontal:absolute;mso-position-horizontal-relative:text;mso-position-vertical:absolute;mso-position-vertical-relative:text;mso-width-percent:0;mso-height-percent:0;mso-width-relative:margin;mso-height-relative:margin;v-text-anchor:middle" o:gfxdata="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" adj="183,10897" strokecolor="#156082 [3204]" strokeweight=".5pt">
                 <v:stroke joinstyle="miter"/>
-                <v:path gradientshapeok="t" o:connecttype="rect"/>
-              </v:shapetype>
-              <v:shape id="文本框 5" o:spid="_x0000_s1026" type="#_x0000_t202" style="position:absolute;margin-left:572.25pt;margin-top:159.65pt;width:55.7pt;height:13pt;z-index:251822080;visibility:visible;mso-wrap-style:square;mso-width-percent:0;mso-height-percent:0;mso-wrap-distance-left:9pt;mso-wrap-distance-top:0;mso-wrap-distance-right:9pt;mso-wrap-distance-bottom:0;mso-position-horizontal:absolute;mso-position-horizontal-relative:text;mso-position-vertical:absolute;mso-position-vertical-relative:text;mso-width-percent:0;mso-height-percent:0;mso-width-relative:margin;mso-height-relative:margin;v-text-anchor:top" o:gfxdata="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" fillcolor="white [3212]" stroked="f" strokeweight=".5pt">
-                <v:textbox inset="0,0,0,0">
-                  <w:txbxContent>
-                    <w:p>
-                      <w:pPr>
-                        <w:spacing w:after="0" w:line="160" w:lineRule="exact"/>
-                        <w:rPr>
-                          <w:b/>
-                          <w:bCs/>
-                          <w:color w:val="3A3A3A" w:themeColor="background2" w:themeShade="40"/>
-                          <w:sz w:val="16"/>
-                          <w:szCs w:val="16"/>
-                          <w14:shadow w14:blurRad="50800" w14:dist="50800" w14:dir="5400000" w14:sx="0" w14:sy="0" w14:kx="0" w14:ky="0" w14:algn="ctr">
-                            <w14:schemeClr w14:val="bg1"/>
-                          </w14:shadow>
-                        </w:rPr>
-                      </w:pPr>
-                      <w:r>
-                        <w:rPr>
-                          <w:b/>
-                          <w:bCs/>
-                          <w:color w:val="3A3A3A" w:themeColor="background2" w:themeShade="40"/>
-                          <w:sz w:val="16"/>
-                          <w:szCs w:val="16"/>
-                          <w14:shadow w14:blurRad="50800" w14:dist="50800" w14:dir="5400000" w14:sx="0" w14:sy="0" w14:kx="0" w14:ky="0" w14:algn="ctr">
-                            <w14:schemeClr w14:val="bg1"/>
-                          </w14:shadow>
-                        </w:rPr>
-                        <w:t>s</w:t>
-                      </w:r>
-                      <w:r>
-                        <w:rPr>
-                          <w:b/>
-                          <w:bCs/>
-                          <w:color w:val="3A3A3A" w:themeColor="background2" w:themeShade="40"/>
-                          <w:sz w:val="16"/>
-                          <w:szCs w:val="16"/>
-                          <w14:shadow w14:blurRad="50800" w14:dist="50800" w14:dir="5400000" w14:sx="0" w14:sy="0" w14:kx="0" w14:ky="0" w14:algn="ctr">
-                            <w14:schemeClr w14:val="bg1"/>
-                          </w14:shadow>
-                        </w:rPr>
-                        <w:t>parse latent</w:t>
-                      </w:r>
-                    </w:p>
-                  </w:txbxContent>
-                </v:textbox>
               </v:shape>
             </w:pict>
           </mc:Fallback>
@@ -169,15 +2939,15 @@
         <mc:AlternateContent>
           <mc:Choice Requires="wps">
             <w:drawing>
-              <wp:anchor distT="0" distB="0" distL="114300" distR="114300" simplePos="0" relativeHeight="251785216" behindDoc="0" locked="0" layoutInCell="1" allowOverlap="1" wp14:anchorId="55B99035" wp14:editId="68A49D16">
+              <wp:anchor distT="0" distB="0" distL="114300" distR="114300" simplePos="0" relativeHeight="251729920" behindDoc="0" locked="0" layoutInCell="1" allowOverlap="1" wp14:anchorId="55B99035" wp14:editId="7FEB8BF0">
                 <wp:simplePos x="0" y="0"/>
                 <wp:positionH relativeFrom="column">
-                  <wp:posOffset>7254979</wp:posOffset>
+                  <wp:posOffset>6435090</wp:posOffset>
                 </wp:positionH>
                 <wp:positionV relativeFrom="paragraph">
-                  <wp:posOffset>2241401</wp:posOffset>
+                  <wp:posOffset>1783715</wp:posOffset>
                 </wp:positionV>
-                <wp:extent cx="707136" cy="165100"/>
+                <wp:extent cx="706755" cy="165100"/>
                 <wp:effectExtent l="0" t="0" r="4445" b="0"/>
                 <wp:wrapNone/>
                 <wp:docPr id="733948354" name="文本框 5"/>
@@ -189,7 +2959,7 @@
                       <wps:spPr>
                         <a:xfrm>
                           <a:off x="0" y="0"/>
-                          <a:ext cx="707136" cy="165100"/>
+                          <a:ext cx="706755" cy="165100"/>
                         </a:xfrm>
                         <a:prstGeom prst="rect">
                           <a:avLst/>
@@ -316,7 +3086,7 @@
           </mc:Choice>
           <mc:Fallback>
             <w:pict>
-              <v:shape w14:anchorId="55B99035" id="_x0000_s1027" type="#_x0000_t202" style="position:absolute;margin-left:571.25pt;margin-top:176.5pt;width:55.7pt;height:13pt;z-index:251785216;visibility:visible;mso-wrap-style:square;mso-width-percent:0;mso-height-percent:0;mso-wrap-distance-left:9pt;mso-wrap-distance-top:0;mso-wrap-distance-right:9pt;mso-wrap-distance-bottom:0;mso-position-horizontal:absolute;mso-position-horizontal-relative:text;mso-position-vertical:absolute;mso-position-vertical-relative:text;mso-width-percent:0;mso-height-percent:0;mso-width-relative:margin;mso-height-relative:margin;v-text-anchor:top" o:gfxdata="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" fillcolor="white [3212]" stroked="f" strokeweight=".5pt">
+              <v:shape w14:anchorId="55B99035" id="文本框 5" o:spid="_x0000_s1060" type="#_x0000_t202" style="position:absolute;margin-left:506.7pt;margin-top:140.45pt;width:55.65pt;height:13pt;z-index:251729920;visibility:visible;mso-wrap-style:square;mso-width-percent:0;mso-height-percent:0;mso-wrap-distance-left:9pt;mso-wrap-distance-top:0;mso-wrap-distance-right:9pt;mso-wrap-distance-bottom:0;mso-position-horizontal:absolute;mso-position-horizontal-relative:text;mso-position-vertical:absolute;mso-position-vertical-relative:text;mso-width-percent:0;mso-height-percent:0;mso-width-relative:margin;mso-height-relative:margin;v-text-anchor:top" o:gfxdata="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" fillcolor="white [3212]" stroked="f" strokeweight=".5pt">
                 <v:textbox inset="0,0,0,0">
                   <w:txbxContent>
                     <w:p>
@@ -424,18 +3194,18 @@
         <mc:AlternateContent>
           <mc:Choice Requires="wps">
             <w:drawing>
-              <wp:anchor distT="0" distB="0" distL="114300" distR="114300" simplePos="0" relativeHeight="251557888" behindDoc="0" locked="0" layoutInCell="1" allowOverlap="1" wp14:anchorId="16780283" wp14:editId="7305B16E">
+              <wp:anchor distT="0" distB="0" distL="114300" distR="114300" simplePos="0" relativeHeight="251801600" behindDoc="0" locked="0" layoutInCell="1" allowOverlap="1" wp14:anchorId="3E7932D4" wp14:editId="3B7B2FF5">
                 <wp:simplePos x="0" y="0"/>
                 <wp:positionH relativeFrom="column">
-                  <wp:posOffset>92516</wp:posOffset>
+                  <wp:posOffset>7075805</wp:posOffset>
                 </wp:positionH>
                 <wp:positionV relativeFrom="paragraph">
-                  <wp:posOffset>125730</wp:posOffset>
+                  <wp:posOffset>1778926</wp:posOffset>
                 </wp:positionV>
-                <wp:extent cx="2361565" cy="165100"/>
-                <wp:effectExtent l="0" t="0" r="635" b="0"/>
+                <wp:extent cx="706755" cy="165100"/>
+                <wp:effectExtent l="0" t="0" r="4445" b="0"/>
                 <wp:wrapNone/>
-                <wp:docPr id="1697543050" name="文本框 5"/>
+                <wp:docPr id="2043859549" name="文本框 5"/>
                 <wp:cNvGraphicFramePr/>
                 <a:graphic xmlns:a="http://schemas.openxmlformats.org/drawingml/2006/main">
                   <a:graphicData uri="http://schemas.microsoft.com/office/word/2010/wordprocessingShape">
@@ -444,7 +3214,7 @@
                       <wps:spPr>
                         <a:xfrm>
                           <a:off x="0" y="0"/>
-                          <a:ext cx="2361565" cy="165100"/>
+                          <a:ext cx="706755" cy="165100"/>
                         </a:xfrm>
                         <a:prstGeom prst="rect">
                           <a:avLst/>
@@ -464,8 +3234,9 @@
                               <w:rPr>
                                 <w:b/>
                                 <w:bCs/>
-                                <w:sz w:val="20"/>
-                                <w:szCs w:val="20"/>
+                                <w:color w:val="747474" w:themeColor="background2" w:themeShade="80"/>
+                                <w:sz w:val="16"/>
+                                <w:szCs w:val="16"/>
                                 <w14:shadow w14:blurRad="50800" w14:dist="50800" w14:dir="5400000" w14:sx="0" w14:sy="0" w14:kx="0" w14:ky="0" w14:algn="ctr">
                                   <w14:schemeClr w14:val="bg1"/>
                                 </w14:shadow>
@@ -475,38 +3246,27 @@
                               <w:rPr>
                                 <w:b/>
                                 <w:bCs/>
-                                <w:sz w:val="20"/>
-                                <w:szCs w:val="20"/>
+                                <w:color w:val="747474" w:themeColor="background2" w:themeShade="80"/>
+                                <w:sz w:val="16"/>
+                                <w:szCs w:val="16"/>
                                 <w14:shadow w14:blurRad="50800" w14:dist="50800" w14:dir="5400000" w14:sx="0" w14:sy="0" w14:kx="0" w14:ky="0" w14:algn="ctr">
                                   <w14:schemeClr w14:val="bg1"/>
                                 </w14:shadow>
                               </w:rPr>
-                              <w:t xml:space="preserve">(a) </w:t>
-                            </w:r>
-                            <w:r>
-                              <w:rPr>
-                                <w:rFonts w:hint="eastAsia"/>
-                                <w:b/>
-                                <w:bCs/>
-                                <w:sz w:val="20"/>
-                                <w:szCs w:val="20"/>
-                                <w14:shadow w14:blurRad="50800" w14:dist="50800" w14:dir="5400000" w14:sx="0" w14:sy="0" w14:kx="0" w14:ky="0" w14:algn="ctr">
-                                  <w14:schemeClr w14:val="bg1"/>
-                                </w14:shadow>
-                              </w:rPr>
-                              <w:t>S</w:t>
+                              <w:t>s</w:t>
                             </w:r>
                             <w:r>
                               <w:rPr>
                                 <w:b/>
                                 <w:bCs/>
-                                <w:sz w:val="20"/>
-                                <w:szCs w:val="20"/>
+                                <w:color w:val="747474" w:themeColor="background2" w:themeShade="80"/>
+                                <w:sz w:val="16"/>
+                                <w:szCs w:val="16"/>
                                 <w14:shadow w14:blurRad="50800" w14:dist="50800" w14:dir="5400000" w14:sx="0" w14:sy="0" w14:kx="0" w14:ky="0" w14:algn="ctr">
                                   <w14:schemeClr w14:val="bg1"/>
                                 </w14:shadow>
                               </w:rPr>
-                              <w:t xml:space="preserve">parse surface support </w:t>
+                              <w:t>parse latent</w:t>
                             </w:r>
                           </w:p>
                         </w:txbxContent>
@@ -531,11 +3291,7 @@
           </mc:Choice>
           <mc:Fallback>
             <w:pict>
-              <v:shapetype w14:anchorId="16780283" id="_x0000_t202" coordsize="21600,21600" o:spt="202" path="m,l,21600r21600,l21600,xe">
-                <v:stroke joinstyle="miter"/>
-                <v:path gradientshapeok="t" o:connecttype="rect"/>
-              </v:shapetype>
-              <v:shape id="文本框 5" o:spid="_x0000_s1026" type="#_x0000_t202" style="position:absolute;margin-left:7.3pt;margin-top:9.9pt;width:185.95pt;height:13pt;z-index:251557888;visibility:visible;mso-wrap-style:square;mso-width-percent:0;mso-height-percent:0;mso-wrap-distance-left:9pt;mso-wrap-distance-top:0;mso-wrap-distance-right:9pt;mso-wrap-distance-bottom:0;mso-position-horizontal:absolute;mso-position-horizontal-relative:text;mso-position-vertical:absolute;mso-position-vertical-relative:text;mso-width-percent:0;mso-height-percent:0;mso-width-relative:margin;mso-height-relative:margin;v-text-anchor:top" o:gfxdata="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" fillcolor="white [3212]" stroked="f" strokeweight=".5pt">
+              <v:shape w14:anchorId="3E7932D4" id="_x0000_s1061" type="#_x0000_t202" style="position:absolute;margin-left:557.15pt;margin-top:140.05pt;width:55.65pt;height:13pt;z-index:251801600;visibility:visible;mso-wrap-style:square;mso-width-percent:0;mso-height-percent:0;mso-wrap-distance-left:9pt;mso-wrap-distance-top:0;mso-wrap-distance-right:9pt;mso-wrap-distance-bottom:0;mso-position-horizontal:absolute;mso-position-horizontal-relative:text;mso-position-vertical:absolute;mso-position-vertical-relative:text;mso-width-percent:0;mso-height-percent:0;mso-width-relative:margin;mso-height-relative:margin;v-text-anchor:top" o:gfxdata="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" fillcolor="white [3212]" stroked="f" strokeweight=".5pt">
                 <v:textbox inset="0,0,0,0">
                   <w:txbxContent>
                     <w:p>
@@ -544,8 +3300,9 @@
                         <w:rPr>
                           <w:b/>
                           <w:bCs/>
-                          <w:sz w:val="20"/>
-                          <w:szCs w:val="20"/>
+                          <w:color w:val="747474" w:themeColor="background2" w:themeShade="80"/>
+                          <w:sz w:val="16"/>
+                          <w:szCs w:val="16"/>
                           <w14:shadow w14:blurRad="50800" w14:dist="50800" w14:dir="5400000" w14:sx="0" w14:sy="0" w14:kx="0" w14:ky="0" w14:algn="ctr">
                             <w14:schemeClr w14:val="bg1"/>
                           </w14:shadow>
@@ -555,38 +3312,27 @@
                         <w:rPr>
                           <w:b/>
                           <w:bCs/>
-                          <w:sz w:val="20"/>
-                          <w:szCs w:val="20"/>
+                          <w:color w:val="747474" w:themeColor="background2" w:themeShade="80"/>
+                          <w:sz w:val="16"/>
+                          <w:szCs w:val="16"/>
                           <w14:shadow w14:blurRad="50800" w14:dist="50800" w14:dir="5400000" w14:sx="0" w14:sy="0" w14:kx="0" w14:ky="0" w14:algn="ctr">
                             <w14:schemeClr w14:val="bg1"/>
                           </w14:shadow>
                         </w:rPr>
-                        <w:t xml:space="preserve">(a) </w:t>
-                      </w:r>
-                      <w:r>
-                        <w:rPr>
-                          <w:rFonts w:hint="eastAsia"/>
-                          <w:b/>
-                          <w:bCs/>
-                          <w:sz w:val="20"/>
-                          <w:szCs w:val="20"/>
-                          <w14:shadow w14:blurRad="50800" w14:dist="50800" w14:dir="5400000" w14:sx="0" w14:sy="0" w14:kx="0" w14:ky="0" w14:algn="ctr">
-                            <w14:schemeClr w14:val="bg1"/>
-                          </w14:shadow>
-                        </w:rPr>
-                        <w:t>S</w:t>
+                        <w:t>s</w:t>
                       </w:r>
                       <w:r>
                         <w:rPr>
                           <w:b/>
                           <w:bCs/>
-                          <w:sz w:val="20"/>
-                          <w:szCs w:val="20"/>
+                          <w:color w:val="747474" w:themeColor="background2" w:themeShade="80"/>
+                          <w:sz w:val="16"/>
+                          <w:szCs w:val="16"/>
                           <w14:shadow w14:blurRad="50800" w14:dist="50800" w14:dir="5400000" w14:sx="0" w14:sy="0" w14:kx="0" w14:ky="0" w14:algn="ctr">
                             <w14:schemeClr w14:val="bg1"/>
                           </w14:shadow>
                         </w:rPr>
-                        <w:t xml:space="preserve">parse surface support </w:t>
+                        <w:t>parse latent</w:t>
                       </w:r>
                     </w:p>
                   </w:txbxContent>
@@ -603,18 +3349,18 @@
         <mc:AlternateContent>
           <mc:Choice Requires="wps">
             <w:drawing>
-              <wp:anchor distT="0" distB="0" distL="114300" distR="114300" simplePos="0" relativeHeight="251561984" behindDoc="0" locked="0" layoutInCell="1" allowOverlap="1" wp14:anchorId="515EF1D7" wp14:editId="150637C9">
+              <wp:anchor distT="0" distB="0" distL="114300" distR="114300" simplePos="0" relativeHeight="251803648" behindDoc="0" locked="0" layoutInCell="1" allowOverlap="1" wp14:anchorId="1B834C30" wp14:editId="06EF54F6">
                 <wp:simplePos x="0" y="0"/>
                 <wp:positionH relativeFrom="column">
-                  <wp:posOffset>5524306</wp:posOffset>
+                  <wp:posOffset>6605270</wp:posOffset>
                 </wp:positionH>
                 <wp:positionV relativeFrom="paragraph">
-                  <wp:posOffset>126365</wp:posOffset>
+                  <wp:posOffset>1023964</wp:posOffset>
                 </wp:positionV>
-                <wp:extent cx="2361565" cy="165100"/>
-                <wp:effectExtent l="0" t="0" r="635" b="0"/>
+                <wp:extent cx="193040" cy="226695"/>
+                <wp:effectExtent l="0" t="0" r="0" b="1905"/>
                 <wp:wrapNone/>
-                <wp:docPr id="489555302" name="文本框 5"/>
+                <wp:docPr id="1753660178" name="文本框 5"/>
                 <wp:cNvGraphicFramePr/>
                 <a:graphic xmlns:a="http://schemas.openxmlformats.org/drawingml/2006/main">
                   <a:graphicData uri="http://schemas.microsoft.com/office/word/2010/wordprocessingShape">
@@ -623,7 +3369,7 @@
                       <wps:spPr>
                         <a:xfrm>
                           <a:off x="0" y="0"/>
-                          <a:ext cx="2361565" cy="165100"/>
+                          <a:ext cx="193040" cy="226695"/>
                         </a:xfrm>
                         <a:prstGeom prst="rect">
                           <a:avLst/>
@@ -639,41 +3385,76 @@
                         <w:txbxContent>
                           <w:p>
                             <w:pPr>
-                              <w:spacing w:after="0" w:line="160" w:lineRule="exact"/>
+                              <w:spacing w:after="0" w:line="280" w:lineRule="exact"/>
+                              <w:jc w:val="center"/>
                               <w:rPr>
                                 <w:b/>
                                 <w:bCs/>
-                                <w:sz w:val="20"/>
-                                <w:szCs w:val="20"/>
+                                <w:i/>
+                                <w:color w:val="262626" w:themeColor="text1" w:themeTint="D9"/>
+                                <w:sz w:val="16"/>
+                                <w:szCs w:val="16"/>
                                 <w14:shadow w14:blurRad="50800" w14:dist="50800" w14:dir="5400000" w14:sx="0" w14:sy="0" w14:kx="0" w14:ky="0" w14:algn="ctr">
                                   <w14:schemeClr w14:val="bg1"/>
                                 </w14:shadow>
                               </w:rPr>
                             </w:pPr>
-                            <w:r>
-                              <w:rPr>
-                                <w:b/>
-                                <w:bCs/>
-                                <w:sz w:val="20"/>
-                                <w:szCs w:val="20"/>
-                                <w14:shadow w14:blurRad="50800" w14:dist="50800" w14:dir="5400000" w14:sx="0" w14:sy="0" w14:kx="0" w14:ky="0" w14:algn="ctr">
-                                  <w14:schemeClr w14:val="bg1"/>
-                                </w14:shadow>
-                              </w:rPr>
-                              <w:t xml:space="preserve">(c) </w:t>
-                            </w:r>
-                            <w:r>
-                              <w:rPr>
-                                <w:b/>
-                                <w:bCs/>
-                                <w:sz w:val="20"/>
-                                <w:szCs w:val="20"/>
-                                <w14:shadow w14:blurRad="50800" w14:dist="50800" w14:dir="5400000" w14:sx="0" w14:sy="0" w14:kx="0" w14:ky="0" w14:algn="ctr">
-                                  <w14:schemeClr w14:val="bg1"/>
-                                </w14:shadow>
-                              </w:rPr>
-                              <w:t>Geometry code and sparse latent</w:t>
-                            </w:r>
+                            <m:oMathPara>
+                              <m:oMath>
+                                <m:sSub>
+                                  <m:sSubPr>
+                                    <m:ctrlPr>
+                                      <w:rPr>
+                                        <w:rFonts w:ascii="Cambria Math" w:hAnsi="Cambria Math"/>
+                                        <w:b/>
+                                        <w:bCs/>
+                                        <w:i/>
+                                        <w:color w:val="262626" w:themeColor="text1" w:themeTint="D9"/>
+                                        <w:sz w:val="16"/>
+                                        <w:szCs w:val="16"/>
+                                        <w14:shadow w14:blurRad="50800" w14:dist="50800" w14:dir="5400000" w14:sx="0" w14:sy="0" w14:kx="0" w14:ky="0" w14:algn="ctr">
+                                          <w14:schemeClr w14:val="bg1"/>
+                                        </w14:shadow>
+                                      </w:rPr>
+                                    </m:ctrlPr>
+                                  </m:sSubPr>
+                                  <m:e>
+                                    <m:r>
+                                      <m:rPr>
+                                        <m:sty m:val="bi"/>
+                                      </m:rPr>
+                                      <w:rPr>
+                                        <w:rFonts w:ascii="Cambria Math" w:hAnsi="Cambria Math"/>
+                                        <w:color w:val="262626" w:themeColor="text1" w:themeTint="D9"/>
+                                        <w:sz w:val="16"/>
+                                        <w:szCs w:val="16"/>
+                                        <w14:shadow w14:blurRad="50800" w14:dist="50800" w14:dir="5400000" w14:sx="0" w14:sy="0" w14:kx="0" w14:ky="0" w14:algn="ctr">
+                                          <w14:schemeClr w14:val="bg1"/>
+                                        </w14:shadow>
+                                      </w:rPr>
+                                      <m:t>g</m:t>
+                                    </m:r>
+                                  </m:e>
+                                  <m:sub>
+                                    <m:r>
+                                      <m:rPr>
+                                        <m:sty m:val="bi"/>
+                                      </m:rPr>
+                                      <w:rPr>
+                                        <w:rFonts w:ascii="Cambria Math" w:hAnsi="Cambria Math"/>
+                                        <w:color w:val="262626" w:themeColor="text1" w:themeTint="D9"/>
+                                        <w:sz w:val="16"/>
+                                        <w:szCs w:val="16"/>
+                                        <w14:shadow w14:blurRad="50800" w14:dist="50800" w14:dir="5400000" w14:sx="0" w14:sy="0" w14:kx="0" w14:ky="0" w14:algn="ctr">
+                                          <w14:schemeClr w14:val="bg1"/>
+                                        </w14:shadow>
+                                      </w:rPr>
+                                      <m:t>j</m:t>
+                                    </m:r>
+                                  </m:sub>
+                                </m:sSub>
+                              </m:oMath>
+                            </m:oMathPara>
                           </w:p>
                         </w:txbxContent>
                       </wps:txbx>
@@ -697,46 +3478,81 @@
           </mc:Choice>
           <mc:Fallback>
             <w:pict>
-              <v:shape w14:anchorId="515EF1D7" id="_x0000_s1027" type="#_x0000_t202" style="position:absolute;margin-left:435pt;margin-top:9.95pt;width:185.95pt;height:13pt;z-index:251561984;visibility:visible;mso-wrap-style:square;mso-width-percent:0;mso-height-percent:0;mso-wrap-distance-left:9pt;mso-wrap-distance-top:0;mso-wrap-distance-right:9pt;mso-wrap-distance-bottom:0;mso-position-horizontal:absolute;mso-position-horizontal-relative:text;mso-position-vertical:absolute;mso-position-vertical-relative:text;mso-width-percent:0;mso-height-percent:0;mso-width-relative:margin;mso-height-relative:margin;v-text-anchor:top" o:gfxdata="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" fillcolor="white [3212]" stroked="f" strokeweight=".5pt">
+              <v:shape w14:anchorId="1B834C30" id="_x0000_s1062" type="#_x0000_t202" style="position:absolute;margin-left:520.1pt;margin-top:80.65pt;width:15.2pt;height:17.85pt;z-index:251803648;visibility:visible;mso-wrap-style:square;mso-width-percent:0;mso-height-percent:0;mso-wrap-distance-left:9pt;mso-wrap-distance-top:0;mso-wrap-distance-right:9pt;mso-wrap-distance-bottom:0;mso-position-horizontal:absolute;mso-position-horizontal-relative:text;mso-position-vertical:absolute;mso-position-vertical-relative:text;mso-width-percent:0;mso-height-percent:0;mso-width-relative:margin;mso-height-relative:margin;v-text-anchor:top" o:gfxdata="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" fillcolor="white [3212]" stroked="f" strokeweight=".5pt">
                 <v:textbox inset="0,0,0,0">
                   <w:txbxContent>
                     <w:p>
                       <w:pPr>
-                        <w:spacing w:after="0" w:line="160" w:lineRule="exact"/>
+                        <w:spacing w:after="0" w:line="280" w:lineRule="exact"/>
+                        <w:jc w:val="center"/>
                         <w:rPr>
                           <w:b/>
                           <w:bCs/>
-                          <w:sz w:val="20"/>
-                          <w:szCs w:val="20"/>
+                          <w:i/>
+                          <w:color w:val="262626" w:themeColor="text1" w:themeTint="D9"/>
+                          <w:sz w:val="16"/>
+                          <w:szCs w:val="16"/>
                           <w14:shadow w14:blurRad="50800" w14:dist="50800" w14:dir="5400000" w14:sx="0" w14:sy="0" w14:kx="0" w14:ky="0" w14:algn="ctr">
                             <w14:schemeClr w14:val="bg1"/>
                           </w14:shadow>
                         </w:rPr>
                       </w:pPr>
-                      <w:r>
-                        <w:rPr>
-                          <w:b/>
-                          <w:bCs/>
-                          <w:sz w:val="20"/>
-                          <w:szCs w:val="20"/>
-                          <w14:shadow w14:blurRad="50800" w14:dist="50800" w14:dir="5400000" w14:sx="0" w14:sy="0" w14:kx="0" w14:ky="0" w14:algn="ctr">
-                            <w14:schemeClr w14:val="bg1"/>
-                          </w14:shadow>
-                        </w:rPr>
-                        <w:t xml:space="preserve">(c) </w:t>
-                      </w:r>
-                      <w:r>
-                        <w:rPr>
-                          <w:b/>
-                          <w:bCs/>
-                          <w:sz w:val="20"/>
-                          <w:szCs w:val="20"/>
-                          <w14:shadow w14:blurRad="50800" w14:dist="50800" w14:dir="5400000" w14:sx="0" w14:sy="0" w14:kx="0" w14:ky="0" w14:algn="ctr">
-                            <w14:schemeClr w14:val="bg1"/>
-                          </w14:shadow>
-                        </w:rPr>
-                        <w:t>Geometry code and sparse latent</w:t>
-                      </w:r>
+                      <m:oMathPara>
+                        <m:oMath>
+                          <m:sSub>
+                            <m:sSubPr>
+                              <m:ctrlPr>
+                                <w:rPr>
+                                  <w:rFonts w:ascii="Cambria Math" w:hAnsi="Cambria Math"/>
+                                  <w:b/>
+                                  <w:bCs/>
+                                  <w:i/>
+                                  <w:color w:val="262626" w:themeColor="text1" w:themeTint="D9"/>
+                                  <w:sz w:val="16"/>
+                                  <w:szCs w:val="16"/>
+                                  <w14:shadow w14:blurRad="50800" w14:dist="50800" w14:dir="5400000" w14:sx="0" w14:sy="0" w14:kx="0" w14:ky="0" w14:algn="ctr">
+                                    <w14:schemeClr w14:val="bg1"/>
+                                  </w14:shadow>
+                                </w:rPr>
+                              </m:ctrlPr>
+                            </m:sSubPr>
+                            <m:e>
+                              <m:r>
+                                <m:rPr>
+                                  <m:sty m:val="bi"/>
+                                </m:rPr>
+                                <w:rPr>
+                                  <w:rFonts w:ascii="Cambria Math" w:hAnsi="Cambria Math"/>
+                                  <w:color w:val="262626" w:themeColor="text1" w:themeTint="D9"/>
+                                  <w:sz w:val="16"/>
+                                  <w:szCs w:val="16"/>
+                                  <w14:shadow w14:blurRad="50800" w14:dist="50800" w14:dir="5400000" w14:sx="0" w14:sy="0" w14:kx="0" w14:ky="0" w14:algn="ctr">
+                                    <w14:schemeClr w14:val="bg1"/>
+                                  </w14:shadow>
+                                </w:rPr>
+                                <m:t>g</m:t>
+                              </m:r>
+                            </m:e>
+                            <m:sub>
+                              <m:r>
+                                <m:rPr>
+                                  <m:sty m:val="bi"/>
+                                </m:rPr>
+                                <w:rPr>
+                                  <w:rFonts w:ascii="Cambria Math" w:hAnsi="Cambria Math"/>
+                                  <w:color w:val="262626" w:themeColor="text1" w:themeTint="D9"/>
+                                  <w:sz w:val="16"/>
+                                  <w:szCs w:val="16"/>
+                                  <w14:shadow w14:blurRad="50800" w14:dist="50800" w14:dir="5400000" w14:sx="0" w14:sy="0" w14:kx="0" w14:ky="0" w14:algn="ctr">
+                                    <w14:schemeClr w14:val="bg1"/>
+                                  </w14:shadow>
+                                </w:rPr>
+                                <m:t>j</m:t>
+                              </m:r>
+                            </m:sub>
+                          </m:sSub>
+                        </m:oMath>
+                      </m:oMathPara>
                     </w:p>
                   </w:txbxContent>
                 </v:textbox>
@@ -750,18 +3566,166 @@
           <w:noProof/>
         </w:rPr>
         <mc:AlternateContent>
+          <mc:Choice Requires="wps">
+            <w:drawing>
+              <wp:anchor distT="0" distB="0" distL="114300" distR="114300" simplePos="0" relativeHeight="251727872" behindDoc="0" locked="0" layoutInCell="1" allowOverlap="1" wp14:anchorId="1963FD36" wp14:editId="269B0F60">
+                <wp:simplePos x="0" y="0"/>
+                <wp:positionH relativeFrom="column">
+                  <wp:posOffset>6701790</wp:posOffset>
+                </wp:positionH>
+                <wp:positionV relativeFrom="paragraph">
+                  <wp:posOffset>1638009</wp:posOffset>
+                </wp:positionV>
+                <wp:extent cx="0" cy="143510"/>
+                <wp:effectExtent l="63500" t="0" r="38100" b="21590"/>
+                <wp:wrapNone/>
+                <wp:docPr id="973570298" name="直线箭头连接符 192"/>
+                <wp:cNvGraphicFramePr/>
+                <a:graphic xmlns:a="http://schemas.openxmlformats.org/drawingml/2006/main">
+                  <a:graphicData uri="http://schemas.microsoft.com/office/word/2010/wordprocessingShape">
+                    <wps:wsp>
+                      <wps:cNvCnPr/>
+                      <wps:spPr>
+                        <a:xfrm>
+                          <a:off x="0" y="0"/>
+                          <a:ext cx="0" cy="143510"/>
+                        </a:xfrm>
+                        <a:prstGeom prst="straightConnector1">
+                          <a:avLst/>
+                        </a:prstGeom>
+                        <a:ln w="19050">
+                          <a:solidFill>
+                            <a:srgbClr val="326485"/>
+                          </a:solidFill>
+                          <a:tailEnd type="triangle"/>
+                        </a:ln>
+                      </wps:spPr>
+                      <wps:style>
+                        <a:lnRef idx="1">
+                          <a:schemeClr val="accent1"/>
+                        </a:lnRef>
+                        <a:fillRef idx="0">
+                          <a:schemeClr val="accent1"/>
+                        </a:fillRef>
+                        <a:effectRef idx="0">
+                          <a:schemeClr val="accent1"/>
+                        </a:effectRef>
+                        <a:fontRef idx="minor">
+                          <a:schemeClr val="tx1"/>
+                        </a:fontRef>
+                      </wps:style>
+                      <wps:bodyPr/>
+                    </wps:wsp>
+                  </a:graphicData>
+                </a:graphic>
+                <wp14:sizeRelV relativeFrom="margin">
+                  <wp14:pctHeight>0</wp14:pctHeight>
+                </wp14:sizeRelV>
+              </wp:anchor>
+            </w:drawing>
+          </mc:Choice>
+          <mc:Fallback>
+            <w:pict>
+              <v:shapetype w14:anchorId="65DB7F1D" id="_x0000_t32" coordsize="21600,21600" o:spt="32" o:oned="t" path="m,l21600,21600e" filled="f">
+                <v:path arrowok="t" fillok="f" o:connecttype="none"/>
+                <o:lock v:ext="edit" shapetype="t"/>
+              </v:shapetype>
+              <v:shape id="直线箭头连接符 192" o:spid="_x0000_s1026" type="#_x0000_t32" style="position:absolute;margin-left:527.7pt;margin-top:129pt;width:0;height:11.3pt;z-index:251727872;visibility:visible;mso-wrap-style:square;mso-height-percent:0;mso-wrap-distance-left:9pt;mso-wrap-distance-top:0;mso-wrap-distance-right:9pt;mso-wrap-distance-bottom:0;mso-position-horizontal:absolute;mso-position-horizontal-relative:text;mso-position-vertical:absolute;mso-position-vertical-relative:text;mso-height-percent:0;mso-height-relative:margin" o:gfxdata="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" strokecolor="#326485" strokeweight="1.5pt">
+                <v:stroke endarrow="block" joinstyle="miter"/>
+              </v:shape>
+            </w:pict>
+          </mc:Fallback>
+        </mc:AlternateContent>
+      </w:r>
+      <w:r>
+        <w:rPr>
+          <w:noProof/>
+        </w:rPr>
+        <mc:AlternateContent>
+          <mc:Choice Requires="wps">
+            <w:drawing>
+              <wp:anchor distT="0" distB="0" distL="114300" distR="114300" simplePos="0" relativeHeight="251847680" behindDoc="0" locked="0" layoutInCell="1" allowOverlap="1" wp14:anchorId="2DFB10EE" wp14:editId="25A99D95">
+                <wp:simplePos x="0" y="0"/>
+                <wp:positionH relativeFrom="column">
+                  <wp:posOffset>6701790</wp:posOffset>
+                </wp:positionH>
+                <wp:positionV relativeFrom="paragraph">
+                  <wp:posOffset>1212850</wp:posOffset>
+                </wp:positionV>
+                <wp:extent cx="0" cy="143510"/>
+                <wp:effectExtent l="63500" t="0" r="38100" b="21590"/>
+                <wp:wrapNone/>
+                <wp:docPr id="2046587741" name="直线箭头连接符 192"/>
+                <wp:cNvGraphicFramePr/>
+                <a:graphic xmlns:a="http://schemas.openxmlformats.org/drawingml/2006/main">
+                  <a:graphicData uri="http://schemas.microsoft.com/office/word/2010/wordprocessingShape">
+                    <wps:wsp>
+                      <wps:cNvCnPr/>
+                      <wps:spPr>
+                        <a:xfrm>
+                          <a:off x="0" y="0"/>
+                          <a:ext cx="0" cy="143510"/>
+                        </a:xfrm>
+                        <a:prstGeom prst="straightConnector1">
+                          <a:avLst/>
+                        </a:prstGeom>
+                        <a:ln w="19050">
+                          <a:solidFill>
+                            <a:srgbClr val="326485"/>
+                          </a:solidFill>
+                          <a:tailEnd type="triangle"/>
+                        </a:ln>
+                      </wps:spPr>
+                      <wps:style>
+                        <a:lnRef idx="1">
+                          <a:schemeClr val="accent1"/>
+                        </a:lnRef>
+                        <a:fillRef idx="0">
+                          <a:schemeClr val="accent1"/>
+                        </a:fillRef>
+                        <a:effectRef idx="0">
+                          <a:schemeClr val="accent1"/>
+                        </a:effectRef>
+                        <a:fontRef idx="minor">
+                          <a:schemeClr val="tx1"/>
+                        </a:fontRef>
+                      </wps:style>
+                      <wps:bodyPr/>
+                    </wps:wsp>
+                  </a:graphicData>
+                </a:graphic>
+                <wp14:sizeRelV relativeFrom="margin">
+                  <wp14:pctHeight>0</wp14:pctHeight>
+                </wp14:sizeRelV>
+              </wp:anchor>
+            </w:drawing>
+          </mc:Choice>
+          <mc:Fallback>
+            <w:pict>
+              <v:shape w14:anchorId="567461C7" id="直线箭头连接符 192" o:spid="_x0000_s1026" type="#_x0000_t32" style="position:absolute;margin-left:527.7pt;margin-top:95.5pt;width:0;height:11.3pt;z-index:251847680;visibility:visible;mso-wrap-style:square;mso-height-percent:0;mso-wrap-distance-left:9pt;mso-wrap-distance-top:0;mso-wrap-distance-right:9pt;mso-wrap-distance-bottom:0;mso-position-horizontal:absolute;mso-position-horizontal-relative:text;mso-position-vertical:absolute;mso-position-vertical-relative:text;mso-height-percent:0;mso-height-relative:margin" o:gfxdata="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" strokecolor="#326485" strokeweight="1.5pt">
+                <v:stroke endarrow="block" joinstyle="miter"/>
+              </v:shape>
+            </w:pict>
+          </mc:Fallback>
+        </mc:AlternateContent>
+      </w:r>
+      <w:r>
+        <w:rPr>
+          <w:noProof/>
+        </w:rPr>
+        <mc:AlternateContent>
           <mc:Choice Requires="wpg">
             <w:drawing>
-              <wp:anchor distT="0" distB="0" distL="114300" distR="114300" simplePos="0" relativeHeight="251780096" behindDoc="0" locked="0" layoutInCell="1" allowOverlap="1" wp14:anchorId="23AA08DF" wp14:editId="70EB0969">
+              <wp:anchor distT="0" distB="0" distL="114300" distR="114300" simplePos="0" relativeHeight="251724800" behindDoc="0" locked="0" layoutInCell="1" allowOverlap="1" wp14:anchorId="23AA08DF" wp14:editId="770F3072">
                 <wp:simplePos x="0" y="0"/>
                 <wp:positionH relativeFrom="column">
-                  <wp:posOffset>5915608</wp:posOffset>
+                  <wp:posOffset>5914390</wp:posOffset>
                 </wp:positionH>
                 <wp:positionV relativeFrom="paragraph">
-                  <wp:posOffset>1385596</wp:posOffset>
+                  <wp:posOffset>1350354</wp:posOffset>
                 </wp:positionV>
-                <wp:extent cx="1578610" cy="382905"/>
-                <wp:effectExtent l="0" t="0" r="8890" b="10795"/>
+                <wp:extent cx="1578610" cy="280035"/>
+                <wp:effectExtent l="0" t="0" r="8890" b="12065"/>
                 <wp:wrapNone/>
                 <wp:docPr id="1687495696" name="组合 193"/>
                 <wp:cNvGraphicFramePr/>
@@ -772,7 +3736,7 @@
                       <wpg:grpSpPr>
                         <a:xfrm>
                           <a:off x="0" y="0"/>
-                          <a:ext cx="1578610" cy="382905"/>
+                          <a:ext cx="1578610" cy="280035"/>
                           <a:chOff x="0" y="0"/>
                           <a:chExt cx="1578610" cy="382905"/>
                         </a:xfrm>
@@ -887,13 +3851,16 @@
                     </wpg:wgp>
                   </a:graphicData>
                 </a:graphic>
+                <wp14:sizeRelV relativeFrom="margin">
+                  <wp14:pctHeight>0</wp14:pctHeight>
+                </wp14:sizeRelV>
               </wp:anchor>
             </w:drawing>
           </mc:Choice>
           <mc:Fallback>
             <w:pict>
-              <v:group w14:anchorId="23AA08DF" id="组合 193" o:spid="_x0000_s1030" style="position:absolute;margin-left:465.8pt;margin-top:109.1pt;width:124.3pt;height:30.15pt;z-index:251780096" coordsize="15786,3829" o:gfxdata="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">
-                <v:roundrect id="圆角矩形 191" o:spid="_x0000_s1031" style="position:absolute;width:15786;height:3829;visibility:visible;mso-wrap-style:square;v-text-anchor:middle" arcsize="10923f" o:gfxdata="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" fillcolor="#eaf4ff" strokecolor="#d2dde7" strokeweight="1pt">
+              <v:group w14:anchorId="23AA08DF" id="组合 193" o:spid="_x0000_s1063" style="position:absolute;margin-left:465.7pt;margin-top:106.35pt;width:124.3pt;height:22.05pt;z-index:251724800;mso-height-relative:margin" coordsize="15786,3829" o:gfxdata="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">
+                <v:roundrect id="圆角矩形 191" o:spid="_x0000_s1064" style="position:absolute;width:15786;height:3829;visibility:visible;mso-wrap-style:square;v-text-anchor:middle" arcsize="10923f" o:gfxdata="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" fillcolor="#eaf4ff" strokecolor="#d2dde7" strokeweight="1pt">
                   <v:stroke joinstyle="miter"/>
                   <v:textbox>
                     <w:txbxContent>
@@ -901,7 +3868,7 @@
                     </w:txbxContent>
                   </v:textbox>
                 </v:roundrect>
-                <v:shape id="_x0000_s1032" type="#_x0000_t202" style="position:absolute;left:1158;top:1283;width:13472;height:1651;visibility:visible;mso-wrap-style:square;v-text-anchor:top" o:gfxdata="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" fillcolor="#eaf4ff" stroked="f" strokeweight=".5pt">
+                <v:shape id="_x0000_s1065" type="#_x0000_t202" style="position:absolute;left:1158;top:1283;width:13472;height:1651;visibility:visible;mso-wrap-style:square;v-text-anchor:top" o:gfxdata="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" fillcolor="#eaf4ff" stroked="f" strokeweight=".5pt">
                   <v:textbox inset="0,0,0,0">
                     <w:txbxContent>
                       <w:p>
@@ -947,1824 +3914,49 @@
           <w:noProof/>
         </w:rPr>
         <mc:AlternateContent>
-          <mc:Choice Requires="wpg">
+          <mc:Choice Requires="wps">
             <w:drawing>
-              <wp:anchor distT="0" distB="0" distL="114300" distR="114300" simplePos="0" relativeHeight="251820032" behindDoc="0" locked="0" layoutInCell="1" allowOverlap="1" wp14:anchorId="2C555E8F" wp14:editId="14DD5189">
+              <wp:anchor distT="0" distB="0" distL="114300" distR="114300" simplePos="0" relativeHeight="251804672" behindDoc="0" locked="0" layoutInCell="1" allowOverlap="1" wp14:anchorId="6D1E6F94" wp14:editId="15608D4A">
                 <wp:simplePos x="0" y="0"/>
                 <wp:positionH relativeFrom="column">
-                  <wp:posOffset>6259285</wp:posOffset>
+                  <wp:posOffset>6642417</wp:posOffset>
                 </wp:positionH>
                 <wp:positionV relativeFrom="paragraph">
-                  <wp:posOffset>1985437</wp:posOffset>
+                  <wp:posOffset>62892</wp:posOffset>
                 </wp:positionV>
-                <wp:extent cx="903514" cy="421595"/>
-                <wp:effectExtent l="0" t="0" r="11430" b="10795"/>
+                <wp:extent cx="118745" cy="1954530"/>
+                <wp:effectExtent l="0" t="3492" r="17462" b="17463"/>
                 <wp:wrapNone/>
-                <wp:docPr id="283507906" name="组合 197"/>
-                <wp:cNvGraphicFramePr/>
-                <a:graphic xmlns:a="http://schemas.openxmlformats.org/drawingml/2006/main">
-                  <a:graphicData uri="http://schemas.microsoft.com/office/word/2010/wordprocessingGroup">
-                    <wpg:wgp>
-                      <wpg:cNvGrpSpPr/>
-                      <wpg:grpSpPr>
-                        <a:xfrm>
-                          <a:off x="0" y="0"/>
-                          <a:ext cx="903514" cy="421595"/>
-                          <a:chOff x="0" y="0"/>
-                          <a:chExt cx="1239716" cy="615461"/>
-                        </a:xfrm>
-                      </wpg:grpSpPr>
-                      <wps:wsp>
-                        <wps:cNvPr id="551090614" name="矩形 194"/>
-                        <wps:cNvSpPr/>
-                        <wps:spPr>
-                          <a:xfrm>
-                            <a:off x="0" y="0"/>
-                            <a:ext cx="1239716" cy="615461"/>
-                          </a:xfrm>
-                          <a:prstGeom prst="rect">
-                            <a:avLst/>
-                          </a:prstGeom>
-                          <a:solidFill>
-                            <a:srgbClr val="EAF4FF"/>
-                          </a:solidFill>
-                          <a:ln>
-                            <a:solidFill>
-                              <a:schemeClr val="bg1"/>
-                            </a:solidFill>
-                          </a:ln>
-                        </wps:spPr>
-                        <wps:style>
-                          <a:lnRef idx="2">
-                            <a:schemeClr val="accent1">
-                              <a:shade val="15000"/>
-                            </a:schemeClr>
-                          </a:lnRef>
-                          <a:fillRef idx="1">
-                            <a:schemeClr val="accent1"/>
-                          </a:fillRef>
-                          <a:effectRef idx="0">
-                            <a:schemeClr val="accent1"/>
-                          </a:effectRef>
-                          <a:fontRef idx="minor">
-                            <a:schemeClr val="lt1"/>
-                          </a:fontRef>
-                        </wps:style>
-                        <wps:bodyPr rot="0" spcFirstLastPara="0" vertOverflow="overflow" horzOverflow="overflow" vert="horz" wrap="square" lIns="91440" tIns="45720" rIns="91440" bIns="45720" numCol="1" spcCol="0" rtlCol="0" fromWordArt="0" anchor="ctr" anchorCtr="0" forceAA="0" compatLnSpc="1">
-                          <a:prstTxWarp prst="textNoShape">
-                            <a:avLst/>
-                          </a:prstTxWarp>
-                          <a:noAutofit/>
-                        </wps:bodyPr>
-                      </wps:wsp>
-                      <wpg:grpSp>
-                        <wpg:cNvPr id="551280355" name="组合 196"/>
-                        <wpg:cNvGrpSpPr/>
-                        <wpg:grpSpPr>
-                          <a:xfrm>
-                            <a:off x="158262" y="114300"/>
-                            <a:ext cx="927057" cy="392739"/>
-                            <a:chOff x="0" y="0"/>
-                            <a:chExt cx="927057" cy="392739"/>
-                          </a:xfrm>
-                        </wpg:grpSpPr>
-                        <wps:wsp>
-                          <wps:cNvPr id="301302872" name="矩形 195"/>
-                          <wps:cNvSpPr/>
-                          <wps:spPr>
-                            <a:xfrm>
-                              <a:off x="0" y="0"/>
-                              <a:ext cx="148844" cy="85344"/>
-                            </a:xfrm>
-                            <a:prstGeom prst="rect">
-                              <a:avLst/>
-                            </a:prstGeom>
-                            <a:solidFill>
-                              <a:srgbClr val="B9D7F3"/>
-                            </a:solidFill>
-                            <a:ln>
-                              <a:solidFill>
-                                <a:srgbClr val="A3C9EE"/>
-                              </a:solidFill>
-                            </a:ln>
-                          </wps:spPr>
-                          <wps:style>
-                            <a:lnRef idx="2">
-                              <a:schemeClr val="accent1">
-                                <a:shade val="15000"/>
-                              </a:schemeClr>
-                            </a:lnRef>
-                            <a:fillRef idx="1">
-                              <a:schemeClr val="accent1"/>
-                            </a:fillRef>
-                            <a:effectRef idx="0">
-                              <a:schemeClr val="accent1"/>
-                            </a:effectRef>
-                            <a:fontRef idx="minor">
-                              <a:schemeClr val="lt1"/>
-                            </a:fontRef>
-                          </wps:style>
-                          <wps:bodyPr rot="0" spcFirstLastPara="0" vertOverflow="overflow" horzOverflow="overflow" vert="horz" wrap="square" lIns="91440" tIns="45720" rIns="91440" bIns="45720" numCol="1" spcCol="0" rtlCol="0" fromWordArt="0" anchor="ctr" anchorCtr="0" forceAA="0" compatLnSpc="1">
-                            <a:prstTxWarp prst="textNoShape">
-                              <a:avLst/>
-                            </a:prstTxWarp>
-                            <a:noAutofit/>
-                          </wps:bodyPr>
-                        </wps:wsp>
-                        <wps:wsp>
-                          <wps:cNvPr id="712456374" name="矩形 195"/>
-                          <wps:cNvSpPr/>
-                          <wps:spPr>
-                            <a:xfrm>
-                              <a:off x="198445" y="3892"/>
-                              <a:ext cx="148844" cy="85344"/>
-                            </a:xfrm>
-                            <a:prstGeom prst="rect">
-                              <a:avLst/>
-                            </a:prstGeom>
-                            <a:solidFill>
-                              <a:srgbClr val="EAF5FC"/>
-                            </a:solidFill>
-                            <a:ln>
-                              <a:solidFill>
-                                <a:srgbClr val="A3C9EE"/>
-                              </a:solidFill>
-                            </a:ln>
-                          </wps:spPr>
-                          <wps:style>
-                            <a:lnRef idx="2">
-                              <a:schemeClr val="accent1">
-                                <a:shade val="15000"/>
-                              </a:schemeClr>
-                            </a:lnRef>
-                            <a:fillRef idx="1">
-                              <a:schemeClr val="accent1"/>
-                            </a:fillRef>
-                            <a:effectRef idx="0">
-                              <a:schemeClr val="accent1"/>
-                            </a:effectRef>
-                            <a:fontRef idx="minor">
-                              <a:schemeClr val="lt1"/>
-                            </a:fontRef>
-                          </wps:style>
-                          <wps:txbx>
-                            <w:txbxContent>
-                              <w:p>
-                                <w:pPr>
-                                  <w:jc w:val="center"/>
-                                </w:pPr>
-                                <w:r>
-                                  <w:t>c</w:t>
-                                </w:r>
-                                <w:r>
-                                  <w:rPr>
-                                    <w:noProof/>
-                                  </w:rPr>
-                                  <w:drawing>
-                                    <wp:inline distT="0" distB="0" distL="0" distR="0" wp14:anchorId="65313CF2" wp14:editId="460A6D67">
-                                      <wp:extent cx="0" cy="0"/>
-                                      <wp:effectExtent l="0" t="0" r="0" b="0"/>
-                                      <wp:docPr id="250946329" name="图片 1"/>
-                                      <wp:cNvGraphicFramePr>
-                                        <a:graphicFrameLocks xmlns:a="http://schemas.openxmlformats.org/drawingml/2006/main" noChangeAspect="1"/>
-                                      </wp:cNvGraphicFramePr>
-                                      <a:graphic xmlns:a="http://schemas.openxmlformats.org/drawingml/2006/main">
-                                        <a:graphicData uri="http://schemas.openxmlformats.org/drawingml/2006/picture">
-                                          <pic:pic xmlns:pic="http://schemas.openxmlformats.org/drawingml/2006/picture">
-                                            <pic:nvPicPr>
-                                              <pic:cNvPr id="1165435383" name=""/>
-                                              <pic:cNvPicPr/>
-                                            </pic:nvPicPr>
-                                            <pic:blipFill>
-                                              <a:blip r:embed="rId8"/>
-                                              <a:stretch>
-                                                <a:fillRect/>
-                                              </a:stretch>
-                                            </pic:blipFill>
-                                            <pic:spPr>
-                                              <a:xfrm>
-                                                <a:off x="0" y="0"/>
-                                                <a:ext cx="0" cy="0"/>
-                                              </a:xfrm>
-                                              <a:prstGeom prst="rect">
-                                                <a:avLst/>
-                                              </a:prstGeom>
-                                            </pic:spPr>
-                                          </pic:pic>
-                                        </a:graphicData>
-                                      </a:graphic>
-                                    </wp:inline>
-                                  </w:drawing>
-                                </w:r>
-                              </w:p>
-                            </w:txbxContent>
-                          </wps:txbx>
-                          <wps:bodyPr rot="0" spcFirstLastPara="0" vertOverflow="overflow" horzOverflow="overflow" vert="horz" wrap="square" lIns="91440" tIns="45720" rIns="91440" bIns="45720" numCol="1" spcCol="0" rtlCol="0" fromWordArt="0" anchor="ctr" anchorCtr="0" forceAA="0" compatLnSpc="1">
-                            <a:prstTxWarp prst="textNoShape">
-                              <a:avLst/>
-                            </a:prstTxWarp>
-                            <a:noAutofit/>
-                          </wps:bodyPr>
-                        </wps:wsp>
-                        <wps:wsp>
-                          <wps:cNvPr id="1531501792" name="矩形 195"/>
-                          <wps:cNvSpPr/>
-                          <wps:spPr>
-                            <a:xfrm>
-                              <a:off x="583660" y="0"/>
-                              <a:ext cx="148844" cy="85344"/>
-                            </a:xfrm>
-                            <a:prstGeom prst="rect">
-                              <a:avLst/>
-                            </a:prstGeom>
-                            <a:solidFill>
-                              <a:schemeClr val="bg1"/>
-                            </a:solidFill>
-                            <a:ln>
-                              <a:solidFill>
-                                <a:srgbClr val="A3C9EE"/>
-                              </a:solidFill>
-                            </a:ln>
-                          </wps:spPr>
-                          <wps:style>
-                            <a:lnRef idx="2">
-                              <a:schemeClr val="accent1">
-                                <a:shade val="15000"/>
-                              </a:schemeClr>
-                            </a:lnRef>
-                            <a:fillRef idx="1">
-                              <a:schemeClr val="accent1"/>
-                            </a:fillRef>
-                            <a:effectRef idx="0">
-                              <a:schemeClr val="accent1"/>
-                            </a:effectRef>
-                            <a:fontRef idx="minor">
-                              <a:schemeClr val="lt1"/>
-                            </a:fontRef>
-                          </wps:style>
-                          <wps:txbx>
-                            <w:txbxContent>
-                              <w:p>
-                                <w:pPr>
-                                  <w:jc w:val="center"/>
-                                </w:pPr>
-                                <w:r>
-                                  <w:t>c</w:t>
-                                </w:r>
-                                <w:r>
-                                  <w:rPr>
-                                    <w:noProof/>
-                                  </w:rPr>
-                                  <w:drawing>
-                                    <wp:inline distT="0" distB="0" distL="0" distR="0" wp14:anchorId="70A4D1AE" wp14:editId="7E0CEDD4">
-                                      <wp:extent cx="0" cy="0"/>
-                                      <wp:effectExtent l="0" t="0" r="0" b="0"/>
-                                      <wp:docPr id="972209420" name="图片 1"/>
-                                      <wp:cNvGraphicFramePr>
-                                        <a:graphicFrameLocks xmlns:a="http://schemas.openxmlformats.org/drawingml/2006/main" noChangeAspect="1"/>
-                                      </wp:cNvGraphicFramePr>
-                                      <a:graphic xmlns:a="http://schemas.openxmlformats.org/drawingml/2006/main">
-                                        <a:graphicData uri="http://schemas.openxmlformats.org/drawingml/2006/picture">
-                                          <pic:pic xmlns:pic="http://schemas.openxmlformats.org/drawingml/2006/picture">
-                                            <pic:nvPicPr>
-                                              <pic:cNvPr id="1165435383" name=""/>
-                                              <pic:cNvPicPr/>
-                                            </pic:nvPicPr>
-                                            <pic:blipFill>
-                                              <a:blip r:embed="rId8"/>
-                                              <a:stretch>
-                                                <a:fillRect/>
-                                              </a:stretch>
-                                            </pic:blipFill>
-                                            <pic:spPr>
-                                              <a:xfrm>
-                                                <a:off x="0" y="0"/>
-                                                <a:ext cx="0" cy="0"/>
-                                              </a:xfrm>
-                                              <a:prstGeom prst="rect">
-                                                <a:avLst/>
-                                              </a:prstGeom>
-                                            </pic:spPr>
-                                          </pic:pic>
-                                        </a:graphicData>
-                                      </a:graphic>
-                                    </wp:inline>
-                                  </w:drawing>
-                                </w:r>
-                              </w:p>
-                            </w:txbxContent>
-                          </wps:txbx>
-                          <wps:bodyPr rot="0" spcFirstLastPara="0" vertOverflow="overflow" horzOverflow="overflow" vert="horz" wrap="square" lIns="91440" tIns="45720" rIns="91440" bIns="45720" numCol="1" spcCol="0" rtlCol="0" fromWordArt="0" anchor="ctr" anchorCtr="0" forceAA="0" compatLnSpc="1">
-                            <a:prstTxWarp prst="textNoShape">
-                              <a:avLst/>
-                            </a:prstTxWarp>
-                            <a:noAutofit/>
-                          </wps:bodyPr>
-                        </wps:wsp>
-                        <wps:wsp>
-                          <wps:cNvPr id="1480324817" name="矩形 195"/>
-                          <wps:cNvSpPr/>
-                          <wps:spPr>
-                            <a:xfrm>
-                              <a:off x="389107" y="3892"/>
-                              <a:ext cx="148844" cy="85344"/>
-                            </a:xfrm>
-                            <a:prstGeom prst="rect">
-                              <a:avLst/>
-                            </a:prstGeom>
-                            <a:solidFill>
-                              <a:srgbClr val="B9D7F3"/>
-                            </a:solidFill>
-                            <a:ln>
-                              <a:solidFill>
-                                <a:srgbClr val="A3C9EE"/>
-                              </a:solidFill>
-                            </a:ln>
-                          </wps:spPr>
-                          <wps:style>
-                            <a:lnRef idx="2">
-                              <a:schemeClr val="accent1">
-                                <a:shade val="15000"/>
-                              </a:schemeClr>
-                            </a:lnRef>
-                            <a:fillRef idx="1">
-                              <a:schemeClr val="accent1"/>
-                            </a:fillRef>
-                            <a:effectRef idx="0">
-                              <a:schemeClr val="accent1"/>
-                            </a:effectRef>
-                            <a:fontRef idx="minor">
-                              <a:schemeClr val="lt1"/>
-                            </a:fontRef>
-                          </wps:style>
-                          <wps:bodyPr rot="0" spcFirstLastPara="0" vertOverflow="overflow" horzOverflow="overflow" vert="horz" wrap="square" lIns="91440" tIns="45720" rIns="91440" bIns="45720" numCol="1" spcCol="0" rtlCol="0" fromWordArt="0" anchor="ctr" anchorCtr="0" forceAA="0" compatLnSpc="1">
-                            <a:prstTxWarp prst="textNoShape">
-                              <a:avLst/>
-                            </a:prstTxWarp>
-                            <a:noAutofit/>
-                          </wps:bodyPr>
-                        </wps:wsp>
-                        <wps:wsp>
-                          <wps:cNvPr id="625730083" name="矩形 195"/>
-                          <wps:cNvSpPr/>
-                          <wps:spPr>
-                            <a:xfrm>
-                              <a:off x="778213" y="3892"/>
-                              <a:ext cx="148844" cy="85344"/>
-                            </a:xfrm>
-                            <a:prstGeom prst="rect">
-                              <a:avLst/>
-                            </a:prstGeom>
-                            <a:solidFill>
-                              <a:srgbClr val="D8EAFD"/>
-                            </a:solidFill>
-                            <a:ln>
-                              <a:solidFill>
-                                <a:srgbClr val="A3C9EE"/>
-                              </a:solidFill>
-                            </a:ln>
-                          </wps:spPr>
-                          <wps:style>
-                            <a:lnRef idx="2">
-                              <a:schemeClr val="accent1">
-                                <a:shade val="15000"/>
-                              </a:schemeClr>
-                            </a:lnRef>
-                            <a:fillRef idx="1">
-                              <a:schemeClr val="accent1"/>
-                            </a:fillRef>
-                            <a:effectRef idx="0">
-                              <a:schemeClr val="accent1"/>
-                            </a:effectRef>
-                            <a:fontRef idx="minor">
-                              <a:schemeClr val="lt1"/>
-                            </a:fontRef>
-                          </wps:style>
-                          <wps:txbx>
-                            <w:txbxContent>
-                              <w:p>
-                                <w:pPr>
-                                  <w:jc w:val="center"/>
-                                </w:pPr>
-                                <w:r>
-                                  <w:t>c</w:t>
-                                </w:r>
-                                <w:r>
-                                  <w:rPr>
-                                    <w:noProof/>
-                                  </w:rPr>
-                                  <w:drawing>
-                                    <wp:inline distT="0" distB="0" distL="0" distR="0" wp14:anchorId="57EA9D5B" wp14:editId="5EA39B8D">
-                                      <wp:extent cx="0" cy="0"/>
-                                      <wp:effectExtent l="0" t="0" r="0" b="0"/>
-                                      <wp:docPr id="1754692491" name="图片 1"/>
-                                      <wp:cNvGraphicFramePr>
-                                        <a:graphicFrameLocks xmlns:a="http://schemas.openxmlformats.org/drawingml/2006/main" noChangeAspect="1"/>
-                                      </wp:cNvGraphicFramePr>
-                                      <a:graphic xmlns:a="http://schemas.openxmlformats.org/drawingml/2006/main">
-                                        <a:graphicData uri="http://schemas.openxmlformats.org/drawingml/2006/picture">
-                                          <pic:pic xmlns:pic="http://schemas.openxmlformats.org/drawingml/2006/picture">
-                                            <pic:nvPicPr>
-                                              <pic:cNvPr id="1165435383" name=""/>
-                                              <pic:cNvPicPr/>
-                                            </pic:nvPicPr>
-                                            <pic:blipFill>
-                                              <a:blip r:embed="rId8"/>
-                                              <a:stretch>
-                                                <a:fillRect/>
-                                              </a:stretch>
-                                            </pic:blipFill>
-                                            <pic:spPr>
-                                              <a:xfrm>
-                                                <a:off x="0" y="0"/>
-                                                <a:ext cx="0" cy="0"/>
-                                              </a:xfrm>
-                                              <a:prstGeom prst="rect">
-                                                <a:avLst/>
-                                              </a:prstGeom>
-                                            </pic:spPr>
-                                          </pic:pic>
-                                        </a:graphicData>
-                                      </a:graphic>
-                                    </wp:inline>
-                                  </w:drawing>
-                                </w:r>
-                              </w:p>
-                            </w:txbxContent>
-                          </wps:txbx>
-                          <wps:bodyPr rot="0" spcFirstLastPara="0" vertOverflow="overflow" horzOverflow="overflow" vert="horz" wrap="square" lIns="91440" tIns="45720" rIns="91440" bIns="45720" numCol="1" spcCol="0" rtlCol="0" fromWordArt="0" anchor="ctr" anchorCtr="0" forceAA="0" compatLnSpc="1">
-                            <a:prstTxWarp prst="textNoShape">
-                              <a:avLst/>
-                            </a:prstTxWarp>
-                            <a:noAutofit/>
-                          </wps:bodyPr>
-                        </wps:wsp>
-                        <wps:wsp>
-                          <wps:cNvPr id="351878013" name="矩形 195"/>
-                          <wps:cNvSpPr/>
-                          <wps:spPr>
-                            <a:xfrm>
-                              <a:off x="0" y="155643"/>
-                              <a:ext cx="148590" cy="85090"/>
-                            </a:xfrm>
-                            <a:prstGeom prst="rect">
-                              <a:avLst/>
-                            </a:prstGeom>
-                            <a:solidFill>
-                              <a:srgbClr val="EAF5FC"/>
-                            </a:solidFill>
-                            <a:ln>
-                              <a:solidFill>
-                                <a:srgbClr val="A3C9EE"/>
-                              </a:solidFill>
-                            </a:ln>
-                          </wps:spPr>
-                          <wps:style>
-                            <a:lnRef idx="2">
-                              <a:schemeClr val="accent1">
-                                <a:shade val="15000"/>
-                              </a:schemeClr>
-                            </a:lnRef>
-                            <a:fillRef idx="1">
-                              <a:schemeClr val="accent1"/>
-                            </a:fillRef>
-                            <a:effectRef idx="0">
-                              <a:schemeClr val="accent1"/>
-                            </a:effectRef>
-                            <a:fontRef idx="minor">
-                              <a:schemeClr val="lt1"/>
-                            </a:fontRef>
-                          </wps:style>
-                          <wps:txbx>
-                            <w:txbxContent>
-                              <w:p>
-                                <w:pPr>
-                                  <w:jc w:val="center"/>
-                                </w:pPr>
-                                <w:r>
-                                  <w:t>c</w:t>
-                                </w:r>
-                                <w:r>
-                                  <w:rPr>
-                                    <w:noProof/>
-                                  </w:rPr>
-                                  <w:drawing>
-                                    <wp:inline distT="0" distB="0" distL="0" distR="0" wp14:anchorId="1779AA8C" wp14:editId="319089E3">
-                                      <wp:extent cx="0" cy="0"/>
-                                      <wp:effectExtent l="0" t="0" r="0" b="0"/>
-                                      <wp:docPr id="1435820721" name="图片 1"/>
-                                      <wp:cNvGraphicFramePr>
-                                        <a:graphicFrameLocks xmlns:a="http://schemas.openxmlformats.org/drawingml/2006/main" noChangeAspect="1"/>
-                                      </wp:cNvGraphicFramePr>
-                                      <a:graphic xmlns:a="http://schemas.openxmlformats.org/drawingml/2006/main">
-                                        <a:graphicData uri="http://schemas.openxmlformats.org/drawingml/2006/picture">
-                                          <pic:pic xmlns:pic="http://schemas.openxmlformats.org/drawingml/2006/picture">
-                                            <pic:nvPicPr>
-                                              <pic:cNvPr id="1165435383" name=""/>
-                                              <pic:cNvPicPr/>
-                                            </pic:nvPicPr>
-                                            <pic:blipFill>
-                                              <a:blip r:embed="rId8"/>
-                                              <a:stretch>
-                                                <a:fillRect/>
-                                              </a:stretch>
-                                            </pic:blipFill>
-                                            <pic:spPr>
-                                              <a:xfrm>
-                                                <a:off x="0" y="0"/>
-                                                <a:ext cx="0" cy="0"/>
-                                              </a:xfrm>
-                                              <a:prstGeom prst="rect">
-                                                <a:avLst/>
-                                              </a:prstGeom>
-                                            </pic:spPr>
-                                          </pic:pic>
-                                        </a:graphicData>
-                                      </a:graphic>
-                                    </wp:inline>
-                                  </w:drawing>
-                                </w:r>
-                              </w:p>
-                            </w:txbxContent>
-                          </wps:txbx>
-                          <wps:bodyPr rot="0" spcFirstLastPara="0" vertOverflow="overflow" horzOverflow="overflow" vert="horz" wrap="square" lIns="91440" tIns="45720" rIns="91440" bIns="45720" numCol="1" spcCol="0" rtlCol="0" fromWordArt="0" anchor="ctr" anchorCtr="0" forceAA="0" compatLnSpc="1">
-                            <a:prstTxWarp prst="textNoShape">
-                              <a:avLst/>
-                            </a:prstTxWarp>
-                            <a:noAutofit/>
-                          </wps:bodyPr>
-                        </wps:wsp>
-                        <wps:wsp>
-                          <wps:cNvPr id="334252009" name="矩形 195"/>
-                          <wps:cNvSpPr/>
-                          <wps:spPr>
-                            <a:xfrm>
-                              <a:off x="190663" y="155643"/>
-                              <a:ext cx="148590" cy="85090"/>
-                            </a:xfrm>
-                            <a:prstGeom prst="rect">
-                              <a:avLst/>
-                            </a:prstGeom>
-                            <a:solidFill>
-                              <a:srgbClr val="B9D7F3"/>
-                            </a:solidFill>
-                            <a:ln>
-                              <a:solidFill>
-                                <a:srgbClr val="A3C9EE"/>
-                              </a:solidFill>
-                            </a:ln>
-                          </wps:spPr>
-                          <wps:style>
-                            <a:lnRef idx="2">
-                              <a:schemeClr val="accent1">
-                                <a:shade val="15000"/>
-                              </a:schemeClr>
-                            </a:lnRef>
-                            <a:fillRef idx="1">
-                              <a:schemeClr val="accent1"/>
-                            </a:fillRef>
-                            <a:effectRef idx="0">
-                              <a:schemeClr val="accent1"/>
-                            </a:effectRef>
-                            <a:fontRef idx="minor">
-                              <a:schemeClr val="lt1"/>
-                            </a:fontRef>
-                          </wps:style>
-                          <wps:bodyPr rot="0" spcFirstLastPara="0" vertOverflow="overflow" horzOverflow="overflow" vert="horz" wrap="square" lIns="91440" tIns="45720" rIns="91440" bIns="45720" numCol="1" spcCol="0" rtlCol="0" fromWordArt="0" anchor="ctr" anchorCtr="0" forceAA="0" compatLnSpc="1">
-                            <a:prstTxWarp prst="textNoShape">
-                              <a:avLst/>
-                            </a:prstTxWarp>
-                            <a:noAutofit/>
-                          </wps:bodyPr>
-                        </wps:wsp>
-                        <wps:wsp>
-                          <wps:cNvPr id="1005158242" name="矩形 195"/>
-                          <wps:cNvSpPr/>
-                          <wps:spPr>
-                            <a:xfrm>
-                              <a:off x="389107" y="155643"/>
-                              <a:ext cx="148590" cy="85090"/>
-                            </a:xfrm>
-                            <a:prstGeom prst="rect">
-                              <a:avLst/>
-                            </a:prstGeom>
-                            <a:solidFill>
-                              <a:srgbClr val="EAF5FC"/>
-                            </a:solidFill>
-                            <a:ln>
-                              <a:solidFill>
-                                <a:srgbClr val="A3C9EE"/>
-                              </a:solidFill>
-                            </a:ln>
-                          </wps:spPr>
-                          <wps:style>
-                            <a:lnRef idx="2">
-                              <a:schemeClr val="accent1">
-                                <a:shade val="15000"/>
-                              </a:schemeClr>
-                            </a:lnRef>
-                            <a:fillRef idx="1">
-                              <a:schemeClr val="accent1"/>
-                            </a:fillRef>
-                            <a:effectRef idx="0">
-                              <a:schemeClr val="accent1"/>
-                            </a:effectRef>
-                            <a:fontRef idx="minor">
-                              <a:schemeClr val="lt1"/>
-                            </a:fontRef>
-                          </wps:style>
-                          <wps:txbx>
-                            <w:txbxContent>
-                              <w:p>
-                                <w:pPr>
-                                  <w:jc w:val="center"/>
-                                </w:pPr>
-                                <w:r>
-                                  <w:t>c</w:t>
-                                </w:r>
-                                <w:r>
-                                  <w:rPr>
-                                    <w:noProof/>
-                                  </w:rPr>
-                                  <w:drawing>
-                                    <wp:inline distT="0" distB="0" distL="0" distR="0" wp14:anchorId="7263A80C" wp14:editId="7432B743">
-                                      <wp:extent cx="0" cy="0"/>
-                                      <wp:effectExtent l="0" t="0" r="0" b="0"/>
-                                      <wp:docPr id="439085156" name="图片 1"/>
-                                      <wp:cNvGraphicFramePr>
-                                        <a:graphicFrameLocks xmlns:a="http://schemas.openxmlformats.org/drawingml/2006/main" noChangeAspect="1"/>
-                                      </wp:cNvGraphicFramePr>
-                                      <a:graphic xmlns:a="http://schemas.openxmlformats.org/drawingml/2006/main">
-                                        <a:graphicData uri="http://schemas.openxmlformats.org/drawingml/2006/picture">
-                                          <pic:pic xmlns:pic="http://schemas.openxmlformats.org/drawingml/2006/picture">
-                                            <pic:nvPicPr>
-                                              <pic:cNvPr id="1165435383" name=""/>
-                                              <pic:cNvPicPr/>
-                                            </pic:nvPicPr>
-                                            <pic:blipFill>
-                                              <a:blip r:embed="rId8"/>
-                                              <a:stretch>
-                                                <a:fillRect/>
-                                              </a:stretch>
-                                            </pic:blipFill>
-                                            <pic:spPr>
-                                              <a:xfrm>
-                                                <a:off x="0" y="0"/>
-                                                <a:ext cx="0" cy="0"/>
-                                              </a:xfrm>
-                                              <a:prstGeom prst="rect">
-                                                <a:avLst/>
-                                              </a:prstGeom>
-                                            </pic:spPr>
-                                          </pic:pic>
-                                        </a:graphicData>
-                                      </a:graphic>
-                                    </wp:inline>
-                                  </w:drawing>
-                                </w:r>
-                              </w:p>
-                            </w:txbxContent>
-                          </wps:txbx>
-                          <wps:bodyPr rot="0" spcFirstLastPara="0" vertOverflow="overflow" horzOverflow="overflow" vert="horz" wrap="square" lIns="91440" tIns="45720" rIns="91440" bIns="45720" numCol="1" spcCol="0" rtlCol="0" fromWordArt="0" anchor="ctr" anchorCtr="0" forceAA="0" compatLnSpc="1">
-                            <a:prstTxWarp prst="textNoShape">
-                              <a:avLst/>
-                            </a:prstTxWarp>
-                            <a:noAutofit/>
-                          </wps:bodyPr>
-                        </wps:wsp>
-                        <wps:wsp>
-                          <wps:cNvPr id="325958547" name="矩形 195"/>
-                          <wps:cNvSpPr/>
-                          <wps:spPr>
-                            <a:xfrm>
-                              <a:off x="583660" y="155643"/>
-                              <a:ext cx="148590" cy="85090"/>
-                            </a:xfrm>
-                            <a:prstGeom prst="rect">
-                              <a:avLst/>
-                            </a:prstGeom>
-                            <a:solidFill>
-                              <a:srgbClr val="B9D7F3"/>
-                            </a:solidFill>
-                            <a:ln>
-                              <a:solidFill>
-                                <a:srgbClr val="A3C9EE"/>
-                              </a:solidFill>
-                            </a:ln>
-                          </wps:spPr>
-                          <wps:style>
-                            <a:lnRef idx="2">
-                              <a:schemeClr val="accent1">
-                                <a:shade val="15000"/>
-                              </a:schemeClr>
-                            </a:lnRef>
-                            <a:fillRef idx="1">
-                              <a:schemeClr val="accent1"/>
-                            </a:fillRef>
-                            <a:effectRef idx="0">
-                              <a:schemeClr val="accent1"/>
-                            </a:effectRef>
-                            <a:fontRef idx="minor">
-                              <a:schemeClr val="lt1"/>
-                            </a:fontRef>
-                          </wps:style>
-                          <wps:bodyPr rot="0" spcFirstLastPara="0" vertOverflow="overflow" horzOverflow="overflow" vert="horz" wrap="square" lIns="91440" tIns="45720" rIns="91440" bIns="45720" numCol="1" spcCol="0" rtlCol="0" fromWordArt="0" anchor="ctr" anchorCtr="0" forceAA="0" compatLnSpc="1">
-                            <a:prstTxWarp prst="textNoShape">
-                              <a:avLst/>
-                            </a:prstTxWarp>
-                            <a:noAutofit/>
-                          </wps:bodyPr>
-                        </wps:wsp>
-                        <wps:wsp>
-                          <wps:cNvPr id="2032604050" name="矩形 195"/>
-                          <wps:cNvSpPr/>
-                          <wps:spPr>
-                            <a:xfrm>
-                              <a:off x="774322" y="155643"/>
-                              <a:ext cx="148844" cy="85344"/>
-                            </a:xfrm>
-                            <a:prstGeom prst="rect">
-                              <a:avLst/>
-                            </a:prstGeom>
-                            <a:solidFill>
-                              <a:schemeClr val="bg1"/>
-                            </a:solidFill>
-                            <a:ln>
-                              <a:solidFill>
-                                <a:srgbClr val="A3C9EE"/>
-                              </a:solidFill>
-                            </a:ln>
-                          </wps:spPr>
-                          <wps:style>
-                            <a:lnRef idx="2">
-                              <a:schemeClr val="accent1">
-                                <a:shade val="15000"/>
-                              </a:schemeClr>
-                            </a:lnRef>
-                            <a:fillRef idx="1">
-                              <a:schemeClr val="accent1"/>
-                            </a:fillRef>
-                            <a:effectRef idx="0">
-                              <a:schemeClr val="accent1"/>
-                            </a:effectRef>
-                            <a:fontRef idx="minor">
-                              <a:schemeClr val="lt1"/>
-                            </a:fontRef>
-                          </wps:style>
-                          <wps:txbx>
-                            <w:txbxContent>
-                              <w:p>
-                                <w:pPr>
-                                  <w:jc w:val="center"/>
-                                </w:pPr>
-                                <w:r>
-                                  <w:t>c</w:t>
-                                </w:r>
-                                <w:r>
-                                  <w:rPr>
-                                    <w:noProof/>
-                                  </w:rPr>
-                                  <w:drawing>
-                                    <wp:inline distT="0" distB="0" distL="0" distR="0" wp14:anchorId="5D8F3EA7" wp14:editId="5B6375B7">
-                                      <wp:extent cx="0" cy="0"/>
-                                      <wp:effectExtent l="0" t="0" r="0" b="0"/>
-                                      <wp:docPr id="1580587341" name="图片 1"/>
-                                      <wp:cNvGraphicFramePr>
-                                        <a:graphicFrameLocks xmlns:a="http://schemas.openxmlformats.org/drawingml/2006/main" noChangeAspect="1"/>
-                                      </wp:cNvGraphicFramePr>
-                                      <a:graphic xmlns:a="http://schemas.openxmlformats.org/drawingml/2006/main">
-                                        <a:graphicData uri="http://schemas.openxmlformats.org/drawingml/2006/picture">
-                                          <pic:pic xmlns:pic="http://schemas.openxmlformats.org/drawingml/2006/picture">
-                                            <pic:nvPicPr>
-                                              <pic:cNvPr id="1165435383" name=""/>
-                                              <pic:cNvPicPr/>
-                                            </pic:nvPicPr>
-                                            <pic:blipFill>
-                                              <a:blip r:embed="rId8"/>
-                                              <a:stretch>
-                                                <a:fillRect/>
-                                              </a:stretch>
-                                            </pic:blipFill>
-                                            <pic:spPr>
-                                              <a:xfrm>
-                                                <a:off x="0" y="0"/>
-                                                <a:ext cx="0" cy="0"/>
-                                              </a:xfrm>
-                                              <a:prstGeom prst="rect">
-                                                <a:avLst/>
-                                              </a:prstGeom>
-                                            </pic:spPr>
-                                          </pic:pic>
-                                        </a:graphicData>
-                                      </a:graphic>
-                                    </wp:inline>
-                                  </w:drawing>
-                                </w:r>
-                              </w:p>
-                            </w:txbxContent>
-                          </wps:txbx>
-                          <wps:bodyPr rot="0" spcFirstLastPara="0" vertOverflow="overflow" horzOverflow="overflow" vert="horz" wrap="square" lIns="91440" tIns="45720" rIns="91440" bIns="45720" numCol="1" spcCol="0" rtlCol="0" fromWordArt="0" anchor="ctr" anchorCtr="0" forceAA="0" compatLnSpc="1">
-                            <a:prstTxWarp prst="textNoShape">
-                              <a:avLst/>
-                            </a:prstTxWarp>
-                            <a:noAutofit/>
-                          </wps:bodyPr>
-                        </wps:wsp>
-                        <wps:wsp>
-                          <wps:cNvPr id="1017034021" name="矩形 195"/>
-                          <wps:cNvSpPr/>
-                          <wps:spPr>
-                            <a:xfrm>
-                              <a:off x="0" y="307395"/>
-                              <a:ext cx="148844" cy="85344"/>
-                            </a:xfrm>
-                            <a:prstGeom prst="rect">
-                              <a:avLst/>
-                            </a:prstGeom>
-                            <a:solidFill>
-                              <a:schemeClr val="bg1"/>
-                            </a:solidFill>
-                            <a:ln>
-                              <a:solidFill>
-                                <a:srgbClr val="A3C9EE"/>
-                              </a:solidFill>
-                            </a:ln>
-                          </wps:spPr>
-                          <wps:style>
-                            <a:lnRef idx="2">
-                              <a:schemeClr val="accent1">
-                                <a:shade val="15000"/>
-                              </a:schemeClr>
-                            </a:lnRef>
-                            <a:fillRef idx="1">
-                              <a:schemeClr val="accent1"/>
-                            </a:fillRef>
-                            <a:effectRef idx="0">
-                              <a:schemeClr val="accent1"/>
-                            </a:effectRef>
-                            <a:fontRef idx="minor">
-                              <a:schemeClr val="lt1"/>
-                            </a:fontRef>
-                          </wps:style>
-                          <wps:txbx>
-                            <w:txbxContent>
-                              <w:p>
-                                <w:pPr>
-                                  <w:jc w:val="center"/>
-                                </w:pPr>
-                                <w:r>
-                                  <w:t>c</w:t>
-                                </w:r>
-                                <w:r>
-                                  <w:rPr>
-                                    <w:noProof/>
-                                  </w:rPr>
-                                  <w:drawing>
-                                    <wp:inline distT="0" distB="0" distL="0" distR="0" wp14:anchorId="0C3E0D44" wp14:editId="438FAF03">
-                                      <wp:extent cx="0" cy="0"/>
-                                      <wp:effectExtent l="0" t="0" r="0" b="0"/>
-                                      <wp:docPr id="830218408" name="图片 1"/>
-                                      <wp:cNvGraphicFramePr>
-                                        <a:graphicFrameLocks xmlns:a="http://schemas.openxmlformats.org/drawingml/2006/main" noChangeAspect="1"/>
-                                      </wp:cNvGraphicFramePr>
-                                      <a:graphic xmlns:a="http://schemas.openxmlformats.org/drawingml/2006/main">
-                                        <a:graphicData uri="http://schemas.openxmlformats.org/drawingml/2006/picture">
-                                          <pic:pic xmlns:pic="http://schemas.openxmlformats.org/drawingml/2006/picture">
-                                            <pic:nvPicPr>
-                                              <pic:cNvPr id="1165435383" name=""/>
-                                              <pic:cNvPicPr/>
-                                            </pic:nvPicPr>
-                                            <pic:blipFill>
-                                              <a:blip r:embed="rId8"/>
-                                              <a:stretch>
-                                                <a:fillRect/>
-                                              </a:stretch>
-                                            </pic:blipFill>
-                                            <pic:spPr>
-                                              <a:xfrm>
-                                                <a:off x="0" y="0"/>
-                                                <a:ext cx="0" cy="0"/>
-                                              </a:xfrm>
-                                              <a:prstGeom prst="rect">
-                                                <a:avLst/>
-                                              </a:prstGeom>
-                                            </pic:spPr>
-                                          </pic:pic>
-                                        </a:graphicData>
-                                      </a:graphic>
-                                    </wp:inline>
-                                  </w:drawing>
-                                </w:r>
-                              </w:p>
-                            </w:txbxContent>
-                          </wps:txbx>
-                          <wps:bodyPr rot="0" spcFirstLastPara="0" vertOverflow="overflow" horzOverflow="overflow" vert="horz" wrap="square" lIns="91440" tIns="45720" rIns="91440" bIns="45720" numCol="1" spcCol="0" rtlCol="0" fromWordArt="0" anchor="ctr" anchorCtr="0" forceAA="0" compatLnSpc="1">
-                            <a:prstTxWarp prst="textNoShape">
-                              <a:avLst/>
-                            </a:prstTxWarp>
-                            <a:noAutofit/>
-                          </wps:bodyPr>
-                        </wps:wsp>
-                        <wps:wsp>
-                          <wps:cNvPr id="2140836848" name="矩形 195"/>
-                          <wps:cNvSpPr/>
-                          <wps:spPr>
-                            <a:xfrm>
-                              <a:off x="194554" y="307395"/>
-                              <a:ext cx="148844" cy="85344"/>
-                            </a:xfrm>
-                            <a:prstGeom prst="rect">
-                              <a:avLst/>
-                            </a:prstGeom>
-                            <a:solidFill>
-                              <a:srgbClr val="EAF5FC"/>
-                            </a:solidFill>
-                            <a:ln>
-                              <a:solidFill>
-                                <a:srgbClr val="A3C9EE"/>
-                              </a:solidFill>
-                            </a:ln>
-                          </wps:spPr>
-                          <wps:style>
-                            <a:lnRef idx="2">
-                              <a:schemeClr val="accent1">
-                                <a:shade val="15000"/>
-                              </a:schemeClr>
-                            </a:lnRef>
-                            <a:fillRef idx="1">
-                              <a:schemeClr val="accent1"/>
-                            </a:fillRef>
-                            <a:effectRef idx="0">
-                              <a:schemeClr val="accent1"/>
-                            </a:effectRef>
-                            <a:fontRef idx="minor">
-                              <a:schemeClr val="lt1"/>
-                            </a:fontRef>
-                          </wps:style>
-                          <wps:txbx>
-                            <w:txbxContent>
-                              <w:p>
-                                <w:pPr>
-                                  <w:jc w:val="center"/>
-                                </w:pPr>
-                                <w:r>
-                                  <w:t>c</w:t>
-                                </w:r>
-                                <w:r>
-                                  <w:rPr>
-                                    <w:noProof/>
-                                  </w:rPr>
-                                  <w:drawing>
-                                    <wp:inline distT="0" distB="0" distL="0" distR="0" wp14:anchorId="182FAF90" wp14:editId="786EDB76">
-                                      <wp:extent cx="0" cy="0"/>
-                                      <wp:effectExtent l="0" t="0" r="0" b="0"/>
-                                      <wp:docPr id="1818876780" name="图片 1"/>
-                                      <wp:cNvGraphicFramePr>
-                                        <a:graphicFrameLocks xmlns:a="http://schemas.openxmlformats.org/drawingml/2006/main" noChangeAspect="1"/>
-                                      </wp:cNvGraphicFramePr>
-                                      <a:graphic xmlns:a="http://schemas.openxmlformats.org/drawingml/2006/main">
-                                        <a:graphicData uri="http://schemas.openxmlformats.org/drawingml/2006/picture">
-                                          <pic:pic xmlns:pic="http://schemas.openxmlformats.org/drawingml/2006/picture">
-                                            <pic:nvPicPr>
-                                              <pic:cNvPr id="1165435383" name=""/>
-                                              <pic:cNvPicPr/>
-                                            </pic:nvPicPr>
-                                            <pic:blipFill>
-                                              <a:blip r:embed="rId8"/>
-                                              <a:stretch>
-                                                <a:fillRect/>
-                                              </a:stretch>
-                                            </pic:blipFill>
-                                            <pic:spPr>
-                                              <a:xfrm>
-                                                <a:off x="0" y="0"/>
-                                                <a:ext cx="0" cy="0"/>
-                                              </a:xfrm>
-                                              <a:prstGeom prst="rect">
-                                                <a:avLst/>
-                                              </a:prstGeom>
-                                            </pic:spPr>
-                                          </pic:pic>
-                                        </a:graphicData>
-                                      </a:graphic>
-                                    </wp:inline>
-                                  </w:drawing>
-                                </w:r>
-                              </w:p>
-                            </w:txbxContent>
-                          </wps:txbx>
-                          <wps:bodyPr rot="0" spcFirstLastPara="0" vertOverflow="overflow" horzOverflow="overflow" vert="horz" wrap="square" lIns="91440" tIns="45720" rIns="91440" bIns="45720" numCol="1" spcCol="0" rtlCol="0" fromWordArt="0" anchor="ctr" anchorCtr="0" forceAA="0" compatLnSpc="1">
-                            <a:prstTxWarp prst="textNoShape">
-                              <a:avLst/>
-                            </a:prstTxWarp>
-                            <a:noAutofit/>
-                          </wps:bodyPr>
-                        </wps:wsp>
-                        <wps:wsp>
-                          <wps:cNvPr id="1362609281" name="矩形 195"/>
-                          <wps:cNvSpPr/>
-                          <wps:spPr>
-                            <a:xfrm>
-                              <a:off x="389107" y="307395"/>
-                              <a:ext cx="148844" cy="85344"/>
-                            </a:xfrm>
-                            <a:prstGeom prst="rect">
-                              <a:avLst/>
-                            </a:prstGeom>
-                            <a:solidFill>
-                              <a:srgbClr val="B9D7F3"/>
-                            </a:solidFill>
-                            <a:ln>
-                              <a:solidFill>
-                                <a:srgbClr val="A3C9EE"/>
-                              </a:solidFill>
-                            </a:ln>
-                          </wps:spPr>
-                          <wps:style>
-                            <a:lnRef idx="2">
-                              <a:schemeClr val="accent1">
-                                <a:shade val="15000"/>
-                              </a:schemeClr>
-                            </a:lnRef>
-                            <a:fillRef idx="1">
-                              <a:schemeClr val="accent1"/>
-                            </a:fillRef>
-                            <a:effectRef idx="0">
-                              <a:schemeClr val="accent1"/>
-                            </a:effectRef>
-                            <a:fontRef idx="minor">
-                              <a:schemeClr val="lt1"/>
-                            </a:fontRef>
-                          </wps:style>
-                          <wps:bodyPr rot="0" spcFirstLastPara="0" vertOverflow="overflow" horzOverflow="overflow" vert="horz" wrap="square" lIns="91440" tIns="45720" rIns="91440" bIns="45720" numCol="1" spcCol="0" rtlCol="0" fromWordArt="0" anchor="ctr" anchorCtr="0" forceAA="0" compatLnSpc="1">
-                            <a:prstTxWarp prst="textNoShape">
-                              <a:avLst/>
-                            </a:prstTxWarp>
-                            <a:noAutofit/>
-                          </wps:bodyPr>
-                        </wps:wsp>
-                        <wps:wsp>
-                          <wps:cNvPr id="436044221" name="矩形 195"/>
-                          <wps:cNvSpPr/>
-                          <wps:spPr>
-                            <a:xfrm>
-                              <a:off x="579769" y="307395"/>
-                              <a:ext cx="148590" cy="85090"/>
-                            </a:xfrm>
-                            <a:prstGeom prst="rect">
-                              <a:avLst/>
-                            </a:prstGeom>
-                            <a:solidFill>
-                              <a:srgbClr val="EAF5FC"/>
-                            </a:solidFill>
-                            <a:ln>
-                              <a:solidFill>
-                                <a:srgbClr val="A3C9EE"/>
-                              </a:solidFill>
-                            </a:ln>
-                          </wps:spPr>
-                          <wps:style>
-                            <a:lnRef idx="2">
-                              <a:schemeClr val="accent1">
-                                <a:shade val="15000"/>
-                              </a:schemeClr>
-                            </a:lnRef>
-                            <a:fillRef idx="1">
-                              <a:schemeClr val="accent1"/>
-                            </a:fillRef>
-                            <a:effectRef idx="0">
-                              <a:schemeClr val="accent1"/>
-                            </a:effectRef>
-                            <a:fontRef idx="minor">
-                              <a:schemeClr val="lt1"/>
-                            </a:fontRef>
-                          </wps:style>
-                          <wps:txbx>
-                            <w:txbxContent>
-                              <w:p>
-                                <w:pPr>
-                                  <w:jc w:val="center"/>
-                                </w:pPr>
-                                <w:r>
-                                  <w:t>c</w:t>
-                                </w:r>
-                                <w:r>
-                                  <w:rPr>
-                                    <w:noProof/>
-                                  </w:rPr>
-                                  <w:drawing>
-                                    <wp:inline distT="0" distB="0" distL="0" distR="0" wp14:anchorId="555DF290" wp14:editId="102F59E1">
-                                      <wp:extent cx="0" cy="0"/>
-                                      <wp:effectExtent l="0" t="0" r="0" b="0"/>
-                                      <wp:docPr id="1223800755" name="图片 1"/>
-                                      <wp:cNvGraphicFramePr>
-                                        <a:graphicFrameLocks xmlns:a="http://schemas.openxmlformats.org/drawingml/2006/main" noChangeAspect="1"/>
-                                      </wp:cNvGraphicFramePr>
-                                      <a:graphic xmlns:a="http://schemas.openxmlformats.org/drawingml/2006/main">
-                                        <a:graphicData uri="http://schemas.openxmlformats.org/drawingml/2006/picture">
-                                          <pic:pic xmlns:pic="http://schemas.openxmlformats.org/drawingml/2006/picture">
-                                            <pic:nvPicPr>
-                                              <pic:cNvPr id="1165435383" name=""/>
-                                              <pic:cNvPicPr/>
-                                            </pic:nvPicPr>
-                                            <pic:blipFill>
-                                              <a:blip r:embed="rId8"/>
-                                              <a:stretch>
-                                                <a:fillRect/>
-                                              </a:stretch>
-                                            </pic:blipFill>
-                                            <pic:spPr>
-                                              <a:xfrm>
-                                                <a:off x="0" y="0"/>
-                                                <a:ext cx="0" cy="0"/>
-                                              </a:xfrm>
-                                              <a:prstGeom prst="rect">
-                                                <a:avLst/>
-                                              </a:prstGeom>
-                                            </pic:spPr>
-                                          </pic:pic>
-                                        </a:graphicData>
-                                      </a:graphic>
-                                    </wp:inline>
-                                  </w:drawing>
-                                </w:r>
-                              </w:p>
-                            </w:txbxContent>
-                          </wps:txbx>
-                          <wps:bodyPr rot="0" spcFirstLastPara="0" vertOverflow="overflow" horzOverflow="overflow" vert="horz" wrap="square" lIns="91440" tIns="45720" rIns="91440" bIns="45720" numCol="1" spcCol="0" rtlCol="0" fromWordArt="0" anchor="ctr" anchorCtr="0" forceAA="0" compatLnSpc="1">
-                            <a:prstTxWarp prst="textNoShape">
-                              <a:avLst/>
-                            </a:prstTxWarp>
-                            <a:noAutofit/>
-                          </wps:bodyPr>
-                        </wps:wsp>
-                        <wps:wsp>
-                          <wps:cNvPr id="1384767777" name="矩形 195"/>
-                          <wps:cNvSpPr/>
-                          <wps:spPr>
-                            <a:xfrm>
-                              <a:off x="774322" y="307395"/>
-                              <a:ext cx="148844" cy="85344"/>
-                            </a:xfrm>
-                            <a:prstGeom prst="rect">
-                              <a:avLst/>
-                            </a:prstGeom>
-                            <a:solidFill>
-                              <a:srgbClr val="B9D7F3"/>
-                            </a:solidFill>
-                            <a:ln>
-                              <a:solidFill>
-                                <a:srgbClr val="A3C9EE"/>
-                              </a:solidFill>
-                            </a:ln>
-                          </wps:spPr>
-                          <wps:style>
-                            <a:lnRef idx="2">
-                              <a:schemeClr val="accent1">
-                                <a:shade val="15000"/>
-                              </a:schemeClr>
-                            </a:lnRef>
-                            <a:fillRef idx="1">
-                              <a:schemeClr val="accent1"/>
-                            </a:fillRef>
-                            <a:effectRef idx="0">
-                              <a:schemeClr val="accent1"/>
-                            </a:effectRef>
-                            <a:fontRef idx="minor">
-                              <a:schemeClr val="lt1"/>
-                            </a:fontRef>
-                          </wps:style>
-                          <wps:bodyPr rot="0" spcFirstLastPara="0" vertOverflow="overflow" horzOverflow="overflow" vert="horz" wrap="square" lIns="91440" tIns="45720" rIns="91440" bIns="45720" numCol="1" spcCol="0" rtlCol="0" fromWordArt="0" anchor="ctr" anchorCtr="0" forceAA="0" compatLnSpc="1">
-                            <a:prstTxWarp prst="textNoShape">
-                              <a:avLst/>
-                            </a:prstTxWarp>
-                            <a:noAutofit/>
-                          </wps:bodyPr>
-                        </wps:wsp>
-                      </wpg:grpSp>
-                    </wpg:wgp>
-                  </a:graphicData>
-                </a:graphic>
-                <wp14:sizeRelH relativeFrom="margin">
-                  <wp14:pctWidth>0</wp14:pctWidth>
-                </wp14:sizeRelH>
-                <wp14:sizeRelV relativeFrom="margin">
-                  <wp14:pctHeight>0</wp14:pctHeight>
-                </wp14:sizeRelV>
-              </wp:anchor>
-            </w:drawing>
-          </mc:Choice>
-          <mc:Fallback>
-            <w:pict>
-              <v:group w14:anchorId="2C555E8F" id="组合 197" o:spid="_x0000_s1032" style="position:absolute;margin-left:492.85pt;margin-top:156.35pt;width:71.15pt;height:33.2pt;z-index:251820032;mso-width-relative:margin;mso-height-relative:margin" coordsize="12397,6154" o:gfxdata="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">
-                <v:rect id="矩形 194" o:spid="_x0000_s1033" style="position:absolute;width:12397;height:6154;visibility:visible;mso-wrap-style:square;v-text-anchor:middle" o:gfxdata="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" fillcolor="#eaf4ff" strokecolor="white [3212]" strokeweight="1pt"/>
-                <v:group id="组合 196" o:spid="_x0000_s1034" style="position:absolute;left:1582;top:1143;width:9271;height:3927" coordsize="9270,3927" o:gfxdata="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">
-                  <v:rect id="矩形 195" o:spid="_x0000_s1035" style="position:absolute;width:1488;height:853;visibility:visible;mso-wrap-style:square;v-text-anchor:middle" o:gfxdata="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" fillcolor="#b9d7f3" strokecolor="#a3c9ee" strokeweight="1pt"/>
-                  <v:rect id="矩形 195" o:spid="_x0000_s1036" style="position:absolute;left:1984;top:38;width:1488;height:854;visibility:visible;mso-wrap-style:square;v-text-anchor:middle" o:gfxdata="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" fillcolor="#eaf5fc" strokecolor="#a3c9ee" strokeweight="1pt">
-                    <v:textbox>
-                      <w:txbxContent>
-                        <w:p>
-                          <w:pPr>
-                            <w:jc w:val="center"/>
-                          </w:pPr>
-                          <w:r>
-                            <w:t>c</w:t>
-                          </w:r>
-                          <w:r>
-                            <w:rPr>
-                              <w:noProof/>
-                            </w:rPr>
-                            <w:drawing>
-                              <wp:inline distT="0" distB="0" distL="0" distR="0" wp14:anchorId="65313CF2" wp14:editId="460A6D67">
-                                <wp:extent cx="0" cy="0"/>
-                                <wp:effectExtent l="0" t="0" r="0" b="0"/>
-                                <wp:docPr id="250946329" name="图片 1"/>
-                                <wp:cNvGraphicFramePr>
-                                  <a:graphicFrameLocks xmlns:a="http://schemas.openxmlformats.org/drawingml/2006/main" noChangeAspect="1"/>
-                                </wp:cNvGraphicFramePr>
-                                <a:graphic xmlns:a="http://schemas.openxmlformats.org/drawingml/2006/main">
-                                  <a:graphicData uri="http://schemas.openxmlformats.org/drawingml/2006/picture">
-                                    <pic:pic xmlns:pic="http://schemas.openxmlformats.org/drawingml/2006/picture">
-                                      <pic:nvPicPr>
-                                        <pic:cNvPr id="1165435383" name=""/>
-                                        <pic:cNvPicPr/>
-                                      </pic:nvPicPr>
-                                      <pic:blipFill>
-                                        <a:blip r:embed="rId9"/>
-                                        <a:stretch>
-                                          <a:fillRect/>
-                                        </a:stretch>
-                                      </pic:blipFill>
-                                      <pic:spPr>
-                                        <a:xfrm>
-                                          <a:off x="0" y="0"/>
-                                          <a:ext cx="0" cy="0"/>
-                                        </a:xfrm>
-                                        <a:prstGeom prst="rect">
-                                          <a:avLst/>
-                                        </a:prstGeom>
-                                      </pic:spPr>
-                                    </pic:pic>
-                                  </a:graphicData>
-                                </a:graphic>
-                              </wp:inline>
-                            </w:drawing>
-                          </w:r>
-                        </w:p>
-                      </w:txbxContent>
-                    </v:textbox>
-                  </v:rect>
-                  <v:rect id="矩形 195" o:spid="_x0000_s1037" style="position:absolute;left:5836;width:1489;height:853;visibility:visible;mso-wrap-style:square;v-text-anchor:middle" o:gfxdata="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" fillcolor="white [3212]" strokecolor="#a3c9ee" strokeweight="1pt">
-                    <v:textbox>
-                      <w:txbxContent>
-                        <w:p>
-                          <w:pPr>
-                            <w:jc w:val="center"/>
-                          </w:pPr>
-                          <w:r>
-                            <w:t>c</w:t>
-                          </w:r>
-                          <w:r>
-                            <w:rPr>
-                              <w:noProof/>
-                            </w:rPr>
-                            <w:drawing>
-                              <wp:inline distT="0" distB="0" distL="0" distR="0" wp14:anchorId="70A4D1AE" wp14:editId="7E0CEDD4">
-                                <wp:extent cx="0" cy="0"/>
-                                <wp:effectExtent l="0" t="0" r="0" b="0"/>
-                                <wp:docPr id="972209420" name="图片 1"/>
-                                <wp:cNvGraphicFramePr>
-                                  <a:graphicFrameLocks xmlns:a="http://schemas.openxmlformats.org/drawingml/2006/main" noChangeAspect="1"/>
-                                </wp:cNvGraphicFramePr>
-                                <a:graphic xmlns:a="http://schemas.openxmlformats.org/drawingml/2006/main">
-                                  <a:graphicData uri="http://schemas.openxmlformats.org/drawingml/2006/picture">
-                                    <pic:pic xmlns:pic="http://schemas.openxmlformats.org/drawingml/2006/picture">
-                                      <pic:nvPicPr>
-                                        <pic:cNvPr id="1165435383" name=""/>
-                                        <pic:cNvPicPr/>
-                                      </pic:nvPicPr>
-                                      <pic:blipFill>
-                                        <a:blip r:embed="rId9"/>
-                                        <a:stretch>
-                                          <a:fillRect/>
-                                        </a:stretch>
-                                      </pic:blipFill>
-                                      <pic:spPr>
-                                        <a:xfrm>
-                                          <a:off x="0" y="0"/>
-                                          <a:ext cx="0" cy="0"/>
-                                        </a:xfrm>
-                                        <a:prstGeom prst="rect">
-                                          <a:avLst/>
-                                        </a:prstGeom>
-                                      </pic:spPr>
-                                    </pic:pic>
-                                  </a:graphicData>
-                                </a:graphic>
-                              </wp:inline>
-                            </w:drawing>
-                          </w:r>
-                        </w:p>
-                      </w:txbxContent>
-                    </v:textbox>
-                  </v:rect>
-                  <v:rect id="矩形 195" o:spid="_x0000_s1038" style="position:absolute;left:3891;top:38;width:1488;height:854;visibility:visible;mso-wrap-style:square;v-text-anchor:middle" o:gfxdata="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" fillcolor="#b9d7f3" strokecolor="#a3c9ee" strokeweight="1pt"/>
-                  <v:rect id="矩形 195" o:spid="_x0000_s1039" style="position:absolute;left:7782;top:38;width:1488;height:854;visibility:visible;mso-wrap-style:square;v-text-anchor:middle" o:gfxdata="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" fillcolor="#d8eafd" strokecolor="#a3c9ee" strokeweight="1pt">
-                    <v:textbox>
-                      <w:txbxContent>
-                        <w:p>
-                          <w:pPr>
-                            <w:jc w:val="center"/>
-                          </w:pPr>
-                          <w:r>
-                            <w:t>c</w:t>
-                          </w:r>
-                          <w:r>
-                            <w:rPr>
-                              <w:noProof/>
-                            </w:rPr>
-                            <w:drawing>
-                              <wp:inline distT="0" distB="0" distL="0" distR="0" wp14:anchorId="57EA9D5B" wp14:editId="5EA39B8D">
-                                <wp:extent cx="0" cy="0"/>
-                                <wp:effectExtent l="0" t="0" r="0" b="0"/>
-                                <wp:docPr id="1754692491" name="图片 1"/>
-                                <wp:cNvGraphicFramePr>
-                                  <a:graphicFrameLocks xmlns:a="http://schemas.openxmlformats.org/drawingml/2006/main" noChangeAspect="1"/>
-                                </wp:cNvGraphicFramePr>
-                                <a:graphic xmlns:a="http://schemas.openxmlformats.org/drawingml/2006/main">
-                                  <a:graphicData uri="http://schemas.openxmlformats.org/drawingml/2006/picture">
-                                    <pic:pic xmlns:pic="http://schemas.openxmlformats.org/drawingml/2006/picture">
-                                      <pic:nvPicPr>
-                                        <pic:cNvPr id="1165435383" name=""/>
-                                        <pic:cNvPicPr/>
-                                      </pic:nvPicPr>
-                                      <pic:blipFill>
-                                        <a:blip r:embed="rId9"/>
-                                        <a:stretch>
-                                          <a:fillRect/>
-                                        </a:stretch>
-                                      </pic:blipFill>
-                                      <pic:spPr>
-                                        <a:xfrm>
-                                          <a:off x="0" y="0"/>
-                                          <a:ext cx="0" cy="0"/>
-                                        </a:xfrm>
-                                        <a:prstGeom prst="rect">
-                                          <a:avLst/>
-                                        </a:prstGeom>
-                                      </pic:spPr>
-                                    </pic:pic>
-                                  </a:graphicData>
-                                </a:graphic>
-                              </wp:inline>
-                            </w:drawing>
-                          </w:r>
-                        </w:p>
-                      </w:txbxContent>
-                    </v:textbox>
-                  </v:rect>
-                  <v:rect id="矩形 195" o:spid="_x0000_s1040" style="position:absolute;top:1556;width:1485;height:851;visibility:visible;mso-wrap-style:square;v-text-anchor:middle" o:gfxdata="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" fillcolor="#eaf5fc" strokecolor="#a3c9ee" strokeweight="1pt">
-                    <v:textbox>
-                      <w:txbxContent>
-                        <w:p>
-                          <w:pPr>
-                            <w:jc w:val="center"/>
-                          </w:pPr>
-                          <w:r>
-                            <w:t>c</w:t>
-                          </w:r>
-                          <w:r>
-                            <w:rPr>
-                              <w:noProof/>
-                            </w:rPr>
-                            <w:drawing>
-                              <wp:inline distT="0" distB="0" distL="0" distR="0" wp14:anchorId="1779AA8C" wp14:editId="319089E3">
-                                <wp:extent cx="0" cy="0"/>
-                                <wp:effectExtent l="0" t="0" r="0" b="0"/>
-                                <wp:docPr id="1435820721" name="图片 1"/>
-                                <wp:cNvGraphicFramePr>
-                                  <a:graphicFrameLocks xmlns:a="http://schemas.openxmlformats.org/drawingml/2006/main" noChangeAspect="1"/>
-                                </wp:cNvGraphicFramePr>
-                                <a:graphic xmlns:a="http://schemas.openxmlformats.org/drawingml/2006/main">
-                                  <a:graphicData uri="http://schemas.openxmlformats.org/drawingml/2006/picture">
-                                    <pic:pic xmlns:pic="http://schemas.openxmlformats.org/drawingml/2006/picture">
-                                      <pic:nvPicPr>
-                                        <pic:cNvPr id="1165435383" name=""/>
-                                        <pic:cNvPicPr/>
-                                      </pic:nvPicPr>
-                                      <pic:blipFill>
-                                        <a:blip r:embed="rId9"/>
-                                        <a:stretch>
-                                          <a:fillRect/>
-                                        </a:stretch>
-                                      </pic:blipFill>
-                                      <pic:spPr>
-                                        <a:xfrm>
-                                          <a:off x="0" y="0"/>
-                                          <a:ext cx="0" cy="0"/>
-                                        </a:xfrm>
-                                        <a:prstGeom prst="rect">
-                                          <a:avLst/>
-                                        </a:prstGeom>
-                                      </pic:spPr>
-                                    </pic:pic>
-                                  </a:graphicData>
-                                </a:graphic>
-                              </wp:inline>
-                            </w:drawing>
-                          </w:r>
-                        </w:p>
-                      </w:txbxContent>
-                    </v:textbox>
-                  </v:rect>
-                  <v:rect id="矩形 195" o:spid="_x0000_s1041" style="position:absolute;left:1906;top:1556;width:1486;height:851;visibility:visible;mso-wrap-style:square;v-text-anchor:middle" o:gfxdata="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" fillcolor="#b9d7f3" strokecolor="#a3c9ee" strokeweight="1pt"/>
-                  <v:rect id="矩形 195" o:spid="_x0000_s1042" style="position:absolute;left:3891;top:1556;width:1485;height:851;visibility:visible;mso-wrap-style:square;v-text-anchor:middle" o:gfxdata="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" fillcolor="#eaf5fc" strokecolor="#a3c9ee" strokeweight="1pt">
-                    <v:textbox>
-                      <w:txbxContent>
-                        <w:p>
-                          <w:pPr>
-                            <w:jc w:val="center"/>
-                          </w:pPr>
-                          <w:r>
-                            <w:t>c</w:t>
-                          </w:r>
-                          <w:r>
-                            <w:rPr>
-                              <w:noProof/>
-                            </w:rPr>
-                            <w:drawing>
-                              <wp:inline distT="0" distB="0" distL="0" distR="0" wp14:anchorId="7263A80C" wp14:editId="7432B743">
-                                <wp:extent cx="0" cy="0"/>
-                                <wp:effectExtent l="0" t="0" r="0" b="0"/>
-                                <wp:docPr id="439085156" name="图片 1"/>
-                                <wp:cNvGraphicFramePr>
-                                  <a:graphicFrameLocks xmlns:a="http://schemas.openxmlformats.org/drawingml/2006/main" noChangeAspect="1"/>
-                                </wp:cNvGraphicFramePr>
-                                <a:graphic xmlns:a="http://schemas.openxmlformats.org/drawingml/2006/main">
-                                  <a:graphicData uri="http://schemas.openxmlformats.org/drawingml/2006/picture">
-                                    <pic:pic xmlns:pic="http://schemas.openxmlformats.org/drawingml/2006/picture">
-                                      <pic:nvPicPr>
-                                        <pic:cNvPr id="1165435383" name=""/>
-                                        <pic:cNvPicPr/>
-                                      </pic:nvPicPr>
-                                      <pic:blipFill>
-                                        <a:blip r:embed="rId9"/>
-                                        <a:stretch>
-                                          <a:fillRect/>
-                                        </a:stretch>
-                                      </pic:blipFill>
-                                      <pic:spPr>
-                                        <a:xfrm>
-                                          <a:off x="0" y="0"/>
-                                          <a:ext cx="0" cy="0"/>
-                                        </a:xfrm>
-                                        <a:prstGeom prst="rect">
-                                          <a:avLst/>
-                                        </a:prstGeom>
-                                      </pic:spPr>
-                                    </pic:pic>
-                                  </a:graphicData>
-                                </a:graphic>
-                              </wp:inline>
-                            </w:drawing>
-                          </w:r>
-                        </w:p>
-                      </w:txbxContent>
-                    </v:textbox>
-                  </v:rect>
-                  <v:rect id="矩形 195" o:spid="_x0000_s1043" style="position:absolute;left:5836;top:1556;width:1486;height:851;visibility:visible;mso-wrap-style:square;v-text-anchor:middle" o:gfxdata="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" fillcolor="#b9d7f3" strokecolor="#a3c9ee" strokeweight="1pt"/>
-                  <v:rect id="矩形 195" o:spid="_x0000_s1044" style="position:absolute;left:7743;top:1556;width:1488;height:853;visibility:visible;mso-wrap-style:square;v-text-anchor:middle" o:gfxdata="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" fillcolor="white [3212]" strokecolor="#a3c9ee" strokeweight="1pt">
-                    <v:textbox>
-                      <w:txbxContent>
-                        <w:p>
-                          <w:pPr>
-                            <w:jc w:val="center"/>
-                          </w:pPr>
-                          <w:r>
-                            <w:t>c</w:t>
-                          </w:r>
-                          <w:r>
-                            <w:rPr>
-                              <w:noProof/>
-                            </w:rPr>
-                            <w:drawing>
-                              <wp:inline distT="0" distB="0" distL="0" distR="0" wp14:anchorId="5D8F3EA7" wp14:editId="5B6375B7">
-                                <wp:extent cx="0" cy="0"/>
-                                <wp:effectExtent l="0" t="0" r="0" b="0"/>
-                                <wp:docPr id="1580587341" name="图片 1"/>
-                                <wp:cNvGraphicFramePr>
-                                  <a:graphicFrameLocks xmlns:a="http://schemas.openxmlformats.org/drawingml/2006/main" noChangeAspect="1"/>
-                                </wp:cNvGraphicFramePr>
-                                <a:graphic xmlns:a="http://schemas.openxmlformats.org/drawingml/2006/main">
-                                  <a:graphicData uri="http://schemas.openxmlformats.org/drawingml/2006/picture">
-                                    <pic:pic xmlns:pic="http://schemas.openxmlformats.org/drawingml/2006/picture">
-                                      <pic:nvPicPr>
-                                        <pic:cNvPr id="1165435383" name=""/>
-                                        <pic:cNvPicPr/>
-                                      </pic:nvPicPr>
-                                      <pic:blipFill>
-                                        <a:blip r:embed="rId9"/>
-                                        <a:stretch>
-                                          <a:fillRect/>
-                                        </a:stretch>
-                                      </pic:blipFill>
-                                      <pic:spPr>
-                                        <a:xfrm>
-                                          <a:off x="0" y="0"/>
-                                          <a:ext cx="0" cy="0"/>
-                                        </a:xfrm>
-                                        <a:prstGeom prst="rect">
-                                          <a:avLst/>
-                                        </a:prstGeom>
-                                      </pic:spPr>
-                                    </pic:pic>
-                                  </a:graphicData>
-                                </a:graphic>
-                              </wp:inline>
-                            </w:drawing>
-                          </w:r>
-                        </w:p>
-                      </w:txbxContent>
-                    </v:textbox>
-                  </v:rect>
-                  <v:rect id="矩形 195" o:spid="_x0000_s1045" style="position:absolute;top:3073;width:1488;height:854;visibility:visible;mso-wrap-style:square;v-text-anchor:middle" o:gfxdata="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" fillcolor="white [3212]" strokecolor="#a3c9ee" strokeweight="1pt">
-                    <v:textbox>
-                      <w:txbxContent>
-                        <w:p>
-                          <w:pPr>
-                            <w:jc w:val="center"/>
-                          </w:pPr>
-                          <w:r>
-                            <w:t>c</w:t>
-                          </w:r>
-                          <w:r>
-                            <w:rPr>
-                              <w:noProof/>
-                            </w:rPr>
-                            <w:drawing>
-                              <wp:inline distT="0" distB="0" distL="0" distR="0" wp14:anchorId="0C3E0D44" wp14:editId="438FAF03">
-                                <wp:extent cx="0" cy="0"/>
-                                <wp:effectExtent l="0" t="0" r="0" b="0"/>
-                                <wp:docPr id="830218408" name="图片 1"/>
-                                <wp:cNvGraphicFramePr>
-                                  <a:graphicFrameLocks xmlns:a="http://schemas.openxmlformats.org/drawingml/2006/main" noChangeAspect="1"/>
-                                </wp:cNvGraphicFramePr>
-                                <a:graphic xmlns:a="http://schemas.openxmlformats.org/drawingml/2006/main">
-                                  <a:graphicData uri="http://schemas.openxmlformats.org/drawingml/2006/picture">
-                                    <pic:pic xmlns:pic="http://schemas.openxmlformats.org/drawingml/2006/picture">
-                                      <pic:nvPicPr>
-                                        <pic:cNvPr id="1165435383" name=""/>
-                                        <pic:cNvPicPr/>
-                                      </pic:nvPicPr>
-                                      <pic:blipFill>
-                                        <a:blip r:embed="rId9"/>
-                                        <a:stretch>
-                                          <a:fillRect/>
-                                        </a:stretch>
-                                      </pic:blipFill>
-                                      <pic:spPr>
-                                        <a:xfrm>
-                                          <a:off x="0" y="0"/>
-                                          <a:ext cx="0" cy="0"/>
-                                        </a:xfrm>
-                                        <a:prstGeom prst="rect">
-                                          <a:avLst/>
-                                        </a:prstGeom>
-                                      </pic:spPr>
-                                    </pic:pic>
-                                  </a:graphicData>
-                                </a:graphic>
-                              </wp:inline>
-                            </w:drawing>
-                          </w:r>
-                        </w:p>
-                      </w:txbxContent>
-                    </v:textbox>
-                  </v:rect>
-                  <v:rect id="矩形 195" o:spid="_x0000_s1046" style="position:absolute;left:1945;top:3073;width:1488;height:854;visibility:visible;mso-wrap-style:square;v-text-anchor:middle" o:gfxdata="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" fillcolor="#eaf5fc" strokecolor="#a3c9ee" strokeweight="1pt">
-                    <v:textbox>
-                      <w:txbxContent>
-                        <w:p>
-                          <w:pPr>
-                            <w:jc w:val="center"/>
-                          </w:pPr>
-                          <w:r>
-                            <w:t>c</w:t>
-                          </w:r>
-                          <w:r>
-                            <w:rPr>
-                              <w:noProof/>
-                            </w:rPr>
-                            <w:drawing>
-                              <wp:inline distT="0" distB="0" distL="0" distR="0" wp14:anchorId="182FAF90" wp14:editId="786EDB76">
-                                <wp:extent cx="0" cy="0"/>
-                                <wp:effectExtent l="0" t="0" r="0" b="0"/>
-                                <wp:docPr id="1818876780" name="图片 1"/>
-                                <wp:cNvGraphicFramePr>
-                                  <a:graphicFrameLocks xmlns:a="http://schemas.openxmlformats.org/drawingml/2006/main" noChangeAspect="1"/>
-                                </wp:cNvGraphicFramePr>
-                                <a:graphic xmlns:a="http://schemas.openxmlformats.org/drawingml/2006/main">
-                                  <a:graphicData uri="http://schemas.openxmlformats.org/drawingml/2006/picture">
-                                    <pic:pic xmlns:pic="http://schemas.openxmlformats.org/drawingml/2006/picture">
-                                      <pic:nvPicPr>
-                                        <pic:cNvPr id="1165435383" name=""/>
-                                        <pic:cNvPicPr/>
-                                      </pic:nvPicPr>
-                                      <pic:blipFill>
-                                        <a:blip r:embed="rId9"/>
-                                        <a:stretch>
-                                          <a:fillRect/>
-                                        </a:stretch>
-                                      </pic:blipFill>
-                                      <pic:spPr>
-                                        <a:xfrm>
-                                          <a:off x="0" y="0"/>
-                                          <a:ext cx="0" cy="0"/>
-                                        </a:xfrm>
-                                        <a:prstGeom prst="rect">
-                                          <a:avLst/>
-                                        </a:prstGeom>
-                                      </pic:spPr>
-                                    </pic:pic>
-                                  </a:graphicData>
-                                </a:graphic>
-                              </wp:inline>
-                            </w:drawing>
-                          </w:r>
-                        </w:p>
-                      </w:txbxContent>
-                    </v:textbox>
-                  </v:rect>
-                  <v:rect id="矩形 195" o:spid="_x0000_s1047" style="position:absolute;left:3891;top:3073;width:1488;height:854;visibility:visible;mso-wrap-style:square;v-text-anchor:middle" o:gfxdata="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" fillcolor="#b9d7f3" strokecolor="#a3c9ee" strokeweight="1pt"/>
-                  <v:rect id="矩形 195" o:spid="_x0000_s1048" style="position:absolute;left:5797;top:3073;width:1486;height:851;visibility:visible;mso-wrap-style:square;v-text-anchor:middle" o:gfxdata="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" fillcolor="#eaf5fc" strokecolor="#a3c9ee" strokeweight="1pt">
-                    <v:textbox>
-                      <w:txbxContent>
-                        <w:p>
-                          <w:pPr>
-                            <w:jc w:val="center"/>
-                          </w:pPr>
-                          <w:r>
-                            <w:t>c</w:t>
-                          </w:r>
-                          <w:r>
-                            <w:rPr>
-                              <w:noProof/>
-                            </w:rPr>
-                            <w:drawing>
-                              <wp:inline distT="0" distB="0" distL="0" distR="0" wp14:anchorId="555DF290" wp14:editId="102F59E1">
-                                <wp:extent cx="0" cy="0"/>
-                                <wp:effectExtent l="0" t="0" r="0" b="0"/>
-                                <wp:docPr id="1223800755" name="图片 1"/>
-                                <wp:cNvGraphicFramePr>
-                                  <a:graphicFrameLocks xmlns:a="http://schemas.openxmlformats.org/drawingml/2006/main" noChangeAspect="1"/>
-                                </wp:cNvGraphicFramePr>
-                                <a:graphic xmlns:a="http://schemas.openxmlformats.org/drawingml/2006/main">
-                                  <a:graphicData uri="http://schemas.openxmlformats.org/drawingml/2006/picture">
-                                    <pic:pic xmlns:pic="http://schemas.openxmlformats.org/drawingml/2006/picture">
-                                      <pic:nvPicPr>
-                                        <pic:cNvPr id="1165435383" name=""/>
-                                        <pic:cNvPicPr/>
-                                      </pic:nvPicPr>
-                                      <pic:blipFill>
-                                        <a:blip r:embed="rId9"/>
-                                        <a:stretch>
-                                          <a:fillRect/>
-                                        </a:stretch>
-                                      </pic:blipFill>
-                                      <pic:spPr>
-                                        <a:xfrm>
-                                          <a:off x="0" y="0"/>
-                                          <a:ext cx="0" cy="0"/>
-                                        </a:xfrm>
-                                        <a:prstGeom prst="rect">
-                                          <a:avLst/>
-                                        </a:prstGeom>
-                                      </pic:spPr>
-                                    </pic:pic>
-                                  </a:graphicData>
-                                </a:graphic>
-                              </wp:inline>
-                            </w:drawing>
-                          </w:r>
-                        </w:p>
-                      </w:txbxContent>
-                    </v:textbox>
-                  </v:rect>
-                  <v:rect id="矩形 195" o:spid="_x0000_s1049" style="position:absolute;left:7743;top:3073;width:1488;height:854;visibility:visible;mso-wrap-style:square;v-text-anchor:middle" o:gfxdata="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" fillcolor="#b9d7f3" strokecolor="#a3c9ee" strokeweight="1pt"/>
-                </v:group>
-              </v:group>
-            </w:pict>
-          </mc:Fallback>
-        </mc:AlternateContent>
-      </w:r>
-      <w:r>
-        <w:rPr>
-          <w:noProof/>
-        </w:rPr>
-        <mc:AlternateContent>
-          <mc:Choice Requires="wps">
-            <w:drawing>
-              <wp:anchor distT="0" distB="0" distL="114300" distR="114300" simplePos="0" relativeHeight="251787264" behindDoc="0" locked="0" layoutInCell="1" allowOverlap="1" wp14:anchorId="779CC0A0" wp14:editId="5BBAD486">
-                <wp:simplePos x="0" y="0"/>
-                <wp:positionH relativeFrom="column">
-                  <wp:posOffset>5347589</wp:posOffset>
-                </wp:positionH>
-                <wp:positionV relativeFrom="paragraph">
-                  <wp:posOffset>2528316</wp:posOffset>
-                </wp:positionV>
-                <wp:extent cx="2831973" cy="165100"/>
-                <wp:effectExtent l="25400" t="0" r="26035" b="25400"/>
-                <wp:wrapNone/>
-                <wp:docPr id="2036922382" name="文本框 5"/>
+                <wp:docPr id="264222361" name="右大括号 217"/>
                 <wp:cNvGraphicFramePr/>
                 <a:graphic xmlns:a="http://schemas.openxmlformats.org/drawingml/2006/main">
                   <a:graphicData uri="http://schemas.microsoft.com/office/word/2010/wordprocessingShape">
                     <wps:wsp>
-                      <wps:cNvSpPr txBox="1"/>
+                      <wps:cNvSpPr/>
                       <wps:spPr>
-                        <a:xfrm>
+                        <a:xfrm rot="5400000">
                           <a:off x="0" y="0"/>
-                          <a:ext cx="2831973" cy="165100"/>
+                          <a:ext cx="118745" cy="1954530"/>
                         </a:xfrm>
-                        <a:prstGeom prst="rect">
+                        <a:prstGeom prst="rightBrace">
                           <a:avLst/>
                         </a:prstGeom>
-                        <a:solidFill>
-                          <a:schemeClr val="bg1"/>
-                        </a:solidFill>
-                        <a:ln w="6350">
-                          <a:noFill/>
-                        </a:ln>
-                        <a:effectLst>
-                          <a:outerShdw blurRad="50800" dist="50800" dir="5400000" algn="ctr" rotWithShape="0">
-                            <a:schemeClr val="bg2">
-                              <a:lumMod val="50000"/>
-                              <a:alpha val="0"/>
-                            </a:schemeClr>
-                          </a:outerShdw>
-                        </a:effectLst>
                       </wps:spPr>
-                      <wps:txbx>
-                        <w:txbxContent>
-                          <w:p>
-                            <w:pPr>
-                              <w:spacing w:after="0" w:line="160" w:lineRule="exact"/>
-                              <w:rPr>
-                                <w:b/>
-                                <w:bCs/>
-                                <w:color w:val="747474" w:themeColor="background2" w:themeShade="80"/>
-                                <w:sz w:val="16"/>
-                                <w:szCs w:val="16"/>
-                                <w14:shadow w14:blurRad="50800" w14:dist="50800" w14:dir="5400000" w14:sx="0" w14:sy="0" w14:kx="0" w14:ky="0" w14:algn="ctr">
-                                  <w14:schemeClr w14:val="bg1"/>
-                                </w14:shadow>
-                              </w:rPr>
-                            </w:pPr>
-                            <w:r>
-                              <w:rPr>
-                                <w:b/>
-                                <w:bCs/>
-                                <w:color w:val="747474" w:themeColor="background2" w:themeShade="80"/>
-                                <w:sz w:val="16"/>
-                                <w:szCs w:val="16"/>
-                                <w14:shadow w14:blurRad="50800" w14:dist="50800" w14:dir="5400000" w14:sx="0" w14:sy="0" w14:kx="0" w14:ky="0" w14:algn="ctr">
-                                  <w14:schemeClr w14:val="bg1"/>
-                                </w14:shadow>
-                              </w:rPr>
-                              <w:t xml:space="preserve">geometry, local sign, and orientation are </w:t>
-                            </w:r>
-                            <w:proofErr w:type="spellStart"/>
-                            <w:r>
-                              <w:rPr>
-                                <w:b/>
-                                <w:bCs/>
-                                <w:color w:val="747474" w:themeColor="background2" w:themeShade="80"/>
-                                <w:sz w:val="16"/>
-                                <w:szCs w:val="16"/>
-                                <w14:shadow w14:blurRad="50800" w14:dist="50800" w14:dir="5400000" w14:sx="0" w14:sy="0" w14:kx="0" w14:ky="0" w14:algn="ctr">
-                                  <w14:schemeClr w14:val="bg1"/>
-                                </w14:shadow>
-                              </w:rPr>
-                              <w:t>compressd</w:t>
-                            </w:r>
-                            <w:proofErr w:type="spellEnd"/>
-                            <w:r>
-                              <w:rPr>
-                                <w:b/>
-                                <w:bCs/>
-                                <w:color w:val="747474" w:themeColor="background2" w:themeShade="80"/>
-                                <w:sz w:val="16"/>
-                                <w:szCs w:val="16"/>
-                                <w14:shadow w14:blurRad="50800" w14:dist="50800" w14:dir="5400000" w14:sx="0" w14:sy="0" w14:kx="0" w14:ky="0" w14:algn="ctr">
-                                  <w14:schemeClr w14:val="bg1"/>
-                                </w14:shadow>
-                              </w:rPr>
-                              <w:t xml:space="preserve"> jointly</w:t>
-                            </w:r>
-                          </w:p>
-                        </w:txbxContent>
-                      </wps:txbx>
-                      <wps:bodyPr rot="0" spcFirstLastPara="0" vertOverflow="overflow" horzOverflow="overflow" vert="horz" wrap="square" lIns="0" tIns="0" rIns="0" bIns="0" numCol="1" spcCol="0" rtlCol="0" fromWordArt="0" anchor="t" anchorCtr="0" forceAA="0" compatLnSpc="1">
+                      <wps:style>
+                        <a:lnRef idx="1">
+                          <a:schemeClr val="accent1"/>
+                        </a:lnRef>
+                        <a:fillRef idx="0">
+                          <a:schemeClr val="accent1"/>
+                        </a:fillRef>
+                        <a:effectRef idx="0">
+                          <a:schemeClr val="accent1"/>
+                        </a:effectRef>
+                        <a:fontRef idx="minor">
+                          <a:schemeClr val="tx1"/>
+                        </a:fontRef>
+                      </wps:style>
+                      <wps:bodyPr rot="0" spcFirstLastPara="0" vertOverflow="overflow" horzOverflow="overflow" vert="horz" wrap="square" lIns="91440" tIns="45720" rIns="91440" bIns="45720" numCol="1" spcCol="0" rtlCol="0" fromWordArt="0" anchor="ctr" anchorCtr="0" forceAA="0" compatLnSpc="1">
                         <a:prstTxWarp prst="textNoShape">
                           <a:avLst/>
                         </a:prstTxWarp>
@@ -2784,210 +3976,8 @@
           </mc:Choice>
           <mc:Fallback>
             <w:pict>
-              <v:shape w14:anchorId="779CC0A0" id="_x0000_s1050" type="#_x0000_t202" style="position:absolute;margin-left:421.05pt;margin-top:199.1pt;width:223pt;height:13pt;z-index:251787264;visibility:visible;mso-wrap-style:square;mso-width-percent:0;mso-height-percent:0;mso-wrap-distance-left:9pt;mso-wrap-distance-top:0;mso-wrap-distance-right:9pt;mso-wrap-distance-bottom:0;mso-position-horizontal:absolute;mso-position-horizontal-relative:text;mso-position-vertical:absolute;mso-position-vertical-relative:text;mso-width-percent:0;mso-height-percent:0;mso-width-relative:margin;mso-height-relative:margin;v-text-anchor:top" o:gfxdata="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" fillcolor="white [3212]" stroked="f" strokeweight=".5pt">
-                <v:shadow on="t" color="#737373 [1614]" opacity="0" offset="0,4pt"/>
-                <v:textbox inset="0,0,0,0">
-                  <w:txbxContent>
-                    <w:p>
-                      <w:pPr>
-                        <w:spacing w:after="0" w:line="160" w:lineRule="exact"/>
-                        <w:rPr>
-                          <w:b/>
-                          <w:bCs/>
-                          <w:color w:val="747474" w:themeColor="background2" w:themeShade="80"/>
-                          <w:sz w:val="16"/>
-                          <w:szCs w:val="16"/>
-                          <w14:shadow w14:blurRad="50800" w14:dist="50800" w14:dir="5400000" w14:sx="0" w14:sy="0" w14:kx="0" w14:ky="0" w14:algn="ctr">
-                            <w14:schemeClr w14:val="bg1"/>
-                          </w14:shadow>
-                        </w:rPr>
-                      </w:pPr>
-                      <w:r>
-                        <w:rPr>
-                          <w:b/>
-                          <w:bCs/>
-                          <w:color w:val="747474" w:themeColor="background2" w:themeShade="80"/>
-                          <w:sz w:val="16"/>
-                          <w:szCs w:val="16"/>
-                          <w14:shadow w14:blurRad="50800" w14:dist="50800" w14:dir="5400000" w14:sx="0" w14:sy="0" w14:kx="0" w14:ky="0" w14:algn="ctr">
-                            <w14:schemeClr w14:val="bg1"/>
-                          </w14:shadow>
-                        </w:rPr>
-                        <w:t xml:space="preserve">geometry, local sign, and orientation are </w:t>
-                      </w:r>
-                      <w:proofErr w:type="spellStart"/>
-                      <w:r>
-                        <w:rPr>
-                          <w:b/>
-                          <w:bCs/>
-                          <w:color w:val="747474" w:themeColor="background2" w:themeShade="80"/>
-                          <w:sz w:val="16"/>
-                          <w:szCs w:val="16"/>
-                          <w14:shadow w14:blurRad="50800" w14:dist="50800" w14:dir="5400000" w14:sx="0" w14:sy="0" w14:kx="0" w14:ky="0" w14:algn="ctr">
-                            <w14:schemeClr w14:val="bg1"/>
-                          </w14:shadow>
-                        </w:rPr>
-                        <w:t>compressd</w:t>
-                      </w:r>
-                      <w:proofErr w:type="spellEnd"/>
-                      <w:r>
-                        <w:rPr>
-                          <w:b/>
-                          <w:bCs/>
-                          <w:color w:val="747474" w:themeColor="background2" w:themeShade="80"/>
-                          <w:sz w:val="16"/>
-                          <w:szCs w:val="16"/>
-                          <w14:shadow w14:blurRad="50800" w14:dist="50800" w14:dir="5400000" w14:sx="0" w14:sy="0" w14:kx="0" w14:ky="0" w14:algn="ctr">
-                            <w14:schemeClr w14:val="bg1"/>
-                          </w14:shadow>
-                        </w:rPr>
-                        <w:t xml:space="preserve"> jointly</w:t>
-                      </w:r>
-                    </w:p>
-                  </w:txbxContent>
-                </v:textbox>
-              </v:shape>
-            </w:pict>
-          </mc:Fallback>
-        </mc:AlternateContent>
-      </w:r>
-      <w:r>
-        <w:rPr>
-          <w:noProof/>
-        </w:rPr>
-        <mc:AlternateContent>
-          <mc:Choice Requires="wps">
-            <w:drawing>
-              <wp:anchor distT="0" distB="0" distL="114300" distR="114300" simplePos="0" relativeHeight="251783168" behindDoc="0" locked="0" layoutInCell="1" allowOverlap="1" wp14:anchorId="1963FD36" wp14:editId="7943F98E">
-                <wp:simplePos x="0" y="0"/>
-                <wp:positionH relativeFrom="column">
-                  <wp:posOffset>6702044</wp:posOffset>
-                </wp:positionH>
-                <wp:positionV relativeFrom="paragraph">
-                  <wp:posOffset>1764792</wp:posOffset>
-                </wp:positionV>
-                <wp:extent cx="0" cy="173355"/>
-                <wp:effectExtent l="63500" t="0" r="38100" b="29845"/>
-                <wp:wrapNone/>
-                <wp:docPr id="973570298" name="直线箭头连接符 192"/>
-                <wp:cNvGraphicFramePr/>
-                <a:graphic xmlns:a="http://schemas.openxmlformats.org/drawingml/2006/main">
-                  <a:graphicData uri="http://schemas.microsoft.com/office/word/2010/wordprocessingShape">
-                    <wps:wsp>
-                      <wps:cNvCnPr/>
-                      <wps:spPr>
-                        <a:xfrm>
-                          <a:off x="0" y="0"/>
-                          <a:ext cx="0" cy="173355"/>
-                        </a:xfrm>
-                        <a:prstGeom prst="straightConnector1">
-                          <a:avLst/>
-                        </a:prstGeom>
-                        <a:ln w="19050">
-                          <a:solidFill>
-                            <a:srgbClr val="326485"/>
-                          </a:solidFill>
-                          <a:tailEnd type="triangle"/>
-                        </a:ln>
-                      </wps:spPr>
-                      <wps:style>
-                        <a:lnRef idx="1">
-                          <a:schemeClr val="accent1"/>
-                        </a:lnRef>
-                        <a:fillRef idx="0">
-                          <a:schemeClr val="accent1"/>
-                        </a:fillRef>
-                        <a:effectRef idx="0">
-                          <a:schemeClr val="accent1"/>
-                        </a:effectRef>
-                        <a:fontRef idx="minor">
-                          <a:schemeClr val="tx1"/>
-                        </a:fontRef>
-                      </wps:style>
-                      <wps:bodyPr/>
-                    </wps:wsp>
-                  </a:graphicData>
-                </a:graphic>
-              </wp:anchor>
-            </w:drawing>
-          </mc:Choice>
-          <mc:Fallback>
-            <w:pict>
-              <v:shapetype w14:anchorId="58E50C84" id="_x0000_t32" coordsize="21600,21600" o:spt="32" o:oned="t" path="m,l21600,21600e" filled="f">
-                <v:path arrowok="t" fillok="f" o:connecttype="none"/>
-                <o:lock v:ext="edit" shapetype="t"/>
-              </v:shapetype>
-              <v:shape id="直线箭头连接符 192" o:spid="_x0000_s1026" type="#_x0000_t32" style="position:absolute;margin-left:527.7pt;margin-top:138.95pt;width:0;height:13.65pt;z-index:251783168;visibility:visible;mso-wrap-style:square;mso-wrap-distance-left:9pt;mso-wrap-distance-top:0;mso-wrap-distance-right:9pt;mso-wrap-distance-bottom:0;mso-position-horizontal:absolute;mso-position-horizontal-relative:text;mso-position-vertical:absolute;mso-position-vertical-relative:text" o:gfxdata="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" strokecolor="#326485" strokeweight="1.5pt">
-                <v:stroke endarrow="block" joinstyle="miter"/>
-              </v:shape>
-            </w:pict>
-          </mc:Fallback>
-        </mc:AlternateContent>
-      </w:r>
-      <w:r>
-        <w:rPr>
-          <w:noProof/>
-        </w:rPr>
-        <mc:AlternateContent>
-          <mc:Choice Requires="wps">
-            <w:drawing>
-              <wp:anchor distT="0" distB="0" distL="114300" distR="114300" simplePos="0" relativeHeight="251781120" behindDoc="0" locked="0" layoutInCell="1" allowOverlap="1" wp14:anchorId="2DFB10EE" wp14:editId="4AC2E7B1">
-                <wp:simplePos x="0" y="0"/>
-                <wp:positionH relativeFrom="column">
-                  <wp:posOffset>6701790</wp:posOffset>
-                </wp:positionH>
-                <wp:positionV relativeFrom="paragraph">
-                  <wp:posOffset>1203960</wp:posOffset>
-                </wp:positionV>
-                <wp:extent cx="0" cy="173355"/>
-                <wp:effectExtent l="63500" t="0" r="38100" b="29845"/>
-                <wp:wrapNone/>
-                <wp:docPr id="2046587741" name="直线箭头连接符 192"/>
-                <wp:cNvGraphicFramePr/>
-                <a:graphic xmlns:a="http://schemas.openxmlformats.org/drawingml/2006/main">
-                  <a:graphicData uri="http://schemas.microsoft.com/office/word/2010/wordprocessingShape">
-                    <wps:wsp>
-                      <wps:cNvCnPr/>
-                      <wps:spPr>
-                        <a:xfrm>
-                          <a:off x="0" y="0"/>
-                          <a:ext cx="0" cy="173355"/>
-                        </a:xfrm>
-                        <a:prstGeom prst="straightConnector1">
-                          <a:avLst/>
-                        </a:prstGeom>
-                        <a:ln w="19050">
-                          <a:solidFill>
-                            <a:srgbClr val="C9843C"/>
-                          </a:solidFill>
-                          <a:tailEnd type="triangle"/>
-                        </a:ln>
-                      </wps:spPr>
-                      <wps:style>
-                        <a:lnRef idx="1">
-                          <a:schemeClr val="accent1"/>
-                        </a:lnRef>
-                        <a:fillRef idx="0">
-                          <a:schemeClr val="accent1"/>
-                        </a:fillRef>
-                        <a:effectRef idx="0">
-                          <a:schemeClr val="accent1"/>
-                        </a:effectRef>
-                        <a:fontRef idx="minor">
-                          <a:schemeClr val="tx1"/>
-                        </a:fontRef>
-                      </wps:style>
-                      <wps:bodyPr/>
-                    </wps:wsp>
-                  </a:graphicData>
-                </a:graphic>
-              </wp:anchor>
-            </w:drawing>
-          </mc:Choice>
-          <mc:Fallback>
-            <w:pict>
-              <v:shape w14:anchorId="27BF8301" id="直线箭头连接符 192" o:spid="_x0000_s1026" type="#_x0000_t32" style="position:absolute;margin-left:527.7pt;margin-top:94.8pt;width:0;height:13.65pt;z-index:251781120;visibility:visible;mso-wrap-style:square;mso-wrap-distance-left:9pt;mso-wrap-distance-top:0;mso-wrap-distance-right:9pt;mso-wrap-distance-bottom:0;mso-position-horizontal:absolute;mso-position-horizontal-relative:text;mso-position-vertical:absolute;mso-position-vertical-relative:text" o:gfxdata="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" strokecolor="#c9843c" strokeweight="1.5pt">
-                <v:stroke endarrow="block" joinstyle="miter"/>
+              <v:shape w14:anchorId="4256F1EF" id="右大括号 217" o:spid="_x0000_s1026" type="#_x0000_t88" style="position:absolute;margin-left:523pt;margin-top:4.95pt;width:9.35pt;height:153.9pt;rotation:90;z-index:251804672;visibility:visible;mso-wrap-style:square;mso-width-percent:0;mso-height-percent:0;mso-wrap-distance-left:9pt;mso-wrap-distance-top:0;mso-wrap-distance-right:9pt;mso-wrap-distance-bottom:0;mso-position-horizontal:absolute;mso-position-horizontal-relative:text;mso-position-vertical:absolute;mso-position-vertical-relative:text;mso-width-percent:0;mso-height-percent:0;mso-width-relative:margin;mso-height-relative:margin;v-text-anchor:middle" o:gfxdata="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" adj="109" strokecolor="#156082 [3204]" strokeweight=".5pt">
+                <v:stroke joinstyle="miter"/>
               </v:shape>
             </w:pict>
           </mc:Fallback>
@@ -3000,15 +3990,15 @@
         <mc:AlternateContent>
           <mc:Choice Requires="wpg">
             <w:drawing>
-              <wp:anchor distT="0" distB="0" distL="114300" distR="114300" simplePos="0" relativeHeight="251771904" behindDoc="0" locked="0" layoutInCell="1" allowOverlap="1" wp14:anchorId="0A687D54" wp14:editId="1385B69C">
+              <wp:anchor distT="0" distB="0" distL="114300" distR="114300" simplePos="0" relativeHeight="251716608" behindDoc="0" locked="0" layoutInCell="1" allowOverlap="1" wp14:anchorId="0A687D54" wp14:editId="14E0B1B3">
                 <wp:simplePos x="0" y="0"/>
                 <wp:positionH relativeFrom="column">
-                  <wp:posOffset>5425391</wp:posOffset>
+                  <wp:posOffset>5424805</wp:posOffset>
                 </wp:positionH>
                 <wp:positionV relativeFrom="paragraph">
-                  <wp:posOffset>541362</wp:posOffset>
+                  <wp:posOffset>391079</wp:posOffset>
                 </wp:positionV>
-                <wp:extent cx="2538980" cy="576484"/>
+                <wp:extent cx="2538730" cy="575945"/>
                 <wp:effectExtent l="0" t="0" r="13970" b="8255"/>
                 <wp:wrapNone/>
                 <wp:docPr id="1333127176" name="组合 187"/>
@@ -3020,7 +4010,7 @@
                       <wpg:grpSpPr>
                         <a:xfrm>
                           <a:off x="0" y="0"/>
-                          <a:ext cx="2538980" cy="576484"/>
+                          <a:ext cx="2538730" cy="575945"/>
                           <a:chOff x="0" y="0"/>
                           <a:chExt cx="2538980" cy="576484"/>
                         </a:xfrm>
@@ -3789,12 +4779,12 @@
           </mc:Choice>
           <mc:Fallback>
             <w:pict>
-              <v:group w14:anchorId="0A687D54" id="组合 187" o:spid="_x0000_s1051" style="position:absolute;margin-left:427.2pt;margin-top:42.65pt;width:199.9pt;height:45.4pt;z-index:251771904" coordsize="25389,5764" o:gfxdata="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">
-                <v:group id="组合 186" o:spid="_x0000_s1052" style="position:absolute;left:6379;top:42;width:6336;height:5722" coordsize="421049,355641" o:gfxdata="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">
-                  <v:roundrect id="圆角矩形 185" o:spid="_x0000_s1053" style="position:absolute;width:421049;height:355641;visibility:visible;mso-wrap-style:square;v-text-anchor:middle" arcsize="10923f" o:gfxdata="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" fillcolor="#e6f3f0" strokecolor="#3e756f" strokeweight="1pt">
+              <v:group w14:anchorId="0A687D54" id="组合 187" o:spid="_x0000_s1066" style="position:absolute;margin-left:427.15pt;margin-top:30.8pt;width:199.9pt;height:45.35pt;z-index:251716608" coordsize="25389,5764" o:gfxdata="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">
+                <v:group id="组合 186" o:spid="_x0000_s1067" style="position:absolute;left:6379;top:42;width:6336;height:5722" coordsize="421049,355641" o:gfxdata="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">
+                  <v:roundrect id="圆角矩形 185" o:spid="_x0000_s1068" style="position:absolute;width:421049;height:355641;visibility:visible;mso-wrap-style:square;v-text-anchor:middle" arcsize="10923f" o:gfxdata="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" fillcolor="#e6f3f0" strokecolor="#3e756f" strokeweight="1pt">
                     <v:stroke joinstyle="miter"/>
                   </v:roundrect>
-                  <v:shape id="_x0000_s1054" type="#_x0000_t202" style="position:absolute;left:42528;top:53968;width:335989;height:248192;visibility:visible;mso-wrap-style:square;v-text-anchor:top" o:gfxdata="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" fillcolor="#e6f3f0" stroked="f" strokeweight=".5pt">
+                  <v:shape id="_x0000_s1069" type="#_x0000_t202" style="position:absolute;left:42528;top:53968;width:335989;height:248192;visibility:visible;mso-wrap-style:square;v-text-anchor:top" o:gfxdata="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" fillcolor="#e6f3f0" stroked="f" strokeweight=".5pt">
                     <v:textbox inset="0,0,0,0">
                       <w:txbxContent>
                         <w:p>
@@ -3875,7 +4865,6 @@
                             <w:spacing w:after="0" w:line="280" w:lineRule="exact"/>
                             <w:jc w:val="center"/>
                             <w:rPr>
-                              <w:rFonts w:hint="eastAsia"/>
                               <w:b/>
                               <w:bCs/>
                               <w:iCs/>
@@ -3907,11 +4896,11 @@
                     </v:textbox>
                   </v:shape>
                 </v:group>
-                <v:group id="组合 186" o:spid="_x0000_s1055" style="position:absolute;width:6330;height:5721" coordsize="421049,355641" o:gfxdata="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">
-                  <v:roundrect id="圆角矩形 185" o:spid="_x0000_s1056" style="position:absolute;width:421049;height:355641;visibility:visible;mso-wrap-style:square;v-text-anchor:middle" arcsize="10923f" o:gfxdata="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" fillcolor="#f8e9d6" strokecolor="#c9843c" strokeweight="1pt">
+                <v:group id="组合 186" o:spid="_x0000_s1070" style="position:absolute;width:6330;height:5721" coordsize="421049,355641" o:gfxdata="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">
+                  <v:roundrect id="圆角矩形 185" o:spid="_x0000_s1071" style="position:absolute;width:421049;height:355641;visibility:visible;mso-wrap-style:square;v-text-anchor:middle" arcsize="10923f" o:gfxdata="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" fillcolor="#f8e9d6" strokecolor="#c9843c" strokeweight="1pt">
                     <v:stroke joinstyle="miter"/>
                   </v:roundrect>
-                  <v:shape id="_x0000_s1057" type="#_x0000_t202" style="position:absolute;left:42528;top:53968;width:335989;height:248192;visibility:visible;mso-wrap-style:square;v-text-anchor:top" o:gfxdata="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" fillcolor="#f8e9d6" stroked="f" strokeweight=".5pt">
+                  <v:shape id="_x0000_s1072" type="#_x0000_t202" style="position:absolute;left:42528;top:53968;width:335989;height:248192;visibility:visible;mso-wrap-style:square;v-text-anchor:top" o:gfxdata="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" fillcolor="#f8e9d6" stroked="f" strokeweight=".5pt">
                     <v:textbox inset="0,0,0,0">
                       <w:txbxContent>
                         <w:p>
@@ -3992,7 +4981,6 @@
                             <w:spacing w:after="0" w:line="280" w:lineRule="exact"/>
                             <w:jc w:val="center"/>
                             <w:rPr>
-                              <w:rFonts w:hint="eastAsia"/>
                               <w:b/>
                               <w:bCs/>
                               <w:iCs/>
@@ -4024,11 +5012,11 @@
                     </v:textbox>
                   </v:shape>
                 </v:group>
-                <v:group id="组合 186" o:spid="_x0000_s1058" style="position:absolute;left:12716;top:42;width:6336;height:5722" coordsize="421049,355641" o:gfxdata="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">
-                  <v:roundrect id="圆角矩形 185" o:spid="_x0000_s1059" style="position:absolute;width:421049;height:355641;visibility:visible;mso-wrap-style:square;v-text-anchor:middle" arcsize="10923f" o:gfxdata="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" fillcolor="#eaf3f8" strokecolor="#326485" strokeweight="1pt">
+                <v:group id="组合 186" o:spid="_x0000_s1073" style="position:absolute;left:12716;top:42;width:6336;height:5722" coordsize="421049,355641" o:gfxdata="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">
+                  <v:roundrect id="圆角矩形 185" o:spid="_x0000_s1074" style="position:absolute;width:421049;height:355641;visibility:visible;mso-wrap-style:square;v-text-anchor:middle" arcsize="10923f" o:gfxdata="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" fillcolor="#eaf3f8" strokecolor="#326485" strokeweight="1pt">
                     <v:stroke joinstyle="miter"/>
                   </v:roundrect>
-                  <v:shape id="_x0000_s1060" type="#_x0000_t202" style="position:absolute;left:42528;top:53968;width:335989;height:248192;visibility:visible;mso-wrap-style:square;v-text-anchor:top" o:gfxdata="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" fillcolor="#eaf3f8" stroked="f" strokeweight=".5pt">
+                  <v:shape id="_x0000_s1075" type="#_x0000_t202" style="position:absolute;left:42528;top:53968;width:335989;height:248192;visibility:visible;mso-wrap-style:square;v-text-anchor:top" o:gfxdata="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" fillcolor="#eaf3f8" stroked="f" strokeweight=".5pt">
                     <v:textbox inset="0,0,0,0">
                       <w:txbxContent>
                         <w:p>
@@ -4109,7 +5097,6 @@
                             <w:spacing w:after="0" w:line="280" w:lineRule="exact"/>
                             <w:jc w:val="center"/>
                             <w:rPr>
-                              <w:rFonts w:hint="eastAsia"/>
                               <w:b/>
                               <w:bCs/>
                               <w:iCs/>
@@ -4141,11 +5128,11 @@
                     </v:textbox>
                   </v:shape>
                 </v:group>
-                <v:group id="组合 186" o:spid="_x0000_s1061" style="position:absolute;left:19053;top:42;width:6336;height:5722" coordsize="421049,355641" o:gfxdata="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">
-                  <v:roundrect id="圆角矩形 185" o:spid="_x0000_s1062" style="position:absolute;width:421049;height:355641;visibility:visible;mso-wrap-style:square;v-text-anchor:middle" arcsize="10923f" o:gfxdata="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" fillcolor="#f2edf7" strokecolor="#574078" strokeweight="1pt">
+                <v:group id="组合 186" o:spid="_x0000_s1076" style="position:absolute;left:19053;top:42;width:6336;height:5722" coordsize="421049,355641" o:gfxdata="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">
+                  <v:roundrect id="圆角矩形 185" o:spid="_x0000_s1077" style="position:absolute;width:421049;height:355641;visibility:visible;mso-wrap-style:square;v-text-anchor:middle" arcsize="10923f" o:gfxdata="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" fillcolor="#f2edf7" strokecolor="#574078" strokeweight="1pt">
                     <v:stroke joinstyle="miter"/>
                   </v:roundrect>
-                  <v:shape id="_x0000_s1063" type="#_x0000_t202" style="position:absolute;left:42528;top:53968;width:335989;height:248192;visibility:visible;mso-wrap-style:square;v-text-anchor:top" o:gfxdata="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" fillcolor="#f2edf7" stroked="f" strokeweight=".5pt">
+                  <v:shape id="_x0000_s1078" type="#_x0000_t202" style="position:absolute;left:42528;top:53968;width:335989;height:248192;visibility:visible;mso-wrap-style:square;v-text-anchor:top" o:gfxdata="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" fillcolor="#f2edf7" stroked="f" strokeweight=".5pt">
                     <v:textbox inset="0,0,0,0">
                       <w:txbxContent>
                         <w:p>
@@ -4226,7 +5213,6 @@
                             <w:spacing w:after="0" w:line="280" w:lineRule="exact"/>
                             <w:jc w:val="center"/>
                             <w:rPr>
-                              <w:rFonts w:hint="eastAsia"/>
                               <w:b/>
                               <w:bCs/>
                               <w:iCs/>
@@ -4270,13 +5256,13 @@
         <mc:AlternateContent>
           <mc:Choice Requires="wps">
             <w:drawing>
-              <wp:anchor distT="0" distB="0" distL="114300" distR="114300" simplePos="0" relativeHeight="251772928" behindDoc="0" locked="0" layoutInCell="1" allowOverlap="1" wp14:anchorId="552CE4BA" wp14:editId="0BBB3BE4">
+              <wp:anchor distT="0" distB="0" distL="114300" distR="114300" simplePos="0" relativeHeight="251717632" behindDoc="0" locked="0" layoutInCell="1" allowOverlap="1" wp14:anchorId="552CE4BA" wp14:editId="0B0DD707">
                 <wp:simplePos x="0" y="0"/>
                 <wp:positionH relativeFrom="column">
-                  <wp:posOffset>4878460</wp:posOffset>
+                  <wp:posOffset>4835112</wp:posOffset>
                 </wp:positionH>
                 <wp:positionV relativeFrom="paragraph">
-                  <wp:posOffset>828163</wp:posOffset>
+                  <wp:posOffset>680158</wp:posOffset>
                 </wp:positionV>
                 <wp:extent cx="471949" cy="0"/>
                 <wp:effectExtent l="0" t="63500" r="0" b="63500"/>
@@ -4325,7 +5311,7 @@
           </mc:Choice>
           <mc:Fallback>
             <w:pict>
-              <v:shape w14:anchorId="5E2F9A82" id="直线箭头连接符 189" o:spid="_x0000_s1026" type="#_x0000_t32" style="position:absolute;margin-left:384.15pt;margin-top:65.2pt;width:37.15pt;height:0;z-index:251772928;visibility:visible;mso-wrap-style:square;mso-wrap-distance-left:9pt;mso-wrap-distance-top:0;mso-wrap-distance-right:9pt;mso-wrap-distance-bottom:0;mso-position-horizontal:absolute;mso-position-horizontal-relative:text;mso-position-vertical:absolute;mso-position-vertical-relative:text" o:gfxdata="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" strokecolor="#c9843c" strokeweight="1.5pt">
+              <v:shape w14:anchorId="1D20BA1D" id="直线箭头连接符 189" o:spid="_x0000_s1026" type="#_x0000_t32" style="position:absolute;margin-left:380.7pt;margin-top:53.55pt;width:37.15pt;height:0;z-index:251717632;visibility:visible;mso-wrap-style:square;mso-wrap-distance-left:9pt;mso-wrap-distance-top:0;mso-wrap-distance-right:9pt;mso-wrap-distance-bottom:0;mso-position-horizontal:absolute;mso-position-horizontal-relative:text;mso-position-vertical:absolute;mso-position-vertical-relative:text" o:gfxdata="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" strokecolor="#c9843c" strokeweight="1.5pt">
                 <v:stroke endarrow="block" joinstyle="miter"/>
               </v:shape>
             </w:pict>
@@ -4339,7 +5325,525 @@
         <mc:AlternateContent>
           <mc:Choice Requires="wps">
             <w:drawing>
-              <wp:anchor distT="0" distB="0" distL="114300" distR="114300" simplePos="0" relativeHeight="251776000" behindDoc="0" locked="0" layoutInCell="1" allowOverlap="1" wp14:anchorId="576B5E3D" wp14:editId="67F0C07E">
+              <wp:anchor distT="0" distB="0" distL="114300" distR="114300" simplePos="0" relativeHeight="251502592" behindDoc="0" locked="0" layoutInCell="1" allowOverlap="1" wp14:anchorId="16780283" wp14:editId="6667C85D">
+                <wp:simplePos x="0" y="0"/>
+                <wp:positionH relativeFrom="column">
+                  <wp:posOffset>92516</wp:posOffset>
+                </wp:positionH>
+                <wp:positionV relativeFrom="paragraph">
+                  <wp:posOffset>125730</wp:posOffset>
+                </wp:positionV>
+                <wp:extent cx="2361565" cy="165100"/>
+                <wp:effectExtent l="0" t="0" r="635" b="0"/>
+                <wp:wrapNone/>
+                <wp:docPr id="1697543050" name="文本框 5"/>
+                <wp:cNvGraphicFramePr/>
+                <a:graphic xmlns:a="http://schemas.openxmlformats.org/drawingml/2006/main">
+                  <a:graphicData uri="http://schemas.microsoft.com/office/word/2010/wordprocessingShape">
+                    <wps:wsp>
+                      <wps:cNvSpPr txBox="1"/>
+                      <wps:spPr>
+                        <a:xfrm>
+                          <a:off x="0" y="0"/>
+                          <a:ext cx="2361565" cy="165100"/>
+                        </a:xfrm>
+                        <a:prstGeom prst="rect">
+                          <a:avLst/>
+                        </a:prstGeom>
+                        <a:solidFill>
+                          <a:schemeClr val="bg1"/>
+                        </a:solidFill>
+                        <a:ln w="6350">
+                          <a:noFill/>
+                        </a:ln>
+                      </wps:spPr>
+                      <wps:txbx>
+                        <w:txbxContent>
+                          <w:p>
+                            <w:pPr>
+                              <w:spacing w:after="0" w:line="160" w:lineRule="exact"/>
+                              <w:rPr>
+                                <w:b/>
+                                <w:bCs/>
+                                <w:sz w:val="20"/>
+                                <w:szCs w:val="20"/>
+                                <w14:shadow w14:blurRad="50800" w14:dist="50800" w14:dir="5400000" w14:sx="0" w14:sy="0" w14:kx="0" w14:ky="0" w14:algn="ctr">
+                                  <w14:schemeClr w14:val="bg1"/>
+                                </w14:shadow>
+                              </w:rPr>
+                            </w:pPr>
+                            <w:r>
+                              <w:rPr>
+                                <w:b/>
+                                <w:bCs/>
+                                <w:sz w:val="20"/>
+                                <w:szCs w:val="20"/>
+                                <w14:shadow w14:blurRad="50800" w14:dist="50800" w14:dir="5400000" w14:sx="0" w14:sy="0" w14:kx="0" w14:ky="0" w14:algn="ctr">
+                                  <w14:schemeClr w14:val="bg1"/>
+                                </w14:shadow>
+                              </w:rPr>
+                              <w:t xml:space="preserve">(a) </w:t>
+                            </w:r>
+                            <w:r>
+                              <w:rPr>
+                                <w:rFonts w:hint="eastAsia"/>
+                                <w:b/>
+                                <w:bCs/>
+                                <w:sz w:val="20"/>
+                                <w:szCs w:val="20"/>
+                                <w14:shadow w14:blurRad="50800" w14:dist="50800" w14:dir="5400000" w14:sx="0" w14:sy="0" w14:kx="0" w14:ky="0" w14:algn="ctr">
+                                  <w14:schemeClr w14:val="bg1"/>
+                                </w14:shadow>
+                              </w:rPr>
+                              <w:t>S</w:t>
+                            </w:r>
+                            <w:r>
+                              <w:rPr>
+                                <w:b/>
+                                <w:bCs/>
+                                <w:sz w:val="20"/>
+                                <w:szCs w:val="20"/>
+                                <w14:shadow w14:blurRad="50800" w14:dist="50800" w14:dir="5400000" w14:sx="0" w14:sy="0" w14:kx="0" w14:ky="0" w14:algn="ctr">
+                                  <w14:schemeClr w14:val="bg1"/>
+                                </w14:shadow>
+                              </w:rPr>
+                              <w:t xml:space="preserve">parse surface support </w:t>
+                            </w:r>
+                          </w:p>
+                        </w:txbxContent>
+                      </wps:txbx>
+                      <wps:bodyPr rot="0" spcFirstLastPara="0" vertOverflow="overflow" horzOverflow="overflow" vert="horz" wrap="square" lIns="0" tIns="0" rIns="0" bIns="0" numCol="1" spcCol="0" rtlCol="0" fromWordArt="0" anchor="t" anchorCtr="0" forceAA="0" compatLnSpc="1">
+                        <a:prstTxWarp prst="textNoShape">
+                          <a:avLst/>
+                        </a:prstTxWarp>
+                        <a:noAutofit/>
+                      </wps:bodyPr>
+                    </wps:wsp>
+                  </a:graphicData>
+                </a:graphic>
+                <wp14:sizeRelH relativeFrom="margin">
+                  <wp14:pctWidth>0</wp14:pctWidth>
+                </wp14:sizeRelH>
+                <wp14:sizeRelV relativeFrom="margin">
+                  <wp14:pctHeight>0</wp14:pctHeight>
+                </wp14:sizeRelV>
+              </wp:anchor>
+            </w:drawing>
+          </mc:Choice>
+          <mc:Fallback>
+            <w:pict>
+              <v:shape w14:anchorId="16780283" id="_x0000_s1079" type="#_x0000_t202" style="position:absolute;margin-left:7.3pt;margin-top:9.9pt;width:185.95pt;height:13pt;z-index:251502592;visibility:visible;mso-wrap-style:square;mso-width-percent:0;mso-height-percent:0;mso-wrap-distance-left:9pt;mso-wrap-distance-top:0;mso-wrap-distance-right:9pt;mso-wrap-distance-bottom:0;mso-position-horizontal:absolute;mso-position-horizontal-relative:text;mso-position-vertical:absolute;mso-position-vertical-relative:text;mso-width-percent:0;mso-height-percent:0;mso-width-relative:margin;mso-height-relative:margin;v-text-anchor:top" o:gfxdata="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" fillcolor="white [3212]" stroked="f" strokeweight=".5pt">
+                <v:textbox inset="0,0,0,0">
+                  <w:txbxContent>
+                    <w:p>
+                      <w:pPr>
+                        <w:spacing w:after="0" w:line="160" w:lineRule="exact"/>
+                        <w:rPr>
+                          <w:b/>
+                          <w:bCs/>
+                          <w:sz w:val="20"/>
+                          <w:szCs w:val="20"/>
+                          <w14:shadow w14:blurRad="50800" w14:dist="50800" w14:dir="5400000" w14:sx="0" w14:sy="0" w14:kx="0" w14:ky="0" w14:algn="ctr">
+                            <w14:schemeClr w14:val="bg1"/>
+                          </w14:shadow>
+                        </w:rPr>
+                      </w:pPr>
+                      <w:r>
+                        <w:rPr>
+                          <w:b/>
+                          <w:bCs/>
+                          <w:sz w:val="20"/>
+                          <w:szCs w:val="20"/>
+                          <w14:shadow w14:blurRad="50800" w14:dist="50800" w14:dir="5400000" w14:sx="0" w14:sy="0" w14:kx="0" w14:ky="0" w14:algn="ctr">
+                            <w14:schemeClr w14:val="bg1"/>
+                          </w14:shadow>
+                        </w:rPr>
+                        <w:t xml:space="preserve">(a) </w:t>
+                      </w:r>
+                      <w:r>
+                        <w:rPr>
+                          <w:rFonts w:hint="eastAsia"/>
+                          <w:b/>
+                          <w:bCs/>
+                          <w:sz w:val="20"/>
+                          <w:szCs w:val="20"/>
+                          <w14:shadow w14:blurRad="50800" w14:dist="50800" w14:dir="5400000" w14:sx="0" w14:sy="0" w14:kx="0" w14:ky="0" w14:algn="ctr">
+                            <w14:schemeClr w14:val="bg1"/>
+                          </w14:shadow>
+                        </w:rPr>
+                        <w:t>S</w:t>
+                      </w:r>
+                      <w:r>
+                        <w:rPr>
+                          <w:b/>
+                          <w:bCs/>
+                          <w:sz w:val="20"/>
+                          <w:szCs w:val="20"/>
+                          <w14:shadow w14:blurRad="50800" w14:dist="50800" w14:dir="5400000" w14:sx="0" w14:sy="0" w14:kx="0" w14:ky="0" w14:algn="ctr">
+                            <w14:schemeClr w14:val="bg1"/>
+                          </w14:shadow>
+                        </w:rPr>
+                        <w:t xml:space="preserve">parse surface support </w:t>
+                      </w:r>
+                    </w:p>
+                  </w:txbxContent>
+                </v:textbox>
+              </v:shape>
+            </w:pict>
+          </mc:Fallback>
+        </mc:AlternateContent>
+      </w:r>
+      <w:r>
+        <w:rPr>
+          <w:noProof/>
+        </w:rPr>
+        <mc:AlternateContent>
+          <mc:Choice Requires="wps">
+            <w:drawing>
+              <wp:anchor distT="0" distB="0" distL="114300" distR="114300" simplePos="0" relativeHeight="251506688" behindDoc="0" locked="0" layoutInCell="1" allowOverlap="1" wp14:anchorId="515EF1D7" wp14:editId="2DC282D0">
+                <wp:simplePos x="0" y="0"/>
+                <wp:positionH relativeFrom="column">
+                  <wp:posOffset>5524306</wp:posOffset>
+                </wp:positionH>
+                <wp:positionV relativeFrom="paragraph">
+                  <wp:posOffset>126365</wp:posOffset>
+                </wp:positionV>
+                <wp:extent cx="2361565" cy="165100"/>
+                <wp:effectExtent l="0" t="0" r="635" b="0"/>
+                <wp:wrapNone/>
+                <wp:docPr id="489555302" name="文本框 5"/>
+                <wp:cNvGraphicFramePr/>
+                <a:graphic xmlns:a="http://schemas.openxmlformats.org/drawingml/2006/main">
+                  <a:graphicData uri="http://schemas.microsoft.com/office/word/2010/wordprocessingShape">
+                    <wps:wsp>
+                      <wps:cNvSpPr txBox="1"/>
+                      <wps:spPr>
+                        <a:xfrm>
+                          <a:off x="0" y="0"/>
+                          <a:ext cx="2361565" cy="165100"/>
+                        </a:xfrm>
+                        <a:prstGeom prst="rect">
+                          <a:avLst/>
+                        </a:prstGeom>
+                        <a:solidFill>
+                          <a:schemeClr val="bg1"/>
+                        </a:solidFill>
+                        <a:ln w="6350">
+                          <a:noFill/>
+                        </a:ln>
+                      </wps:spPr>
+                      <wps:txbx>
+                        <w:txbxContent>
+                          <w:p>
+                            <w:pPr>
+                              <w:spacing w:after="0" w:line="160" w:lineRule="exact"/>
+                              <w:rPr>
+                                <w:b/>
+                                <w:bCs/>
+                                <w:sz w:val="20"/>
+                                <w:szCs w:val="20"/>
+                                <w14:shadow w14:blurRad="50800" w14:dist="50800" w14:dir="5400000" w14:sx="0" w14:sy="0" w14:kx="0" w14:ky="0" w14:algn="ctr">
+                                  <w14:schemeClr w14:val="bg1"/>
+                                </w14:shadow>
+                              </w:rPr>
+                            </w:pPr>
+                            <w:r>
+                              <w:rPr>
+                                <w:b/>
+                                <w:bCs/>
+                                <w:sz w:val="20"/>
+                                <w:szCs w:val="20"/>
+                                <w14:shadow w14:blurRad="50800" w14:dist="50800" w14:dir="5400000" w14:sx="0" w14:sy="0" w14:kx="0" w14:ky="0" w14:algn="ctr">
+                                  <w14:schemeClr w14:val="bg1"/>
+                                </w14:shadow>
+                              </w:rPr>
+                              <w:t xml:space="preserve">(c) </w:t>
+                            </w:r>
+                            <w:r>
+                              <w:rPr>
+                                <w:b/>
+                                <w:bCs/>
+                                <w:sz w:val="20"/>
+                                <w:szCs w:val="20"/>
+                                <w14:shadow w14:blurRad="50800" w14:dist="50800" w14:dir="5400000" w14:sx="0" w14:sy="0" w14:kx="0" w14:ky="0" w14:algn="ctr">
+                                  <w14:schemeClr w14:val="bg1"/>
+                                </w14:shadow>
+                              </w:rPr>
+                              <w:t>Geometry code and sparse latent</w:t>
+                            </w:r>
+                          </w:p>
+                        </w:txbxContent>
+                      </wps:txbx>
+                      <wps:bodyPr rot="0" spcFirstLastPara="0" vertOverflow="overflow" horzOverflow="overflow" vert="horz" wrap="square" lIns="0" tIns="0" rIns="0" bIns="0" numCol="1" spcCol="0" rtlCol="0" fromWordArt="0" anchor="t" anchorCtr="0" forceAA="0" compatLnSpc="1">
+                        <a:prstTxWarp prst="textNoShape">
+                          <a:avLst/>
+                        </a:prstTxWarp>
+                        <a:noAutofit/>
+                      </wps:bodyPr>
+                    </wps:wsp>
+                  </a:graphicData>
+                </a:graphic>
+                <wp14:sizeRelH relativeFrom="margin">
+                  <wp14:pctWidth>0</wp14:pctWidth>
+                </wp14:sizeRelH>
+                <wp14:sizeRelV relativeFrom="margin">
+                  <wp14:pctHeight>0</wp14:pctHeight>
+                </wp14:sizeRelV>
+              </wp:anchor>
+            </w:drawing>
+          </mc:Choice>
+          <mc:Fallback>
+            <w:pict>
+              <v:shape w14:anchorId="515EF1D7" id="_x0000_s1080" type="#_x0000_t202" style="position:absolute;margin-left:435pt;margin-top:9.95pt;width:185.95pt;height:13pt;z-index:251506688;visibility:visible;mso-wrap-style:square;mso-width-percent:0;mso-height-percent:0;mso-wrap-distance-left:9pt;mso-wrap-distance-top:0;mso-wrap-distance-right:9pt;mso-wrap-distance-bottom:0;mso-position-horizontal:absolute;mso-position-horizontal-relative:text;mso-position-vertical:absolute;mso-position-vertical-relative:text;mso-width-percent:0;mso-height-percent:0;mso-width-relative:margin;mso-height-relative:margin;v-text-anchor:top" o:gfxdata="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" fillcolor="white [3212]" stroked="f" strokeweight=".5pt">
+                <v:textbox inset="0,0,0,0">
+                  <w:txbxContent>
+                    <w:p>
+                      <w:pPr>
+                        <w:spacing w:after="0" w:line="160" w:lineRule="exact"/>
+                        <w:rPr>
+                          <w:b/>
+                          <w:bCs/>
+                          <w:sz w:val="20"/>
+                          <w:szCs w:val="20"/>
+                          <w14:shadow w14:blurRad="50800" w14:dist="50800" w14:dir="5400000" w14:sx="0" w14:sy="0" w14:kx="0" w14:ky="0" w14:algn="ctr">
+                            <w14:schemeClr w14:val="bg1"/>
+                          </w14:shadow>
+                        </w:rPr>
+                      </w:pPr>
+                      <w:r>
+                        <w:rPr>
+                          <w:b/>
+                          <w:bCs/>
+                          <w:sz w:val="20"/>
+                          <w:szCs w:val="20"/>
+                          <w14:shadow w14:blurRad="50800" w14:dist="50800" w14:dir="5400000" w14:sx="0" w14:sy="0" w14:kx="0" w14:ky="0" w14:algn="ctr">
+                            <w14:schemeClr w14:val="bg1"/>
+                          </w14:shadow>
+                        </w:rPr>
+                        <w:t xml:space="preserve">(c) </w:t>
+                      </w:r>
+                      <w:r>
+                        <w:rPr>
+                          <w:b/>
+                          <w:bCs/>
+                          <w:sz w:val="20"/>
+                          <w:szCs w:val="20"/>
+                          <w14:shadow w14:blurRad="50800" w14:dist="50800" w14:dir="5400000" w14:sx="0" w14:sy="0" w14:kx="0" w14:ky="0" w14:algn="ctr">
+                            <w14:schemeClr w14:val="bg1"/>
+                          </w14:shadow>
+                        </w:rPr>
+                        <w:t>Geometry code and sparse latent</w:t>
+                      </w:r>
+                    </w:p>
+                  </w:txbxContent>
+                </v:textbox>
+              </v:shape>
+            </w:pict>
+          </mc:Fallback>
+        </mc:AlternateContent>
+      </w:r>
+      <w:r>
+        <w:rPr>
+          <w:noProof/>
+        </w:rPr>
+        <mc:AlternateContent>
+          <mc:Choice Requires="wps">
+            <w:drawing>
+              <wp:anchor distT="0" distB="0" distL="114300" distR="114300" simplePos="0" relativeHeight="251731968" behindDoc="0" locked="0" layoutInCell="1" allowOverlap="1" wp14:anchorId="779CC0A0" wp14:editId="37B81560">
+                <wp:simplePos x="0" y="0"/>
+                <wp:positionH relativeFrom="column">
+                  <wp:posOffset>5347589</wp:posOffset>
+                </wp:positionH>
+                <wp:positionV relativeFrom="paragraph">
+                  <wp:posOffset>2528316</wp:posOffset>
+                </wp:positionV>
+                <wp:extent cx="2831973" cy="165100"/>
+                <wp:effectExtent l="25400" t="0" r="26035" b="25400"/>
+                <wp:wrapNone/>
+                <wp:docPr id="2036922382" name="文本框 5"/>
+                <wp:cNvGraphicFramePr/>
+                <a:graphic xmlns:a="http://schemas.openxmlformats.org/drawingml/2006/main">
+                  <a:graphicData uri="http://schemas.microsoft.com/office/word/2010/wordprocessingShape">
+                    <wps:wsp>
+                      <wps:cNvSpPr txBox="1"/>
+                      <wps:spPr>
+                        <a:xfrm>
+                          <a:off x="0" y="0"/>
+                          <a:ext cx="2831973" cy="165100"/>
+                        </a:xfrm>
+                        <a:prstGeom prst="rect">
+                          <a:avLst/>
+                        </a:prstGeom>
+                        <a:solidFill>
+                          <a:schemeClr val="bg1"/>
+                        </a:solidFill>
+                        <a:ln w="6350">
+                          <a:noFill/>
+                        </a:ln>
+                        <a:effectLst>
+                          <a:outerShdw blurRad="50800" dist="50800" dir="5400000" algn="ctr" rotWithShape="0">
+                            <a:schemeClr val="bg2">
+                              <a:lumMod val="50000"/>
+                              <a:alpha val="0"/>
+                            </a:schemeClr>
+                          </a:outerShdw>
+                        </a:effectLst>
+                      </wps:spPr>
+                      <wps:txbx>
+                        <w:txbxContent>
+                          <w:p>
+                            <w:pPr>
+                              <w:spacing w:after="0" w:line="160" w:lineRule="exact"/>
+                              <w:rPr>
+                                <w:b/>
+                                <w:bCs/>
+                                <w:color w:val="747474" w:themeColor="background2" w:themeShade="80"/>
+                                <w:sz w:val="16"/>
+                                <w:szCs w:val="16"/>
+                                <w14:shadow w14:blurRad="50800" w14:dist="50800" w14:dir="5400000" w14:sx="0" w14:sy="0" w14:kx="0" w14:ky="0" w14:algn="ctr">
+                                  <w14:schemeClr w14:val="bg1"/>
+                                </w14:shadow>
+                              </w:rPr>
+                            </w:pPr>
+                            <w:r>
+                              <w:rPr>
+                                <w:b/>
+                                <w:bCs/>
+                                <w:color w:val="747474" w:themeColor="background2" w:themeShade="80"/>
+                                <w:sz w:val="16"/>
+                                <w:szCs w:val="16"/>
+                                <w14:shadow w14:blurRad="50800" w14:dist="50800" w14:dir="5400000" w14:sx="0" w14:sy="0" w14:kx="0" w14:ky="0" w14:algn="ctr">
+                                  <w14:schemeClr w14:val="bg1"/>
+                                </w14:shadow>
+                              </w:rPr>
+                              <w:t xml:space="preserve">geometry, local sign, and orientation are </w:t>
+                            </w:r>
+                            <w:proofErr w:type="spellStart"/>
+                            <w:r>
+                              <w:rPr>
+                                <w:b/>
+                                <w:bCs/>
+                                <w:color w:val="747474" w:themeColor="background2" w:themeShade="80"/>
+                                <w:sz w:val="16"/>
+                                <w:szCs w:val="16"/>
+                                <w14:shadow w14:blurRad="50800" w14:dist="50800" w14:dir="5400000" w14:sx="0" w14:sy="0" w14:kx="0" w14:ky="0" w14:algn="ctr">
+                                  <w14:schemeClr w14:val="bg1"/>
+                                </w14:shadow>
+                              </w:rPr>
+                              <w:t>compressd</w:t>
+                            </w:r>
+                            <w:proofErr w:type="spellEnd"/>
+                            <w:r>
+                              <w:rPr>
+                                <w:b/>
+                                <w:bCs/>
+                                <w:color w:val="747474" w:themeColor="background2" w:themeShade="80"/>
+                                <w:sz w:val="16"/>
+                                <w:szCs w:val="16"/>
+                                <w14:shadow w14:blurRad="50800" w14:dist="50800" w14:dir="5400000" w14:sx="0" w14:sy="0" w14:kx="0" w14:ky="0" w14:algn="ctr">
+                                  <w14:schemeClr w14:val="bg1"/>
+                                </w14:shadow>
+                              </w:rPr>
+                              <w:t xml:space="preserve"> jointly</w:t>
+                            </w:r>
+                          </w:p>
+                        </w:txbxContent>
+                      </wps:txbx>
+                      <wps:bodyPr rot="0" spcFirstLastPara="0" vertOverflow="overflow" horzOverflow="overflow" vert="horz" wrap="square" lIns="0" tIns="0" rIns="0" bIns="0" numCol="1" spcCol="0" rtlCol="0" fromWordArt="0" anchor="t" anchorCtr="0" forceAA="0" compatLnSpc="1">
+                        <a:prstTxWarp prst="textNoShape">
+                          <a:avLst/>
+                        </a:prstTxWarp>
+                        <a:noAutofit/>
+                      </wps:bodyPr>
+                    </wps:wsp>
+                  </a:graphicData>
+                </a:graphic>
+                <wp14:sizeRelH relativeFrom="margin">
+                  <wp14:pctWidth>0</wp14:pctWidth>
+                </wp14:sizeRelH>
+                <wp14:sizeRelV relativeFrom="margin">
+                  <wp14:pctHeight>0</wp14:pctHeight>
+                </wp14:sizeRelV>
+              </wp:anchor>
+            </w:drawing>
+          </mc:Choice>
+          <mc:Fallback>
+            <w:pict>
+              <v:shape w14:anchorId="779CC0A0" id="_x0000_s1081" type="#_x0000_t202" style="position:absolute;margin-left:421.05pt;margin-top:199.1pt;width:223pt;height:13pt;z-index:251731968;visibility:visible;mso-wrap-style:square;mso-width-percent:0;mso-height-percent:0;mso-wrap-distance-left:9pt;mso-wrap-distance-top:0;mso-wrap-distance-right:9pt;mso-wrap-distance-bottom:0;mso-position-horizontal:absolute;mso-position-horizontal-relative:text;mso-position-vertical:absolute;mso-position-vertical-relative:text;mso-width-percent:0;mso-height-percent:0;mso-width-relative:margin;mso-height-relative:margin;v-text-anchor:top" o:gfxdata="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" fillcolor="white [3212]" stroked="f" strokeweight=".5pt">
+                <v:shadow on="t" color="#737373 [1614]" opacity="0" offset="0,4pt"/>
+                <v:textbox inset="0,0,0,0">
+                  <w:txbxContent>
+                    <w:p>
+                      <w:pPr>
+                        <w:spacing w:after="0" w:line="160" w:lineRule="exact"/>
+                        <w:rPr>
+                          <w:b/>
+                          <w:bCs/>
+                          <w:color w:val="747474" w:themeColor="background2" w:themeShade="80"/>
+                          <w:sz w:val="16"/>
+                          <w:szCs w:val="16"/>
+                          <w14:shadow w14:blurRad="50800" w14:dist="50800" w14:dir="5400000" w14:sx="0" w14:sy="0" w14:kx="0" w14:ky="0" w14:algn="ctr">
+                            <w14:schemeClr w14:val="bg1"/>
+                          </w14:shadow>
+                        </w:rPr>
+                      </w:pPr>
+                      <w:r>
+                        <w:rPr>
+                          <w:b/>
+                          <w:bCs/>
+                          <w:color w:val="747474" w:themeColor="background2" w:themeShade="80"/>
+                          <w:sz w:val="16"/>
+                          <w:szCs w:val="16"/>
+                          <w14:shadow w14:blurRad="50800" w14:dist="50800" w14:dir="5400000" w14:sx="0" w14:sy="0" w14:kx="0" w14:ky="0" w14:algn="ctr">
+                            <w14:schemeClr w14:val="bg1"/>
+                          </w14:shadow>
+                        </w:rPr>
+                        <w:t xml:space="preserve">geometry, local sign, and orientation are </w:t>
+                      </w:r>
+                      <w:proofErr w:type="spellStart"/>
+                      <w:r>
+                        <w:rPr>
+                          <w:b/>
+                          <w:bCs/>
+                          <w:color w:val="747474" w:themeColor="background2" w:themeShade="80"/>
+                          <w:sz w:val="16"/>
+                          <w:szCs w:val="16"/>
+                          <w14:shadow w14:blurRad="50800" w14:dist="50800" w14:dir="5400000" w14:sx="0" w14:sy="0" w14:kx="0" w14:ky="0" w14:algn="ctr">
+                            <w14:schemeClr w14:val="bg1"/>
+                          </w14:shadow>
+                        </w:rPr>
+                        <w:t>compressd</w:t>
+                      </w:r>
+                      <w:proofErr w:type="spellEnd"/>
+                      <w:r>
+                        <w:rPr>
+                          <w:b/>
+                          <w:bCs/>
+                          <w:color w:val="747474" w:themeColor="background2" w:themeShade="80"/>
+                          <w:sz w:val="16"/>
+                          <w:szCs w:val="16"/>
+                          <w14:shadow w14:blurRad="50800" w14:dist="50800" w14:dir="5400000" w14:sx="0" w14:sy="0" w14:kx="0" w14:ky="0" w14:algn="ctr">
+                            <w14:schemeClr w14:val="bg1"/>
+                          </w14:shadow>
+                        </w:rPr>
+                        <w:t xml:space="preserve"> jointly</w:t>
+                      </w:r>
+                    </w:p>
+                  </w:txbxContent>
+                </v:textbox>
+              </v:shape>
+            </w:pict>
+          </mc:Fallback>
+        </mc:AlternateContent>
+      </w:r>
+      <w:r>
+        <w:rPr>
+          <w:noProof/>
+        </w:rPr>
+        <mc:AlternateContent>
+          <mc:Choice Requires="wps">
+            <w:drawing>
+              <wp:anchor distT="0" distB="0" distL="114300" distR="114300" simplePos="0" relativeHeight="251720704" behindDoc="0" locked="0" layoutInCell="1" allowOverlap="1" wp14:anchorId="576B5E3D" wp14:editId="4A024B05">
                 <wp:simplePos x="0" y="0"/>
                 <wp:positionH relativeFrom="column">
                   <wp:posOffset>5059680</wp:posOffset>
@@ -4396,7 +5900,7 @@
           </mc:Choice>
           <mc:Fallback>
             <w:pict>
-              <v:line w14:anchorId="5F26FD7B" id="直线连接符 190" o:spid="_x0000_s1026" style="position:absolute;flip:x;z-index:251776000;visibility:visible;mso-wrap-style:square;mso-wrap-distance-left:9pt;mso-wrap-distance-top:0;mso-wrap-distance-right:9pt;mso-wrap-distance-bottom:0;mso-position-horizontal:absolute;mso-position-horizontal-relative:text;mso-position-vertical:absolute;mso-position-vertical-relative:text" from="398.4pt,-8.1pt" to="398.7pt,220.45pt" o:gfxdata="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" strokecolor="#d0d0d0 [2894]" strokeweight="1.5pt">
+              <v:line w14:anchorId="0C551C7D" id="直线连接符 190" o:spid="_x0000_s1026" style="position:absolute;flip:x;z-index:251720704;visibility:visible;mso-wrap-style:square;mso-wrap-distance-left:9pt;mso-wrap-distance-top:0;mso-wrap-distance-right:9pt;mso-wrap-distance-bottom:0;mso-position-horizontal:absolute;mso-position-horizontal-relative:text;mso-position-vertical:absolute;mso-position-vertical-relative:text" from="398.4pt,-8.1pt" to="398.7pt,220.45pt" o:gfxdata="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" strokecolor="#d0d0d0 [2894]" strokeweight="1.5pt">
                 <v:stroke opacity="38036f" joinstyle="miter"/>
               </v:line>
             </w:pict>
@@ -4410,7 +5914,7 @@
         <mc:AlternateContent>
           <mc:Choice Requires="wps">
             <w:drawing>
-              <wp:anchor distT="0" distB="0" distL="114300" distR="114300" simplePos="0" relativeHeight="251773952" behindDoc="0" locked="0" layoutInCell="1" allowOverlap="1" wp14:anchorId="456555A1" wp14:editId="6C4A6B8A">
+              <wp:anchor distT="0" distB="0" distL="114300" distR="114300" simplePos="0" relativeHeight="251718656" behindDoc="0" locked="0" layoutInCell="1" allowOverlap="1" wp14:anchorId="456555A1" wp14:editId="2CFEE775">
                 <wp:simplePos x="0" y="0"/>
                 <wp:positionH relativeFrom="column">
                   <wp:posOffset>2265045</wp:posOffset>
@@ -4467,7 +5971,7 @@
           </mc:Choice>
           <mc:Fallback>
             <w:pict>
-              <v:line w14:anchorId="6970B1D2" id="直线连接符 190" o:spid="_x0000_s1026" style="position:absolute;flip:x;z-index:251773952;visibility:visible;mso-wrap-style:square;mso-wrap-distance-left:9pt;mso-wrap-distance-top:0;mso-wrap-distance-right:9pt;mso-wrap-distance-bottom:0;mso-position-horizontal:absolute;mso-position-horizontal-relative:text;mso-position-vertical:absolute;mso-position-vertical-relative:text" from="178.35pt,-7.95pt" to="178.65pt,220.6pt" o:gfxdata="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" strokecolor="#d0d0d0 [2894]" strokeweight="1.5pt">
+              <v:line w14:anchorId="4582790C" id="直线连接符 190" o:spid="_x0000_s1026" style="position:absolute;flip:x;z-index:251718656;visibility:visible;mso-wrap-style:square;mso-wrap-distance-left:9pt;mso-wrap-distance-top:0;mso-wrap-distance-right:9pt;mso-wrap-distance-bottom:0;mso-position-horizontal:absolute;mso-position-horizontal-relative:text;mso-position-vertical:absolute;mso-position-vertical-relative:text" from="178.35pt,-7.95pt" to="178.65pt,220.6pt" o:gfxdata="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" strokecolor="#d0d0d0 [2894]" strokeweight="1.5pt">
                 <v:stroke opacity="38036f" joinstyle="miter"/>
               </v:line>
             </w:pict>
@@ -4481,7 +5985,7 @@
         <mc:AlternateContent>
           <mc:Choice Requires="wps">
             <w:drawing>
-              <wp:anchor distT="0" distB="0" distL="114300" distR="114300" simplePos="0" relativeHeight="251559936" behindDoc="0" locked="0" layoutInCell="1" allowOverlap="1" wp14:anchorId="015AD7C1" wp14:editId="5FA4C893">
+              <wp:anchor distT="0" distB="0" distL="114300" distR="114300" simplePos="0" relativeHeight="251504640" behindDoc="0" locked="0" layoutInCell="1" allowOverlap="1" wp14:anchorId="015AD7C1" wp14:editId="367E7E5D">
                 <wp:simplePos x="0" y="0"/>
                 <wp:positionH relativeFrom="column">
                   <wp:posOffset>2787015</wp:posOffset>
@@ -4577,7 +6081,7 @@
           </mc:Choice>
           <mc:Fallback>
             <w:pict>
-              <v:shape w14:anchorId="015AD7C1" id="_x0000_s1064" type="#_x0000_t202" style="position:absolute;margin-left:219.45pt;margin-top:9.95pt;width:185.95pt;height:13pt;z-index:251559936;visibility:visible;mso-wrap-style:square;mso-width-percent:0;mso-height-percent:0;mso-wrap-distance-left:9pt;mso-wrap-distance-top:0;mso-wrap-distance-right:9pt;mso-wrap-distance-bottom:0;mso-position-horizontal:absolute;mso-position-horizontal-relative:text;mso-position-vertical:absolute;mso-position-vertical-relative:text;mso-width-percent:0;mso-height-percent:0;mso-width-relative:margin;mso-height-relative:margin;v-text-anchor:top" o:gfxdata="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" fillcolor="white [3212]" stroked="f" strokeweight=".5pt">
+              <v:shape w14:anchorId="015AD7C1" id="_x0000_s1082" type="#_x0000_t202" style="position:absolute;margin-left:219.45pt;margin-top:9.95pt;width:185.95pt;height:13pt;z-index:251504640;visibility:visible;mso-wrap-style:square;mso-width-percent:0;mso-height-percent:0;mso-wrap-distance-left:9pt;mso-wrap-distance-top:0;mso-wrap-distance-right:9pt;mso-wrap-distance-bottom:0;mso-position-horizontal:absolute;mso-position-horizontal-relative:text;mso-position-vertical:absolute;mso-position-vertical-relative:text;mso-width-percent:0;mso-height-percent:0;mso-width-relative:margin;mso-height-relative:margin;v-text-anchor:top" o:gfxdata="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" fillcolor="white [3212]" stroked="f" strokeweight=".5pt">
                 <v:textbox inset="0,0,0,0">
                   <w:txbxContent>
                     <w:p>
@@ -4634,7 +6138,7 @@
         <mc:AlternateContent>
           <mc:Choice Requires="wpg">
             <w:drawing>
-              <wp:anchor distT="0" distB="0" distL="114300" distR="114300" simplePos="0" relativeHeight="251747328" behindDoc="0" locked="0" layoutInCell="1" allowOverlap="1" wp14:anchorId="0F43A122" wp14:editId="19A9F4A6">
+              <wp:anchor distT="0" distB="0" distL="114300" distR="114300" simplePos="0" relativeHeight="251692032" behindDoc="0" locked="0" layoutInCell="1" allowOverlap="1" wp14:anchorId="0F43A122" wp14:editId="180AB80B">
                 <wp:simplePos x="0" y="0"/>
                 <wp:positionH relativeFrom="column">
                   <wp:posOffset>2946400</wp:posOffset>
@@ -6115,64 +7619,64 @@
           </mc:Choice>
           <mc:Fallback>
             <w:pict>
-              <v:group w14:anchorId="0F43A122" id="组合 177" o:spid="_x0000_s1065" style="position:absolute;margin-left:232pt;margin-top:186.3pt;width:125.95pt;height:16.4pt;z-index:251747328" coordsize="15998,2088" o:gfxdata="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">
-                <v:group id="组合 40" o:spid="_x0000_s1066" style="position:absolute;width:2336;height:2082" coordsize="228348,265191" o:gfxdata="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">
-                  <v:shape id="任意形状 36" o:spid="_x0000_s1067" style="position:absolute;left:6035;top:150891;width:213360;height:114300;visibility:visible;mso-wrap-style:square;v-text-anchor:middle" coordsize="213360,114300" o:gfxdata="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" path="m,60960l129540,r83820,55880l88900,114300,,60960xe" fillcolor="#eef3f6" stroked="f" strokeweight="1pt">
+              <v:group w14:anchorId="0F43A122" id="组合 177" o:spid="_x0000_s1083" style="position:absolute;margin-left:232pt;margin-top:186.3pt;width:125.95pt;height:16.4pt;z-index:251692032" coordsize="15998,2088" o:gfxdata="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">
+                <v:group id="组合 40" o:spid="_x0000_s1084" style="position:absolute;width:2336;height:2082" coordsize="228348,265191" o:gfxdata="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">
+                  <v:shape id="任意形状 36" o:spid="_x0000_s1085" style="position:absolute;left:6035;top:150891;width:213360;height:114300;visibility:visible;mso-wrap-style:square;v-text-anchor:middle" coordsize="213360,114300" o:gfxdata="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" path="m,60960l129540,r83820,55880l88900,114300,,60960xe" fillcolor="#eef3f6" stroked="f" strokeweight="1pt">
                     <v:stroke joinstyle="miter"/>
                     <v:path arrowok="t" o:connecttype="custom" o:connectlocs="0,60960;129540,0;213360,55880;88900,114300;0,60960" o:connectangles="0,0,0,0,0"/>
                   </v:shape>
-                  <v:group id="组合 39" o:spid="_x0000_s1068" style="position:absolute;width:228348;height:263525" coordsize="228348,263525" o:gfxdata="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">
-                    <v:shape id="任意形状 35" o:spid="_x0000_s1069" style="position:absolute;left:123730;top:3017;width:104618;height:208358;visibility:visible;mso-wrap-style:square;v-text-anchor:middle" coordsize="104618,208358" o:gfxdata="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" path="m8098,2618v16087,-14817,62653,37253,93980,55880c102925,108451,103771,158405,104618,208358l5558,147398c4711,102525,-7989,17435,8098,2618xe" fillcolor="#eef3f6" stroked="f" strokeweight="1pt">
+                  <v:group id="组合 39" o:spid="_x0000_s1086" style="position:absolute;width:228348;height:263525" coordsize="228348,263525" o:gfxdata="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">
+                    <v:shape id="任意形状 35" o:spid="_x0000_s1087" style="position:absolute;left:123730;top:3017;width:104618;height:208358;visibility:visible;mso-wrap-style:square;v-text-anchor:middle" coordsize="104618,208358" o:gfxdata="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" path="m8098,2618v16087,-14817,62653,37253,93980,55880c102925,108451,103771,158405,104618,208358l5558,147398c4711,102525,-7989,17435,8098,2618xe" fillcolor="#eef3f6" stroked="f" strokeweight="1pt">
                       <v:stroke joinstyle="miter"/>
                       <v:path arrowok="t" o:connecttype="custom" o:connectlocs="8098,2618;102078,58498;104618,208358;5558,147398;8098,2618" o:connectangles="0,0,0,0,0"/>
                     </v:shape>
-                    <v:group id="组合 14" o:spid="_x0000_s1070" style="position:absolute;width:223520;height:263525;flip:x y" coordsize="501252,504691" o:gfxdata="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">
-                      <v:line id="直线连接符 12" o:spid="_x0000_s1071" style="position:absolute;visibility:visible;mso-wrap-style:square" from="281065,284813" to="496965,391495" o:connectortype="straight" o:gfxdata="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" strokecolor="#ccd8dd" strokeweight="1pt">
+                    <v:group id="组合 14" o:spid="_x0000_s1088" style="position:absolute;width:223520;height:263525;flip:x y" coordsize="501252,504691" o:gfxdata="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">
+                      <v:line id="直线连接符 12" o:spid="_x0000_s1089" style="position:absolute;visibility:visible;mso-wrap-style:square" from="281065,284813" to="496965,391495" o:connectortype="straight" o:gfxdata="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" strokecolor="#ccd8dd" strokeweight="1pt">
                         <v:stroke joinstyle="miter"/>
                       </v:line>
-                      <v:group id="组合 13" o:spid="_x0000_s1072" style="position:absolute;width:501252;height:504691" coordsize="501252,504691" o:gfxdata="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">
-                        <v:group id="组合 11" o:spid="_x0000_s1073" style="position:absolute;left:213609;top:104931;width:287643;height:399760" coordsize="287643,399760" o:gfxdata="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">
-                          <v:line id="直线连接符 8" o:spid="_x0000_s1074" style="position:absolute;flip:x y;visibility:visible;mso-wrap-style:square" from="0,111760" to="0,399760" o:connectortype="straight" o:gfxdata="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" strokecolor="#ccd8dd" strokeweight="1pt">
+                      <v:group id="组合 13" o:spid="_x0000_s1090" style="position:absolute;width:501252;height:504691" coordsize="501252,504691" o:gfxdata="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">
+                        <v:group id="组合 11" o:spid="_x0000_s1091" style="position:absolute;left:213609;top:104931;width:287643;height:399760" coordsize="287643,399760" o:gfxdata="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">
+                          <v:line id="直线连接符 8" o:spid="_x0000_s1092" style="position:absolute;flip:x y;visibility:visible;mso-wrap-style:square" from="0,111760" to="0,399760" o:connectortype="straight" o:gfxdata="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" strokecolor="#ccd8dd" strokeweight="1pt">
                             <v:stroke joinstyle="miter"/>
                           </v:line>
-                          <v:line id="直线连接符 8" o:spid="_x0000_s1075" style="position:absolute;flip:x y;visibility:visible;mso-wrap-style:square" from="281940,0" to="281940,288000" o:connectortype="straight" o:gfxdata="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" strokecolor="#ccd8dd" strokeweight="1pt">
+                          <v:line id="直线连接符 8" o:spid="_x0000_s1093" style="position:absolute;flip:x y;visibility:visible;mso-wrap-style:square" from="281940,0" to="281940,288000" o:connectortype="straight" o:gfxdata="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" strokecolor="#ccd8dd" strokeweight="1pt">
                             <v:stroke joinstyle="miter"/>
                           </v:line>
-                          <v:line id="直线连接符 9" o:spid="_x0000_s1076" style="position:absolute;flip:y;visibility:visible;mso-wrap-style:square" from="0,2540" to="287643,113379" o:connectortype="straight" o:gfxdata="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" strokecolor="#ccd8dd" strokeweight="1pt">
+                          <v:line id="直线连接符 9" o:spid="_x0000_s1094" style="position:absolute;flip:y;visibility:visible;mso-wrap-style:square" from="0,2540" to="287643,113379" o:connectortype="straight" o:gfxdata="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" strokecolor="#ccd8dd" strokeweight="1pt">
                             <v:stroke joinstyle="miter"/>
                           </v:line>
-                          <v:line id="直线连接符 9" o:spid="_x0000_s1077" style="position:absolute;flip:y;visibility:visible;mso-wrap-style:square" from="0,284480" to="287643,395319" o:connectortype="straight" o:gfxdata="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" strokecolor="#ccd8dd" strokeweight="1pt">
+                          <v:line id="直线连接符 9" o:spid="_x0000_s1095" style="position:absolute;flip:y;visibility:visible;mso-wrap-style:square" from="0,284480" to="287643,395319" o:connectortype="straight" o:gfxdata="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" strokecolor="#ccd8dd" strokeweight="1pt">
                             <v:stroke joinstyle="miter"/>
                           </v:line>
                         </v:group>
-                        <v:group id="组合 11" o:spid="_x0000_s1078" style="position:absolute;width:287020;height:399415" coordsize="287643,399760" o:gfxdata="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">
-                          <v:line id="直线连接符 8" o:spid="_x0000_s1079" style="position:absolute;flip:x y;visibility:visible;mso-wrap-style:square" from="0,111760" to="0,399760" o:connectortype="straight" o:gfxdata="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" strokecolor="#ccd8dd" strokeweight="1pt">
+                        <v:group id="组合 11" o:spid="_x0000_s1096" style="position:absolute;width:287020;height:399415" coordsize="287643,399760" o:gfxdata="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">
+                          <v:line id="直线连接符 8" o:spid="_x0000_s1097" style="position:absolute;flip:x y;visibility:visible;mso-wrap-style:square" from="0,111760" to="0,399760" o:connectortype="straight" o:gfxdata="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" strokecolor="#ccd8dd" strokeweight="1pt">
                             <v:stroke joinstyle="miter"/>
                           </v:line>
-                          <v:line id="直线连接符 8" o:spid="_x0000_s1080" style="position:absolute;flip:x y;visibility:visible;mso-wrap-style:square" from="281940,0" to="281940,288000" o:connectortype="straight" o:gfxdata="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" strokecolor="#ccd8dd" strokeweight="1pt">
+                          <v:line id="直线连接符 8" o:spid="_x0000_s1098" style="position:absolute;flip:x y;visibility:visible;mso-wrap-style:square" from="281940,0" to="281940,288000" o:connectortype="straight" o:gfxdata="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" strokecolor="#ccd8dd" strokeweight="1pt">
                             <v:stroke joinstyle="miter"/>
                           </v:line>
-                          <v:line id="直线连接符 9" o:spid="_x0000_s1081" style="position:absolute;flip:y;visibility:visible;mso-wrap-style:square" from="0,2540" to="287643,113379" o:connectortype="straight" o:gfxdata="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" strokecolor="#ccd8dd" strokeweight="1pt">
+                          <v:line id="直线连接符 9" o:spid="_x0000_s1099" style="position:absolute;flip:y;visibility:visible;mso-wrap-style:square" from="0,2540" to="287643,113379" o:connectortype="straight" o:gfxdata="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" strokecolor="#ccd8dd" strokeweight="1pt">
                             <v:stroke joinstyle="miter"/>
                           </v:line>
-                          <v:line id="直线连接符 9" o:spid="_x0000_s1082" style="position:absolute;flip:y;visibility:visible;mso-wrap-style:square" from="0,284480" to="287643,395319" o:connectortype="straight" o:gfxdata="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" strokecolor="#ccd8dd" strokeweight="1pt">
+                          <v:line id="直线连接符 9" o:spid="_x0000_s1100" style="position:absolute;flip:y;visibility:visible;mso-wrap-style:square" from="0,284480" to="287643,395319" o:connectortype="straight" o:gfxdata="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" strokecolor="#ccd8dd" strokeweight="1pt">
                             <v:stroke joinstyle="miter"/>
                           </v:line>
                         </v:group>
-                        <v:line id="直线连接符 12" o:spid="_x0000_s1083" style="position:absolute;visibility:visible;mso-wrap-style:square" from="284813,3748" to="500713,110430" o:connectortype="straight" o:gfxdata="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" strokecolor="#ccd8dd" strokeweight="1pt">
+                        <v:line id="直线连接符 12" o:spid="_x0000_s1101" style="position:absolute;visibility:visible;mso-wrap-style:square" from="284813,3748" to="500713,110430" o:connectortype="straight" o:gfxdata="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" strokecolor="#ccd8dd" strokeweight="1pt">
                           <v:stroke joinstyle="miter"/>
                         </v:line>
-                        <v:line id="直线连接符 12" o:spid="_x0000_s1084" style="position:absolute;visibility:visible;mso-wrap-style:square" from="0,112426" to="215900,219108" o:connectortype="straight" o:gfxdata="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" strokecolor="#ccd8dd" strokeweight="1pt">
+                        <v:line id="直线连接符 12" o:spid="_x0000_s1102" style="position:absolute;visibility:visible;mso-wrap-style:square" from="0,112426" to="215900,219108" o:connectortype="straight" o:gfxdata="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" strokecolor="#ccd8dd" strokeweight="1pt">
                           <v:stroke joinstyle="miter"/>
                         </v:line>
-                        <v:line id="直线连接符 12" o:spid="_x0000_s1085" style="position:absolute;visibility:visible;mso-wrap-style:square" from="0,389744" to="215900,496426" o:connectortype="straight" o:gfxdata="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" strokecolor="#ccd8dd" strokeweight="1pt">
+                        <v:line id="直线连接符 12" o:spid="_x0000_s1103" style="position:absolute;visibility:visible;mso-wrap-style:square" from="0,389744" to="215900,496426" o:connectortype="straight" o:gfxdata="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" strokecolor="#ccd8dd" strokeweight="1pt">
                           <v:stroke joinstyle="miter"/>
                         </v:line>
                       </v:group>
                     </v:group>
                   </v:group>
                 </v:group>
-                <v:shape id="_x0000_s1086" type="#_x0000_t202" style="position:absolute;left:2754;top:390;width:3709;height:1645;visibility:visible;mso-wrap-style:square;v-text-anchor:top" o:gfxdata="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" fillcolor="white [3212]" stroked="f" strokeweight=".5pt">
+                <v:shape id="_x0000_s1104" type="#_x0000_t202" style="position:absolute;left:2754;top:390;width:3709;height:1645;visibility:visible;mso-wrap-style:square;v-text-anchor:top" o:gfxdata="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" fillcolor="white [3212]" stroked="f" strokeweight=".5pt">
                   <v:shadow on="t" color="#737373 [1614]" opacity="0" offset="0,4pt"/>
                   <v:textbox inset="0,0,0,0">
                     <w:txbxContent>
@@ -6208,63 +7712,63 @@
                     </w:txbxContent>
                   </v:textbox>
                 </v:shape>
-                <v:group id="组合 38" o:spid="_x0000_s1087" style="position:absolute;left:9534;width:2340;height:2088" coordsize="227870,263525" o:gfxdata="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">
-                  <v:shape id="任意形状 36" o:spid="_x0000_s1088" style="position:absolute;left:12071;top:147873;width:213360;height:114300;visibility:visible;mso-wrap-style:square;v-text-anchor:middle" coordsize="213360,114300" o:gfxdata="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" path="m,60960l129540,r83820,55880l88900,114300,,60960xe" fillcolor="#f7eddf" stroked="f" strokeweight="1pt">
+                <v:group id="组合 38" o:spid="_x0000_s1105" style="position:absolute;left:9534;width:2340;height:2088" coordsize="227870,263525" o:gfxdata="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">
+                  <v:shape id="任意形状 36" o:spid="_x0000_s1106" style="position:absolute;left:12071;top:147873;width:213360;height:114300;visibility:visible;mso-wrap-style:square;v-text-anchor:middle" coordsize="213360,114300" o:gfxdata="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" path="m,60960l129540,r83820,55880l88900,114300,,60960xe" fillcolor="#f7eddf" stroked="f" strokeweight="1pt">
                     <v:stroke joinstyle="miter"/>
                     <v:path arrowok="t" o:connecttype="custom" o:connectlocs="0,60960;129540,0;213360,55880;88900,114300;0,60960" o:connectangles="0,0,0,0,0"/>
                   </v:shape>
-                  <v:group id="组合 37" o:spid="_x0000_s1089" style="position:absolute;width:227870;height:263525" coordsize="227870,263525" o:gfxdata="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">
-                    <v:shape id="任意形状 35" o:spid="_x0000_s1090" style="position:absolute;left:123730;top:3018;width:104140;height:208280;visibility:visible;mso-wrap-style:square;v-text-anchor:middle" coordsize="104618,208358" o:gfxdata="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" path="m8098,2618v16087,-14817,62653,37253,93980,55880c102925,108451,103771,158405,104618,208358l5558,147398c4711,102525,-7989,17435,8098,2618xe" fillcolor="#f7eddf" stroked="f" strokeweight="1pt">
+                  <v:group id="组合 37" o:spid="_x0000_s1107" style="position:absolute;width:227870;height:263525" coordsize="227870,263525" o:gfxdata="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">
+                    <v:shape id="任意形状 35" o:spid="_x0000_s1108" style="position:absolute;left:123730;top:3018;width:104140;height:208280;visibility:visible;mso-wrap-style:square;v-text-anchor:middle" coordsize="104618,208358" o:gfxdata="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" path="m8098,2618v16087,-14817,62653,37253,93980,55880c102925,108451,103771,158405,104618,208358l5558,147398c4711,102525,-7989,17435,8098,2618xe" fillcolor="#f7eddf" stroked="f" strokeweight="1pt">
                       <v:stroke joinstyle="miter"/>
                       <v:path arrowok="t" o:connecttype="custom" o:connectlocs="8061,2617;101612,58476;104140,208280;5533,147343;8061,2617" o:connectangles="0,0,0,0,0"/>
                     </v:shape>
-                    <v:group id="组合 14" o:spid="_x0000_s1091" style="position:absolute;width:223520;height:263525;flip:x y" coordsize="501252,504691" o:gfxdata="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">
-                      <v:line id="直线连接符 12" o:spid="_x0000_s1092" style="position:absolute;visibility:visible;mso-wrap-style:square" from="281065,284813" to="496965,391495" o:connectortype="straight" o:gfxdata="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" strokecolor="#c88a47" strokeweight="1pt">
+                    <v:group id="组合 14" o:spid="_x0000_s1109" style="position:absolute;width:223520;height:263525;flip:x y" coordsize="501252,504691" o:gfxdata="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">
+                      <v:line id="直线连接符 12" o:spid="_x0000_s1110" style="position:absolute;visibility:visible;mso-wrap-style:square" from="281065,284813" to="496965,391495" o:connectortype="straight" o:gfxdata="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" strokecolor="#c88a47" strokeweight="1pt">
                         <v:stroke joinstyle="miter"/>
                       </v:line>
-                      <v:group id="组合 13" o:spid="_x0000_s1093" style="position:absolute;width:501252;height:504691" coordsize="501252,504691" o:gfxdata="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">
-                        <v:group id="组合 11" o:spid="_x0000_s1094" style="position:absolute;left:213609;top:104931;width:287643;height:399760" coordsize="287643,399760" o:gfxdata="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">
-                          <v:line id="直线连接符 8" o:spid="_x0000_s1095" style="position:absolute;flip:x y;visibility:visible;mso-wrap-style:square" from="0,111760" to="0,399760" o:connectortype="straight" o:gfxdata="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" strokecolor="#c88a47" strokeweight="1pt">
+                      <v:group id="组合 13" o:spid="_x0000_s1111" style="position:absolute;width:501252;height:504691" coordsize="501252,504691" o:gfxdata="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">
+                        <v:group id="组合 11" o:spid="_x0000_s1112" style="position:absolute;left:213609;top:104931;width:287643;height:399760" coordsize="287643,399760" o:gfxdata="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">
+                          <v:line id="直线连接符 8" o:spid="_x0000_s1113" style="position:absolute;flip:x y;visibility:visible;mso-wrap-style:square" from="0,111760" to="0,399760" o:connectortype="straight" o:gfxdata="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" strokecolor="#c88a47" strokeweight="1pt">
                             <v:stroke joinstyle="miter"/>
                           </v:line>
-                          <v:line id="直线连接符 8" o:spid="_x0000_s1096" style="position:absolute;flip:x y;visibility:visible;mso-wrap-style:square" from="281940,0" to="281940,288000" o:connectortype="straight" o:gfxdata="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" strokecolor="#c88a47" strokeweight="1pt">
+                          <v:line id="直线连接符 8" o:spid="_x0000_s1114" style="position:absolute;flip:x y;visibility:visible;mso-wrap-style:square" from="281940,0" to="281940,288000" o:connectortype="straight" o:gfxdata="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" strokecolor="#c88a47" strokeweight="1pt">
                             <v:stroke joinstyle="miter"/>
                           </v:line>
-                          <v:line id="直线连接符 9" o:spid="_x0000_s1097" style="position:absolute;flip:y;visibility:visible;mso-wrap-style:square" from="0,2540" to="287643,113379" o:connectortype="straight" o:gfxdata="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" strokecolor="#c88a47" strokeweight="1pt">
+                          <v:line id="直线连接符 9" o:spid="_x0000_s1115" style="position:absolute;flip:y;visibility:visible;mso-wrap-style:square" from="0,2540" to="287643,113379" o:connectortype="straight" o:gfxdata="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" strokecolor="#c88a47" strokeweight="1pt">
                             <v:stroke joinstyle="miter"/>
                           </v:line>
-                          <v:line id="直线连接符 9" o:spid="_x0000_s1098" style="position:absolute;flip:y;visibility:visible;mso-wrap-style:square" from="0,284480" to="287643,395319" o:connectortype="straight" o:gfxdata="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" strokecolor="#c88a47" strokeweight="1pt">
+                          <v:line id="直线连接符 9" o:spid="_x0000_s1116" style="position:absolute;flip:y;visibility:visible;mso-wrap-style:square" from="0,284480" to="287643,395319" o:connectortype="straight" o:gfxdata="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" strokecolor="#c88a47" strokeweight="1pt">
                             <v:stroke joinstyle="miter"/>
                           </v:line>
                         </v:group>
-                        <v:group id="组合 11" o:spid="_x0000_s1099" style="position:absolute;width:287020;height:399415" coordsize="287643,399760" o:gfxdata="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">
-                          <v:line id="直线连接符 8" o:spid="_x0000_s1100" style="position:absolute;flip:x y;visibility:visible;mso-wrap-style:square" from="0,111760" to="0,399760" o:connectortype="straight" o:gfxdata="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" strokecolor="#c88a47" strokeweight="1pt">
+                        <v:group id="组合 11" o:spid="_x0000_s1117" style="position:absolute;width:287020;height:399415" coordsize="287643,399760" o:gfxdata="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">
+                          <v:line id="直线连接符 8" o:spid="_x0000_s1118" style="position:absolute;flip:x y;visibility:visible;mso-wrap-style:square" from="0,111760" to="0,399760" o:connectortype="straight" o:gfxdata="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" strokecolor="#c88a47" strokeweight="1pt">
                             <v:stroke joinstyle="miter"/>
                           </v:line>
-                          <v:line id="直线连接符 8" o:spid="_x0000_s1101" style="position:absolute;flip:x y;visibility:visible;mso-wrap-style:square" from="281940,0" to="281940,288000" o:connectortype="straight" o:gfxdata="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" strokecolor="#c88a47" strokeweight="1pt">
+                          <v:line id="直线连接符 8" o:spid="_x0000_s1119" style="position:absolute;flip:x y;visibility:visible;mso-wrap-style:square" from="281940,0" to="281940,288000" o:connectortype="straight" o:gfxdata="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" strokecolor="#c88a47" strokeweight="1pt">
                             <v:stroke joinstyle="miter"/>
                           </v:line>
-                          <v:line id="直线连接符 9" o:spid="_x0000_s1102" style="position:absolute;flip:y;visibility:visible;mso-wrap-style:square" from="0,2540" to="287643,113379" o:connectortype="straight" o:gfxdata="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" strokecolor="#c88a47" strokeweight="1pt">
+                          <v:line id="直线连接符 9" o:spid="_x0000_s1120" style="position:absolute;flip:y;visibility:visible;mso-wrap-style:square" from="0,2540" to="287643,113379" o:connectortype="straight" o:gfxdata="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" strokecolor="#c88a47" strokeweight="1pt">
                             <v:stroke joinstyle="miter"/>
                           </v:line>
-                          <v:line id="直线连接符 9" o:spid="_x0000_s1103" style="position:absolute;flip:y;visibility:visible;mso-wrap-style:square" from="0,284480" to="287643,395319" o:connectortype="straight" o:gfxdata="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" strokecolor="#c88a47" strokeweight="1pt">
+                          <v:line id="直线连接符 9" o:spid="_x0000_s1121" style="position:absolute;flip:y;visibility:visible;mso-wrap-style:square" from="0,284480" to="287643,395319" o:connectortype="straight" o:gfxdata="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" strokecolor="#c88a47" strokeweight="1pt">
                             <v:stroke joinstyle="miter"/>
                           </v:line>
                         </v:group>
-                        <v:line id="直线连接符 12" o:spid="_x0000_s1104" style="position:absolute;visibility:visible;mso-wrap-style:square" from="284813,3748" to="500713,110430" o:connectortype="straight" o:gfxdata="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" strokecolor="#c88a47" strokeweight="1pt">
+                        <v:line id="直线连接符 12" o:spid="_x0000_s1122" style="position:absolute;visibility:visible;mso-wrap-style:square" from="284813,3748" to="500713,110430" o:connectortype="straight" o:gfxdata="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" strokecolor="#c88a47" strokeweight="1pt">
                           <v:stroke joinstyle="miter"/>
                         </v:line>
-                        <v:line id="直线连接符 12" o:spid="_x0000_s1105" style="position:absolute;visibility:visible;mso-wrap-style:square" from="0,112426" to="215900,219108" o:connectortype="straight" o:gfxdata="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" strokecolor="#c88a47" strokeweight="1pt">
+                        <v:line id="直线连接符 12" o:spid="_x0000_s1123" style="position:absolute;visibility:visible;mso-wrap-style:square" from="0,112426" to="215900,219108" o:connectortype="straight" o:gfxdata="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" strokecolor="#c88a47" strokeweight="1pt">
                           <v:stroke joinstyle="miter"/>
                         </v:line>
-                        <v:line id="直线连接符 12" o:spid="_x0000_s1106" style="position:absolute;visibility:visible;mso-wrap-style:square" from="0,389744" to="215900,496426" o:connectortype="straight" o:gfxdata="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" strokecolor="#c88a47" strokeweight="1pt">
+                        <v:line id="直线连接符 12" o:spid="_x0000_s1124" style="position:absolute;visibility:visible;mso-wrap-style:square" from="0,389744" to="215900,496426" o:connectortype="straight" o:gfxdata="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" strokecolor="#c88a47" strokeweight="1pt">
                           <v:stroke joinstyle="miter"/>
                         </v:line>
                       </v:group>
                     </v:group>
                   </v:group>
                 </v:group>
-                <v:shape id="_x0000_s1107" type="#_x0000_t202" style="position:absolute;left:12289;top:390;width:3709;height:1651;visibility:visible;mso-wrap-style:square;v-text-anchor:top" o:gfxdata="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" fillcolor="white [3212]" stroked="f" strokeweight=".5pt">
+                <v:shape id="_x0000_s1125" type="#_x0000_t202" style="position:absolute;left:12289;top:390;width:3709;height:1651;visibility:visible;mso-wrap-style:square;v-text-anchor:top" o:gfxdata="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" fillcolor="white [3212]" stroked="f" strokeweight=".5pt">
                   <v:shadow on="t" color="#737373 [1614]" opacity="0" offset="0,4pt"/>
                   <v:textbox inset="0,0,0,0">
                     <w:txbxContent>
@@ -6312,7 +7816,7 @@
         <mc:AlternateContent>
           <mc:Choice Requires="wps">
             <w:drawing>
-              <wp:anchor distT="0" distB="0" distL="114300" distR="114300" simplePos="0" relativeHeight="251564032" behindDoc="0" locked="0" layoutInCell="1" allowOverlap="1" wp14:anchorId="3129C571" wp14:editId="4AC1F169">
+              <wp:anchor distT="0" distB="0" distL="114300" distR="114300" simplePos="0" relativeHeight="251508736" behindDoc="0" locked="0" layoutInCell="1" allowOverlap="1" wp14:anchorId="3129C571" wp14:editId="1A2134EA">
                 <wp:simplePos x="0" y="0"/>
                 <wp:positionH relativeFrom="column">
                   <wp:posOffset>90805</wp:posOffset>
@@ -6405,7 +7909,7 @@
           </mc:Choice>
           <mc:Fallback>
             <w:pict>
-              <v:shape w14:anchorId="3129C571" id="_x0000_s1108" type="#_x0000_t202" style="position:absolute;margin-left:7.15pt;margin-top:188.05pt;width:185.95pt;height:13pt;z-index:251564032;visibility:visible;mso-wrap-style:square;mso-width-percent:0;mso-height-percent:0;mso-wrap-distance-left:9pt;mso-wrap-distance-top:0;mso-wrap-distance-right:9pt;mso-wrap-distance-bottom:0;mso-position-horizontal:absolute;mso-position-horizontal-relative:text;mso-position-vertical:absolute;mso-position-vertical-relative:text;mso-width-percent:0;mso-height-percent:0;mso-width-relative:margin;mso-height-relative:margin;v-text-anchor:top" o:gfxdata="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" fillcolor="white [3212]" stroked="f" strokeweight=".5pt">
+              <v:shape w14:anchorId="3129C571" id="_x0000_s1126" type="#_x0000_t202" style="position:absolute;margin-left:7.15pt;margin-top:188.05pt;width:185.95pt;height:13pt;z-index:251508736;visibility:visible;mso-wrap-style:square;mso-width-percent:0;mso-height-percent:0;mso-wrap-distance-left:9pt;mso-wrap-distance-top:0;mso-wrap-distance-right:9pt;mso-wrap-distance-bottom:0;mso-position-horizontal:absolute;mso-position-horizontal-relative:text;mso-position-vertical:absolute;mso-position-vertical-relative:text;mso-width-percent:0;mso-height-percent:0;mso-width-relative:margin;mso-height-relative:margin;v-text-anchor:top" o:gfxdata="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" fillcolor="white [3212]" stroked="f" strokeweight=".5pt">
                 <v:shadow on="t" color="#737373 [1614]" opacity="0" offset="0,4pt"/>
                 <v:textbox inset="0,0,0,0">
                   <w:txbxContent>
@@ -6452,7 +7956,7 @@
         <mc:AlternateContent>
           <mc:Choice Requires="wps">
             <w:drawing>
-              <wp:anchor distT="0" distB="0" distL="114300" distR="114300" simplePos="0" relativeHeight="251754496" behindDoc="0" locked="0" layoutInCell="1" allowOverlap="1" wp14:anchorId="67FAEDE3" wp14:editId="0AAC6AB1">
+              <wp:anchor distT="0" distB="0" distL="114300" distR="114300" simplePos="0" relativeHeight="251699200" behindDoc="0" locked="0" layoutInCell="1" allowOverlap="1" wp14:anchorId="67FAEDE3" wp14:editId="1F1F7538">
                 <wp:simplePos x="0" y="0"/>
                 <wp:positionH relativeFrom="column">
                   <wp:posOffset>2159878</wp:posOffset>
@@ -6508,7 +8012,7 @@
           </mc:Choice>
           <mc:Fallback>
             <w:pict>
-              <v:shape w14:anchorId="6372C014" id="直线箭头连接符 184" o:spid="_x0000_s1026" type="#_x0000_t32" style="position:absolute;margin-left:170.05pt;margin-top:65.1pt;width:100.75pt;height:50pt;z-index:251754496;visibility:visible;mso-wrap-style:square;mso-wrap-distance-left:9pt;mso-wrap-distance-top:0;mso-wrap-distance-right:9pt;mso-wrap-distance-bottom:0;mso-position-horizontal:absolute;mso-position-horizontal-relative:text;mso-position-vertical:absolute;mso-position-vertical-relative:text" o:gfxdata="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" strokecolor="#c9843c" strokeweight="1pt">
+              <v:shape w14:anchorId="16171976" id="直线箭头连接符 184" o:spid="_x0000_s1026" type="#_x0000_t32" style="position:absolute;margin-left:170.05pt;margin-top:65.1pt;width:100.75pt;height:50pt;z-index:251699200;visibility:visible;mso-wrap-style:square;mso-wrap-distance-left:9pt;mso-wrap-distance-top:0;mso-wrap-distance-right:9pt;mso-wrap-distance-bottom:0;mso-position-horizontal:absolute;mso-position-horizontal-relative:text;mso-position-vertical:absolute;mso-position-vertical-relative:text" o:gfxdata="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" strokecolor="#c9843c" strokeweight="1pt">
                 <v:stroke dashstyle="3 1" endarrow="block" joinstyle="miter"/>
               </v:shape>
             </w:pict>
@@ -6522,7 +8026,7 @@
         <mc:AlternateContent>
           <mc:Choice Requires="wps">
             <w:drawing>
-              <wp:anchor distT="0" distB="0" distL="114300" distR="114300" simplePos="0" relativeHeight="251753472" behindDoc="0" locked="0" layoutInCell="1" allowOverlap="1" wp14:anchorId="7EEAA386" wp14:editId="3C079A04">
+              <wp:anchor distT="0" distB="0" distL="114300" distR="114300" simplePos="0" relativeHeight="251698176" behindDoc="0" locked="0" layoutInCell="1" allowOverlap="1" wp14:anchorId="7EEAA386" wp14:editId="38909E8E">
                 <wp:simplePos x="0" y="0"/>
                 <wp:positionH relativeFrom="column">
                   <wp:posOffset>1409309</wp:posOffset>
@@ -6577,7 +8081,7 @@
           </mc:Choice>
           <mc:Fallback>
             <w:pict>
-              <v:line w14:anchorId="44B96A7F" id="直线连接符 183" o:spid="_x0000_s1026" style="position:absolute;flip:y;z-index:251753472;visibility:visible;mso-wrap-style:square;mso-wrap-distance-left:9pt;mso-wrap-distance-top:0;mso-wrap-distance-right:9pt;mso-wrap-distance-bottom:0;mso-position-horizontal:absolute;mso-position-horizontal-relative:text;mso-position-vertical:absolute;mso-position-vertical-relative:text" from="110.95pt,65.25pt" to="170.3pt,95.4pt" o:gfxdata="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" strokecolor="#c9843c" strokeweight="1pt">
+              <v:line w14:anchorId="5C90AA7E" id="直线连接符 183" o:spid="_x0000_s1026" style="position:absolute;flip:y;z-index:251698176;visibility:visible;mso-wrap-style:square;mso-wrap-distance-left:9pt;mso-wrap-distance-top:0;mso-wrap-distance-right:9pt;mso-wrap-distance-bottom:0;mso-position-horizontal:absolute;mso-position-horizontal-relative:text;mso-position-vertical:absolute;mso-position-vertical-relative:text" from="110.95pt,65.25pt" to="170.3pt,95.4pt" o:gfxdata="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" strokecolor="#c9843c" strokeweight="1pt">
                 <v:stroke dashstyle="3 1" joinstyle="miter"/>
               </v:line>
             </w:pict>
@@ -6591,7 +8095,7 @@
         <mc:AlternateContent>
           <mc:Choice Requires="wps">
             <w:drawing>
-              <wp:anchor distT="0" distB="0" distL="114300" distR="114300" simplePos="0" relativeHeight="251752448" behindDoc="0" locked="0" layoutInCell="1" allowOverlap="1" wp14:anchorId="1BF9D50A" wp14:editId="63151D08">
+              <wp:anchor distT="0" distB="0" distL="114300" distR="114300" simplePos="0" relativeHeight="251697152" behindDoc="0" locked="0" layoutInCell="1" allowOverlap="1" wp14:anchorId="1BF9D50A" wp14:editId="51D0210C">
                 <wp:simplePos x="0" y="0"/>
                 <wp:positionH relativeFrom="column">
                   <wp:posOffset>658949</wp:posOffset>
@@ -6666,7 +8170,7 @@
           </mc:Choice>
           <mc:Fallback>
             <w:pict>
-              <v:oval w14:anchorId="4E3ADF45" id="椭圆 180" o:spid="_x0000_s1026" style="position:absolute;margin-left:51.9pt;margin-top:72.3pt;width:59.2pt;height:47.65pt;z-index:251752448;visibility:visible;mso-wrap-style:square;mso-width-percent:0;mso-height-percent:0;mso-wrap-distance-left:9pt;mso-wrap-distance-top:0;mso-wrap-distance-right:9pt;mso-wrap-distance-bottom:0;mso-position-horizontal:absolute;mso-position-horizontal-relative:text;mso-position-vertical:absolute;mso-position-vertical-relative:text;mso-width-percent:0;mso-height-percent:0;mso-width-relative:margin;mso-height-relative:margin;v-text-anchor:middle" o:gfxdata="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" fillcolor="#fae2d5 [661]" strokecolor="#c9843c" strokeweight="1.5pt">
+              <v:oval w14:anchorId="4A2478A9" id="椭圆 180" o:spid="_x0000_s1026" style="position:absolute;margin-left:51.9pt;margin-top:72.3pt;width:59.2pt;height:47.65pt;z-index:251697152;visibility:visible;mso-wrap-style:square;mso-width-percent:0;mso-height-percent:0;mso-wrap-distance-left:9pt;mso-wrap-distance-top:0;mso-wrap-distance-right:9pt;mso-wrap-distance-bottom:0;mso-position-horizontal:absolute;mso-position-horizontal-relative:text;mso-position-vertical:absolute;mso-position-vertical-relative:text;mso-width-percent:0;mso-height-percent:0;mso-width-relative:margin;mso-height-relative:margin;v-text-anchor:middle" o:gfxdata="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" fillcolor="#fae2d5 [661]" strokecolor="#c9843c" strokeweight="1.5pt">
                 <v:fill opacity="5911f"/>
                 <v:stroke joinstyle="miter"/>
               </v:oval>
@@ -6681,7 +8185,7 @@
         <mc:AlternateContent>
           <mc:Choice Requires="wpg">
             <w:drawing>
-              <wp:anchor distT="0" distB="0" distL="114300" distR="114300" simplePos="0" relativeHeight="251579392" behindDoc="0" locked="0" layoutInCell="1" allowOverlap="1" wp14:anchorId="3BE59BDE" wp14:editId="619B5E17">
+              <wp:anchor distT="0" distB="0" distL="114300" distR="114300" simplePos="0" relativeHeight="251524096" behindDoc="0" locked="0" layoutInCell="1" allowOverlap="1" wp14:anchorId="3BE59BDE" wp14:editId="6815770D">
                 <wp:simplePos x="0" y="0"/>
                 <wp:positionH relativeFrom="column">
                   <wp:posOffset>819095</wp:posOffset>
@@ -6978,7 +8482,7 @@
           </mc:Choice>
           <mc:Fallback>
             <w:pict>
-              <v:group w14:anchorId="373474B4" id="组合 181" o:spid="_x0000_s1026" style="position:absolute;margin-left:64.5pt;margin-top:82.25pt;width:34.75pt;height:30.8pt;z-index:251579392;mso-width-relative:margin;mso-height-relative:margin" coordsize="5451,4736" o:gfxdata="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">
+              <v:group w14:anchorId="0FBF2314" id="组合 181" o:spid="_x0000_s1026" style="position:absolute;margin-left:64.5pt;margin-top:82.25pt;width:34.75pt;height:30.8pt;z-index:251524096;mso-width-relative:margin;mso-height-relative:margin" coordsize="5451,4736" o:gfxdata="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">
                 <v:shapetype id="_x0000_t7" coordsize="21600,21600" o:spt="7" adj="5400" path="m@0,l,21600@1,21600,21600,xe">
                   <v:stroke joinstyle="miter"/>
                   <v:formulas>
@@ -7019,7 +8523,7 @@
         <mc:AlternateContent>
           <mc:Choice Requires="wps">
             <w:drawing>
-              <wp:anchor distT="0" distB="0" distL="114300" distR="114300" simplePos="0" relativeHeight="251751424" behindDoc="0" locked="0" layoutInCell="1" allowOverlap="1" wp14:anchorId="00E7CF58" wp14:editId="502CD5DB">
+              <wp:anchor distT="0" distB="0" distL="114300" distR="114300" simplePos="0" relativeHeight="251696128" behindDoc="0" locked="0" layoutInCell="1" allowOverlap="1" wp14:anchorId="00E7CF58" wp14:editId="36A42299">
                 <wp:simplePos x="0" y="0"/>
                 <wp:positionH relativeFrom="column">
                   <wp:posOffset>3717971</wp:posOffset>
@@ -7073,7 +8577,7 @@
           </mc:Choice>
           <mc:Fallback>
             <w:pict>
-              <v:line w14:anchorId="358866FC" id="直线连接符 179" o:spid="_x0000_s1026" style="position:absolute;flip:y;z-index:251751424;visibility:visible;mso-wrap-style:square;mso-wrap-distance-left:9pt;mso-wrap-distance-top:0;mso-wrap-distance-right:9pt;mso-wrap-distance-bottom:0;mso-position-horizontal:absolute;mso-position-horizontal-relative:text;mso-position-vertical:absolute;mso-position-vertical-relative:text" from="292.75pt,51.2pt" to="304.4pt,68.65pt" o:gfxdata="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" strokecolor="#7354a4" strokeweight=".5pt">
+              <v:line w14:anchorId="758A4F9B" id="直线连接符 179" o:spid="_x0000_s1026" style="position:absolute;flip:y;z-index:251696128;visibility:visible;mso-wrap-style:square;mso-wrap-distance-left:9pt;mso-wrap-distance-top:0;mso-wrap-distance-right:9pt;mso-wrap-distance-bottom:0;mso-position-horizontal:absolute;mso-position-horizontal-relative:text;mso-position-vertical:absolute;mso-position-vertical-relative:text" from="292.75pt,51.2pt" to="304.4pt,68.65pt" o:gfxdata="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" strokecolor="#7354a4" strokeweight=".5pt">
                 <v:stroke joinstyle="miter"/>
               </v:line>
             </w:pict>
@@ -7087,7 +8591,7 @@
         <mc:AlternateContent>
           <mc:Choice Requires="wps">
             <w:drawing>
-              <wp:anchor distT="0" distB="0" distL="114300" distR="114300" simplePos="0" relativeHeight="251750400" behindDoc="0" locked="0" layoutInCell="1" allowOverlap="1" wp14:anchorId="066CA81B" wp14:editId="36EA28D2">
+              <wp:anchor distT="0" distB="0" distL="114300" distR="114300" simplePos="0" relativeHeight="251695104" behindDoc="0" locked="0" layoutInCell="1" allowOverlap="1" wp14:anchorId="066CA81B" wp14:editId="2323FCC0">
                 <wp:simplePos x="0" y="0"/>
                 <wp:positionH relativeFrom="column">
                   <wp:posOffset>3828894</wp:posOffset>
@@ -7214,14 +8718,13 @@
           </mc:Choice>
           <mc:Fallback>
             <w:pict>
-              <v:shape w14:anchorId="066CA81B" id="_x0000_s1109" type="#_x0000_t202" style="position:absolute;margin-left:301.5pt;margin-top:41.3pt;width:12.75pt;height:13pt;z-index:251750400;visibility:visible;mso-wrap-style:square;mso-width-percent:0;mso-height-percent:0;mso-wrap-distance-left:9pt;mso-wrap-distance-top:0;mso-wrap-distance-right:9pt;mso-wrap-distance-bottom:0;mso-position-horizontal:absolute;mso-position-horizontal-relative:text;mso-position-vertical:absolute;mso-position-vertical-relative:text;mso-width-percent:0;mso-height-percent:0;mso-width-relative:margin;mso-height-relative:margin;v-text-anchor:top" o:gfxdata="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" fillcolor="white [3212]" stroked="f" strokeweight=".5pt">
+              <v:shape w14:anchorId="066CA81B" id="_x0000_s1127" type="#_x0000_t202" style="position:absolute;margin-left:301.5pt;margin-top:41.3pt;width:12.75pt;height:13pt;z-index:251695104;visibility:visible;mso-wrap-style:square;mso-width-percent:0;mso-height-percent:0;mso-wrap-distance-left:9pt;mso-wrap-distance-top:0;mso-wrap-distance-right:9pt;mso-wrap-distance-bottom:0;mso-position-horizontal:absolute;mso-position-horizontal-relative:text;mso-position-vertical:absolute;mso-position-vertical-relative:text;mso-width-percent:0;mso-height-percent:0;mso-width-relative:margin;mso-height-relative:margin;v-text-anchor:top" o:gfxdata="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" fillcolor="white [3212]" stroked="f" strokeweight=".5pt">
                 <v:textbox inset="0,0,0,0">
                   <w:txbxContent>
                     <w:p>
                       <w:pPr>
                         <w:spacing w:after="0" w:line="160" w:lineRule="exact"/>
                         <w:rPr>
-                          <w:rFonts w:hint="eastAsia"/>
                           <w:b/>
                           <w:bCs/>
                           <w:color w:val="7354A4"/>
@@ -7303,7 +8806,7 @@
         <mc:AlternateContent>
           <mc:Choice Requires="wps">
             <w:drawing>
-              <wp:anchor distT="0" distB="0" distL="114300" distR="114300" simplePos="0" relativeHeight="251717632" behindDoc="0" locked="0" layoutInCell="1" allowOverlap="1" wp14:anchorId="47562877" wp14:editId="68FBA9B2">
+              <wp:anchor distT="0" distB="0" distL="114300" distR="114300" simplePos="0" relativeHeight="251662336" behindDoc="0" locked="0" layoutInCell="1" allowOverlap="1" wp14:anchorId="47562877" wp14:editId="33607F91">
                 <wp:simplePos x="0" y="0"/>
                 <wp:positionH relativeFrom="column">
                   <wp:posOffset>3607955</wp:posOffset>
@@ -7364,7 +8867,7 @@
           </mc:Choice>
           <mc:Fallback>
             <w:pict>
-              <v:shape w14:anchorId="0C48C977" id="直线箭头连接符 32" o:spid="_x0000_s1026" type="#_x0000_t32" style="position:absolute;margin-left:284.1pt;margin-top:65.05pt;width:3.6pt;height:20.55pt;flip:y;z-index:251717632;visibility:visible;mso-wrap-style:square;mso-width-percent:0;mso-height-percent:0;mso-wrap-distance-left:9pt;mso-wrap-distance-top:0;mso-wrap-distance-right:9pt;mso-wrap-distance-bottom:0;mso-position-horizontal:absolute;mso-position-horizontal-relative:text;mso-position-vertical:absolute;mso-position-vertical-relative:text;mso-width-percent:0;mso-height-percent:0;mso-width-relative:margin;mso-height-relative:margin" o:gfxdata="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" strokecolor="#7354a4" strokeweight="1.5pt">
+              <v:shape w14:anchorId="2D4EB3AA" id="直线箭头连接符 32" o:spid="_x0000_s1026" type="#_x0000_t32" style="position:absolute;margin-left:284.1pt;margin-top:65.05pt;width:3.6pt;height:20.55pt;flip:y;z-index:251662336;visibility:visible;mso-wrap-style:square;mso-width-percent:0;mso-height-percent:0;mso-wrap-distance-left:9pt;mso-wrap-distance-top:0;mso-wrap-distance-right:9pt;mso-wrap-distance-bottom:0;mso-position-horizontal:absolute;mso-position-horizontal-relative:text;mso-position-vertical:absolute;mso-position-vertical-relative:text;mso-width-percent:0;mso-height-percent:0;mso-width-relative:margin;mso-height-relative:margin" o:gfxdata="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" strokecolor="#7354a4" strokeweight="1.5pt">
                 <v:stroke endarrow="block" endarrowwidth="narrow" endarrowlength="short" joinstyle="miter"/>
               </v:shape>
             </w:pict>
@@ -7378,7 +8881,7 @@
         <mc:AlternateContent>
           <mc:Choice Requires="wps">
             <w:drawing>
-              <wp:anchor distT="0" distB="0" distL="114300" distR="114300" simplePos="0" relativeHeight="251748352" behindDoc="0" locked="0" layoutInCell="1" allowOverlap="1" wp14:anchorId="03465AF5" wp14:editId="281B35C2">
+              <wp:anchor distT="0" distB="0" distL="114300" distR="114300" simplePos="0" relativeHeight="251693056" behindDoc="0" locked="0" layoutInCell="1" allowOverlap="1" wp14:anchorId="03465AF5" wp14:editId="6E4333B8">
                 <wp:simplePos x="0" y="0"/>
                 <wp:positionH relativeFrom="column">
                   <wp:posOffset>3589655</wp:posOffset>
@@ -7450,7 +8953,7 @@
           </mc:Choice>
           <mc:Fallback>
             <w:pict>
-              <v:oval w14:anchorId="471813E6" id="椭圆 178" o:spid="_x0000_s1026" style="position:absolute;margin-left:282.65pt;margin-top:85.2pt;width:2.8pt;height:2.8pt;z-index:251748352;visibility:visible;mso-wrap-style:square;mso-width-percent:0;mso-height-percent:0;mso-wrap-distance-left:9pt;mso-wrap-distance-top:0;mso-wrap-distance-right:9pt;mso-wrap-distance-bottom:0;mso-position-horizontal:absolute;mso-position-horizontal-relative:text;mso-position-vertical:absolute;mso-position-vertical-relative:text;mso-width-percent:0;mso-height-percent:0;mso-width-relative:margin;mso-height-relative:margin;v-text-anchor:middle" o:gfxdata="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" fillcolor="#1f567a" strokecolor="#f2f2f2 [3052]" strokeweight=".5pt">
+              <v:oval w14:anchorId="6321E5C1" id="椭圆 178" o:spid="_x0000_s1026" style="position:absolute;margin-left:282.65pt;margin-top:85.2pt;width:2.8pt;height:2.8pt;z-index:251693056;visibility:visible;mso-wrap-style:square;mso-width-percent:0;mso-height-percent:0;mso-wrap-distance-left:9pt;mso-wrap-distance-top:0;mso-wrap-distance-right:9pt;mso-wrap-distance-bottom:0;mso-position-horizontal:absolute;mso-position-horizontal-relative:text;mso-position-vertical:absolute;mso-position-vertical-relative:text;mso-width-percent:0;mso-height-percent:0;mso-width-relative:margin;mso-height-relative:margin;v-text-anchor:middle" o:gfxdata="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" fillcolor="#1f567a" strokecolor="#f2f2f2 [3052]" strokeweight=".5pt">
                 <v:stroke joinstyle="miter"/>
               </v:oval>
             </w:pict>
@@ -7464,7 +8967,7 @@
         <mc:AlternateContent>
           <mc:Choice Requires="wps">
             <w:drawing>
-              <wp:anchor distT="0" distB="0" distL="114300" distR="114300" simplePos="0" relativeHeight="251715584" behindDoc="0" locked="0" layoutInCell="1" allowOverlap="1" wp14:anchorId="75A9A536" wp14:editId="2B1A4832">
+              <wp:anchor distT="0" distB="0" distL="114300" distR="114300" simplePos="0" relativeHeight="251660288" behindDoc="0" locked="0" layoutInCell="1" allowOverlap="1" wp14:anchorId="75A9A536" wp14:editId="66DA667B">
                 <wp:simplePos x="0" y="0"/>
                 <wp:positionH relativeFrom="column">
                   <wp:posOffset>2564960</wp:posOffset>
@@ -7651,7 +9154,7 @@
           </mc:Choice>
           <mc:Fallback>
             <w:pict>
-              <v:shape w14:anchorId="74CBCCA6" id="任意形状 30" o:spid="_x0000_s1026" style="position:absolute;margin-left:201.95pt;margin-top:21.85pt;width:167.65pt;height:129.65pt;rotation:489285fd;z-index:251715584;visibility:visible;mso-wrap-style:square;mso-width-percent:0;mso-height-percent:0;mso-wrap-distance-left:9pt;mso-wrap-distance-top:0;mso-wrap-distance-right:9pt;mso-wrap-distance-bottom:0;mso-position-horizontal:absolute;mso-position-horizontal-relative:text;mso-position-vertical:absolute;mso-position-vertical-relative:text;mso-width-percent:0;mso-height-percent:0;mso-width-relative:margin;mso-height-relative:margin;v-text-anchor:middle" coordsize="2796419,1911048" o:gfxdata="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" path="m,1301448l435429,899886r488647,l1315962,517677r527352,53219l2423886,r372533,541867l2211010,1040191,1524000,977296r-425752,488647l546705,1422400,285448,1911048,,1301448xe" fillcolor="#e3caa2" strokecolor="#b7946a" strokeweight="1pt">
+              <v:shape w14:anchorId="56F1D6A1" id="任意形状 30" o:spid="_x0000_s1026" style="position:absolute;margin-left:201.95pt;margin-top:21.85pt;width:167.65pt;height:129.65pt;rotation:489285fd;z-index:251660288;visibility:visible;mso-wrap-style:square;mso-width-percent:0;mso-height-percent:0;mso-wrap-distance-left:9pt;mso-wrap-distance-top:0;mso-wrap-distance-right:9pt;mso-wrap-distance-bottom:0;mso-position-horizontal:absolute;mso-position-horizontal-relative:text;mso-position-vertical:absolute;mso-position-vertical-relative:text;mso-width-percent:0;mso-height-percent:0;mso-width-relative:margin;mso-height-relative:margin;v-text-anchor:middle" coordsize="2796419,1911048" o:gfxdata="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" path="m,1301448l435429,899886r488647,l1315962,517677r527352,53219l2423886,r372533,541867l2211010,1040191,1524000,977296r-425752,488647l546705,1422400,285448,1911048,,1301448xe" fillcolor="#e3caa2" strokecolor="#b7946a" strokeweight="1pt">
                 <v:fill opacity="43690f"/>
                 <v:stroke joinstyle="miter"/>
                 <v:path arrowok="t" o:connecttype="custom" o:connectlocs="0,1121325;331530,775340;703579,775340;1001955,446029;1403474,491883;1845513,0;2129155,466871;1683433,896226;1160353,842036;836191,1263053;416254,1225537;217336,1646555;0,1121325" o:connectangles="0,0,0,0,0,0,0,0,0,0,0,0,0"/>
@@ -7667,7 +9170,7 @@
         <mc:AlternateContent>
           <mc:Choice Requires="wps">
             <w:drawing>
-              <wp:anchor distT="0" distB="0" distL="114300" distR="114300" simplePos="0" relativeHeight="251716608" behindDoc="0" locked="0" layoutInCell="1" allowOverlap="1" wp14:anchorId="14ECF3FC" wp14:editId="2A50633B">
+              <wp:anchor distT="0" distB="0" distL="114300" distR="114300" simplePos="0" relativeHeight="251661312" behindDoc="0" locked="0" layoutInCell="1" allowOverlap="1" wp14:anchorId="14ECF3FC" wp14:editId="639A594B">
                 <wp:simplePos x="0" y="0"/>
                 <wp:positionH relativeFrom="column">
                   <wp:posOffset>3529269</wp:posOffset>
@@ -7741,7 +9244,7 @@
           </mc:Choice>
           <mc:Fallback>
             <w:pict>
-              <v:shapetype w14:anchorId="099FC9EB" id="_x0000_t5" coordsize="21600,21600" o:spt="5" adj="10800" path="m@0,l,21600r21600,xe">
+              <v:shapetype w14:anchorId="71DAC3D7" id="_x0000_t5" coordsize="21600,21600" o:spt="5" adj="10800" path="m@0,l,21600r21600,xe">
                 <v:stroke joinstyle="miter"/>
                 <v:formulas>
                   <v:f eqn="val #0"/>
@@ -7753,7 +9256,7 @@
                   <v:h position="#0,topLeft" xrange="0,21600"/>
                 </v:handles>
               </v:shapetype>
-              <v:shape id="三角形 31" o:spid="_x0000_s1026" type="#_x0000_t5" style="position:absolute;margin-left:277.9pt;margin-top:76.3pt;width:13.1pt;height:14.35pt;rotation:2257786fd;z-index:251716608;visibility:visible;mso-wrap-style:square;mso-width-percent:0;mso-height-percent:0;mso-wrap-distance-left:9pt;mso-wrap-distance-top:0;mso-wrap-distance-right:9pt;mso-wrap-distance-bottom:0;mso-position-horizontal:absolute;mso-position-horizontal-relative:text;mso-position-vertical:absolute;mso-position-vertical-relative:text;mso-width-percent:0;mso-height-percent:0;mso-width-relative:margin;mso-height-relative:margin;v-text-anchor:middle" o:gfxdata="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" adj="19054" fillcolor="#e3caa2" strokecolor="#a46e38" strokeweight="1.5pt">
+              <v:shape id="三角形 31" o:spid="_x0000_s1026" type="#_x0000_t5" style="position:absolute;margin-left:277.9pt;margin-top:76.3pt;width:13.1pt;height:14.35pt;rotation:2257786fd;z-index:251661312;visibility:visible;mso-wrap-style:square;mso-width-percent:0;mso-height-percent:0;mso-wrap-distance-left:9pt;mso-wrap-distance-top:0;mso-wrap-distance-right:9pt;mso-wrap-distance-bottom:0;mso-position-horizontal:absolute;mso-position-horizontal-relative:text;mso-position-vertical:absolute;mso-position-vertical-relative:text;mso-width-percent:0;mso-height-percent:0;mso-width-relative:margin;mso-height-relative:margin;v-text-anchor:middle" o:gfxdata="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" adj="19054" fillcolor="#e3caa2" strokecolor="#a46e38" strokeweight="1.5pt">
                 <v:fill opacity="43690f"/>
               </v:shape>
             </w:pict>
@@ -7767,7 +9270,7 @@
         <mc:AlternateContent>
           <mc:Choice Requires="wpg">
             <w:drawing>
-              <wp:anchor distT="0" distB="0" distL="114300" distR="114300" simplePos="0" relativeHeight="251556863" behindDoc="0" locked="0" layoutInCell="1" allowOverlap="1" wp14:anchorId="5ECD3E12" wp14:editId="6D714058">
+              <wp:anchor distT="0" distB="0" distL="114300" distR="114300" simplePos="0" relativeHeight="251501567" behindDoc="0" locked="0" layoutInCell="1" allowOverlap="1" wp14:anchorId="5ECD3E12" wp14:editId="066B88B2">
                 <wp:simplePos x="0" y="0"/>
                 <wp:positionH relativeFrom="column">
                   <wp:posOffset>3649345</wp:posOffset>
@@ -8232,7 +9735,7 @@
           </mc:Choice>
           <mc:Fallback>
             <w:pict>
-              <v:group w14:anchorId="3BA753BC" id="组合 14" o:spid="_x0000_s1026" style="position:absolute;margin-left:287.35pt;margin-top:70.4pt;width:39.45pt;height:39.7pt;z-index:251556863" coordsize="501252,504691" o:gfxdata="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">
+              <v:group w14:anchorId="1374A3F6" id="组合 14" o:spid="_x0000_s1026" style="position:absolute;margin-left:287.35pt;margin-top:70.4pt;width:39.45pt;height:39.7pt;z-index:251501567" coordsize="501252,504691" o:gfxdata="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">
                 <v:line id="直线连接符 12" o:spid="_x0000_s1027" style="position:absolute;visibility:visible;mso-wrap-style:square" from="281065,284813" to="496965,391495" o:connectortype="straight" o:gfxdata="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" strokecolor="#c88a48" strokeweight="1pt">
                   <v:stroke joinstyle="miter"/>
                 </v:line>
@@ -8287,7 +9790,7 @@
         <mc:AlternateContent>
           <mc:Choice Requires="wpg">
             <w:drawing>
-              <wp:anchor distT="0" distB="0" distL="114300" distR="114300" simplePos="0" relativeHeight="251706368" behindDoc="0" locked="0" layoutInCell="1" allowOverlap="1" wp14:anchorId="629A5307" wp14:editId="133D2A3D">
+              <wp:anchor distT="0" distB="0" distL="114300" distR="114300" simplePos="0" relativeHeight="251651072" behindDoc="0" locked="0" layoutInCell="1" allowOverlap="1" wp14:anchorId="629A5307" wp14:editId="47789F69">
                 <wp:simplePos x="0" y="0"/>
                 <wp:positionH relativeFrom="column">
                   <wp:posOffset>3717290</wp:posOffset>
@@ -8721,7 +10224,7 @@
           </mc:Choice>
           <mc:Fallback>
             <w:pict>
-              <v:group w14:anchorId="0E631B6F" id="组合 13" o:spid="_x0000_s1026" style="position:absolute;margin-left:292.7pt;margin-top:105.35pt;width:39.45pt;height:39.75pt;z-index:251706368;mso-width-relative:margin;mso-height-relative:margin" coordsize="501252,504691" o:gfxdata="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">
+              <v:group w14:anchorId="00512075" id="组合 13" o:spid="_x0000_s1026" style="position:absolute;margin-left:292.7pt;margin-top:105.35pt;width:39.45pt;height:39.75pt;z-index:251651072;mso-width-relative:margin;mso-height-relative:margin" coordsize="501252,504691" o:gfxdata="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">
                 <v:group id="组合 11" o:spid="_x0000_s1027" style="position:absolute;left:213609;top:104931;width:287643;height:399760" coordsize="287643,399760" o:gfxdata="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">
                   <v:line id="直线连接符 8" o:spid="_x0000_s1028" style="position:absolute;flip:x y;visibility:visible;mso-wrap-style:square" from="0,111760" to="0,399760" o:connectortype="straight" o:gfxdata="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" strokecolor="#ccd8dd" strokeweight="1pt">
                     <v:stroke joinstyle="miter"/>
@@ -8771,7 +10274,7 @@
         <mc:AlternateContent>
           <mc:Choice Requires="wpg">
             <w:drawing>
-              <wp:anchor distT="0" distB="0" distL="114300" distR="114300" simplePos="0" relativeHeight="251707392" behindDoc="0" locked="0" layoutInCell="1" allowOverlap="1" wp14:anchorId="23F8B9A1" wp14:editId="2C8A0EFF">
+              <wp:anchor distT="0" distB="0" distL="114300" distR="114300" simplePos="0" relativeHeight="251652096" behindDoc="0" locked="0" layoutInCell="1" allowOverlap="1" wp14:anchorId="23F8B9A1" wp14:editId="79886438">
                 <wp:simplePos x="0" y="0"/>
                 <wp:positionH relativeFrom="column">
                   <wp:posOffset>3431540</wp:posOffset>
@@ -9241,7 +10744,7 @@
           </mc:Choice>
           <mc:Fallback>
             <w:pict>
-              <v:group w14:anchorId="35E6667E" id="组合 14" o:spid="_x0000_s1026" style="position:absolute;margin-left:270.2pt;margin-top:113.85pt;width:39.45pt;height:39.75pt;z-index:251707392;mso-height-relative:margin" coordsize="501252,504691" o:gfxdata="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">
+              <v:group w14:anchorId="2A8A3DE2" id="组合 14" o:spid="_x0000_s1026" style="position:absolute;margin-left:270.2pt;margin-top:113.85pt;width:39.45pt;height:39.75pt;z-index:251652096;mso-height-relative:margin" coordsize="501252,504691" o:gfxdata="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">
                 <v:line id="直线连接符 12" o:spid="_x0000_s1027" style="position:absolute;visibility:visible;mso-wrap-style:square" from="281065,284813" to="496965,391495" o:connectortype="straight" o:gfxdata="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" strokecolor="#ccd8dd" strokeweight="1pt">
                   <v:stroke joinstyle="miter"/>
                 </v:line>
@@ -9296,7 +10799,7 @@
         <mc:AlternateContent>
           <mc:Choice Requires="wps">
             <w:drawing>
-              <wp:anchor distT="0" distB="0" distL="114300" distR="114300" simplePos="0" relativeHeight="251705344" behindDoc="0" locked="0" layoutInCell="1" allowOverlap="1" wp14:anchorId="7C6DD1C1" wp14:editId="77D721EB">
+              <wp:anchor distT="0" distB="0" distL="114300" distR="114300" simplePos="0" relativeHeight="251650048" behindDoc="0" locked="0" layoutInCell="1" allowOverlap="1" wp14:anchorId="7C6DD1C1" wp14:editId="1B73E082">
                 <wp:simplePos x="0" y="0"/>
                 <wp:positionH relativeFrom="column">
                   <wp:posOffset>3994545</wp:posOffset>
@@ -9350,7 +10853,7 @@
           </mc:Choice>
           <mc:Fallback>
             <w:pict>
-              <v:line w14:anchorId="1EBB46DB" id="直线连接符 12" o:spid="_x0000_s1026" style="position:absolute;z-index:251705344;visibility:visible;mso-wrap-style:square;mso-wrap-distance-left:9pt;mso-wrap-distance-top:0;mso-wrap-distance-right:9pt;mso-wrap-distance-bottom:0;mso-position-horizontal:absolute;mso-position-horizontal-relative:text;mso-position-vertical:absolute;mso-position-vertical-relative:text" from="314.55pt,127.45pt" to="331.55pt,135.85pt" o:gfxdata="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" strokecolor="#ccd8dd" strokeweight="1pt">
+              <v:line w14:anchorId="18CB8375" id="直线连接符 12" o:spid="_x0000_s1026" style="position:absolute;z-index:251650048;visibility:visible;mso-wrap-style:square;mso-wrap-distance-left:9pt;mso-wrap-distance-top:0;mso-wrap-distance-right:9pt;mso-wrap-distance-bottom:0;mso-position-horizontal:absolute;mso-position-horizontal-relative:text;mso-position-vertical:absolute;mso-position-vertical-relative:text" from="314.55pt,127.45pt" to="331.55pt,135.85pt" o:gfxdata="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" strokecolor="#ccd8dd" strokeweight="1pt">
                 <v:stroke joinstyle="miter"/>
               </v:line>
             </w:pict>
@@ -9364,7 +10867,7 @@
         <mc:AlternateContent>
           <mc:Choice Requires="wpg">
             <w:drawing>
-              <wp:anchor distT="0" distB="0" distL="114300" distR="114300" simplePos="0" relativeHeight="251710464" behindDoc="0" locked="0" layoutInCell="1" allowOverlap="1" wp14:anchorId="5E43E861" wp14:editId="67BE4861">
+              <wp:anchor distT="0" distB="0" distL="114300" distR="114300" simplePos="0" relativeHeight="251655168" behindDoc="0" locked="0" layoutInCell="1" allowOverlap="1" wp14:anchorId="5E43E861" wp14:editId="58DA8255">
                 <wp:simplePos x="0" y="0"/>
                 <wp:positionH relativeFrom="column">
                   <wp:posOffset>2996842</wp:posOffset>
@@ -9829,7 +11332,7 @@
           </mc:Choice>
           <mc:Fallback>
             <w:pict>
-              <v:group w14:anchorId="3E87A898" id="组合 14" o:spid="_x0000_s1026" style="position:absolute;margin-left:235.95pt;margin-top:97.1pt;width:39.45pt;height:39.7pt;z-index:251710464" coordsize="501252,504691" o:gfxdata="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">
+              <v:group w14:anchorId="29C3873D" id="组合 14" o:spid="_x0000_s1026" style="position:absolute;margin-left:235.95pt;margin-top:97.1pt;width:39.45pt;height:39.7pt;z-index:251655168" coordsize="501252,504691" o:gfxdata="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">
                 <v:line id="直线连接符 12" o:spid="_x0000_s1027" style="position:absolute;visibility:visible;mso-wrap-style:square" from="281065,284813" to="496965,391495" o:connectortype="straight" o:gfxdata="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" strokecolor="#c88a48" strokeweight="1pt">
                   <v:stroke joinstyle="miter"/>
                 </v:line>
@@ -9884,7 +11387,7 @@
         <mc:AlternateContent>
           <mc:Choice Requires="wpg">
             <w:drawing>
-              <wp:anchor distT="0" distB="0" distL="114300" distR="114300" simplePos="0" relativeHeight="251712512" behindDoc="0" locked="0" layoutInCell="1" allowOverlap="1" wp14:anchorId="048B631C" wp14:editId="09EB96FF">
+              <wp:anchor distT="0" distB="0" distL="114300" distR="114300" simplePos="0" relativeHeight="251657216" behindDoc="0" locked="0" layoutInCell="1" allowOverlap="1" wp14:anchorId="048B631C" wp14:editId="51C6D6F0">
                 <wp:simplePos x="0" y="0"/>
                 <wp:positionH relativeFrom="column">
                   <wp:posOffset>2936240</wp:posOffset>
@@ -10364,7 +11867,7 @@
           </mc:Choice>
           <mc:Fallback>
             <w:pict>
-              <v:group w14:anchorId="5D8328CD" id="组合 14" o:spid="_x0000_s1026" style="position:absolute;margin-left:231.2pt;margin-top:113.9pt;width:39.45pt;height:39.7pt;z-index:251712512" coordsize="501252,504691" o:gfxdata="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">
+              <v:group w14:anchorId="03E805EA" id="组合 14" o:spid="_x0000_s1026" style="position:absolute;margin-left:231.2pt;margin-top:113.9pt;width:39.45pt;height:39.7pt;z-index:251657216" coordsize="501252,504691" o:gfxdata="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">
                 <v:line id="直线连接符 12" o:spid="_x0000_s1027" style="position:absolute;visibility:visible;mso-wrap-style:square" from="281065,284813" to="496965,391495" o:connectortype="straight" o:gfxdata="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" strokecolor="#ccd8dd" strokeweight="1pt">
                   <v:stroke opacity="0" joinstyle="miter"/>
                 </v:line>
@@ -10419,7 +11922,7 @@
         <mc:AlternateContent>
           <mc:Choice Requires="wpg">
             <w:drawing>
-              <wp:anchor distT="0" distB="0" distL="114300" distR="114300" simplePos="0" relativeHeight="251713536" behindDoc="0" locked="0" layoutInCell="1" allowOverlap="1" wp14:anchorId="2409CF23" wp14:editId="2E0C5B60">
+              <wp:anchor distT="0" distB="0" distL="114300" distR="114300" simplePos="0" relativeHeight="251658240" behindDoc="0" locked="0" layoutInCell="1" allowOverlap="1" wp14:anchorId="2409CF23" wp14:editId="5430953F">
                 <wp:simplePos x="0" y="0"/>
                 <wp:positionH relativeFrom="column">
                   <wp:posOffset>3216905</wp:posOffset>
@@ -10892,7 +12395,7 @@
           </mc:Choice>
           <mc:Fallback>
             <w:pict>
-              <v:group w14:anchorId="35BE3F81" id="组合 14" o:spid="_x0000_s1026" style="position:absolute;margin-left:253.3pt;margin-top:105.45pt;width:39.45pt;height:39.75pt;z-index:251713536" coordsize="501252,504691" o:gfxdata="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">
+              <v:group w14:anchorId="4AA1CAFF" id="组合 14" o:spid="_x0000_s1026" style="position:absolute;margin-left:253.3pt;margin-top:105.45pt;width:39.45pt;height:39.75pt;z-index:251658240" coordsize="501252,504691" o:gfxdata="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">
                 <v:line id="直线连接符 12" o:spid="_x0000_s1027" style="position:absolute;visibility:visible;mso-wrap-style:square" from="281065,284813" to="496965,391495" o:connectortype="straight" o:gfxdata="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" strokecolor="#c88a48" strokeweight="1pt">
                   <v:stroke opacity="0" joinstyle="miter"/>
                 </v:line>
@@ -10947,7 +12450,7 @@
         <mc:AlternateContent>
           <mc:Choice Requires="wpg">
             <w:drawing>
-              <wp:anchor distT="0" distB="0" distL="114300" distR="114300" simplePos="0" relativeHeight="251703296" behindDoc="0" locked="0" layoutInCell="1" allowOverlap="1" wp14:anchorId="06C0748C" wp14:editId="785BE117">
+              <wp:anchor distT="0" distB="0" distL="114300" distR="114300" simplePos="0" relativeHeight="251648000" behindDoc="0" locked="0" layoutInCell="1" allowOverlap="1" wp14:anchorId="06C0748C" wp14:editId="6728989E">
                 <wp:simplePos x="0" y="0"/>
                 <wp:positionH relativeFrom="column">
                   <wp:posOffset>3997234</wp:posOffset>
@@ -11412,7 +12915,7 @@
           </mc:Choice>
           <mc:Fallback>
             <w:pict>
-              <v:group w14:anchorId="68952825" id="组合 14" o:spid="_x0000_s1026" style="position:absolute;margin-left:314.75pt;margin-top:96.6pt;width:39.45pt;height:39.75pt;z-index:251703296" coordsize="501252,504691" o:gfxdata="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">
+              <v:group w14:anchorId="2B98BC4D" id="组合 14" o:spid="_x0000_s1026" style="position:absolute;margin-left:314.75pt;margin-top:96.6pt;width:39.45pt;height:39.75pt;z-index:251648000" coordsize="501252,504691" o:gfxdata="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">
                 <v:line id="直线连接符 12" o:spid="_x0000_s1027" style="position:absolute;visibility:visible;mso-wrap-style:square" from="281065,284813" to="496965,391495" o:connectortype="straight" o:gfxdata="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" strokecolor="#ccd8dd" strokeweight="1pt">
                   <v:stroke joinstyle="miter"/>
                 </v:line>
@@ -11467,7 +12970,7 @@
         <mc:AlternateContent>
           <mc:Choice Requires="wpg">
             <w:drawing>
-              <wp:anchor distT="0" distB="0" distL="114300" distR="114300" simplePos="0" relativeHeight="251708416" behindDoc="0" locked="0" layoutInCell="1" allowOverlap="1" wp14:anchorId="7AA78A6B" wp14:editId="476E2640">
+              <wp:anchor distT="0" distB="0" distL="114300" distR="114300" simplePos="0" relativeHeight="251653120" behindDoc="0" locked="0" layoutInCell="1" allowOverlap="1" wp14:anchorId="7AA78A6B" wp14:editId="0079B9D3">
                 <wp:simplePos x="0" y="0"/>
                 <wp:positionH relativeFrom="column">
                   <wp:posOffset>3149600</wp:posOffset>
@@ -11932,7 +13435,7 @@
           </mc:Choice>
           <mc:Fallback>
             <w:pict>
-              <v:group w14:anchorId="3D4A9FE4" id="组合 14" o:spid="_x0000_s1026" style="position:absolute;margin-left:248pt;margin-top:122.2pt;width:39.45pt;height:39.7pt;z-index:251708416" coordsize="501252,504691" o:gfxdata="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">
+              <v:group w14:anchorId="2C645B87" id="组合 14" o:spid="_x0000_s1026" style="position:absolute;margin-left:248pt;margin-top:122.2pt;width:39.45pt;height:39.7pt;z-index:251653120" coordsize="501252,504691" o:gfxdata="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">
                 <v:line id="直线连接符 12" o:spid="_x0000_s1027" style="position:absolute;visibility:visible;mso-wrap-style:square" from="281065,284813" to="496965,391495" o:connectortype="straight" o:gfxdata="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" strokecolor="#ccd8dd" strokeweight="1pt">
                   <v:stroke joinstyle="miter"/>
                 </v:line>
@@ -11987,7 +13490,7 @@
         <mc:AlternateContent>
           <mc:Choice Requires="wps">
             <w:drawing>
-              <wp:anchor distT="0" distB="0" distL="114300" distR="114300" simplePos="0" relativeHeight="251699200" behindDoc="0" locked="0" layoutInCell="1" allowOverlap="1" wp14:anchorId="345ED1E4" wp14:editId="16CA8300">
+              <wp:anchor distT="0" distB="0" distL="114300" distR="114300" simplePos="0" relativeHeight="251643904" behindDoc="0" locked="0" layoutInCell="1" allowOverlap="1" wp14:anchorId="345ED1E4" wp14:editId="1FC8B476">
                 <wp:simplePos x="0" y="0"/>
                 <wp:positionH relativeFrom="column">
                   <wp:posOffset>3776105</wp:posOffset>
@@ -12041,7 +13544,7 @@
           </mc:Choice>
           <mc:Fallback>
             <w:pict>
-              <v:line w14:anchorId="0DB6452F" id="直线连接符 12" o:spid="_x0000_s1026" style="position:absolute;z-index:251699200;visibility:visible;mso-wrap-style:square;mso-wrap-distance-left:9pt;mso-wrap-distance-top:0;mso-wrap-distance-right:9pt;mso-wrap-distance-bottom:0;mso-position-horizontal:absolute;mso-position-horizontal-relative:text;mso-position-vertical:absolute;mso-position-vertical-relative:text" from="297.35pt,119.45pt" to="314.35pt,127.85pt" o:gfxdata="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" strokecolor="#a46e38" strokeweight="2pt">
+              <v:line w14:anchorId="32C001E9" id="直线连接符 12" o:spid="_x0000_s1026" style="position:absolute;z-index:251643904;visibility:visible;mso-wrap-style:square;mso-wrap-distance-left:9pt;mso-wrap-distance-top:0;mso-wrap-distance-right:9pt;mso-wrap-distance-bottom:0;mso-position-horizontal:absolute;mso-position-horizontal-relative:text;mso-position-vertical:absolute;mso-position-vertical-relative:text" from="297.35pt,119.45pt" to="314.35pt,127.85pt" o:gfxdata="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" strokecolor="#a46e38" strokeweight="2pt">
                 <v:stroke joinstyle="miter"/>
               </v:line>
             </w:pict>
@@ -12055,7 +13558,7 @@
         <mc:AlternateContent>
           <mc:Choice Requires="wpg">
             <w:drawing>
-              <wp:anchor distT="0" distB="0" distL="114300" distR="114300" simplePos="0" relativeHeight="251700224" behindDoc="0" locked="0" layoutInCell="1" allowOverlap="1" wp14:anchorId="2A46C3A9" wp14:editId="72105A0F">
+              <wp:anchor distT="0" distB="0" distL="114300" distR="114300" simplePos="0" relativeHeight="251644928" behindDoc="0" locked="0" layoutInCell="1" allowOverlap="1" wp14:anchorId="2A46C3A9" wp14:editId="71BFD3AD">
                 <wp:simplePos x="0" y="0"/>
                 <wp:positionH relativeFrom="column">
                   <wp:posOffset>3495040</wp:posOffset>
@@ -12475,7 +13978,7 @@
           </mc:Choice>
           <mc:Fallback>
             <w:pict>
-              <v:group w14:anchorId="38C8EF06" id="组合 13" o:spid="_x0000_s1026" style="position:absolute;margin-left:275.2pt;margin-top:97pt;width:39.45pt;height:39.75pt;z-index:251700224" coordsize="501252,504691" o:gfxdata="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">
+              <v:group w14:anchorId="4067F157" id="组合 13" o:spid="_x0000_s1026" style="position:absolute;margin-left:275.2pt;margin-top:97pt;width:39.45pt;height:39.75pt;z-index:251644928" coordsize="501252,504691" o:gfxdata="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">
                 <v:group id="组合 11" o:spid="_x0000_s1027" style="position:absolute;left:213609;top:104931;width:287643;height:399760" coordsize="287643,399760" o:gfxdata="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">
                   <v:line id="直线连接符 8" o:spid="_x0000_s1028" style="position:absolute;flip:x y;visibility:visible;mso-wrap-style:square" from="0,111760" to="0,399760" o:connectortype="straight" o:gfxdata="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" strokecolor="#a46e38" strokeweight="2pt">
                     <v:stroke joinstyle="miter"/>
@@ -12525,7 +14028,7 @@
         <mc:AlternateContent>
           <mc:Choice Requires="wpg">
             <w:drawing>
-              <wp:anchor distT="0" distB="0" distL="114300" distR="114300" simplePos="0" relativeHeight="251697152" behindDoc="0" locked="0" layoutInCell="1" allowOverlap="1" wp14:anchorId="54675F1D" wp14:editId="56A1C334">
+              <wp:anchor distT="0" distB="0" distL="114300" distR="114300" simplePos="0" relativeHeight="251641856" behindDoc="0" locked="0" layoutInCell="1" allowOverlap="1" wp14:anchorId="54675F1D" wp14:editId="7E65BB20">
                 <wp:simplePos x="0" y="0"/>
                 <wp:positionH relativeFrom="column">
                   <wp:posOffset>3280088</wp:posOffset>
@@ -13002,7 +14505,7 @@
           </mc:Choice>
           <mc:Fallback>
             <w:pict>
-              <v:group w14:anchorId="3757221A" id="组合 14" o:spid="_x0000_s1026" style="position:absolute;margin-left:258.25pt;margin-top:88.5pt;width:39.45pt;height:39.7pt;z-index:251697152" coordsize="501252,504691" o:gfxdata="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">
+              <v:group w14:anchorId="2F6B722D" id="组合 14" o:spid="_x0000_s1026" style="position:absolute;margin-left:258.25pt;margin-top:88.5pt;width:39.45pt;height:39.7pt;z-index:251641856" coordsize="501252,504691" o:gfxdata="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">
                 <v:line id="直线连接符 12" o:spid="_x0000_s1027" style="position:absolute;visibility:visible;mso-wrap-style:square" from="281065,284813" to="496965,391495" o:connectortype="straight" o:gfxdata="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" strokecolor="#ccd8dd" strokeweight="1pt">
                   <v:stroke joinstyle="miter"/>
                 </v:line>
@@ -13057,7 +14560,7 @@
         <mc:AlternateContent>
           <mc:Choice Requires="wpg">
             <w:drawing>
-              <wp:anchor distT="0" distB="0" distL="114300" distR="114300" simplePos="0" relativeHeight="251695104" behindDoc="0" locked="0" layoutInCell="1" allowOverlap="1" wp14:anchorId="42F5A1C4" wp14:editId="20757F4F">
+              <wp:anchor distT="0" distB="0" distL="114300" distR="114300" simplePos="0" relativeHeight="251639808" behindDoc="0" locked="0" layoutInCell="1" allowOverlap="1" wp14:anchorId="42F5A1C4" wp14:editId="1A85143A">
                 <wp:simplePos x="0" y="0"/>
                 <wp:positionH relativeFrom="column">
                   <wp:posOffset>3780922</wp:posOffset>
@@ -13522,7 +15025,7 @@
           </mc:Choice>
           <mc:Fallback>
             <w:pict>
-              <v:group w14:anchorId="46EDEDB1" id="组合 14" o:spid="_x0000_s1026" style="position:absolute;margin-left:297.7pt;margin-top:88.5pt;width:39.45pt;height:39.75pt;z-index:251695104" coordsize="501252,504691" o:gfxdata="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">
+              <v:group w14:anchorId="1A3765B9" id="组合 14" o:spid="_x0000_s1026" style="position:absolute;margin-left:297.7pt;margin-top:88.5pt;width:39.45pt;height:39.75pt;z-index:251639808" coordsize="501252,504691" o:gfxdata="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">
                 <v:line id="直线连接符 12" o:spid="_x0000_s1027" style="position:absolute;visibility:visible;mso-wrap-style:square" from="281065,284813" to="496965,391495" o:connectortype="straight" o:gfxdata="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" strokecolor="#c88a48" strokeweight="1pt">
                   <v:stroke joinstyle="miter"/>
                 </v:line>
@@ -13575,7 +15078,7 @@
           <w:noProof/>
         </w:rPr>
         <w:drawing>
-          <wp:anchor distT="0" distB="0" distL="114300" distR="114300" simplePos="0" relativeHeight="251565056" behindDoc="0" locked="0" layoutInCell="1" allowOverlap="1" wp14:anchorId="76C274BB" wp14:editId="0D571A5F">
+          <wp:anchor distT="0" distB="0" distL="114300" distR="114300" simplePos="0" relativeHeight="251509760" behindDoc="0" locked="0" layoutInCell="1" allowOverlap="1" wp14:anchorId="76C274BB" wp14:editId="06F7B633">
             <wp:simplePos x="0" y="0"/>
             <wp:positionH relativeFrom="column">
               <wp:posOffset>170815</wp:posOffset>
@@ -13598,7 +15101,7 @@
                     <pic:cNvPicPr/>
                   </pic:nvPicPr>
                   <pic:blipFill>
-                    <a:blip r:embed="rId10" cstate="print">
+                    <a:blip r:embed="rId9" cstate="print">
                       <a:extLst>
                         <a:ext uri="{28A0092B-C50C-407E-A947-70E740481C1C}">
                           <a14:useLocalDpi xmlns:a14="http://schemas.microsoft.com/office/drawing/2010/main" val="0"/>
@@ -14464,7 +15967,7 @@
   <w:style w:type="paragraph" w:default="1" w:styleId="a">
     <w:name w:val="Normal"/>
     <w:qFormat/>
-    <w:rsid w:val="005F21ED"/>
+    <w:rsid w:val="000A329A"/>
     <w:pPr>
       <w:widowControl w:val="0"/>
     </w:pPr>

--- a/figures/oriented_signed_fdg_detail.docx
+++ b/figures/oriented_signed_fdg_detail.docx
@@ -10,18 +10,18 @@
         <mc:AlternateContent>
           <mc:Choice Requires="wpg">
             <w:drawing>
-              <wp:anchor distT="0" distB="0" distL="114300" distR="114300" simplePos="0" relativeHeight="251845632" behindDoc="0" locked="0" layoutInCell="1" allowOverlap="1" wp14:anchorId="6F6EA937" wp14:editId="40CE41DB">
+              <wp:anchor distT="0" distB="0" distL="114300" distR="114300" simplePos="0" relativeHeight="251846656" behindDoc="0" locked="0" layoutInCell="1" allowOverlap="1" wp14:anchorId="1A30E3A6" wp14:editId="05602E21">
                 <wp:simplePos x="0" y="0"/>
                 <wp:positionH relativeFrom="column">
-                  <wp:posOffset>5768340</wp:posOffset>
+                  <wp:posOffset>5645020</wp:posOffset>
                 </wp:positionH>
                 <wp:positionV relativeFrom="paragraph">
-                  <wp:posOffset>2052664</wp:posOffset>
+                  <wp:posOffset>1793299</wp:posOffset>
                 </wp:positionV>
-                <wp:extent cx="1861820" cy="374015"/>
-                <wp:effectExtent l="0" t="0" r="17780" b="6985"/>
+                <wp:extent cx="2118568" cy="641693"/>
+                <wp:effectExtent l="0" t="0" r="15240" b="19050"/>
                 <wp:wrapNone/>
-                <wp:docPr id="1139972420" name="组合 224"/>
+                <wp:docPr id="1553654366" name="组合 232"/>
                 <wp:cNvGraphicFramePr/>
                 <a:graphic xmlns:a="http://schemas.openxmlformats.org/drawingml/2006/main">
                   <a:graphicData uri="http://schemas.microsoft.com/office/word/2010/wordprocessingGroup">
@@ -30,39 +30,82 @@
                       <wpg:grpSpPr>
                         <a:xfrm>
                           <a:off x="0" y="0"/>
-                          <a:ext cx="1861820" cy="374015"/>
+                          <a:ext cx="2118568" cy="641693"/>
                           <a:chOff x="0" y="0"/>
-                          <a:chExt cx="1861859" cy="374400"/>
+                          <a:chExt cx="2118568" cy="641693"/>
                         </a:xfrm>
                       </wpg:grpSpPr>
+                      <wps:wsp>
+                        <wps:cNvPr id="441849947" name="矩形 194"/>
+                        <wps:cNvSpPr/>
+                        <wps:spPr>
+                          <a:xfrm>
+                            <a:off x="1254968" y="138138"/>
+                            <a:ext cx="863600" cy="503555"/>
+                          </a:xfrm>
+                          <a:prstGeom prst="rect">
+                            <a:avLst/>
+                          </a:prstGeom>
+                          <a:solidFill>
+                            <a:srgbClr val="EAF4FF"/>
+                          </a:solidFill>
+                          <a:ln>
+                            <a:solidFill>
+                              <a:schemeClr val="bg1"/>
+                            </a:solidFill>
+                          </a:ln>
+                        </wps:spPr>
+                        <wps:style>
+                          <a:lnRef idx="2">
+                            <a:schemeClr val="accent1">
+                              <a:shade val="15000"/>
+                            </a:schemeClr>
+                          </a:lnRef>
+                          <a:fillRef idx="1">
+                            <a:schemeClr val="accent1"/>
+                          </a:fillRef>
+                          <a:effectRef idx="0">
+                            <a:schemeClr val="accent1"/>
+                          </a:effectRef>
+                          <a:fontRef idx="minor">
+                            <a:schemeClr val="lt1"/>
+                          </a:fontRef>
+                        </wps:style>
+                        <wps:bodyPr rot="0" spcFirstLastPara="0" vertOverflow="overflow" horzOverflow="overflow" vert="horz" wrap="square" lIns="91440" tIns="45720" rIns="91440" bIns="45720" numCol="1" spcCol="0" rtlCol="0" fromWordArt="0" anchor="ctr" anchorCtr="0" forceAA="0" compatLnSpc="1">
+                          <a:prstTxWarp prst="textNoShape">
+                            <a:avLst/>
+                          </a:prstTxWarp>
+                          <a:noAutofit/>
+                        </wps:bodyPr>
+                      </wps:wsp>
                       <wpg:grpSp>
-                        <wpg:cNvPr id="1466998655" name="组合 221"/>
+                        <wpg:cNvPr id="362063037" name="组合 219"/>
                         <wpg:cNvGrpSpPr/>
                         <wpg:grpSpPr>
                           <a:xfrm>
-                            <a:off x="1221059" y="0"/>
-                            <a:ext cx="640800" cy="373101"/>
-                            <a:chOff x="0" y="0"/>
-                            <a:chExt cx="640800" cy="373101"/>
+                            <a:off x="1497564" y="343411"/>
+                            <a:ext cx="382905" cy="233680"/>
+                            <a:chOff x="0" y="-56133"/>
+                            <a:chExt cx="423631" cy="164997"/>
                           </a:xfrm>
                         </wpg:grpSpPr>
                         <wps:wsp>
-                          <wps:cNvPr id="2076195110" name="矩形 194"/>
+                          <wps:cNvPr id="1721123354" name="矩形 195"/>
                           <wps:cNvSpPr/>
                           <wps:spPr>
                             <a:xfrm>
-                              <a:off x="0" y="0"/>
-                              <a:ext cx="640800" cy="373101"/>
+                              <a:off x="0" y="-56132"/>
+                              <a:ext cx="68031" cy="35562"/>
                             </a:xfrm>
                             <a:prstGeom prst="rect">
                               <a:avLst/>
                             </a:prstGeom>
                             <a:solidFill>
-                              <a:srgbClr val="EAF4FF"/>
+                              <a:srgbClr val="B9D7F3"/>
                             </a:solidFill>
-                            <a:ln>
+                            <a:ln w="9525">
                               <a:solidFill>
-                                <a:schemeClr val="bg1"/>
+                                <a:srgbClr val="A3C9EE"/>
                               </a:solidFill>
                             </a:ln>
                           </wps:spPr>
@@ -89,1228 +132,213 @@
                             <a:noAutofit/>
                           </wps:bodyPr>
                         </wps:wsp>
-                        <wpg:grpSp>
-                          <wpg:cNvPr id="687448355" name="组合 219"/>
-                          <wpg:cNvGrpSpPr/>
-                          <wpg:grpSpPr>
-                            <a:xfrm>
-                              <a:off x="128239" y="150540"/>
-                              <a:ext cx="383540" cy="172083"/>
-                              <a:chOff x="0" y="-56133"/>
-                              <a:chExt cx="423631" cy="164997"/>
-                            </a:xfrm>
-                          </wpg:grpSpPr>
-                          <wps:wsp>
-                            <wps:cNvPr id="1385959060" name="矩形 195"/>
-                            <wps:cNvSpPr/>
-                            <wps:spPr>
-                              <a:xfrm>
-                                <a:off x="0" y="-56132"/>
-                                <a:ext cx="68031" cy="35562"/>
-                              </a:xfrm>
-                              <a:prstGeom prst="rect">
-                                <a:avLst/>
-                              </a:prstGeom>
-                              <a:solidFill>
-                                <a:srgbClr val="B9D7F3"/>
-                              </a:solidFill>
-                              <a:ln w="9525">
-                                <a:solidFill>
-                                  <a:srgbClr val="A3C9EE"/>
-                                </a:solidFill>
-                              </a:ln>
-                            </wps:spPr>
-                            <wps:style>
-                              <a:lnRef idx="2">
-                                <a:schemeClr val="accent1">
-                                  <a:shade val="15000"/>
-                                </a:schemeClr>
-                              </a:lnRef>
-                              <a:fillRef idx="1">
-                                <a:schemeClr val="accent1"/>
-                              </a:fillRef>
-                              <a:effectRef idx="0">
-                                <a:schemeClr val="accent1"/>
-                              </a:effectRef>
-                              <a:fontRef idx="minor">
-                                <a:schemeClr val="lt1"/>
-                              </a:fontRef>
-                            </wps:style>
-                            <wps:bodyPr rot="0" spcFirstLastPara="0" vertOverflow="overflow" horzOverflow="overflow" vert="horz" wrap="square" lIns="91440" tIns="45720" rIns="91440" bIns="45720" numCol="1" spcCol="0" rtlCol="0" fromWordArt="0" anchor="ctr" anchorCtr="0" forceAA="0" compatLnSpc="1">
-                              <a:prstTxWarp prst="textNoShape">
-                                <a:avLst/>
-                              </a:prstTxWarp>
-                              <a:noAutofit/>
-                            </wps:bodyPr>
-                          </wps:wsp>
-                          <wps:wsp>
-                            <wps:cNvPr id="98873633" name="矩形 195"/>
-                            <wps:cNvSpPr/>
-                            <wps:spPr>
-                              <a:xfrm>
-                                <a:off x="88900" y="-56133"/>
-                                <a:ext cx="68031" cy="35562"/>
-                              </a:xfrm>
-                              <a:prstGeom prst="rect">
-                                <a:avLst/>
-                              </a:prstGeom>
-                              <a:solidFill>
-                                <a:srgbClr val="EAF5FC"/>
-                              </a:solidFill>
-                              <a:ln w="9525">
-                                <a:solidFill>
-                                  <a:srgbClr val="A3C9EE"/>
-                                </a:solidFill>
-                              </a:ln>
-                            </wps:spPr>
-                            <wps:style>
-                              <a:lnRef idx="2">
-                                <a:schemeClr val="accent1">
-                                  <a:shade val="15000"/>
-                                </a:schemeClr>
-                              </a:lnRef>
-                              <a:fillRef idx="1">
-                                <a:schemeClr val="accent1"/>
-                              </a:fillRef>
-                              <a:effectRef idx="0">
-                                <a:schemeClr val="accent1"/>
-                              </a:effectRef>
-                              <a:fontRef idx="minor">
-                                <a:schemeClr val="lt1"/>
-                              </a:fontRef>
-                            </wps:style>
-                            <wps:txbx>
-                              <w:txbxContent>
-                                <w:p>
-                                  <w:pPr>
-                                    <w:jc w:val="center"/>
-                                  </w:pPr>
-                                  <w:r>
-                                    <w:t>c</w:t>
-                                  </w:r>
-                                  <w:r>
-                                    <w:rPr>
-                                      <w:noProof/>
-                                    </w:rPr>
-                                    <w:drawing>
-                                      <wp:inline distT="0" distB="0" distL="0" distR="0" wp14:anchorId="65313CF2" wp14:editId="460A6D67">
-                                        <wp:extent cx="0" cy="0"/>
-                                        <wp:effectExtent l="0" t="0" r="0" b="0"/>
-                                        <wp:docPr id="1194516333" name="图片 1"/>
-                                        <wp:cNvGraphicFramePr>
-                                          <a:graphicFrameLocks xmlns:a="http://schemas.openxmlformats.org/drawingml/2006/main" noChangeAspect="1"/>
-                                        </wp:cNvGraphicFramePr>
-                                        <a:graphic xmlns:a="http://schemas.openxmlformats.org/drawingml/2006/main">
-                                          <a:graphicData uri="http://schemas.openxmlformats.org/drawingml/2006/picture">
-                                            <pic:pic xmlns:pic="http://schemas.openxmlformats.org/drawingml/2006/picture">
-                                              <pic:nvPicPr>
-                                                <pic:cNvPr id="1165435383" name=""/>
-                                                <pic:cNvPicPr/>
-                                              </pic:nvPicPr>
-                                              <pic:blipFill>
-                                                <a:blip r:embed="rId8"/>
-                                                <a:stretch>
-                                                  <a:fillRect/>
-                                                </a:stretch>
-                                              </pic:blipFill>
-                                              <pic:spPr>
-                                                <a:xfrm>
-                                                  <a:off x="0" y="0"/>
-                                                  <a:ext cx="0" cy="0"/>
-                                                </a:xfrm>
-                                                <a:prstGeom prst="rect">
-                                                  <a:avLst/>
-                                                </a:prstGeom>
-                                              </pic:spPr>
-                                            </pic:pic>
-                                          </a:graphicData>
-                                        </a:graphic>
-                                      </wp:inline>
-                                    </w:drawing>
-                                  </w:r>
-                                </w:p>
-                              </w:txbxContent>
-                            </wps:txbx>
-                            <wps:bodyPr rot="0" spcFirstLastPara="0" vertOverflow="overflow" horzOverflow="overflow" vert="horz" wrap="square" lIns="91440" tIns="45720" rIns="91440" bIns="45720" numCol="1" spcCol="0" rtlCol="0" fromWordArt="0" anchor="ctr" anchorCtr="0" forceAA="0" compatLnSpc="1">
-                              <a:prstTxWarp prst="textNoShape">
-                                <a:avLst/>
-                              </a:prstTxWarp>
-                              <a:noAutofit/>
-                            </wps:bodyPr>
-                          </wps:wsp>
-                          <wps:wsp>
-                            <wps:cNvPr id="1035062442" name="矩形 195"/>
-                            <wps:cNvSpPr/>
-                            <wps:spPr>
-                              <a:xfrm>
-                                <a:off x="266700" y="-56130"/>
-                                <a:ext cx="68031" cy="35562"/>
-                              </a:xfrm>
-                              <a:prstGeom prst="rect">
-                                <a:avLst/>
-                              </a:prstGeom>
-                              <a:solidFill>
-                                <a:schemeClr val="bg1"/>
-                              </a:solidFill>
-                              <a:ln w="9525">
-                                <a:solidFill>
-                                  <a:srgbClr val="A3C9EE"/>
-                                </a:solidFill>
-                              </a:ln>
-                            </wps:spPr>
-                            <wps:style>
-                              <a:lnRef idx="2">
-                                <a:schemeClr val="accent1">
-                                  <a:shade val="15000"/>
-                                </a:schemeClr>
-                              </a:lnRef>
-                              <a:fillRef idx="1">
-                                <a:schemeClr val="accent1"/>
-                              </a:fillRef>
-                              <a:effectRef idx="0">
-                                <a:schemeClr val="accent1"/>
-                              </a:effectRef>
-                              <a:fontRef idx="minor">
-                                <a:schemeClr val="lt1"/>
-                              </a:fontRef>
-                            </wps:style>
-                            <wps:txbx>
-                              <w:txbxContent>
-                                <w:p>
-                                  <w:pPr>
-                                    <w:jc w:val="center"/>
-                                  </w:pPr>
-                                  <w:r>
-                                    <w:t>c</w:t>
-                                  </w:r>
-                                  <w:r>
-                                    <w:rPr>
-                                      <w:noProof/>
-                                    </w:rPr>
-                                    <w:drawing>
-                                      <wp:inline distT="0" distB="0" distL="0" distR="0" wp14:anchorId="70A4D1AE" wp14:editId="7E0CEDD4">
-                                        <wp:extent cx="0" cy="0"/>
-                                        <wp:effectExtent l="0" t="0" r="0" b="0"/>
-                                        <wp:docPr id="954048423" name="图片 1"/>
-                                        <wp:cNvGraphicFramePr>
-                                          <a:graphicFrameLocks xmlns:a="http://schemas.openxmlformats.org/drawingml/2006/main" noChangeAspect="1"/>
-                                        </wp:cNvGraphicFramePr>
-                                        <a:graphic xmlns:a="http://schemas.openxmlformats.org/drawingml/2006/main">
-                                          <a:graphicData uri="http://schemas.openxmlformats.org/drawingml/2006/picture">
-                                            <pic:pic xmlns:pic="http://schemas.openxmlformats.org/drawingml/2006/picture">
-                                              <pic:nvPicPr>
-                                                <pic:cNvPr id="1165435383" name=""/>
-                                                <pic:cNvPicPr/>
-                                              </pic:nvPicPr>
-                                              <pic:blipFill>
-                                                <a:blip r:embed="rId8"/>
-                                                <a:stretch>
-                                                  <a:fillRect/>
-                                                </a:stretch>
-                                              </pic:blipFill>
-                                              <pic:spPr>
-                                                <a:xfrm>
-                                                  <a:off x="0" y="0"/>
-                                                  <a:ext cx="0" cy="0"/>
-                                                </a:xfrm>
-                                                <a:prstGeom prst="rect">
-                                                  <a:avLst/>
-                                                </a:prstGeom>
-                                              </pic:spPr>
-                                            </pic:pic>
-                                          </a:graphicData>
-                                        </a:graphic>
-                                      </wp:inline>
-                                    </w:drawing>
-                                  </w:r>
-                                </w:p>
-                              </w:txbxContent>
-                            </wps:txbx>
-                            <wps:bodyPr rot="0" spcFirstLastPara="0" vertOverflow="overflow" horzOverflow="overflow" vert="horz" wrap="square" lIns="91440" tIns="45720" rIns="91440" bIns="45720" numCol="1" spcCol="0" rtlCol="0" fromWordArt="0" anchor="ctr" anchorCtr="0" forceAA="0" compatLnSpc="1">
-                              <a:prstTxWarp prst="textNoShape">
-                                <a:avLst/>
-                              </a:prstTxWarp>
-                              <a:noAutofit/>
-                            </wps:bodyPr>
-                          </wps:wsp>
-                          <wps:wsp>
-                            <wps:cNvPr id="1970166697" name="矩形 195"/>
-                            <wps:cNvSpPr/>
-                            <wps:spPr>
-                              <a:xfrm>
-                                <a:off x="177800" y="-56130"/>
-                                <a:ext cx="68031" cy="35562"/>
-                              </a:xfrm>
-                              <a:prstGeom prst="rect">
-                                <a:avLst/>
-                              </a:prstGeom>
-                              <a:solidFill>
-                                <a:srgbClr val="B9D7F3"/>
-                              </a:solidFill>
-                              <a:ln w="9525">
-                                <a:solidFill>
-                                  <a:srgbClr val="A3C9EE"/>
-                                </a:solidFill>
-                              </a:ln>
-                            </wps:spPr>
-                            <wps:style>
-                              <a:lnRef idx="2">
-                                <a:schemeClr val="accent1">
-                                  <a:shade val="15000"/>
-                                </a:schemeClr>
-                              </a:lnRef>
-                              <a:fillRef idx="1">
-                                <a:schemeClr val="accent1"/>
-                              </a:fillRef>
-                              <a:effectRef idx="0">
-                                <a:schemeClr val="accent1"/>
-                              </a:effectRef>
-                              <a:fontRef idx="minor">
-                                <a:schemeClr val="lt1"/>
-                              </a:fontRef>
-                            </wps:style>
-                            <wps:bodyPr rot="0" spcFirstLastPara="0" vertOverflow="overflow" horzOverflow="overflow" vert="horz" wrap="square" lIns="91440" tIns="45720" rIns="91440" bIns="45720" numCol="1" spcCol="0" rtlCol="0" fromWordArt="0" anchor="ctr" anchorCtr="0" forceAA="0" compatLnSpc="1">
-                              <a:prstTxWarp prst="textNoShape">
-                                <a:avLst/>
-                              </a:prstTxWarp>
-                              <a:noAutofit/>
-                            </wps:bodyPr>
-                          </wps:wsp>
-                          <wps:wsp>
-                            <wps:cNvPr id="166163281" name="矩形 195"/>
-                            <wps:cNvSpPr/>
-                            <wps:spPr>
-                              <a:xfrm>
-                                <a:off x="355600" y="-56130"/>
-                                <a:ext cx="68031" cy="35562"/>
-                              </a:xfrm>
-                              <a:prstGeom prst="rect">
-                                <a:avLst/>
-                              </a:prstGeom>
-                              <a:solidFill>
-                                <a:srgbClr val="D8EAFD"/>
-                              </a:solidFill>
-                              <a:ln w="9525">
-                                <a:solidFill>
-                                  <a:srgbClr val="A3C9EE"/>
-                                </a:solidFill>
-                              </a:ln>
-                            </wps:spPr>
-                            <wps:style>
-                              <a:lnRef idx="2">
-                                <a:schemeClr val="accent1">
-                                  <a:shade val="15000"/>
-                                </a:schemeClr>
-                              </a:lnRef>
-                              <a:fillRef idx="1">
-                                <a:schemeClr val="accent1"/>
-                              </a:fillRef>
-                              <a:effectRef idx="0">
-                                <a:schemeClr val="accent1"/>
-                              </a:effectRef>
-                              <a:fontRef idx="minor">
-                                <a:schemeClr val="lt1"/>
-                              </a:fontRef>
-                            </wps:style>
-                            <wps:txbx>
-                              <w:txbxContent>
-                                <w:p>
-                                  <w:pPr>
-                                    <w:jc w:val="center"/>
-                                  </w:pPr>
-                                  <w:r>
-                                    <w:t>c</w:t>
-                                  </w:r>
-                                  <w:r>
-                                    <w:rPr>
-                                      <w:noProof/>
-                                    </w:rPr>
-                                    <w:drawing>
-                                      <wp:inline distT="0" distB="0" distL="0" distR="0" wp14:anchorId="57EA9D5B" wp14:editId="5EA39B8D">
-                                        <wp:extent cx="0" cy="0"/>
-                                        <wp:effectExtent l="0" t="0" r="0" b="0"/>
-                                        <wp:docPr id="5243698" name="图片 1"/>
-                                        <wp:cNvGraphicFramePr>
-                                          <a:graphicFrameLocks xmlns:a="http://schemas.openxmlformats.org/drawingml/2006/main" noChangeAspect="1"/>
-                                        </wp:cNvGraphicFramePr>
-                                        <a:graphic xmlns:a="http://schemas.openxmlformats.org/drawingml/2006/main">
-                                          <a:graphicData uri="http://schemas.openxmlformats.org/drawingml/2006/picture">
-                                            <pic:pic xmlns:pic="http://schemas.openxmlformats.org/drawingml/2006/picture">
-                                              <pic:nvPicPr>
-                                                <pic:cNvPr id="1165435383" name=""/>
-                                                <pic:cNvPicPr/>
-                                              </pic:nvPicPr>
-                                              <pic:blipFill>
-                                                <a:blip r:embed="rId8"/>
-                                                <a:stretch>
-                                                  <a:fillRect/>
-                                                </a:stretch>
-                                              </pic:blipFill>
-                                              <pic:spPr>
-                                                <a:xfrm>
-                                                  <a:off x="0" y="0"/>
-                                                  <a:ext cx="0" cy="0"/>
-                                                </a:xfrm>
-                                                <a:prstGeom prst="rect">
-                                                  <a:avLst/>
-                                                </a:prstGeom>
-                                              </pic:spPr>
-                                            </pic:pic>
-                                          </a:graphicData>
-                                        </a:graphic>
-                                      </wp:inline>
-                                    </w:drawing>
-                                  </w:r>
-                                </w:p>
-                              </w:txbxContent>
-                            </wps:txbx>
-                            <wps:bodyPr rot="0" spcFirstLastPara="0" vertOverflow="overflow" horzOverflow="overflow" vert="horz" wrap="square" lIns="91440" tIns="45720" rIns="91440" bIns="45720" numCol="1" spcCol="0" rtlCol="0" fromWordArt="0" anchor="ctr" anchorCtr="0" forceAA="0" compatLnSpc="1">
-                              <a:prstTxWarp prst="textNoShape">
-                                <a:avLst/>
-                              </a:prstTxWarp>
-                              <a:noAutofit/>
-                            </wps:bodyPr>
-                          </wps:wsp>
-                          <wps:wsp>
-                            <wps:cNvPr id="908785708" name="矩形 195"/>
-                            <wps:cNvSpPr/>
-                            <wps:spPr>
-                              <a:xfrm>
-                                <a:off x="0" y="7369"/>
-                                <a:ext cx="67914" cy="35456"/>
-                              </a:xfrm>
-                              <a:prstGeom prst="rect">
-                                <a:avLst/>
-                              </a:prstGeom>
-                              <a:solidFill>
-                                <a:srgbClr val="EAF5FC"/>
-                              </a:solidFill>
-                              <a:ln w="9525">
-                                <a:solidFill>
-                                  <a:srgbClr val="A3C9EE"/>
-                                </a:solidFill>
-                              </a:ln>
-                            </wps:spPr>
-                            <wps:style>
-                              <a:lnRef idx="2">
-                                <a:schemeClr val="accent1">
-                                  <a:shade val="15000"/>
-                                </a:schemeClr>
-                              </a:lnRef>
-                              <a:fillRef idx="1">
-                                <a:schemeClr val="accent1"/>
-                              </a:fillRef>
-                              <a:effectRef idx="0">
-                                <a:schemeClr val="accent1"/>
-                              </a:effectRef>
-                              <a:fontRef idx="minor">
-                                <a:schemeClr val="lt1"/>
-                              </a:fontRef>
-                            </wps:style>
-                            <wps:txbx>
-                              <w:txbxContent>
-                                <w:p>
-                                  <w:pPr>
-                                    <w:jc w:val="center"/>
-                                  </w:pPr>
-                                  <w:r>
-                                    <w:t>c</w:t>
-                                  </w:r>
-                                  <w:r>
-                                    <w:rPr>
-                                      <w:noProof/>
-                                    </w:rPr>
-                                    <w:drawing>
-                                      <wp:inline distT="0" distB="0" distL="0" distR="0" wp14:anchorId="1779AA8C" wp14:editId="319089E3">
-                                        <wp:extent cx="0" cy="0"/>
-                                        <wp:effectExtent l="0" t="0" r="0" b="0"/>
-                                        <wp:docPr id="1729734513" name="图片 1"/>
-                                        <wp:cNvGraphicFramePr>
-                                          <a:graphicFrameLocks xmlns:a="http://schemas.openxmlformats.org/drawingml/2006/main" noChangeAspect="1"/>
-                                        </wp:cNvGraphicFramePr>
-                                        <a:graphic xmlns:a="http://schemas.openxmlformats.org/drawingml/2006/main">
-                                          <a:graphicData uri="http://schemas.openxmlformats.org/drawingml/2006/picture">
-                                            <pic:pic xmlns:pic="http://schemas.openxmlformats.org/drawingml/2006/picture">
-                                              <pic:nvPicPr>
-                                                <pic:cNvPr id="1165435383" name=""/>
-                                                <pic:cNvPicPr/>
-                                              </pic:nvPicPr>
-                                              <pic:blipFill>
-                                                <a:blip r:embed="rId8"/>
-                                                <a:stretch>
-                                                  <a:fillRect/>
-                                                </a:stretch>
-                                              </pic:blipFill>
-                                              <pic:spPr>
-                                                <a:xfrm>
-                                                  <a:off x="0" y="0"/>
-                                                  <a:ext cx="0" cy="0"/>
-                                                </a:xfrm>
-                                                <a:prstGeom prst="rect">
-                                                  <a:avLst/>
-                                                </a:prstGeom>
-                                              </pic:spPr>
-                                            </pic:pic>
-                                          </a:graphicData>
-                                        </a:graphic>
-                                      </wp:inline>
-                                    </w:drawing>
-                                  </w:r>
-                                </w:p>
-                              </w:txbxContent>
-                            </wps:txbx>
-                            <wps:bodyPr rot="0" spcFirstLastPara="0" vertOverflow="overflow" horzOverflow="overflow" vert="horz" wrap="square" lIns="91440" tIns="45720" rIns="91440" bIns="45720" numCol="1" spcCol="0" rtlCol="0" fromWordArt="0" anchor="ctr" anchorCtr="0" forceAA="0" compatLnSpc="1">
-                              <a:prstTxWarp prst="textNoShape">
-                                <a:avLst/>
-                              </a:prstTxWarp>
-                              <a:noAutofit/>
-                            </wps:bodyPr>
-                          </wps:wsp>
-                          <wps:wsp>
-                            <wps:cNvPr id="14562172" name="矩形 195"/>
-                            <wps:cNvSpPr/>
-                            <wps:spPr>
-                              <a:xfrm>
-                                <a:off x="88900" y="7369"/>
-                                <a:ext cx="67914" cy="35456"/>
-                              </a:xfrm>
-                              <a:prstGeom prst="rect">
-                                <a:avLst/>
-                              </a:prstGeom>
-                              <a:solidFill>
-                                <a:srgbClr val="B9D7F3"/>
-                              </a:solidFill>
-                              <a:ln w="9525">
-                                <a:solidFill>
-                                  <a:srgbClr val="A3C9EE"/>
-                                </a:solidFill>
-                              </a:ln>
-                            </wps:spPr>
-                            <wps:style>
-                              <a:lnRef idx="2">
-                                <a:schemeClr val="accent1">
-                                  <a:shade val="15000"/>
-                                </a:schemeClr>
-                              </a:lnRef>
-                              <a:fillRef idx="1">
-                                <a:schemeClr val="accent1"/>
-                              </a:fillRef>
-                              <a:effectRef idx="0">
-                                <a:schemeClr val="accent1"/>
-                              </a:effectRef>
-                              <a:fontRef idx="minor">
-                                <a:schemeClr val="lt1"/>
-                              </a:fontRef>
-                            </wps:style>
-                            <wps:bodyPr rot="0" spcFirstLastPara="0" vertOverflow="overflow" horzOverflow="overflow" vert="horz" wrap="square" lIns="91440" tIns="45720" rIns="91440" bIns="45720" numCol="1" spcCol="0" rtlCol="0" fromWordArt="0" anchor="ctr" anchorCtr="0" forceAA="0" compatLnSpc="1">
-                              <a:prstTxWarp prst="textNoShape">
-                                <a:avLst/>
-                              </a:prstTxWarp>
-                              <a:noAutofit/>
-                            </wps:bodyPr>
-                          </wps:wsp>
-                          <wps:wsp>
-                            <wps:cNvPr id="232761273" name="矩形 195"/>
-                            <wps:cNvSpPr/>
-                            <wps:spPr>
-                              <a:xfrm>
-                                <a:off x="177800" y="7369"/>
-                                <a:ext cx="67914" cy="35456"/>
-                              </a:xfrm>
-                              <a:prstGeom prst="rect">
-                                <a:avLst/>
-                              </a:prstGeom>
-                              <a:solidFill>
-                                <a:srgbClr val="EAF5FC"/>
-                              </a:solidFill>
-                              <a:ln w="9525">
-                                <a:solidFill>
-                                  <a:srgbClr val="A3C9EE"/>
-                                </a:solidFill>
-                              </a:ln>
-                            </wps:spPr>
-                            <wps:style>
-                              <a:lnRef idx="2">
-                                <a:schemeClr val="accent1">
-                                  <a:shade val="15000"/>
-                                </a:schemeClr>
-                              </a:lnRef>
-                              <a:fillRef idx="1">
-                                <a:schemeClr val="accent1"/>
-                              </a:fillRef>
-                              <a:effectRef idx="0">
-                                <a:schemeClr val="accent1"/>
-                              </a:effectRef>
-                              <a:fontRef idx="minor">
-                                <a:schemeClr val="lt1"/>
-                              </a:fontRef>
-                            </wps:style>
-                            <wps:txbx>
-                              <w:txbxContent>
-                                <w:p>
-                                  <w:pPr>
-                                    <w:jc w:val="center"/>
-                                  </w:pPr>
-                                  <w:r>
-                                    <w:t>c</w:t>
-                                  </w:r>
-                                  <w:r>
-                                    <w:rPr>
-                                      <w:noProof/>
-                                    </w:rPr>
-                                    <w:drawing>
-                                      <wp:inline distT="0" distB="0" distL="0" distR="0" wp14:anchorId="7263A80C" wp14:editId="7432B743">
-                                        <wp:extent cx="0" cy="0"/>
-                                        <wp:effectExtent l="0" t="0" r="0" b="0"/>
-                                        <wp:docPr id="1471279576" name="图片 1"/>
-                                        <wp:cNvGraphicFramePr>
-                                          <a:graphicFrameLocks xmlns:a="http://schemas.openxmlformats.org/drawingml/2006/main" noChangeAspect="1"/>
-                                        </wp:cNvGraphicFramePr>
-                                        <a:graphic xmlns:a="http://schemas.openxmlformats.org/drawingml/2006/main">
-                                          <a:graphicData uri="http://schemas.openxmlformats.org/drawingml/2006/picture">
-                                            <pic:pic xmlns:pic="http://schemas.openxmlformats.org/drawingml/2006/picture">
-                                              <pic:nvPicPr>
-                                                <pic:cNvPr id="1165435383" name=""/>
-                                                <pic:cNvPicPr/>
-                                              </pic:nvPicPr>
-                                              <pic:blipFill>
-                                                <a:blip r:embed="rId8"/>
-                                                <a:stretch>
-                                                  <a:fillRect/>
-                                                </a:stretch>
-                                              </pic:blipFill>
-                                              <pic:spPr>
-                                                <a:xfrm>
-                                                  <a:off x="0" y="0"/>
-                                                  <a:ext cx="0" cy="0"/>
-                                                </a:xfrm>
-                                                <a:prstGeom prst="rect">
-                                                  <a:avLst/>
-                                                </a:prstGeom>
-                                              </pic:spPr>
-                                            </pic:pic>
-                                          </a:graphicData>
-                                        </a:graphic>
-                                      </wp:inline>
-                                    </w:drawing>
-                                  </w:r>
-                                </w:p>
-                              </w:txbxContent>
-                            </wps:txbx>
-                            <wps:bodyPr rot="0" spcFirstLastPara="0" vertOverflow="overflow" horzOverflow="overflow" vert="horz" wrap="square" lIns="91440" tIns="45720" rIns="91440" bIns="45720" numCol="1" spcCol="0" rtlCol="0" fromWordArt="0" anchor="ctr" anchorCtr="0" forceAA="0" compatLnSpc="1">
-                              <a:prstTxWarp prst="textNoShape">
-                                <a:avLst/>
-                              </a:prstTxWarp>
-                              <a:noAutofit/>
-                            </wps:bodyPr>
-                          </wps:wsp>
-                          <wps:wsp>
-                            <wps:cNvPr id="1798357911" name="矩形 195"/>
-                            <wps:cNvSpPr/>
-                            <wps:spPr>
-                              <a:xfrm>
-                                <a:off x="266700" y="7369"/>
-                                <a:ext cx="67914" cy="35456"/>
-                              </a:xfrm>
-                              <a:prstGeom prst="rect">
-                                <a:avLst/>
-                              </a:prstGeom>
-                              <a:solidFill>
-                                <a:srgbClr val="B9D7F3"/>
-                              </a:solidFill>
-                              <a:ln w="9525">
-                                <a:solidFill>
-                                  <a:srgbClr val="A3C9EE"/>
-                                </a:solidFill>
-                              </a:ln>
-                            </wps:spPr>
-                            <wps:style>
-                              <a:lnRef idx="2">
-                                <a:schemeClr val="accent1">
-                                  <a:shade val="15000"/>
-                                </a:schemeClr>
-                              </a:lnRef>
-                              <a:fillRef idx="1">
-                                <a:schemeClr val="accent1"/>
-                              </a:fillRef>
-                              <a:effectRef idx="0">
-                                <a:schemeClr val="accent1"/>
-                              </a:effectRef>
-                              <a:fontRef idx="minor">
-                                <a:schemeClr val="lt1"/>
-                              </a:fontRef>
-                            </wps:style>
-                            <wps:bodyPr rot="0" spcFirstLastPara="0" vertOverflow="overflow" horzOverflow="overflow" vert="horz" wrap="square" lIns="91440" tIns="45720" rIns="91440" bIns="45720" numCol="1" spcCol="0" rtlCol="0" fromWordArt="0" anchor="ctr" anchorCtr="0" forceAA="0" compatLnSpc="1">
-                              <a:prstTxWarp prst="textNoShape">
-                                <a:avLst/>
-                              </a:prstTxWarp>
-                              <a:noAutofit/>
-                            </wps:bodyPr>
-                          </wps:wsp>
-                          <wps:wsp>
-                            <wps:cNvPr id="1023950260" name="矩形 195"/>
-                            <wps:cNvSpPr/>
-                            <wps:spPr>
-                              <a:xfrm>
-                                <a:off x="355600" y="7369"/>
-                                <a:ext cx="68031" cy="35562"/>
-                              </a:xfrm>
-                              <a:prstGeom prst="rect">
-                                <a:avLst/>
-                              </a:prstGeom>
-                              <a:solidFill>
-                                <a:schemeClr val="bg1"/>
-                              </a:solidFill>
-                              <a:ln w="9525">
-                                <a:solidFill>
-                                  <a:srgbClr val="A3C9EE"/>
-                                </a:solidFill>
-                              </a:ln>
-                            </wps:spPr>
-                            <wps:style>
-                              <a:lnRef idx="2">
-                                <a:schemeClr val="accent1">
-                                  <a:shade val="15000"/>
-                                </a:schemeClr>
-                              </a:lnRef>
-                              <a:fillRef idx="1">
-                                <a:schemeClr val="accent1"/>
-                              </a:fillRef>
-                              <a:effectRef idx="0">
-                                <a:schemeClr val="accent1"/>
-                              </a:effectRef>
-                              <a:fontRef idx="minor">
-                                <a:schemeClr val="lt1"/>
-                              </a:fontRef>
-                            </wps:style>
-                            <wps:txbx>
-                              <w:txbxContent>
-                                <w:p>
-                                  <w:pPr>
-                                    <w:jc w:val="center"/>
-                                  </w:pPr>
-                                  <w:r>
-                                    <w:t>c</w:t>
-                                  </w:r>
-                                  <w:r>
-                                    <w:rPr>
-                                      <w:noProof/>
-                                    </w:rPr>
-                                    <w:drawing>
-                                      <wp:inline distT="0" distB="0" distL="0" distR="0" wp14:anchorId="5D8F3EA7" wp14:editId="5B6375B7">
-                                        <wp:extent cx="0" cy="0"/>
-                                        <wp:effectExtent l="0" t="0" r="0" b="0"/>
-                                        <wp:docPr id="2061173009" name="图片 1"/>
-                                        <wp:cNvGraphicFramePr>
-                                          <a:graphicFrameLocks xmlns:a="http://schemas.openxmlformats.org/drawingml/2006/main" noChangeAspect="1"/>
-                                        </wp:cNvGraphicFramePr>
-                                        <a:graphic xmlns:a="http://schemas.openxmlformats.org/drawingml/2006/main">
-                                          <a:graphicData uri="http://schemas.openxmlformats.org/drawingml/2006/picture">
-                                            <pic:pic xmlns:pic="http://schemas.openxmlformats.org/drawingml/2006/picture">
-                                              <pic:nvPicPr>
-                                                <pic:cNvPr id="1165435383" name=""/>
-                                                <pic:cNvPicPr/>
-                                              </pic:nvPicPr>
-                                              <pic:blipFill>
-                                                <a:blip r:embed="rId8"/>
-                                                <a:stretch>
-                                                  <a:fillRect/>
-                                                </a:stretch>
-                                              </pic:blipFill>
-                                              <pic:spPr>
-                                                <a:xfrm>
-                                                  <a:off x="0" y="0"/>
-                                                  <a:ext cx="0" cy="0"/>
-                                                </a:xfrm>
-                                                <a:prstGeom prst="rect">
-                                                  <a:avLst/>
-                                                </a:prstGeom>
-                                              </pic:spPr>
-                                            </pic:pic>
-                                          </a:graphicData>
-                                        </a:graphic>
-                                      </wp:inline>
-                                    </w:drawing>
-                                  </w:r>
-                                </w:p>
-                              </w:txbxContent>
-                            </wps:txbx>
-                            <wps:bodyPr rot="0" spcFirstLastPara="0" vertOverflow="overflow" horzOverflow="overflow" vert="horz" wrap="square" lIns="91440" tIns="45720" rIns="91440" bIns="45720" numCol="1" spcCol="0" rtlCol="0" fromWordArt="0" anchor="ctr" anchorCtr="0" forceAA="0" compatLnSpc="1">
-                              <a:prstTxWarp prst="textNoShape">
-                                <a:avLst/>
-                              </a:prstTxWarp>
-                              <a:noAutofit/>
-                            </wps:bodyPr>
-                          </wps:wsp>
-                          <wps:wsp>
-                            <wps:cNvPr id="218827132" name="矩形 195"/>
-                            <wps:cNvSpPr/>
-                            <wps:spPr>
-                              <a:xfrm>
-                                <a:off x="0" y="70863"/>
-                                <a:ext cx="68031" cy="35562"/>
-                              </a:xfrm>
-                              <a:prstGeom prst="rect">
-                                <a:avLst/>
-                              </a:prstGeom>
-                              <a:solidFill>
-                                <a:schemeClr val="bg1"/>
-                              </a:solidFill>
-                              <a:ln w="9525">
-                                <a:solidFill>
-                                  <a:srgbClr val="A3C9EE"/>
-                                </a:solidFill>
-                              </a:ln>
-                            </wps:spPr>
-                            <wps:style>
-                              <a:lnRef idx="2">
-                                <a:schemeClr val="accent1">
-                                  <a:shade val="15000"/>
-                                </a:schemeClr>
-                              </a:lnRef>
-                              <a:fillRef idx="1">
-                                <a:schemeClr val="accent1"/>
-                              </a:fillRef>
-                              <a:effectRef idx="0">
-                                <a:schemeClr val="accent1"/>
-                              </a:effectRef>
-                              <a:fontRef idx="minor">
-                                <a:schemeClr val="lt1"/>
-                              </a:fontRef>
-                            </wps:style>
-                            <wps:txbx>
-                              <w:txbxContent>
-                                <w:p>
-                                  <w:pPr>
-                                    <w:jc w:val="center"/>
-                                  </w:pPr>
-                                  <w:r>
-                                    <w:t>c</w:t>
-                                  </w:r>
-                                  <w:r>
-                                    <w:rPr>
-                                      <w:noProof/>
-                                    </w:rPr>
-                                    <w:drawing>
-                                      <wp:inline distT="0" distB="0" distL="0" distR="0" wp14:anchorId="0C3E0D44" wp14:editId="438FAF03">
-                                        <wp:extent cx="0" cy="0"/>
-                                        <wp:effectExtent l="0" t="0" r="0" b="0"/>
-                                        <wp:docPr id="150602797" name="图片 1"/>
-                                        <wp:cNvGraphicFramePr>
-                                          <a:graphicFrameLocks xmlns:a="http://schemas.openxmlformats.org/drawingml/2006/main" noChangeAspect="1"/>
-                                        </wp:cNvGraphicFramePr>
-                                        <a:graphic xmlns:a="http://schemas.openxmlformats.org/drawingml/2006/main">
-                                          <a:graphicData uri="http://schemas.openxmlformats.org/drawingml/2006/picture">
-                                            <pic:pic xmlns:pic="http://schemas.openxmlformats.org/drawingml/2006/picture">
-                                              <pic:nvPicPr>
-                                                <pic:cNvPr id="1165435383" name=""/>
-                                                <pic:cNvPicPr/>
-                                              </pic:nvPicPr>
-                                              <pic:blipFill>
-                                                <a:blip r:embed="rId8"/>
-                                                <a:stretch>
-                                                  <a:fillRect/>
-                                                </a:stretch>
-                                              </pic:blipFill>
-                                              <pic:spPr>
-                                                <a:xfrm>
-                                                  <a:off x="0" y="0"/>
-                                                  <a:ext cx="0" cy="0"/>
-                                                </a:xfrm>
-                                                <a:prstGeom prst="rect">
-                                                  <a:avLst/>
-                                                </a:prstGeom>
-                                              </pic:spPr>
-                                            </pic:pic>
-                                          </a:graphicData>
-                                        </a:graphic>
-                                      </wp:inline>
-                                    </w:drawing>
-                                  </w:r>
-                                </w:p>
-                              </w:txbxContent>
-                            </wps:txbx>
-                            <wps:bodyPr rot="0" spcFirstLastPara="0" vertOverflow="overflow" horzOverflow="overflow" vert="horz" wrap="square" lIns="91440" tIns="45720" rIns="91440" bIns="45720" numCol="1" spcCol="0" rtlCol="0" fromWordArt="0" anchor="ctr" anchorCtr="0" forceAA="0" compatLnSpc="1">
-                              <a:prstTxWarp prst="textNoShape">
-                                <a:avLst/>
-                              </a:prstTxWarp>
-                              <a:noAutofit/>
-                            </wps:bodyPr>
-                          </wps:wsp>
-                          <wps:wsp>
-                            <wps:cNvPr id="1504444788" name="矩形 195"/>
-                            <wps:cNvSpPr/>
-                            <wps:spPr>
-                              <a:xfrm>
-                                <a:off x="88900" y="70863"/>
-                                <a:ext cx="68031" cy="35562"/>
-                              </a:xfrm>
-                              <a:prstGeom prst="rect">
-                                <a:avLst/>
-                              </a:prstGeom>
-                              <a:solidFill>
-                                <a:srgbClr val="EAF5FC"/>
-                              </a:solidFill>
-                              <a:ln w="9525">
-                                <a:solidFill>
-                                  <a:srgbClr val="A3C9EE"/>
-                                </a:solidFill>
-                              </a:ln>
-                            </wps:spPr>
-                            <wps:style>
-                              <a:lnRef idx="2">
-                                <a:schemeClr val="accent1">
-                                  <a:shade val="15000"/>
-                                </a:schemeClr>
-                              </a:lnRef>
-                              <a:fillRef idx="1">
-                                <a:schemeClr val="accent1"/>
-                              </a:fillRef>
-                              <a:effectRef idx="0">
-                                <a:schemeClr val="accent1"/>
-                              </a:effectRef>
-                              <a:fontRef idx="minor">
-                                <a:schemeClr val="lt1"/>
-                              </a:fontRef>
-                            </wps:style>
-                            <wps:txbx>
-                              <w:txbxContent>
-                                <w:p>
-                                  <w:pPr>
-                                    <w:jc w:val="center"/>
-                                  </w:pPr>
-                                  <w:r>
-                                    <w:t>c</w:t>
-                                  </w:r>
-                                  <w:r>
-                                    <w:rPr>
-                                      <w:noProof/>
-                                    </w:rPr>
-                                    <w:drawing>
-                                      <wp:inline distT="0" distB="0" distL="0" distR="0" wp14:anchorId="182FAF90" wp14:editId="786EDB76">
-                                        <wp:extent cx="0" cy="0"/>
-                                        <wp:effectExtent l="0" t="0" r="0" b="0"/>
-                                        <wp:docPr id="1848344768" name="图片 1"/>
-                                        <wp:cNvGraphicFramePr>
-                                          <a:graphicFrameLocks xmlns:a="http://schemas.openxmlformats.org/drawingml/2006/main" noChangeAspect="1"/>
-                                        </wp:cNvGraphicFramePr>
-                                        <a:graphic xmlns:a="http://schemas.openxmlformats.org/drawingml/2006/main">
-                                          <a:graphicData uri="http://schemas.openxmlformats.org/drawingml/2006/picture">
-                                            <pic:pic xmlns:pic="http://schemas.openxmlformats.org/drawingml/2006/picture">
-                                              <pic:nvPicPr>
-                                                <pic:cNvPr id="1165435383" name=""/>
-                                                <pic:cNvPicPr/>
-                                              </pic:nvPicPr>
-                                              <pic:blipFill>
-                                                <a:blip r:embed="rId8"/>
-                                                <a:stretch>
-                                                  <a:fillRect/>
-                                                </a:stretch>
-                                              </pic:blipFill>
-                                              <pic:spPr>
-                                                <a:xfrm>
-                                                  <a:off x="0" y="0"/>
-                                                  <a:ext cx="0" cy="0"/>
-                                                </a:xfrm>
-                                                <a:prstGeom prst="rect">
-                                                  <a:avLst/>
-                                                </a:prstGeom>
-                                              </pic:spPr>
-                                            </pic:pic>
-                                          </a:graphicData>
-                                        </a:graphic>
-                                      </wp:inline>
-                                    </w:drawing>
-                                  </w:r>
-                                </w:p>
-                              </w:txbxContent>
-                            </wps:txbx>
-                            <wps:bodyPr rot="0" spcFirstLastPara="0" vertOverflow="overflow" horzOverflow="overflow" vert="horz" wrap="square" lIns="91440" tIns="45720" rIns="91440" bIns="45720" numCol="1" spcCol="0" rtlCol="0" fromWordArt="0" anchor="ctr" anchorCtr="0" forceAA="0" compatLnSpc="1">
-                              <a:prstTxWarp prst="textNoShape">
-                                <a:avLst/>
-                              </a:prstTxWarp>
-                              <a:noAutofit/>
-                            </wps:bodyPr>
-                          </wps:wsp>
-                          <wps:wsp>
-                            <wps:cNvPr id="1540351708" name="矩形 195"/>
-                            <wps:cNvSpPr/>
-                            <wps:spPr>
-                              <a:xfrm>
-                                <a:off x="177800" y="70863"/>
-                                <a:ext cx="68031" cy="35562"/>
-                              </a:xfrm>
-                              <a:prstGeom prst="rect">
-                                <a:avLst/>
-                              </a:prstGeom>
-                              <a:solidFill>
-                                <a:srgbClr val="B9D7F3"/>
-                              </a:solidFill>
-                              <a:ln w="9525">
-                                <a:solidFill>
-                                  <a:srgbClr val="A3C9EE"/>
-                                </a:solidFill>
-                              </a:ln>
-                            </wps:spPr>
-                            <wps:style>
-                              <a:lnRef idx="2">
-                                <a:schemeClr val="accent1">
-                                  <a:shade val="15000"/>
-                                </a:schemeClr>
-                              </a:lnRef>
-                              <a:fillRef idx="1">
-                                <a:schemeClr val="accent1"/>
-                              </a:fillRef>
-                              <a:effectRef idx="0">
-                                <a:schemeClr val="accent1"/>
-                              </a:effectRef>
-                              <a:fontRef idx="minor">
-                                <a:schemeClr val="lt1"/>
-                              </a:fontRef>
-                            </wps:style>
-                            <wps:bodyPr rot="0" spcFirstLastPara="0" vertOverflow="overflow" horzOverflow="overflow" vert="horz" wrap="square" lIns="91440" tIns="45720" rIns="91440" bIns="45720" numCol="1" spcCol="0" rtlCol="0" fromWordArt="0" anchor="ctr" anchorCtr="0" forceAA="0" compatLnSpc="1">
-                              <a:prstTxWarp prst="textNoShape">
-                                <a:avLst/>
-                              </a:prstTxWarp>
-                              <a:noAutofit/>
-                            </wps:bodyPr>
-                          </wps:wsp>
-                          <wps:wsp>
-                            <wps:cNvPr id="256706813" name="矩形 195"/>
-                            <wps:cNvSpPr/>
-                            <wps:spPr>
-                              <a:xfrm>
-                                <a:off x="266700" y="73408"/>
-                                <a:ext cx="67914" cy="35456"/>
-                              </a:xfrm>
-                              <a:prstGeom prst="rect">
-                                <a:avLst/>
-                              </a:prstGeom>
-                              <a:solidFill>
-                                <a:srgbClr val="EAF5FC"/>
-                              </a:solidFill>
-                              <a:ln w="9525">
-                                <a:solidFill>
-                                  <a:srgbClr val="A3C9EE"/>
-                                </a:solidFill>
-                              </a:ln>
-                            </wps:spPr>
-                            <wps:style>
-                              <a:lnRef idx="2">
-                                <a:schemeClr val="accent1">
-                                  <a:shade val="15000"/>
-                                </a:schemeClr>
-                              </a:lnRef>
-                              <a:fillRef idx="1">
-                                <a:schemeClr val="accent1"/>
-                              </a:fillRef>
-                              <a:effectRef idx="0">
-                                <a:schemeClr val="accent1"/>
-                              </a:effectRef>
-                              <a:fontRef idx="minor">
-                                <a:schemeClr val="lt1"/>
-                              </a:fontRef>
-                            </wps:style>
-                            <wps:txbx>
-                              <w:txbxContent>
-                                <w:p>
-                                  <w:pPr>
-                                    <w:jc w:val="center"/>
-                                  </w:pPr>
-                                  <w:r>
-                                    <w:t>c</w:t>
-                                  </w:r>
-                                  <w:r>
-                                    <w:rPr>
-                                      <w:noProof/>
-                                    </w:rPr>
-                                    <w:drawing>
-                                      <wp:inline distT="0" distB="0" distL="0" distR="0" wp14:anchorId="555DF290" wp14:editId="102F59E1">
-                                        <wp:extent cx="0" cy="0"/>
-                                        <wp:effectExtent l="0" t="0" r="0" b="0"/>
-                                        <wp:docPr id="40000401" name="图片 1"/>
-                                        <wp:cNvGraphicFramePr>
-                                          <a:graphicFrameLocks xmlns:a="http://schemas.openxmlformats.org/drawingml/2006/main" noChangeAspect="1"/>
-                                        </wp:cNvGraphicFramePr>
-                                        <a:graphic xmlns:a="http://schemas.openxmlformats.org/drawingml/2006/main">
-                                          <a:graphicData uri="http://schemas.openxmlformats.org/drawingml/2006/picture">
-                                            <pic:pic xmlns:pic="http://schemas.openxmlformats.org/drawingml/2006/picture">
-                                              <pic:nvPicPr>
-                                                <pic:cNvPr id="1165435383" name=""/>
-                                                <pic:cNvPicPr/>
-                                              </pic:nvPicPr>
-                                              <pic:blipFill>
-                                                <a:blip r:embed="rId8"/>
-                                                <a:stretch>
-                                                  <a:fillRect/>
-                                                </a:stretch>
-                                              </pic:blipFill>
-                                              <pic:spPr>
-                                                <a:xfrm>
-                                                  <a:off x="0" y="0"/>
-                                                  <a:ext cx="0" cy="0"/>
-                                                </a:xfrm>
-                                                <a:prstGeom prst="rect">
-                                                  <a:avLst/>
-                                                </a:prstGeom>
-                                              </pic:spPr>
-                                            </pic:pic>
-                                          </a:graphicData>
-                                        </a:graphic>
-                                      </wp:inline>
-                                    </w:drawing>
-                                  </w:r>
-                                </w:p>
-                              </w:txbxContent>
-                            </wps:txbx>
-                            <wps:bodyPr rot="0" spcFirstLastPara="0" vertOverflow="overflow" horzOverflow="overflow" vert="horz" wrap="square" lIns="91440" tIns="45720" rIns="91440" bIns="45720" numCol="1" spcCol="0" rtlCol="0" fromWordArt="0" anchor="ctr" anchorCtr="0" forceAA="0" compatLnSpc="1">
-                              <a:prstTxWarp prst="textNoShape">
-                                <a:avLst/>
-                              </a:prstTxWarp>
-                              <a:noAutofit/>
-                            </wps:bodyPr>
-                          </wps:wsp>
-                          <wps:wsp>
-                            <wps:cNvPr id="155655874" name="矩形 195"/>
-                            <wps:cNvSpPr/>
-                            <wps:spPr>
-                              <a:xfrm>
-                                <a:off x="355600" y="70868"/>
-                                <a:ext cx="68031" cy="35562"/>
-                              </a:xfrm>
-                              <a:prstGeom prst="rect">
-                                <a:avLst/>
-                              </a:prstGeom>
-                              <a:solidFill>
-                                <a:srgbClr val="B9D7F3"/>
-                              </a:solidFill>
-                              <a:ln w="9525">
-                                <a:solidFill>
-                                  <a:srgbClr val="A3C9EE"/>
-                                </a:solidFill>
-                              </a:ln>
-                            </wps:spPr>
-                            <wps:style>
-                              <a:lnRef idx="2">
-                                <a:schemeClr val="accent1">
-                                  <a:shade val="15000"/>
-                                </a:schemeClr>
-                              </a:lnRef>
-                              <a:fillRef idx="1">
-                                <a:schemeClr val="accent1"/>
-                              </a:fillRef>
-                              <a:effectRef idx="0">
-                                <a:schemeClr val="accent1"/>
-                              </a:effectRef>
-                              <a:fontRef idx="minor">
-                                <a:schemeClr val="lt1"/>
-                              </a:fontRef>
-                            </wps:style>
-                            <wps:bodyPr rot="0" spcFirstLastPara="0" vertOverflow="overflow" horzOverflow="overflow" vert="horz" wrap="square" lIns="91440" tIns="45720" rIns="91440" bIns="45720" numCol="1" spcCol="0" rtlCol="0" fromWordArt="0" anchor="ctr" anchorCtr="0" forceAA="0" compatLnSpc="1">
-                              <a:prstTxWarp prst="textNoShape">
-                                <a:avLst/>
-                              </a:prstTxWarp>
-                              <a:noAutofit/>
-                            </wps:bodyPr>
-                          </wps:wsp>
-                        </wpg:grpSp>
                         <wps:wsp>
-                          <wps:cNvPr id="70641060" name="文本框 5"/>
-                          <wps:cNvSpPr txBox="1"/>
+                          <wps:cNvPr id="1888832450" name="矩形 195"/>
+                          <wps:cNvSpPr/>
                           <wps:spPr>
                             <a:xfrm>
-                              <a:off x="52961" y="13939"/>
-                              <a:ext cx="536699" cy="117088"/>
+                              <a:off x="88900" y="-56133"/>
+                              <a:ext cx="68031" cy="35562"/>
                             </a:xfrm>
                             <a:prstGeom prst="rect">
                               <a:avLst/>
                             </a:prstGeom>
                             <a:solidFill>
-                              <a:srgbClr val="EAF5FF"/>
+                              <a:srgbClr val="EAF5FC"/>
                             </a:solidFill>
-                            <a:ln w="6350">
-                              <a:noFill/>
+                            <a:ln w="9525">
+                              <a:solidFill>
+                                <a:srgbClr val="A3C9EE"/>
+                              </a:solidFill>
                             </a:ln>
                           </wps:spPr>
+                          <wps:style>
+                            <a:lnRef idx="2">
+                              <a:schemeClr val="accent1">
+                                <a:shade val="15000"/>
+                              </a:schemeClr>
+                            </a:lnRef>
+                            <a:fillRef idx="1">
+                              <a:schemeClr val="accent1"/>
+                            </a:fillRef>
+                            <a:effectRef idx="0">
+                              <a:schemeClr val="accent1"/>
+                            </a:effectRef>
+                            <a:fontRef idx="minor">
+                              <a:schemeClr val="lt1"/>
+                            </a:fontRef>
+                          </wps:style>
                           <wps:txbx>
                             <w:txbxContent>
                               <w:p>
                                 <w:pPr>
-                                  <w:spacing w:after="0" w:line="160" w:lineRule="exact"/>
                                   <w:jc w:val="center"/>
-                                  <w:rPr>
-                                    <w:b/>
-                                    <w:bCs/>
-                                    <w:sz w:val="12"/>
-                                    <w:szCs w:val="12"/>
-                                    <w14:shadow w14:blurRad="50800" w14:dist="50800" w14:dir="5400000" w14:sx="0" w14:sy="0" w14:kx="0" w14:ky="0" w14:algn="ctr">
-                                      <w14:schemeClr w14:val="bg1"/>
-                                    </w14:shadow>
-                                  </w:rPr>
                                 </w:pPr>
                                 <w:r>
-                                  <w:rPr>
-                                    <w:b/>
-                                    <w:bCs/>
-                                    <w:sz w:val="12"/>
-                                    <w:szCs w:val="12"/>
-                                    <w14:shadow w14:blurRad="50800" w14:dist="50800" w14:dir="5400000" w14:sx="0" w14:sy="0" w14:kx="0" w14:ky="0" w14:algn="ctr">
-                                      <w14:schemeClr w14:val="bg1"/>
-                                    </w14:shadow>
-                                  </w:rPr>
-                                  <w:t>l</w:t>
+                                  <w:t>c</w:t>
                                 </w:r>
                                 <w:r>
                                   <w:rPr>
-                                    <w:b/>
-                                    <w:bCs/>
-                                    <w:sz w:val="12"/>
-                                    <w:szCs w:val="12"/>
-                                    <w14:shadow w14:blurRad="50800" w14:dist="50800" w14:dir="5400000" w14:sx="0" w14:sy="0" w14:kx="0" w14:ky="0" w14:algn="ctr">
-                                      <w14:schemeClr w14:val="bg1"/>
-                                    </w14:shadow>
+                                    <w:noProof/>
                                   </w:rPr>
-                                  <w:t>ocal feature F</w:t>
+                                  <w:drawing>
+                                    <wp:inline distT="0" distB="0" distL="0" distR="0" wp14:anchorId="65313CF2" wp14:editId="460A6D67">
+                                      <wp:extent cx="0" cy="0"/>
+                                      <wp:effectExtent l="0" t="0" r="0" b="0"/>
+                                      <wp:docPr id="1194516333" name="图片 1"/>
+                                      <wp:cNvGraphicFramePr>
+                                        <a:graphicFrameLocks xmlns:a="http://schemas.openxmlformats.org/drawingml/2006/main" noChangeAspect="1"/>
+                                      </wp:cNvGraphicFramePr>
+                                      <a:graphic xmlns:a="http://schemas.openxmlformats.org/drawingml/2006/main">
+                                        <a:graphicData uri="http://schemas.openxmlformats.org/drawingml/2006/picture">
+                                          <pic:pic xmlns:pic="http://schemas.openxmlformats.org/drawingml/2006/picture">
+                                            <pic:nvPicPr>
+                                              <pic:cNvPr id="1165435383" name=""/>
+                                              <pic:cNvPicPr/>
+                                            </pic:nvPicPr>
+                                            <pic:blipFill>
+                                              <a:blip r:embed="rId8"/>
+                                              <a:stretch>
+                                                <a:fillRect/>
+                                              </a:stretch>
+                                            </pic:blipFill>
+                                            <pic:spPr>
+                                              <a:xfrm>
+                                                <a:off x="0" y="0"/>
+                                                <a:ext cx="0" cy="0"/>
+                                              </a:xfrm>
+                                              <a:prstGeom prst="rect">
+                                                <a:avLst/>
+                                              </a:prstGeom>
+                                            </pic:spPr>
+                                          </pic:pic>
+                                        </a:graphicData>
+                                      </a:graphic>
+                                    </wp:inline>
+                                  </w:drawing>
                                 </w:r>
                               </w:p>
                             </w:txbxContent>
                           </wps:txbx>
-                          <wps:bodyPr rot="0" spcFirstLastPara="0" vertOverflow="overflow" horzOverflow="overflow" vert="horz" wrap="square" lIns="0" tIns="0" rIns="0" bIns="0" numCol="1" spcCol="0" rtlCol="0" fromWordArt="0" anchor="t" anchorCtr="0" forceAA="0" compatLnSpc="1">
+                          <wps:bodyPr rot="0" spcFirstLastPara="0" vertOverflow="overflow" horzOverflow="overflow" vert="horz" wrap="square" lIns="91440" tIns="45720" rIns="91440" bIns="45720" numCol="1" spcCol="0" rtlCol="0" fromWordArt="0" anchor="ctr" anchorCtr="0" forceAA="0" compatLnSpc="1">
                             <a:prstTxWarp prst="textNoShape">
                               <a:avLst/>
                             </a:prstTxWarp>
                             <a:noAutofit/>
                           </wps:bodyPr>
                         </wps:wsp>
-                      </wpg:grpSp>
-                      <wpg:grpSp>
-                        <wpg:cNvPr id="1725645914" name="组合 223"/>
-                        <wpg:cNvGrpSpPr/>
-                        <wpg:grpSpPr>
-                          <a:xfrm>
-                            <a:off x="0" y="0"/>
-                            <a:ext cx="640917" cy="374400"/>
-                            <a:chOff x="0" y="0"/>
-                            <a:chExt cx="640917" cy="374400"/>
-                          </a:xfrm>
-                        </wpg:grpSpPr>
                         <wps:wsp>
-                          <wps:cNvPr id="1337719809" name="矩形 194"/>
+                          <wps:cNvPr id="1328846265" name="矩形 195"/>
                           <wps:cNvSpPr/>
                           <wps:spPr>
                             <a:xfrm>
-                              <a:off x="0" y="0"/>
-                              <a:ext cx="640917" cy="374400"/>
+                              <a:off x="266700" y="-56130"/>
+                              <a:ext cx="68031" cy="35562"/>
                             </a:xfrm>
                             <a:prstGeom prst="rect">
                               <a:avLst/>
                             </a:prstGeom>
                             <a:solidFill>
-                              <a:srgbClr val="EEF9F6"/>
+                              <a:schemeClr val="bg1"/>
                             </a:solidFill>
-                            <a:ln>
+                            <a:ln w="9525">
                               <a:solidFill>
-                                <a:schemeClr val="bg1"/>
+                                <a:srgbClr val="A3C9EE"/>
+                              </a:solidFill>
+                            </a:ln>
+                          </wps:spPr>
+                          <wps:style>
+                            <a:lnRef idx="2">
+                              <a:schemeClr val="accent1">
+                                <a:shade val="15000"/>
+                              </a:schemeClr>
+                            </a:lnRef>
+                            <a:fillRef idx="1">
+                              <a:schemeClr val="accent1"/>
+                            </a:fillRef>
+                            <a:effectRef idx="0">
+                              <a:schemeClr val="accent1"/>
+                            </a:effectRef>
+                            <a:fontRef idx="minor">
+                              <a:schemeClr val="lt1"/>
+                            </a:fontRef>
+                          </wps:style>
+                          <wps:txbx>
+                            <w:txbxContent>
+                              <w:p>
+                                <w:pPr>
+                                  <w:jc w:val="center"/>
+                                </w:pPr>
+                                <w:r>
+                                  <w:t>c</w:t>
+                                </w:r>
+                                <w:r>
+                                  <w:rPr>
+                                    <w:noProof/>
+                                  </w:rPr>
+                                  <w:drawing>
+                                    <wp:inline distT="0" distB="0" distL="0" distR="0" wp14:anchorId="70A4D1AE" wp14:editId="7E0CEDD4">
+                                      <wp:extent cx="0" cy="0"/>
+                                      <wp:effectExtent l="0" t="0" r="0" b="0"/>
+                                      <wp:docPr id="954048423" name="图片 1"/>
+                                      <wp:cNvGraphicFramePr>
+                                        <a:graphicFrameLocks xmlns:a="http://schemas.openxmlformats.org/drawingml/2006/main" noChangeAspect="1"/>
+                                      </wp:cNvGraphicFramePr>
+                                      <a:graphic xmlns:a="http://schemas.openxmlformats.org/drawingml/2006/main">
+                                        <a:graphicData uri="http://schemas.openxmlformats.org/drawingml/2006/picture">
+                                          <pic:pic xmlns:pic="http://schemas.openxmlformats.org/drawingml/2006/picture">
+                                            <pic:nvPicPr>
+                                              <pic:cNvPr id="1165435383" name=""/>
+                                              <pic:cNvPicPr/>
+                                            </pic:nvPicPr>
+                                            <pic:blipFill>
+                                              <a:blip r:embed="rId8"/>
+                                              <a:stretch>
+                                                <a:fillRect/>
+                                              </a:stretch>
+                                            </pic:blipFill>
+                                            <pic:spPr>
+                                              <a:xfrm>
+                                                <a:off x="0" y="0"/>
+                                                <a:ext cx="0" cy="0"/>
+                                              </a:xfrm>
+                                              <a:prstGeom prst="rect">
+                                                <a:avLst/>
+                                              </a:prstGeom>
+                                            </pic:spPr>
+                                          </pic:pic>
+                                        </a:graphicData>
+                                      </a:graphic>
+                                    </wp:inline>
+                                  </w:drawing>
+                                </w:r>
+                              </w:p>
+                            </w:txbxContent>
+                          </wps:txbx>
+                          <wps:bodyPr rot="0" spcFirstLastPara="0" vertOverflow="overflow" horzOverflow="overflow" vert="horz" wrap="square" lIns="91440" tIns="45720" rIns="91440" bIns="45720" numCol="1" spcCol="0" rtlCol="0" fromWordArt="0" anchor="ctr" anchorCtr="0" forceAA="0" compatLnSpc="1">
+                            <a:prstTxWarp prst="textNoShape">
+                              <a:avLst/>
+                            </a:prstTxWarp>
+                            <a:noAutofit/>
+                          </wps:bodyPr>
+                        </wps:wsp>
+                        <wps:wsp>
+                          <wps:cNvPr id="134949020" name="矩形 195"/>
+                          <wps:cNvSpPr/>
+                          <wps:spPr>
+                            <a:xfrm>
+                              <a:off x="177800" y="-56130"/>
+                              <a:ext cx="68031" cy="35562"/>
+                            </a:xfrm>
+                            <a:prstGeom prst="rect">
+                              <a:avLst/>
+                            </a:prstGeom>
+                            <a:solidFill>
+                              <a:srgbClr val="B9D7F3"/>
+                            </a:solidFill>
+                            <a:ln w="9525">
+                              <a:solidFill>
+                                <a:srgbClr val="A3C9EE"/>
                               </a:solidFill>
                             </a:ln>
                           </wps:spPr>
@@ -1337,682 +365,1646 @@
                             <a:noAutofit/>
                           </wps:bodyPr>
                         </wps:wsp>
-                        <wpg:grpSp>
-                          <wpg:cNvPr id="1258446194" name="组合 222"/>
-                          <wpg:cNvGrpSpPr/>
-                          <wpg:grpSpPr>
+                        <wps:wsp>
+                          <wps:cNvPr id="240665995" name="矩形 195"/>
+                          <wps:cNvSpPr/>
+                          <wps:spPr>
                             <a:xfrm>
-                              <a:off x="11152" y="0"/>
-                              <a:ext cx="618490" cy="322797"/>
-                              <a:chOff x="0" y="0"/>
-                              <a:chExt cx="618490" cy="322797"/>
+                              <a:off x="355600" y="-56130"/>
+                              <a:ext cx="68031" cy="35562"/>
                             </a:xfrm>
-                          </wpg:grpSpPr>
-                          <wpg:grpSp>
-                            <wpg:cNvPr id="2103067891" name="组合 220"/>
-                            <wpg:cNvGrpSpPr/>
-                            <wpg:grpSpPr>
-                              <a:xfrm>
-                                <a:off x="206297" y="131027"/>
-                                <a:ext cx="203200" cy="191770"/>
-                                <a:chOff x="0" y="0"/>
-                                <a:chExt cx="280280" cy="277495"/>
-                              </a:xfrm>
-                            </wpg:grpSpPr>
-                            <wps:wsp>
-                              <wps:cNvPr id="265015666" name="矩形 195"/>
-                              <wps:cNvSpPr/>
-                              <wps:spPr>
-                                <a:xfrm>
-                                  <a:off x="0" y="0"/>
-                                  <a:ext cx="72000" cy="72000"/>
-                                </a:xfrm>
-                                <a:prstGeom prst="rect">
-                                  <a:avLst/>
-                                </a:prstGeom>
-                                <a:solidFill>
-                                  <a:srgbClr val="F9FCFB"/>
-                                </a:solidFill>
-                                <a:ln w="9525">
-                                  <a:solidFill>
-                                    <a:srgbClr val="74B0AB"/>
-                                  </a:solidFill>
-                                </a:ln>
-                              </wps:spPr>
-                              <wps:style>
-                                <a:lnRef idx="2">
-                                  <a:schemeClr val="accent1">
-                                    <a:shade val="15000"/>
-                                  </a:schemeClr>
-                                </a:lnRef>
-                                <a:fillRef idx="1">
-                                  <a:schemeClr val="accent1"/>
-                                </a:fillRef>
-                                <a:effectRef idx="0">
-                                  <a:schemeClr val="accent1"/>
-                                </a:effectRef>
-                                <a:fontRef idx="minor">
-                                  <a:schemeClr val="lt1"/>
-                                </a:fontRef>
-                              </wps:style>
-                              <wps:bodyPr rot="0" spcFirstLastPara="0" vertOverflow="overflow" horzOverflow="overflow" vert="horz" wrap="square" lIns="91440" tIns="45720" rIns="91440" bIns="45720" numCol="1" spcCol="0" rtlCol="0" fromWordArt="0" anchor="ctr" anchorCtr="0" forceAA="0" compatLnSpc="1">
-                                <a:prstTxWarp prst="textNoShape">
-                                  <a:avLst/>
-                                </a:prstTxWarp>
-                                <a:noAutofit/>
-                              </wps:bodyPr>
-                            </wps:wsp>
-                            <wps:wsp>
-                              <wps:cNvPr id="2044733223" name="矩形 195"/>
-                              <wps:cNvSpPr/>
-                              <wps:spPr>
-                                <a:xfrm>
-                                  <a:off x="104140" y="203200"/>
-                                  <a:ext cx="72000" cy="72000"/>
-                                </a:xfrm>
-                                <a:prstGeom prst="rect">
-                                  <a:avLst/>
-                                </a:prstGeom>
-                                <a:solidFill>
-                                  <a:srgbClr val="218079"/>
-                                </a:solidFill>
-                                <a:ln w="9525">
-                                  <a:solidFill>
-                                    <a:srgbClr val="74B0AB"/>
-                                  </a:solidFill>
-                                </a:ln>
-                              </wps:spPr>
-                              <wps:style>
-                                <a:lnRef idx="2">
-                                  <a:schemeClr val="accent1">
-                                    <a:shade val="15000"/>
-                                  </a:schemeClr>
-                                </a:lnRef>
-                                <a:fillRef idx="1">
-                                  <a:schemeClr val="accent1"/>
-                                </a:fillRef>
-                                <a:effectRef idx="0">
-                                  <a:schemeClr val="accent1"/>
-                                </a:effectRef>
-                                <a:fontRef idx="minor">
-                                  <a:schemeClr val="lt1"/>
-                                </a:fontRef>
-                              </wps:style>
-                              <wps:txbx>
-                                <w:txbxContent>
-                                  <w:p>
-                                    <w:pPr>
-                                      <w:jc w:val="center"/>
-                                    </w:pPr>
-                                    <w:r>
-                                      <w:t>c</w:t>
-                                    </w:r>
-                                    <w:r>
-                                      <w:rPr>
-                                        <w:noProof/>
-                                      </w:rPr>
-                                      <w:drawing>
-                                        <wp:inline distT="0" distB="0" distL="0" distR="0" wp14:anchorId="206BF3B5" wp14:editId="68713D72">
-                                          <wp:extent cx="0" cy="0"/>
-                                          <wp:effectExtent l="0" t="0" r="0" b="0"/>
-                                          <wp:docPr id="659357081" name="图片 1"/>
-                                          <wp:cNvGraphicFramePr>
-                                            <a:graphicFrameLocks xmlns:a="http://schemas.openxmlformats.org/drawingml/2006/main" noChangeAspect="1"/>
-                                          </wp:cNvGraphicFramePr>
-                                          <a:graphic xmlns:a="http://schemas.openxmlformats.org/drawingml/2006/main">
-                                            <a:graphicData uri="http://schemas.openxmlformats.org/drawingml/2006/picture">
-                                              <pic:pic xmlns:pic="http://schemas.openxmlformats.org/drawingml/2006/picture">
-                                                <pic:nvPicPr>
-                                                  <pic:cNvPr id="1165435383" name=""/>
-                                                  <pic:cNvPicPr/>
-                                                </pic:nvPicPr>
-                                                <pic:blipFill>
-                                                  <a:blip r:embed="rId8"/>
-                                                  <a:stretch>
-                                                    <a:fillRect/>
-                                                  </a:stretch>
-                                                </pic:blipFill>
-                                                <pic:spPr>
-                                                  <a:xfrm>
-                                                    <a:off x="0" y="0"/>
-                                                    <a:ext cx="0" cy="0"/>
-                                                  </a:xfrm>
-                                                  <a:prstGeom prst="rect">
-                                                    <a:avLst/>
-                                                  </a:prstGeom>
-                                                </pic:spPr>
-                                              </pic:pic>
-                                            </a:graphicData>
-                                          </a:graphic>
-                                        </wp:inline>
-                                      </w:drawing>
-                                    </w:r>
-                                  </w:p>
-                                </w:txbxContent>
-                              </wps:txbx>
-                              <wps:bodyPr rot="0" spcFirstLastPara="0" vertOverflow="overflow" horzOverflow="overflow" vert="horz" wrap="square" lIns="91440" tIns="45720" rIns="91440" bIns="45720" numCol="1" spcCol="0" rtlCol="0" fromWordArt="0" anchor="ctr" anchorCtr="0" forceAA="0" compatLnSpc="1">
-                                <a:prstTxWarp prst="textNoShape">
-                                  <a:avLst/>
-                                </a:prstTxWarp>
-                                <a:noAutofit/>
-                              </wps:bodyPr>
-                            </wps:wsp>
-                            <wps:wsp>
-                              <wps:cNvPr id="386405880" name="矩形 195"/>
-                              <wps:cNvSpPr/>
-                              <wps:spPr>
-                                <a:xfrm>
-                                  <a:off x="208280" y="101600"/>
-                                  <a:ext cx="72000" cy="72000"/>
-                                </a:xfrm>
-                                <a:prstGeom prst="rect">
-                                  <a:avLst/>
-                                </a:prstGeom>
-                                <a:solidFill>
-                                  <a:srgbClr val="F9FCFB"/>
-                                </a:solidFill>
-                                <a:ln w="9525">
-                                  <a:solidFill>
-                                    <a:srgbClr val="74B0AB"/>
-                                  </a:solidFill>
-                                </a:ln>
-                              </wps:spPr>
-                              <wps:style>
-                                <a:lnRef idx="2">
-                                  <a:schemeClr val="accent1">
-                                    <a:shade val="15000"/>
-                                  </a:schemeClr>
-                                </a:lnRef>
-                                <a:fillRef idx="1">
-                                  <a:schemeClr val="accent1"/>
-                                </a:fillRef>
-                                <a:effectRef idx="0">
-                                  <a:schemeClr val="accent1"/>
-                                </a:effectRef>
-                                <a:fontRef idx="minor">
-                                  <a:schemeClr val="lt1"/>
-                                </a:fontRef>
-                              </wps:style>
-                              <wps:bodyPr rot="0" spcFirstLastPara="0" vertOverflow="overflow" horzOverflow="overflow" vert="horz" wrap="square" lIns="91440" tIns="45720" rIns="91440" bIns="45720" numCol="1" spcCol="0" rtlCol="0" fromWordArt="0" anchor="ctr" anchorCtr="0" forceAA="0" compatLnSpc="1">
-                                <a:prstTxWarp prst="textNoShape">
-                                  <a:avLst/>
-                                </a:prstTxWarp>
-                                <a:noAutofit/>
-                              </wps:bodyPr>
-                            </wps:wsp>
-                            <wps:wsp>
-                              <wps:cNvPr id="2004130443" name="矩形 195"/>
-                              <wps:cNvSpPr/>
-                              <wps:spPr>
-                                <a:xfrm>
-                                  <a:off x="104140" y="0"/>
-                                  <a:ext cx="72000" cy="72000"/>
-                                </a:xfrm>
-                                <a:prstGeom prst="rect">
-                                  <a:avLst/>
-                                </a:prstGeom>
-                                <a:solidFill>
-                                  <a:srgbClr val="F9FCFB"/>
-                                </a:solidFill>
-                                <a:ln w="9525">
-                                  <a:solidFill>
-                                    <a:srgbClr val="74B0AB"/>
-                                  </a:solidFill>
-                                </a:ln>
-                              </wps:spPr>
-                              <wps:style>
-                                <a:lnRef idx="2">
-                                  <a:schemeClr val="accent1">
-                                    <a:shade val="15000"/>
-                                  </a:schemeClr>
-                                </a:lnRef>
-                                <a:fillRef idx="1">
-                                  <a:schemeClr val="accent1"/>
-                                </a:fillRef>
-                                <a:effectRef idx="0">
-                                  <a:schemeClr val="accent1"/>
-                                </a:effectRef>
-                                <a:fontRef idx="minor">
-                                  <a:schemeClr val="lt1"/>
-                                </a:fontRef>
-                              </wps:style>
-                              <wps:bodyPr rot="0" spcFirstLastPara="0" vertOverflow="overflow" horzOverflow="overflow" vert="horz" wrap="square" lIns="91440" tIns="45720" rIns="91440" bIns="45720" numCol="1" spcCol="0" rtlCol="0" fromWordArt="0" anchor="ctr" anchorCtr="0" forceAA="0" compatLnSpc="1">
-                                <a:prstTxWarp prst="textNoShape">
-                                  <a:avLst/>
-                                </a:prstTxWarp>
-                                <a:noAutofit/>
-                              </wps:bodyPr>
-                            </wps:wsp>
-                            <wps:wsp>
-                              <wps:cNvPr id="1560094574" name="矩形 195"/>
-                              <wps:cNvSpPr/>
-                              <wps:spPr>
-                                <a:xfrm>
-                                  <a:off x="0" y="101600"/>
-                                  <a:ext cx="72000" cy="72000"/>
-                                </a:xfrm>
-                                <a:prstGeom prst="rect">
-                                  <a:avLst/>
-                                </a:prstGeom>
-                                <a:solidFill>
-                                  <a:srgbClr val="218079"/>
-                                </a:solidFill>
-                                <a:ln w="9525">
-                                  <a:solidFill>
-                                    <a:srgbClr val="74B0AB"/>
-                                  </a:solidFill>
-                                </a:ln>
-                              </wps:spPr>
-                              <wps:style>
-                                <a:lnRef idx="2">
-                                  <a:schemeClr val="accent1">
-                                    <a:shade val="15000"/>
-                                  </a:schemeClr>
-                                </a:lnRef>
-                                <a:fillRef idx="1">
-                                  <a:schemeClr val="accent1"/>
-                                </a:fillRef>
-                                <a:effectRef idx="0">
-                                  <a:schemeClr val="accent1"/>
-                                </a:effectRef>
-                                <a:fontRef idx="minor">
-                                  <a:schemeClr val="lt1"/>
-                                </a:fontRef>
-                              </wps:style>
-                              <wps:txbx>
-                                <w:txbxContent>
-                                  <w:p>
-                                    <w:pPr>
-                                      <w:jc w:val="center"/>
-                                    </w:pPr>
-                                    <w:r>
-                                      <w:t>c</w:t>
-                                    </w:r>
-                                    <w:r>
-                                      <w:rPr>
-                                        <w:noProof/>
-                                      </w:rPr>
-                                      <w:drawing>
-                                        <wp:inline distT="0" distB="0" distL="0" distR="0" wp14:anchorId="6EC1E36A" wp14:editId="1F3E59A3">
-                                          <wp:extent cx="0" cy="0"/>
-                                          <wp:effectExtent l="0" t="0" r="0" b="0"/>
-                                          <wp:docPr id="565558845" name="图片 1"/>
-                                          <wp:cNvGraphicFramePr>
-                                            <a:graphicFrameLocks xmlns:a="http://schemas.openxmlformats.org/drawingml/2006/main" noChangeAspect="1"/>
-                                          </wp:cNvGraphicFramePr>
-                                          <a:graphic xmlns:a="http://schemas.openxmlformats.org/drawingml/2006/main">
-                                            <a:graphicData uri="http://schemas.openxmlformats.org/drawingml/2006/picture">
-                                              <pic:pic xmlns:pic="http://schemas.openxmlformats.org/drawingml/2006/picture">
-                                                <pic:nvPicPr>
-                                                  <pic:cNvPr id="1165435383" name=""/>
-                                                  <pic:cNvPicPr/>
-                                                </pic:nvPicPr>
-                                                <pic:blipFill>
-                                                  <a:blip r:embed="rId8"/>
-                                                  <a:stretch>
-                                                    <a:fillRect/>
-                                                  </a:stretch>
-                                                </pic:blipFill>
-                                                <pic:spPr>
-                                                  <a:xfrm>
-                                                    <a:off x="0" y="0"/>
-                                                    <a:ext cx="0" cy="0"/>
-                                                  </a:xfrm>
-                                                  <a:prstGeom prst="rect">
-                                                    <a:avLst/>
-                                                  </a:prstGeom>
-                                                </pic:spPr>
-                                              </pic:pic>
-                                            </a:graphicData>
-                                          </a:graphic>
-                                        </wp:inline>
-                                      </w:drawing>
-                                    </w:r>
-                                  </w:p>
-                                </w:txbxContent>
-                              </wps:txbx>
-                              <wps:bodyPr rot="0" spcFirstLastPara="0" vertOverflow="overflow" horzOverflow="overflow" vert="horz" wrap="square" lIns="91440" tIns="45720" rIns="91440" bIns="45720" numCol="1" spcCol="0" rtlCol="0" fromWordArt="0" anchor="ctr" anchorCtr="0" forceAA="0" compatLnSpc="1">
-                                <a:prstTxWarp prst="textNoShape">
-                                  <a:avLst/>
-                                </a:prstTxWarp>
-                                <a:noAutofit/>
-                              </wps:bodyPr>
-                            </wps:wsp>
-                            <wps:wsp>
-                              <wps:cNvPr id="312572002" name="矩形 195"/>
-                              <wps:cNvSpPr/>
-                              <wps:spPr>
-                                <a:xfrm>
-                                  <a:off x="104140" y="101600"/>
-                                  <a:ext cx="72000" cy="72000"/>
-                                </a:xfrm>
-                                <a:prstGeom prst="rect">
-                                  <a:avLst/>
-                                </a:prstGeom>
-                                <a:solidFill>
-                                  <a:srgbClr val="218079"/>
-                                </a:solidFill>
-                                <a:ln w="9525">
-                                  <a:solidFill>
-                                    <a:srgbClr val="74B0AB"/>
-                                  </a:solidFill>
-                                </a:ln>
-                              </wps:spPr>
-                              <wps:style>
-                                <a:lnRef idx="2">
-                                  <a:schemeClr val="accent1">
-                                    <a:shade val="15000"/>
-                                  </a:schemeClr>
-                                </a:lnRef>
-                                <a:fillRef idx="1">
-                                  <a:schemeClr val="accent1"/>
-                                </a:fillRef>
-                                <a:effectRef idx="0">
-                                  <a:schemeClr val="accent1"/>
-                                </a:effectRef>
-                                <a:fontRef idx="minor">
-                                  <a:schemeClr val="lt1"/>
-                                </a:fontRef>
-                              </wps:style>
-                              <wps:txbx>
-                                <w:txbxContent>
-                                  <w:p>
-                                    <w:pPr>
-                                      <w:jc w:val="center"/>
-                                    </w:pPr>
-                                    <w:r>
-                                      <w:t>c</w:t>
-                                    </w:r>
-                                    <w:r>
-                                      <w:rPr>
-                                        <w:noProof/>
-                                      </w:rPr>
-                                      <w:drawing>
-                                        <wp:inline distT="0" distB="0" distL="0" distR="0" wp14:anchorId="01C43770" wp14:editId="5F8F8480">
-                                          <wp:extent cx="0" cy="0"/>
-                                          <wp:effectExtent l="0" t="0" r="0" b="0"/>
-                                          <wp:docPr id="685479180" name="图片 1"/>
-                                          <wp:cNvGraphicFramePr>
-                                            <a:graphicFrameLocks xmlns:a="http://schemas.openxmlformats.org/drawingml/2006/main" noChangeAspect="1"/>
-                                          </wp:cNvGraphicFramePr>
-                                          <a:graphic xmlns:a="http://schemas.openxmlformats.org/drawingml/2006/main">
-                                            <a:graphicData uri="http://schemas.openxmlformats.org/drawingml/2006/picture">
-                                              <pic:pic xmlns:pic="http://schemas.openxmlformats.org/drawingml/2006/picture">
-                                                <pic:nvPicPr>
-                                                  <pic:cNvPr id="1165435383" name=""/>
-                                                  <pic:cNvPicPr/>
-                                                </pic:nvPicPr>
-                                                <pic:blipFill>
-                                                  <a:blip r:embed="rId8"/>
-                                                  <a:stretch>
-                                                    <a:fillRect/>
-                                                  </a:stretch>
-                                                </pic:blipFill>
-                                                <pic:spPr>
-                                                  <a:xfrm>
-                                                    <a:off x="0" y="0"/>
-                                                    <a:ext cx="0" cy="0"/>
-                                                  </a:xfrm>
-                                                  <a:prstGeom prst="rect">
-                                                    <a:avLst/>
-                                                  </a:prstGeom>
-                                                </pic:spPr>
-                                              </pic:pic>
-                                            </a:graphicData>
-                                          </a:graphic>
-                                        </wp:inline>
-                                      </w:drawing>
-                                    </w:r>
-                                  </w:p>
-                                </w:txbxContent>
-                              </wps:txbx>
-                              <wps:bodyPr rot="0" spcFirstLastPara="0" vertOverflow="overflow" horzOverflow="overflow" vert="horz" wrap="square" lIns="91440" tIns="45720" rIns="91440" bIns="45720" numCol="1" spcCol="0" rtlCol="0" fromWordArt="0" anchor="ctr" anchorCtr="0" forceAA="0" compatLnSpc="1">
-                                <a:prstTxWarp prst="textNoShape">
-                                  <a:avLst/>
-                                </a:prstTxWarp>
-                                <a:noAutofit/>
-                              </wps:bodyPr>
-                            </wps:wsp>
-                            <wps:wsp>
-                              <wps:cNvPr id="1487011723" name="矩形 195"/>
-                              <wps:cNvSpPr/>
-                              <wps:spPr>
-                                <a:xfrm>
-                                  <a:off x="208280" y="0"/>
-                                  <a:ext cx="72000" cy="72000"/>
-                                </a:xfrm>
-                                <a:prstGeom prst="rect">
-                                  <a:avLst/>
-                                </a:prstGeom>
-                                <a:solidFill>
-                                  <a:srgbClr val="218079"/>
-                                </a:solidFill>
-                                <a:ln w="9525">
-                                  <a:solidFill>
-                                    <a:srgbClr val="74B0AB"/>
-                                  </a:solidFill>
-                                </a:ln>
-                              </wps:spPr>
-                              <wps:style>
-                                <a:lnRef idx="2">
-                                  <a:schemeClr val="accent1">
-                                    <a:shade val="15000"/>
-                                  </a:schemeClr>
-                                </a:lnRef>
-                                <a:fillRef idx="1">
-                                  <a:schemeClr val="accent1"/>
-                                </a:fillRef>
-                                <a:effectRef idx="0">
-                                  <a:schemeClr val="accent1"/>
-                                </a:effectRef>
-                                <a:fontRef idx="minor">
-                                  <a:schemeClr val="lt1"/>
-                                </a:fontRef>
-                              </wps:style>
-                              <wps:txbx>
-                                <w:txbxContent>
-                                  <w:p>
-                                    <w:pPr>
-                                      <w:jc w:val="center"/>
-                                    </w:pPr>
-                                    <w:r>
-                                      <w:t>c</w:t>
-                                    </w:r>
-                                    <w:r>
-                                      <w:rPr>
-                                        <w:noProof/>
-                                      </w:rPr>
-                                      <w:drawing>
-                                        <wp:inline distT="0" distB="0" distL="0" distR="0" wp14:anchorId="68A5BC58" wp14:editId="393758F5">
-                                          <wp:extent cx="0" cy="0"/>
-                                          <wp:effectExtent l="0" t="0" r="0" b="0"/>
-                                          <wp:docPr id="617939711" name="图片 1"/>
-                                          <wp:cNvGraphicFramePr>
-                                            <a:graphicFrameLocks xmlns:a="http://schemas.openxmlformats.org/drawingml/2006/main" noChangeAspect="1"/>
-                                          </wp:cNvGraphicFramePr>
-                                          <a:graphic xmlns:a="http://schemas.openxmlformats.org/drawingml/2006/main">
-                                            <a:graphicData uri="http://schemas.openxmlformats.org/drawingml/2006/picture">
-                                              <pic:pic xmlns:pic="http://schemas.openxmlformats.org/drawingml/2006/picture">
-                                                <pic:nvPicPr>
-                                                  <pic:cNvPr id="1165435383" name=""/>
-                                                  <pic:cNvPicPr/>
-                                                </pic:nvPicPr>
-                                                <pic:blipFill>
-                                                  <a:blip r:embed="rId8"/>
-                                                  <a:stretch>
-                                                    <a:fillRect/>
-                                                  </a:stretch>
-                                                </pic:blipFill>
-                                                <pic:spPr>
-                                                  <a:xfrm>
-                                                    <a:off x="0" y="0"/>
-                                                    <a:ext cx="0" cy="0"/>
-                                                  </a:xfrm>
-                                                  <a:prstGeom prst="rect">
-                                                    <a:avLst/>
-                                                  </a:prstGeom>
-                                                </pic:spPr>
-                                              </pic:pic>
-                                            </a:graphicData>
-                                          </a:graphic>
-                                        </wp:inline>
-                                      </w:drawing>
-                                    </w:r>
-                                  </w:p>
-                                </w:txbxContent>
-                              </wps:txbx>
-                              <wps:bodyPr rot="0" spcFirstLastPara="0" vertOverflow="overflow" horzOverflow="overflow" vert="horz" wrap="square" lIns="91440" tIns="45720" rIns="91440" bIns="45720" numCol="1" spcCol="0" rtlCol="0" fromWordArt="0" anchor="ctr" anchorCtr="0" forceAA="0" compatLnSpc="1">
-                                <a:prstTxWarp prst="textNoShape">
-                                  <a:avLst/>
-                                </a:prstTxWarp>
-                                <a:noAutofit/>
-                              </wps:bodyPr>
-                            </wps:wsp>
-                            <wps:wsp>
-                              <wps:cNvPr id="684636551" name="矩形 195"/>
-                              <wps:cNvSpPr/>
-                              <wps:spPr>
-                                <a:xfrm>
-                                  <a:off x="0" y="205740"/>
-                                  <a:ext cx="71755" cy="71755"/>
-                                </a:xfrm>
-                                <a:prstGeom prst="rect">
-                                  <a:avLst/>
-                                </a:prstGeom>
-                                <a:solidFill>
-                                  <a:srgbClr val="F9FCFB"/>
-                                </a:solidFill>
-                                <a:ln w="9525">
-                                  <a:solidFill>
-                                    <a:srgbClr val="74B0AB"/>
-                                  </a:solidFill>
-                                </a:ln>
-                              </wps:spPr>
-                              <wps:style>
-                                <a:lnRef idx="2">
-                                  <a:schemeClr val="accent1">
-                                    <a:shade val="15000"/>
-                                  </a:schemeClr>
-                                </a:lnRef>
-                                <a:fillRef idx="1">
-                                  <a:schemeClr val="accent1"/>
-                                </a:fillRef>
-                                <a:effectRef idx="0">
-                                  <a:schemeClr val="accent1"/>
-                                </a:effectRef>
-                                <a:fontRef idx="minor">
-                                  <a:schemeClr val="lt1"/>
-                                </a:fontRef>
-                              </wps:style>
-                              <wps:bodyPr rot="0" spcFirstLastPara="0" vertOverflow="overflow" horzOverflow="overflow" vert="horz" wrap="square" lIns="91440" tIns="45720" rIns="91440" bIns="45720" numCol="1" spcCol="0" rtlCol="0" fromWordArt="0" anchor="ctr" anchorCtr="0" forceAA="0" compatLnSpc="1">
-                                <a:prstTxWarp prst="textNoShape">
-                                  <a:avLst/>
-                                </a:prstTxWarp>
-                                <a:noAutofit/>
-                              </wps:bodyPr>
-                            </wps:wsp>
-                            <wps:wsp>
-                              <wps:cNvPr id="2113295034" name="矩形 195"/>
-                              <wps:cNvSpPr/>
-                              <wps:spPr>
-                                <a:xfrm>
-                                  <a:off x="208280" y="203200"/>
-                                  <a:ext cx="72000" cy="72000"/>
-                                </a:xfrm>
-                                <a:prstGeom prst="rect">
-                                  <a:avLst/>
-                                </a:prstGeom>
-                                <a:solidFill>
-                                  <a:srgbClr val="F9FCFB"/>
-                                </a:solidFill>
-                                <a:ln w="9525">
-                                  <a:solidFill>
-                                    <a:srgbClr val="74B0AB"/>
-                                  </a:solidFill>
-                                </a:ln>
-                              </wps:spPr>
-                              <wps:style>
-                                <a:lnRef idx="2">
-                                  <a:schemeClr val="accent1">
-                                    <a:shade val="15000"/>
-                                  </a:schemeClr>
-                                </a:lnRef>
-                                <a:fillRef idx="1">
-                                  <a:schemeClr val="accent1"/>
-                                </a:fillRef>
-                                <a:effectRef idx="0">
-                                  <a:schemeClr val="accent1"/>
-                                </a:effectRef>
-                                <a:fontRef idx="minor">
-                                  <a:schemeClr val="lt1"/>
-                                </a:fontRef>
-                              </wps:style>
-                              <wps:bodyPr rot="0" spcFirstLastPara="0" vertOverflow="overflow" horzOverflow="overflow" vert="horz" wrap="square" lIns="91440" tIns="45720" rIns="91440" bIns="45720" numCol="1" spcCol="0" rtlCol="0" fromWordArt="0" anchor="ctr" anchorCtr="0" forceAA="0" compatLnSpc="1">
-                                <a:prstTxWarp prst="textNoShape">
-                                  <a:avLst/>
-                                </a:prstTxWarp>
-                                <a:noAutofit/>
-                              </wps:bodyPr>
-                            </wps:wsp>
-                          </wpg:grpSp>
-                          <wps:wsp>
-                            <wps:cNvPr id="1794699987" name="文本框 5"/>
-                            <wps:cNvSpPr txBox="1"/>
-                            <wps:spPr>
-                              <a:xfrm>
-                                <a:off x="0" y="0"/>
-                                <a:ext cx="618490" cy="111499"/>
-                              </a:xfrm>
-                              <a:prstGeom prst="rect">
-                                <a:avLst/>
-                              </a:prstGeom>
+                            <a:prstGeom prst="rect">
+                              <a:avLst/>
+                            </a:prstGeom>
+                            <a:solidFill>
+                              <a:srgbClr val="D8EAFD"/>
+                            </a:solidFill>
+                            <a:ln w="9525">
                               <a:solidFill>
-                                <a:srgbClr val="EEF9F6"/>
+                                <a:srgbClr val="A3C9EE"/>
                               </a:solidFill>
-                              <a:ln w="6350">
-                                <a:noFill/>
-                              </a:ln>
-                            </wps:spPr>
-                            <wps:txbx>
-                              <w:txbxContent>
-                                <w:p>
-                                  <w:pPr>
-                                    <w:spacing w:after="0" w:line="160" w:lineRule="exact"/>
-                                    <w:jc w:val="center"/>
-                                    <w:rPr>
-                                      <w:b/>
-                                      <w:bCs/>
-                                      <w:sz w:val="12"/>
-                                      <w:szCs w:val="12"/>
-                                      <w14:shadow w14:blurRad="50800" w14:dist="50800" w14:dir="5400000" w14:sx="0" w14:sy="0" w14:kx="0" w14:ky="0" w14:algn="ctr">
-                                        <w14:schemeClr w14:val="bg1"/>
-                                      </w14:shadow>
-                                    </w:rPr>
-                                  </w:pPr>
-                                  <w:r>
-                                    <w:rPr>
-                                      <w:b/>
-                                      <w:bCs/>
-                                      <w:sz w:val="12"/>
-                                      <w:szCs w:val="12"/>
-                                      <w14:shadow w14:blurRad="50800" w14:dist="50800" w14:dir="5400000" w14:sx="0" w14:sy="0" w14:kx="0" w14:ky="0" w14:algn="ctr">
-                                        <w14:schemeClr w14:val="bg1"/>
-                                      </w14:shadow>
-                                    </w:rPr>
-                                    <w:t>sparse support O</w:t>
-                                  </w:r>
-                                </w:p>
-                              </w:txbxContent>
-                            </wps:txbx>
-                            <wps:bodyPr rot="0" spcFirstLastPara="0" vertOverflow="overflow" horzOverflow="overflow" vert="horz" wrap="square" lIns="0" tIns="0" rIns="0" bIns="0" numCol="1" spcCol="0" rtlCol="0" fromWordArt="0" anchor="t" anchorCtr="0" forceAA="0" compatLnSpc="1">
-                              <a:prstTxWarp prst="textNoShape">
-                                <a:avLst/>
-                              </a:prstTxWarp>
-                              <a:noAutofit/>
-                            </wps:bodyPr>
-                          </wps:wsp>
-                        </wpg:grpSp>
+                            </a:ln>
+                          </wps:spPr>
+                          <wps:style>
+                            <a:lnRef idx="2">
+                              <a:schemeClr val="accent1">
+                                <a:shade val="15000"/>
+                              </a:schemeClr>
+                            </a:lnRef>
+                            <a:fillRef idx="1">
+                              <a:schemeClr val="accent1"/>
+                            </a:fillRef>
+                            <a:effectRef idx="0">
+                              <a:schemeClr val="accent1"/>
+                            </a:effectRef>
+                            <a:fontRef idx="minor">
+                              <a:schemeClr val="lt1"/>
+                            </a:fontRef>
+                          </wps:style>
+                          <wps:txbx>
+                            <w:txbxContent>
+                              <w:p>
+                                <w:pPr>
+                                  <w:jc w:val="center"/>
+                                </w:pPr>
+                                <w:r>
+                                  <w:t>c</w:t>
+                                </w:r>
+                                <w:r>
+                                  <w:rPr>
+                                    <w:noProof/>
+                                  </w:rPr>
+                                  <w:drawing>
+                                    <wp:inline distT="0" distB="0" distL="0" distR="0" wp14:anchorId="57EA9D5B" wp14:editId="5EA39B8D">
+                                      <wp:extent cx="0" cy="0"/>
+                                      <wp:effectExtent l="0" t="0" r="0" b="0"/>
+                                      <wp:docPr id="5243698" name="图片 1"/>
+                                      <wp:cNvGraphicFramePr>
+                                        <a:graphicFrameLocks xmlns:a="http://schemas.openxmlformats.org/drawingml/2006/main" noChangeAspect="1"/>
+                                      </wp:cNvGraphicFramePr>
+                                      <a:graphic xmlns:a="http://schemas.openxmlformats.org/drawingml/2006/main">
+                                        <a:graphicData uri="http://schemas.openxmlformats.org/drawingml/2006/picture">
+                                          <pic:pic xmlns:pic="http://schemas.openxmlformats.org/drawingml/2006/picture">
+                                            <pic:nvPicPr>
+                                              <pic:cNvPr id="1165435383" name=""/>
+                                              <pic:cNvPicPr/>
+                                            </pic:nvPicPr>
+                                            <pic:blipFill>
+                                              <a:blip r:embed="rId8"/>
+                                              <a:stretch>
+                                                <a:fillRect/>
+                                              </a:stretch>
+                                            </pic:blipFill>
+                                            <pic:spPr>
+                                              <a:xfrm>
+                                                <a:off x="0" y="0"/>
+                                                <a:ext cx="0" cy="0"/>
+                                              </a:xfrm>
+                                              <a:prstGeom prst="rect">
+                                                <a:avLst/>
+                                              </a:prstGeom>
+                                            </pic:spPr>
+                                          </pic:pic>
+                                        </a:graphicData>
+                                      </a:graphic>
+                                    </wp:inline>
+                                  </w:drawing>
+                                </w:r>
+                              </w:p>
+                            </w:txbxContent>
+                          </wps:txbx>
+                          <wps:bodyPr rot="0" spcFirstLastPara="0" vertOverflow="overflow" horzOverflow="overflow" vert="horz" wrap="square" lIns="91440" tIns="45720" rIns="91440" bIns="45720" numCol="1" spcCol="0" rtlCol="0" fromWordArt="0" anchor="ctr" anchorCtr="0" forceAA="0" compatLnSpc="1">
+                            <a:prstTxWarp prst="textNoShape">
+                              <a:avLst/>
+                            </a:prstTxWarp>
+                            <a:noAutofit/>
+                          </wps:bodyPr>
+                        </wps:wsp>
+                        <wps:wsp>
+                          <wps:cNvPr id="2036686659" name="矩形 195"/>
+                          <wps:cNvSpPr/>
+                          <wps:spPr>
+                            <a:xfrm>
+                              <a:off x="0" y="7369"/>
+                              <a:ext cx="67914" cy="35456"/>
+                            </a:xfrm>
+                            <a:prstGeom prst="rect">
+                              <a:avLst/>
+                            </a:prstGeom>
+                            <a:solidFill>
+                              <a:srgbClr val="EAF5FC"/>
+                            </a:solidFill>
+                            <a:ln w="9525">
+                              <a:solidFill>
+                                <a:srgbClr val="A3C9EE"/>
+                              </a:solidFill>
+                            </a:ln>
+                          </wps:spPr>
+                          <wps:style>
+                            <a:lnRef idx="2">
+                              <a:schemeClr val="accent1">
+                                <a:shade val="15000"/>
+                              </a:schemeClr>
+                            </a:lnRef>
+                            <a:fillRef idx="1">
+                              <a:schemeClr val="accent1"/>
+                            </a:fillRef>
+                            <a:effectRef idx="0">
+                              <a:schemeClr val="accent1"/>
+                            </a:effectRef>
+                            <a:fontRef idx="minor">
+                              <a:schemeClr val="lt1"/>
+                            </a:fontRef>
+                          </wps:style>
+                          <wps:txbx>
+                            <w:txbxContent>
+                              <w:p>
+                                <w:pPr>
+                                  <w:jc w:val="center"/>
+                                </w:pPr>
+                                <w:r>
+                                  <w:t>c</w:t>
+                                </w:r>
+                                <w:r>
+                                  <w:rPr>
+                                    <w:noProof/>
+                                  </w:rPr>
+                                  <w:drawing>
+                                    <wp:inline distT="0" distB="0" distL="0" distR="0" wp14:anchorId="1779AA8C" wp14:editId="319089E3">
+                                      <wp:extent cx="0" cy="0"/>
+                                      <wp:effectExtent l="0" t="0" r="0" b="0"/>
+                                      <wp:docPr id="1729734513" name="图片 1"/>
+                                      <wp:cNvGraphicFramePr>
+                                        <a:graphicFrameLocks xmlns:a="http://schemas.openxmlformats.org/drawingml/2006/main" noChangeAspect="1"/>
+                                      </wp:cNvGraphicFramePr>
+                                      <a:graphic xmlns:a="http://schemas.openxmlformats.org/drawingml/2006/main">
+                                        <a:graphicData uri="http://schemas.openxmlformats.org/drawingml/2006/picture">
+                                          <pic:pic xmlns:pic="http://schemas.openxmlformats.org/drawingml/2006/picture">
+                                            <pic:nvPicPr>
+                                              <pic:cNvPr id="1165435383" name=""/>
+                                              <pic:cNvPicPr/>
+                                            </pic:nvPicPr>
+                                            <pic:blipFill>
+                                              <a:blip r:embed="rId8"/>
+                                              <a:stretch>
+                                                <a:fillRect/>
+                                              </a:stretch>
+                                            </pic:blipFill>
+                                            <pic:spPr>
+                                              <a:xfrm>
+                                                <a:off x="0" y="0"/>
+                                                <a:ext cx="0" cy="0"/>
+                                              </a:xfrm>
+                                              <a:prstGeom prst="rect">
+                                                <a:avLst/>
+                                              </a:prstGeom>
+                                            </pic:spPr>
+                                          </pic:pic>
+                                        </a:graphicData>
+                                      </a:graphic>
+                                    </wp:inline>
+                                  </w:drawing>
+                                </w:r>
+                              </w:p>
+                            </w:txbxContent>
+                          </wps:txbx>
+                          <wps:bodyPr rot="0" spcFirstLastPara="0" vertOverflow="overflow" horzOverflow="overflow" vert="horz" wrap="square" lIns="91440" tIns="45720" rIns="91440" bIns="45720" numCol="1" spcCol="0" rtlCol="0" fromWordArt="0" anchor="ctr" anchorCtr="0" forceAA="0" compatLnSpc="1">
+                            <a:prstTxWarp prst="textNoShape">
+                              <a:avLst/>
+                            </a:prstTxWarp>
+                            <a:noAutofit/>
+                          </wps:bodyPr>
+                        </wps:wsp>
+                        <wps:wsp>
+                          <wps:cNvPr id="785498168" name="矩形 195"/>
+                          <wps:cNvSpPr/>
+                          <wps:spPr>
+                            <a:xfrm>
+                              <a:off x="88900" y="7369"/>
+                              <a:ext cx="67914" cy="35456"/>
+                            </a:xfrm>
+                            <a:prstGeom prst="rect">
+                              <a:avLst/>
+                            </a:prstGeom>
+                            <a:solidFill>
+                              <a:srgbClr val="B9D7F3"/>
+                            </a:solidFill>
+                            <a:ln w="9525">
+                              <a:solidFill>
+                                <a:srgbClr val="A3C9EE"/>
+                              </a:solidFill>
+                            </a:ln>
+                          </wps:spPr>
+                          <wps:style>
+                            <a:lnRef idx="2">
+                              <a:schemeClr val="accent1">
+                                <a:shade val="15000"/>
+                              </a:schemeClr>
+                            </a:lnRef>
+                            <a:fillRef idx="1">
+                              <a:schemeClr val="accent1"/>
+                            </a:fillRef>
+                            <a:effectRef idx="0">
+                              <a:schemeClr val="accent1"/>
+                            </a:effectRef>
+                            <a:fontRef idx="minor">
+                              <a:schemeClr val="lt1"/>
+                            </a:fontRef>
+                          </wps:style>
+                          <wps:bodyPr rot="0" spcFirstLastPara="0" vertOverflow="overflow" horzOverflow="overflow" vert="horz" wrap="square" lIns="91440" tIns="45720" rIns="91440" bIns="45720" numCol="1" spcCol="0" rtlCol="0" fromWordArt="0" anchor="ctr" anchorCtr="0" forceAA="0" compatLnSpc="1">
+                            <a:prstTxWarp prst="textNoShape">
+                              <a:avLst/>
+                            </a:prstTxWarp>
+                            <a:noAutofit/>
+                          </wps:bodyPr>
+                        </wps:wsp>
+                        <wps:wsp>
+                          <wps:cNvPr id="879046411" name="矩形 195"/>
+                          <wps:cNvSpPr/>
+                          <wps:spPr>
+                            <a:xfrm>
+                              <a:off x="177800" y="7369"/>
+                              <a:ext cx="67914" cy="35456"/>
+                            </a:xfrm>
+                            <a:prstGeom prst="rect">
+                              <a:avLst/>
+                            </a:prstGeom>
+                            <a:solidFill>
+                              <a:srgbClr val="EAF5FC"/>
+                            </a:solidFill>
+                            <a:ln w="9525">
+                              <a:solidFill>
+                                <a:srgbClr val="A3C9EE"/>
+                              </a:solidFill>
+                            </a:ln>
+                          </wps:spPr>
+                          <wps:style>
+                            <a:lnRef idx="2">
+                              <a:schemeClr val="accent1">
+                                <a:shade val="15000"/>
+                              </a:schemeClr>
+                            </a:lnRef>
+                            <a:fillRef idx="1">
+                              <a:schemeClr val="accent1"/>
+                            </a:fillRef>
+                            <a:effectRef idx="0">
+                              <a:schemeClr val="accent1"/>
+                            </a:effectRef>
+                            <a:fontRef idx="minor">
+                              <a:schemeClr val="lt1"/>
+                            </a:fontRef>
+                          </wps:style>
+                          <wps:txbx>
+                            <w:txbxContent>
+                              <w:p>
+                                <w:pPr>
+                                  <w:jc w:val="center"/>
+                                </w:pPr>
+                                <w:r>
+                                  <w:t>c</w:t>
+                                </w:r>
+                                <w:r>
+                                  <w:rPr>
+                                    <w:noProof/>
+                                  </w:rPr>
+                                  <w:drawing>
+                                    <wp:inline distT="0" distB="0" distL="0" distR="0" wp14:anchorId="7263A80C" wp14:editId="7432B743">
+                                      <wp:extent cx="0" cy="0"/>
+                                      <wp:effectExtent l="0" t="0" r="0" b="0"/>
+                                      <wp:docPr id="1471279576" name="图片 1"/>
+                                      <wp:cNvGraphicFramePr>
+                                        <a:graphicFrameLocks xmlns:a="http://schemas.openxmlformats.org/drawingml/2006/main" noChangeAspect="1"/>
+                                      </wp:cNvGraphicFramePr>
+                                      <a:graphic xmlns:a="http://schemas.openxmlformats.org/drawingml/2006/main">
+                                        <a:graphicData uri="http://schemas.openxmlformats.org/drawingml/2006/picture">
+                                          <pic:pic xmlns:pic="http://schemas.openxmlformats.org/drawingml/2006/picture">
+                                            <pic:nvPicPr>
+                                              <pic:cNvPr id="1165435383" name=""/>
+                                              <pic:cNvPicPr/>
+                                            </pic:nvPicPr>
+                                            <pic:blipFill>
+                                              <a:blip r:embed="rId8"/>
+                                              <a:stretch>
+                                                <a:fillRect/>
+                                              </a:stretch>
+                                            </pic:blipFill>
+                                            <pic:spPr>
+                                              <a:xfrm>
+                                                <a:off x="0" y="0"/>
+                                                <a:ext cx="0" cy="0"/>
+                                              </a:xfrm>
+                                              <a:prstGeom prst="rect">
+                                                <a:avLst/>
+                                              </a:prstGeom>
+                                            </pic:spPr>
+                                          </pic:pic>
+                                        </a:graphicData>
+                                      </a:graphic>
+                                    </wp:inline>
+                                  </w:drawing>
+                                </w:r>
+                              </w:p>
+                            </w:txbxContent>
+                          </wps:txbx>
+                          <wps:bodyPr rot="0" spcFirstLastPara="0" vertOverflow="overflow" horzOverflow="overflow" vert="horz" wrap="square" lIns="91440" tIns="45720" rIns="91440" bIns="45720" numCol="1" spcCol="0" rtlCol="0" fromWordArt="0" anchor="ctr" anchorCtr="0" forceAA="0" compatLnSpc="1">
+                            <a:prstTxWarp prst="textNoShape">
+                              <a:avLst/>
+                            </a:prstTxWarp>
+                            <a:noAutofit/>
+                          </wps:bodyPr>
+                        </wps:wsp>
+                        <wps:wsp>
+                          <wps:cNvPr id="1478189613" name="矩形 195"/>
+                          <wps:cNvSpPr/>
+                          <wps:spPr>
+                            <a:xfrm>
+                              <a:off x="266700" y="7369"/>
+                              <a:ext cx="67914" cy="35456"/>
+                            </a:xfrm>
+                            <a:prstGeom prst="rect">
+                              <a:avLst/>
+                            </a:prstGeom>
+                            <a:solidFill>
+                              <a:srgbClr val="B9D7F3"/>
+                            </a:solidFill>
+                            <a:ln w="9525">
+                              <a:solidFill>
+                                <a:srgbClr val="A3C9EE"/>
+                              </a:solidFill>
+                            </a:ln>
+                          </wps:spPr>
+                          <wps:style>
+                            <a:lnRef idx="2">
+                              <a:schemeClr val="accent1">
+                                <a:shade val="15000"/>
+                              </a:schemeClr>
+                            </a:lnRef>
+                            <a:fillRef idx="1">
+                              <a:schemeClr val="accent1"/>
+                            </a:fillRef>
+                            <a:effectRef idx="0">
+                              <a:schemeClr val="accent1"/>
+                            </a:effectRef>
+                            <a:fontRef idx="minor">
+                              <a:schemeClr val="lt1"/>
+                            </a:fontRef>
+                          </wps:style>
+                          <wps:bodyPr rot="0" spcFirstLastPara="0" vertOverflow="overflow" horzOverflow="overflow" vert="horz" wrap="square" lIns="91440" tIns="45720" rIns="91440" bIns="45720" numCol="1" spcCol="0" rtlCol="0" fromWordArt="0" anchor="ctr" anchorCtr="0" forceAA="0" compatLnSpc="1">
+                            <a:prstTxWarp prst="textNoShape">
+                              <a:avLst/>
+                            </a:prstTxWarp>
+                            <a:noAutofit/>
+                          </wps:bodyPr>
+                        </wps:wsp>
+                        <wps:wsp>
+                          <wps:cNvPr id="774306061" name="矩形 195"/>
+                          <wps:cNvSpPr/>
+                          <wps:spPr>
+                            <a:xfrm>
+                              <a:off x="355600" y="7369"/>
+                              <a:ext cx="68031" cy="35562"/>
+                            </a:xfrm>
+                            <a:prstGeom prst="rect">
+                              <a:avLst/>
+                            </a:prstGeom>
+                            <a:solidFill>
+                              <a:schemeClr val="bg1"/>
+                            </a:solidFill>
+                            <a:ln w="9525">
+                              <a:solidFill>
+                                <a:srgbClr val="A3C9EE"/>
+                              </a:solidFill>
+                            </a:ln>
+                          </wps:spPr>
+                          <wps:style>
+                            <a:lnRef idx="2">
+                              <a:schemeClr val="accent1">
+                                <a:shade val="15000"/>
+                              </a:schemeClr>
+                            </a:lnRef>
+                            <a:fillRef idx="1">
+                              <a:schemeClr val="accent1"/>
+                            </a:fillRef>
+                            <a:effectRef idx="0">
+                              <a:schemeClr val="accent1"/>
+                            </a:effectRef>
+                            <a:fontRef idx="minor">
+                              <a:schemeClr val="lt1"/>
+                            </a:fontRef>
+                          </wps:style>
+                          <wps:txbx>
+                            <w:txbxContent>
+                              <w:p>
+                                <w:pPr>
+                                  <w:jc w:val="center"/>
+                                </w:pPr>
+                                <w:r>
+                                  <w:t>c</w:t>
+                                </w:r>
+                                <w:r>
+                                  <w:rPr>
+                                    <w:noProof/>
+                                  </w:rPr>
+                                  <w:drawing>
+                                    <wp:inline distT="0" distB="0" distL="0" distR="0" wp14:anchorId="5D8F3EA7" wp14:editId="5B6375B7">
+                                      <wp:extent cx="0" cy="0"/>
+                                      <wp:effectExtent l="0" t="0" r="0" b="0"/>
+                                      <wp:docPr id="2061173009" name="图片 1"/>
+                                      <wp:cNvGraphicFramePr>
+                                        <a:graphicFrameLocks xmlns:a="http://schemas.openxmlformats.org/drawingml/2006/main" noChangeAspect="1"/>
+                                      </wp:cNvGraphicFramePr>
+                                      <a:graphic xmlns:a="http://schemas.openxmlformats.org/drawingml/2006/main">
+                                        <a:graphicData uri="http://schemas.openxmlformats.org/drawingml/2006/picture">
+                                          <pic:pic xmlns:pic="http://schemas.openxmlformats.org/drawingml/2006/picture">
+                                            <pic:nvPicPr>
+                                              <pic:cNvPr id="1165435383" name=""/>
+                                              <pic:cNvPicPr/>
+                                            </pic:nvPicPr>
+                                            <pic:blipFill>
+                                              <a:blip r:embed="rId8"/>
+                                              <a:stretch>
+                                                <a:fillRect/>
+                                              </a:stretch>
+                                            </pic:blipFill>
+                                            <pic:spPr>
+                                              <a:xfrm>
+                                                <a:off x="0" y="0"/>
+                                                <a:ext cx="0" cy="0"/>
+                                              </a:xfrm>
+                                              <a:prstGeom prst="rect">
+                                                <a:avLst/>
+                                              </a:prstGeom>
+                                            </pic:spPr>
+                                          </pic:pic>
+                                        </a:graphicData>
+                                      </a:graphic>
+                                    </wp:inline>
+                                  </w:drawing>
+                                </w:r>
+                              </w:p>
+                            </w:txbxContent>
+                          </wps:txbx>
+                          <wps:bodyPr rot="0" spcFirstLastPara="0" vertOverflow="overflow" horzOverflow="overflow" vert="horz" wrap="square" lIns="91440" tIns="45720" rIns="91440" bIns="45720" numCol="1" spcCol="0" rtlCol="0" fromWordArt="0" anchor="ctr" anchorCtr="0" forceAA="0" compatLnSpc="1">
+                            <a:prstTxWarp prst="textNoShape">
+                              <a:avLst/>
+                            </a:prstTxWarp>
+                            <a:noAutofit/>
+                          </wps:bodyPr>
+                        </wps:wsp>
+                        <wps:wsp>
+                          <wps:cNvPr id="217165416" name="矩形 195"/>
+                          <wps:cNvSpPr/>
+                          <wps:spPr>
+                            <a:xfrm>
+                              <a:off x="0" y="70863"/>
+                              <a:ext cx="68031" cy="35562"/>
+                            </a:xfrm>
+                            <a:prstGeom prst="rect">
+                              <a:avLst/>
+                            </a:prstGeom>
+                            <a:solidFill>
+                              <a:schemeClr val="bg1"/>
+                            </a:solidFill>
+                            <a:ln w="9525">
+                              <a:solidFill>
+                                <a:srgbClr val="A3C9EE"/>
+                              </a:solidFill>
+                            </a:ln>
+                          </wps:spPr>
+                          <wps:style>
+                            <a:lnRef idx="2">
+                              <a:schemeClr val="accent1">
+                                <a:shade val="15000"/>
+                              </a:schemeClr>
+                            </a:lnRef>
+                            <a:fillRef idx="1">
+                              <a:schemeClr val="accent1"/>
+                            </a:fillRef>
+                            <a:effectRef idx="0">
+                              <a:schemeClr val="accent1"/>
+                            </a:effectRef>
+                            <a:fontRef idx="minor">
+                              <a:schemeClr val="lt1"/>
+                            </a:fontRef>
+                          </wps:style>
+                          <wps:txbx>
+                            <w:txbxContent>
+                              <w:p>
+                                <w:pPr>
+                                  <w:jc w:val="center"/>
+                                </w:pPr>
+                                <w:r>
+                                  <w:t>c</w:t>
+                                </w:r>
+                                <w:r>
+                                  <w:rPr>
+                                    <w:noProof/>
+                                  </w:rPr>
+                                  <w:drawing>
+                                    <wp:inline distT="0" distB="0" distL="0" distR="0" wp14:anchorId="0C3E0D44" wp14:editId="438FAF03">
+                                      <wp:extent cx="0" cy="0"/>
+                                      <wp:effectExtent l="0" t="0" r="0" b="0"/>
+                                      <wp:docPr id="150602797" name="图片 1"/>
+                                      <wp:cNvGraphicFramePr>
+                                        <a:graphicFrameLocks xmlns:a="http://schemas.openxmlformats.org/drawingml/2006/main" noChangeAspect="1"/>
+                                      </wp:cNvGraphicFramePr>
+                                      <a:graphic xmlns:a="http://schemas.openxmlformats.org/drawingml/2006/main">
+                                        <a:graphicData uri="http://schemas.openxmlformats.org/drawingml/2006/picture">
+                                          <pic:pic xmlns:pic="http://schemas.openxmlformats.org/drawingml/2006/picture">
+                                            <pic:nvPicPr>
+                                              <pic:cNvPr id="1165435383" name=""/>
+                                              <pic:cNvPicPr/>
+                                            </pic:nvPicPr>
+                                            <pic:blipFill>
+                                              <a:blip r:embed="rId8"/>
+                                              <a:stretch>
+                                                <a:fillRect/>
+                                              </a:stretch>
+                                            </pic:blipFill>
+                                            <pic:spPr>
+                                              <a:xfrm>
+                                                <a:off x="0" y="0"/>
+                                                <a:ext cx="0" cy="0"/>
+                                              </a:xfrm>
+                                              <a:prstGeom prst="rect">
+                                                <a:avLst/>
+                                              </a:prstGeom>
+                                            </pic:spPr>
+                                          </pic:pic>
+                                        </a:graphicData>
+                                      </a:graphic>
+                                    </wp:inline>
+                                  </w:drawing>
+                                </w:r>
+                              </w:p>
+                            </w:txbxContent>
+                          </wps:txbx>
+                          <wps:bodyPr rot="0" spcFirstLastPara="0" vertOverflow="overflow" horzOverflow="overflow" vert="horz" wrap="square" lIns="91440" tIns="45720" rIns="91440" bIns="45720" numCol="1" spcCol="0" rtlCol="0" fromWordArt="0" anchor="ctr" anchorCtr="0" forceAA="0" compatLnSpc="1">
+                            <a:prstTxWarp prst="textNoShape">
+                              <a:avLst/>
+                            </a:prstTxWarp>
+                            <a:noAutofit/>
+                          </wps:bodyPr>
+                        </wps:wsp>
+                        <wps:wsp>
+                          <wps:cNvPr id="250374053" name="矩形 195"/>
+                          <wps:cNvSpPr/>
+                          <wps:spPr>
+                            <a:xfrm>
+                              <a:off x="88900" y="70863"/>
+                              <a:ext cx="68031" cy="35562"/>
+                            </a:xfrm>
+                            <a:prstGeom prst="rect">
+                              <a:avLst/>
+                            </a:prstGeom>
+                            <a:solidFill>
+                              <a:srgbClr val="EAF5FC"/>
+                            </a:solidFill>
+                            <a:ln w="9525">
+                              <a:solidFill>
+                                <a:srgbClr val="A3C9EE"/>
+                              </a:solidFill>
+                            </a:ln>
+                          </wps:spPr>
+                          <wps:style>
+                            <a:lnRef idx="2">
+                              <a:schemeClr val="accent1">
+                                <a:shade val="15000"/>
+                              </a:schemeClr>
+                            </a:lnRef>
+                            <a:fillRef idx="1">
+                              <a:schemeClr val="accent1"/>
+                            </a:fillRef>
+                            <a:effectRef idx="0">
+                              <a:schemeClr val="accent1"/>
+                            </a:effectRef>
+                            <a:fontRef idx="minor">
+                              <a:schemeClr val="lt1"/>
+                            </a:fontRef>
+                          </wps:style>
+                          <wps:txbx>
+                            <w:txbxContent>
+                              <w:p>
+                                <w:pPr>
+                                  <w:jc w:val="center"/>
+                                </w:pPr>
+                                <w:r>
+                                  <w:t>c</w:t>
+                                </w:r>
+                                <w:r>
+                                  <w:rPr>
+                                    <w:noProof/>
+                                  </w:rPr>
+                                  <w:drawing>
+                                    <wp:inline distT="0" distB="0" distL="0" distR="0" wp14:anchorId="182FAF90" wp14:editId="786EDB76">
+                                      <wp:extent cx="0" cy="0"/>
+                                      <wp:effectExtent l="0" t="0" r="0" b="0"/>
+                                      <wp:docPr id="1848344768" name="图片 1"/>
+                                      <wp:cNvGraphicFramePr>
+                                        <a:graphicFrameLocks xmlns:a="http://schemas.openxmlformats.org/drawingml/2006/main" noChangeAspect="1"/>
+                                      </wp:cNvGraphicFramePr>
+                                      <a:graphic xmlns:a="http://schemas.openxmlformats.org/drawingml/2006/main">
+                                        <a:graphicData uri="http://schemas.openxmlformats.org/drawingml/2006/picture">
+                                          <pic:pic xmlns:pic="http://schemas.openxmlformats.org/drawingml/2006/picture">
+                                            <pic:nvPicPr>
+                                              <pic:cNvPr id="1165435383" name=""/>
+                                              <pic:cNvPicPr/>
+                                            </pic:nvPicPr>
+                                            <pic:blipFill>
+                                              <a:blip r:embed="rId8"/>
+                                              <a:stretch>
+                                                <a:fillRect/>
+                                              </a:stretch>
+                                            </pic:blipFill>
+                                            <pic:spPr>
+                                              <a:xfrm>
+                                                <a:off x="0" y="0"/>
+                                                <a:ext cx="0" cy="0"/>
+                                              </a:xfrm>
+                                              <a:prstGeom prst="rect">
+                                                <a:avLst/>
+                                              </a:prstGeom>
+                                            </pic:spPr>
+                                          </pic:pic>
+                                        </a:graphicData>
+                                      </a:graphic>
+                                    </wp:inline>
+                                  </w:drawing>
+                                </w:r>
+                              </w:p>
+                            </w:txbxContent>
+                          </wps:txbx>
+                          <wps:bodyPr rot="0" spcFirstLastPara="0" vertOverflow="overflow" horzOverflow="overflow" vert="horz" wrap="square" lIns="91440" tIns="45720" rIns="91440" bIns="45720" numCol="1" spcCol="0" rtlCol="0" fromWordArt="0" anchor="ctr" anchorCtr="0" forceAA="0" compatLnSpc="1">
+                            <a:prstTxWarp prst="textNoShape">
+                              <a:avLst/>
+                            </a:prstTxWarp>
+                            <a:noAutofit/>
+                          </wps:bodyPr>
+                        </wps:wsp>
+                        <wps:wsp>
+                          <wps:cNvPr id="1971216829" name="矩形 195"/>
+                          <wps:cNvSpPr/>
+                          <wps:spPr>
+                            <a:xfrm>
+                              <a:off x="177800" y="70863"/>
+                              <a:ext cx="68031" cy="35562"/>
+                            </a:xfrm>
+                            <a:prstGeom prst="rect">
+                              <a:avLst/>
+                            </a:prstGeom>
+                            <a:solidFill>
+                              <a:srgbClr val="B9D7F3"/>
+                            </a:solidFill>
+                            <a:ln w="9525">
+                              <a:solidFill>
+                                <a:srgbClr val="A3C9EE"/>
+                              </a:solidFill>
+                            </a:ln>
+                          </wps:spPr>
+                          <wps:style>
+                            <a:lnRef idx="2">
+                              <a:schemeClr val="accent1">
+                                <a:shade val="15000"/>
+                              </a:schemeClr>
+                            </a:lnRef>
+                            <a:fillRef idx="1">
+                              <a:schemeClr val="accent1"/>
+                            </a:fillRef>
+                            <a:effectRef idx="0">
+                              <a:schemeClr val="accent1"/>
+                            </a:effectRef>
+                            <a:fontRef idx="minor">
+                              <a:schemeClr val="lt1"/>
+                            </a:fontRef>
+                          </wps:style>
+                          <wps:bodyPr rot="0" spcFirstLastPara="0" vertOverflow="overflow" horzOverflow="overflow" vert="horz" wrap="square" lIns="91440" tIns="45720" rIns="91440" bIns="45720" numCol="1" spcCol="0" rtlCol="0" fromWordArt="0" anchor="ctr" anchorCtr="0" forceAA="0" compatLnSpc="1">
+                            <a:prstTxWarp prst="textNoShape">
+                              <a:avLst/>
+                            </a:prstTxWarp>
+                            <a:noAutofit/>
+                          </wps:bodyPr>
+                        </wps:wsp>
+                        <wps:wsp>
+                          <wps:cNvPr id="156833142" name="矩形 195"/>
+                          <wps:cNvSpPr/>
+                          <wps:spPr>
+                            <a:xfrm>
+                              <a:off x="266700" y="73408"/>
+                              <a:ext cx="67914" cy="35456"/>
+                            </a:xfrm>
+                            <a:prstGeom prst="rect">
+                              <a:avLst/>
+                            </a:prstGeom>
+                            <a:solidFill>
+                              <a:srgbClr val="EAF5FC"/>
+                            </a:solidFill>
+                            <a:ln w="9525">
+                              <a:solidFill>
+                                <a:srgbClr val="A3C9EE"/>
+                              </a:solidFill>
+                            </a:ln>
+                          </wps:spPr>
+                          <wps:style>
+                            <a:lnRef idx="2">
+                              <a:schemeClr val="accent1">
+                                <a:shade val="15000"/>
+                              </a:schemeClr>
+                            </a:lnRef>
+                            <a:fillRef idx="1">
+                              <a:schemeClr val="accent1"/>
+                            </a:fillRef>
+                            <a:effectRef idx="0">
+                              <a:schemeClr val="accent1"/>
+                            </a:effectRef>
+                            <a:fontRef idx="minor">
+                              <a:schemeClr val="lt1"/>
+                            </a:fontRef>
+                          </wps:style>
+                          <wps:txbx>
+                            <w:txbxContent>
+                              <w:p>
+                                <w:pPr>
+                                  <w:jc w:val="center"/>
+                                </w:pPr>
+                                <w:r>
+                                  <w:t>c</w:t>
+                                </w:r>
+                                <w:r>
+                                  <w:rPr>
+                                    <w:noProof/>
+                                  </w:rPr>
+                                  <w:drawing>
+                                    <wp:inline distT="0" distB="0" distL="0" distR="0" wp14:anchorId="555DF290" wp14:editId="102F59E1">
+                                      <wp:extent cx="0" cy="0"/>
+                                      <wp:effectExtent l="0" t="0" r="0" b="0"/>
+                                      <wp:docPr id="40000401" name="图片 1"/>
+                                      <wp:cNvGraphicFramePr>
+                                        <a:graphicFrameLocks xmlns:a="http://schemas.openxmlformats.org/drawingml/2006/main" noChangeAspect="1"/>
+                                      </wp:cNvGraphicFramePr>
+                                      <a:graphic xmlns:a="http://schemas.openxmlformats.org/drawingml/2006/main">
+                                        <a:graphicData uri="http://schemas.openxmlformats.org/drawingml/2006/picture">
+                                          <pic:pic xmlns:pic="http://schemas.openxmlformats.org/drawingml/2006/picture">
+                                            <pic:nvPicPr>
+                                              <pic:cNvPr id="1165435383" name=""/>
+                                              <pic:cNvPicPr/>
+                                            </pic:nvPicPr>
+                                            <pic:blipFill>
+                                              <a:blip r:embed="rId8"/>
+                                              <a:stretch>
+                                                <a:fillRect/>
+                                              </a:stretch>
+                                            </pic:blipFill>
+                                            <pic:spPr>
+                                              <a:xfrm>
+                                                <a:off x="0" y="0"/>
+                                                <a:ext cx="0" cy="0"/>
+                                              </a:xfrm>
+                                              <a:prstGeom prst="rect">
+                                                <a:avLst/>
+                                              </a:prstGeom>
+                                            </pic:spPr>
+                                          </pic:pic>
+                                        </a:graphicData>
+                                      </a:graphic>
+                                    </wp:inline>
+                                  </w:drawing>
+                                </w:r>
+                              </w:p>
+                            </w:txbxContent>
+                          </wps:txbx>
+                          <wps:bodyPr rot="0" spcFirstLastPara="0" vertOverflow="overflow" horzOverflow="overflow" vert="horz" wrap="square" lIns="91440" tIns="45720" rIns="91440" bIns="45720" numCol="1" spcCol="0" rtlCol="0" fromWordArt="0" anchor="ctr" anchorCtr="0" forceAA="0" compatLnSpc="1">
+                            <a:prstTxWarp prst="textNoShape">
+                              <a:avLst/>
+                            </a:prstTxWarp>
+                            <a:noAutofit/>
+                          </wps:bodyPr>
+                        </wps:wsp>
+                        <wps:wsp>
+                          <wps:cNvPr id="1862664382" name="矩形 195"/>
+                          <wps:cNvSpPr/>
+                          <wps:spPr>
+                            <a:xfrm>
+                              <a:off x="355600" y="70868"/>
+                              <a:ext cx="68031" cy="35562"/>
+                            </a:xfrm>
+                            <a:prstGeom prst="rect">
+                              <a:avLst/>
+                            </a:prstGeom>
+                            <a:solidFill>
+                              <a:srgbClr val="B9D7F3"/>
+                            </a:solidFill>
+                            <a:ln w="9525">
+                              <a:solidFill>
+                                <a:srgbClr val="A3C9EE"/>
+                              </a:solidFill>
+                            </a:ln>
+                          </wps:spPr>
+                          <wps:style>
+                            <a:lnRef idx="2">
+                              <a:schemeClr val="accent1">
+                                <a:shade val="15000"/>
+                              </a:schemeClr>
+                            </a:lnRef>
+                            <a:fillRef idx="1">
+                              <a:schemeClr val="accent1"/>
+                            </a:fillRef>
+                            <a:effectRef idx="0">
+                              <a:schemeClr val="accent1"/>
+                            </a:effectRef>
+                            <a:fontRef idx="minor">
+                              <a:schemeClr val="lt1"/>
+                            </a:fontRef>
+                          </wps:style>
+                          <wps:bodyPr rot="0" spcFirstLastPara="0" vertOverflow="overflow" horzOverflow="overflow" vert="horz" wrap="square" lIns="91440" tIns="45720" rIns="91440" bIns="45720" numCol="1" spcCol="0" rtlCol="0" fromWordArt="0" anchor="ctr" anchorCtr="0" forceAA="0" compatLnSpc="1">
+                            <a:prstTxWarp prst="textNoShape">
+                              <a:avLst/>
+                            </a:prstTxWarp>
+                            <a:noAutofit/>
+                          </wps:bodyPr>
+                        </wps:wsp>
                       </wpg:grpSp>
+                      <wps:wsp>
+                        <wps:cNvPr id="1286045333" name="文本框 5"/>
+                        <wps:cNvSpPr txBox="1"/>
+                        <wps:spPr>
+                          <a:xfrm>
+                            <a:off x="1343609" y="175460"/>
+                            <a:ext cx="683895" cy="116840"/>
+                          </a:xfrm>
+                          <a:prstGeom prst="rect">
+                            <a:avLst/>
+                          </a:prstGeom>
+                          <a:solidFill>
+                            <a:srgbClr val="EAF5FF"/>
+                          </a:solidFill>
+                          <a:ln w="6350">
+                            <a:noFill/>
+                          </a:ln>
+                        </wps:spPr>
+                        <wps:txbx>
+                          <w:txbxContent>
+                            <w:p>
+                              <w:pPr>
+                                <w:spacing w:after="0" w:line="160" w:lineRule="exact"/>
+                                <w:jc w:val="center"/>
+                                <w:rPr>
+                                  <w:b/>
+                                  <w:bCs/>
+                                  <w:sz w:val="16"/>
+                                  <w:szCs w:val="16"/>
+                                  <w14:shadow w14:blurRad="50800" w14:dist="50800" w14:dir="5400000" w14:sx="0" w14:sy="0" w14:kx="0" w14:ky="0" w14:algn="ctr">
+                                    <w14:schemeClr w14:val="bg1"/>
+                                  </w14:shadow>
+                                </w:rPr>
+                              </w:pPr>
+                              <w:r>
+                                <w:rPr>
+                                  <w:b/>
+                                  <w:bCs/>
+                                  <w:sz w:val="16"/>
+                                  <w:szCs w:val="16"/>
+                                  <w14:shadow w14:blurRad="50800" w14:dist="50800" w14:dir="5400000" w14:sx="0" w14:sy="0" w14:kx="0" w14:ky="0" w14:algn="ctr">
+                                    <w14:schemeClr w14:val="bg1"/>
+                                  </w14:shadow>
+                                </w:rPr>
+                                <w:t>local feature F</w:t>
+                              </w:r>
+                            </w:p>
+                          </w:txbxContent>
+                        </wps:txbx>
+                        <wps:bodyPr rot="0" spcFirstLastPara="0" vertOverflow="overflow" horzOverflow="overflow" vert="horz" wrap="square" lIns="0" tIns="0" rIns="0" bIns="0" numCol="1" spcCol="0" rtlCol="0" fromWordArt="0" anchor="t" anchorCtr="0" forceAA="0" compatLnSpc="1">
+                          <a:prstTxWarp prst="textNoShape">
+                            <a:avLst/>
+                          </a:prstTxWarp>
+                          <a:noAutofit/>
+                        </wps:bodyPr>
+                      </wps:wsp>
+                      <wps:wsp>
+                        <wps:cNvPr id="424611190" name="矩形 194"/>
+                        <wps:cNvSpPr>
+                          <a:spLocks noChangeAspect="1"/>
+                        </wps:cNvSpPr>
+                        <wps:spPr>
+                          <a:xfrm>
+                            <a:off x="0" y="138138"/>
+                            <a:ext cx="863600" cy="503555"/>
+                          </a:xfrm>
+                          <a:prstGeom prst="rect">
+                            <a:avLst/>
+                          </a:prstGeom>
+                          <a:solidFill>
+                            <a:srgbClr val="EEF9F6"/>
+                          </a:solidFill>
+                          <a:ln>
+                            <a:solidFill>
+                              <a:schemeClr val="bg1"/>
+                            </a:solidFill>
+                          </a:ln>
+                        </wps:spPr>
+                        <wps:style>
+                          <a:lnRef idx="2">
+                            <a:schemeClr val="accent1">
+                              <a:shade val="15000"/>
+                            </a:schemeClr>
+                          </a:lnRef>
+                          <a:fillRef idx="1">
+                            <a:schemeClr val="accent1"/>
+                          </a:fillRef>
+                          <a:effectRef idx="0">
+                            <a:schemeClr val="accent1"/>
+                          </a:effectRef>
+                          <a:fontRef idx="minor">
+                            <a:schemeClr val="lt1"/>
+                          </a:fontRef>
+                        </wps:style>
+                        <wps:bodyPr rot="0" spcFirstLastPara="0" vertOverflow="overflow" horzOverflow="overflow" vert="horz" wrap="square" lIns="91440" tIns="45720" rIns="91440" bIns="45720" numCol="1" spcCol="0" rtlCol="0" fromWordArt="0" anchor="ctr" anchorCtr="0" forceAA="0" compatLnSpc="1">
+                          <a:prstTxWarp prst="textNoShape">
+                            <a:avLst/>
+                          </a:prstTxWarp>
+                          <a:noAutofit/>
+                        </wps:bodyPr>
+                      </wps:wsp>
+                      <wpg:grpSp>
+                        <wpg:cNvPr id="178079085" name="组合 220"/>
+                        <wpg:cNvGrpSpPr>
+                          <a:grpSpLocks noChangeAspect="1"/>
+                        </wpg:cNvGrpSpPr>
+                        <wpg:grpSpPr>
+                          <a:xfrm>
+                            <a:off x="312576" y="338746"/>
+                            <a:ext cx="247650" cy="233680"/>
+                            <a:chOff x="0" y="0"/>
+                            <a:chExt cx="280280" cy="277495"/>
+                          </a:xfrm>
+                        </wpg:grpSpPr>
+                        <wps:wsp>
+                          <wps:cNvPr id="708525922" name="矩形 195"/>
+                          <wps:cNvSpPr/>
+                          <wps:spPr>
+                            <a:xfrm>
+                              <a:off x="0" y="0"/>
+                              <a:ext cx="72000" cy="72000"/>
+                            </a:xfrm>
+                            <a:prstGeom prst="rect">
+                              <a:avLst/>
+                            </a:prstGeom>
+                            <a:solidFill>
+                              <a:srgbClr val="F9FCFB"/>
+                            </a:solidFill>
+                            <a:ln w="9525">
+                              <a:solidFill>
+                                <a:srgbClr val="74B0AB"/>
+                              </a:solidFill>
+                            </a:ln>
+                          </wps:spPr>
+                          <wps:style>
+                            <a:lnRef idx="2">
+                              <a:schemeClr val="accent1">
+                                <a:shade val="15000"/>
+                              </a:schemeClr>
+                            </a:lnRef>
+                            <a:fillRef idx="1">
+                              <a:schemeClr val="accent1"/>
+                            </a:fillRef>
+                            <a:effectRef idx="0">
+                              <a:schemeClr val="accent1"/>
+                            </a:effectRef>
+                            <a:fontRef idx="minor">
+                              <a:schemeClr val="lt1"/>
+                            </a:fontRef>
+                          </wps:style>
+                          <wps:bodyPr rot="0" spcFirstLastPara="0" vertOverflow="overflow" horzOverflow="overflow" vert="horz" wrap="square" lIns="91440" tIns="45720" rIns="91440" bIns="45720" numCol="1" spcCol="0" rtlCol="0" fromWordArt="0" anchor="ctr" anchorCtr="0" forceAA="0" compatLnSpc="1">
+                            <a:prstTxWarp prst="textNoShape">
+                              <a:avLst/>
+                            </a:prstTxWarp>
+                            <a:noAutofit/>
+                          </wps:bodyPr>
+                        </wps:wsp>
+                        <wps:wsp>
+                          <wps:cNvPr id="1897925060" name="矩形 195"/>
+                          <wps:cNvSpPr/>
+                          <wps:spPr>
+                            <a:xfrm>
+                              <a:off x="104140" y="203200"/>
+                              <a:ext cx="72000" cy="72000"/>
+                            </a:xfrm>
+                            <a:prstGeom prst="rect">
+                              <a:avLst/>
+                            </a:prstGeom>
+                            <a:solidFill>
+                              <a:srgbClr val="218079"/>
+                            </a:solidFill>
+                            <a:ln w="9525">
+                              <a:solidFill>
+                                <a:srgbClr val="74B0AB"/>
+                              </a:solidFill>
+                            </a:ln>
+                          </wps:spPr>
+                          <wps:style>
+                            <a:lnRef idx="2">
+                              <a:schemeClr val="accent1">
+                                <a:shade val="15000"/>
+                              </a:schemeClr>
+                            </a:lnRef>
+                            <a:fillRef idx="1">
+                              <a:schemeClr val="accent1"/>
+                            </a:fillRef>
+                            <a:effectRef idx="0">
+                              <a:schemeClr val="accent1"/>
+                            </a:effectRef>
+                            <a:fontRef idx="minor">
+                              <a:schemeClr val="lt1"/>
+                            </a:fontRef>
+                          </wps:style>
+                          <wps:txbx>
+                            <w:txbxContent>
+                              <w:p>
+                                <w:pPr>
+                                  <w:jc w:val="center"/>
+                                </w:pPr>
+                                <w:r>
+                                  <w:t>c</w:t>
+                                </w:r>
+                                <w:r>
+                                  <w:rPr>
+                                    <w:noProof/>
+                                  </w:rPr>
+                                  <w:drawing>
+                                    <wp:inline distT="0" distB="0" distL="0" distR="0" wp14:anchorId="206BF3B5" wp14:editId="68713D72">
+                                      <wp:extent cx="0" cy="0"/>
+                                      <wp:effectExtent l="0" t="0" r="0" b="0"/>
+                                      <wp:docPr id="659357081" name="图片 1"/>
+                                      <wp:cNvGraphicFramePr>
+                                        <a:graphicFrameLocks xmlns:a="http://schemas.openxmlformats.org/drawingml/2006/main" noChangeAspect="1"/>
+                                      </wp:cNvGraphicFramePr>
+                                      <a:graphic xmlns:a="http://schemas.openxmlformats.org/drawingml/2006/main">
+                                        <a:graphicData uri="http://schemas.openxmlformats.org/drawingml/2006/picture">
+                                          <pic:pic xmlns:pic="http://schemas.openxmlformats.org/drawingml/2006/picture">
+                                            <pic:nvPicPr>
+                                              <pic:cNvPr id="1165435383" name=""/>
+                                              <pic:cNvPicPr/>
+                                            </pic:nvPicPr>
+                                            <pic:blipFill>
+                                              <a:blip r:embed="rId8"/>
+                                              <a:stretch>
+                                                <a:fillRect/>
+                                              </a:stretch>
+                                            </pic:blipFill>
+                                            <pic:spPr>
+                                              <a:xfrm>
+                                                <a:off x="0" y="0"/>
+                                                <a:ext cx="0" cy="0"/>
+                                              </a:xfrm>
+                                              <a:prstGeom prst="rect">
+                                                <a:avLst/>
+                                              </a:prstGeom>
+                                            </pic:spPr>
+                                          </pic:pic>
+                                        </a:graphicData>
+                                      </a:graphic>
+                                    </wp:inline>
+                                  </w:drawing>
+                                </w:r>
+                              </w:p>
+                            </w:txbxContent>
+                          </wps:txbx>
+                          <wps:bodyPr rot="0" spcFirstLastPara="0" vertOverflow="overflow" horzOverflow="overflow" vert="horz" wrap="square" lIns="91440" tIns="45720" rIns="91440" bIns="45720" numCol="1" spcCol="0" rtlCol="0" fromWordArt="0" anchor="ctr" anchorCtr="0" forceAA="0" compatLnSpc="1">
+                            <a:prstTxWarp prst="textNoShape">
+                              <a:avLst/>
+                            </a:prstTxWarp>
+                            <a:noAutofit/>
+                          </wps:bodyPr>
+                        </wps:wsp>
+                        <wps:wsp>
+                          <wps:cNvPr id="1572028447" name="矩形 195"/>
+                          <wps:cNvSpPr/>
+                          <wps:spPr>
+                            <a:xfrm>
+                              <a:off x="208280" y="101600"/>
+                              <a:ext cx="72000" cy="72000"/>
+                            </a:xfrm>
+                            <a:prstGeom prst="rect">
+                              <a:avLst/>
+                            </a:prstGeom>
+                            <a:solidFill>
+                              <a:srgbClr val="F9FCFB"/>
+                            </a:solidFill>
+                            <a:ln w="9525">
+                              <a:solidFill>
+                                <a:srgbClr val="74B0AB"/>
+                              </a:solidFill>
+                            </a:ln>
+                          </wps:spPr>
+                          <wps:style>
+                            <a:lnRef idx="2">
+                              <a:schemeClr val="accent1">
+                                <a:shade val="15000"/>
+                              </a:schemeClr>
+                            </a:lnRef>
+                            <a:fillRef idx="1">
+                              <a:schemeClr val="accent1"/>
+                            </a:fillRef>
+                            <a:effectRef idx="0">
+                              <a:schemeClr val="accent1"/>
+                            </a:effectRef>
+                            <a:fontRef idx="minor">
+                              <a:schemeClr val="lt1"/>
+                            </a:fontRef>
+                          </wps:style>
+                          <wps:bodyPr rot="0" spcFirstLastPara="0" vertOverflow="overflow" horzOverflow="overflow" vert="horz" wrap="square" lIns="91440" tIns="45720" rIns="91440" bIns="45720" numCol="1" spcCol="0" rtlCol="0" fromWordArt="0" anchor="ctr" anchorCtr="0" forceAA="0" compatLnSpc="1">
+                            <a:prstTxWarp prst="textNoShape">
+                              <a:avLst/>
+                            </a:prstTxWarp>
+                            <a:noAutofit/>
+                          </wps:bodyPr>
+                        </wps:wsp>
+                        <wps:wsp>
+                          <wps:cNvPr id="2018699742" name="矩形 195"/>
+                          <wps:cNvSpPr/>
+                          <wps:spPr>
+                            <a:xfrm>
+                              <a:off x="104140" y="0"/>
+                              <a:ext cx="72000" cy="72000"/>
+                            </a:xfrm>
+                            <a:prstGeom prst="rect">
+                              <a:avLst/>
+                            </a:prstGeom>
+                            <a:solidFill>
+                              <a:srgbClr val="F9FCFB"/>
+                            </a:solidFill>
+                            <a:ln w="9525">
+                              <a:solidFill>
+                                <a:srgbClr val="74B0AB"/>
+                              </a:solidFill>
+                            </a:ln>
+                          </wps:spPr>
+                          <wps:style>
+                            <a:lnRef idx="2">
+                              <a:schemeClr val="accent1">
+                                <a:shade val="15000"/>
+                              </a:schemeClr>
+                            </a:lnRef>
+                            <a:fillRef idx="1">
+                              <a:schemeClr val="accent1"/>
+                            </a:fillRef>
+                            <a:effectRef idx="0">
+                              <a:schemeClr val="accent1"/>
+                            </a:effectRef>
+                            <a:fontRef idx="minor">
+                              <a:schemeClr val="lt1"/>
+                            </a:fontRef>
+                          </wps:style>
+                          <wps:bodyPr rot="0" spcFirstLastPara="0" vertOverflow="overflow" horzOverflow="overflow" vert="horz" wrap="square" lIns="91440" tIns="45720" rIns="91440" bIns="45720" numCol="1" spcCol="0" rtlCol="0" fromWordArt="0" anchor="ctr" anchorCtr="0" forceAA="0" compatLnSpc="1">
+                            <a:prstTxWarp prst="textNoShape">
+                              <a:avLst/>
+                            </a:prstTxWarp>
+                            <a:noAutofit/>
+                          </wps:bodyPr>
+                        </wps:wsp>
+                        <wps:wsp>
+                          <wps:cNvPr id="1192793850" name="矩形 195"/>
+                          <wps:cNvSpPr/>
+                          <wps:spPr>
+                            <a:xfrm>
+                              <a:off x="0" y="101600"/>
+                              <a:ext cx="72000" cy="72000"/>
+                            </a:xfrm>
+                            <a:prstGeom prst="rect">
+                              <a:avLst/>
+                            </a:prstGeom>
+                            <a:solidFill>
+                              <a:srgbClr val="218079"/>
+                            </a:solidFill>
+                            <a:ln w="9525">
+                              <a:solidFill>
+                                <a:srgbClr val="74B0AB"/>
+                              </a:solidFill>
+                            </a:ln>
+                          </wps:spPr>
+                          <wps:style>
+                            <a:lnRef idx="2">
+                              <a:schemeClr val="accent1">
+                                <a:shade val="15000"/>
+                              </a:schemeClr>
+                            </a:lnRef>
+                            <a:fillRef idx="1">
+                              <a:schemeClr val="accent1"/>
+                            </a:fillRef>
+                            <a:effectRef idx="0">
+                              <a:schemeClr val="accent1"/>
+                            </a:effectRef>
+                            <a:fontRef idx="minor">
+                              <a:schemeClr val="lt1"/>
+                            </a:fontRef>
+                          </wps:style>
+                          <wps:txbx>
+                            <w:txbxContent>
+                              <w:p>
+                                <w:pPr>
+                                  <w:jc w:val="center"/>
+                                </w:pPr>
+                                <w:r>
+                                  <w:t>c</w:t>
+                                </w:r>
+                                <w:r>
+                                  <w:rPr>
+                                    <w:noProof/>
+                                  </w:rPr>
+                                  <w:drawing>
+                                    <wp:inline distT="0" distB="0" distL="0" distR="0" wp14:anchorId="6EC1E36A" wp14:editId="1F3E59A3">
+                                      <wp:extent cx="0" cy="0"/>
+                                      <wp:effectExtent l="0" t="0" r="0" b="0"/>
+                                      <wp:docPr id="565558845" name="图片 1"/>
+                                      <wp:cNvGraphicFramePr>
+                                        <a:graphicFrameLocks xmlns:a="http://schemas.openxmlformats.org/drawingml/2006/main" noChangeAspect="1"/>
+                                      </wp:cNvGraphicFramePr>
+                                      <a:graphic xmlns:a="http://schemas.openxmlformats.org/drawingml/2006/main">
+                                        <a:graphicData uri="http://schemas.openxmlformats.org/drawingml/2006/picture">
+                                          <pic:pic xmlns:pic="http://schemas.openxmlformats.org/drawingml/2006/picture">
+                                            <pic:nvPicPr>
+                                              <pic:cNvPr id="1165435383" name=""/>
+                                              <pic:cNvPicPr/>
+                                            </pic:nvPicPr>
+                                            <pic:blipFill>
+                                              <a:blip r:embed="rId8"/>
+                                              <a:stretch>
+                                                <a:fillRect/>
+                                              </a:stretch>
+                                            </pic:blipFill>
+                                            <pic:spPr>
+                                              <a:xfrm>
+                                                <a:off x="0" y="0"/>
+                                                <a:ext cx="0" cy="0"/>
+                                              </a:xfrm>
+                                              <a:prstGeom prst="rect">
+                                                <a:avLst/>
+                                              </a:prstGeom>
+                                            </pic:spPr>
+                                          </pic:pic>
+                                        </a:graphicData>
+                                      </a:graphic>
+                                    </wp:inline>
+                                  </w:drawing>
+                                </w:r>
+                              </w:p>
+                            </w:txbxContent>
+                          </wps:txbx>
+                          <wps:bodyPr rot="0" spcFirstLastPara="0" vertOverflow="overflow" horzOverflow="overflow" vert="horz" wrap="square" lIns="91440" tIns="45720" rIns="91440" bIns="45720" numCol="1" spcCol="0" rtlCol="0" fromWordArt="0" anchor="ctr" anchorCtr="0" forceAA="0" compatLnSpc="1">
+                            <a:prstTxWarp prst="textNoShape">
+                              <a:avLst/>
+                            </a:prstTxWarp>
+                            <a:noAutofit/>
+                          </wps:bodyPr>
+                        </wps:wsp>
+                        <wps:wsp>
+                          <wps:cNvPr id="677754599" name="矩形 195"/>
+                          <wps:cNvSpPr/>
+                          <wps:spPr>
+                            <a:xfrm>
+                              <a:off x="104140" y="101600"/>
+                              <a:ext cx="72000" cy="72000"/>
+                            </a:xfrm>
+                            <a:prstGeom prst="rect">
+                              <a:avLst/>
+                            </a:prstGeom>
+                            <a:solidFill>
+                              <a:srgbClr val="218079"/>
+                            </a:solidFill>
+                            <a:ln w="9525">
+                              <a:solidFill>
+                                <a:srgbClr val="74B0AB"/>
+                              </a:solidFill>
+                            </a:ln>
+                          </wps:spPr>
+                          <wps:style>
+                            <a:lnRef idx="2">
+                              <a:schemeClr val="accent1">
+                                <a:shade val="15000"/>
+                              </a:schemeClr>
+                            </a:lnRef>
+                            <a:fillRef idx="1">
+                              <a:schemeClr val="accent1"/>
+                            </a:fillRef>
+                            <a:effectRef idx="0">
+                              <a:schemeClr val="accent1"/>
+                            </a:effectRef>
+                            <a:fontRef idx="minor">
+                              <a:schemeClr val="lt1"/>
+                            </a:fontRef>
+                          </wps:style>
+                          <wps:txbx>
+                            <w:txbxContent>
+                              <w:p>
+                                <w:pPr>
+                                  <w:jc w:val="center"/>
+                                </w:pPr>
+                                <w:r>
+                                  <w:t>c</w:t>
+                                </w:r>
+                                <w:r>
+                                  <w:rPr>
+                                    <w:noProof/>
+                                  </w:rPr>
+                                  <w:drawing>
+                                    <wp:inline distT="0" distB="0" distL="0" distR="0" wp14:anchorId="01C43770" wp14:editId="5F8F8480">
+                                      <wp:extent cx="0" cy="0"/>
+                                      <wp:effectExtent l="0" t="0" r="0" b="0"/>
+                                      <wp:docPr id="685479180" name="图片 1"/>
+                                      <wp:cNvGraphicFramePr>
+                                        <a:graphicFrameLocks xmlns:a="http://schemas.openxmlformats.org/drawingml/2006/main" noChangeAspect="1"/>
+                                      </wp:cNvGraphicFramePr>
+                                      <a:graphic xmlns:a="http://schemas.openxmlformats.org/drawingml/2006/main">
+                                        <a:graphicData uri="http://schemas.openxmlformats.org/drawingml/2006/picture">
+                                          <pic:pic xmlns:pic="http://schemas.openxmlformats.org/drawingml/2006/picture">
+                                            <pic:nvPicPr>
+                                              <pic:cNvPr id="1165435383" name=""/>
+                                              <pic:cNvPicPr/>
+                                            </pic:nvPicPr>
+                                            <pic:blipFill>
+                                              <a:blip r:embed="rId8"/>
+                                              <a:stretch>
+                                                <a:fillRect/>
+                                              </a:stretch>
+                                            </pic:blipFill>
+                                            <pic:spPr>
+                                              <a:xfrm>
+                                                <a:off x="0" y="0"/>
+                                                <a:ext cx="0" cy="0"/>
+                                              </a:xfrm>
+                                              <a:prstGeom prst="rect">
+                                                <a:avLst/>
+                                              </a:prstGeom>
+                                            </pic:spPr>
+                                          </pic:pic>
+                                        </a:graphicData>
+                                      </a:graphic>
+                                    </wp:inline>
+                                  </w:drawing>
+                                </w:r>
+                              </w:p>
+                            </w:txbxContent>
+                          </wps:txbx>
+                          <wps:bodyPr rot="0" spcFirstLastPara="0" vertOverflow="overflow" horzOverflow="overflow" vert="horz" wrap="square" lIns="91440" tIns="45720" rIns="91440" bIns="45720" numCol="1" spcCol="0" rtlCol="0" fromWordArt="0" anchor="ctr" anchorCtr="0" forceAA="0" compatLnSpc="1">
+                            <a:prstTxWarp prst="textNoShape">
+                              <a:avLst/>
+                            </a:prstTxWarp>
+                            <a:noAutofit/>
+                          </wps:bodyPr>
+                        </wps:wsp>
+                        <wps:wsp>
+                          <wps:cNvPr id="37318943" name="矩形 195"/>
+                          <wps:cNvSpPr/>
+                          <wps:spPr>
+                            <a:xfrm>
+                              <a:off x="208280" y="0"/>
+                              <a:ext cx="72000" cy="72000"/>
+                            </a:xfrm>
+                            <a:prstGeom prst="rect">
+                              <a:avLst/>
+                            </a:prstGeom>
+                            <a:solidFill>
+                              <a:srgbClr val="218079"/>
+                            </a:solidFill>
+                            <a:ln w="9525">
+                              <a:solidFill>
+                                <a:srgbClr val="74B0AB"/>
+                              </a:solidFill>
+                            </a:ln>
+                          </wps:spPr>
+                          <wps:style>
+                            <a:lnRef idx="2">
+                              <a:schemeClr val="accent1">
+                                <a:shade val="15000"/>
+                              </a:schemeClr>
+                            </a:lnRef>
+                            <a:fillRef idx="1">
+                              <a:schemeClr val="accent1"/>
+                            </a:fillRef>
+                            <a:effectRef idx="0">
+                              <a:schemeClr val="accent1"/>
+                            </a:effectRef>
+                            <a:fontRef idx="minor">
+                              <a:schemeClr val="lt1"/>
+                            </a:fontRef>
+                          </wps:style>
+                          <wps:txbx>
+                            <w:txbxContent>
+                              <w:p>
+                                <w:pPr>
+                                  <w:jc w:val="center"/>
+                                </w:pPr>
+                                <w:r>
+                                  <w:t>c</w:t>
+                                </w:r>
+                                <w:r>
+                                  <w:rPr>
+                                    <w:noProof/>
+                                  </w:rPr>
+                                  <w:drawing>
+                                    <wp:inline distT="0" distB="0" distL="0" distR="0" wp14:anchorId="68A5BC58" wp14:editId="393758F5">
+                                      <wp:extent cx="0" cy="0"/>
+                                      <wp:effectExtent l="0" t="0" r="0" b="0"/>
+                                      <wp:docPr id="617939711" name="图片 1"/>
+                                      <wp:cNvGraphicFramePr>
+                                        <a:graphicFrameLocks xmlns:a="http://schemas.openxmlformats.org/drawingml/2006/main" noChangeAspect="1"/>
+                                      </wp:cNvGraphicFramePr>
+                                      <a:graphic xmlns:a="http://schemas.openxmlformats.org/drawingml/2006/main">
+                                        <a:graphicData uri="http://schemas.openxmlformats.org/drawingml/2006/picture">
+                                          <pic:pic xmlns:pic="http://schemas.openxmlformats.org/drawingml/2006/picture">
+                                            <pic:nvPicPr>
+                                              <pic:cNvPr id="1165435383" name=""/>
+                                              <pic:cNvPicPr/>
+                                            </pic:nvPicPr>
+                                            <pic:blipFill>
+                                              <a:blip r:embed="rId8"/>
+                                              <a:stretch>
+                                                <a:fillRect/>
+                                              </a:stretch>
+                                            </pic:blipFill>
+                                            <pic:spPr>
+                                              <a:xfrm>
+                                                <a:off x="0" y="0"/>
+                                                <a:ext cx="0" cy="0"/>
+                                              </a:xfrm>
+                                              <a:prstGeom prst="rect">
+                                                <a:avLst/>
+                                              </a:prstGeom>
+                                            </pic:spPr>
+                                          </pic:pic>
+                                        </a:graphicData>
+                                      </a:graphic>
+                                    </wp:inline>
+                                  </w:drawing>
+                                </w:r>
+                              </w:p>
+                            </w:txbxContent>
+                          </wps:txbx>
+                          <wps:bodyPr rot="0" spcFirstLastPara="0" vertOverflow="overflow" horzOverflow="overflow" vert="horz" wrap="square" lIns="91440" tIns="45720" rIns="91440" bIns="45720" numCol="1" spcCol="0" rtlCol="0" fromWordArt="0" anchor="ctr" anchorCtr="0" forceAA="0" compatLnSpc="1">
+                            <a:prstTxWarp prst="textNoShape">
+                              <a:avLst/>
+                            </a:prstTxWarp>
+                            <a:noAutofit/>
+                          </wps:bodyPr>
+                        </wps:wsp>
+                        <wps:wsp>
+                          <wps:cNvPr id="97841285" name="矩形 195"/>
+                          <wps:cNvSpPr/>
+                          <wps:spPr>
+                            <a:xfrm>
+                              <a:off x="0" y="205740"/>
+                              <a:ext cx="71755" cy="71755"/>
+                            </a:xfrm>
+                            <a:prstGeom prst="rect">
+                              <a:avLst/>
+                            </a:prstGeom>
+                            <a:solidFill>
+                              <a:srgbClr val="F9FCFB"/>
+                            </a:solidFill>
+                            <a:ln w="9525">
+                              <a:solidFill>
+                                <a:srgbClr val="74B0AB"/>
+                              </a:solidFill>
+                            </a:ln>
+                          </wps:spPr>
+                          <wps:style>
+                            <a:lnRef idx="2">
+                              <a:schemeClr val="accent1">
+                                <a:shade val="15000"/>
+                              </a:schemeClr>
+                            </a:lnRef>
+                            <a:fillRef idx="1">
+                              <a:schemeClr val="accent1"/>
+                            </a:fillRef>
+                            <a:effectRef idx="0">
+                              <a:schemeClr val="accent1"/>
+                            </a:effectRef>
+                            <a:fontRef idx="minor">
+                              <a:schemeClr val="lt1"/>
+                            </a:fontRef>
+                          </wps:style>
+                          <wps:bodyPr rot="0" spcFirstLastPara="0" vertOverflow="overflow" horzOverflow="overflow" vert="horz" wrap="square" lIns="91440" tIns="45720" rIns="91440" bIns="45720" numCol="1" spcCol="0" rtlCol="0" fromWordArt="0" anchor="ctr" anchorCtr="0" forceAA="0" compatLnSpc="1">
+                            <a:prstTxWarp prst="textNoShape">
+                              <a:avLst/>
+                            </a:prstTxWarp>
+                            <a:noAutofit/>
+                          </wps:bodyPr>
+                        </wps:wsp>
+                        <wps:wsp>
+                          <wps:cNvPr id="1684724938" name="矩形 195"/>
+                          <wps:cNvSpPr/>
+                          <wps:spPr>
+                            <a:xfrm>
+                              <a:off x="208280" y="203200"/>
+                              <a:ext cx="72000" cy="72000"/>
+                            </a:xfrm>
+                            <a:prstGeom prst="rect">
+                              <a:avLst/>
+                            </a:prstGeom>
+                            <a:solidFill>
+                              <a:srgbClr val="F9FCFB"/>
+                            </a:solidFill>
+                            <a:ln w="9525">
+                              <a:solidFill>
+                                <a:srgbClr val="74B0AB"/>
+                              </a:solidFill>
+                            </a:ln>
+                          </wps:spPr>
+                          <wps:style>
+                            <a:lnRef idx="2">
+                              <a:schemeClr val="accent1">
+                                <a:shade val="15000"/>
+                              </a:schemeClr>
+                            </a:lnRef>
+                            <a:fillRef idx="1">
+                              <a:schemeClr val="accent1"/>
+                            </a:fillRef>
+                            <a:effectRef idx="0">
+                              <a:schemeClr val="accent1"/>
+                            </a:effectRef>
+                            <a:fontRef idx="minor">
+                              <a:schemeClr val="lt1"/>
+                            </a:fontRef>
+                          </wps:style>
+                          <wps:bodyPr rot="0" spcFirstLastPara="0" vertOverflow="overflow" horzOverflow="overflow" vert="horz" wrap="square" lIns="91440" tIns="45720" rIns="91440" bIns="45720" numCol="1" spcCol="0" rtlCol="0" fromWordArt="0" anchor="ctr" anchorCtr="0" forceAA="0" compatLnSpc="1">
+                            <a:prstTxWarp prst="textNoShape">
+                              <a:avLst/>
+                            </a:prstTxWarp>
+                            <a:noAutofit/>
+                          </wps:bodyPr>
+                        </wps:wsp>
+                      </wpg:grpSp>
+                      <wps:wsp>
+                        <wps:cNvPr id="1922085041" name="文本框 5"/>
+                        <wps:cNvSpPr txBox="1"/>
+                        <wps:spPr>
+                          <a:xfrm>
+                            <a:off x="18662" y="180125"/>
+                            <a:ext cx="827405" cy="111125"/>
+                          </a:xfrm>
+                          <a:prstGeom prst="rect">
+                            <a:avLst/>
+                          </a:prstGeom>
+                          <a:solidFill>
+                            <a:srgbClr val="EEF9F6"/>
+                          </a:solidFill>
+                          <a:ln w="6350">
+                            <a:noFill/>
+                          </a:ln>
+                        </wps:spPr>
+                        <wps:txbx>
+                          <w:txbxContent>
+                            <w:p>
+                              <w:pPr>
+                                <w:spacing w:after="0" w:line="160" w:lineRule="exact"/>
+                                <w:jc w:val="center"/>
+                                <w:rPr>
+                                  <w:b/>
+                                  <w:bCs/>
+                                  <w:sz w:val="16"/>
+                                  <w:szCs w:val="16"/>
+                                  <w14:shadow w14:blurRad="50800" w14:dist="50800" w14:dir="5400000" w14:sx="0" w14:sy="0" w14:kx="0" w14:ky="0" w14:algn="ctr">
+                                    <w14:schemeClr w14:val="bg1"/>
+                                  </w14:shadow>
+                                </w:rPr>
+                              </w:pPr>
+                              <w:r>
+                                <w:rPr>
+                                  <w:b/>
+                                  <w:bCs/>
+                                  <w:sz w:val="16"/>
+                                  <w:szCs w:val="16"/>
+                                  <w14:shadow w14:blurRad="50800" w14:dist="50800" w14:dir="5400000" w14:sx="0" w14:sy="0" w14:kx="0" w14:ky="0" w14:algn="ctr">
+                                    <w14:schemeClr w14:val="bg1"/>
+                                  </w14:shadow>
+                                </w:rPr>
+                                <w:t>sparse support O</w:t>
+                              </w:r>
+                            </w:p>
+                          </w:txbxContent>
+                        </wps:txbx>
+                        <wps:bodyPr rot="0" spcFirstLastPara="0" vertOverflow="overflow" horzOverflow="overflow" vert="horz" wrap="square" lIns="0" tIns="0" rIns="0" bIns="0" numCol="1" spcCol="0" rtlCol="0" fromWordArt="0" anchor="t" anchorCtr="0" forceAA="0" compatLnSpc="1">
+                          <a:prstTxWarp prst="textNoShape">
+                            <a:avLst/>
+                          </a:prstTxWarp>
+                          <a:noAutofit/>
+                        </wps:bodyPr>
+                      </wps:wsp>
+                      <wps:wsp>
+                        <wps:cNvPr id="599858169" name="右大括号 226"/>
+                        <wps:cNvSpPr/>
+                        <wps:spPr>
+                          <a:xfrm rot="16200000">
+                            <a:off x="994663" y="-560705"/>
+                            <a:ext cx="127000" cy="1248410"/>
+                          </a:xfrm>
+                          <a:prstGeom prst="rightBrace">
+                            <a:avLst>
+                              <a:gd name="adj1" fmla="val 8333"/>
+                              <a:gd name="adj2" fmla="val 50447"/>
+                            </a:avLst>
+                          </a:prstGeom>
+                        </wps:spPr>
+                        <wps:style>
+                          <a:lnRef idx="1">
+                            <a:schemeClr val="accent1"/>
+                          </a:lnRef>
+                          <a:fillRef idx="0">
+                            <a:schemeClr val="accent1"/>
+                          </a:fillRef>
+                          <a:effectRef idx="0">
+                            <a:schemeClr val="accent1"/>
+                          </a:effectRef>
+                          <a:fontRef idx="minor">
+                            <a:schemeClr val="tx1"/>
+                          </a:fontRef>
+                        </wps:style>
+                        <wps:bodyPr rot="0" spcFirstLastPara="0" vertOverflow="overflow" horzOverflow="overflow" vert="horz" wrap="square" lIns="91440" tIns="45720" rIns="91440" bIns="45720" numCol="1" spcCol="0" rtlCol="0" fromWordArt="0" anchor="ctr" anchorCtr="0" forceAA="0" compatLnSpc="1">
+                          <a:prstTxWarp prst="textNoShape">
+                            <a:avLst/>
+                          </a:prstTxWarp>
+                          <a:noAutofit/>
+                        </wps:bodyPr>
+                      </wps:wsp>
                     </wpg:wgp>
                   </a:graphicData>
                 </a:graphic>
@@ -2021,814 +2013,824 @@
           </mc:Choice>
           <mc:Fallback>
             <w:pict>
-              <v:group w14:anchorId="6F6EA937" id="组合 224" o:spid="_x0000_s1026" style="position:absolute;margin-left:454.2pt;margin-top:161.65pt;width:146.6pt;height:29.45pt;z-index:251845632" coordsize="18618,3744" o:gfxdata="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">
-                <v:group id="组合 221" o:spid="_x0000_s1027" style="position:absolute;left:12210;width:6408;height:3731" coordsize="6408,3731" o:gfxdata="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">
-                  <v:rect id="矩形 194" o:spid="_x0000_s1028" style="position:absolute;width:6408;height:3731;visibility:visible;mso-wrap-style:square;v-text-anchor:middle" o:gfxdata="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" fillcolor="#eaf4ff" strokecolor="white [3212]" strokeweight="1pt"/>
-                  <v:group id="组合 219" o:spid="_x0000_s1029" style="position:absolute;left:1282;top:1505;width:3835;height:1721" coordorigin=",-56133" coordsize="423631,164997" o:gfxdata="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">
-                    <v:rect id="矩形 195" o:spid="_x0000_s1030" style="position:absolute;top:-56132;width:68031;height:35562;visibility:visible;mso-wrap-style:square;v-text-anchor:middle" o:gfxdata="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" fillcolor="#b9d7f3" strokecolor="#a3c9ee"/>
-                    <v:rect id="矩形 195" o:spid="_x0000_s1031" style="position:absolute;left:88900;top:-56133;width:68031;height:35562;visibility:visible;mso-wrap-style:square;v-text-anchor:middle" o:gfxdata="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" fillcolor="#eaf5fc" strokecolor="#a3c9ee">
-                      <v:textbox>
-                        <w:txbxContent>
-                          <w:p>
-                            <w:pPr>
-                              <w:jc w:val="center"/>
-                            </w:pPr>
-                            <w:r>
-                              <w:t>c</w:t>
-                            </w:r>
-                            <w:r>
-                              <w:rPr>
-                                <w:noProof/>
-                              </w:rPr>
-                              <w:drawing>
-                                <wp:inline distT="0" distB="0" distL="0" distR="0" wp14:anchorId="65313CF2" wp14:editId="460A6D67">
-                                  <wp:extent cx="0" cy="0"/>
-                                  <wp:effectExtent l="0" t="0" r="0" b="0"/>
-                                  <wp:docPr id="1194516333" name="图片 1"/>
-                                  <wp:cNvGraphicFramePr>
-                                    <a:graphicFrameLocks xmlns:a="http://schemas.openxmlformats.org/drawingml/2006/main" noChangeAspect="1"/>
-                                  </wp:cNvGraphicFramePr>
-                                  <a:graphic xmlns:a="http://schemas.openxmlformats.org/drawingml/2006/main">
-                                    <a:graphicData uri="http://schemas.openxmlformats.org/drawingml/2006/picture">
-                                      <pic:pic xmlns:pic="http://schemas.openxmlformats.org/drawingml/2006/picture">
-                                        <pic:nvPicPr>
-                                          <pic:cNvPr id="1165435383" name=""/>
-                                          <pic:cNvPicPr/>
-                                        </pic:nvPicPr>
-                                        <pic:blipFill>
-                                          <a:blip r:embed="rId8"/>
-                                          <a:stretch>
-                                            <a:fillRect/>
-                                          </a:stretch>
-                                        </pic:blipFill>
-                                        <pic:spPr>
-                                          <a:xfrm>
-                                            <a:off x="0" y="0"/>
-                                            <a:ext cx="0" cy="0"/>
-                                          </a:xfrm>
-                                          <a:prstGeom prst="rect">
-                                            <a:avLst/>
-                                          </a:prstGeom>
-                                        </pic:spPr>
-                                      </pic:pic>
-                                    </a:graphicData>
-                                  </a:graphic>
-                                </wp:inline>
-                              </w:drawing>
-                            </w:r>
-                          </w:p>
-                        </w:txbxContent>
-                      </v:textbox>
-                    </v:rect>
-                    <v:rect id="矩形 195" o:spid="_x0000_s1032" style="position:absolute;left:266700;top:-56130;width:68031;height:35562;visibility:visible;mso-wrap-style:square;v-text-anchor:middle" o:gfxdata="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" fillcolor="white [3212]" strokecolor="#a3c9ee">
-                      <v:textbox>
-                        <w:txbxContent>
-                          <w:p>
-                            <w:pPr>
-                              <w:jc w:val="center"/>
-                            </w:pPr>
-                            <w:r>
-                              <w:t>c</w:t>
-                            </w:r>
-                            <w:r>
-                              <w:rPr>
-                                <w:noProof/>
-                              </w:rPr>
-                              <w:drawing>
-                                <wp:inline distT="0" distB="0" distL="0" distR="0" wp14:anchorId="70A4D1AE" wp14:editId="7E0CEDD4">
-                                  <wp:extent cx="0" cy="0"/>
-                                  <wp:effectExtent l="0" t="0" r="0" b="0"/>
-                                  <wp:docPr id="954048423" name="图片 1"/>
-                                  <wp:cNvGraphicFramePr>
-                                    <a:graphicFrameLocks xmlns:a="http://schemas.openxmlformats.org/drawingml/2006/main" noChangeAspect="1"/>
-                                  </wp:cNvGraphicFramePr>
-                                  <a:graphic xmlns:a="http://schemas.openxmlformats.org/drawingml/2006/main">
-                                    <a:graphicData uri="http://schemas.openxmlformats.org/drawingml/2006/picture">
-                                      <pic:pic xmlns:pic="http://schemas.openxmlformats.org/drawingml/2006/picture">
-                                        <pic:nvPicPr>
-                                          <pic:cNvPr id="1165435383" name=""/>
-                                          <pic:cNvPicPr/>
-                                        </pic:nvPicPr>
-                                        <pic:blipFill>
-                                          <a:blip r:embed="rId8"/>
-                                          <a:stretch>
-                                            <a:fillRect/>
-                                          </a:stretch>
-                                        </pic:blipFill>
-                                        <pic:spPr>
-                                          <a:xfrm>
-                                            <a:off x="0" y="0"/>
-                                            <a:ext cx="0" cy="0"/>
-                                          </a:xfrm>
-                                          <a:prstGeom prst="rect">
-                                            <a:avLst/>
-                                          </a:prstGeom>
-                                        </pic:spPr>
-                                      </pic:pic>
-                                    </a:graphicData>
-                                  </a:graphic>
-                                </wp:inline>
-                              </w:drawing>
-                            </w:r>
-                          </w:p>
-                        </w:txbxContent>
-                      </v:textbox>
-                    </v:rect>
-                    <v:rect id="矩形 195" o:spid="_x0000_s1033" style="position:absolute;left:177800;top:-56130;width:68031;height:35562;visibility:visible;mso-wrap-style:square;v-text-anchor:middle" o:gfxdata="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" fillcolor="#b9d7f3" strokecolor="#a3c9ee"/>
-                    <v:rect id="矩形 195" o:spid="_x0000_s1034" style="position:absolute;left:355600;top:-56130;width:68031;height:35562;visibility:visible;mso-wrap-style:square;v-text-anchor:middle" o:gfxdata="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" fillcolor="#d8eafd" strokecolor="#a3c9ee">
-                      <v:textbox>
-                        <w:txbxContent>
-                          <w:p>
-                            <w:pPr>
-                              <w:jc w:val="center"/>
-                            </w:pPr>
-                            <w:r>
-                              <w:t>c</w:t>
-                            </w:r>
-                            <w:r>
-                              <w:rPr>
-                                <w:noProof/>
-                              </w:rPr>
-                              <w:drawing>
-                                <wp:inline distT="0" distB="0" distL="0" distR="0" wp14:anchorId="57EA9D5B" wp14:editId="5EA39B8D">
-                                  <wp:extent cx="0" cy="0"/>
-                                  <wp:effectExtent l="0" t="0" r="0" b="0"/>
-                                  <wp:docPr id="5243698" name="图片 1"/>
-                                  <wp:cNvGraphicFramePr>
-                                    <a:graphicFrameLocks xmlns:a="http://schemas.openxmlformats.org/drawingml/2006/main" noChangeAspect="1"/>
-                                  </wp:cNvGraphicFramePr>
-                                  <a:graphic xmlns:a="http://schemas.openxmlformats.org/drawingml/2006/main">
-                                    <a:graphicData uri="http://schemas.openxmlformats.org/drawingml/2006/picture">
-                                      <pic:pic xmlns:pic="http://schemas.openxmlformats.org/drawingml/2006/picture">
-                                        <pic:nvPicPr>
-                                          <pic:cNvPr id="1165435383" name=""/>
-                                          <pic:cNvPicPr/>
-                                        </pic:nvPicPr>
-                                        <pic:blipFill>
-                                          <a:blip r:embed="rId8"/>
-                                          <a:stretch>
-                                            <a:fillRect/>
-                                          </a:stretch>
-                                        </pic:blipFill>
-                                        <pic:spPr>
-                                          <a:xfrm>
-                                            <a:off x="0" y="0"/>
-                                            <a:ext cx="0" cy="0"/>
-                                          </a:xfrm>
-                                          <a:prstGeom prst="rect">
-                                            <a:avLst/>
-                                          </a:prstGeom>
-                                        </pic:spPr>
-                                      </pic:pic>
-                                    </a:graphicData>
-                                  </a:graphic>
-                                </wp:inline>
-                              </w:drawing>
-                            </w:r>
-                          </w:p>
-                        </w:txbxContent>
-                      </v:textbox>
-                    </v:rect>
-                    <v:rect id="矩形 195" o:spid="_x0000_s1035" style="position:absolute;top:7369;width:67914;height:35456;visibility:visible;mso-wrap-style:square;v-text-anchor:middle" o:gfxdata="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" fillcolor="#eaf5fc" strokecolor="#a3c9ee">
-                      <v:textbox>
-                        <w:txbxContent>
-                          <w:p>
-                            <w:pPr>
-                              <w:jc w:val="center"/>
-                            </w:pPr>
-                            <w:r>
-                              <w:t>c</w:t>
-                            </w:r>
-                            <w:r>
-                              <w:rPr>
-                                <w:noProof/>
-                              </w:rPr>
-                              <w:drawing>
-                                <wp:inline distT="0" distB="0" distL="0" distR="0" wp14:anchorId="1779AA8C" wp14:editId="319089E3">
-                                  <wp:extent cx="0" cy="0"/>
-                                  <wp:effectExtent l="0" t="0" r="0" b="0"/>
-                                  <wp:docPr id="1729734513" name="图片 1"/>
-                                  <wp:cNvGraphicFramePr>
-                                    <a:graphicFrameLocks xmlns:a="http://schemas.openxmlformats.org/drawingml/2006/main" noChangeAspect="1"/>
-                                  </wp:cNvGraphicFramePr>
-                                  <a:graphic xmlns:a="http://schemas.openxmlformats.org/drawingml/2006/main">
-                                    <a:graphicData uri="http://schemas.openxmlformats.org/drawingml/2006/picture">
-                                      <pic:pic xmlns:pic="http://schemas.openxmlformats.org/drawingml/2006/picture">
-                                        <pic:nvPicPr>
-                                          <pic:cNvPr id="1165435383" name=""/>
-                                          <pic:cNvPicPr/>
-                                        </pic:nvPicPr>
-                                        <pic:blipFill>
-                                          <a:blip r:embed="rId8"/>
-                                          <a:stretch>
-                                            <a:fillRect/>
-                                          </a:stretch>
-                                        </pic:blipFill>
-                                        <pic:spPr>
-                                          <a:xfrm>
-                                            <a:off x="0" y="0"/>
-                                            <a:ext cx="0" cy="0"/>
-                                          </a:xfrm>
-                                          <a:prstGeom prst="rect">
-                                            <a:avLst/>
-                                          </a:prstGeom>
-                                        </pic:spPr>
-                                      </pic:pic>
-                                    </a:graphicData>
-                                  </a:graphic>
-                                </wp:inline>
-                              </w:drawing>
-                            </w:r>
-                          </w:p>
-                        </w:txbxContent>
-                      </v:textbox>
-                    </v:rect>
-                    <v:rect id="矩形 195" o:spid="_x0000_s1036" style="position:absolute;left:88900;top:7369;width:67914;height:35456;visibility:visible;mso-wrap-style:square;v-text-anchor:middle" o:gfxdata="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" fillcolor="#b9d7f3" strokecolor="#a3c9ee"/>
-                    <v:rect id="矩形 195" o:spid="_x0000_s1037" style="position:absolute;left:177800;top:7369;width:67914;height:35456;visibility:visible;mso-wrap-style:square;v-text-anchor:middle" o:gfxdata="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" fillcolor="#eaf5fc" strokecolor="#a3c9ee">
-                      <v:textbox>
-                        <w:txbxContent>
-                          <w:p>
-                            <w:pPr>
-                              <w:jc w:val="center"/>
-                            </w:pPr>
-                            <w:r>
-                              <w:t>c</w:t>
-                            </w:r>
-                            <w:r>
-                              <w:rPr>
-                                <w:noProof/>
-                              </w:rPr>
-                              <w:drawing>
-                                <wp:inline distT="0" distB="0" distL="0" distR="0" wp14:anchorId="7263A80C" wp14:editId="7432B743">
-                                  <wp:extent cx="0" cy="0"/>
-                                  <wp:effectExtent l="0" t="0" r="0" b="0"/>
-                                  <wp:docPr id="1471279576" name="图片 1"/>
-                                  <wp:cNvGraphicFramePr>
-                                    <a:graphicFrameLocks xmlns:a="http://schemas.openxmlformats.org/drawingml/2006/main" noChangeAspect="1"/>
-                                  </wp:cNvGraphicFramePr>
-                                  <a:graphic xmlns:a="http://schemas.openxmlformats.org/drawingml/2006/main">
-                                    <a:graphicData uri="http://schemas.openxmlformats.org/drawingml/2006/picture">
-                                      <pic:pic xmlns:pic="http://schemas.openxmlformats.org/drawingml/2006/picture">
-                                        <pic:nvPicPr>
-                                          <pic:cNvPr id="1165435383" name=""/>
-                                          <pic:cNvPicPr/>
-                                        </pic:nvPicPr>
-                                        <pic:blipFill>
-                                          <a:blip r:embed="rId8"/>
-                                          <a:stretch>
-                                            <a:fillRect/>
-                                          </a:stretch>
-                                        </pic:blipFill>
-                                        <pic:spPr>
-                                          <a:xfrm>
-                                            <a:off x="0" y="0"/>
-                                            <a:ext cx="0" cy="0"/>
-                                          </a:xfrm>
-                                          <a:prstGeom prst="rect">
-                                            <a:avLst/>
-                                          </a:prstGeom>
-                                        </pic:spPr>
-                                      </pic:pic>
-                                    </a:graphicData>
-                                  </a:graphic>
-                                </wp:inline>
-                              </w:drawing>
-                            </w:r>
-                          </w:p>
-                        </w:txbxContent>
-                      </v:textbox>
-                    </v:rect>
-                    <v:rect id="矩形 195" o:spid="_x0000_s1038" style="position:absolute;left:266700;top:7369;width:67914;height:35456;visibility:visible;mso-wrap-style:square;v-text-anchor:middle" o:gfxdata="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" fillcolor="#b9d7f3" strokecolor="#a3c9ee"/>
-                    <v:rect id="矩形 195" o:spid="_x0000_s1039" style="position:absolute;left:355600;top:7369;width:68031;height:35562;visibility:visible;mso-wrap-style:square;v-text-anchor:middle" o:gfxdata="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" fillcolor="white [3212]" strokecolor="#a3c9ee">
-                      <v:textbox>
-                        <w:txbxContent>
-                          <w:p>
-                            <w:pPr>
-                              <w:jc w:val="center"/>
-                            </w:pPr>
-                            <w:r>
-                              <w:t>c</w:t>
-                            </w:r>
-                            <w:r>
-                              <w:rPr>
-                                <w:noProof/>
-                              </w:rPr>
-                              <w:drawing>
-                                <wp:inline distT="0" distB="0" distL="0" distR="0" wp14:anchorId="5D8F3EA7" wp14:editId="5B6375B7">
-                                  <wp:extent cx="0" cy="0"/>
-                                  <wp:effectExtent l="0" t="0" r="0" b="0"/>
-                                  <wp:docPr id="2061173009" name="图片 1"/>
-                                  <wp:cNvGraphicFramePr>
-                                    <a:graphicFrameLocks xmlns:a="http://schemas.openxmlformats.org/drawingml/2006/main" noChangeAspect="1"/>
-                                  </wp:cNvGraphicFramePr>
-                                  <a:graphic xmlns:a="http://schemas.openxmlformats.org/drawingml/2006/main">
-                                    <a:graphicData uri="http://schemas.openxmlformats.org/drawingml/2006/picture">
-                                      <pic:pic xmlns:pic="http://schemas.openxmlformats.org/drawingml/2006/picture">
-                                        <pic:nvPicPr>
-                                          <pic:cNvPr id="1165435383" name=""/>
-                                          <pic:cNvPicPr/>
-                                        </pic:nvPicPr>
-                                        <pic:blipFill>
-                                          <a:blip r:embed="rId8"/>
-                                          <a:stretch>
-                                            <a:fillRect/>
-                                          </a:stretch>
-                                        </pic:blipFill>
-                                        <pic:spPr>
-                                          <a:xfrm>
-                                            <a:off x="0" y="0"/>
-                                            <a:ext cx="0" cy="0"/>
-                                          </a:xfrm>
-                                          <a:prstGeom prst="rect">
-                                            <a:avLst/>
-                                          </a:prstGeom>
-                                        </pic:spPr>
-                                      </pic:pic>
-                                    </a:graphicData>
-                                  </a:graphic>
-                                </wp:inline>
-                              </w:drawing>
-                            </w:r>
-                          </w:p>
-                        </w:txbxContent>
-                      </v:textbox>
-                    </v:rect>
-                    <v:rect id="矩形 195" o:spid="_x0000_s1040" style="position:absolute;top:70863;width:68031;height:35562;visibility:visible;mso-wrap-style:square;v-text-anchor:middle" o:gfxdata="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" fillcolor="white [3212]" strokecolor="#a3c9ee">
-                      <v:textbox>
-                        <w:txbxContent>
-                          <w:p>
-                            <w:pPr>
-                              <w:jc w:val="center"/>
-                            </w:pPr>
-                            <w:r>
-                              <w:t>c</w:t>
-                            </w:r>
-                            <w:r>
-                              <w:rPr>
-                                <w:noProof/>
-                              </w:rPr>
-                              <w:drawing>
-                                <wp:inline distT="0" distB="0" distL="0" distR="0" wp14:anchorId="0C3E0D44" wp14:editId="438FAF03">
-                                  <wp:extent cx="0" cy="0"/>
-                                  <wp:effectExtent l="0" t="0" r="0" b="0"/>
-                                  <wp:docPr id="150602797" name="图片 1"/>
-                                  <wp:cNvGraphicFramePr>
-                                    <a:graphicFrameLocks xmlns:a="http://schemas.openxmlformats.org/drawingml/2006/main" noChangeAspect="1"/>
-                                  </wp:cNvGraphicFramePr>
-                                  <a:graphic xmlns:a="http://schemas.openxmlformats.org/drawingml/2006/main">
-                                    <a:graphicData uri="http://schemas.openxmlformats.org/drawingml/2006/picture">
-                                      <pic:pic xmlns:pic="http://schemas.openxmlformats.org/drawingml/2006/picture">
-                                        <pic:nvPicPr>
-                                          <pic:cNvPr id="1165435383" name=""/>
-                                          <pic:cNvPicPr/>
-                                        </pic:nvPicPr>
-                                        <pic:blipFill>
-                                          <a:blip r:embed="rId8"/>
-                                          <a:stretch>
-                                            <a:fillRect/>
-                                          </a:stretch>
-                                        </pic:blipFill>
-                                        <pic:spPr>
-                                          <a:xfrm>
-                                            <a:off x="0" y="0"/>
-                                            <a:ext cx="0" cy="0"/>
-                                          </a:xfrm>
-                                          <a:prstGeom prst="rect">
-                                            <a:avLst/>
-                                          </a:prstGeom>
-                                        </pic:spPr>
-                                      </pic:pic>
-                                    </a:graphicData>
-                                  </a:graphic>
-                                </wp:inline>
-                              </w:drawing>
-                            </w:r>
-                          </w:p>
-                        </w:txbxContent>
-                      </v:textbox>
-                    </v:rect>
-                    <v:rect id="矩形 195" o:spid="_x0000_s1041" style="position:absolute;left:88900;top:70863;width:68031;height:35562;visibility:visible;mso-wrap-style:square;v-text-anchor:middle" o:gfxdata="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" fillcolor="#eaf5fc" strokecolor="#a3c9ee">
-                      <v:textbox>
-                        <w:txbxContent>
-                          <w:p>
-                            <w:pPr>
-                              <w:jc w:val="center"/>
-                            </w:pPr>
-                            <w:r>
-                              <w:t>c</w:t>
-                            </w:r>
-                            <w:r>
-                              <w:rPr>
-                                <w:noProof/>
-                              </w:rPr>
-                              <w:drawing>
-                                <wp:inline distT="0" distB="0" distL="0" distR="0" wp14:anchorId="182FAF90" wp14:editId="786EDB76">
-                                  <wp:extent cx="0" cy="0"/>
-                                  <wp:effectExtent l="0" t="0" r="0" b="0"/>
-                                  <wp:docPr id="1848344768" name="图片 1"/>
-                                  <wp:cNvGraphicFramePr>
-                                    <a:graphicFrameLocks xmlns:a="http://schemas.openxmlformats.org/drawingml/2006/main" noChangeAspect="1"/>
-                                  </wp:cNvGraphicFramePr>
-                                  <a:graphic xmlns:a="http://schemas.openxmlformats.org/drawingml/2006/main">
-                                    <a:graphicData uri="http://schemas.openxmlformats.org/drawingml/2006/picture">
-                                      <pic:pic xmlns:pic="http://schemas.openxmlformats.org/drawingml/2006/picture">
-                                        <pic:nvPicPr>
-                                          <pic:cNvPr id="1165435383" name=""/>
-                                          <pic:cNvPicPr/>
-                                        </pic:nvPicPr>
-                                        <pic:blipFill>
-                                          <a:blip r:embed="rId8"/>
-                                          <a:stretch>
-                                            <a:fillRect/>
-                                          </a:stretch>
-                                        </pic:blipFill>
-                                        <pic:spPr>
-                                          <a:xfrm>
-                                            <a:off x="0" y="0"/>
-                                            <a:ext cx="0" cy="0"/>
-                                          </a:xfrm>
-                                          <a:prstGeom prst="rect">
-                                            <a:avLst/>
-                                          </a:prstGeom>
-                                        </pic:spPr>
-                                      </pic:pic>
-                                    </a:graphicData>
-                                  </a:graphic>
-                                </wp:inline>
-                              </w:drawing>
-                            </w:r>
-                          </w:p>
-                        </w:txbxContent>
-                      </v:textbox>
-                    </v:rect>
-                    <v:rect id="矩形 195" o:spid="_x0000_s1042" style="position:absolute;left:177800;top:70863;width:68031;height:35562;visibility:visible;mso-wrap-style:square;v-text-anchor:middle" o:gfxdata="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" fillcolor="#b9d7f3" strokecolor="#a3c9ee"/>
-                    <v:rect id="矩形 195" o:spid="_x0000_s1043" style="position:absolute;left:266700;top:73408;width:67914;height:35456;visibility:visible;mso-wrap-style:square;v-text-anchor:middle" o:gfxdata="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" fillcolor="#eaf5fc" strokecolor="#a3c9ee">
-                      <v:textbox>
-                        <w:txbxContent>
-                          <w:p>
-                            <w:pPr>
-                              <w:jc w:val="center"/>
-                            </w:pPr>
-                            <w:r>
-                              <w:t>c</w:t>
-                            </w:r>
-                            <w:r>
-                              <w:rPr>
-                                <w:noProof/>
-                              </w:rPr>
-                              <w:drawing>
-                                <wp:inline distT="0" distB="0" distL="0" distR="0" wp14:anchorId="555DF290" wp14:editId="102F59E1">
-                                  <wp:extent cx="0" cy="0"/>
-                                  <wp:effectExtent l="0" t="0" r="0" b="0"/>
-                                  <wp:docPr id="40000401" name="图片 1"/>
-                                  <wp:cNvGraphicFramePr>
-                                    <a:graphicFrameLocks xmlns:a="http://schemas.openxmlformats.org/drawingml/2006/main" noChangeAspect="1"/>
-                                  </wp:cNvGraphicFramePr>
-                                  <a:graphic xmlns:a="http://schemas.openxmlformats.org/drawingml/2006/main">
-                                    <a:graphicData uri="http://schemas.openxmlformats.org/drawingml/2006/picture">
-                                      <pic:pic xmlns:pic="http://schemas.openxmlformats.org/drawingml/2006/picture">
-                                        <pic:nvPicPr>
-                                          <pic:cNvPr id="1165435383" name=""/>
-                                          <pic:cNvPicPr/>
-                                        </pic:nvPicPr>
-                                        <pic:blipFill>
-                                          <a:blip r:embed="rId8"/>
-                                          <a:stretch>
-                                            <a:fillRect/>
-                                          </a:stretch>
-                                        </pic:blipFill>
-                                        <pic:spPr>
-                                          <a:xfrm>
-                                            <a:off x="0" y="0"/>
-                                            <a:ext cx="0" cy="0"/>
-                                          </a:xfrm>
-                                          <a:prstGeom prst="rect">
-                                            <a:avLst/>
-                                          </a:prstGeom>
-                                        </pic:spPr>
-                                      </pic:pic>
-                                    </a:graphicData>
-                                  </a:graphic>
-                                </wp:inline>
-                              </w:drawing>
-                            </w:r>
-                          </w:p>
-                        </w:txbxContent>
-                      </v:textbox>
-                    </v:rect>
-                    <v:rect id="矩形 195" o:spid="_x0000_s1044" style="position:absolute;left:355600;top:70868;width:68031;height:35562;visibility:visible;mso-wrap-style:square;v-text-anchor:middle" o:gfxdata="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" fillcolor="#b9d7f3" strokecolor="#a3c9ee"/>
-                  </v:group>
-                  <v:shapetype id="_x0000_t202" coordsize="21600,21600" o:spt="202" path="m,l,21600r21600,l21600,xe">
-                    <v:stroke joinstyle="miter"/>
-                    <v:path gradientshapeok="t" o:connecttype="rect"/>
-                  </v:shapetype>
-                  <v:shape id="_x0000_s1045" type="#_x0000_t202" style="position:absolute;left:529;top:139;width:5367;height:1171;visibility:visible;mso-wrap-style:square;v-text-anchor:top" o:gfxdata="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" fillcolor="#eaf5ff" stroked="f" strokeweight=".5pt">
-                    <v:textbox inset="0,0,0,0">
+              <v:group w14:anchorId="1A30E3A6" id="组合 232" o:spid="_x0000_s1026" style="position:absolute;margin-left:444.5pt;margin-top:141.2pt;width:166.8pt;height:50.55pt;z-index:251846656" coordsize="21185,6416" o:gfxdata="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">
+                <v:rect id="矩形 194" o:spid="_x0000_s1027" style="position:absolute;left:12549;top:1381;width:8636;height:5035;visibility:visible;mso-wrap-style:square;v-text-anchor:middle" o:gfxdata="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" fillcolor="#eaf4ff" strokecolor="white [3212]" strokeweight="1pt"/>
+                <v:group id="组合 219" o:spid="_x0000_s1028" style="position:absolute;left:14975;top:3434;width:3829;height:2336" coordorigin=",-56133" coordsize="423631,164997" o:gfxdata="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">
+                  <v:rect id="矩形 195" o:spid="_x0000_s1029" style="position:absolute;top:-56132;width:68031;height:35562;visibility:visible;mso-wrap-style:square;v-text-anchor:middle" o:gfxdata="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" fillcolor="#b9d7f3" strokecolor="#a3c9ee"/>
+                  <v:rect id="矩形 195" o:spid="_x0000_s1030" style="position:absolute;left:88900;top:-56133;width:68031;height:35562;visibility:visible;mso-wrap-style:square;v-text-anchor:middle" o:gfxdata="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" fillcolor="#eaf5fc" strokecolor="#a3c9ee">
+                    <v:textbox>
                       <w:txbxContent>
                         <w:p>
                           <w:pPr>
-                            <w:spacing w:after="0" w:line="160" w:lineRule="exact"/>
                             <w:jc w:val="center"/>
-                            <w:rPr>
-                              <w:b/>
-                              <w:bCs/>
-                              <w:sz w:val="12"/>
-                              <w:szCs w:val="12"/>
-                              <w14:shadow w14:blurRad="50800" w14:dist="50800" w14:dir="5400000" w14:sx="0" w14:sy="0" w14:kx="0" w14:ky="0" w14:algn="ctr">
-                                <w14:schemeClr w14:val="bg1"/>
-                              </w14:shadow>
-                            </w:rPr>
                           </w:pPr>
                           <w:r>
-                            <w:rPr>
-                              <w:b/>
-                              <w:bCs/>
-                              <w:sz w:val="12"/>
-                              <w:szCs w:val="12"/>
-                              <w14:shadow w14:blurRad="50800" w14:dist="50800" w14:dir="5400000" w14:sx="0" w14:sy="0" w14:kx="0" w14:ky="0" w14:algn="ctr">
-                                <w14:schemeClr w14:val="bg1"/>
-                              </w14:shadow>
-                            </w:rPr>
-                            <w:t>l</w:t>
+                            <w:t>c</w:t>
                           </w:r>
                           <w:r>
                             <w:rPr>
-                              <w:b/>
-                              <w:bCs/>
-                              <w:sz w:val="12"/>
-                              <w:szCs w:val="12"/>
-                              <w14:shadow w14:blurRad="50800" w14:dist="50800" w14:dir="5400000" w14:sx="0" w14:sy="0" w14:kx="0" w14:ky="0" w14:algn="ctr">
-                                <w14:schemeClr w14:val="bg1"/>
-                              </w14:shadow>
+                              <w:noProof/>
                             </w:rPr>
-                            <w:t>ocal feature F</w:t>
+                            <w:drawing>
+                              <wp:inline distT="0" distB="0" distL="0" distR="0" wp14:anchorId="65313CF2" wp14:editId="460A6D67">
+                                <wp:extent cx="0" cy="0"/>
+                                <wp:effectExtent l="0" t="0" r="0" b="0"/>
+                                <wp:docPr id="1194516333" name="图片 1"/>
+                                <wp:cNvGraphicFramePr>
+                                  <a:graphicFrameLocks xmlns:a="http://schemas.openxmlformats.org/drawingml/2006/main" noChangeAspect="1"/>
+                                </wp:cNvGraphicFramePr>
+                                <a:graphic xmlns:a="http://schemas.openxmlformats.org/drawingml/2006/main">
+                                  <a:graphicData uri="http://schemas.openxmlformats.org/drawingml/2006/picture">
+                                    <pic:pic xmlns:pic="http://schemas.openxmlformats.org/drawingml/2006/picture">
+                                      <pic:nvPicPr>
+                                        <pic:cNvPr id="1165435383" name=""/>
+                                        <pic:cNvPicPr/>
+                                      </pic:nvPicPr>
+                                      <pic:blipFill>
+                                        <a:blip r:embed="rId8"/>
+                                        <a:stretch>
+                                          <a:fillRect/>
+                                        </a:stretch>
+                                      </pic:blipFill>
+                                      <pic:spPr>
+                                        <a:xfrm>
+                                          <a:off x="0" y="0"/>
+                                          <a:ext cx="0" cy="0"/>
+                                        </a:xfrm>
+                                        <a:prstGeom prst="rect">
+                                          <a:avLst/>
+                                        </a:prstGeom>
+                                      </pic:spPr>
+                                    </pic:pic>
+                                  </a:graphicData>
+                                </a:graphic>
+                              </wp:inline>
+                            </w:drawing>
                           </w:r>
                         </w:p>
                       </w:txbxContent>
                     </v:textbox>
-                  </v:shape>
+                  </v:rect>
+                  <v:rect id="矩形 195" o:spid="_x0000_s1031" style="position:absolute;left:266700;top:-56130;width:68031;height:35562;visibility:visible;mso-wrap-style:square;v-text-anchor:middle" o:gfxdata="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" fillcolor="white [3212]" strokecolor="#a3c9ee">
+                    <v:textbox>
+                      <w:txbxContent>
+                        <w:p>
+                          <w:pPr>
+                            <w:jc w:val="center"/>
+                          </w:pPr>
+                          <w:r>
+                            <w:t>c</w:t>
+                          </w:r>
+                          <w:r>
+                            <w:rPr>
+                              <w:noProof/>
+                            </w:rPr>
+                            <w:drawing>
+                              <wp:inline distT="0" distB="0" distL="0" distR="0" wp14:anchorId="70A4D1AE" wp14:editId="7E0CEDD4">
+                                <wp:extent cx="0" cy="0"/>
+                                <wp:effectExtent l="0" t="0" r="0" b="0"/>
+                                <wp:docPr id="954048423" name="图片 1"/>
+                                <wp:cNvGraphicFramePr>
+                                  <a:graphicFrameLocks xmlns:a="http://schemas.openxmlformats.org/drawingml/2006/main" noChangeAspect="1"/>
+                                </wp:cNvGraphicFramePr>
+                                <a:graphic xmlns:a="http://schemas.openxmlformats.org/drawingml/2006/main">
+                                  <a:graphicData uri="http://schemas.openxmlformats.org/drawingml/2006/picture">
+                                    <pic:pic xmlns:pic="http://schemas.openxmlformats.org/drawingml/2006/picture">
+                                      <pic:nvPicPr>
+                                        <pic:cNvPr id="1165435383" name=""/>
+                                        <pic:cNvPicPr/>
+                                      </pic:nvPicPr>
+                                      <pic:blipFill>
+                                        <a:blip r:embed="rId8"/>
+                                        <a:stretch>
+                                          <a:fillRect/>
+                                        </a:stretch>
+                                      </pic:blipFill>
+                                      <pic:spPr>
+                                        <a:xfrm>
+                                          <a:off x="0" y="0"/>
+                                          <a:ext cx="0" cy="0"/>
+                                        </a:xfrm>
+                                        <a:prstGeom prst="rect">
+                                          <a:avLst/>
+                                        </a:prstGeom>
+                                      </pic:spPr>
+                                    </pic:pic>
+                                  </a:graphicData>
+                                </a:graphic>
+                              </wp:inline>
+                            </w:drawing>
+                          </w:r>
+                        </w:p>
+                      </w:txbxContent>
+                    </v:textbox>
+                  </v:rect>
+                  <v:rect id="矩形 195" o:spid="_x0000_s1032" style="position:absolute;left:177800;top:-56130;width:68031;height:35562;visibility:visible;mso-wrap-style:square;v-text-anchor:middle" o:gfxdata="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" fillcolor="#b9d7f3" strokecolor="#a3c9ee"/>
+                  <v:rect id="矩形 195" o:spid="_x0000_s1033" style="position:absolute;left:355600;top:-56130;width:68031;height:35562;visibility:visible;mso-wrap-style:square;v-text-anchor:middle" o:gfxdata="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" fillcolor="#d8eafd" strokecolor="#a3c9ee">
+                    <v:textbox>
+                      <w:txbxContent>
+                        <w:p>
+                          <w:pPr>
+                            <w:jc w:val="center"/>
+                          </w:pPr>
+                          <w:r>
+                            <w:t>c</w:t>
+                          </w:r>
+                          <w:r>
+                            <w:rPr>
+                              <w:noProof/>
+                            </w:rPr>
+                            <w:drawing>
+                              <wp:inline distT="0" distB="0" distL="0" distR="0" wp14:anchorId="57EA9D5B" wp14:editId="5EA39B8D">
+                                <wp:extent cx="0" cy="0"/>
+                                <wp:effectExtent l="0" t="0" r="0" b="0"/>
+                                <wp:docPr id="5243698" name="图片 1"/>
+                                <wp:cNvGraphicFramePr>
+                                  <a:graphicFrameLocks xmlns:a="http://schemas.openxmlformats.org/drawingml/2006/main" noChangeAspect="1"/>
+                                </wp:cNvGraphicFramePr>
+                                <a:graphic xmlns:a="http://schemas.openxmlformats.org/drawingml/2006/main">
+                                  <a:graphicData uri="http://schemas.openxmlformats.org/drawingml/2006/picture">
+                                    <pic:pic xmlns:pic="http://schemas.openxmlformats.org/drawingml/2006/picture">
+                                      <pic:nvPicPr>
+                                        <pic:cNvPr id="1165435383" name=""/>
+                                        <pic:cNvPicPr/>
+                                      </pic:nvPicPr>
+                                      <pic:blipFill>
+                                        <a:blip r:embed="rId8"/>
+                                        <a:stretch>
+                                          <a:fillRect/>
+                                        </a:stretch>
+                                      </pic:blipFill>
+                                      <pic:spPr>
+                                        <a:xfrm>
+                                          <a:off x="0" y="0"/>
+                                          <a:ext cx="0" cy="0"/>
+                                        </a:xfrm>
+                                        <a:prstGeom prst="rect">
+                                          <a:avLst/>
+                                        </a:prstGeom>
+                                      </pic:spPr>
+                                    </pic:pic>
+                                  </a:graphicData>
+                                </a:graphic>
+                              </wp:inline>
+                            </w:drawing>
+                          </w:r>
+                        </w:p>
+                      </w:txbxContent>
+                    </v:textbox>
+                  </v:rect>
+                  <v:rect id="矩形 195" o:spid="_x0000_s1034" style="position:absolute;top:7369;width:67914;height:35456;visibility:visible;mso-wrap-style:square;v-text-anchor:middle" o:gfxdata="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" fillcolor="#eaf5fc" strokecolor="#a3c9ee">
+                    <v:textbox>
+                      <w:txbxContent>
+                        <w:p>
+                          <w:pPr>
+                            <w:jc w:val="center"/>
+                          </w:pPr>
+                          <w:r>
+                            <w:t>c</w:t>
+                          </w:r>
+                          <w:r>
+                            <w:rPr>
+                              <w:noProof/>
+                            </w:rPr>
+                            <w:drawing>
+                              <wp:inline distT="0" distB="0" distL="0" distR="0" wp14:anchorId="1779AA8C" wp14:editId="319089E3">
+                                <wp:extent cx="0" cy="0"/>
+                                <wp:effectExtent l="0" t="0" r="0" b="0"/>
+                                <wp:docPr id="1729734513" name="图片 1"/>
+                                <wp:cNvGraphicFramePr>
+                                  <a:graphicFrameLocks xmlns:a="http://schemas.openxmlformats.org/drawingml/2006/main" noChangeAspect="1"/>
+                                </wp:cNvGraphicFramePr>
+                                <a:graphic xmlns:a="http://schemas.openxmlformats.org/drawingml/2006/main">
+                                  <a:graphicData uri="http://schemas.openxmlformats.org/drawingml/2006/picture">
+                                    <pic:pic xmlns:pic="http://schemas.openxmlformats.org/drawingml/2006/picture">
+                                      <pic:nvPicPr>
+                                        <pic:cNvPr id="1165435383" name=""/>
+                                        <pic:cNvPicPr/>
+                                      </pic:nvPicPr>
+                                      <pic:blipFill>
+                                        <a:blip r:embed="rId8"/>
+                                        <a:stretch>
+                                          <a:fillRect/>
+                                        </a:stretch>
+                                      </pic:blipFill>
+                                      <pic:spPr>
+                                        <a:xfrm>
+                                          <a:off x="0" y="0"/>
+                                          <a:ext cx="0" cy="0"/>
+                                        </a:xfrm>
+                                        <a:prstGeom prst="rect">
+                                          <a:avLst/>
+                                        </a:prstGeom>
+                                      </pic:spPr>
+                                    </pic:pic>
+                                  </a:graphicData>
+                                </a:graphic>
+                              </wp:inline>
+                            </w:drawing>
+                          </w:r>
+                        </w:p>
+                      </w:txbxContent>
+                    </v:textbox>
+                  </v:rect>
+                  <v:rect id="矩形 195" o:spid="_x0000_s1035" style="position:absolute;left:88900;top:7369;width:67914;height:35456;visibility:visible;mso-wrap-style:square;v-text-anchor:middle" o:gfxdata="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" fillcolor="#b9d7f3" strokecolor="#a3c9ee"/>
+                  <v:rect id="矩形 195" o:spid="_x0000_s1036" style="position:absolute;left:177800;top:7369;width:67914;height:35456;visibility:visible;mso-wrap-style:square;v-text-anchor:middle" o:gfxdata="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" fillcolor="#eaf5fc" strokecolor="#a3c9ee">
+                    <v:textbox>
+                      <w:txbxContent>
+                        <w:p>
+                          <w:pPr>
+                            <w:jc w:val="center"/>
+                          </w:pPr>
+                          <w:r>
+                            <w:t>c</w:t>
+                          </w:r>
+                          <w:r>
+                            <w:rPr>
+                              <w:noProof/>
+                            </w:rPr>
+                            <w:drawing>
+                              <wp:inline distT="0" distB="0" distL="0" distR="0" wp14:anchorId="7263A80C" wp14:editId="7432B743">
+                                <wp:extent cx="0" cy="0"/>
+                                <wp:effectExtent l="0" t="0" r="0" b="0"/>
+                                <wp:docPr id="1471279576" name="图片 1"/>
+                                <wp:cNvGraphicFramePr>
+                                  <a:graphicFrameLocks xmlns:a="http://schemas.openxmlformats.org/drawingml/2006/main" noChangeAspect="1"/>
+                                </wp:cNvGraphicFramePr>
+                                <a:graphic xmlns:a="http://schemas.openxmlformats.org/drawingml/2006/main">
+                                  <a:graphicData uri="http://schemas.openxmlformats.org/drawingml/2006/picture">
+                                    <pic:pic xmlns:pic="http://schemas.openxmlformats.org/drawingml/2006/picture">
+                                      <pic:nvPicPr>
+                                        <pic:cNvPr id="1165435383" name=""/>
+                                        <pic:cNvPicPr/>
+                                      </pic:nvPicPr>
+                                      <pic:blipFill>
+                                        <a:blip r:embed="rId8"/>
+                                        <a:stretch>
+                                          <a:fillRect/>
+                                        </a:stretch>
+                                      </pic:blipFill>
+                                      <pic:spPr>
+                                        <a:xfrm>
+                                          <a:off x="0" y="0"/>
+                                          <a:ext cx="0" cy="0"/>
+                                        </a:xfrm>
+                                        <a:prstGeom prst="rect">
+                                          <a:avLst/>
+                                        </a:prstGeom>
+                                      </pic:spPr>
+                                    </pic:pic>
+                                  </a:graphicData>
+                                </a:graphic>
+                              </wp:inline>
+                            </w:drawing>
+                          </w:r>
+                        </w:p>
+                      </w:txbxContent>
+                    </v:textbox>
+                  </v:rect>
+                  <v:rect id="矩形 195" o:spid="_x0000_s1037" style="position:absolute;left:266700;top:7369;width:67914;height:35456;visibility:visible;mso-wrap-style:square;v-text-anchor:middle" o:gfxdata="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" fillcolor="#b9d7f3" strokecolor="#a3c9ee"/>
+                  <v:rect id="矩形 195" o:spid="_x0000_s1038" style="position:absolute;left:355600;top:7369;width:68031;height:35562;visibility:visible;mso-wrap-style:square;v-text-anchor:middle" o:gfxdata="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" fillcolor="white [3212]" strokecolor="#a3c9ee">
+                    <v:textbox>
+                      <w:txbxContent>
+                        <w:p>
+                          <w:pPr>
+                            <w:jc w:val="center"/>
+                          </w:pPr>
+                          <w:r>
+                            <w:t>c</w:t>
+                          </w:r>
+                          <w:r>
+                            <w:rPr>
+                              <w:noProof/>
+                            </w:rPr>
+                            <w:drawing>
+                              <wp:inline distT="0" distB="0" distL="0" distR="0" wp14:anchorId="5D8F3EA7" wp14:editId="5B6375B7">
+                                <wp:extent cx="0" cy="0"/>
+                                <wp:effectExtent l="0" t="0" r="0" b="0"/>
+                                <wp:docPr id="2061173009" name="图片 1"/>
+                                <wp:cNvGraphicFramePr>
+                                  <a:graphicFrameLocks xmlns:a="http://schemas.openxmlformats.org/drawingml/2006/main" noChangeAspect="1"/>
+                                </wp:cNvGraphicFramePr>
+                                <a:graphic xmlns:a="http://schemas.openxmlformats.org/drawingml/2006/main">
+                                  <a:graphicData uri="http://schemas.openxmlformats.org/drawingml/2006/picture">
+                                    <pic:pic xmlns:pic="http://schemas.openxmlformats.org/drawingml/2006/picture">
+                                      <pic:nvPicPr>
+                                        <pic:cNvPr id="1165435383" name=""/>
+                                        <pic:cNvPicPr/>
+                                      </pic:nvPicPr>
+                                      <pic:blipFill>
+                                        <a:blip r:embed="rId8"/>
+                                        <a:stretch>
+                                          <a:fillRect/>
+                                        </a:stretch>
+                                      </pic:blipFill>
+                                      <pic:spPr>
+                                        <a:xfrm>
+                                          <a:off x="0" y="0"/>
+                                          <a:ext cx="0" cy="0"/>
+                                        </a:xfrm>
+                                        <a:prstGeom prst="rect">
+                                          <a:avLst/>
+                                        </a:prstGeom>
+                                      </pic:spPr>
+                                    </pic:pic>
+                                  </a:graphicData>
+                                </a:graphic>
+                              </wp:inline>
+                            </w:drawing>
+                          </w:r>
+                        </w:p>
+                      </w:txbxContent>
+                    </v:textbox>
+                  </v:rect>
+                  <v:rect id="矩形 195" o:spid="_x0000_s1039" style="position:absolute;top:70863;width:68031;height:35562;visibility:visible;mso-wrap-style:square;v-text-anchor:middle" o:gfxdata="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" fillcolor="white [3212]" strokecolor="#a3c9ee">
+                    <v:textbox>
+                      <w:txbxContent>
+                        <w:p>
+                          <w:pPr>
+                            <w:jc w:val="center"/>
+                          </w:pPr>
+                          <w:r>
+                            <w:t>c</w:t>
+                          </w:r>
+                          <w:r>
+                            <w:rPr>
+                              <w:noProof/>
+                            </w:rPr>
+                            <w:drawing>
+                              <wp:inline distT="0" distB="0" distL="0" distR="0" wp14:anchorId="0C3E0D44" wp14:editId="438FAF03">
+                                <wp:extent cx="0" cy="0"/>
+                                <wp:effectExtent l="0" t="0" r="0" b="0"/>
+                                <wp:docPr id="150602797" name="图片 1"/>
+                                <wp:cNvGraphicFramePr>
+                                  <a:graphicFrameLocks xmlns:a="http://schemas.openxmlformats.org/drawingml/2006/main" noChangeAspect="1"/>
+                                </wp:cNvGraphicFramePr>
+                                <a:graphic xmlns:a="http://schemas.openxmlformats.org/drawingml/2006/main">
+                                  <a:graphicData uri="http://schemas.openxmlformats.org/drawingml/2006/picture">
+                                    <pic:pic xmlns:pic="http://schemas.openxmlformats.org/drawingml/2006/picture">
+                                      <pic:nvPicPr>
+                                        <pic:cNvPr id="1165435383" name=""/>
+                                        <pic:cNvPicPr/>
+                                      </pic:nvPicPr>
+                                      <pic:blipFill>
+                                        <a:blip r:embed="rId8"/>
+                                        <a:stretch>
+                                          <a:fillRect/>
+                                        </a:stretch>
+                                      </pic:blipFill>
+                                      <pic:spPr>
+                                        <a:xfrm>
+                                          <a:off x="0" y="0"/>
+                                          <a:ext cx="0" cy="0"/>
+                                        </a:xfrm>
+                                        <a:prstGeom prst="rect">
+                                          <a:avLst/>
+                                        </a:prstGeom>
+                                      </pic:spPr>
+                                    </pic:pic>
+                                  </a:graphicData>
+                                </a:graphic>
+                              </wp:inline>
+                            </w:drawing>
+                          </w:r>
+                        </w:p>
+                      </w:txbxContent>
+                    </v:textbox>
+                  </v:rect>
+                  <v:rect id="矩形 195" o:spid="_x0000_s1040" style="position:absolute;left:88900;top:70863;width:68031;height:35562;visibility:visible;mso-wrap-style:square;v-text-anchor:middle" o:gfxdata="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" fillcolor="#eaf5fc" strokecolor="#a3c9ee">
+                    <v:textbox>
+                      <w:txbxContent>
+                        <w:p>
+                          <w:pPr>
+                            <w:jc w:val="center"/>
+                          </w:pPr>
+                          <w:r>
+                            <w:t>c</w:t>
+                          </w:r>
+                          <w:r>
+                            <w:rPr>
+                              <w:noProof/>
+                            </w:rPr>
+                            <w:drawing>
+                              <wp:inline distT="0" distB="0" distL="0" distR="0" wp14:anchorId="182FAF90" wp14:editId="786EDB76">
+                                <wp:extent cx="0" cy="0"/>
+                                <wp:effectExtent l="0" t="0" r="0" b="0"/>
+                                <wp:docPr id="1848344768" name="图片 1"/>
+                                <wp:cNvGraphicFramePr>
+                                  <a:graphicFrameLocks xmlns:a="http://schemas.openxmlformats.org/drawingml/2006/main" noChangeAspect="1"/>
+                                </wp:cNvGraphicFramePr>
+                                <a:graphic xmlns:a="http://schemas.openxmlformats.org/drawingml/2006/main">
+                                  <a:graphicData uri="http://schemas.openxmlformats.org/drawingml/2006/picture">
+                                    <pic:pic xmlns:pic="http://schemas.openxmlformats.org/drawingml/2006/picture">
+                                      <pic:nvPicPr>
+                                        <pic:cNvPr id="1165435383" name=""/>
+                                        <pic:cNvPicPr/>
+                                      </pic:nvPicPr>
+                                      <pic:blipFill>
+                                        <a:blip r:embed="rId8"/>
+                                        <a:stretch>
+                                          <a:fillRect/>
+                                        </a:stretch>
+                                      </pic:blipFill>
+                                      <pic:spPr>
+                                        <a:xfrm>
+                                          <a:off x="0" y="0"/>
+                                          <a:ext cx="0" cy="0"/>
+                                        </a:xfrm>
+                                        <a:prstGeom prst="rect">
+                                          <a:avLst/>
+                                        </a:prstGeom>
+                                      </pic:spPr>
+                                    </pic:pic>
+                                  </a:graphicData>
+                                </a:graphic>
+                              </wp:inline>
+                            </w:drawing>
+                          </w:r>
+                        </w:p>
+                      </w:txbxContent>
+                    </v:textbox>
+                  </v:rect>
+                  <v:rect id="矩形 195" o:spid="_x0000_s1041" style="position:absolute;left:177800;top:70863;width:68031;height:35562;visibility:visible;mso-wrap-style:square;v-text-anchor:middle" o:gfxdata="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" fillcolor="#b9d7f3" strokecolor="#a3c9ee"/>
+                  <v:rect id="矩形 195" o:spid="_x0000_s1042" style="position:absolute;left:266700;top:73408;width:67914;height:35456;visibility:visible;mso-wrap-style:square;v-text-anchor:middle" o:gfxdata="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" fillcolor="#eaf5fc" strokecolor="#a3c9ee">
+                    <v:textbox>
+                      <w:txbxContent>
+                        <w:p>
+                          <w:pPr>
+                            <w:jc w:val="center"/>
+                          </w:pPr>
+                          <w:r>
+                            <w:t>c</w:t>
+                          </w:r>
+                          <w:r>
+                            <w:rPr>
+                              <w:noProof/>
+                            </w:rPr>
+                            <w:drawing>
+                              <wp:inline distT="0" distB="0" distL="0" distR="0" wp14:anchorId="555DF290" wp14:editId="102F59E1">
+                                <wp:extent cx="0" cy="0"/>
+                                <wp:effectExtent l="0" t="0" r="0" b="0"/>
+                                <wp:docPr id="40000401" name="图片 1"/>
+                                <wp:cNvGraphicFramePr>
+                                  <a:graphicFrameLocks xmlns:a="http://schemas.openxmlformats.org/drawingml/2006/main" noChangeAspect="1"/>
+                                </wp:cNvGraphicFramePr>
+                                <a:graphic xmlns:a="http://schemas.openxmlformats.org/drawingml/2006/main">
+                                  <a:graphicData uri="http://schemas.openxmlformats.org/drawingml/2006/picture">
+                                    <pic:pic xmlns:pic="http://schemas.openxmlformats.org/drawingml/2006/picture">
+                                      <pic:nvPicPr>
+                                        <pic:cNvPr id="1165435383" name=""/>
+                                        <pic:cNvPicPr/>
+                                      </pic:nvPicPr>
+                                      <pic:blipFill>
+                                        <a:blip r:embed="rId8"/>
+                                        <a:stretch>
+                                          <a:fillRect/>
+                                        </a:stretch>
+                                      </pic:blipFill>
+                                      <pic:spPr>
+                                        <a:xfrm>
+                                          <a:off x="0" y="0"/>
+                                          <a:ext cx="0" cy="0"/>
+                                        </a:xfrm>
+                                        <a:prstGeom prst="rect">
+                                          <a:avLst/>
+                                        </a:prstGeom>
+                                      </pic:spPr>
+                                    </pic:pic>
+                                  </a:graphicData>
+                                </a:graphic>
+                              </wp:inline>
+                            </w:drawing>
+                          </w:r>
+                        </w:p>
+                      </w:txbxContent>
+                    </v:textbox>
+                  </v:rect>
+                  <v:rect id="矩形 195" o:spid="_x0000_s1043" style="position:absolute;left:355600;top:70868;width:68031;height:35562;visibility:visible;mso-wrap-style:square;v-text-anchor:middle" o:gfxdata="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" fillcolor="#b9d7f3" strokecolor="#a3c9ee"/>
                 </v:group>
-                <v:group id="组合 223" o:spid="_x0000_s1046" style="position:absolute;width:6409;height:3744" coordsize="6409,3744" o:gfxdata="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">
-                  <v:rect id="矩形 194" o:spid="_x0000_s1047" style="position:absolute;width:6409;height:3744;visibility:visible;mso-wrap-style:square;v-text-anchor:middle" o:gfxdata="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" fillcolor="#eef9f6" strokecolor="white [3212]" strokeweight="1pt"/>
-                  <v:group id="组合 222" o:spid="_x0000_s1048" style="position:absolute;left:111;width:6185;height:3227" coordsize="6184,3227" o:gfxdata="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">
-                    <v:group id="组合 220" o:spid="_x0000_s1049" style="position:absolute;left:2062;top:1310;width:2032;height:1917" coordsize="280280,277495" o:gfxdata="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">
-                      <v:rect id="矩形 195" o:spid="_x0000_s1050" style="position:absolute;width:72000;height:72000;visibility:visible;mso-wrap-style:square;v-text-anchor:middle" o:gfxdata="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" fillcolor="#f9fcfb" strokecolor="#74b0ab"/>
-                      <v:rect id="矩形 195" o:spid="_x0000_s1051" style="position:absolute;left:104140;top:203200;width:72000;height:72000;visibility:visible;mso-wrap-style:square;v-text-anchor:middle" o:gfxdata="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" fillcolor="#218079" strokecolor="#74b0ab">
-                        <v:textbox>
-                          <w:txbxContent>
-                            <w:p>
-                              <w:pPr>
-                                <w:jc w:val="center"/>
-                              </w:pPr>
-                              <w:r>
-                                <w:t>c</w:t>
-                              </w:r>
-                              <w:r>
-                                <w:rPr>
-                                  <w:noProof/>
-                                </w:rPr>
-                                <w:drawing>
-                                  <wp:inline distT="0" distB="0" distL="0" distR="0" wp14:anchorId="206BF3B5" wp14:editId="68713D72">
-                                    <wp:extent cx="0" cy="0"/>
-                                    <wp:effectExtent l="0" t="0" r="0" b="0"/>
-                                    <wp:docPr id="659357081" name="图片 1"/>
-                                    <wp:cNvGraphicFramePr>
-                                      <a:graphicFrameLocks xmlns:a="http://schemas.openxmlformats.org/drawingml/2006/main" noChangeAspect="1"/>
-                                    </wp:cNvGraphicFramePr>
-                                    <a:graphic xmlns:a="http://schemas.openxmlformats.org/drawingml/2006/main">
-                                      <a:graphicData uri="http://schemas.openxmlformats.org/drawingml/2006/picture">
-                                        <pic:pic xmlns:pic="http://schemas.openxmlformats.org/drawingml/2006/picture">
-                                          <pic:nvPicPr>
-                                            <pic:cNvPr id="1165435383" name=""/>
-                                            <pic:cNvPicPr/>
-                                          </pic:nvPicPr>
-                                          <pic:blipFill>
-                                            <a:blip r:embed="rId8"/>
-                                            <a:stretch>
-                                              <a:fillRect/>
-                                            </a:stretch>
-                                          </pic:blipFill>
-                                          <pic:spPr>
-                                            <a:xfrm>
-                                              <a:off x="0" y="0"/>
-                                              <a:ext cx="0" cy="0"/>
-                                            </a:xfrm>
-                                            <a:prstGeom prst="rect">
-                                              <a:avLst/>
-                                            </a:prstGeom>
-                                          </pic:spPr>
-                                        </pic:pic>
-                                      </a:graphicData>
-                                    </a:graphic>
-                                  </wp:inline>
-                                </w:drawing>
-                              </w:r>
-                            </w:p>
-                          </w:txbxContent>
-                        </v:textbox>
-                      </v:rect>
-                      <v:rect id="矩形 195" o:spid="_x0000_s1052" style="position:absolute;left:208280;top:101600;width:72000;height:72000;visibility:visible;mso-wrap-style:square;v-text-anchor:middle" o:gfxdata="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" fillcolor="#f9fcfb" strokecolor="#74b0ab"/>
-                      <v:rect id="矩形 195" o:spid="_x0000_s1053" style="position:absolute;left:104140;width:72000;height:72000;visibility:visible;mso-wrap-style:square;v-text-anchor:middle" o:gfxdata="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" fillcolor="#f9fcfb" strokecolor="#74b0ab"/>
-                      <v:rect id="矩形 195" o:spid="_x0000_s1054" style="position:absolute;top:101600;width:72000;height:72000;visibility:visible;mso-wrap-style:square;v-text-anchor:middle" o:gfxdata="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" fillcolor="#218079" strokecolor="#74b0ab">
-                        <v:textbox>
-                          <w:txbxContent>
-                            <w:p>
-                              <w:pPr>
-                                <w:jc w:val="center"/>
-                              </w:pPr>
-                              <w:r>
-                                <w:t>c</w:t>
-                              </w:r>
-                              <w:r>
-                                <w:rPr>
-                                  <w:noProof/>
-                                </w:rPr>
-                                <w:drawing>
-                                  <wp:inline distT="0" distB="0" distL="0" distR="0" wp14:anchorId="6EC1E36A" wp14:editId="1F3E59A3">
-                                    <wp:extent cx="0" cy="0"/>
-                                    <wp:effectExtent l="0" t="0" r="0" b="0"/>
-                                    <wp:docPr id="565558845" name="图片 1"/>
-                                    <wp:cNvGraphicFramePr>
-                                      <a:graphicFrameLocks xmlns:a="http://schemas.openxmlformats.org/drawingml/2006/main" noChangeAspect="1"/>
-                                    </wp:cNvGraphicFramePr>
-                                    <a:graphic xmlns:a="http://schemas.openxmlformats.org/drawingml/2006/main">
-                                      <a:graphicData uri="http://schemas.openxmlformats.org/drawingml/2006/picture">
-                                        <pic:pic xmlns:pic="http://schemas.openxmlformats.org/drawingml/2006/picture">
-                                          <pic:nvPicPr>
-                                            <pic:cNvPr id="1165435383" name=""/>
-                                            <pic:cNvPicPr/>
-                                          </pic:nvPicPr>
-                                          <pic:blipFill>
-                                            <a:blip r:embed="rId8"/>
-                                            <a:stretch>
-                                              <a:fillRect/>
-                                            </a:stretch>
-                                          </pic:blipFill>
-                                          <pic:spPr>
-                                            <a:xfrm>
-                                              <a:off x="0" y="0"/>
-                                              <a:ext cx="0" cy="0"/>
-                                            </a:xfrm>
-                                            <a:prstGeom prst="rect">
-                                              <a:avLst/>
-                                            </a:prstGeom>
-                                          </pic:spPr>
-                                        </pic:pic>
-                                      </a:graphicData>
-                                    </a:graphic>
-                                  </wp:inline>
-                                </w:drawing>
-                              </w:r>
-                            </w:p>
-                          </w:txbxContent>
-                        </v:textbox>
-                      </v:rect>
-                      <v:rect id="矩形 195" o:spid="_x0000_s1055" style="position:absolute;left:104140;top:101600;width:72000;height:72000;visibility:visible;mso-wrap-style:square;v-text-anchor:middle" o:gfxdata="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" fillcolor="#218079" strokecolor="#74b0ab">
-                        <v:textbox>
-                          <w:txbxContent>
-                            <w:p>
-                              <w:pPr>
-                                <w:jc w:val="center"/>
-                              </w:pPr>
-                              <w:r>
-                                <w:t>c</w:t>
-                              </w:r>
-                              <w:r>
-                                <w:rPr>
-                                  <w:noProof/>
-                                </w:rPr>
-                                <w:drawing>
-                                  <wp:inline distT="0" distB="0" distL="0" distR="0" wp14:anchorId="01C43770" wp14:editId="5F8F8480">
-                                    <wp:extent cx="0" cy="0"/>
-                                    <wp:effectExtent l="0" t="0" r="0" b="0"/>
-                                    <wp:docPr id="685479180" name="图片 1"/>
-                                    <wp:cNvGraphicFramePr>
-                                      <a:graphicFrameLocks xmlns:a="http://schemas.openxmlformats.org/drawingml/2006/main" noChangeAspect="1"/>
-                                    </wp:cNvGraphicFramePr>
-                                    <a:graphic xmlns:a="http://schemas.openxmlformats.org/drawingml/2006/main">
-                                      <a:graphicData uri="http://schemas.openxmlformats.org/drawingml/2006/picture">
-                                        <pic:pic xmlns:pic="http://schemas.openxmlformats.org/drawingml/2006/picture">
-                                          <pic:nvPicPr>
-                                            <pic:cNvPr id="1165435383" name=""/>
-                                            <pic:cNvPicPr/>
-                                          </pic:nvPicPr>
-                                          <pic:blipFill>
-                                            <a:blip r:embed="rId8"/>
-                                            <a:stretch>
-                                              <a:fillRect/>
-                                            </a:stretch>
-                                          </pic:blipFill>
-                                          <pic:spPr>
-                                            <a:xfrm>
-                                              <a:off x="0" y="0"/>
-                                              <a:ext cx="0" cy="0"/>
-                                            </a:xfrm>
-                                            <a:prstGeom prst="rect">
-                                              <a:avLst/>
-                                            </a:prstGeom>
-                                          </pic:spPr>
-                                        </pic:pic>
-                                      </a:graphicData>
-                                    </a:graphic>
-                                  </wp:inline>
-                                </w:drawing>
-                              </w:r>
-                            </w:p>
-                          </w:txbxContent>
-                        </v:textbox>
-                      </v:rect>
-                      <v:rect id="矩形 195" o:spid="_x0000_s1056" style="position:absolute;left:208280;width:72000;height:72000;visibility:visible;mso-wrap-style:square;v-text-anchor:middle" o:gfxdata="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" fillcolor="#218079" strokecolor="#74b0ab">
-                        <v:textbox>
-                          <w:txbxContent>
-                            <w:p>
-                              <w:pPr>
-                                <w:jc w:val="center"/>
-                              </w:pPr>
-                              <w:r>
-                                <w:t>c</w:t>
-                              </w:r>
-                              <w:r>
-                                <w:rPr>
-                                  <w:noProof/>
-                                </w:rPr>
-                                <w:drawing>
-                                  <wp:inline distT="0" distB="0" distL="0" distR="0" wp14:anchorId="68A5BC58" wp14:editId="393758F5">
-                                    <wp:extent cx="0" cy="0"/>
-                                    <wp:effectExtent l="0" t="0" r="0" b="0"/>
-                                    <wp:docPr id="617939711" name="图片 1"/>
-                                    <wp:cNvGraphicFramePr>
-                                      <a:graphicFrameLocks xmlns:a="http://schemas.openxmlformats.org/drawingml/2006/main" noChangeAspect="1"/>
-                                    </wp:cNvGraphicFramePr>
-                                    <a:graphic xmlns:a="http://schemas.openxmlformats.org/drawingml/2006/main">
-                                      <a:graphicData uri="http://schemas.openxmlformats.org/drawingml/2006/picture">
-                                        <pic:pic xmlns:pic="http://schemas.openxmlformats.org/drawingml/2006/picture">
-                                          <pic:nvPicPr>
-                                            <pic:cNvPr id="1165435383" name=""/>
-                                            <pic:cNvPicPr/>
-                                          </pic:nvPicPr>
-                                          <pic:blipFill>
-                                            <a:blip r:embed="rId8"/>
-                                            <a:stretch>
-                                              <a:fillRect/>
-                                            </a:stretch>
-                                          </pic:blipFill>
-                                          <pic:spPr>
-                                            <a:xfrm>
-                                              <a:off x="0" y="0"/>
-                                              <a:ext cx="0" cy="0"/>
-                                            </a:xfrm>
-                                            <a:prstGeom prst="rect">
-                                              <a:avLst/>
-                                            </a:prstGeom>
-                                          </pic:spPr>
-                                        </pic:pic>
-                                      </a:graphicData>
-                                    </a:graphic>
-                                  </wp:inline>
-                                </w:drawing>
-                              </w:r>
-                            </w:p>
-                          </w:txbxContent>
-                        </v:textbox>
-                      </v:rect>
-                      <v:rect id="矩形 195" o:spid="_x0000_s1057" style="position:absolute;top:205740;width:71755;height:71755;visibility:visible;mso-wrap-style:square;v-text-anchor:middle" o:gfxdata="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" fillcolor="#f9fcfb" strokecolor="#74b0ab"/>
-                      <v:rect id="矩形 195" o:spid="_x0000_s1058" style="position:absolute;left:208280;top:203200;width:72000;height:72000;visibility:visible;mso-wrap-style:square;v-text-anchor:middle" o:gfxdata="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" fillcolor="#f9fcfb" strokecolor="#74b0ab"/>
-                    </v:group>
-                    <v:shape id="_x0000_s1059" type="#_x0000_t202" style="position:absolute;width:6184;height:1114;visibility:visible;mso-wrap-style:square;v-text-anchor:top" o:gfxdata="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" fillcolor="#eef9f6" stroked="f" strokeweight=".5pt">
-                      <v:textbox inset="0,0,0,0">
-                        <w:txbxContent>
-                          <w:p>
-                            <w:pPr>
-                              <w:spacing w:after="0" w:line="160" w:lineRule="exact"/>
-                              <w:jc w:val="center"/>
-                              <w:rPr>
-                                <w:b/>
-                                <w:bCs/>
-                                <w:sz w:val="12"/>
-                                <w:szCs w:val="12"/>
-                                <w14:shadow w14:blurRad="50800" w14:dist="50800" w14:dir="5400000" w14:sx="0" w14:sy="0" w14:kx="0" w14:ky="0" w14:algn="ctr">
-                                  <w14:schemeClr w14:val="bg1"/>
-                                </w14:shadow>
-                              </w:rPr>
-                            </w:pPr>
-                            <w:r>
-                              <w:rPr>
-                                <w:b/>
-                                <w:bCs/>
-                                <w:sz w:val="12"/>
-                                <w:szCs w:val="12"/>
-                                <w14:shadow w14:blurRad="50800" w14:dist="50800" w14:dir="5400000" w14:sx="0" w14:sy="0" w14:kx="0" w14:ky="0" w14:algn="ctr">
-                                  <w14:schemeClr w14:val="bg1"/>
-                                </w14:shadow>
-                              </w:rPr>
-                              <w:t>sparse support O</w:t>
-                            </w:r>
-                          </w:p>
-                        </w:txbxContent>
-                      </v:textbox>
-                    </v:shape>
-                  </v:group>
+                <v:shapetype id="_x0000_t202" coordsize="21600,21600" o:spt="202" path="m,l,21600r21600,l21600,xe">
+                  <v:stroke joinstyle="miter"/>
+                  <v:path gradientshapeok="t" o:connecttype="rect"/>
+                </v:shapetype>
+                <v:shape id="_x0000_s1044" type="#_x0000_t202" style="position:absolute;left:13436;top:1754;width:6839;height:1169;visibility:visible;mso-wrap-style:square;v-text-anchor:top" o:gfxdata="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" fillcolor="#eaf5ff" stroked="f" strokeweight=".5pt">
+                  <v:textbox inset="0,0,0,0">
+                    <w:txbxContent>
+                      <w:p>
+                        <w:pPr>
+                          <w:spacing w:after="0" w:line="160" w:lineRule="exact"/>
+                          <w:jc w:val="center"/>
+                          <w:rPr>
+                            <w:b/>
+                            <w:bCs/>
+                            <w:sz w:val="16"/>
+                            <w:szCs w:val="16"/>
+                            <w14:shadow w14:blurRad="50800" w14:dist="50800" w14:dir="5400000" w14:sx="0" w14:sy="0" w14:kx="0" w14:ky="0" w14:algn="ctr">
+                              <w14:schemeClr w14:val="bg1"/>
+                            </w14:shadow>
+                          </w:rPr>
+                        </w:pPr>
+                        <w:r>
+                          <w:rPr>
+                            <w:b/>
+                            <w:bCs/>
+                            <w:sz w:val="16"/>
+                            <w:szCs w:val="16"/>
+                            <w14:shadow w14:blurRad="50800" w14:dist="50800" w14:dir="5400000" w14:sx="0" w14:sy="0" w14:kx="0" w14:ky="0" w14:algn="ctr">
+                              <w14:schemeClr w14:val="bg1"/>
+                            </w14:shadow>
+                          </w:rPr>
+                          <w:t>local feature F</w:t>
+                        </w:r>
+                      </w:p>
+                    </w:txbxContent>
+                  </v:textbox>
+                </v:shape>
+                <v:rect id="矩形 194" o:spid="_x0000_s1045" style="position:absolute;top:1381;width:8636;height:5035;visibility:visible;mso-wrap-style:square;v-text-anchor:middle" o:gfxdata="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" fillcolor="#eef9f6" strokecolor="white [3212]" strokeweight="1pt">
+                  <v:path arrowok="t"/>
+                  <o:lock v:ext="edit" aspectratio="t"/>
+                </v:rect>
+                <v:group id="组合 220" o:spid="_x0000_s1046" style="position:absolute;left:3125;top:3387;width:2477;height:2337" coordsize="280280,277495" o:gfxdata="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">
+                  <o:lock v:ext="edit" aspectratio="t"/>
+                  <v:rect id="矩形 195" o:spid="_x0000_s1047" style="position:absolute;width:72000;height:72000;visibility:visible;mso-wrap-style:square;v-text-anchor:middle" o:gfxdata="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" fillcolor="#f9fcfb" strokecolor="#74b0ab"/>
+                  <v:rect id="矩形 195" o:spid="_x0000_s1048" style="position:absolute;left:104140;top:203200;width:72000;height:72000;visibility:visible;mso-wrap-style:square;v-text-anchor:middle" o:gfxdata="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" fillcolor="#218079" strokecolor="#74b0ab">
+                    <v:textbox>
+                      <w:txbxContent>
+                        <w:p>
+                          <w:pPr>
+                            <w:jc w:val="center"/>
+                          </w:pPr>
+                          <w:r>
+                            <w:t>c</w:t>
+                          </w:r>
+                          <w:r>
+                            <w:rPr>
+                              <w:noProof/>
+                            </w:rPr>
+                            <w:drawing>
+                              <wp:inline distT="0" distB="0" distL="0" distR="0" wp14:anchorId="206BF3B5" wp14:editId="68713D72">
+                                <wp:extent cx="0" cy="0"/>
+                                <wp:effectExtent l="0" t="0" r="0" b="0"/>
+                                <wp:docPr id="659357081" name="图片 1"/>
+                                <wp:cNvGraphicFramePr>
+                                  <a:graphicFrameLocks xmlns:a="http://schemas.openxmlformats.org/drawingml/2006/main" noChangeAspect="1"/>
+                                </wp:cNvGraphicFramePr>
+                                <a:graphic xmlns:a="http://schemas.openxmlformats.org/drawingml/2006/main">
+                                  <a:graphicData uri="http://schemas.openxmlformats.org/drawingml/2006/picture">
+                                    <pic:pic xmlns:pic="http://schemas.openxmlformats.org/drawingml/2006/picture">
+                                      <pic:nvPicPr>
+                                        <pic:cNvPr id="1165435383" name=""/>
+                                        <pic:cNvPicPr/>
+                                      </pic:nvPicPr>
+                                      <pic:blipFill>
+                                        <a:blip r:embed="rId8"/>
+                                        <a:stretch>
+                                          <a:fillRect/>
+                                        </a:stretch>
+                                      </pic:blipFill>
+                                      <pic:spPr>
+                                        <a:xfrm>
+                                          <a:off x="0" y="0"/>
+                                          <a:ext cx="0" cy="0"/>
+                                        </a:xfrm>
+                                        <a:prstGeom prst="rect">
+                                          <a:avLst/>
+                                        </a:prstGeom>
+                                      </pic:spPr>
+                                    </pic:pic>
+                                  </a:graphicData>
+                                </a:graphic>
+                              </wp:inline>
+                            </w:drawing>
+                          </w:r>
+                        </w:p>
+                      </w:txbxContent>
+                    </v:textbox>
+                  </v:rect>
+                  <v:rect id="矩形 195" o:spid="_x0000_s1049" style="position:absolute;left:208280;top:101600;width:72000;height:72000;visibility:visible;mso-wrap-style:square;v-text-anchor:middle" o:gfxdata="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" fillcolor="#f9fcfb" strokecolor="#74b0ab"/>
+                  <v:rect id="矩形 195" o:spid="_x0000_s1050" style="position:absolute;left:104140;width:72000;height:72000;visibility:visible;mso-wrap-style:square;v-text-anchor:middle" o:gfxdata="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" fillcolor="#f9fcfb" strokecolor="#74b0ab"/>
+                  <v:rect id="矩形 195" o:spid="_x0000_s1051" style="position:absolute;top:101600;width:72000;height:72000;visibility:visible;mso-wrap-style:square;v-text-anchor:middle" o:gfxdata="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" fillcolor="#218079" strokecolor="#74b0ab">
+                    <v:textbox>
+                      <w:txbxContent>
+                        <w:p>
+                          <w:pPr>
+                            <w:jc w:val="center"/>
+                          </w:pPr>
+                          <w:r>
+                            <w:t>c</w:t>
+                          </w:r>
+                          <w:r>
+                            <w:rPr>
+                              <w:noProof/>
+                            </w:rPr>
+                            <w:drawing>
+                              <wp:inline distT="0" distB="0" distL="0" distR="0" wp14:anchorId="6EC1E36A" wp14:editId="1F3E59A3">
+                                <wp:extent cx="0" cy="0"/>
+                                <wp:effectExtent l="0" t="0" r="0" b="0"/>
+                                <wp:docPr id="565558845" name="图片 1"/>
+                                <wp:cNvGraphicFramePr>
+                                  <a:graphicFrameLocks xmlns:a="http://schemas.openxmlformats.org/drawingml/2006/main" noChangeAspect="1"/>
+                                </wp:cNvGraphicFramePr>
+                                <a:graphic xmlns:a="http://schemas.openxmlformats.org/drawingml/2006/main">
+                                  <a:graphicData uri="http://schemas.openxmlformats.org/drawingml/2006/picture">
+                                    <pic:pic xmlns:pic="http://schemas.openxmlformats.org/drawingml/2006/picture">
+                                      <pic:nvPicPr>
+                                        <pic:cNvPr id="1165435383" name=""/>
+                                        <pic:cNvPicPr/>
+                                      </pic:nvPicPr>
+                                      <pic:blipFill>
+                                        <a:blip r:embed="rId8"/>
+                                        <a:stretch>
+                                          <a:fillRect/>
+                                        </a:stretch>
+                                      </pic:blipFill>
+                                      <pic:spPr>
+                                        <a:xfrm>
+                                          <a:off x="0" y="0"/>
+                                          <a:ext cx="0" cy="0"/>
+                                        </a:xfrm>
+                                        <a:prstGeom prst="rect">
+                                          <a:avLst/>
+                                        </a:prstGeom>
+                                      </pic:spPr>
+                                    </pic:pic>
+                                  </a:graphicData>
+                                </a:graphic>
+                              </wp:inline>
+                            </w:drawing>
+                          </w:r>
+                        </w:p>
+                      </w:txbxContent>
+                    </v:textbox>
+                  </v:rect>
+                  <v:rect id="矩形 195" o:spid="_x0000_s1052" style="position:absolute;left:104140;top:101600;width:72000;height:72000;visibility:visible;mso-wrap-style:square;v-text-anchor:middle" o:gfxdata="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" fillcolor="#218079" strokecolor="#74b0ab">
+                    <v:textbox>
+                      <w:txbxContent>
+                        <w:p>
+                          <w:pPr>
+                            <w:jc w:val="center"/>
+                          </w:pPr>
+                          <w:r>
+                            <w:t>c</w:t>
+                          </w:r>
+                          <w:r>
+                            <w:rPr>
+                              <w:noProof/>
+                            </w:rPr>
+                            <w:drawing>
+                              <wp:inline distT="0" distB="0" distL="0" distR="0" wp14:anchorId="01C43770" wp14:editId="5F8F8480">
+                                <wp:extent cx="0" cy="0"/>
+                                <wp:effectExtent l="0" t="0" r="0" b="0"/>
+                                <wp:docPr id="685479180" name="图片 1"/>
+                                <wp:cNvGraphicFramePr>
+                                  <a:graphicFrameLocks xmlns:a="http://schemas.openxmlformats.org/drawingml/2006/main" noChangeAspect="1"/>
+                                </wp:cNvGraphicFramePr>
+                                <a:graphic xmlns:a="http://schemas.openxmlformats.org/drawingml/2006/main">
+                                  <a:graphicData uri="http://schemas.openxmlformats.org/drawingml/2006/picture">
+                                    <pic:pic xmlns:pic="http://schemas.openxmlformats.org/drawingml/2006/picture">
+                                      <pic:nvPicPr>
+                                        <pic:cNvPr id="1165435383" name=""/>
+                                        <pic:cNvPicPr/>
+                                      </pic:nvPicPr>
+                                      <pic:blipFill>
+                                        <a:blip r:embed="rId8"/>
+                                        <a:stretch>
+                                          <a:fillRect/>
+                                        </a:stretch>
+                                      </pic:blipFill>
+                                      <pic:spPr>
+                                        <a:xfrm>
+                                          <a:off x="0" y="0"/>
+                                          <a:ext cx="0" cy="0"/>
+                                        </a:xfrm>
+                                        <a:prstGeom prst="rect">
+                                          <a:avLst/>
+                                        </a:prstGeom>
+                                      </pic:spPr>
+                                    </pic:pic>
+                                  </a:graphicData>
+                                </a:graphic>
+                              </wp:inline>
+                            </w:drawing>
+                          </w:r>
+                        </w:p>
+                      </w:txbxContent>
+                    </v:textbox>
+                  </v:rect>
+                  <v:rect id="矩形 195" o:spid="_x0000_s1053" style="position:absolute;left:208280;width:72000;height:72000;visibility:visible;mso-wrap-style:square;v-text-anchor:middle" o:gfxdata="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" fillcolor="#218079" strokecolor="#74b0ab">
+                    <v:textbox>
+                      <w:txbxContent>
+                        <w:p>
+                          <w:pPr>
+                            <w:jc w:val="center"/>
+                          </w:pPr>
+                          <w:r>
+                            <w:t>c</w:t>
+                          </w:r>
+                          <w:r>
+                            <w:rPr>
+                              <w:noProof/>
+                            </w:rPr>
+                            <w:drawing>
+                              <wp:inline distT="0" distB="0" distL="0" distR="0" wp14:anchorId="68A5BC58" wp14:editId="393758F5">
+                                <wp:extent cx="0" cy="0"/>
+                                <wp:effectExtent l="0" t="0" r="0" b="0"/>
+                                <wp:docPr id="617939711" name="图片 1"/>
+                                <wp:cNvGraphicFramePr>
+                                  <a:graphicFrameLocks xmlns:a="http://schemas.openxmlformats.org/drawingml/2006/main" noChangeAspect="1"/>
+                                </wp:cNvGraphicFramePr>
+                                <a:graphic xmlns:a="http://schemas.openxmlformats.org/drawingml/2006/main">
+                                  <a:graphicData uri="http://schemas.openxmlformats.org/drawingml/2006/picture">
+                                    <pic:pic xmlns:pic="http://schemas.openxmlformats.org/drawingml/2006/picture">
+                                      <pic:nvPicPr>
+                                        <pic:cNvPr id="1165435383" name=""/>
+                                        <pic:cNvPicPr/>
+                                      </pic:nvPicPr>
+                                      <pic:blipFill>
+                                        <a:blip r:embed="rId8"/>
+                                        <a:stretch>
+                                          <a:fillRect/>
+                                        </a:stretch>
+                                      </pic:blipFill>
+                                      <pic:spPr>
+                                        <a:xfrm>
+                                          <a:off x="0" y="0"/>
+                                          <a:ext cx="0" cy="0"/>
+                                        </a:xfrm>
+                                        <a:prstGeom prst="rect">
+                                          <a:avLst/>
+                                        </a:prstGeom>
+                                      </pic:spPr>
+                                    </pic:pic>
+                                  </a:graphicData>
+                                </a:graphic>
+                              </wp:inline>
+                            </w:drawing>
+                          </w:r>
+                        </w:p>
+                      </w:txbxContent>
+                    </v:textbox>
+                  </v:rect>
+                  <v:rect id="矩形 195" o:spid="_x0000_s1054" style="position:absolute;top:205740;width:71755;height:71755;visibility:visible;mso-wrap-style:square;v-text-anchor:middle" o:gfxdata="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" fillcolor="#f9fcfb" strokecolor="#74b0ab"/>
+                  <v:rect id="矩形 195" o:spid="_x0000_s1055" style="position:absolute;left:208280;top:203200;width:72000;height:72000;visibility:visible;mso-wrap-style:square;v-text-anchor:middle" o:gfxdata="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" fillcolor="#f9fcfb" strokecolor="#74b0ab"/>
                 </v:group>
+                <v:shape id="_x0000_s1056" type="#_x0000_t202" style="position:absolute;left:186;top:1801;width:8274;height:1111;visibility:visible;mso-wrap-style:square;v-text-anchor:top" o:gfxdata="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" fillcolor="#eef9f6" stroked="f" strokeweight=".5pt">
+                  <v:textbox inset="0,0,0,0">
+                    <w:txbxContent>
+                      <w:p>
+                        <w:pPr>
+                          <w:spacing w:after="0" w:line="160" w:lineRule="exact"/>
+                          <w:jc w:val="center"/>
+                          <w:rPr>
+                            <w:b/>
+                            <w:bCs/>
+                            <w:sz w:val="16"/>
+                            <w:szCs w:val="16"/>
+                            <w14:shadow w14:blurRad="50800" w14:dist="50800" w14:dir="5400000" w14:sx="0" w14:sy="0" w14:kx="0" w14:ky="0" w14:algn="ctr">
+                              <w14:schemeClr w14:val="bg1"/>
+                            </w14:shadow>
+                          </w:rPr>
+                        </w:pPr>
+                        <w:r>
+                          <w:rPr>
+                            <w:b/>
+                            <w:bCs/>
+                            <w:sz w:val="16"/>
+                            <w:szCs w:val="16"/>
+                            <w14:shadow w14:blurRad="50800" w14:dist="50800" w14:dir="5400000" w14:sx="0" w14:sy="0" w14:kx="0" w14:ky="0" w14:algn="ctr">
+                              <w14:schemeClr w14:val="bg1"/>
+                            </w14:shadow>
+                          </w:rPr>
+                          <w:t>sparse support O</w:t>
+                        </w:r>
+                      </w:p>
+                    </w:txbxContent>
+                  </v:textbox>
+                </v:shape>
+                <v:shapetype id="_x0000_t88" coordsize="21600,21600" o:spt="88" adj="1800,10800" path="m,qx10800@0l10800@2qy21600@11,10800@3l10800@1qy,21600e" filled="f">
+                  <v:formulas>
+                    <v:f eqn="val #0"/>
+                    <v:f eqn="sum 21600 0 #0"/>
+                    <v:f eqn="sum #1 0 #0"/>
+                    <v:f eqn="sum #1 #0 0"/>
+                    <v:f eqn="prod #0 9598 32768"/>
+                    <v:f eqn="sum 21600 0 @4"/>
+                    <v:f eqn="sum 21600 0 #1"/>
+                    <v:f eqn="min #1 @6"/>
+                    <v:f eqn="prod @7 1 2"/>
+                    <v:f eqn="prod #0 2 1"/>
+                    <v:f eqn="sum 21600 0 @9"/>
+                    <v:f eqn="val #1"/>
+                  </v:formulas>
+                  <v:path arrowok="t" o:connecttype="custom" o:connectlocs="0,0;21600,@11;0,21600" textboxrect="0,@4,7637,@5"/>
+                  <v:handles>
+                    <v:h position="center,#0" yrange="0,@8"/>
+                    <v:h position="bottomRight,#1" yrange="@9,@10"/>
+                  </v:handles>
+                </v:shapetype>
+                <v:shape id="右大括号 226" o:spid="_x0000_s1057" type="#_x0000_t88" style="position:absolute;left:9946;top:-5607;width:1270;height:12484;rotation:-90;visibility:visible;mso-wrap-style:square;v-text-anchor:middle" o:gfxdata="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" adj="183,10897" strokecolor="#156082 [3204]" strokeweight=".5pt">
+                  <v:stroke joinstyle="miter"/>
+                </v:shape>
               </v:group>
             </w:pict>
           </mc:Fallback>
@@ -2841,50 +2843,107 @@
         <mc:AlternateContent>
           <mc:Choice Requires="wps">
             <w:drawing>
-              <wp:anchor distT="0" distB="0" distL="114300" distR="114300" simplePos="0" relativeHeight="251846656" behindDoc="0" locked="0" layoutInCell="1" allowOverlap="1" wp14:anchorId="3478AC56" wp14:editId="6D350364">
+              <wp:anchor distT="0" distB="0" distL="114300" distR="114300" simplePos="0" relativeHeight="251720704" behindDoc="0" locked="0" layoutInCell="1" allowOverlap="1" wp14:anchorId="779CC0A0" wp14:editId="73FB65A3">
                 <wp:simplePos x="0" y="0"/>
                 <wp:positionH relativeFrom="column">
-                  <wp:posOffset>6641465</wp:posOffset>
+                  <wp:posOffset>5347335</wp:posOffset>
                 </wp:positionH>
                 <wp:positionV relativeFrom="paragraph">
-                  <wp:posOffset>1366864</wp:posOffset>
+                  <wp:posOffset>2521585</wp:posOffset>
                 </wp:positionV>
-                <wp:extent cx="127000" cy="1248410"/>
-                <wp:effectExtent l="0" t="1905" r="10795" b="10795"/>
+                <wp:extent cx="2831465" cy="165100"/>
+                <wp:effectExtent l="25400" t="0" r="26035" b="25400"/>
                 <wp:wrapNone/>
-                <wp:docPr id="2058919947" name="右大括号 226"/>
+                <wp:docPr id="2036922382" name="文本框 5"/>
                 <wp:cNvGraphicFramePr/>
                 <a:graphic xmlns:a="http://schemas.openxmlformats.org/drawingml/2006/main">
                   <a:graphicData uri="http://schemas.microsoft.com/office/word/2010/wordprocessingShape">
                     <wps:wsp>
-                      <wps:cNvSpPr/>
+                      <wps:cNvSpPr txBox="1"/>
                       <wps:spPr>
-                        <a:xfrm rot="16200000">
+                        <a:xfrm>
                           <a:off x="0" y="0"/>
-                          <a:ext cx="127000" cy="1248410"/>
+                          <a:ext cx="2831465" cy="165100"/>
                         </a:xfrm>
-                        <a:prstGeom prst="rightBrace">
-                          <a:avLst>
-                            <a:gd name="adj1" fmla="val 8333"/>
-                            <a:gd name="adj2" fmla="val 50447"/>
-                          </a:avLst>
+                        <a:prstGeom prst="rect">
+                          <a:avLst/>
                         </a:prstGeom>
+                        <a:solidFill>
+                          <a:schemeClr val="bg1"/>
+                        </a:solidFill>
+                        <a:ln w="6350">
+                          <a:noFill/>
+                        </a:ln>
+                        <a:effectLst>
+                          <a:outerShdw blurRad="50800" dist="50800" dir="5400000" algn="ctr" rotWithShape="0">
+                            <a:schemeClr val="bg2">
+                              <a:lumMod val="50000"/>
+                              <a:alpha val="0"/>
+                            </a:schemeClr>
+                          </a:outerShdw>
+                        </a:effectLst>
                       </wps:spPr>
-                      <wps:style>
-                        <a:lnRef idx="1">
-                          <a:schemeClr val="accent1"/>
-                        </a:lnRef>
-                        <a:fillRef idx="0">
-                          <a:schemeClr val="accent1"/>
-                        </a:fillRef>
-                        <a:effectRef idx="0">
-                          <a:schemeClr val="accent1"/>
-                        </a:effectRef>
-                        <a:fontRef idx="minor">
-                          <a:schemeClr val="tx1"/>
-                        </a:fontRef>
-                      </wps:style>
-                      <wps:bodyPr rot="0" spcFirstLastPara="0" vertOverflow="overflow" horzOverflow="overflow" vert="horz" wrap="square" lIns="91440" tIns="45720" rIns="91440" bIns="45720" numCol="1" spcCol="0" rtlCol="0" fromWordArt="0" anchor="ctr" anchorCtr="0" forceAA="0" compatLnSpc="1">
+                      <wps:txbx>
+                        <w:txbxContent>
+                          <w:p>
+                            <w:pPr>
+                              <w:spacing w:after="0" w:line="160" w:lineRule="exact"/>
+                              <w:rPr>
+                                <w:b/>
+                                <w:bCs/>
+                                <w:color w:val="747474" w:themeColor="background2" w:themeShade="80"/>
+                                <w:sz w:val="16"/>
+                                <w:szCs w:val="16"/>
+                                <w14:shadow w14:blurRad="50800" w14:dist="50800" w14:dir="5400000" w14:sx="0" w14:sy="0" w14:kx="0" w14:ky="0" w14:algn="ctr">
+                                  <w14:schemeClr w14:val="bg1"/>
+                                </w14:shadow>
+                              </w:rPr>
+                            </w:pPr>
+                            <w:r>
+                              <w:rPr>
+                                <w:b/>
+                                <w:bCs/>
+                                <w:color w:val="747474" w:themeColor="background2" w:themeShade="80"/>
+                                <w:sz w:val="16"/>
+                                <w:szCs w:val="16"/>
+                                <w14:shadow w14:blurRad="50800" w14:dist="50800" w14:dir="5400000" w14:sx="0" w14:sy="0" w14:kx="0" w14:ky="0" w14:algn="ctr">
+                                  <w14:schemeClr w14:val="bg1"/>
+                                </w14:shadow>
+                              </w:rPr>
+                              <w:t xml:space="preserve">geometry, local sign, and orientation are </w:t>
+                            </w:r>
+                            <w:proofErr w:type="spellStart"/>
+                            <w:r>
+                              <w:rPr>
+                                <w:b/>
+                                <w:bCs/>
+                                <w:color w:val="747474" w:themeColor="background2" w:themeShade="80"/>
+                                <w:sz w:val="16"/>
+                                <w:szCs w:val="16"/>
+                                <w14:shadow w14:blurRad="50800" w14:dist="50800" w14:dir="5400000" w14:sx="0" w14:sy="0" w14:kx="0" w14:ky="0" w14:algn="ctr">
+                                  <w14:schemeClr w14:val="bg1"/>
+                                </w14:shadow>
+                              </w:rPr>
+                              <w:t>compressd</w:t>
+                            </w:r>
+                            <w:proofErr w:type="spellEnd"/>
+                            <w:r>
+                              <w:rPr>
+                                <w:b/>
+                                <w:bCs/>
+                                <w:color w:val="747474" w:themeColor="background2" w:themeShade="80"/>
+                                <w:sz w:val="16"/>
+                                <w:szCs w:val="16"/>
+                                <w14:shadow w14:blurRad="50800" w14:dist="50800" w14:dir="5400000" w14:sx="0" w14:sy="0" w14:kx="0" w14:ky="0" w14:algn="ctr">
+                                  <w14:schemeClr w14:val="bg1"/>
+                                </w14:shadow>
+                              </w:rPr>
+                              <w:t xml:space="preserve"> jointly</w:t>
+                            </w:r>
+                          </w:p>
+                        </w:txbxContent>
+                      </wps:txbx>
+                      <wps:bodyPr rot="0" spcFirstLastPara="0" vertOverflow="overflow" horzOverflow="overflow" vert="horz" wrap="square" lIns="0" tIns="0" rIns="0" bIns="0" numCol="1" spcCol="0" rtlCol="0" fromWordArt="0" anchor="t" anchorCtr="0" forceAA="0" compatLnSpc="1">
                         <a:prstTxWarp prst="textNoShape">
                           <a:avLst/>
                         </a:prstTxWarp>
@@ -2904,29 +2963,68 @@
           </mc:Choice>
           <mc:Fallback>
             <w:pict>
-              <v:shapetype w14:anchorId="48A3A332" id="_x0000_t88" coordsize="21600,21600" o:spt="88" adj="1800,10800" path="m,qx10800@0l10800@2qy21600@11,10800@3l10800@1qy,21600e" filled="f">
-                <v:formulas>
-                  <v:f eqn="val #0"/>
-                  <v:f eqn="sum 21600 0 #0"/>
-                  <v:f eqn="sum #1 0 #0"/>
-                  <v:f eqn="sum #1 #0 0"/>
-                  <v:f eqn="prod #0 9598 32768"/>
-                  <v:f eqn="sum 21600 0 @4"/>
-                  <v:f eqn="sum 21600 0 #1"/>
-                  <v:f eqn="min #1 @6"/>
-                  <v:f eqn="prod @7 1 2"/>
-                  <v:f eqn="prod #0 2 1"/>
-                  <v:f eqn="sum 21600 0 @9"/>
-                  <v:f eqn="val #1"/>
-                </v:formulas>
-                <v:path arrowok="t" o:connecttype="custom" o:connectlocs="0,0;21600,@11;0,21600" textboxrect="0,@4,7637,@5"/>
-                <v:handles>
-                  <v:h position="center,#0" yrange="0,@8"/>
-                  <v:h position="bottomRight,#1" yrange="@9,@10"/>
-                </v:handles>
-              </v:shapetype>
-              <v:shape id="右大括号 226" o:spid="_x0000_s1026" type="#_x0000_t88" style="position:absolute;margin-left:522.95pt;margin-top:107.65pt;width:10pt;height:98.3pt;rotation:-90;z-index:251846656;visibility:visible;mso-wrap-style:square;mso-width-percent:0;mso-height-percent:0;mso-wrap-distance-left:9pt;mso-wrap-distance-top:0;mso-wrap-distance-right:9pt;mso-wrap-distance-bottom:0;mso-position-horizontal:absolute;mso-position-horizontal-relative:text;mso-position-vertical:absolute;mso-position-vertical-relative:text;mso-width-percent:0;mso-height-percent:0;mso-width-relative:margin;mso-height-relative:margin;v-text-anchor:middle" o:gfxdata="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" adj="183,10897" strokecolor="#156082 [3204]" strokeweight=".5pt">
-                <v:stroke joinstyle="miter"/>
+              <v:shape w14:anchorId="779CC0A0" id="文本框 5" o:spid="_x0000_s1058" type="#_x0000_t202" style="position:absolute;margin-left:421.05pt;margin-top:198.55pt;width:222.95pt;height:13pt;z-index:251720704;visibility:visible;mso-wrap-style:square;mso-width-percent:0;mso-height-percent:0;mso-wrap-distance-left:9pt;mso-wrap-distance-top:0;mso-wrap-distance-right:9pt;mso-wrap-distance-bottom:0;mso-position-horizontal:absolute;mso-position-horizontal-relative:text;mso-position-vertical:absolute;mso-position-vertical-relative:text;mso-width-percent:0;mso-height-percent:0;mso-width-relative:margin;mso-height-relative:margin;v-text-anchor:top" o:gfxdata="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" fillcolor="white [3212]" stroked="f" strokeweight=".5pt">
+                <v:shadow on="t" color="#737373 [1614]" opacity="0" offset="0,4pt"/>
+                <v:textbox inset="0,0,0,0">
+                  <w:txbxContent>
+                    <w:p>
+                      <w:pPr>
+                        <w:spacing w:after="0" w:line="160" w:lineRule="exact"/>
+                        <w:rPr>
+                          <w:b/>
+                          <w:bCs/>
+                          <w:color w:val="747474" w:themeColor="background2" w:themeShade="80"/>
+                          <w:sz w:val="16"/>
+                          <w:szCs w:val="16"/>
+                          <w14:shadow w14:blurRad="50800" w14:dist="50800" w14:dir="5400000" w14:sx="0" w14:sy="0" w14:kx="0" w14:ky="0" w14:algn="ctr">
+                            <w14:schemeClr w14:val="bg1"/>
+                          </w14:shadow>
+                        </w:rPr>
+                      </w:pPr>
+                      <w:r>
+                        <w:rPr>
+                          <w:b/>
+                          <w:bCs/>
+                          <w:color w:val="747474" w:themeColor="background2" w:themeShade="80"/>
+                          <w:sz w:val="16"/>
+                          <w:szCs w:val="16"/>
+                          <w14:shadow w14:blurRad="50800" w14:dist="50800" w14:dir="5400000" w14:sx="0" w14:sy="0" w14:kx="0" w14:ky="0" w14:algn="ctr">
+                            <w14:schemeClr w14:val="bg1"/>
+                          </w14:shadow>
+                        </w:rPr>
+                        <w:t xml:space="preserve">geometry, local sign, and orientation are </w:t>
+                      </w:r>
+                      <w:proofErr w:type="spellStart"/>
+                      <w:r>
+                        <w:rPr>
+                          <w:b/>
+                          <w:bCs/>
+                          <w:color w:val="747474" w:themeColor="background2" w:themeShade="80"/>
+                          <w:sz w:val="16"/>
+                          <w:szCs w:val="16"/>
+                          <w14:shadow w14:blurRad="50800" w14:dist="50800" w14:dir="5400000" w14:sx="0" w14:sy="0" w14:kx="0" w14:ky="0" w14:algn="ctr">
+                            <w14:schemeClr w14:val="bg1"/>
+                          </w14:shadow>
+                        </w:rPr>
+                        <w:t>compressd</w:t>
+                      </w:r>
+                      <w:proofErr w:type="spellEnd"/>
+                      <w:r>
+                        <w:rPr>
+                          <w:b/>
+                          <w:bCs/>
+                          <w:color w:val="747474" w:themeColor="background2" w:themeShade="80"/>
+                          <w:sz w:val="16"/>
+                          <w:szCs w:val="16"/>
+                          <w14:shadow w14:blurRad="50800" w14:dist="50800" w14:dir="5400000" w14:sx="0" w14:sy="0" w14:kx="0" w14:ky="0" w14:algn="ctr">
+                            <w14:schemeClr w14:val="bg1"/>
+                          </w14:shadow>
+                        </w:rPr>
+                        <w:t xml:space="preserve"> jointly</w:t>
+                      </w:r>
+                    </w:p>
+                  </w:txbxContent>
+                </v:textbox>
               </v:shape>
             </w:pict>
           </mc:Fallback>
@@ -2939,13 +3037,168 @@
         <mc:AlternateContent>
           <mc:Choice Requires="wps">
             <w:drawing>
-              <wp:anchor distT="0" distB="0" distL="114300" distR="114300" simplePos="0" relativeHeight="251729920" behindDoc="0" locked="0" layoutInCell="1" allowOverlap="1" wp14:anchorId="55B99035" wp14:editId="7FEB8BF0">
+              <wp:anchor distT="0" distB="0" distL="114300" distR="114300" simplePos="0" relativeHeight="251790336" behindDoc="0" locked="0" layoutInCell="1" allowOverlap="1" wp14:anchorId="3E7932D4" wp14:editId="0E770445">
+                <wp:simplePos x="0" y="0"/>
+                <wp:positionH relativeFrom="column">
+                  <wp:posOffset>7094855</wp:posOffset>
+                </wp:positionH>
+                <wp:positionV relativeFrom="paragraph">
+                  <wp:posOffset>1644349</wp:posOffset>
+                </wp:positionV>
+                <wp:extent cx="706755" cy="165100"/>
+                <wp:effectExtent l="0" t="0" r="4445" b="0"/>
+                <wp:wrapNone/>
+                <wp:docPr id="2043859549" name="文本框 5"/>
+                <wp:cNvGraphicFramePr/>
+                <a:graphic xmlns:a="http://schemas.openxmlformats.org/drawingml/2006/main">
+                  <a:graphicData uri="http://schemas.microsoft.com/office/word/2010/wordprocessingShape">
+                    <wps:wsp>
+                      <wps:cNvSpPr txBox="1"/>
+                      <wps:spPr>
+                        <a:xfrm>
+                          <a:off x="0" y="0"/>
+                          <a:ext cx="706755" cy="165100"/>
+                        </a:xfrm>
+                        <a:prstGeom prst="rect">
+                          <a:avLst/>
+                        </a:prstGeom>
+                        <a:solidFill>
+                          <a:schemeClr val="bg1"/>
+                        </a:solidFill>
+                        <a:ln w="6350">
+                          <a:noFill/>
+                        </a:ln>
+                      </wps:spPr>
+                      <wps:txbx>
+                        <w:txbxContent>
+                          <w:p>
+                            <w:pPr>
+                              <w:spacing w:after="0" w:line="160" w:lineRule="exact"/>
+                              <w:rPr>
+                                <w:b/>
+                                <w:bCs/>
+                                <w:color w:val="747474" w:themeColor="background2" w:themeShade="80"/>
+                                <w:sz w:val="16"/>
+                                <w:szCs w:val="16"/>
+                                <w14:shadow w14:blurRad="50800" w14:dist="50800" w14:dir="5400000" w14:sx="0" w14:sy="0" w14:kx="0" w14:ky="0" w14:algn="ctr">
+                                  <w14:schemeClr w14:val="bg1"/>
+                                </w14:shadow>
+                              </w:rPr>
+                            </w:pPr>
+                            <w:r>
+                              <w:rPr>
+                                <w:b/>
+                                <w:bCs/>
+                                <w:color w:val="747474" w:themeColor="background2" w:themeShade="80"/>
+                                <w:sz w:val="16"/>
+                                <w:szCs w:val="16"/>
+                                <w14:shadow w14:blurRad="50800" w14:dist="50800" w14:dir="5400000" w14:sx="0" w14:sy="0" w14:kx="0" w14:ky="0" w14:algn="ctr">
+                                  <w14:schemeClr w14:val="bg1"/>
+                                </w14:shadow>
+                              </w:rPr>
+                              <w:t>s</w:t>
+                            </w:r>
+                            <w:r>
+                              <w:rPr>
+                                <w:b/>
+                                <w:bCs/>
+                                <w:color w:val="747474" w:themeColor="background2" w:themeShade="80"/>
+                                <w:sz w:val="16"/>
+                                <w:szCs w:val="16"/>
+                                <w14:shadow w14:blurRad="50800" w14:dist="50800" w14:dir="5400000" w14:sx="0" w14:sy="0" w14:kx="0" w14:ky="0" w14:algn="ctr">
+                                  <w14:schemeClr w14:val="bg1"/>
+                                </w14:shadow>
+                              </w:rPr>
+                              <w:t>parse latent</w:t>
+                            </w:r>
+                          </w:p>
+                        </w:txbxContent>
+                      </wps:txbx>
+                      <wps:bodyPr rot="0" spcFirstLastPara="0" vertOverflow="overflow" horzOverflow="overflow" vert="horz" wrap="square" lIns="0" tIns="0" rIns="0" bIns="0" numCol="1" spcCol="0" rtlCol="0" fromWordArt="0" anchor="t" anchorCtr="0" forceAA="0" compatLnSpc="1">
+                        <a:prstTxWarp prst="textNoShape">
+                          <a:avLst/>
+                        </a:prstTxWarp>
+                        <a:noAutofit/>
+                      </wps:bodyPr>
+                    </wps:wsp>
+                  </a:graphicData>
+                </a:graphic>
+                <wp14:sizeRelH relativeFrom="margin">
+                  <wp14:pctWidth>0</wp14:pctWidth>
+                </wp14:sizeRelH>
+                <wp14:sizeRelV relativeFrom="margin">
+                  <wp14:pctHeight>0</wp14:pctHeight>
+                </wp14:sizeRelV>
+              </wp:anchor>
+            </w:drawing>
+          </mc:Choice>
+          <mc:Fallback>
+            <w:pict>
+              <v:shape w14:anchorId="3E7932D4" id="_x0000_s1059" type="#_x0000_t202" style="position:absolute;margin-left:558.65pt;margin-top:129.5pt;width:55.65pt;height:13pt;z-index:251790336;visibility:visible;mso-wrap-style:square;mso-width-percent:0;mso-height-percent:0;mso-wrap-distance-left:9pt;mso-wrap-distance-top:0;mso-wrap-distance-right:9pt;mso-wrap-distance-bottom:0;mso-position-horizontal:absolute;mso-position-horizontal-relative:text;mso-position-vertical:absolute;mso-position-vertical-relative:text;mso-width-percent:0;mso-height-percent:0;mso-width-relative:margin;mso-height-relative:margin;v-text-anchor:top" o:gfxdata="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" fillcolor="white [3212]" stroked="f" strokeweight=".5pt">
+                <v:textbox inset="0,0,0,0">
+                  <w:txbxContent>
+                    <w:p>
+                      <w:pPr>
+                        <w:spacing w:after="0" w:line="160" w:lineRule="exact"/>
+                        <w:rPr>
+                          <w:b/>
+                          <w:bCs/>
+                          <w:color w:val="747474" w:themeColor="background2" w:themeShade="80"/>
+                          <w:sz w:val="16"/>
+                          <w:szCs w:val="16"/>
+                          <w14:shadow w14:blurRad="50800" w14:dist="50800" w14:dir="5400000" w14:sx="0" w14:sy="0" w14:kx="0" w14:ky="0" w14:algn="ctr">
+                            <w14:schemeClr w14:val="bg1"/>
+                          </w14:shadow>
+                        </w:rPr>
+                      </w:pPr>
+                      <w:r>
+                        <w:rPr>
+                          <w:b/>
+                          <w:bCs/>
+                          <w:color w:val="747474" w:themeColor="background2" w:themeShade="80"/>
+                          <w:sz w:val="16"/>
+                          <w:szCs w:val="16"/>
+                          <w14:shadow w14:blurRad="50800" w14:dist="50800" w14:dir="5400000" w14:sx="0" w14:sy="0" w14:kx="0" w14:ky="0" w14:algn="ctr">
+                            <w14:schemeClr w14:val="bg1"/>
+                          </w14:shadow>
+                        </w:rPr>
+                        <w:t>s</w:t>
+                      </w:r>
+                      <w:r>
+                        <w:rPr>
+                          <w:b/>
+                          <w:bCs/>
+                          <w:color w:val="747474" w:themeColor="background2" w:themeShade="80"/>
+                          <w:sz w:val="16"/>
+                          <w:szCs w:val="16"/>
+                          <w14:shadow w14:blurRad="50800" w14:dist="50800" w14:dir="5400000" w14:sx="0" w14:sy="0" w14:kx="0" w14:ky="0" w14:algn="ctr">
+                            <w14:schemeClr w14:val="bg1"/>
+                          </w14:shadow>
+                        </w:rPr>
+                        <w:t>parse latent</w:t>
+                      </w:r>
+                    </w:p>
+                  </w:txbxContent>
+                </v:textbox>
+              </v:shape>
+            </w:pict>
+          </mc:Fallback>
+        </mc:AlternateContent>
+      </w:r>
+      <w:r>
+        <w:rPr>
+          <w:noProof/>
+        </w:rPr>
+        <mc:AlternateContent>
+          <mc:Choice Requires="wps">
+            <w:drawing>
+              <wp:anchor distT="0" distB="0" distL="114300" distR="114300" simplePos="0" relativeHeight="251718656" behindDoc="0" locked="0" layoutInCell="1" allowOverlap="1" wp14:anchorId="55B99035" wp14:editId="06EB8DAE">
                 <wp:simplePos x="0" y="0"/>
                 <wp:positionH relativeFrom="column">
                   <wp:posOffset>6435090</wp:posOffset>
                 </wp:positionH>
                 <wp:positionV relativeFrom="paragraph">
-                  <wp:posOffset>1783715</wp:posOffset>
+                  <wp:posOffset>1658319</wp:posOffset>
                 </wp:positionV>
                 <wp:extent cx="706755" cy="165100"/>
                 <wp:effectExtent l="0" t="0" r="4445" b="0"/>
@@ -3086,7 +3339,7 @@
           </mc:Choice>
           <mc:Fallback>
             <w:pict>
-              <v:shape w14:anchorId="55B99035" id="文本框 5" o:spid="_x0000_s1060" type="#_x0000_t202" style="position:absolute;margin-left:506.7pt;margin-top:140.45pt;width:55.65pt;height:13pt;z-index:251729920;visibility:visible;mso-wrap-style:square;mso-width-percent:0;mso-height-percent:0;mso-wrap-distance-left:9pt;mso-wrap-distance-top:0;mso-wrap-distance-right:9pt;mso-wrap-distance-bottom:0;mso-position-horizontal:absolute;mso-position-horizontal-relative:text;mso-position-vertical:absolute;mso-position-vertical-relative:text;mso-width-percent:0;mso-height-percent:0;mso-width-relative:margin;mso-height-relative:margin;v-text-anchor:top" o:gfxdata="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" fillcolor="white [3212]" stroked="f" strokeweight=".5pt">
+              <v:shape w14:anchorId="55B99035" id="_x0000_s1060" type="#_x0000_t202" style="position:absolute;margin-left:506.7pt;margin-top:130.6pt;width:55.65pt;height:13pt;z-index:251718656;visibility:visible;mso-wrap-style:square;mso-width-percent:0;mso-height-percent:0;mso-wrap-distance-left:9pt;mso-wrap-distance-top:0;mso-wrap-distance-right:9pt;mso-wrap-distance-bottom:0;mso-position-horizontal:absolute;mso-position-horizontal-relative:text;mso-position-vertical:absolute;mso-position-vertical-relative:text;mso-width-percent:0;mso-height-percent:0;mso-width-relative:margin;mso-height-relative:margin;v-text-anchor:top" o:gfxdata="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" fillcolor="white [3212]" stroked="f" strokeweight=".5pt">
                 <v:textbox inset="0,0,0,0">
                   <w:txbxContent>
                     <w:p>
@@ -3194,387 +3447,13 @@
         <mc:AlternateContent>
           <mc:Choice Requires="wps">
             <w:drawing>
-              <wp:anchor distT="0" distB="0" distL="114300" distR="114300" simplePos="0" relativeHeight="251801600" behindDoc="0" locked="0" layoutInCell="1" allowOverlap="1" wp14:anchorId="3E7932D4" wp14:editId="3B7B2FF5">
-                <wp:simplePos x="0" y="0"/>
-                <wp:positionH relativeFrom="column">
-                  <wp:posOffset>7075805</wp:posOffset>
-                </wp:positionH>
-                <wp:positionV relativeFrom="paragraph">
-                  <wp:posOffset>1778926</wp:posOffset>
-                </wp:positionV>
-                <wp:extent cx="706755" cy="165100"/>
-                <wp:effectExtent l="0" t="0" r="4445" b="0"/>
-                <wp:wrapNone/>
-                <wp:docPr id="2043859549" name="文本框 5"/>
-                <wp:cNvGraphicFramePr/>
-                <a:graphic xmlns:a="http://schemas.openxmlformats.org/drawingml/2006/main">
-                  <a:graphicData uri="http://schemas.microsoft.com/office/word/2010/wordprocessingShape">
-                    <wps:wsp>
-                      <wps:cNvSpPr txBox="1"/>
-                      <wps:spPr>
-                        <a:xfrm>
-                          <a:off x="0" y="0"/>
-                          <a:ext cx="706755" cy="165100"/>
-                        </a:xfrm>
-                        <a:prstGeom prst="rect">
-                          <a:avLst/>
-                        </a:prstGeom>
-                        <a:solidFill>
-                          <a:schemeClr val="bg1"/>
-                        </a:solidFill>
-                        <a:ln w="6350">
-                          <a:noFill/>
-                        </a:ln>
-                      </wps:spPr>
-                      <wps:txbx>
-                        <w:txbxContent>
-                          <w:p>
-                            <w:pPr>
-                              <w:spacing w:after="0" w:line="160" w:lineRule="exact"/>
-                              <w:rPr>
-                                <w:b/>
-                                <w:bCs/>
-                                <w:color w:val="747474" w:themeColor="background2" w:themeShade="80"/>
-                                <w:sz w:val="16"/>
-                                <w:szCs w:val="16"/>
-                                <w14:shadow w14:blurRad="50800" w14:dist="50800" w14:dir="5400000" w14:sx="0" w14:sy="0" w14:kx="0" w14:ky="0" w14:algn="ctr">
-                                  <w14:schemeClr w14:val="bg1"/>
-                                </w14:shadow>
-                              </w:rPr>
-                            </w:pPr>
-                            <w:r>
-                              <w:rPr>
-                                <w:b/>
-                                <w:bCs/>
-                                <w:color w:val="747474" w:themeColor="background2" w:themeShade="80"/>
-                                <w:sz w:val="16"/>
-                                <w:szCs w:val="16"/>
-                                <w14:shadow w14:blurRad="50800" w14:dist="50800" w14:dir="5400000" w14:sx="0" w14:sy="0" w14:kx="0" w14:ky="0" w14:algn="ctr">
-                                  <w14:schemeClr w14:val="bg1"/>
-                                </w14:shadow>
-                              </w:rPr>
-                              <w:t>s</w:t>
-                            </w:r>
-                            <w:r>
-                              <w:rPr>
-                                <w:b/>
-                                <w:bCs/>
-                                <w:color w:val="747474" w:themeColor="background2" w:themeShade="80"/>
-                                <w:sz w:val="16"/>
-                                <w:szCs w:val="16"/>
-                                <w14:shadow w14:blurRad="50800" w14:dist="50800" w14:dir="5400000" w14:sx="0" w14:sy="0" w14:kx="0" w14:ky="0" w14:algn="ctr">
-                                  <w14:schemeClr w14:val="bg1"/>
-                                </w14:shadow>
-                              </w:rPr>
-                              <w:t>parse latent</w:t>
-                            </w:r>
-                          </w:p>
-                        </w:txbxContent>
-                      </wps:txbx>
-                      <wps:bodyPr rot="0" spcFirstLastPara="0" vertOverflow="overflow" horzOverflow="overflow" vert="horz" wrap="square" lIns="0" tIns="0" rIns="0" bIns="0" numCol="1" spcCol="0" rtlCol="0" fromWordArt="0" anchor="t" anchorCtr="0" forceAA="0" compatLnSpc="1">
-                        <a:prstTxWarp prst="textNoShape">
-                          <a:avLst/>
-                        </a:prstTxWarp>
-                        <a:noAutofit/>
-                      </wps:bodyPr>
-                    </wps:wsp>
-                  </a:graphicData>
-                </a:graphic>
-                <wp14:sizeRelH relativeFrom="margin">
-                  <wp14:pctWidth>0</wp14:pctWidth>
-                </wp14:sizeRelH>
-                <wp14:sizeRelV relativeFrom="margin">
-                  <wp14:pctHeight>0</wp14:pctHeight>
-                </wp14:sizeRelV>
-              </wp:anchor>
-            </w:drawing>
-          </mc:Choice>
-          <mc:Fallback>
-            <w:pict>
-              <v:shape w14:anchorId="3E7932D4" id="_x0000_s1061" type="#_x0000_t202" style="position:absolute;margin-left:557.15pt;margin-top:140.05pt;width:55.65pt;height:13pt;z-index:251801600;visibility:visible;mso-wrap-style:square;mso-width-percent:0;mso-height-percent:0;mso-wrap-distance-left:9pt;mso-wrap-distance-top:0;mso-wrap-distance-right:9pt;mso-wrap-distance-bottom:0;mso-position-horizontal:absolute;mso-position-horizontal-relative:text;mso-position-vertical:absolute;mso-position-vertical-relative:text;mso-width-percent:0;mso-height-percent:0;mso-width-relative:margin;mso-height-relative:margin;v-text-anchor:top" o:gfxdata="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" fillcolor="white [3212]" stroked="f" strokeweight=".5pt">
-                <v:textbox inset="0,0,0,0">
-                  <w:txbxContent>
-                    <w:p>
-                      <w:pPr>
-                        <w:spacing w:after="0" w:line="160" w:lineRule="exact"/>
-                        <w:rPr>
-                          <w:b/>
-                          <w:bCs/>
-                          <w:color w:val="747474" w:themeColor="background2" w:themeShade="80"/>
-                          <w:sz w:val="16"/>
-                          <w:szCs w:val="16"/>
-                          <w14:shadow w14:blurRad="50800" w14:dist="50800" w14:dir="5400000" w14:sx="0" w14:sy="0" w14:kx="0" w14:ky="0" w14:algn="ctr">
-                            <w14:schemeClr w14:val="bg1"/>
-                          </w14:shadow>
-                        </w:rPr>
-                      </w:pPr>
-                      <w:r>
-                        <w:rPr>
-                          <w:b/>
-                          <w:bCs/>
-                          <w:color w:val="747474" w:themeColor="background2" w:themeShade="80"/>
-                          <w:sz w:val="16"/>
-                          <w:szCs w:val="16"/>
-                          <w14:shadow w14:blurRad="50800" w14:dist="50800" w14:dir="5400000" w14:sx="0" w14:sy="0" w14:kx="0" w14:ky="0" w14:algn="ctr">
-                            <w14:schemeClr w14:val="bg1"/>
-                          </w14:shadow>
-                        </w:rPr>
-                        <w:t>s</w:t>
-                      </w:r>
-                      <w:r>
-                        <w:rPr>
-                          <w:b/>
-                          <w:bCs/>
-                          <w:color w:val="747474" w:themeColor="background2" w:themeShade="80"/>
-                          <w:sz w:val="16"/>
-                          <w:szCs w:val="16"/>
-                          <w14:shadow w14:blurRad="50800" w14:dist="50800" w14:dir="5400000" w14:sx="0" w14:sy="0" w14:kx="0" w14:ky="0" w14:algn="ctr">
-                            <w14:schemeClr w14:val="bg1"/>
-                          </w14:shadow>
-                        </w:rPr>
-                        <w:t>parse latent</w:t>
-                      </w:r>
-                    </w:p>
-                  </w:txbxContent>
-                </v:textbox>
-              </v:shape>
-            </w:pict>
-          </mc:Fallback>
-        </mc:AlternateContent>
-      </w:r>
-      <w:r>
-        <w:rPr>
-          <w:noProof/>
-        </w:rPr>
-        <mc:AlternateContent>
-          <mc:Choice Requires="wps">
-            <w:drawing>
-              <wp:anchor distT="0" distB="0" distL="114300" distR="114300" simplePos="0" relativeHeight="251803648" behindDoc="0" locked="0" layoutInCell="1" allowOverlap="1" wp14:anchorId="1B834C30" wp14:editId="06EF54F6">
-                <wp:simplePos x="0" y="0"/>
-                <wp:positionH relativeFrom="column">
-                  <wp:posOffset>6605270</wp:posOffset>
-                </wp:positionH>
-                <wp:positionV relativeFrom="paragraph">
-                  <wp:posOffset>1023964</wp:posOffset>
-                </wp:positionV>
-                <wp:extent cx="193040" cy="226695"/>
-                <wp:effectExtent l="0" t="0" r="0" b="1905"/>
-                <wp:wrapNone/>
-                <wp:docPr id="1753660178" name="文本框 5"/>
-                <wp:cNvGraphicFramePr/>
-                <a:graphic xmlns:a="http://schemas.openxmlformats.org/drawingml/2006/main">
-                  <a:graphicData uri="http://schemas.microsoft.com/office/word/2010/wordprocessingShape">
-                    <wps:wsp>
-                      <wps:cNvSpPr txBox="1"/>
-                      <wps:spPr>
-                        <a:xfrm>
-                          <a:off x="0" y="0"/>
-                          <a:ext cx="193040" cy="226695"/>
-                        </a:xfrm>
-                        <a:prstGeom prst="rect">
-                          <a:avLst/>
-                        </a:prstGeom>
-                        <a:solidFill>
-                          <a:schemeClr val="bg1"/>
-                        </a:solidFill>
-                        <a:ln w="6350">
-                          <a:noFill/>
-                        </a:ln>
-                      </wps:spPr>
-                      <wps:txbx>
-                        <w:txbxContent>
-                          <w:p>
-                            <w:pPr>
-                              <w:spacing w:after="0" w:line="280" w:lineRule="exact"/>
-                              <w:jc w:val="center"/>
-                              <w:rPr>
-                                <w:b/>
-                                <w:bCs/>
-                                <w:i/>
-                                <w:color w:val="262626" w:themeColor="text1" w:themeTint="D9"/>
-                                <w:sz w:val="16"/>
-                                <w:szCs w:val="16"/>
-                                <w14:shadow w14:blurRad="50800" w14:dist="50800" w14:dir="5400000" w14:sx="0" w14:sy="0" w14:kx="0" w14:ky="0" w14:algn="ctr">
-                                  <w14:schemeClr w14:val="bg1"/>
-                                </w14:shadow>
-                              </w:rPr>
-                            </w:pPr>
-                            <m:oMathPara>
-                              <m:oMath>
-                                <m:sSub>
-                                  <m:sSubPr>
-                                    <m:ctrlPr>
-                                      <w:rPr>
-                                        <w:rFonts w:ascii="Cambria Math" w:hAnsi="Cambria Math"/>
-                                        <w:b/>
-                                        <w:bCs/>
-                                        <w:i/>
-                                        <w:color w:val="262626" w:themeColor="text1" w:themeTint="D9"/>
-                                        <w:sz w:val="16"/>
-                                        <w:szCs w:val="16"/>
-                                        <w14:shadow w14:blurRad="50800" w14:dist="50800" w14:dir="5400000" w14:sx="0" w14:sy="0" w14:kx="0" w14:ky="0" w14:algn="ctr">
-                                          <w14:schemeClr w14:val="bg1"/>
-                                        </w14:shadow>
-                                      </w:rPr>
-                                    </m:ctrlPr>
-                                  </m:sSubPr>
-                                  <m:e>
-                                    <m:r>
-                                      <m:rPr>
-                                        <m:sty m:val="bi"/>
-                                      </m:rPr>
-                                      <w:rPr>
-                                        <w:rFonts w:ascii="Cambria Math" w:hAnsi="Cambria Math"/>
-                                        <w:color w:val="262626" w:themeColor="text1" w:themeTint="D9"/>
-                                        <w:sz w:val="16"/>
-                                        <w:szCs w:val="16"/>
-                                        <w14:shadow w14:blurRad="50800" w14:dist="50800" w14:dir="5400000" w14:sx="0" w14:sy="0" w14:kx="0" w14:ky="0" w14:algn="ctr">
-                                          <w14:schemeClr w14:val="bg1"/>
-                                        </w14:shadow>
-                                      </w:rPr>
-                                      <m:t>g</m:t>
-                                    </m:r>
-                                  </m:e>
-                                  <m:sub>
-                                    <m:r>
-                                      <m:rPr>
-                                        <m:sty m:val="bi"/>
-                                      </m:rPr>
-                                      <w:rPr>
-                                        <w:rFonts w:ascii="Cambria Math" w:hAnsi="Cambria Math"/>
-                                        <w:color w:val="262626" w:themeColor="text1" w:themeTint="D9"/>
-                                        <w:sz w:val="16"/>
-                                        <w:szCs w:val="16"/>
-                                        <w14:shadow w14:blurRad="50800" w14:dist="50800" w14:dir="5400000" w14:sx="0" w14:sy="0" w14:kx="0" w14:ky="0" w14:algn="ctr">
-                                          <w14:schemeClr w14:val="bg1"/>
-                                        </w14:shadow>
-                                      </w:rPr>
-                                      <m:t>j</m:t>
-                                    </m:r>
-                                  </m:sub>
-                                </m:sSub>
-                              </m:oMath>
-                            </m:oMathPara>
-                          </w:p>
-                        </w:txbxContent>
-                      </wps:txbx>
-                      <wps:bodyPr rot="0" spcFirstLastPara="0" vertOverflow="overflow" horzOverflow="overflow" vert="horz" wrap="square" lIns="0" tIns="0" rIns="0" bIns="0" numCol="1" spcCol="0" rtlCol="0" fromWordArt="0" anchor="t" anchorCtr="0" forceAA="0" compatLnSpc="1">
-                        <a:prstTxWarp prst="textNoShape">
-                          <a:avLst/>
-                        </a:prstTxWarp>
-                        <a:noAutofit/>
-                      </wps:bodyPr>
-                    </wps:wsp>
-                  </a:graphicData>
-                </a:graphic>
-                <wp14:sizeRelH relativeFrom="margin">
-                  <wp14:pctWidth>0</wp14:pctWidth>
-                </wp14:sizeRelH>
-                <wp14:sizeRelV relativeFrom="margin">
-                  <wp14:pctHeight>0</wp14:pctHeight>
-                </wp14:sizeRelV>
-              </wp:anchor>
-            </w:drawing>
-          </mc:Choice>
-          <mc:Fallback>
-            <w:pict>
-              <v:shape w14:anchorId="1B834C30" id="_x0000_s1062" type="#_x0000_t202" style="position:absolute;margin-left:520.1pt;margin-top:80.65pt;width:15.2pt;height:17.85pt;z-index:251803648;visibility:visible;mso-wrap-style:square;mso-width-percent:0;mso-height-percent:0;mso-wrap-distance-left:9pt;mso-wrap-distance-top:0;mso-wrap-distance-right:9pt;mso-wrap-distance-bottom:0;mso-position-horizontal:absolute;mso-position-horizontal-relative:text;mso-position-vertical:absolute;mso-position-vertical-relative:text;mso-width-percent:0;mso-height-percent:0;mso-width-relative:margin;mso-height-relative:margin;v-text-anchor:top" o:gfxdata="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" fillcolor="white [3212]" stroked="f" strokeweight=".5pt">
-                <v:textbox inset="0,0,0,0">
-                  <w:txbxContent>
-                    <w:p>
-                      <w:pPr>
-                        <w:spacing w:after="0" w:line="280" w:lineRule="exact"/>
-                        <w:jc w:val="center"/>
-                        <w:rPr>
-                          <w:b/>
-                          <w:bCs/>
-                          <w:i/>
-                          <w:color w:val="262626" w:themeColor="text1" w:themeTint="D9"/>
-                          <w:sz w:val="16"/>
-                          <w:szCs w:val="16"/>
-                          <w14:shadow w14:blurRad="50800" w14:dist="50800" w14:dir="5400000" w14:sx="0" w14:sy="0" w14:kx="0" w14:ky="0" w14:algn="ctr">
-                            <w14:schemeClr w14:val="bg1"/>
-                          </w14:shadow>
-                        </w:rPr>
-                      </w:pPr>
-                      <m:oMathPara>
-                        <m:oMath>
-                          <m:sSub>
-                            <m:sSubPr>
-                              <m:ctrlPr>
-                                <w:rPr>
-                                  <w:rFonts w:ascii="Cambria Math" w:hAnsi="Cambria Math"/>
-                                  <w:b/>
-                                  <w:bCs/>
-                                  <w:i/>
-                                  <w:color w:val="262626" w:themeColor="text1" w:themeTint="D9"/>
-                                  <w:sz w:val="16"/>
-                                  <w:szCs w:val="16"/>
-                                  <w14:shadow w14:blurRad="50800" w14:dist="50800" w14:dir="5400000" w14:sx="0" w14:sy="0" w14:kx="0" w14:ky="0" w14:algn="ctr">
-                                    <w14:schemeClr w14:val="bg1"/>
-                                  </w14:shadow>
-                                </w:rPr>
-                              </m:ctrlPr>
-                            </m:sSubPr>
-                            <m:e>
-                              <m:r>
-                                <m:rPr>
-                                  <m:sty m:val="bi"/>
-                                </m:rPr>
-                                <w:rPr>
-                                  <w:rFonts w:ascii="Cambria Math" w:hAnsi="Cambria Math"/>
-                                  <w:color w:val="262626" w:themeColor="text1" w:themeTint="D9"/>
-                                  <w:sz w:val="16"/>
-                                  <w:szCs w:val="16"/>
-                                  <w14:shadow w14:blurRad="50800" w14:dist="50800" w14:dir="5400000" w14:sx="0" w14:sy="0" w14:kx="0" w14:ky="0" w14:algn="ctr">
-                                    <w14:schemeClr w14:val="bg1"/>
-                                  </w14:shadow>
-                                </w:rPr>
-                                <m:t>g</m:t>
-                              </m:r>
-                            </m:e>
-                            <m:sub>
-                              <m:r>
-                                <m:rPr>
-                                  <m:sty m:val="bi"/>
-                                </m:rPr>
-                                <w:rPr>
-                                  <w:rFonts w:ascii="Cambria Math" w:hAnsi="Cambria Math"/>
-                                  <w:color w:val="262626" w:themeColor="text1" w:themeTint="D9"/>
-                                  <w:sz w:val="16"/>
-                                  <w:szCs w:val="16"/>
-                                  <w14:shadow w14:blurRad="50800" w14:dist="50800" w14:dir="5400000" w14:sx="0" w14:sy="0" w14:kx="0" w14:ky="0" w14:algn="ctr">
-                                    <w14:schemeClr w14:val="bg1"/>
-                                  </w14:shadow>
-                                </w:rPr>
-                                <m:t>j</m:t>
-                              </m:r>
-                            </m:sub>
-                          </m:sSub>
-                        </m:oMath>
-                      </m:oMathPara>
-                    </w:p>
-                  </w:txbxContent>
-                </v:textbox>
-              </v:shape>
-            </w:pict>
-          </mc:Fallback>
-        </mc:AlternateContent>
-      </w:r>
-      <w:r>
-        <w:rPr>
-          <w:noProof/>
-        </w:rPr>
-        <mc:AlternateContent>
-          <mc:Choice Requires="wps">
-            <w:drawing>
-              <wp:anchor distT="0" distB="0" distL="114300" distR="114300" simplePos="0" relativeHeight="251727872" behindDoc="0" locked="0" layoutInCell="1" allowOverlap="1" wp14:anchorId="1963FD36" wp14:editId="269B0F60">
+              <wp:anchor distT="0" distB="0" distL="114300" distR="114300" simplePos="0" relativeHeight="251716608" behindDoc="0" locked="0" layoutInCell="1" allowOverlap="1" wp14:anchorId="1963FD36" wp14:editId="15A7120C">
                 <wp:simplePos x="0" y="0"/>
                 <wp:positionH relativeFrom="column">
                   <wp:posOffset>6701790</wp:posOffset>
                 </wp:positionH>
                 <wp:positionV relativeFrom="paragraph">
-                  <wp:posOffset>1638009</wp:posOffset>
+                  <wp:posOffset>1505919</wp:posOffset>
                 </wp:positionV>
                 <wp:extent cx="0" cy="143510"/>
                 <wp:effectExtent l="63500" t="0" r="38100" b="21590"/>
@@ -3626,11 +3505,11 @@
           </mc:Choice>
           <mc:Fallback>
             <w:pict>
-              <v:shapetype w14:anchorId="65DB7F1D" id="_x0000_t32" coordsize="21600,21600" o:spt="32" o:oned="t" path="m,l21600,21600e" filled="f">
+              <v:shapetype w14:anchorId="143B4618" id="_x0000_t32" coordsize="21600,21600" o:spt="32" o:oned="t" path="m,l21600,21600e" filled="f">
                 <v:path arrowok="t" fillok="f" o:connecttype="none"/>
                 <o:lock v:ext="edit" shapetype="t"/>
               </v:shapetype>
-              <v:shape id="直线箭头连接符 192" o:spid="_x0000_s1026" type="#_x0000_t32" style="position:absolute;margin-left:527.7pt;margin-top:129pt;width:0;height:11.3pt;z-index:251727872;visibility:visible;mso-wrap-style:square;mso-height-percent:0;mso-wrap-distance-left:9pt;mso-wrap-distance-top:0;mso-wrap-distance-right:9pt;mso-wrap-distance-bottom:0;mso-position-horizontal:absolute;mso-position-horizontal-relative:text;mso-position-vertical:absolute;mso-position-vertical-relative:text;mso-height-percent:0;mso-height-relative:margin" o:gfxdata="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" strokecolor="#326485" strokeweight="1.5pt">
+              <v:shape id="直线箭头连接符 192" o:spid="_x0000_s1026" type="#_x0000_t32" style="position:absolute;margin-left:527.7pt;margin-top:118.6pt;width:0;height:11.3pt;z-index:251716608;visibility:visible;mso-wrap-style:square;mso-height-percent:0;mso-wrap-distance-left:9pt;mso-wrap-distance-top:0;mso-wrap-distance-right:9pt;mso-wrap-distance-bottom:0;mso-position-horizontal:absolute;mso-position-horizontal-relative:text;mso-position-vertical:absolute;mso-position-vertical-relative:text;mso-height-percent:0;mso-height-relative:margin" o:gfxdata="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" strokecolor="#326485" strokeweight="1.5pt">
                 <v:stroke endarrow="block" joinstyle="miter"/>
               </v:shape>
             </w:pict>
@@ -3644,13 +3523,13 @@
         <mc:AlternateContent>
           <mc:Choice Requires="wps">
             <w:drawing>
-              <wp:anchor distT="0" distB="0" distL="114300" distR="114300" simplePos="0" relativeHeight="251847680" behindDoc="0" locked="0" layoutInCell="1" allowOverlap="1" wp14:anchorId="2DFB10EE" wp14:editId="25A99D95">
+              <wp:anchor distT="0" distB="0" distL="114300" distR="114300" simplePos="0" relativeHeight="251847680" behindDoc="0" locked="0" layoutInCell="1" allowOverlap="1" wp14:anchorId="2DFB10EE" wp14:editId="456C14ED">
                 <wp:simplePos x="0" y="0"/>
                 <wp:positionH relativeFrom="column">
                   <wp:posOffset>6701790</wp:posOffset>
                 </wp:positionH>
                 <wp:positionV relativeFrom="paragraph">
-                  <wp:posOffset>1212850</wp:posOffset>
+                  <wp:posOffset>1087120</wp:posOffset>
                 </wp:positionV>
                 <wp:extent cx="0" cy="143510"/>
                 <wp:effectExtent l="63500" t="0" r="38100" b="21590"/>
@@ -3702,7 +3581,7 @@
           </mc:Choice>
           <mc:Fallback>
             <w:pict>
-              <v:shape w14:anchorId="567461C7" id="直线箭头连接符 192" o:spid="_x0000_s1026" type="#_x0000_t32" style="position:absolute;margin-left:527.7pt;margin-top:95.5pt;width:0;height:11.3pt;z-index:251847680;visibility:visible;mso-wrap-style:square;mso-height-percent:0;mso-wrap-distance-left:9pt;mso-wrap-distance-top:0;mso-wrap-distance-right:9pt;mso-wrap-distance-bottom:0;mso-position-horizontal:absolute;mso-position-horizontal-relative:text;mso-position-vertical:absolute;mso-position-vertical-relative:text;mso-height-percent:0;mso-height-relative:margin" o:gfxdata="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" strokecolor="#326485" strokeweight="1.5pt">
+              <v:shape w14:anchorId="047881EC" id="直线箭头连接符 192" o:spid="_x0000_s1026" type="#_x0000_t32" style="position:absolute;margin-left:527.7pt;margin-top:85.6pt;width:0;height:11.3pt;z-index:251847680;visibility:visible;mso-wrap-style:square;mso-height-percent:0;mso-wrap-distance-left:9pt;mso-wrap-distance-top:0;mso-wrap-distance-right:9pt;mso-wrap-distance-bottom:0;mso-position-horizontal:absolute;mso-position-horizontal-relative:text;mso-position-vertical:absolute;mso-position-vertical-relative:text;mso-height-percent:0;mso-height-relative:margin" o:gfxdata="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" strokecolor="#326485" strokeweight="1.5pt">
                 <v:stroke endarrow="block" joinstyle="miter"/>
               </v:shape>
             </w:pict>
@@ -3716,13 +3595,13 @@
         <mc:AlternateContent>
           <mc:Choice Requires="wpg">
             <w:drawing>
-              <wp:anchor distT="0" distB="0" distL="114300" distR="114300" simplePos="0" relativeHeight="251724800" behindDoc="0" locked="0" layoutInCell="1" allowOverlap="1" wp14:anchorId="23AA08DF" wp14:editId="770F3072">
+              <wp:anchor distT="0" distB="0" distL="114300" distR="114300" simplePos="0" relativeHeight="251713536" behindDoc="0" locked="0" layoutInCell="1" allowOverlap="1" wp14:anchorId="23AA08DF" wp14:editId="5E6B9546">
                 <wp:simplePos x="0" y="0"/>
                 <wp:positionH relativeFrom="column">
                   <wp:posOffset>5914390</wp:posOffset>
                 </wp:positionH>
                 <wp:positionV relativeFrom="paragraph">
-                  <wp:posOffset>1350354</wp:posOffset>
+                  <wp:posOffset>1224614</wp:posOffset>
                 </wp:positionV>
                 <wp:extent cx="1578610" cy="280035"/>
                 <wp:effectExtent l="0" t="0" r="8890" b="12065"/>
@@ -3859,8 +3738,8 @@
           </mc:Choice>
           <mc:Fallback>
             <w:pict>
-              <v:group w14:anchorId="23AA08DF" id="组合 193" o:spid="_x0000_s1063" style="position:absolute;margin-left:465.7pt;margin-top:106.35pt;width:124.3pt;height:22.05pt;z-index:251724800;mso-height-relative:margin" coordsize="15786,3829" o:gfxdata="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">
-                <v:roundrect id="圆角矩形 191" o:spid="_x0000_s1064" style="position:absolute;width:15786;height:3829;visibility:visible;mso-wrap-style:square;v-text-anchor:middle" arcsize="10923f" o:gfxdata="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" fillcolor="#eaf4ff" strokecolor="#d2dde7" strokeweight="1pt">
+              <v:group w14:anchorId="23AA08DF" id="组合 193" o:spid="_x0000_s1061" style="position:absolute;margin-left:465.7pt;margin-top:96.45pt;width:124.3pt;height:22.05pt;z-index:251713536;mso-height-relative:margin" coordsize="15786,3829" o:gfxdata="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">
+                <v:roundrect id="圆角矩形 191" o:spid="_x0000_s1062" style="position:absolute;width:15786;height:3829;visibility:visible;mso-wrap-style:square;v-text-anchor:middle" arcsize="10923f" o:gfxdata="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" fillcolor="#eaf4ff" strokecolor="#d2dde7" strokeweight="1pt">
                   <v:stroke joinstyle="miter"/>
                   <v:textbox>
                     <w:txbxContent>
@@ -3868,7 +3747,7 @@
                     </w:txbxContent>
                   </v:textbox>
                 </v:roundrect>
-                <v:shape id="_x0000_s1065" type="#_x0000_t202" style="position:absolute;left:1158;top:1283;width:13472;height:1651;visibility:visible;mso-wrap-style:square;v-text-anchor:top" o:gfxdata="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" fillcolor="#eaf4ff" stroked="f" strokeweight=".5pt">
+                <v:shape id="_x0000_s1063" type="#_x0000_t202" style="position:absolute;left:1158;top:1283;width:13472;height:1651;visibility:visible;mso-wrap-style:square;v-text-anchor:top" o:gfxdata="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" fillcolor="#eaf4ff" stroked="f" strokeweight=".5pt">
                   <v:textbox inset="0,0,0,0">
                     <w:txbxContent>
                       <w:p>
@@ -3916,47 +3795,116 @@
         <mc:AlternateContent>
           <mc:Choice Requires="wps">
             <w:drawing>
-              <wp:anchor distT="0" distB="0" distL="114300" distR="114300" simplePos="0" relativeHeight="251804672" behindDoc="0" locked="0" layoutInCell="1" allowOverlap="1" wp14:anchorId="6D1E6F94" wp14:editId="15608D4A">
+              <wp:anchor distT="0" distB="0" distL="114300" distR="114300" simplePos="0" relativeHeight="251792384" behindDoc="0" locked="0" layoutInCell="1" allowOverlap="1" wp14:anchorId="1B834C30" wp14:editId="604A7BB7">
                 <wp:simplePos x="0" y="0"/>
                 <wp:positionH relativeFrom="column">
-                  <wp:posOffset>6642417</wp:posOffset>
+                  <wp:posOffset>6605270</wp:posOffset>
                 </wp:positionH>
                 <wp:positionV relativeFrom="paragraph">
-                  <wp:posOffset>62892</wp:posOffset>
+                  <wp:posOffset>905748</wp:posOffset>
                 </wp:positionV>
-                <wp:extent cx="118745" cy="1954530"/>
-                <wp:effectExtent l="0" t="3492" r="17462" b="17463"/>
+                <wp:extent cx="193040" cy="226695"/>
+                <wp:effectExtent l="0" t="0" r="0" b="1905"/>
                 <wp:wrapNone/>
-                <wp:docPr id="264222361" name="右大括号 217"/>
+                <wp:docPr id="1753660178" name="文本框 5"/>
                 <wp:cNvGraphicFramePr/>
                 <a:graphic xmlns:a="http://schemas.openxmlformats.org/drawingml/2006/main">
                   <a:graphicData uri="http://schemas.microsoft.com/office/word/2010/wordprocessingShape">
                     <wps:wsp>
-                      <wps:cNvSpPr/>
+                      <wps:cNvSpPr txBox="1"/>
                       <wps:spPr>
-                        <a:xfrm rot="5400000">
+                        <a:xfrm>
                           <a:off x="0" y="0"/>
-                          <a:ext cx="118745" cy="1954530"/>
+                          <a:ext cx="193040" cy="226695"/>
                         </a:xfrm>
-                        <a:prstGeom prst="rightBrace">
+                        <a:prstGeom prst="rect">
                           <a:avLst/>
                         </a:prstGeom>
+                        <a:solidFill>
+                          <a:schemeClr val="bg1"/>
+                        </a:solidFill>
+                        <a:ln w="6350">
+                          <a:noFill/>
+                        </a:ln>
                       </wps:spPr>
-                      <wps:style>
-                        <a:lnRef idx="1">
-                          <a:schemeClr val="accent1"/>
-                        </a:lnRef>
-                        <a:fillRef idx="0">
-                          <a:schemeClr val="accent1"/>
-                        </a:fillRef>
-                        <a:effectRef idx="0">
-                          <a:schemeClr val="accent1"/>
-                        </a:effectRef>
-                        <a:fontRef idx="minor">
-                          <a:schemeClr val="tx1"/>
-                        </a:fontRef>
-                      </wps:style>
-                      <wps:bodyPr rot="0" spcFirstLastPara="0" vertOverflow="overflow" horzOverflow="overflow" vert="horz" wrap="square" lIns="91440" tIns="45720" rIns="91440" bIns="45720" numCol="1" spcCol="0" rtlCol="0" fromWordArt="0" anchor="ctr" anchorCtr="0" forceAA="0" compatLnSpc="1">
+                      <wps:txbx>
+                        <w:txbxContent>
+                          <w:p>
+                            <w:pPr>
+                              <w:spacing w:after="0" w:line="280" w:lineRule="exact"/>
+                              <w:jc w:val="center"/>
+                              <w:rPr>
+                                <w:b/>
+                                <w:bCs/>
+                                <w:i/>
+                                <w:color w:val="262626" w:themeColor="text1" w:themeTint="D9"/>
+                                <w:sz w:val="16"/>
+                                <w:szCs w:val="16"/>
+                                <w14:shadow w14:blurRad="50800" w14:dist="50800" w14:dir="5400000" w14:sx="0" w14:sy="0" w14:kx="0" w14:ky="0" w14:algn="ctr">
+                                  <w14:schemeClr w14:val="bg1"/>
+                                </w14:shadow>
+                              </w:rPr>
+                            </w:pPr>
+                            <m:oMathPara>
+                              <m:oMath>
+                                <m:sSub>
+                                  <m:sSubPr>
+                                    <m:ctrlPr>
+                                      <w:rPr>
+                                        <w:rFonts w:ascii="Cambria Math" w:hAnsi="Cambria Math"/>
+                                        <w:b/>
+                                        <w:bCs/>
+                                        <w:i/>
+                                        <w:color w:val="262626" w:themeColor="text1" w:themeTint="D9"/>
+                                        <w:sz w:val="16"/>
+                                        <w:szCs w:val="16"/>
+                                        <w14:shadow w14:blurRad="50800" w14:dist="50800" w14:dir="5400000" w14:sx="0" w14:sy="0" w14:kx="0" w14:ky="0" w14:algn="ctr">
+                                          <w14:schemeClr w14:val="bg1"/>
+                                        </w14:shadow>
+                                      </w:rPr>
+                                    </m:ctrlPr>
+                                  </m:sSubPr>
+                                  <m:e>
+                                    <m:r>
+                                      <m:rPr>
+                                        <m:sty m:val="bi"/>
+                                      </m:rPr>
+                                      <w:rPr>
+                                        <w:rFonts w:ascii="Cambria Math" w:hAnsi="Cambria Math"/>
+                                        <w:color w:val="262626" w:themeColor="text1" w:themeTint="D9"/>
+                                        <w:sz w:val="16"/>
+                                        <w:szCs w:val="16"/>
+                                        <w14:shadow w14:blurRad="50800" w14:dist="50800" w14:dir="5400000" w14:sx="0" w14:sy="0" w14:kx="0" w14:ky="0" w14:algn="ctr">
+                                          <w14:schemeClr w14:val="bg1"/>
+                                        </w14:shadow>
+                                      </w:rPr>
+                                      <m:t>g</m:t>
+                                    </m:r>
+                                  </m:e>
+                                  <m:sub>
+                                    <m:r>
+                                      <m:rPr>
+                                        <m:sty m:val="bi"/>
+                                      </m:rPr>
+                                      <w:rPr>
+                                        <w:rFonts w:ascii="Cambria Math" w:hAnsi="Cambria Math"/>
+                                        <w:color w:val="262626" w:themeColor="text1" w:themeTint="D9"/>
+                                        <w:sz w:val="16"/>
+                                        <w:szCs w:val="16"/>
+                                        <w14:shadow w14:blurRad="50800" w14:dist="50800" w14:dir="5400000" w14:sx="0" w14:sy="0" w14:kx="0" w14:ky="0" w14:algn="ctr">
+                                          <w14:schemeClr w14:val="bg1"/>
+                                        </w14:shadow>
+                                      </w:rPr>
+                                      <m:t>j</m:t>
+                                    </m:r>
+                                  </m:sub>
+                                </m:sSub>
+                              </m:oMath>
+                            </m:oMathPara>
+                          </w:p>
+                        </w:txbxContent>
+                      </wps:txbx>
+                      <wps:bodyPr rot="0" spcFirstLastPara="0" vertOverflow="overflow" horzOverflow="overflow" vert="horz" wrap="square" lIns="0" tIns="0" rIns="0" bIns="0" numCol="1" spcCol="0" rtlCol="0" fromWordArt="0" anchor="t" anchorCtr="0" forceAA="0" compatLnSpc="1">
                         <a:prstTxWarp prst="textNoShape">
                           <a:avLst/>
                         </a:prstTxWarp>
@@ -3976,1275 +3924,85 @@
           </mc:Choice>
           <mc:Fallback>
             <w:pict>
-              <v:shape w14:anchorId="4256F1EF" id="右大括号 217" o:spid="_x0000_s1026" type="#_x0000_t88" style="position:absolute;margin-left:523pt;margin-top:4.95pt;width:9.35pt;height:153.9pt;rotation:90;z-index:251804672;visibility:visible;mso-wrap-style:square;mso-width-percent:0;mso-height-percent:0;mso-wrap-distance-left:9pt;mso-wrap-distance-top:0;mso-wrap-distance-right:9pt;mso-wrap-distance-bottom:0;mso-position-horizontal:absolute;mso-position-horizontal-relative:text;mso-position-vertical:absolute;mso-position-vertical-relative:text;mso-width-percent:0;mso-height-percent:0;mso-width-relative:margin;mso-height-relative:margin;v-text-anchor:middle" o:gfxdata="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" adj="109" strokecolor="#156082 [3204]" strokeweight=".5pt">
-                <v:stroke joinstyle="miter"/>
+              <v:shape w14:anchorId="1B834C30" id="_x0000_s1064" type="#_x0000_t202" style="position:absolute;margin-left:520.1pt;margin-top:71.3pt;width:15.2pt;height:17.85pt;z-index:251792384;visibility:visible;mso-wrap-style:square;mso-width-percent:0;mso-height-percent:0;mso-wrap-distance-left:9pt;mso-wrap-distance-top:0;mso-wrap-distance-right:9pt;mso-wrap-distance-bottom:0;mso-position-horizontal:absolute;mso-position-horizontal-relative:text;mso-position-vertical:absolute;mso-position-vertical-relative:text;mso-width-percent:0;mso-height-percent:0;mso-width-relative:margin;mso-height-relative:margin;v-text-anchor:top" o:gfxdata="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" fillcolor="white [3212]" stroked="f" strokeweight=".5pt">
+                <v:textbox inset="0,0,0,0">
+                  <w:txbxContent>
+                    <w:p>
+                      <w:pPr>
+                        <w:spacing w:after="0" w:line="280" w:lineRule="exact"/>
+                        <w:jc w:val="center"/>
+                        <w:rPr>
+                          <w:b/>
+                          <w:bCs/>
+                          <w:i/>
+                          <w:color w:val="262626" w:themeColor="text1" w:themeTint="D9"/>
+                          <w:sz w:val="16"/>
+                          <w:szCs w:val="16"/>
+                          <w14:shadow w14:blurRad="50800" w14:dist="50800" w14:dir="5400000" w14:sx="0" w14:sy="0" w14:kx="0" w14:ky="0" w14:algn="ctr">
+                            <w14:schemeClr w14:val="bg1"/>
+                          </w14:shadow>
+                        </w:rPr>
+                      </w:pPr>
+                      <m:oMathPara>
+                        <m:oMath>
+                          <m:sSub>
+                            <m:sSubPr>
+                              <m:ctrlPr>
+                                <w:rPr>
+                                  <w:rFonts w:ascii="Cambria Math" w:hAnsi="Cambria Math"/>
+                                  <w:b/>
+                                  <w:bCs/>
+                                  <w:i/>
+                                  <w:color w:val="262626" w:themeColor="text1" w:themeTint="D9"/>
+                                  <w:sz w:val="16"/>
+                                  <w:szCs w:val="16"/>
+                                  <w14:shadow w14:blurRad="50800" w14:dist="50800" w14:dir="5400000" w14:sx="0" w14:sy="0" w14:kx="0" w14:ky="0" w14:algn="ctr">
+                                    <w14:schemeClr w14:val="bg1"/>
+                                  </w14:shadow>
+                                </w:rPr>
+                              </m:ctrlPr>
+                            </m:sSubPr>
+                            <m:e>
+                              <m:r>
+                                <m:rPr>
+                                  <m:sty m:val="bi"/>
+                                </m:rPr>
+                                <w:rPr>
+                                  <w:rFonts w:ascii="Cambria Math" w:hAnsi="Cambria Math"/>
+                                  <w:color w:val="262626" w:themeColor="text1" w:themeTint="D9"/>
+                                  <w:sz w:val="16"/>
+                                  <w:szCs w:val="16"/>
+                                  <w14:shadow w14:blurRad="50800" w14:dist="50800" w14:dir="5400000" w14:sx="0" w14:sy="0" w14:kx="0" w14:ky="0" w14:algn="ctr">
+                                    <w14:schemeClr w14:val="bg1"/>
+                                  </w14:shadow>
+                                </w:rPr>
+                                <m:t>g</m:t>
+                              </m:r>
+                            </m:e>
+                            <m:sub>
+                              <m:r>
+                                <m:rPr>
+                                  <m:sty m:val="bi"/>
+                                </m:rPr>
+                                <w:rPr>
+                                  <w:rFonts w:ascii="Cambria Math" w:hAnsi="Cambria Math"/>
+                                  <w:color w:val="262626" w:themeColor="text1" w:themeTint="D9"/>
+                                  <w:sz w:val="16"/>
+                                  <w:szCs w:val="16"/>
+                                  <w14:shadow w14:blurRad="50800" w14:dist="50800" w14:dir="5400000" w14:sx="0" w14:sy="0" w14:kx="0" w14:ky="0" w14:algn="ctr">
+                                    <w14:schemeClr w14:val="bg1"/>
+                                  </w14:shadow>
+                                </w:rPr>
+                                <m:t>j</m:t>
+                              </m:r>
+                            </m:sub>
+                          </m:sSub>
+                        </m:oMath>
+                      </m:oMathPara>
+                    </w:p>
+                  </w:txbxContent>
+                </v:textbox>
               </v:shape>
-            </w:pict>
-          </mc:Fallback>
-        </mc:AlternateContent>
-      </w:r>
-      <w:r>
-        <w:rPr>
-          <w:noProof/>
-        </w:rPr>
-        <mc:AlternateContent>
-          <mc:Choice Requires="wpg">
-            <w:drawing>
-              <wp:anchor distT="0" distB="0" distL="114300" distR="114300" simplePos="0" relativeHeight="251716608" behindDoc="0" locked="0" layoutInCell="1" allowOverlap="1" wp14:anchorId="0A687D54" wp14:editId="14E0B1B3">
-                <wp:simplePos x="0" y="0"/>
-                <wp:positionH relativeFrom="column">
-                  <wp:posOffset>5424805</wp:posOffset>
-                </wp:positionH>
-                <wp:positionV relativeFrom="paragraph">
-                  <wp:posOffset>391079</wp:posOffset>
-                </wp:positionV>
-                <wp:extent cx="2538730" cy="575945"/>
-                <wp:effectExtent l="0" t="0" r="13970" b="8255"/>
-                <wp:wrapNone/>
-                <wp:docPr id="1333127176" name="组合 187"/>
-                <wp:cNvGraphicFramePr/>
-                <a:graphic xmlns:a="http://schemas.openxmlformats.org/drawingml/2006/main">
-                  <a:graphicData uri="http://schemas.microsoft.com/office/word/2010/wordprocessingGroup">
-                    <wpg:wgp>
-                      <wpg:cNvGrpSpPr/>
-                      <wpg:grpSpPr>
-                        <a:xfrm>
-                          <a:off x="0" y="0"/>
-                          <a:ext cx="2538730" cy="575945"/>
-                          <a:chOff x="0" y="0"/>
-                          <a:chExt cx="2538980" cy="576484"/>
-                        </a:xfrm>
-                      </wpg:grpSpPr>
-                      <wpg:grpSp>
-                        <wpg:cNvPr id="832380361" name="组合 186"/>
-                        <wpg:cNvGrpSpPr/>
-                        <wpg:grpSpPr>
-                          <a:xfrm>
-                            <a:off x="637953" y="4253"/>
-                            <a:ext cx="633626" cy="572231"/>
-                            <a:chOff x="0" y="0"/>
-                            <a:chExt cx="421049" cy="355641"/>
-                          </a:xfrm>
-                        </wpg:grpSpPr>
-                        <wps:wsp>
-                          <wps:cNvPr id="1401627282" name="圆角矩形 185"/>
-                          <wps:cNvSpPr/>
-                          <wps:spPr>
-                            <a:xfrm>
-                              <a:off x="0" y="0"/>
-                              <a:ext cx="421049" cy="355641"/>
-                            </a:xfrm>
-                            <a:prstGeom prst="roundRect">
-                              <a:avLst/>
-                            </a:prstGeom>
-                            <a:solidFill>
-                              <a:srgbClr val="E6F3F0"/>
-                            </a:solidFill>
-                            <a:ln>
-                              <a:solidFill>
-                                <a:srgbClr val="3E756F"/>
-                              </a:solidFill>
-                            </a:ln>
-                          </wps:spPr>
-                          <wps:style>
-                            <a:lnRef idx="2">
-                              <a:schemeClr val="accent1">
-                                <a:shade val="15000"/>
-                              </a:schemeClr>
-                            </a:lnRef>
-                            <a:fillRef idx="1">
-                              <a:schemeClr val="accent1"/>
-                            </a:fillRef>
-                            <a:effectRef idx="0">
-                              <a:schemeClr val="accent1"/>
-                            </a:effectRef>
-                            <a:fontRef idx="minor">
-                              <a:schemeClr val="lt1"/>
-                            </a:fontRef>
-                          </wps:style>
-                          <wps:bodyPr rot="0" spcFirstLastPara="0" vertOverflow="overflow" horzOverflow="overflow" vert="horz" wrap="square" lIns="91440" tIns="45720" rIns="91440" bIns="45720" numCol="1" spcCol="0" rtlCol="0" fromWordArt="0" anchor="ctr" anchorCtr="0" forceAA="0" compatLnSpc="1">
-                            <a:prstTxWarp prst="textNoShape">
-                              <a:avLst/>
-                            </a:prstTxWarp>
-                            <a:noAutofit/>
-                          </wps:bodyPr>
-                        </wps:wsp>
-                        <wps:wsp>
-                          <wps:cNvPr id="713184755" name="文本框 5"/>
-                          <wps:cNvSpPr txBox="1"/>
-                          <wps:spPr>
-                            <a:xfrm>
-                              <a:off x="42528" y="53968"/>
-                              <a:ext cx="335989" cy="248192"/>
-                            </a:xfrm>
-                            <a:prstGeom prst="rect">
-                              <a:avLst/>
-                            </a:prstGeom>
-                            <a:solidFill>
-                              <a:srgbClr val="E6F3F0"/>
-                            </a:solidFill>
-                            <a:ln w="6350">
-                              <a:noFill/>
-                            </a:ln>
-                          </wps:spPr>
-                          <wps:txbx>
-                            <w:txbxContent>
-                              <w:p>
-                                <w:pPr>
-                                  <w:spacing w:after="0" w:line="280" w:lineRule="exact"/>
-                                  <w:jc w:val="center"/>
-                                  <w:rPr>
-                                    <w:b/>
-                                    <w:bCs/>
-                                    <w:i/>
-                                    <w:color w:val="3E756F"/>
-                                    <w:sz w:val="16"/>
-                                    <w:szCs w:val="16"/>
-                                    <w14:shadow w14:blurRad="50800" w14:dist="50800" w14:dir="5400000" w14:sx="0" w14:sy="0" w14:kx="0" w14:ky="0" w14:algn="ctr">
-                                      <w14:schemeClr w14:val="bg1"/>
-                                    </w14:shadow>
-                                  </w:rPr>
-                                </w:pPr>
-                                <m:oMathPara>
-                                  <m:oMath>
-                                    <m:sSub>
-                                      <m:sSubPr>
-                                        <m:ctrlPr>
-                                          <w:rPr>
-                                            <w:rFonts w:ascii="Cambria Math" w:hAnsi="Cambria Math"/>
-                                            <w:b/>
-                                            <w:bCs/>
-                                            <w:i/>
-                                            <w:color w:val="3E756F"/>
-                                            <w:sz w:val="16"/>
-                                            <w:szCs w:val="16"/>
-                                            <w14:shadow w14:blurRad="50800" w14:dist="50800" w14:dir="5400000" w14:sx="0" w14:sy="0" w14:kx="0" w14:ky="0" w14:algn="ctr">
-                                              <w14:schemeClr w14:val="bg1"/>
-                                            </w14:shadow>
-                                          </w:rPr>
-                                        </m:ctrlPr>
-                                      </m:sSubPr>
-                                      <m:e>
-                                        <m:r>
-                                          <m:rPr>
-                                            <m:sty m:val="bi"/>
-                                          </m:rPr>
-                                          <w:rPr>
-                                            <w:rFonts w:ascii="Cambria Math" w:hAnsi="Cambria Math" w:hint="eastAsia"/>
-                                            <w:color w:val="3E756F"/>
-                                            <w:sz w:val="16"/>
-                                            <w:szCs w:val="16"/>
-                                            <w14:shadow w14:blurRad="50800" w14:dist="50800" w14:dir="5400000" w14:sx="0" w14:sy="0" w14:kx="0" w14:ky="0" w14:algn="ctr">
-                                              <w14:schemeClr w14:val="bg1"/>
-                                            </w14:shadow>
-                                          </w:rPr>
-                                          <m:t>b</m:t>
-                                        </m:r>
-                                      </m:e>
-                                      <m:sub>
-                                        <m:r>
-                                          <m:rPr>
-                                            <m:sty m:val="bi"/>
-                                          </m:rPr>
-                                          <w:rPr>
-                                            <w:rFonts w:ascii="Cambria Math" w:hAnsi="Cambria Math"/>
-                                            <w:color w:val="3E756F"/>
-                                            <w:sz w:val="16"/>
-                                            <w:szCs w:val="16"/>
-                                            <w14:shadow w14:blurRad="50800" w14:dist="50800" w14:dir="5400000" w14:sx="0" w14:sy="0" w14:kx="0" w14:ky="0" w14:algn="ctr">
-                                              <w14:schemeClr w14:val="bg1"/>
-                                            </w14:shadow>
-                                          </w:rPr>
-                                          <m:t>j</m:t>
-                                        </m:r>
-                                      </m:sub>
-                                    </m:sSub>
-                                  </m:oMath>
-                                </m:oMathPara>
-                              </w:p>
-                              <w:p>
-                                <w:pPr>
-                                  <w:spacing w:after="0" w:line="280" w:lineRule="exact"/>
-                                  <w:jc w:val="center"/>
-                                  <w:rPr>
-                                    <w:b/>
-                                    <w:bCs/>
-                                    <w:iCs/>
-                                    <w:color w:val="3E756F"/>
-                                    <w:sz w:val="16"/>
-                                    <w:szCs w:val="16"/>
-                                    <w14:shadow w14:blurRad="50800" w14:dist="50800" w14:dir="5400000" w14:sx="0" w14:sy="0" w14:kx="0" w14:ky="0" w14:algn="ctr">
-                                      <w14:schemeClr w14:val="bg1"/>
-                                    </w14:shadow>
-                                  </w:rPr>
-                                </w:pPr>
-                                <w:r>
-                                  <w:rPr>
-                                    <w:rFonts w:hint="eastAsia"/>
-                                    <w:b/>
-                                    <w:bCs/>
-                                    <w:iCs/>
-                                    <w:color w:val="3E756F"/>
-                                    <w:sz w:val="16"/>
-                                    <w:szCs w:val="16"/>
-                                    <w14:shadow w14:blurRad="50800" w14:dist="50800" w14:dir="5400000" w14:sx="0" w14:sy="0" w14:kx="0" w14:ky="0" w14:algn="ctr">
-                                      <w14:schemeClr w14:val="bg1"/>
-                                    </w14:shadow>
-                                  </w:rPr>
-                                  <w:t>axis flags</w:t>
-                                </w:r>
-                              </w:p>
-                            </w:txbxContent>
-                          </wps:txbx>
-                          <wps:bodyPr rot="0" spcFirstLastPara="0" vertOverflow="overflow" horzOverflow="overflow" vert="horz" wrap="square" lIns="0" tIns="0" rIns="0" bIns="0" numCol="1" spcCol="0" rtlCol="0" fromWordArt="0" anchor="t" anchorCtr="0" forceAA="0" compatLnSpc="1">
-                            <a:prstTxWarp prst="textNoShape">
-                              <a:avLst/>
-                            </a:prstTxWarp>
-                            <a:noAutofit/>
-                          </wps:bodyPr>
-                        </wps:wsp>
-                      </wpg:grpSp>
-                      <wpg:grpSp>
-                        <wpg:cNvPr id="1426711016" name="组合 186"/>
-                        <wpg:cNvGrpSpPr/>
-                        <wpg:grpSpPr>
-                          <a:xfrm>
-                            <a:off x="0" y="0"/>
-                            <a:ext cx="633095" cy="572135"/>
-                            <a:chOff x="0" y="0"/>
-                            <a:chExt cx="421049" cy="355641"/>
-                          </a:xfrm>
-                        </wpg:grpSpPr>
-                        <wps:wsp>
-                          <wps:cNvPr id="149017271" name="圆角矩形 185"/>
-                          <wps:cNvSpPr/>
-                          <wps:spPr>
-                            <a:xfrm>
-                              <a:off x="0" y="0"/>
-                              <a:ext cx="421049" cy="355641"/>
-                            </a:xfrm>
-                            <a:prstGeom prst="roundRect">
-                              <a:avLst/>
-                            </a:prstGeom>
-                            <a:solidFill>
-                              <a:srgbClr val="F8E9D6"/>
-                            </a:solidFill>
-                            <a:ln>
-                              <a:solidFill>
-                                <a:srgbClr val="C9843C"/>
-                              </a:solidFill>
-                            </a:ln>
-                          </wps:spPr>
-                          <wps:style>
-                            <a:lnRef idx="2">
-                              <a:schemeClr val="accent1">
-                                <a:shade val="15000"/>
-                              </a:schemeClr>
-                            </a:lnRef>
-                            <a:fillRef idx="1">
-                              <a:schemeClr val="accent1"/>
-                            </a:fillRef>
-                            <a:effectRef idx="0">
-                              <a:schemeClr val="accent1"/>
-                            </a:effectRef>
-                            <a:fontRef idx="minor">
-                              <a:schemeClr val="lt1"/>
-                            </a:fontRef>
-                          </wps:style>
-                          <wps:bodyPr rot="0" spcFirstLastPara="0" vertOverflow="overflow" horzOverflow="overflow" vert="horz" wrap="square" lIns="91440" tIns="45720" rIns="91440" bIns="45720" numCol="1" spcCol="0" rtlCol="0" fromWordArt="0" anchor="ctr" anchorCtr="0" forceAA="0" compatLnSpc="1">
-                            <a:prstTxWarp prst="textNoShape">
-                              <a:avLst/>
-                            </a:prstTxWarp>
-                            <a:noAutofit/>
-                          </wps:bodyPr>
-                        </wps:wsp>
-                        <wps:wsp>
-                          <wps:cNvPr id="2047109703" name="文本框 5"/>
-                          <wps:cNvSpPr txBox="1"/>
-                          <wps:spPr>
-                            <a:xfrm>
-                              <a:off x="42528" y="53968"/>
-                              <a:ext cx="335989" cy="248192"/>
-                            </a:xfrm>
-                            <a:prstGeom prst="rect">
-                              <a:avLst/>
-                            </a:prstGeom>
-                            <a:solidFill>
-                              <a:srgbClr val="F8E9D6"/>
-                            </a:solidFill>
-                            <a:ln w="6350">
-                              <a:noFill/>
-                            </a:ln>
-                          </wps:spPr>
-                          <wps:txbx>
-                            <w:txbxContent>
-                              <w:p>
-                                <w:pPr>
-                                  <w:spacing w:after="0" w:line="280" w:lineRule="exact"/>
-                                  <w:jc w:val="center"/>
-                                  <w:rPr>
-                                    <w:b/>
-                                    <w:bCs/>
-                                    <w:i/>
-                                    <w:color w:val="C9843C"/>
-                                    <w:sz w:val="16"/>
-                                    <w:szCs w:val="16"/>
-                                    <w14:shadow w14:blurRad="50800" w14:dist="50800" w14:dir="5400000" w14:sx="0" w14:sy="0" w14:kx="0" w14:ky="0" w14:algn="ctr">
-                                      <w14:schemeClr w14:val="bg1"/>
-                                    </w14:shadow>
-                                  </w:rPr>
-                                </w:pPr>
-                                <m:oMathPara>
-                                  <m:oMath>
-                                    <m:sSub>
-                                      <m:sSubPr>
-                                        <m:ctrlPr>
-                                          <w:rPr>
-                                            <w:rFonts w:ascii="Cambria Math" w:hAnsi="Cambria Math"/>
-                                            <w:b/>
-                                            <w:bCs/>
-                                            <w:i/>
-                                            <w:color w:val="C9843C"/>
-                                            <w:sz w:val="16"/>
-                                            <w:szCs w:val="16"/>
-                                            <w14:shadow w14:blurRad="50800" w14:dist="50800" w14:dir="5400000" w14:sx="0" w14:sy="0" w14:kx="0" w14:ky="0" w14:algn="ctr">
-                                              <w14:schemeClr w14:val="bg1"/>
-                                            </w14:shadow>
-                                          </w:rPr>
-                                        </m:ctrlPr>
-                                      </m:sSubPr>
-                                      <m:e>
-                                        <m:r>
-                                          <m:rPr>
-                                            <m:sty m:val="bi"/>
-                                          </m:rPr>
-                                          <w:rPr>
-                                            <w:rFonts w:ascii="Cambria Math" w:hAnsi="Cambria Math" w:hint="eastAsia"/>
-                                            <w:color w:val="C9843C"/>
-                                            <w:sz w:val="16"/>
-                                            <w:szCs w:val="16"/>
-                                            <w14:shadow w14:blurRad="50800" w14:dist="50800" w14:dir="5400000" w14:sx="0" w14:sy="0" w14:kx="0" w14:ky="0" w14:algn="ctr">
-                                              <w14:schemeClr w14:val="bg1"/>
-                                            </w14:shadow>
-                                          </w:rPr>
-                                          <m:t>v</m:t>
-                                        </m:r>
-                                      </m:e>
-                                      <m:sub>
-                                        <m:r>
-                                          <m:rPr>
-                                            <m:sty m:val="bi"/>
-                                          </m:rPr>
-                                          <w:rPr>
-                                            <w:rFonts w:ascii="Cambria Math" w:hAnsi="Cambria Math"/>
-                                            <w:color w:val="C9843C"/>
-                                            <w:sz w:val="16"/>
-                                            <w:szCs w:val="16"/>
-                                            <w14:shadow w14:blurRad="50800" w14:dist="50800" w14:dir="5400000" w14:sx="0" w14:sy="0" w14:kx="0" w14:ky="0" w14:algn="ctr">
-                                              <w14:schemeClr w14:val="bg1"/>
-                                            </w14:shadow>
-                                          </w:rPr>
-                                          <m:t>j</m:t>
-                                        </m:r>
-                                      </m:sub>
-                                    </m:sSub>
-                                  </m:oMath>
-                                </m:oMathPara>
-                              </w:p>
-                              <w:p>
-                                <w:pPr>
-                                  <w:spacing w:after="0" w:line="280" w:lineRule="exact"/>
-                                  <w:jc w:val="center"/>
-                                  <w:rPr>
-                                    <w:b/>
-                                    <w:bCs/>
-                                    <w:iCs/>
-                                    <w:color w:val="C9843C"/>
-                                    <w:sz w:val="16"/>
-                                    <w:szCs w:val="16"/>
-                                    <w14:shadow w14:blurRad="50800" w14:dist="50800" w14:dir="5400000" w14:sx="0" w14:sy="0" w14:kx="0" w14:ky="0" w14:algn="ctr">
-                                      <w14:schemeClr w14:val="bg1"/>
-                                    </w14:shadow>
-                                  </w:rPr>
-                                </w:pPr>
-                                <w:r>
-                                  <w:rPr>
-                                    <w:rFonts w:hint="eastAsia"/>
-                                    <w:b/>
-                                    <w:bCs/>
-                                    <w:iCs/>
-                                    <w:color w:val="C9843C"/>
-                                    <w:sz w:val="16"/>
-                                    <w:szCs w:val="16"/>
-                                    <w14:shadow w14:blurRad="50800" w14:dist="50800" w14:dir="5400000" w14:sx="0" w14:sy="0" w14:kx="0" w14:ky="0" w14:algn="ctr">
-                                      <w14:schemeClr w14:val="bg1"/>
-                                    </w14:shadow>
-                                  </w:rPr>
-                                  <w:t>offset</w:t>
-                                </w:r>
-                              </w:p>
-                            </w:txbxContent>
-                          </wps:txbx>
-                          <wps:bodyPr rot="0" spcFirstLastPara="0" vertOverflow="overflow" horzOverflow="overflow" vert="horz" wrap="square" lIns="0" tIns="0" rIns="0" bIns="0" numCol="1" spcCol="0" rtlCol="0" fromWordArt="0" anchor="t" anchorCtr="0" forceAA="0" compatLnSpc="1">
-                            <a:prstTxWarp prst="textNoShape">
-                              <a:avLst/>
-                            </a:prstTxWarp>
-                            <a:noAutofit/>
-                          </wps:bodyPr>
-                        </wps:wsp>
-                      </wpg:grpSp>
-                      <wpg:grpSp>
-                        <wpg:cNvPr id="1554043662" name="组合 186"/>
-                        <wpg:cNvGrpSpPr/>
-                        <wpg:grpSpPr>
-                          <a:xfrm>
-                            <a:off x="1271653" y="4253"/>
-                            <a:ext cx="633626" cy="572231"/>
-                            <a:chOff x="0" y="0"/>
-                            <a:chExt cx="421049" cy="355641"/>
-                          </a:xfrm>
-                        </wpg:grpSpPr>
-                        <wps:wsp>
-                          <wps:cNvPr id="411960940" name="圆角矩形 185"/>
-                          <wps:cNvSpPr/>
-                          <wps:spPr>
-                            <a:xfrm>
-                              <a:off x="0" y="0"/>
-                              <a:ext cx="421049" cy="355641"/>
-                            </a:xfrm>
-                            <a:prstGeom prst="roundRect">
-                              <a:avLst/>
-                            </a:prstGeom>
-                            <a:solidFill>
-                              <a:srgbClr val="EAF3F8"/>
-                            </a:solidFill>
-                            <a:ln>
-                              <a:solidFill>
-                                <a:srgbClr val="326485"/>
-                              </a:solidFill>
-                            </a:ln>
-                          </wps:spPr>
-                          <wps:style>
-                            <a:lnRef idx="2">
-                              <a:schemeClr val="accent1">
-                                <a:shade val="15000"/>
-                              </a:schemeClr>
-                            </a:lnRef>
-                            <a:fillRef idx="1">
-                              <a:schemeClr val="accent1"/>
-                            </a:fillRef>
-                            <a:effectRef idx="0">
-                              <a:schemeClr val="accent1"/>
-                            </a:effectRef>
-                            <a:fontRef idx="minor">
-                              <a:schemeClr val="lt1"/>
-                            </a:fontRef>
-                          </wps:style>
-                          <wps:bodyPr rot="0" spcFirstLastPara="0" vertOverflow="overflow" horzOverflow="overflow" vert="horz" wrap="square" lIns="91440" tIns="45720" rIns="91440" bIns="45720" numCol="1" spcCol="0" rtlCol="0" fromWordArt="0" anchor="ctr" anchorCtr="0" forceAA="0" compatLnSpc="1">
-                            <a:prstTxWarp prst="textNoShape">
-                              <a:avLst/>
-                            </a:prstTxWarp>
-                            <a:noAutofit/>
-                          </wps:bodyPr>
-                        </wps:wsp>
-                        <wps:wsp>
-                          <wps:cNvPr id="559998324" name="文本框 5"/>
-                          <wps:cNvSpPr txBox="1"/>
-                          <wps:spPr>
-                            <a:xfrm>
-                              <a:off x="42528" y="53968"/>
-                              <a:ext cx="335989" cy="248192"/>
-                            </a:xfrm>
-                            <a:prstGeom prst="rect">
-                              <a:avLst/>
-                            </a:prstGeom>
-                            <a:solidFill>
-                              <a:srgbClr val="EAF3F8"/>
-                            </a:solidFill>
-                            <a:ln w="6350">
-                              <a:noFill/>
-                            </a:ln>
-                          </wps:spPr>
-                          <wps:txbx>
-                            <w:txbxContent>
-                              <w:p>
-                                <w:pPr>
-                                  <w:spacing w:after="0" w:line="280" w:lineRule="exact"/>
-                                  <w:jc w:val="center"/>
-                                  <w:rPr>
-                                    <w:b/>
-                                    <w:bCs/>
-                                    <w:i/>
-                                    <w:color w:val="326485"/>
-                                    <w:sz w:val="16"/>
-                                    <w:szCs w:val="16"/>
-                                    <w14:shadow w14:blurRad="50800" w14:dist="50800" w14:dir="5400000" w14:sx="0" w14:sy="0" w14:kx="0" w14:ky="0" w14:algn="ctr">
-                                      <w14:schemeClr w14:val="bg1"/>
-                                    </w14:shadow>
-                                  </w:rPr>
-                                </w:pPr>
-                                <m:oMathPara>
-                                  <m:oMath>
-                                    <m:sSub>
-                                      <m:sSubPr>
-                                        <m:ctrlPr>
-                                          <w:rPr>
-                                            <w:rFonts w:ascii="Cambria Math" w:hAnsi="Cambria Math"/>
-                                            <w:b/>
-                                            <w:bCs/>
-                                            <w:i/>
-                                            <w:color w:val="326485"/>
-                                            <w:sz w:val="16"/>
-                                            <w:szCs w:val="16"/>
-                                            <w14:shadow w14:blurRad="50800" w14:dist="50800" w14:dir="5400000" w14:sx="0" w14:sy="0" w14:kx="0" w14:ky="0" w14:algn="ctr">
-                                              <w14:schemeClr w14:val="bg1"/>
-                                            </w14:shadow>
-                                          </w:rPr>
-                                        </m:ctrlPr>
-                                      </m:sSubPr>
-                                      <m:e>
-                                        <m:r>
-                                          <m:rPr>
-                                            <m:sty m:val="bi"/>
-                                          </m:rPr>
-                                          <w:rPr>
-                                            <w:rFonts w:ascii="Cambria Math" w:hAnsi="Cambria Math"/>
-                                            <w:color w:val="326485"/>
-                                            <w:sz w:val="16"/>
-                                            <w:szCs w:val="16"/>
-                                            <w14:shadow w14:blurRad="50800" w14:dist="50800" w14:dir="5400000" w14:sx="0" w14:sy="0" w14:kx="0" w14:ky="0" w14:algn="ctr">
-                                              <w14:schemeClr w14:val="bg1"/>
-                                            </w14:shadow>
-                                          </w:rPr>
-                                          <m:t>d</m:t>
-                                        </m:r>
-                                      </m:e>
-                                      <m:sub>
-                                        <m:r>
-                                          <m:rPr>
-                                            <m:sty m:val="bi"/>
-                                          </m:rPr>
-                                          <w:rPr>
-                                            <w:rFonts w:ascii="Cambria Math" w:hAnsi="Cambria Math"/>
-                                            <w:color w:val="326485"/>
-                                            <w:sz w:val="16"/>
-                                            <w:szCs w:val="16"/>
-                                            <w14:shadow w14:blurRad="50800" w14:dist="50800" w14:dir="5400000" w14:sx="0" w14:sy="0" w14:kx="0" w14:ky="0" w14:algn="ctr">
-                                              <w14:schemeClr w14:val="bg1"/>
-                                            </w14:shadow>
-                                          </w:rPr>
-                                          <m:t>j</m:t>
-                                        </m:r>
-                                      </m:sub>
-                                    </m:sSub>
-                                  </m:oMath>
-                                </m:oMathPara>
-                              </w:p>
-                              <w:p>
-                                <w:pPr>
-                                  <w:spacing w:after="0" w:line="280" w:lineRule="exact"/>
-                                  <w:jc w:val="center"/>
-                                  <w:rPr>
-                                    <w:b/>
-                                    <w:bCs/>
-                                    <w:iCs/>
-                                    <w:color w:val="326485"/>
-                                    <w:sz w:val="16"/>
-                                    <w:szCs w:val="16"/>
-                                    <w14:shadow w14:blurRad="50800" w14:dist="50800" w14:dir="5400000" w14:sx="0" w14:sy="0" w14:kx="0" w14:ky="0" w14:algn="ctr">
-                                      <w14:schemeClr w14:val="bg1"/>
-                                    </w14:shadow>
-                                  </w:rPr>
-                                </w:pPr>
-                                <w:r>
-                                  <w:rPr>
-                                    <w:rFonts w:hint="eastAsia"/>
-                                    <w:b/>
-                                    <w:bCs/>
-                                    <w:iCs/>
-                                    <w:color w:val="326485"/>
-                                    <w:sz w:val="16"/>
-                                    <w:szCs w:val="16"/>
-                                    <w14:shadow w14:blurRad="50800" w14:dist="50800" w14:dir="5400000" w14:sx="0" w14:sy="0" w14:kx="0" w14:ky="0" w14:algn="ctr">
-                                      <w14:schemeClr w14:val="bg1"/>
-                                    </w14:shadow>
-                                  </w:rPr>
-                                  <w:t>sign d.</w:t>
-                                </w:r>
-                              </w:p>
-                            </w:txbxContent>
-                          </wps:txbx>
-                          <wps:bodyPr rot="0" spcFirstLastPara="0" vertOverflow="overflow" horzOverflow="overflow" vert="horz" wrap="square" lIns="0" tIns="0" rIns="0" bIns="0" numCol="1" spcCol="0" rtlCol="0" fromWordArt="0" anchor="t" anchorCtr="0" forceAA="0" compatLnSpc="1">
-                            <a:prstTxWarp prst="textNoShape">
-                              <a:avLst/>
-                            </a:prstTxWarp>
-                            <a:noAutofit/>
-                          </wps:bodyPr>
-                        </wps:wsp>
-                      </wpg:grpSp>
-                      <wpg:grpSp>
-                        <wpg:cNvPr id="1937456735" name="组合 186"/>
-                        <wpg:cNvGrpSpPr/>
-                        <wpg:grpSpPr>
-                          <a:xfrm>
-                            <a:off x="1905354" y="4253"/>
-                            <a:ext cx="633626" cy="572231"/>
-                            <a:chOff x="0" y="0"/>
-                            <a:chExt cx="421049" cy="355641"/>
-                          </a:xfrm>
-                        </wpg:grpSpPr>
-                        <wps:wsp>
-                          <wps:cNvPr id="1428370835" name="圆角矩形 185"/>
-                          <wps:cNvSpPr/>
-                          <wps:spPr>
-                            <a:xfrm>
-                              <a:off x="0" y="0"/>
-                              <a:ext cx="421049" cy="355641"/>
-                            </a:xfrm>
-                            <a:prstGeom prst="roundRect">
-                              <a:avLst/>
-                            </a:prstGeom>
-                            <a:solidFill>
-                              <a:srgbClr val="F2EDF7"/>
-                            </a:solidFill>
-                            <a:ln>
-                              <a:solidFill>
-                                <a:srgbClr val="574078"/>
-                              </a:solidFill>
-                            </a:ln>
-                          </wps:spPr>
-                          <wps:style>
-                            <a:lnRef idx="2">
-                              <a:schemeClr val="accent1">
-                                <a:shade val="15000"/>
-                              </a:schemeClr>
-                            </a:lnRef>
-                            <a:fillRef idx="1">
-                              <a:schemeClr val="accent1"/>
-                            </a:fillRef>
-                            <a:effectRef idx="0">
-                              <a:schemeClr val="accent1"/>
-                            </a:effectRef>
-                            <a:fontRef idx="minor">
-                              <a:schemeClr val="lt1"/>
-                            </a:fontRef>
-                          </wps:style>
-                          <wps:bodyPr rot="0" spcFirstLastPara="0" vertOverflow="overflow" horzOverflow="overflow" vert="horz" wrap="square" lIns="91440" tIns="45720" rIns="91440" bIns="45720" numCol="1" spcCol="0" rtlCol="0" fromWordArt="0" anchor="ctr" anchorCtr="0" forceAA="0" compatLnSpc="1">
-                            <a:prstTxWarp prst="textNoShape">
-                              <a:avLst/>
-                            </a:prstTxWarp>
-                            <a:noAutofit/>
-                          </wps:bodyPr>
-                        </wps:wsp>
-                        <wps:wsp>
-                          <wps:cNvPr id="1755092614" name="文本框 5"/>
-                          <wps:cNvSpPr txBox="1"/>
-                          <wps:spPr>
-                            <a:xfrm>
-                              <a:off x="42528" y="53968"/>
-                              <a:ext cx="335989" cy="248192"/>
-                            </a:xfrm>
-                            <a:prstGeom prst="rect">
-                              <a:avLst/>
-                            </a:prstGeom>
-                            <a:solidFill>
-                              <a:srgbClr val="F2EDF7"/>
-                            </a:solidFill>
-                            <a:ln w="6350">
-                              <a:noFill/>
-                            </a:ln>
-                          </wps:spPr>
-                          <wps:txbx>
-                            <w:txbxContent>
-                              <w:p>
-                                <w:pPr>
-                                  <w:spacing w:after="0" w:line="280" w:lineRule="exact"/>
-                                  <w:jc w:val="center"/>
-                                  <w:rPr>
-                                    <w:b/>
-                                    <w:bCs/>
-                                    <w:i/>
-                                    <w:color w:val="574078"/>
-                                    <w:sz w:val="16"/>
-                                    <w:szCs w:val="16"/>
-                                    <w14:shadow w14:blurRad="50800" w14:dist="50800" w14:dir="5400000" w14:sx="0" w14:sy="0" w14:kx="0" w14:ky="0" w14:algn="ctr">
-                                      <w14:schemeClr w14:val="bg1"/>
-                                    </w14:shadow>
-                                  </w:rPr>
-                                </w:pPr>
-                                <m:oMathPara>
-                                  <m:oMath>
-                                    <m:sSub>
-                                      <m:sSubPr>
-                                        <m:ctrlPr>
-                                          <w:rPr>
-                                            <w:rFonts w:ascii="Cambria Math" w:hAnsi="Cambria Math"/>
-                                            <w:b/>
-                                            <w:bCs/>
-                                            <w:i/>
-                                            <w:color w:val="574078"/>
-                                            <w:sz w:val="16"/>
-                                            <w:szCs w:val="16"/>
-                                            <w14:shadow w14:blurRad="50800" w14:dist="50800" w14:dir="5400000" w14:sx="0" w14:sy="0" w14:kx="0" w14:ky="0" w14:algn="ctr">
-                                              <w14:schemeClr w14:val="bg1"/>
-                                            </w14:shadow>
-                                          </w:rPr>
-                                        </m:ctrlPr>
-                                      </m:sSubPr>
-                                      <m:e>
-                                        <m:r>
-                                          <m:rPr>
-                                            <m:sty m:val="bi"/>
-                                          </m:rPr>
-                                          <w:rPr>
-                                            <w:rFonts w:ascii="Cambria Math" w:hAnsi="Cambria Math"/>
-                                            <w:color w:val="574078"/>
-                                            <w:sz w:val="16"/>
-                                            <w:szCs w:val="16"/>
-                                            <w14:shadow w14:blurRad="50800" w14:dist="50800" w14:dir="5400000" w14:sx="0" w14:sy="0" w14:kx="0" w14:ky="0" w14:algn="ctr">
-                                              <w14:schemeClr w14:val="bg1"/>
-                                            </w14:shadow>
-                                          </w:rPr>
-                                          <m:t>n</m:t>
-                                        </m:r>
-                                      </m:e>
-                                      <m:sub>
-                                        <m:r>
-                                          <m:rPr>
-                                            <m:sty m:val="bi"/>
-                                          </m:rPr>
-                                          <w:rPr>
-                                            <w:rFonts w:ascii="Cambria Math" w:hAnsi="Cambria Math"/>
-                                            <w:color w:val="574078"/>
-                                            <w:sz w:val="16"/>
-                                            <w:szCs w:val="16"/>
-                                            <w14:shadow w14:blurRad="50800" w14:dist="50800" w14:dir="5400000" w14:sx="0" w14:sy="0" w14:kx="0" w14:ky="0" w14:algn="ctr">
-                                              <w14:schemeClr w14:val="bg1"/>
-                                            </w14:shadow>
-                                          </w:rPr>
-                                          <m:t>j</m:t>
-                                        </m:r>
-                                      </m:sub>
-                                    </m:sSub>
-                                  </m:oMath>
-                                </m:oMathPara>
-                              </w:p>
-                              <w:p>
-                                <w:pPr>
-                                  <w:spacing w:after="0" w:line="280" w:lineRule="exact"/>
-                                  <w:jc w:val="center"/>
-                                  <w:rPr>
-                                    <w:b/>
-                                    <w:bCs/>
-                                    <w:iCs/>
-                                    <w:color w:val="574078"/>
-                                    <w:sz w:val="16"/>
-                                    <w:szCs w:val="16"/>
-                                    <w14:shadow w14:blurRad="50800" w14:dist="50800" w14:dir="5400000" w14:sx="0" w14:sy="0" w14:kx="0" w14:ky="0" w14:algn="ctr">
-                                      <w14:schemeClr w14:val="bg1"/>
-                                    </w14:shadow>
-                                  </w:rPr>
-                                </w:pPr>
-                                <w:r>
-                                  <w:rPr>
-                                    <w:rFonts w:hint="eastAsia"/>
-                                    <w:b/>
-                                    <w:bCs/>
-                                    <w:iCs/>
-                                    <w:color w:val="574078"/>
-                                    <w:sz w:val="16"/>
-                                    <w:szCs w:val="16"/>
-                                    <w14:shadow w14:blurRad="50800" w14:dist="50800" w14:dir="5400000" w14:sx="0" w14:sy="0" w14:kx="0" w14:ky="0" w14:algn="ctr">
-                                      <w14:schemeClr w14:val="bg1"/>
-                                    </w14:shadow>
-                                  </w:rPr>
-                                  <w:t>normal</w:t>
-                                </w:r>
-                              </w:p>
-                            </w:txbxContent>
-                          </wps:txbx>
-                          <wps:bodyPr rot="0" spcFirstLastPara="0" vertOverflow="overflow" horzOverflow="overflow" vert="horz" wrap="square" lIns="0" tIns="0" rIns="0" bIns="0" numCol="1" spcCol="0" rtlCol="0" fromWordArt="0" anchor="t" anchorCtr="0" forceAA="0" compatLnSpc="1">
-                            <a:prstTxWarp prst="textNoShape">
-                              <a:avLst/>
-                            </a:prstTxWarp>
-                            <a:noAutofit/>
-                          </wps:bodyPr>
-                        </wps:wsp>
-                      </wpg:grpSp>
-                    </wpg:wgp>
-                  </a:graphicData>
-                </a:graphic>
-              </wp:anchor>
-            </w:drawing>
-          </mc:Choice>
-          <mc:Fallback>
-            <w:pict>
-              <v:group w14:anchorId="0A687D54" id="组合 187" o:spid="_x0000_s1066" style="position:absolute;margin-left:427.15pt;margin-top:30.8pt;width:199.9pt;height:45.35pt;z-index:251716608" coordsize="25389,5764" o:gfxdata="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">
-                <v:group id="组合 186" o:spid="_x0000_s1067" style="position:absolute;left:6379;top:42;width:6336;height:5722" coordsize="421049,355641" o:gfxdata="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">
-                  <v:roundrect id="圆角矩形 185" o:spid="_x0000_s1068" style="position:absolute;width:421049;height:355641;visibility:visible;mso-wrap-style:square;v-text-anchor:middle" arcsize="10923f" o:gfxdata="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" fillcolor="#e6f3f0" strokecolor="#3e756f" strokeweight="1pt">
-                    <v:stroke joinstyle="miter"/>
-                  </v:roundrect>
-                  <v:shape id="_x0000_s1069" type="#_x0000_t202" style="position:absolute;left:42528;top:53968;width:335989;height:248192;visibility:visible;mso-wrap-style:square;v-text-anchor:top" o:gfxdata="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" fillcolor="#e6f3f0" stroked="f" strokeweight=".5pt">
-                    <v:textbox inset="0,0,0,0">
-                      <w:txbxContent>
-                        <w:p>
-                          <w:pPr>
-                            <w:spacing w:after="0" w:line="280" w:lineRule="exact"/>
-                            <w:jc w:val="center"/>
-                            <w:rPr>
-                              <w:b/>
-                              <w:bCs/>
-                              <w:i/>
-                              <w:color w:val="3E756F"/>
-                              <w:sz w:val="16"/>
-                              <w:szCs w:val="16"/>
-                              <w14:shadow w14:blurRad="50800" w14:dist="50800" w14:dir="5400000" w14:sx="0" w14:sy="0" w14:kx="0" w14:ky="0" w14:algn="ctr">
-                                <w14:schemeClr w14:val="bg1"/>
-                              </w14:shadow>
-                            </w:rPr>
-                          </w:pPr>
-                          <m:oMathPara>
-                            <m:oMath>
-                              <m:sSub>
-                                <m:sSubPr>
-                                  <m:ctrlPr>
-                                    <w:rPr>
-                                      <w:rFonts w:ascii="Cambria Math" w:hAnsi="Cambria Math"/>
-                                      <w:b/>
-                                      <w:bCs/>
-                                      <w:i/>
-                                      <w:color w:val="3E756F"/>
-                                      <w:sz w:val="16"/>
-                                      <w:szCs w:val="16"/>
-                                      <w14:shadow w14:blurRad="50800" w14:dist="50800" w14:dir="5400000" w14:sx="0" w14:sy="0" w14:kx="0" w14:ky="0" w14:algn="ctr">
-                                        <w14:schemeClr w14:val="bg1"/>
-                                      </w14:shadow>
-                                    </w:rPr>
-                                  </m:ctrlPr>
-                                </m:sSubPr>
-                                <m:e>
-                                  <m:r>
-                                    <m:rPr>
-                                      <m:sty m:val="bi"/>
-                                    </m:rPr>
-                                    <w:rPr>
-                                      <w:rFonts w:ascii="Cambria Math" w:hAnsi="Cambria Math" w:hint="eastAsia"/>
-                                      <w:color w:val="3E756F"/>
-                                      <w:sz w:val="16"/>
-                                      <w:szCs w:val="16"/>
-                                      <w14:shadow w14:blurRad="50800" w14:dist="50800" w14:dir="5400000" w14:sx="0" w14:sy="0" w14:kx="0" w14:ky="0" w14:algn="ctr">
-                                        <w14:schemeClr w14:val="bg1"/>
-                                      </w14:shadow>
-                                    </w:rPr>
-                                    <m:t>b</m:t>
-                                  </m:r>
-                                </m:e>
-                                <m:sub>
-                                  <m:r>
-                                    <m:rPr>
-                                      <m:sty m:val="bi"/>
-                                    </m:rPr>
-                                    <w:rPr>
-                                      <w:rFonts w:ascii="Cambria Math" w:hAnsi="Cambria Math"/>
-                                      <w:color w:val="3E756F"/>
-                                      <w:sz w:val="16"/>
-                                      <w:szCs w:val="16"/>
-                                      <w14:shadow w14:blurRad="50800" w14:dist="50800" w14:dir="5400000" w14:sx="0" w14:sy="0" w14:kx="0" w14:ky="0" w14:algn="ctr">
-                                        <w14:schemeClr w14:val="bg1"/>
-                                      </w14:shadow>
-                                    </w:rPr>
-                                    <m:t>j</m:t>
-                                  </m:r>
-                                </m:sub>
-                              </m:sSub>
-                            </m:oMath>
-                          </m:oMathPara>
-                        </w:p>
-                        <w:p>
-                          <w:pPr>
-                            <w:spacing w:after="0" w:line="280" w:lineRule="exact"/>
-                            <w:jc w:val="center"/>
-                            <w:rPr>
-                              <w:b/>
-                              <w:bCs/>
-                              <w:iCs/>
-                              <w:color w:val="3E756F"/>
-                              <w:sz w:val="16"/>
-                              <w:szCs w:val="16"/>
-                              <w14:shadow w14:blurRad="50800" w14:dist="50800" w14:dir="5400000" w14:sx="0" w14:sy="0" w14:kx="0" w14:ky="0" w14:algn="ctr">
-                                <w14:schemeClr w14:val="bg1"/>
-                              </w14:shadow>
-                            </w:rPr>
-                          </w:pPr>
-                          <w:r>
-                            <w:rPr>
-                              <w:rFonts w:hint="eastAsia"/>
-                              <w:b/>
-                              <w:bCs/>
-                              <w:iCs/>
-                              <w:color w:val="3E756F"/>
-                              <w:sz w:val="16"/>
-                              <w:szCs w:val="16"/>
-                              <w14:shadow w14:blurRad="50800" w14:dist="50800" w14:dir="5400000" w14:sx="0" w14:sy="0" w14:kx="0" w14:ky="0" w14:algn="ctr">
-                                <w14:schemeClr w14:val="bg1"/>
-                              </w14:shadow>
-                            </w:rPr>
-                            <w:t>axis flags</w:t>
-                          </w:r>
-                        </w:p>
-                      </w:txbxContent>
-                    </v:textbox>
-                  </v:shape>
-                </v:group>
-                <v:group id="组合 186" o:spid="_x0000_s1070" style="position:absolute;width:6330;height:5721" coordsize="421049,355641" o:gfxdata="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">
-                  <v:roundrect id="圆角矩形 185" o:spid="_x0000_s1071" style="position:absolute;width:421049;height:355641;visibility:visible;mso-wrap-style:square;v-text-anchor:middle" arcsize="10923f" o:gfxdata="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" fillcolor="#f8e9d6" strokecolor="#c9843c" strokeweight="1pt">
-                    <v:stroke joinstyle="miter"/>
-                  </v:roundrect>
-                  <v:shape id="_x0000_s1072" type="#_x0000_t202" style="position:absolute;left:42528;top:53968;width:335989;height:248192;visibility:visible;mso-wrap-style:square;v-text-anchor:top" o:gfxdata="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" fillcolor="#f8e9d6" stroked="f" strokeweight=".5pt">
-                    <v:textbox inset="0,0,0,0">
-                      <w:txbxContent>
-                        <w:p>
-                          <w:pPr>
-                            <w:spacing w:after="0" w:line="280" w:lineRule="exact"/>
-                            <w:jc w:val="center"/>
-                            <w:rPr>
-                              <w:b/>
-                              <w:bCs/>
-                              <w:i/>
-                              <w:color w:val="C9843C"/>
-                              <w:sz w:val="16"/>
-                              <w:szCs w:val="16"/>
-                              <w14:shadow w14:blurRad="50800" w14:dist="50800" w14:dir="5400000" w14:sx="0" w14:sy="0" w14:kx="0" w14:ky="0" w14:algn="ctr">
-                                <w14:schemeClr w14:val="bg1"/>
-                              </w14:shadow>
-                            </w:rPr>
-                          </w:pPr>
-                          <m:oMathPara>
-                            <m:oMath>
-                              <m:sSub>
-                                <m:sSubPr>
-                                  <m:ctrlPr>
-                                    <w:rPr>
-                                      <w:rFonts w:ascii="Cambria Math" w:hAnsi="Cambria Math"/>
-                                      <w:b/>
-                                      <w:bCs/>
-                                      <w:i/>
-                                      <w:color w:val="C9843C"/>
-                                      <w:sz w:val="16"/>
-                                      <w:szCs w:val="16"/>
-                                      <w14:shadow w14:blurRad="50800" w14:dist="50800" w14:dir="5400000" w14:sx="0" w14:sy="0" w14:kx="0" w14:ky="0" w14:algn="ctr">
-                                        <w14:schemeClr w14:val="bg1"/>
-                                      </w14:shadow>
-                                    </w:rPr>
-                                  </m:ctrlPr>
-                                </m:sSubPr>
-                                <m:e>
-                                  <m:r>
-                                    <m:rPr>
-                                      <m:sty m:val="bi"/>
-                                    </m:rPr>
-                                    <w:rPr>
-                                      <w:rFonts w:ascii="Cambria Math" w:hAnsi="Cambria Math" w:hint="eastAsia"/>
-                                      <w:color w:val="C9843C"/>
-                                      <w:sz w:val="16"/>
-                                      <w:szCs w:val="16"/>
-                                      <w14:shadow w14:blurRad="50800" w14:dist="50800" w14:dir="5400000" w14:sx="0" w14:sy="0" w14:kx="0" w14:ky="0" w14:algn="ctr">
-                                        <w14:schemeClr w14:val="bg1"/>
-                                      </w14:shadow>
-                                    </w:rPr>
-                                    <m:t>v</m:t>
-                                  </m:r>
-                                </m:e>
-                                <m:sub>
-                                  <m:r>
-                                    <m:rPr>
-                                      <m:sty m:val="bi"/>
-                                    </m:rPr>
-                                    <w:rPr>
-                                      <w:rFonts w:ascii="Cambria Math" w:hAnsi="Cambria Math"/>
-                                      <w:color w:val="C9843C"/>
-                                      <w:sz w:val="16"/>
-                                      <w:szCs w:val="16"/>
-                                      <w14:shadow w14:blurRad="50800" w14:dist="50800" w14:dir="5400000" w14:sx="0" w14:sy="0" w14:kx="0" w14:ky="0" w14:algn="ctr">
-                                        <w14:schemeClr w14:val="bg1"/>
-                                      </w14:shadow>
-                                    </w:rPr>
-                                    <m:t>j</m:t>
-                                  </m:r>
-                                </m:sub>
-                              </m:sSub>
-                            </m:oMath>
-                          </m:oMathPara>
-                        </w:p>
-                        <w:p>
-                          <w:pPr>
-                            <w:spacing w:after="0" w:line="280" w:lineRule="exact"/>
-                            <w:jc w:val="center"/>
-                            <w:rPr>
-                              <w:b/>
-                              <w:bCs/>
-                              <w:iCs/>
-                              <w:color w:val="C9843C"/>
-                              <w:sz w:val="16"/>
-                              <w:szCs w:val="16"/>
-                              <w14:shadow w14:blurRad="50800" w14:dist="50800" w14:dir="5400000" w14:sx="0" w14:sy="0" w14:kx="0" w14:ky="0" w14:algn="ctr">
-                                <w14:schemeClr w14:val="bg1"/>
-                              </w14:shadow>
-                            </w:rPr>
-                          </w:pPr>
-                          <w:r>
-                            <w:rPr>
-                              <w:rFonts w:hint="eastAsia"/>
-                              <w:b/>
-                              <w:bCs/>
-                              <w:iCs/>
-                              <w:color w:val="C9843C"/>
-                              <w:sz w:val="16"/>
-                              <w:szCs w:val="16"/>
-                              <w14:shadow w14:blurRad="50800" w14:dist="50800" w14:dir="5400000" w14:sx="0" w14:sy="0" w14:kx="0" w14:ky="0" w14:algn="ctr">
-                                <w14:schemeClr w14:val="bg1"/>
-                              </w14:shadow>
-                            </w:rPr>
-                            <w:t>offset</w:t>
-                          </w:r>
-                        </w:p>
-                      </w:txbxContent>
-                    </v:textbox>
-                  </v:shape>
-                </v:group>
-                <v:group id="组合 186" o:spid="_x0000_s1073" style="position:absolute;left:12716;top:42;width:6336;height:5722" coordsize="421049,355641" o:gfxdata="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">
-                  <v:roundrect id="圆角矩形 185" o:spid="_x0000_s1074" style="position:absolute;width:421049;height:355641;visibility:visible;mso-wrap-style:square;v-text-anchor:middle" arcsize="10923f" o:gfxdata="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" fillcolor="#eaf3f8" strokecolor="#326485" strokeweight="1pt">
-                    <v:stroke joinstyle="miter"/>
-                  </v:roundrect>
-                  <v:shape id="_x0000_s1075" type="#_x0000_t202" style="position:absolute;left:42528;top:53968;width:335989;height:248192;visibility:visible;mso-wrap-style:square;v-text-anchor:top" o:gfxdata="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" fillcolor="#eaf3f8" stroked="f" strokeweight=".5pt">
-                    <v:textbox inset="0,0,0,0">
-                      <w:txbxContent>
-                        <w:p>
-                          <w:pPr>
-                            <w:spacing w:after="0" w:line="280" w:lineRule="exact"/>
-                            <w:jc w:val="center"/>
-                            <w:rPr>
-                              <w:b/>
-                              <w:bCs/>
-                              <w:i/>
-                              <w:color w:val="326485"/>
-                              <w:sz w:val="16"/>
-                              <w:szCs w:val="16"/>
-                              <w14:shadow w14:blurRad="50800" w14:dist="50800" w14:dir="5400000" w14:sx="0" w14:sy="0" w14:kx="0" w14:ky="0" w14:algn="ctr">
-                                <w14:schemeClr w14:val="bg1"/>
-                              </w14:shadow>
-                            </w:rPr>
-                          </w:pPr>
-                          <m:oMathPara>
-                            <m:oMath>
-                              <m:sSub>
-                                <m:sSubPr>
-                                  <m:ctrlPr>
-                                    <w:rPr>
-                                      <w:rFonts w:ascii="Cambria Math" w:hAnsi="Cambria Math"/>
-                                      <w:b/>
-                                      <w:bCs/>
-                                      <w:i/>
-                                      <w:color w:val="326485"/>
-                                      <w:sz w:val="16"/>
-                                      <w:szCs w:val="16"/>
-                                      <w14:shadow w14:blurRad="50800" w14:dist="50800" w14:dir="5400000" w14:sx="0" w14:sy="0" w14:kx="0" w14:ky="0" w14:algn="ctr">
-                                        <w14:schemeClr w14:val="bg1"/>
-                                      </w14:shadow>
-                                    </w:rPr>
-                                  </m:ctrlPr>
-                                </m:sSubPr>
-                                <m:e>
-                                  <m:r>
-                                    <m:rPr>
-                                      <m:sty m:val="bi"/>
-                                    </m:rPr>
-                                    <w:rPr>
-                                      <w:rFonts w:ascii="Cambria Math" w:hAnsi="Cambria Math"/>
-                                      <w:color w:val="326485"/>
-                                      <w:sz w:val="16"/>
-                                      <w:szCs w:val="16"/>
-                                      <w14:shadow w14:blurRad="50800" w14:dist="50800" w14:dir="5400000" w14:sx="0" w14:sy="0" w14:kx="0" w14:ky="0" w14:algn="ctr">
-                                        <w14:schemeClr w14:val="bg1"/>
-                                      </w14:shadow>
-                                    </w:rPr>
-                                    <m:t>d</m:t>
-                                  </m:r>
-                                </m:e>
-                                <m:sub>
-                                  <m:r>
-                                    <m:rPr>
-                                      <m:sty m:val="bi"/>
-                                    </m:rPr>
-                                    <w:rPr>
-                                      <w:rFonts w:ascii="Cambria Math" w:hAnsi="Cambria Math"/>
-                                      <w:color w:val="326485"/>
-                                      <w:sz w:val="16"/>
-                                      <w:szCs w:val="16"/>
-                                      <w14:shadow w14:blurRad="50800" w14:dist="50800" w14:dir="5400000" w14:sx="0" w14:sy="0" w14:kx="0" w14:ky="0" w14:algn="ctr">
-                                        <w14:schemeClr w14:val="bg1"/>
-                                      </w14:shadow>
-                                    </w:rPr>
-                                    <m:t>j</m:t>
-                                  </m:r>
-                                </m:sub>
-                              </m:sSub>
-                            </m:oMath>
-                          </m:oMathPara>
-                        </w:p>
-                        <w:p>
-                          <w:pPr>
-                            <w:spacing w:after="0" w:line="280" w:lineRule="exact"/>
-                            <w:jc w:val="center"/>
-                            <w:rPr>
-                              <w:b/>
-                              <w:bCs/>
-                              <w:iCs/>
-                              <w:color w:val="326485"/>
-                              <w:sz w:val="16"/>
-                              <w:szCs w:val="16"/>
-                              <w14:shadow w14:blurRad="50800" w14:dist="50800" w14:dir="5400000" w14:sx="0" w14:sy="0" w14:kx="0" w14:ky="0" w14:algn="ctr">
-                                <w14:schemeClr w14:val="bg1"/>
-                              </w14:shadow>
-                            </w:rPr>
-                          </w:pPr>
-                          <w:r>
-                            <w:rPr>
-                              <w:rFonts w:hint="eastAsia"/>
-                              <w:b/>
-                              <w:bCs/>
-                              <w:iCs/>
-                              <w:color w:val="326485"/>
-                              <w:sz w:val="16"/>
-                              <w:szCs w:val="16"/>
-                              <w14:shadow w14:blurRad="50800" w14:dist="50800" w14:dir="5400000" w14:sx="0" w14:sy="0" w14:kx="0" w14:ky="0" w14:algn="ctr">
-                                <w14:schemeClr w14:val="bg1"/>
-                              </w14:shadow>
-                            </w:rPr>
-                            <w:t>sign d.</w:t>
-                          </w:r>
-                        </w:p>
-                      </w:txbxContent>
-                    </v:textbox>
-                  </v:shape>
-                </v:group>
-                <v:group id="组合 186" o:spid="_x0000_s1076" style="position:absolute;left:19053;top:42;width:6336;height:5722" coordsize="421049,355641" o:gfxdata="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">
-                  <v:roundrect id="圆角矩形 185" o:spid="_x0000_s1077" style="position:absolute;width:421049;height:355641;visibility:visible;mso-wrap-style:square;v-text-anchor:middle" arcsize="10923f" o:gfxdata="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" fillcolor="#f2edf7" strokecolor="#574078" strokeweight="1pt">
-                    <v:stroke joinstyle="miter"/>
-                  </v:roundrect>
-                  <v:shape id="_x0000_s1078" type="#_x0000_t202" style="position:absolute;left:42528;top:53968;width:335989;height:248192;visibility:visible;mso-wrap-style:square;v-text-anchor:top" o:gfxdata="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" fillcolor="#f2edf7" stroked="f" strokeweight=".5pt">
-                    <v:textbox inset="0,0,0,0">
-                      <w:txbxContent>
-                        <w:p>
-                          <w:pPr>
-                            <w:spacing w:after="0" w:line="280" w:lineRule="exact"/>
-                            <w:jc w:val="center"/>
-                            <w:rPr>
-                              <w:b/>
-                              <w:bCs/>
-                              <w:i/>
-                              <w:color w:val="574078"/>
-                              <w:sz w:val="16"/>
-                              <w:szCs w:val="16"/>
-                              <w14:shadow w14:blurRad="50800" w14:dist="50800" w14:dir="5400000" w14:sx="0" w14:sy="0" w14:kx="0" w14:ky="0" w14:algn="ctr">
-                                <w14:schemeClr w14:val="bg1"/>
-                              </w14:shadow>
-                            </w:rPr>
-                          </w:pPr>
-                          <m:oMathPara>
-                            <m:oMath>
-                              <m:sSub>
-                                <m:sSubPr>
-                                  <m:ctrlPr>
-                                    <w:rPr>
-                                      <w:rFonts w:ascii="Cambria Math" w:hAnsi="Cambria Math"/>
-                                      <w:b/>
-                                      <w:bCs/>
-                                      <w:i/>
-                                      <w:color w:val="574078"/>
-                                      <w:sz w:val="16"/>
-                                      <w:szCs w:val="16"/>
-                                      <w14:shadow w14:blurRad="50800" w14:dist="50800" w14:dir="5400000" w14:sx="0" w14:sy="0" w14:kx="0" w14:ky="0" w14:algn="ctr">
-                                        <w14:schemeClr w14:val="bg1"/>
-                                      </w14:shadow>
-                                    </w:rPr>
-                                  </m:ctrlPr>
-                                </m:sSubPr>
-                                <m:e>
-                                  <m:r>
-                                    <m:rPr>
-                                      <m:sty m:val="bi"/>
-                                    </m:rPr>
-                                    <w:rPr>
-                                      <w:rFonts w:ascii="Cambria Math" w:hAnsi="Cambria Math"/>
-                                      <w:color w:val="574078"/>
-                                      <w:sz w:val="16"/>
-                                      <w:szCs w:val="16"/>
-                                      <w14:shadow w14:blurRad="50800" w14:dist="50800" w14:dir="5400000" w14:sx="0" w14:sy="0" w14:kx="0" w14:ky="0" w14:algn="ctr">
-                                        <w14:schemeClr w14:val="bg1"/>
-                                      </w14:shadow>
-                                    </w:rPr>
-                                    <m:t>n</m:t>
-                                  </m:r>
-                                </m:e>
-                                <m:sub>
-                                  <m:r>
-                                    <m:rPr>
-                                      <m:sty m:val="bi"/>
-                                    </m:rPr>
-                                    <w:rPr>
-                                      <w:rFonts w:ascii="Cambria Math" w:hAnsi="Cambria Math"/>
-                                      <w:color w:val="574078"/>
-                                      <w:sz w:val="16"/>
-                                      <w:szCs w:val="16"/>
-                                      <w14:shadow w14:blurRad="50800" w14:dist="50800" w14:dir="5400000" w14:sx="0" w14:sy="0" w14:kx="0" w14:ky="0" w14:algn="ctr">
-                                        <w14:schemeClr w14:val="bg1"/>
-                                      </w14:shadow>
-                                    </w:rPr>
-                                    <m:t>j</m:t>
-                                  </m:r>
-                                </m:sub>
-                              </m:sSub>
-                            </m:oMath>
-                          </m:oMathPara>
-                        </w:p>
-                        <w:p>
-                          <w:pPr>
-                            <w:spacing w:after="0" w:line="280" w:lineRule="exact"/>
-                            <w:jc w:val="center"/>
-                            <w:rPr>
-                              <w:b/>
-                              <w:bCs/>
-                              <w:iCs/>
-                              <w:color w:val="574078"/>
-                              <w:sz w:val="16"/>
-                              <w:szCs w:val="16"/>
-                              <w14:shadow w14:blurRad="50800" w14:dist="50800" w14:dir="5400000" w14:sx="0" w14:sy="0" w14:kx="0" w14:ky="0" w14:algn="ctr">
-                                <w14:schemeClr w14:val="bg1"/>
-                              </w14:shadow>
-                            </w:rPr>
-                          </w:pPr>
-                          <w:r>
-                            <w:rPr>
-                              <w:rFonts w:hint="eastAsia"/>
-                              <w:b/>
-                              <w:bCs/>
-                              <w:iCs/>
-                              <w:color w:val="574078"/>
-                              <w:sz w:val="16"/>
-                              <w:szCs w:val="16"/>
-                              <w14:shadow w14:blurRad="50800" w14:dist="50800" w14:dir="5400000" w14:sx="0" w14:sy="0" w14:kx="0" w14:ky="0" w14:algn="ctr">
-                                <w14:schemeClr w14:val="bg1"/>
-                              </w14:shadow>
-                            </w:rPr>
-                            <w:t>normal</w:t>
-                          </w:r>
-                        </w:p>
-                      </w:txbxContent>
-                    </v:textbox>
-                  </v:shape>
-                </v:group>
-              </v:group>
             </w:pict>
           </mc:Fallback>
         </mc:AlternateContent>
@@ -5256,15 +4014,15 @@
         <mc:AlternateContent>
           <mc:Choice Requires="wps">
             <w:drawing>
-              <wp:anchor distT="0" distB="0" distL="114300" distR="114300" simplePos="0" relativeHeight="251717632" behindDoc="0" locked="0" layoutInCell="1" allowOverlap="1" wp14:anchorId="552CE4BA" wp14:editId="0B0DD707">
+              <wp:anchor distT="0" distB="0" distL="114300" distR="114300" simplePos="0" relativeHeight="251706368" behindDoc="0" locked="0" layoutInCell="1" allowOverlap="1" wp14:anchorId="552CE4BA" wp14:editId="2478FACB">
                 <wp:simplePos x="0" y="0"/>
                 <wp:positionH relativeFrom="column">
-                  <wp:posOffset>4835112</wp:posOffset>
+                  <wp:posOffset>4834890</wp:posOffset>
                 </wp:positionH>
                 <wp:positionV relativeFrom="paragraph">
-                  <wp:posOffset>680158</wp:posOffset>
+                  <wp:posOffset>584965</wp:posOffset>
                 </wp:positionV>
-                <wp:extent cx="471949" cy="0"/>
+                <wp:extent cx="471805" cy="0"/>
                 <wp:effectExtent l="0" t="63500" r="0" b="63500"/>
                 <wp:wrapNone/>
                 <wp:docPr id="844662612" name="直线箭头连接符 189"/>
@@ -5276,7 +4034,7 @@
                       <wps:spPr>
                         <a:xfrm>
                           <a:off x="0" y="0"/>
-                          <a:ext cx="471949" cy="0"/>
+                          <a:ext cx="471805" cy="0"/>
                         </a:xfrm>
                         <a:prstGeom prst="straightConnector1">
                           <a:avLst/>
@@ -5311,7 +4069,7 @@
           </mc:Choice>
           <mc:Fallback>
             <w:pict>
-              <v:shape w14:anchorId="1D20BA1D" id="直线箭头连接符 189" o:spid="_x0000_s1026" type="#_x0000_t32" style="position:absolute;margin-left:380.7pt;margin-top:53.55pt;width:37.15pt;height:0;z-index:251717632;visibility:visible;mso-wrap-style:square;mso-wrap-distance-left:9pt;mso-wrap-distance-top:0;mso-wrap-distance-right:9pt;mso-wrap-distance-bottom:0;mso-position-horizontal:absolute;mso-position-horizontal-relative:text;mso-position-vertical:absolute;mso-position-vertical-relative:text" o:gfxdata="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" strokecolor="#c9843c" strokeweight="1.5pt">
+              <v:shape w14:anchorId="63AE2263" id="直线箭头连接符 189" o:spid="_x0000_s1026" type="#_x0000_t32" style="position:absolute;margin-left:380.7pt;margin-top:46.05pt;width:37.15pt;height:0;z-index:251706368;visibility:visible;mso-wrap-style:square;mso-wrap-distance-left:9pt;mso-wrap-distance-top:0;mso-wrap-distance-right:9pt;mso-wrap-distance-bottom:0;mso-position-horizontal:absolute;mso-position-horizontal-relative:text;mso-position-vertical:absolute;mso-position-vertical-relative:text" o:gfxdata="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" strokecolor="#c9843c" strokeweight="1.5pt">
                 <v:stroke endarrow="block" joinstyle="miter"/>
               </v:shape>
             </w:pict>
@@ -5323,9 +4081,1325 @@
           <w:noProof/>
         </w:rPr>
         <mc:AlternateContent>
+          <mc:Choice Requires="wpg">
+            <w:drawing>
+              <wp:anchor distT="0" distB="0" distL="114300" distR="114300" simplePos="0" relativeHeight="251794432" behindDoc="0" locked="0" layoutInCell="1" allowOverlap="1" wp14:anchorId="3B03E265" wp14:editId="5039F305">
+                <wp:simplePos x="0" y="0"/>
+                <wp:positionH relativeFrom="column">
+                  <wp:posOffset>5424170</wp:posOffset>
+                </wp:positionH>
+                <wp:positionV relativeFrom="paragraph">
+                  <wp:posOffset>328425</wp:posOffset>
+                </wp:positionV>
+                <wp:extent cx="2538730" cy="649450"/>
+                <wp:effectExtent l="0" t="0" r="13970" b="11430"/>
+                <wp:wrapNone/>
+                <wp:docPr id="567120137" name="组合 231"/>
+                <wp:cNvGraphicFramePr/>
+                <a:graphic xmlns:a="http://schemas.openxmlformats.org/drawingml/2006/main">
+                  <a:graphicData uri="http://schemas.microsoft.com/office/word/2010/wordprocessingGroup">
+                    <wpg:wgp>
+                      <wpg:cNvGrpSpPr/>
+                      <wpg:grpSpPr>
+                        <a:xfrm>
+                          <a:off x="0" y="0"/>
+                          <a:ext cx="2538730" cy="649450"/>
+                          <a:chOff x="0" y="0"/>
+                          <a:chExt cx="2538730" cy="649450"/>
+                        </a:xfrm>
+                      </wpg:grpSpPr>
+                      <wpg:grpSp>
+                        <wpg:cNvPr id="2071833052" name="组合 187"/>
+                        <wpg:cNvGrpSpPr/>
+                        <wpg:grpSpPr>
+                          <a:xfrm>
+                            <a:off x="0" y="0"/>
+                            <a:ext cx="2538730" cy="519158"/>
+                            <a:chOff x="0" y="0"/>
+                            <a:chExt cx="2538980" cy="576484"/>
+                          </a:xfrm>
+                        </wpg:grpSpPr>
+                        <wpg:grpSp>
+                          <wpg:cNvPr id="796087481" name="组合 186"/>
+                          <wpg:cNvGrpSpPr/>
+                          <wpg:grpSpPr>
+                            <a:xfrm>
+                              <a:off x="637953" y="4253"/>
+                              <a:ext cx="633626" cy="572231"/>
+                              <a:chOff x="0" y="0"/>
+                              <a:chExt cx="421049" cy="355641"/>
+                            </a:xfrm>
+                          </wpg:grpSpPr>
+                          <wps:wsp>
+                            <wps:cNvPr id="1832534751" name="圆角矩形 185"/>
+                            <wps:cNvSpPr/>
+                            <wps:spPr>
+                              <a:xfrm>
+                                <a:off x="0" y="0"/>
+                                <a:ext cx="421049" cy="355641"/>
+                              </a:xfrm>
+                              <a:prstGeom prst="roundRect">
+                                <a:avLst/>
+                              </a:prstGeom>
+                              <a:solidFill>
+                                <a:srgbClr val="E6F3F0"/>
+                              </a:solidFill>
+                              <a:ln>
+                                <a:solidFill>
+                                  <a:srgbClr val="3E756F"/>
+                                </a:solidFill>
+                              </a:ln>
+                            </wps:spPr>
+                            <wps:style>
+                              <a:lnRef idx="2">
+                                <a:schemeClr val="accent1">
+                                  <a:shade val="15000"/>
+                                </a:schemeClr>
+                              </a:lnRef>
+                              <a:fillRef idx="1">
+                                <a:schemeClr val="accent1"/>
+                              </a:fillRef>
+                              <a:effectRef idx="0">
+                                <a:schemeClr val="accent1"/>
+                              </a:effectRef>
+                              <a:fontRef idx="minor">
+                                <a:schemeClr val="lt1"/>
+                              </a:fontRef>
+                            </wps:style>
+                            <wps:bodyPr rot="0" spcFirstLastPara="0" vertOverflow="overflow" horzOverflow="overflow" vert="horz" wrap="square" lIns="91440" tIns="45720" rIns="91440" bIns="45720" numCol="1" spcCol="0" rtlCol="0" fromWordArt="0" anchor="ctr" anchorCtr="0" forceAA="0" compatLnSpc="1">
+                              <a:prstTxWarp prst="textNoShape">
+                                <a:avLst/>
+                              </a:prstTxWarp>
+                              <a:noAutofit/>
+                            </wps:bodyPr>
+                          </wps:wsp>
+                          <wps:wsp>
+                            <wps:cNvPr id="1067674170" name="文本框 5"/>
+                            <wps:cNvSpPr txBox="1"/>
+                            <wps:spPr>
+                              <a:xfrm>
+                                <a:off x="42528" y="35249"/>
+                                <a:ext cx="335989" cy="248192"/>
+                              </a:xfrm>
+                              <a:prstGeom prst="rect">
+                                <a:avLst/>
+                              </a:prstGeom>
+                              <a:solidFill>
+                                <a:srgbClr val="E6F3F0"/>
+                              </a:solidFill>
+                              <a:ln w="6350">
+                                <a:noFill/>
+                              </a:ln>
+                            </wps:spPr>
+                            <wps:txbx>
+                              <w:txbxContent>
+                                <w:p>
+                                  <w:pPr>
+                                    <w:spacing w:after="0" w:line="280" w:lineRule="exact"/>
+                                    <w:jc w:val="center"/>
+                                    <w:rPr>
+                                      <w:b/>
+                                      <w:bCs/>
+                                      <w:i/>
+                                      <w:color w:val="3E756F"/>
+                                      <w:sz w:val="16"/>
+                                      <w:szCs w:val="16"/>
+                                      <w14:shadow w14:blurRad="50800" w14:dist="50800" w14:dir="5400000" w14:sx="0" w14:sy="0" w14:kx="0" w14:ky="0" w14:algn="ctr">
+                                        <w14:schemeClr w14:val="bg1"/>
+                                      </w14:shadow>
+                                    </w:rPr>
+                                  </w:pPr>
+                                  <m:oMathPara>
+                                    <m:oMath>
+                                      <m:sSub>
+                                        <m:sSubPr>
+                                          <m:ctrlPr>
+                                            <w:rPr>
+                                              <w:rFonts w:ascii="Cambria Math" w:hAnsi="Cambria Math"/>
+                                              <w:b/>
+                                              <w:bCs/>
+                                              <w:i/>
+                                              <w:color w:val="3E756F"/>
+                                              <w:sz w:val="16"/>
+                                              <w:szCs w:val="16"/>
+                                              <w14:shadow w14:blurRad="50800" w14:dist="50800" w14:dir="5400000" w14:sx="0" w14:sy="0" w14:kx="0" w14:ky="0" w14:algn="ctr">
+                                                <w14:schemeClr w14:val="bg1"/>
+                                              </w14:shadow>
+                                            </w:rPr>
+                                          </m:ctrlPr>
+                                        </m:sSubPr>
+                                        <m:e>
+                                          <m:r>
+                                            <m:rPr>
+                                              <m:sty m:val="bi"/>
+                                            </m:rPr>
+                                            <w:rPr>
+                                              <w:rFonts w:ascii="Cambria Math" w:hAnsi="Cambria Math" w:hint="eastAsia"/>
+                                              <w:color w:val="3E756F"/>
+                                              <w:sz w:val="16"/>
+                                              <w:szCs w:val="16"/>
+                                              <w14:shadow w14:blurRad="50800" w14:dist="50800" w14:dir="5400000" w14:sx="0" w14:sy="0" w14:kx="0" w14:ky="0" w14:algn="ctr">
+                                                <w14:schemeClr w14:val="bg1"/>
+                                              </w14:shadow>
+                                            </w:rPr>
+                                            <m:t>b</m:t>
+                                          </m:r>
+                                        </m:e>
+                                        <m:sub>
+                                          <m:r>
+                                            <m:rPr>
+                                              <m:sty m:val="bi"/>
+                                            </m:rPr>
+                                            <w:rPr>
+                                              <w:rFonts w:ascii="Cambria Math" w:hAnsi="Cambria Math"/>
+                                              <w:color w:val="3E756F"/>
+                                              <w:sz w:val="16"/>
+                                              <w:szCs w:val="16"/>
+                                              <w14:shadow w14:blurRad="50800" w14:dist="50800" w14:dir="5400000" w14:sx="0" w14:sy="0" w14:kx="0" w14:ky="0" w14:algn="ctr">
+                                                <w14:schemeClr w14:val="bg1"/>
+                                              </w14:shadow>
+                                            </w:rPr>
+                                            <m:t>j</m:t>
+                                          </m:r>
+                                        </m:sub>
+                                      </m:sSub>
+                                    </m:oMath>
+                                  </m:oMathPara>
+                                </w:p>
+                                <w:p>
+                                  <w:pPr>
+                                    <w:spacing w:after="0" w:line="280" w:lineRule="exact"/>
+                                    <w:jc w:val="center"/>
+                                    <w:rPr>
+                                      <w:b/>
+                                      <w:bCs/>
+                                      <w:iCs/>
+                                      <w:color w:val="3E756F"/>
+                                      <w:sz w:val="16"/>
+                                      <w:szCs w:val="16"/>
+                                      <w14:shadow w14:blurRad="50800" w14:dist="50800" w14:dir="5400000" w14:sx="0" w14:sy="0" w14:kx="0" w14:ky="0" w14:algn="ctr">
+                                        <w14:schemeClr w14:val="bg1"/>
+                                      </w14:shadow>
+                                    </w:rPr>
+                                  </w:pPr>
+                                  <w:r>
+                                    <w:rPr>
+                                      <w:rFonts w:hint="eastAsia"/>
+                                      <w:b/>
+                                      <w:bCs/>
+                                      <w:iCs/>
+                                      <w:color w:val="3E756F"/>
+                                      <w:sz w:val="16"/>
+                                      <w:szCs w:val="16"/>
+                                      <w14:shadow w14:blurRad="50800" w14:dist="50800" w14:dir="5400000" w14:sx="0" w14:sy="0" w14:kx="0" w14:ky="0" w14:algn="ctr">
+                                        <w14:schemeClr w14:val="bg1"/>
+                                      </w14:shadow>
+                                    </w:rPr>
+                                    <w:t>axis flags</w:t>
+                                  </w:r>
+                                </w:p>
+                              </w:txbxContent>
+                            </wps:txbx>
+                            <wps:bodyPr rot="0" spcFirstLastPara="0" vertOverflow="overflow" horzOverflow="overflow" vert="horz" wrap="square" lIns="0" tIns="0" rIns="0" bIns="0" numCol="1" spcCol="0" rtlCol="0" fromWordArt="0" anchor="t" anchorCtr="0" forceAA="0" compatLnSpc="1">
+                              <a:prstTxWarp prst="textNoShape">
+                                <a:avLst/>
+                              </a:prstTxWarp>
+                              <a:noAutofit/>
+                            </wps:bodyPr>
+                          </wps:wsp>
+                        </wpg:grpSp>
+                        <wpg:grpSp>
+                          <wpg:cNvPr id="1151831498" name="组合 186"/>
+                          <wpg:cNvGrpSpPr/>
+                          <wpg:grpSpPr>
+                            <a:xfrm>
+                              <a:off x="0" y="0"/>
+                              <a:ext cx="633095" cy="572135"/>
+                              <a:chOff x="0" y="0"/>
+                              <a:chExt cx="421049" cy="355641"/>
+                            </a:xfrm>
+                          </wpg:grpSpPr>
+                          <wps:wsp>
+                            <wps:cNvPr id="726638118" name="圆角矩形 185"/>
+                            <wps:cNvSpPr/>
+                            <wps:spPr>
+                              <a:xfrm>
+                                <a:off x="0" y="0"/>
+                                <a:ext cx="421049" cy="355641"/>
+                              </a:xfrm>
+                              <a:prstGeom prst="roundRect">
+                                <a:avLst/>
+                              </a:prstGeom>
+                              <a:solidFill>
+                                <a:srgbClr val="F8E9D6"/>
+                              </a:solidFill>
+                              <a:ln>
+                                <a:solidFill>
+                                  <a:srgbClr val="C9843C"/>
+                                </a:solidFill>
+                              </a:ln>
+                            </wps:spPr>
+                            <wps:style>
+                              <a:lnRef idx="2">
+                                <a:schemeClr val="accent1">
+                                  <a:shade val="15000"/>
+                                </a:schemeClr>
+                              </a:lnRef>
+                              <a:fillRef idx="1">
+                                <a:schemeClr val="accent1"/>
+                              </a:fillRef>
+                              <a:effectRef idx="0">
+                                <a:schemeClr val="accent1"/>
+                              </a:effectRef>
+                              <a:fontRef idx="minor">
+                                <a:schemeClr val="lt1"/>
+                              </a:fontRef>
+                            </wps:style>
+                            <wps:bodyPr rot="0" spcFirstLastPara="0" vertOverflow="overflow" horzOverflow="overflow" vert="horz" wrap="square" lIns="91440" tIns="45720" rIns="91440" bIns="45720" numCol="1" spcCol="0" rtlCol="0" fromWordArt="0" anchor="ctr" anchorCtr="0" forceAA="0" compatLnSpc="1">
+                              <a:prstTxWarp prst="textNoShape">
+                                <a:avLst/>
+                              </a:prstTxWarp>
+                              <a:noAutofit/>
+                            </wps:bodyPr>
+                          </wps:wsp>
+                          <wps:wsp>
+                            <wps:cNvPr id="452114968" name="文本框 5"/>
+                            <wps:cNvSpPr txBox="1"/>
+                            <wps:spPr>
+                              <a:xfrm>
+                                <a:off x="42528" y="35247"/>
+                                <a:ext cx="335989" cy="248192"/>
+                              </a:xfrm>
+                              <a:prstGeom prst="rect">
+                                <a:avLst/>
+                              </a:prstGeom>
+                              <a:solidFill>
+                                <a:srgbClr val="F8E9D6"/>
+                              </a:solidFill>
+                              <a:ln w="6350">
+                                <a:noFill/>
+                              </a:ln>
+                            </wps:spPr>
+                            <wps:txbx>
+                              <w:txbxContent>
+                                <w:p>
+                                  <w:pPr>
+                                    <w:spacing w:after="0" w:line="280" w:lineRule="exact"/>
+                                    <w:jc w:val="center"/>
+                                    <w:rPr>
+                                      <w:b/>
+                                      <w:bCs/>
+                                      <w:i/>
+                                      <w:color w:val="C9843C"/>
+                                      <w:sz w:val="16"/>
+                                      <w:szCs w:val="16"/>
+                                      <w14:shadow w14:blurRad="50800" w14:dist="50800" w14:dir="5400000" w14:sx="0" w14:sy="0" w14:kx="0" w14:ky="0" w14:algn="ctr">
+                                        <w14:schemeClr w14:val="bg1"/>
+                                      </w14:shadow>
+                                    </w:rPr>
+                                  </w:pPr>
+                                  <m:oMathPara>
+                                    <m:oMath>
+                                      <m:sSub>
+                                        <m:sSubPr>
+                                          <m:ctrlPr>
+                                            <w:rPr>
+                                              <w:rFonts w:ascii="Cambria Math" w:hAnsi="Cambria Math"/>
+                                              <w:b/>
+                                              <w:bCs/>
+                                              <w:i/>
+                                              <w:color w:val="C9843C"/>
+                                              <w:sz w:val="16"/>
+                                              <w:szCs w:val="16"/>
+                                              <w14:shadow w14:blurRad="50800" w14:dist="50800" w14:dir="5400000" w14:sx="0" w14:sy="0" w14:kx="0" w14:ky="0" w14:algn="ctr">
+                                                <w14:schemeClr w14:val="bg1"/>
+                                              </w14:shadow>
+                                            </w:rPr>
+                                          </m:ctrlPr>
+                                        </m:sSubPr>
+                                        <m:e>
+                                          <m:r>
+                                            <m:rPr>
+                                              <m:sty m:val="bi"/>
+                                            </m:rPr>
+                                            <w:rPr>
+                                              <w:rFonts w:ascii="Cambria Math" w:hAnsi="Cambria Math" w:hint="eastAsia"/>
+                                              <w:color w:val="C9843C"/>
+                                              <w:sz w:val="16"/>
+                                              <w:szCs w:val="16"/>
+                                              <w14:shadow w14:blurRad="50800" w14:dist="50800" w14:dir="5400000" w14:sx="0" w14:sy="0" w14:kx="0" w14:ky="0" w14:algn="ctr">
+                                                <w14:schemeClr w14:val="bg1"/>
+                                              </w14:shadow>
+                                            </w:rPr>
+                                            <m:t>v</m:t>
+                                          </m:r>
+                                        </m:e>
+                                        <m:sub>
+                                          <m:r>
+                                            <m:rPr>
+                                              <m:sty m:val="bi"/>
+                                            </m:rPr>
+                                            <w:rPr>
+                                              <w:rFonts w:ascii="Cambria Math" w:hAnsi="Cambria Math"/>
+                                              <w:color w:val="C9843C"/>
+                                              <w:sz w:val="16"/>
+                                              <w:szCs w:val="16"/>
+                                              <w14:shadow w14:blurRad="50800" w14:dist="50800" w14:dir="5400000" w14:sx="0" w14:sy="0" w14:kx="0" w14:ky="0" w14:algn="ctr">
+                                                <w14:schemeClr w14:val="bg1"/>
+                                              </w14:shadow>
+                                            </w:rPr>
+                                            <m:t>j</m:t>
+                                          </m:r>
+                                        </m:sub>
+                                      </m:sSub>
+                                    </m:oMath>
+                                  </m:oMathPara>
+                                </w:p>
+                                <w:p>
+                                  <w:pPr>
+                                    <w:spacing w:after="0" w:line="280" w:lineRule="exact"/>
+                                    <w:jc w:val="center"/>
+                                    <w:rPr>
+                                      <w:b/>
+                                      <w:bCs/>
+                                      <w:iCs/>
+                                      <w:color w:val="C9843C"/>
+                                      <w:sz w:val="16"/>
+                                      <w:szCs w:val="16"/>
+                                      <w14:shadow w14:blurRad="50800" w14:dist="50800" w14:dir="5400000" w14:sx="0" w14:sy="0" w14:kx="0" w14:ky="0" w14:algn="ctr">
+                                        <w14:schemeClr w14:val="bg1"/>
+                                      </w14:shadow>
+                                    </w:rPr>
+                                  </w:pPr>
+                                  <w:r>
+                                    <w:rPr>
+                                      <w:rFonts w:hint="eastAsia"/>
+                                      <w:b/>
+                                      <w:bCs/>
+                                      <w:iCs/>
+                                      <w:color w:val="C9843C"/>
+                                      <w:sz w:val="16"/>
+                                      <w:szCs w:val="16"/>
+                                      <w14:shadow w14:blurRad="50800" w14:dist="50800" w14:dir="5400000" w14:sx="0" w14:sy="0" w14:kx="0" w14:ky="0" w14:algn="ctr">
+                                        <w14:schemeClr w14:val="bg1"/>
+                                      </w14:shadow>
+                                    </w:rPr>
+                                    <w:t>offset</w:t>
+                                  </w:r>
+                                </w:p>
+                              </w:txbxContent>
+                            </wps:txbx>
+                            <wps:bodyPr rot="0" spcFirstLastPara="0" vertOverflow="overflow" horzOverflow="overflow" vert="horz" wrap="square" lIns="0" tIns="0" rIns="0" bIns="0" numCol="1" spcCol="0" rtlCol="0" fromWordArt="0" anchor="t" anchorCtr="0" forceAA="0" compatLnSpc="1">
+                              <a:prstTxWarp prst="textNoShape">
+                                <a:avLst/>
+                              </a:prstTxWarp>
+                              <a:noAutofit/>
+                            </wps:bodyPr>
+                          </wps:wsp>
+                        </wpg:grpSp>
+                        <wpg:grpSp>
+                          <wpg:cNvPr id="1530883766" name="组合 186"/>
+                          <wpg:cNvGrpSpPr/>
+                          <wpg:grpSpPr>
+                            <a:xfrm>
+                              <a:off x="1271653" y="4253"/>
+                              <a:ext cx="633626" cy="572231"/>
+                              <a:chOff x="0" y="0"/>
+                              <a:chExt cx="421049" cy="355641"/>
+                            </a:xfrm>
+                          </wpg:grpSpPr>
+                          <wps:wsp>
+                            <wps:cNvPr id="1199429088" name="圆角矩形 185"/>
+                            <wps:cNvSpPr/>
+                            <wps:spPr>
+                              <a:xfrm>
+                                <a:off x="0" y="0"/>
+                                <a:ext cx="421049" cy="355641"/>
+                              </a:xfrm>
+                              <a:prstGeom prst="roundRect">
+                                <a:avLst/>
+                              </a:prstGeom>
+                              <a:solidFill>
+                                <a:srgbClr val="EAF3F8"/>
+                              </a:solidFill>
+                              <a:ln>
+                                <a:solidFill>
+                                  <a:srgbClr val="326485"/>
+                                </a:solidFill>
+                              </a:ln>
+                            </wps:spPr>
+                            <wps:style>
+                              <a:lnRef idx="2">
+                                <a:schemeClr val="accent1">
+                                  <a:shade val="15000"/>
+                                </a:schemeClr>
+                              </a:lnRef>
+                              <a:fillRef idx="1">
+                                <a:schemeClr val="accent1"/>
+                              </a:fillRef>
+                              <a:effectRef idx="0">
+                                <a:schemeClr val="accent1"/>
+                              </a:effectRef>
+                              <a:fontRef idx="minor">
+                                <a:schemeClr val="lt1"/>
+                              </a:fontRef>
+                            </wps:style>
+                            <wps:bodyPr rot="0" spcFirstLastPara="0" vertOverflow="overflow" horzOverflow="overflow" vert="horz" wrap="square" lIns="91440" tIns="45720" rIns="91440" bIns="45720" numCol="1" spcCol="0" rtlCol="0" fromWordArt="0" anchor="ctr" anchorCtr="0" forceAA="0" compatLnSpc="1">
+                              <a:prstTxWarp prst="textNoShape">
+                                <a:avLst/>
+                              </a:prstTxWarp>
+                              <a:noAutofit/>
+                            </wps:bodyPr>
+                          </wps:wsp>
+                          <wps:wsp>
+                            <wps:cNvPr id="64057720" name="文本框 5"/>
+                            <wps:cNvSpPr txBox="1"/>
+                            <wps:spPr>
+                              <a:xfrm>
+                                <a:off x="42528" y="35249"/>
+                                <a:ext cx="335989" cy="248192"/>
+                              </a:xfrm>
+                              <a:prstGeom prst="rect">
+                                <a:avLst/>
+                              </a:prstGeom>
+                              <a:solidFill>
+                                <a:srgbClr val="EAF3F8"/>
+                              </a:solidFill>
+                              <a:ln w="6350">
+                                <a:noFill/>
+                              </a:ln>
+                            </wps:spPr>
+                            <wps:txbx>
+                              <w:txbxContent>
+                                <w:p>
+                                  <w:pPr>
+                                    <w:spacing w:after="0" w:line="280" w:lineRule="exact"/>
+                                    <w:jc w:val="center"/>
+                                    <w:rPr>
+                                      <w:b/>
+                                      <w:bCs/>
+                                      <w:i/>
+                                      <w:color w:val="326485"/>
+                                      <w:sz w:val="16"/>
+                                      <w:szCs w:val="16"/>
+                                      <w14:shadow w14:blurRad="50800" w14:dist="50800" w14:dir="5400000" w14:sx="0" w14:sy="0" w14:kx="0" w14:ky="0" w14:algn="ctr">
+                                        <w14:schemeClr w14:val="bg1"/>
+                                      </w14:shadow>
+                                    </w:rPr>
+                                  </w:pPr>
+                                  <m:oMathPara>
+                                    <m:oMath>
+                                      <m:sSub>
+                                        <m:sSubPr>
+                                          <m:ctrlPr>
+                                            <w:rPr>
+                                              <w:rFonts w:ascii="Cambria Math" w:hAnsi="Cambria Math"/>
+                                              <w:b/>
+                                              <w:bCs/>
+                                              <w:i/>
+                                              <w:color w:val="326485"/>
+                                              <w:sz w:val="16"/>
+                                              <w:szCs w:val="16"/>
+                                              <w14:shadow w14:blurRad="50800" w14:dist="50800" w14:dir="5400000" w14:sx="0" w14:sy="0" w14:kx="0" w14:ky="0" w14:algn="ctr">
+                                                <w14:schemeClr w14:val="bg1"/>
+                                              </w14:shadow>
+                                            </w:rPr>
+                                          </m:ctrlPr>
+                                        </m:sSubPr>
+                                        <m:e>
+                                          <m:r>
+                                            <m:rPr>
+                                              <m:sty m:val="bi"/>
+                                            </m:rPr>
+                                            <w:rPr>
+                                              <w:rFonts w:ascii="Cambria Math" w:hAnsi="Cambria Math"/>
+                                              <w:color w:val="326485"/>
+                                              <w:sz w:val="16"/>
+                                              <w:szCs w:val="16"/>
+                                              <w14:shadow w14:blurRad="50800" w14:dist="50800" w14:dir="5400000" w14:sx="0" w14:sy="0" w14:kx="0" w14:ky="0" w14:algn="ctr">
+                                                <w14:schemeClr w14:val="bg1"/>
+                                              </w14:shadow>
+                                            </w:rPr>
+                                            <m:t>d</m:t>
+                                          </m:r>
+                                        </m:e>
+                                        <m:sub>
+                                          <m:r>
+                                            <m:rPr>
+                                              <m:sty m:val="bi"/>
+                                            </m:rPr>
+                                            <w:rPr>
+                                              <w:rFonts w:ascii="Cambria Math" w:hAnsi="Cambria Math"/>
+                                              <w:color w:val="326485"/>
+                                              <w:sz w:val="16"/>
+                                              <w:szCs w:val="16"/>
+                                              <w14:shadow w14:blurRad="50800" w14:dist="50800" w14:dir="5400000" w14:sx="0" w14:sy="0" w14:kx="0" w14:ky="0" w14:algn="ctr">
+                                                <w14:schemeClr w14:val="bg1"/>
+                                              </w14:shadow>
+                                            </w:rPr>
+                                            <m:t>j</m:t>
+                                          </m:r>
+                                        </m:sub>
+                                      </m:sSub>
+                                    </m:oMath>
+                                  </m:oMathPara>
+                                </w:p>
+                                <w:p>
+                                  <w:pPr>
+                                    <w:spacing w:after="0" w:line="280" w:lineRule="exact"/>
+                                    <w:jc w:val="center"/>
+                                    <w:rPr>
+                                      <w:b/>
+                                      <w:bCs/>
+                                      <w:iCs/>
+                                      <w:color w:val="326485"/>
+                                      <w:sz w:val="16"/>
+                                      <w:szCs w:val="16"/>
+                                      <w14:shadow w14:blurRad="50800" w14:dist="50800" w14:dir="5400000" w14:sx="0" w14:sy="0" w14:kx="0" w14:ky="0" w14:algn="ctr">
+                                        <w14:schemeClr w14:val="bg1"/>
+                                      </w14:shadow>
+                                    </w:rPr>
+                                  </w:pPr>
+                                  <w:r>
+                                    <w:rPr>
+                                      <w:rFonts w:hint="eastAsia"/>
+                                      <w:b/>
+                                      <w:bCs/>
+                                      <w:iCs/>
+                                      <w:color w:val="326485"/>
+                                      <w:sz w:val="16"/>
+                                      <w:szCs w:val="16"/>
+                                      <w14:shadow w14:blurRad="50800" w14:dist="50800" w14:dir="5400000" w14:sx="0" w14:sy="0" w14:kx="0" w14:ky="0" w14:algn="ctr">
+                                        <w14:schemeClr w14:val="bg1"/>
+                                      </w14:shadow>
+                                    </w:rPr>
+                                    <w:t>sign d.</w:t>
+                                  </w:r>
+                                </w:p>
+                              </w:txbxContent>
+                            </wps:txbx>
+                            <wps:bodyPr rot="0" spcFirstLastPara="0" vertOverflow="overflow" horzOverflow="overflow" vert="horz" wrap="square" lIns="0" tIns="0" rIns="0" bIns="0" numCol="1" spcCol="0" rtlCol="0" fromWordArt="0" anchor="t" anchorCtr="0" forceAA="0" compatLnSpc="1">
+                              <a:prstTxWarp prst="textNoShape">
+                                <a:avLst/>
+                              </a:prstTxWarp>
+                              <a:noAutofit/>
+                            </wps:bodyPr>
+                          </wps:wsp>
+                        </wpg:grpSp>
+                        <wpg:grpSp>
+                          <wpg:cNvPr id="288617783" name="组合 186"/>
+                          <wpg:cNvGrpSpPr/>
+                          <wpg:grpSpPr>
+                            <a:xfrm>
+                              <a:off x="1905354" y="4253"/>
+                              <a:ext cx="633626" cy="572231"/>
+                              <a:chOff x="0" y="0"/>
+                              <a:chExt cx="421049" cy="355641"/>
+                            </a:xfrm>
+                          </wpg:grpSpPr>
+                          <wps:wsp>
+                            <wps:cNvPr id="1445873618" name="圆角矩形 185"/>
+                            <wps:cNvSpPr/>
+                            <wps:spPr>
+                              <a:xfrm>
+                                <a:off x="0" y="0"/>
+                                <a:ext cx="421049" cy="355641"/>
+                              </a:xfrm>
+                              <a:prstGeom prst="roundRect">
+                                <a:avLst/>
+                              </a:prstGeom>
+                              <a:solidFill>
+                                <a:srgbClr val="F2EDF7"/>
+                              </a:solidFill>
+                              <a:ln>
+                                <a:solidFill>
+                                  <a:srgbClr val="574078"/>
+                                </a:solidFill>
+                              </a:ln>
+                            </wps:spPr>
+                            <wps:style>
+                              <a:lnRef idx="2">
+                                <a:schemeClr val="accent1">
+                                  <a:shade val="15000"/>
+                                </a:schemeClr>
+                              </a:lnRef>
+                              <a:fillRef idx="1">
+                                <a:schemeClr val="accent1"/>
+                              </a:fillRef>
+                              <a:effectRef idx="0">
+                                <a:schemeClr val="accent1"/>
+                              </a:effectRef>
+                              <a:fontRef idx="minor">
+                                <a:schemeClr val="lt1"/>
+                              </a:fontRef>
+                            </wps:style>
+                            <wps:bodyPr rot="0" spcFirstLastPara="0" vertOverflow="overflow" horzOverflow="overflow" vert="horz" wrap="square" lIns="91440" tIns="45720" rIns="91440" bIns="45720" numCol="1" spcCol="0" rtlCol="0" fromWordArt="0" anchor="ctr" anchorCtr="0" forceAA="0" compatLnSpc="1">
+                              <a:prstTxWarp prst="textNoShape">
+                                <a:avLst/>
+                              </a:prstTxWarp>
+                              <a:noAutofit/>
+                            </wps:bodyPr>
+                          </wps:wsp>
+                          <wps:wsp>
+                            <wps:cNvPr id="1763769912" name="文本框 5"/>
+                            <wps:cNvSpPr txBox="1"/>
+                            <wps:spPr>
+                              <a:xfrm>
+                                <a:off x="42528" y="35249"/>
+                                <a:ext cx="335989" cy="248192"/>
+                              </a:xfrm>
+                              <a:prstGeom prst="rect">
+                                <a:avLst/>
+                              </a:prstGeom>
+                              <a:solidFill>
+                                <a:srgbClr val="F2EDF7"/>
+                              </a:solidFill>
+                              <a:ln w="6350">
+                                <a:noFill/>
+                              </a:ln>
+                            </wps:spPr>
+                            <wps:txbx>
+                              <w:txbxContent>
+                                <w:p>
+                                  <w:pPr>
+                                    <w:spacing w:after="0" w:line="280" w:lineRule="exact"/>
+                                    <w:jc w:val="center"/>
+                                    <w:rPr>
+                                      <w:b/>
+                                      <w:bCs/>
+                                      <w:i/>
+                                      <w:color w:val="574078"/>
+                                      <w:sz w:val="16"/>
+                                      <w:szCs w:val="16"/>
+                                      <w14:shadow w14:blurRad="50800" w14:dist="50800" w14:dir="5400000" w14:sx="0" w14:sy="0" w14:kx="0" w14:ky="0" w14:algn="ctr">
+                                        <w14:schemeClr w14:val="bg1"/>
+                                      </w14:shadow>
+                                    </w:rPr>
+                                  </w:pPr>
+                                  <m:oMathPara>
+                                    <m:oMath>
+                                      <m:sSub>
+                                        <m:sSubPr>
+                                          <m:ctrlPr>
+                                            <w:rPr>
+                                              <w:rFonts w:ascii="Cambria Math" w:hAnsi="Cambria Math"/>
+                                              <w:b/>
+                                              <w:bCs/>
+                                              <w:i/>
+                                              <w:color w:val="574078"/>
+                                              <w:sz w:val="16"/>
+                                              <w:szCs w:val="16"/>
+                                              <w14:shadow w14:blurRad="50800" w14:dist="50800" w14:dir="5400000" w14:sx="0" w14:sy="0" w14:kx="0" w14:ky="0" w14:algn="ctr">
+                                                <w14:schemeClr w14:val="bg1"/>
+                                              </w14:shadow>
+                                            </w:rPr>
+                                          </m:ctrlPr>
+                                        </m:sSubPr>
+                                        <m:e>
+                                          <m:r>
+                                            <m:rPr>
+                                              <m:sty m:val="bi"/>
+                                            </m:rPr>
+                                            <w:rPr>
+                                              <w:rFonts w:ascii="Cambria Math" w:hAnsi="Cambria Math"/>
+                                              <w:color w:val="574078"/>
+                                              <w:sz w:val="16"/>
+                                              <w:szCs w:val="16"/>
+                                              <w14:shadow w14:blurRad="50800" w14:dist="50800" w14:dir="5400000" w14:sx="0" w14:sy="0" w14:kx="0" w14:ky="0" w14:algn="ctr">
+                                                <w14:schemeClr w14:val="bg1"/>
+                                              </w14:shadow>
+                                            </w:rPr>
+                                            <m:t>n</m:t>
+                                          </m:r>
+                                        </m:e>
+                                        <m:sub>
+                                          <m:r>
+                                            <m:rPr>
+                                              <m:sty m:val="bi"/>
+                                            </m:rPr>
+                                            <w:rPr>
+                                              <w:rFonts w:ascii="Cambria Math" w:hAnsi="Cambria Math"/>
+                                              <w:color w:val="574078"/>
+                                              <w:sz w:val="16"/>
+                                              <w:szCs w:val="16"/>
+                                              <w14:shadow w14:blurRad="50800" w14:dist="50800" w14:dir="5400000" w14:sx="0" w14:sy="0" w14:kx="0" w14:ky="0" w14:algn="ctr">
+                                                <w14:schemeClr w14:val="bg1"/>
+                                              </w14:shadow>
+                                            </w:rPr>
+                                            <m:t>j</m:t>
+                                          </m:r>
+                                        </m:sub>
+                                      </m:sSub>
+                                    </m:oMath>
+                                  </m:oMathPara>
+                                </w:p>
+                                <w:p>
+                                  <w:pPr>
+                                    <w:spacing w:after="0" w:line="280" w:lineRule="exact"/>
+                                    <w:jc w:val="center"/>
+                                    <w:rPr>
+                                      <w:b/>
+                                      <w:bCs/>
+                                      <w:iCs/>
+                                      <w:color w:val="574078"/>
+                                      <w:sz w:val="16"/>
+                                      <w:szCs w:val="16"/>
+                                      <w14:shadow w14:blurRad="50800" w14:dist="50800" w14:dir="5400000" w14:sx="0" w14:sy="0" w14:kx="0" w14:ky="0" w14:algn="ctr">
+                                        <w14:schemeClr w14:val="bg1"/>
+                                      </w14:shadow>
+                                    </w:rPr>
+                                  </w:pPr>
+                                  <w:r>
+                                    <w:rPr>
+                                      <w:rFonts w:hint="eastAsia"/>
+                                      <w:b/>
+                                      <w:bCs/>
+                                      <w:iCs/>
+                                      <w:color w:val="574078"/>
+                                      <w:sz w:val="16"/>
+                                      <w:szCs w:val="16"/>
+                                      <w14:shadow w14:blurRad="50800" w14:dist="50800" w14:dir="5400000" w14:sx="0" w14:sy="0" w14:kx="0" w14:ky="0" w14:algn="ctr">
+                                        <w14:schemeClr w14:val="bg1"/>
+                                      </w14:shadow>
+                                    </w:rPr>
+                                    <w:t>normal</w:t>
+                                  </w:r>
+                                </w:p>
+                              </w:txbxContent>
+                            </wps:txbx>
+                            <wps:bodyPr rot="0" spcFirstLastPara="0" vertOverflow="overflow" horzOverflow="overflow" vert="horz" wrap="square" lIns="0" tIns="0" rIns="0" bIns="0" numCol="1" spcCol="0" rtlCol="0" fromWordArt="0" anchor="t" anchorCtr="0" forceAA="0" compatLnSpc="1">
+                              <a:prstTxWarp prst="textNoShape">
+                                <a:avLst/>
+                              </a:prstTxWarp>
+                              <a:noAutofit/>
+                            </wps:bodyPr>
+                          </wps:wsp>
+                        </wpg:grpSp>
+                      </wpg:grpSp>
+                      <wps:wsp>
+                        <wps:cNvPr id="1205053196" name="右大括号 217"/>
+                        <wps:cNvSpPr/>
+                        <wps:spPr>
+                          <a:xfrm rot="5400000">
+                            <a:off x="1217677" y="-387187"/>
+                            <a:ext cx="118745" cy="1954530"/>
+                          </a:xfrm>
+                          <a:prstGeom prst="rightBrace">
+                            <a:avLst/>
+                          </a:prstGeom>
+                        </wps:spPr>
+                        <wps:style>
+                          <a:lnRef idx="1">
+                            <a:schemeClr val="accent1"/>
+                          </a:lnRef>
+                          <a:fillRef idx="0">
+                            <a:schemeClr val="accent1"/>
+                          </a:fillRef>
+                          <a:effectRef idx="0">
+                            <a:schemeClr val="accent1"/>
+                          </a:effectRef>
+                          <a:fontRef idx="minor">
+                            <a:schemeClr val="tx1"/>
+                          </a:fontRef>
+                        </wps:style>
+                        <wps:bodyPr rot="0" spcFirstLastPara="0" vertOverflow="overflow" horzOverflow="overflow" vert="horz" wrap="square" lIns="91440" tIns="45720" rIns="91440" bIns="45720" numCol="1" spcCol="0" rtlCol="0" fromWordArt="0" anchor="ctr" anchorCtr="0" forceAA="0" compatLnSpc="1">
+                          <a:prstTxWarp prst="textNoShape">
+                            <a:avLst/>
+                          </a:prstTxWarp>
+                          <a:noAutofit/>
+                        </wps:bodyPr>
+                      </wps:wsp>
+                    </wpg:wgp>
+                  </a:graphicData>
+                </a:graphic>
+              </wp:anchor>
+            </w:drawing>
+          </mc:Choice>
+          <mc:Fallback>
+            <w:pict>
+              <v:group w14:anchorId="3B03E265" id="组合 231" o:spid="_x0000_s1065" style="position:absolute;margin-left:427.1pt;margin-top:25.85pt;width:199.9pt;height:51.15pt;z-index:251794432" coordsize="25387,6494" o:gfxdata="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">
+                <v:group id="组合 187" o:spid="_x0000_s1066" style="position:absolute;width:25387;height:5191" coordsize="25389,5764" o:gfxdata="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">
+                  <v:group id="组合 186" o:spid="_x0000_s1067" style="position:absolute;left:6379;top:42;width:6336;height:5722" coordsize="421049,355641" o:gfxdata="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">
+                    <v:roundrect id="圆角矩形 185" o:spid="_x0000_s1068" style="position:absolute;width:421049;height:355641;visibility:visible;mso-wrap-style:square;v-text-anchor:middle" arcsize="10923f" o:gfxdata="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" fillcolor="#e6f3f0" strokecolor="#3e756f" strokeweight="1pt">
+                      <v:stroke joinstyle="miter"/>
+                    </v:roundrect>
+                    <v:shape id="_x0000_s1069" type="#_x0000_t202" style="position:absolute;left:42528;top:35249;width:335989;height:248192;visibility:visible;mso-wrap-style:square;v-text-anchor:top" o:gfxdata="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" fillcolor="#e6f3f0" stroked="f" strokeweight=".5pt">
+                      <v:textbox inset="0,0,0,0">
+                        <w:txbxContent>
+                          <w:p>
+                            <w:pPr>
+                              <w:spacing w:after="0" w:line="280" w:lineRule="exact"/>
+                              <w:jc w:val="center"/>
+                              <w:rPr>
+                                <w:b/>
+                                <w:bCs/>
+                                <w:i/>
+                                <w:color w:val="3E756F"/>
+                                <w:sz w:val="16"/>
+                                <w:szCs w:val="16"/>
+                                <w14:shadow w14:blurRad="50800" w14:dist="50800" w14:dir="5400000" w14:sx="0" w14:sy="0" w14:kx="0" w14:ky="0" w14:algn="ctr">
+                                  <w14:schemeClr w14:val="bg1"/>
+                                </w14:shadow>
+                              </w:rPr>
+                            </w:pPr>
+                            <m:oMathPara>
+                              <m:oMath>
+                                <m:sSub>
+                                  <m:sSubPr>
+                                    <m:ctrlPr>
+                                      <w:rPr>
+                                        <w:rFonts w:ascii="Cambria Math" w:hAnsi="Cambria Math"/>
+                                        <w:b/>
+                                        <w:bCs/>
+                                        <w:i/>
+                                        <w:color w:val="3E756F"/>
+                                        <w:sz w:val="16"/>
+                                        <w:szCs w:val="16"/>
+                                        <w14:shadow w14:blurRad="50800" w14:dist="50800" w14:dir="5400000" w14:sx="0" w14:sy="0" w14:kx="0" w14:ky="0" w14:algn="ctr">
+                                          <w14:schemeClr w14:val="bg1"/>
+                                        </w14:shadow>
+                                      </w:rPr>
+                                    </m:ctrlPr>
+                                  </m:sSubPr>
+                                  <m:e>
+                                    <m:r>
+                                      <m:rPr>
+                                        <m:sty m:val="bi"/>
+                                      </m:rPr>
+                                      <w:rPr>
+                                        <w:rFonts w:ascii="Cambria Math" w:hAnsi="Cambria Math" w:hint="eastAsia"/>
+                                        <w:color w:val="3E756F"/>
+                                        <w:sz w:val="16"/>
+                                        <w:szCs w:val="16"/>
+                                        <w14:shadow w14:blurRad="50800" w14:dist="50800" w14:dir="5400000" w14:sx="0" w14:sy="0" w14:kx="0" w14:ky="0" w14:algn="ctr">
+                                          <w14:schemeClr w14:val="bg1"/>
+                                        </w14:shadow>
+                                      </w:rPr>
+                                      <m:t>b</m:t>
+                                    </m:r>
+                                  </m:e>
+                                  <m:sub>
+                                    <m:r>
+                                      <m:rPr>
+                                        <m:sty m:val="bi"/>
+                                      </m:rPr>
+                                      <w:rPr>
+                                        <w:rFonts w:ascii="Cambria Math" w:hAnsi="Cambria Math"/>
+                                        <w:color w:val="3E756F"/>
+                                        <w:sz w:val="16"/>
+                                        <w:szCs w:val="16"/>
+                                        <w14:shadow w14:blurRad="50800" w14:dist="50800" w14:dir="5400000" w14:sx="0" w14:sy="0" w14:kx="0" w14:ky="0" w14:algn="ctr">
+                                          <w14:schemeClr w14:val="bg1"/>
+                                        </w14:shadow>
+                                      </w:rPr>
+                                      <m:t>j</m:t>
+                                    </m:r>
+                                  </m:sub>
+                                </m:sSub>
+                              </m:oMath>
+                            </m:oMathPara>
+                          </w:p>
+                          <w:p>
+                            <w:pPr>
+                              <w:spacing w:after="0" w:line="280" w:lineRule="exact"/>
+                              <w:jc w:val="center"/>
+                              <w:rPr>
+                                <w:b/>
+                                <w:bCs/>
+                                <w:iCs/>
+                                <w:color w:val="3E756F"/>
+                                <w:sz w:val="16"/>
+                                <w:szCs w:val="16"/>
+                                <w14:shadow w14:blurRad="50800" w14:dist="50800" w14:dir="5400000" w14:sx="0" w14:sy="0" w14:kx="0" w14:ky="0" w14:algn="ctr">
+                                  <w14:schemeClr w14:val="bg1"/>
+                                </w14:shadow>
+                              </w:rPr>
+                            </w:pPr>
+                            <w:r>
+                              <w:rPr>
+                                <w:rFonts w:hint="eastAsia"/>
+                                <w:b/>
+                                <w:bCs/>
+                                <w:iCs/>
+                                <w:color w:val="3E756F"/>
+                                <w:sz w:val="16"/>
+                                <w:szCs w:val="16"/>
+                                <w14:shadow w14:blurRad="50800" w14:dist="50800" w14:dir="5400000" w14:sx="0" w14:sy="0" w14:kx="0" w14:ky="0" w14:algn="ctr">
+                                  <w14:schemeClr w14:val="bg1"/>
+                                </w14:shadow>
+                              </w:rPr>
+                              <w:t>axis flags</w:t>
+                            </w:r>
+                          </w:p>
+                        </w:txbxContent>
+                      </v:textbox>
+                    </v:shape>
+                  </v:group>
+                  <v:group id="组合 186" o:spid="_x0000_s1070" style="position:absolute;width:6330;height:5721" coordsize="421049,355641" o:gfxdata="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">
+                    <v:roundrect id="圆角矩形 185" o:spid="_x0000_s1071" style="position:absolute;width:421049;height:355641;visibility:visible;mso-wrap-style:square;v-text-anchor:middle" arcsize="10923f" o:gfxdata="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" fillcolor="#f8e9d6" strokecolor="#c9843c" strokeweight="1pt">
+                      <v:stroke joinstyle="miter"/>
+                    </v:roundrect>
+                    <v:shape id="_x0000_s1072" type="#_x0000_t202" style="position:absolute;left:42528;top:35247;width:335989;height:248192;visibility:visible;mso-wrap-style:square;v-text-anchor:top" o:gfxdata="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" fillcolor="#f8e9d6" stroked="f" strokeweight=".5pt">
+                      <v:textbox inset="0,0,0,0">
+                        <w:txbxContent>
+                          <w:p>
+                            <w:pPr>
+                              <w:spacing w:after="0" w:line="280" w:lineRule="exact"/>
+                              <w:jc w:val="center"/>
+                              <w:rPr>
+                                <w:b/>
+                                <w:bCs/>
+                                <w:i/>
+                                <w:color w:val="C9843C"/>
+                                <w:sz w:val="16"/>
+                                <w:szCs w:val="16"/>
+                                <w14:shadow w14:blurRad="50800" w14:dist="50800" w14:dir="5400000" w14:sx="0" w14:sy="0" w14:kx="0" w14:ky="0" w14:algn="ctr">
+                                  <w14:schemeClr w14:val="bg1"/>
+                                </w14:shadow>
+                              </w:rPr>
+                            </w:pPr>
+                            <m:oMathPara>
+                              <m:oMath>
+                                <m:sSub>
+                                  <m:sSubPr>
+                                    <m:ctrlPr>
+                                      <w:rPr>
+                                        <w:rFonts w:ascii="Cambria Math" w:hAnsi="Cambria Math"/>
+                                        <w:b/>
+                                        <w:bCs/>
+                                        <w:i/>
+                                        <w:color w:val="C9843C"/>
+                                        <w:sz w:val="16"/>
+                                        <w:szCs w:val="16"/>
+                                        <w14:shadow w14:blurRad="50800" w14:dist="50800" w14:dir="5400000" w14:sx="0" w14:sy="0" w14:kx="0" w14:ky="0" w14:algn="ctr">
+                                          <w14:schemeClr w14:val="bg1"/>
+                                        </w14:shadow>
+                                      </w:rPr>
+                                    </m:ctrlPr>
+                                  </m:sSubPr>
+                                  <m:e>
+                                    <m:r>
+                                      <m:rPr>
+                                        <m:sty m:val="bi"/>
+                                      </m:rPr>
+                                      <w:rPr>
+                                        <w:rFonts w:ascii="Cambria Math" w:hAnsi="Cambria Math" w:hint="eastAsia"/>
+                                        <w:color w:val="C9843C"/>
+                                        <w:sz w:val="16"/>
+                                        <w:szCs w:val="16"/>
+                                        <w14:shadow w14:blurRad="50800" w14:dist="50800" w14:dir="5400000" w14:sx="0" w14:sy="0" w14:kx="0" w14:ky="0" w14:algn="ctr">
+                                          <w14:schemeClr w14:val="bg1"/>
+                                        </w14:shadow>
+                                      </w:rPr>
+                                      <m:t>v</m:t>
+                                    </m:r>
+                                  </m:e>
+                                  <m:sub>
+                                    <m:r>
+                                      <m:rPr>
+                                        <m:sty m:val="bi"/>
+                                      </m:rPr>
+                                      <w:rPr>
+                                        <w:rFonts w:ascii="Cambria Math" w:hAnsi="Cambria Math"/>
+                                        <w:color w:val="C9843C"/>
+                                        <w:sz w:val="16"/>
+                                        <w:szCs w:val="16"/>
+                                        <w14:shadow w14:blurRad="50800" w14:dist="50800" w14:dir="5400000" w14:sx="0" w14:sy="0" w14:kx="0" w14:ky="0" w14:algn="ctr">
+                                          <w14:schemeClr w14:val="bg1"/>
+                                        </w14:shadow>
+                                      </w:rPr>
+                                      <m:t>j</m:t>
+                                    </m:r>
+                                  </m:sub>
+                                </m:sSub>
+                              </m:oMath>
+                            </m:oMathPara>
+                          </w:p>
+                          <w:p>
+                            <w:pPr>
+                              <w:spacing w:after="0" w:line="280" w:lineRule="exact"/>
+                              <w:jc w:val="center"/>
+                              <w:rPr>
+                                <w:b/>
+                                <w:bCs/>
+                                <w:iCs/>
+                                <w:color w:val="C9843C"/>
+                                <w:sz w:val="16"/>
+                                <w:szCs w:val="16"/>
+                                <w14:shadow w14:blurRad="50800" w14:dist="50800" w14:dir="5400000" w14:sx="0" w14:sy="0" w14:kx="0" w14:ky="0" w14:algn="ctr">
+                                  <w14:schemeClr w14:val="bg1"/>
+                                </w14:shadow>
+                              </w:rPr>
+                            </w:pPr>
+                            <w:r>
+                              <w:rPr>
+                                <w:rFonts w:hint="eastAsia"/>
+                                <w:b/>
+                                <w:bCs/>
+                                <w:iCs/>
+                                <w:color w:val="C9843C"/>
+                                <w:sz w:val="16"/>
+                                <w:szCs w:val="16"/>
+                                <w14:shadow w14:blurRad="50800" w14:dist="50800" w14:dir="5400000" w14:sx="0" w14:sy="0" w14:kx="0" w14:ky="0" w14:algn="ctr">
+                                  <w14:schemeClr w14:val="bg1"/>
+                                </w14:shadow>
+                              </w:rPr>
+                              <w:t>offset</w:t>
+                            </w:r>
+                          </w:p>
+                        </w:txbxContent>
+                      </v:textbox>
+                    </v:shape>
+                  </v:group>
+                  <v:group id="组合 186" o:spid="_x0000_s1073" style="position:absolute;left:12716;top:42;width:6336;height:5722" coordsize="421049,355641" o:gfxdata="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">
+                    <v:roundrect id="圆角矩形 185" o:spid="_x0000_s1074" style="position:absolute;width:421049;height:355641;visibility:visible;mso-wrap-style:square;v-text-anchor:middle" arcsize="10923f" o:gfxdata="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" fillcolor="#eaf3f8" strokecolor="#326485" strokeweight="1pt">
+                      <v:stroke joinstyle="miter"/>
+                    </v:roundrect>
+                    <v:shape id="_x0000_s1075" type="#_x0000_t202" style="position:absolute;left:42528;top:35249;width:335989;height:248192;visibility:visible;mso-wrap-style:square;v-text-anchor:top" o:gfxdata="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" fillcolor="#eaf3f8" stroked="f" strokeweight=".5pt">
+                      <v:textbox inset="0,0,0,0">
+                        <w:txbxContent>
+                          <w:p>
+                            <w:pPr>
+                              <w:spacing w:after="0" w:line="280" w:lineRule="exact"/>
+                              <w:jc w:val="center"/>
+                              <w:rPr>
+                                <w:b/>
+                                <w:bCs/>
+                                <w:i/>
+                                <w:color w:val="326485"/>
+                                <w:sz w:val="16"/>
+                                <w:szCs w:val="16"/>
+                                <w14:shadow w14:blurRad="50800" w14:dist="50800" w14:dir="5400000" w14:sx="0" w14:sy="0" w14:kx="0" w14:ky="0" w14:algn="ctr">
+                                  <w14:schemeClr w14:val="bg1"/>
+                                </w14:shadow>
+                              </w:rPr>
+                            </w:pPr>
+                            <m:oMathPara>
+                              <m:oMath>
+                                <m:sSub>
+                                  <m:sSubPr>
+                                    <m:ctrlPr>
+                                      <w:rPr>
+                                        <w:rFonts w:ascii="Cambria Math" w:hAnsi="Cambria Math"/>
+                                        <w:b/>
+                                        <w:bCs/>
+                                        <w:i/>
+                                        <w:color w:val="326485"/>
+                                        <w:sz w:val="16"/>
+                                        <w:szCs w:val="16"/>
+                                        <w14:shadow w14:blurRad="50800" w14:dist="50800" w14:dir="5400000" w14:sx="0" w14:sy="0" w14:kx="0" w14:ky="0" w14:algn="ctr">
+                                          <w14:schemeClr w14:val="bg1"/>
+                                        </w14:shadow>
+                                      </w:rPr>
+                                    </m:ctrlPr>
+                                  </m:sSubPr>
+                                  <m:e>
+                                    <m:r>
+                                      <m:rPr>
+                                        <m:sty m:val="bi"/>
+                                      </m:rPr>
+                                      <w:rPr>
+                                        <w:rFonts w:ascii="Cambria Math" w:hAnsi="Cambria Math"/>
+                                        <w:color w:val="326485"/>
+                                        <w:sz w:val="16"/>
+                                        <w:szCs w:val="16"/>
+                                        <w14:shadow w14:blurRad="50800" w14:dist="50800" w14:dir="5400000" w14:sx="0" w14:sy="0" w14:kx="0" w14:ky="0" w14:algn="ctr">
+                                          <w14:schemeClr w14:val="bg1"/>
+                                        </w14:shadow>
+                                      </w:rPr>
+                                      <m:t>d</m:t>
+                                    </m:r>
+                                  </m:e>
+                                  <m:sub>
+                                    <m:r>
+                                      <m:rPr>
+                                        <m:sty m:val="bi"/>
+                                      </m:rPr>
+                                      <w:rPr>
+                                        <w:rFonts w:ascii="Cambria Math" w:hAnsi="Cambria Math"/>
+                                        <w:color w:val="326485"/>
+                                        <w:sz w:val="16"/>
+                                        <w:szCs w:val="16"/>
+                                        <w14:shadow w14:blurRad="50800" w14:dist="50800" w14:dir="5400000" w14:sx="0" w14:sy="0" w14:kx="0" w14:ky="0" w14:algn="ctr">
+                                          <w14:schemeClr w14:val="bg1"/>
+                                        </w14:shadow>
+                                      </w:rPr>
+                                      <m:t>j</m:t>
+                                    </m:r>
+                                  </m:sub>
+                                </m:sSub>
+                              </m:oMath>
+                            </m:oMathPara>
+                          </w:p>
+                          <w:p>
+                            <w:pPr>
+                              <w:spacing w:after="0" w:line="280" w:lineRule="exact"/>
+                              <w:jc w:val="center"/>
+                              <w:rPr>
+                                <w:b/>
+                                <w:bCs/>
+                                <w:iCs/>
+                                <w:color w:val="326485"/>
+                                <w:sz w:val="16"/>
+                                <w:szCs w:val="16"/>
+                                <w14:shadow w14:blurRad="50800" w14:dist="50800" w14:dir="5400000" w14:sx="0" w14:sy="0" w14:kx="0" w14:ky="0" w14:algn="ctr">
+                                  <w14:schemeClr w14:val="bg1"/>
+                                </w14:shadow>
+                              </w:rPr>
+                            </w:pPr>
+                            <w:r>
+                              <w:rPr>
+                                <w:rFonts w:hint="eastAsia"/>
+                                <w:b/>
+                                <w:bCs/>
+                                <w:iCs/>
+                                <w:color w:val="326485"/>
+                                <w:sz w:val="16"/>
+                                <w:szCs w:val="16"/>
+                                <w14:shadow w14:blurRad="50800" w14:dist="50800" w14:dir="5400000" w14:sx="0" w14:sy="0" w14:kx="0" w14:ky="0" w14:algn="ctr">
+                                  <w14:schemeClr w14:val="bg1"/>
+                                </w14:shadow>
+                              </w:rPr>
+                              <w:t>sign d.</w:t>
+                            </w:r>
+                          </w:p>
+                        </w:txbxContent>
+                      </v:textbox>
+                    </v:shape>
+                  </v:group>
+                  <v:group id="组合 186" o:spid="_x0000_s1076" style="position:absolute;left:19053;top:42;width:6336;height:5722" coordsize="421049,355641" o:gfxdata="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">
+                    <v:roundrect id="圆角矩形 185" o:spid="_x0000_s1077" style="position:absolute;width:421049;height:355641;visibility:visible;mso-wrap-style:square;v-text-anchor:middle" arcsize="10923f" o:gfxdata="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" fillcolor="#f2edf7" strokecolor="#574078" strokeweight="1pt">
+                      <v:stroke joinstyle="miter"/>
+                    </v:roundrect>
+                    <v:shape id="_x0000_s1078" type="#_x0000_t202" style="position:absolute;left:42528;top:35249;width:335989;height:248192;visibility:visible;mso-wrap-style:square;v-text-anchor:top" o:gfxdata="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" fillcolor="#f2edf7" stroked="f" strokeweight=".5pt">
+                      <v:textbox inset="0,0,0,0">
+                        <w:txbxContent>
+                          <w:p>
+                            <w:pPr>
+                              <w:spacing w:after="0" w:line="280" w:lineRule="exact"/>
+                              <w:jc w:val="center"/>
+                              <w:rPr>
+                                <w:b/>
+                                <w:bCs/>
+                                <w:i/>
+                                <w:color w:val="574078"/>
+                                <w:sz w:val="16"/>
+                                <w:szCs w:val="16"/>
+                                <w14:shadow w14:blurRad="50800" w14:dist="50800" w14:dir="5400000" w14:sx="0" w14:sy="0" w14:kx="0" w14:ky="0" w14:algn="ctr">
+                                  <w14:schemeClr w14:val="bg1"/>
+                                </w14:shadow>
+                              </w:rPr>
+                            </w:pPr>
+                            <m:oMathPara>
+                              <m:oMath>
+                                <m:sSub>
+                                  <m:sSubPr>
+                                    <m:ctrlPr>
+                                      <w:rPr>
+                                        <w:rFonts w:ascii="Cambria Math" w:hAnsi="Cambria Math"/>
+                                        <w:b/>
+                                        <w:bCs/>
+                                        <w:i/>
+                                        <w:color w:val="574078"/>
+                                        <w:sz w:val="16"/>
+                                        <w:szCs w:val="16"/>
+                                        <w14:shadow w14:blurRad="50800" w14:dist="50800" w14:dir="5400000" w14:sx="0" w14:sy="0" w14:kx="0" w14:ky="0" w14:algn="ctr">
+                                          <w14:schemeClr w14:val="bg1"/>
+                                        </w14:shadow>
+                                      </w:rPr>
+                                    </m:ctrlPr>
+                                  </m:sSubPr>
+                                  <m:e>
+                                    <m:r>
+                                      <m:rPr>
+                                        <m:sty m:val="bi"/>
+                                      </m:rPr>
+                                      <w:rPr>
+                                        <w:rFonts w:ascii="Cambria Math" w:hAnsi="Cambria Math"/>
+                                        <w:color w:val="574078"/>
+                                        <w:sz w:val="16"/>
+                                        <w:szCs w:val="16"/>
+                                        <w14:shadow w14:blurRad="50800" w14:dist="50800" w14:dir="5400000" w14:sx="0" w14:sy="0" w14:kx="0" w14:ky="0" w14:algn="ctr">
+                                          <w14:schemeClr w14:val="bg1"/>
+                                        </w14:shadow>
+                                      </w:rPr>
+                                      <m:t>n</m:t>
+                                    </m:r>
+                                  </m:e>
+                                  <m:sub>
+                                    <m:r>
+                                      <m:rPr>
+                                        <m:sty m:val="bi"/>
+                                      </m:rPr>
+                                      <w:rPr>
+                                        <w:rFonts w:ascii="Cambria Math" w:hAnsi="Cambria Math"/>
+                                        <w:color w:val="574078"/>
+                                        <w:sz w:val="16"/>
+                                        <w:szCs w:val="16"/>
+                                        <w14:shadow w14:blurRad="50800" w14:dist="50800" w14:dir="5400000" w14:sx="0" w14:sy="0" w14:kx="0" w14:ky="0" w14:algn="ctr">
+                                          <w14:schemeClr w14:val="bg1"/>
+                                        </w14:shadow>
+                                      </w:rPr>
+                                      <m:t>j</m:t>
+                                    </m:r>
+                                  </m:sub>
+                                </m:sSub>
+                              </m:oMath>
+                            </m:oMathPara>
+                          </w:p>
+                          <w:p>
+                            <w:pPr>
+                              <w:spacing w:after="0" w:line="280" w:lineRule="exact"/>
+                              <w:jc w:val="center"/>
+                              <w:rPr>
+                                <w:b/>
+                                <w:bCs/>
+                                <w:iCs/>
+                                <w:color w:val="574078"/>
+                                <w:sz w:val="16"/>
+                                <w:szCs w:val="16"/>
+                                <w14:shadow w14:blurRad="50800" w14:dist="50800" w14:dir="5400000" w14:sx="0" w14:sy="0" w14:kx="0" w14:ky="0" w14:algn="ctr">
+                                  <w14:schemeClr w14:val="bg1"/>
+                                </w14:shadow>
+                              </w:rPr>
+                            </w:pPr>
+                            <w:r>
+                              <w:rPr>
+                                <w:rFonts w:hint="eastAsia"/>
+                                <w:b/>
+                                <w:bCs/>
+                                <w:iCs/>
+                                <w:color w:val="574078"/>
+                                <w:sz w:val="16"/>
+                                <w:szCs w:val="16"/>
+                                <w14:shadow w14:blurRad="50800" w14:dist="50800" w14:dir="5400000" w14:sx="0" w14:sy="0" w14:kx="0" w14:ky="0" w14:algn="ctr">
+                                  <w14:schemeClr w14:val="bg1"/>
+                                </w14:shadow>
+                              </w:rPr>
+                              <w:t>normal</w:t>
+                            </w:r>
+                          </w:p>
+                        </w:txbxContent>
+                      </v:textbox>
+                    </v:shape>
+                  </v:group>
+                </v:group>
+                <v:shape id="右大括号 217" o:spid="_x0000_s1079" type="#_x0000_t88" style="position:absolute;left:12176;top:-3872;width:1187;height:19546;rotation:90;visibility:visible;mso-wrap-style:square;v-text-anchor:middle" o:gfxdata="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" adj="109" strokecolor="#156082 [3204]" strokeweight=".5pt">
+                  <v:stroke joinstyle="miter"/>
+                </v:shape>
+              </v:group>
+            </w:pict>
+          </mc:Fallback>
+        </mc:AlternateContent>
+      </w:r>
+      <w:r>
+        <w:rPr>
+          <w:noProof/>
+        </w:rPr>
+        <mc:AlternateContent>
           <mc:Choice Requires="wps">
             <w:drawing>
-              <wp:anchor distT="0" distB="0" distL="114300" distR="114300" simplePos="0" relativeHeight="251502592" behindDoc="0" locked="0" layoutInCell="1" allowOverlap="1" wp14:anchorId="16780283" wp14:editId="6667C85D">
+              <wp:anchor distT="0" distB="0" distL="114300" distR="114300" simplePos="0" relativeHeight="251491328" behindDoc="0" locked="0" layoutInCell="1" allowOverlap="1" wp14:anchorId="16780283" wp14:editId="5A2CE646">
                 <wp:simplePos x="0" y="0"/>
                 <wp:positionH relativeFrom="column">
                   <wp:posOffset>92516</wp:posOffset>
@@ -5432,7 +5506,7 @@
           </mc:Choice>
           <mc:Fallback>
             <w:pict>
-              <v:shape w14:anchorId="16780283" id="_x0000_s1079" type="#_x0000_t202" style="position:absolute;margin-left:7.3pt;margin-top:9.9pt;width:185.95pt;height:13pt;z-index:251502592;visibility:visible;mso-wrap-style:square;mso-width-percent:0;mso-height-percent:0;mso-wrap-distance-left:9pt;mso-wrap-distance-top:0;mso-wrap-distance-right:9pt;mso-wrap-distance-bottom:0;mso-position-horizontal:absolute;mso-position-horizontal-relative:text;mso-position-vertical:absolute;mso-position-vertical-relative:text;mso-width-percent:0;mso-height-percent:0;mso-width-relative:margin;mso-height-relative:margin;v-text-anchor:top" o:gfxdata="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" fillcolor="white [3212]" stroked="f" strokeweight=".5pt">
+              <v:shape w14:anchorId="16780283" id="_x0000_s1080" type="#_x0000_t202" style="position:absolute;margin-left:7.3pt;margin-top:9.9pt;width:185.95pt;height:13pt;z-index:251491328;visibility:visible;mso-wrap-style:square;mso-width-percent:0;mso-height-percent:0;mso-wrap-distance-left:9pt;mso-wrap-distance-top:0;mso-wrap-distance-right:9pt;mso-wrap-distance-bottom:0;mso-position-horizontal:absolute;mso-position-horizontal-relative:text;mso-position-vertical:absolute;mso-position-vertical-relative:text;mso-width-percent:0;mso-height-percent:0;mso-width-relative:margin;mso-height-relative:margin;v-text-anchor:top" o:gfxdata="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" fillcolor="white [3212]" stroked="f" strokeweight=".5pt">
                 <v:textbox inset="0,0,0,0">
                   <w:txbxContent>
                     <w:p>
@@ -5500,7 +5574,7 @@
         <mc:AlternateContent>
           <mc:Choice Requires="wps">
             <w:drawing>
-              <wp:anchor distT="0" distB="0" distL="114300" distR="114300" simplePos="0" relativeHeight="251506688" behindDoc="0" locked="0" layoutInCell="1" allowOverlap="1" wp14:anchorId="515EF1D7" wp14:editId="2DC282D0">
+              <wp:anchor distT="0" distB="0" distL="114300" distR="114300" simplePos="0" relativeHeight="251495424" behindDoc="0" locked="0" layoutInCell="1" allowOverlap="1" wp14:anchorId="515EF1D7" wp14:editId="078AF502">
                 <wp:simplePos x="0" y="0"/>
                 <wp:positionH relativeFrom="column">
                   <wp:posOffset>5524306</wp:posOffset>
@@ -5594,7 +5668,7 @@
           </mc:Choice>
           <mc:Fallback>
             <w:pict>
-              <v:shape w14:anchorId="515EF1D7" id="_x0000_s1080" type="#_x0000_t202" style="position:absolute;margin-left:435pt;margin-top:9.95pt;width:185.95pt;height:13pt;z-index:251506688;visibility:visible;mso-wrap-style:square;mso-width-percent:0;mso-height-percent:0;mso-wrap-distance-left:9pt;mso-wrap-distance-top:0;mso-wrap-distance-right:9pt;mso-wrap-distance-bottom:0;mso-position-horizontal:absolute;mso-position-horizontal-relative:text;mso-position-vertical:absolute;mso-position-vertical-relative:text;mso-width-percent:0;mso-height-percent:0;mso-width-relative:margin;mso-height-relative:margin;v-text-anchor:top" o:gfxdata="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" fillcolor="white [3212]" stroked="f" strokeweight=".5pt">
+              <v:shape w14:anchorId="515EF1D7" id="_x0000_s1081" type="#_x0000_t202" style="position:absolute;margin-left:435pt;margin-top:9.95pt;width:185.95pt;height:13pt;z-index:251495424;visibility:visible;mso-wrap-style:square;mso-width-percent:0;mso-height-percent:0;mso-wrap-distance-left:9pt;mso-wrap-distance-top:0;mso-wrap-distance-right:9pt;mso-wrap-distance-bottom:0;mso-position-horizontal:absolute;mso-position-horizontal-relative:text;mso-position-vertical:absolute;mso-position-vertical-relative:text;mso-width-percent:0;mso-height-percent:0;mso-width-relative:margin;mso-height-relative:margin;v-text-anchor:top" o:gfxdata="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" fillcolor="white [3212]" stroked="f" strokeweight=".5pt">
                 <v:textbox inset="0,0,0,0">
                   <w:txbxContent>
                     <w:p>
@@ -5649,201 +5723,7 @@
         <mc:AlternateContent>
           <mc:Choice Requires="wps">
             <w:drawing>
-              <wp:anchor distT="0" distB="0" distL="114300" distR="114300" simplePos="0" relativeHeight="251731968" behindDoc="0" locked="0" layoutInCell="1" allowOverlap="1" wp14:anchorId="779CC0A0" wp14:editId="37B81560">
-                <wp:simplePos x="0" y="0"/>
-                <wp:positionH relativeFrom="column">
-                  <wp:posOffset>5347589</wp:posOffset>
-                </wp:positionH>
-                <wp:positionV relativeFrom="paragraph">
-                  <wp:posOffset>2528316</wp:posOffset>
-                </wp:positionV>
-                <wp:extent cx="2831973" cy="165100"/>
-                <wp:effectExtent l="25400" t="0" r="26035" b="25400"/>
-                <wp:wrapNone/>
-                <wp:docPr id="2036922382" name="文本框 5"/>
-                <wp:cNvGraphicFramePr/>
-                <a:graphic xmlns:a="http://schemas.openxmlformats.org/drawingml/2006/main">
-                  <a:graphicData uri="http://schemas.microsoft.com/office/word/2010/wordprocessingShape">
-                    <wps:wsp>
-                      <wps:cNvSpPr txBox="1"/>
-                      <wps:spPr>
-                        <a:xfrm>
-                          <a:off x="0" y="0"/>
-                          <a:ext cx="2831973" cy="165100"/>
-                        </a:xfrm>
-                        <a:prstGeom prst="rect">
-                          <a:avLst/>
-                        </a:prstGeom>
-                        <a:solidFill>
-                          <a:schemeClr val="bg1"/>
-                        </a:solidFill>
-                        <a:ln w="6350">
-                          <a:noFill/>
-                        </a:ln>
-                        <a:effectLst>
-                          <a:outerShdw blurRad="50800" dist="50800" dir="5400000" algn="ctr" rotWithShape="0">
-                            <a:schemeClr val="bg2">
-                              <a:lumMod val="50000"/>
-                              <a:alpha val="0"/>
-                            </a:schemeClr>
-                          </a:outerShdw>
-                        </a:effectLst>
-                      </wps:spPr>
-                      <wps:txbx>
-                        <w:txbxContent>
-                          <w:p>
-                            <w:pPr>
-                              <w:spacing w:after="0" w:line="160" w:lineRule="exact"/>
-                              <w:rPr>
-                                <w:b/>
-                                <w:bCs/>
-                                <w:color w:val="747474" w:themeColor="background2" w:themeShade="80"/>
-                                <w:sz w:val="16"/>
-                                <w:szCs w:val="16"/>
-                                <w14:shadow w14:blurRad="50800" w14:dist="50800" w14:dir="5400000" w14:sx="0" w14:sy="0" w14:kx="0" w14:ky="0" w14:algn="ctr">
-                                  <w14:schemeClr w14:val="bg1"/>
-                                </w14:shadow>
-                              </w:rPr>
-                            </w:pPr>
-                            <w:r>
-                              <w:rPr>
-                                <w:b/>
-                                <w:bCs/>
-                                <w:color w:val="747474" w:themeColor="background2" w:themeShade="80"/>
-                                <w:sz w:val="16"/>
-                                <w:szCs w:val="16"/>
-                                <w14:shadow w14:blurRad="50800" w14:dist="50800" w14:dir="5400000" w14:sx="0" w14:sy="0" w14:kx="0" w14:ky="0" w14:algn="ctr">
-                                  <w14:schemeClr w14:val="bg1"/>
-                                </w14:shadow>
-                              </w:rPr>
-                              <w:t xml:space="preserve">geometry, local sign, and orientation are </w:t>
-                            </w:r>
-                            <w:proofErr w:type="spellStart"/>
-                            <w:r>
-                              <w:rPr>
-                                <w:b/>
-                                <w:bCs/>
-                                <w:color w:val="747474" w:themeColor="background2" w:themeShade="80"/>
-                                <w:sz w:val="16"/>
-                                <w:szCs w:val="16"/>
-                                <w14:shadow w14:blurRad="50800" w14:dist="50800" w14:dir="5400000" w14:sx="0" w14:sy="0" w14:kx="0" w14:ky="0" w14:algn="ctr">
-                                  <w14:schemeClr w14:val="bg1"/>
-                                </w14:shadow>
-                              </w:rPr>
-                              <w:t>compressd</w:t>
-                            </w:r>
-                            <w:proofErr w:type="spellEnd"/>
-                            <w:r>
-                              <w:rPr>
-                                <w:b/>
-                                <w:bCs/>
-                                <w:color w:val="747474" w:themeColor="background2" w:themeShade="80"/>
-                                <w:sz w:val="16"/>
-                                <w:szCs w:val="16"/>
-                                <w14:shadow w14:blurRad="50800" w14:dist="50800" w14:dir="5400000" w14:sx="0" w14:sy="0" w14:kx="0" w14:ky="0" w14:algn="ctr">
-                                  <w14:schemeClr w14:val="bg1"/>
-                                </w14:shadow>
-                              </w:rPr>
-                              <w:t xml:space="preserve"> jointly</w:t>
-                            </w:r>
-                          </w:p>
-                        </w:txbxContent>
-                      </wps:txbx>
-                      <wps:bodyPr rot="0" spcFirstLastPara="0" vertOverflow="overflow" horzOverflow="overflow" vert="horz" wrap="square" lIns="0" tIns="0" rIns="0" bIns="0" numCol="1" spcCol="0" rtlCol="0" fromWordArt="0" anchor="t" anchorCtr="0" forceAA="0" compatLnSpc="1">
-                        <a:prstTxWarp prst="textNoShape">
-                          <a:avLst/>
-                        </a:prstTxWarp>
-                        <a:noAutofit/>
-                      </wps:bodyPr>
-                    </wps:wsp>
-                  </a:graphicData>
-                </a:graphic>
-                <wp14:sizeRelH relativeFrom="margin">
-                  <wp14:pctWidth>0</wp14:pctWidth>
-                </wp14:sizeRelH>
-                <wp14:sizeRelV relativeFrom="margin">
-                  <wp14:pctHeight>0</wp14:pctHeight>
-                </wp14:sizeRelV>
-              </wp:anchor>
-            </w:drawing>
-          </mc:Choice>
-          <mc:Fallback>
-            <w:pict>
-              <v:shape w14:anchorId="779CC0A0" id="_x0000_s1081" type="#_x0000_t202" style="position:absolute;margin-left:421.05pt;margin-top:199.1pt;width:223pt;height:13pt;z-index:251731968;visibility:visible;mso-wrap-style:square;mso-width-percent:0;mso-height-percent:0;mso-wrap-distance-left:9pt;mso-wrap-distance-top:0;mso-wrap-distance-right:9pt;mso-wrap-distance-bottom:0;mso-position-horizontal:absolute;mso-position-horizontal-relative:text;mso-position-vertical:absolute;mso-position-vertical-relative:text;mso-width-percent:0;mso-height-percent:0;mso-width-relative:margin;mso-height-relative:margin;v-text-anchor:top" o:gfxdata="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" fillcolor="white [3212]" stroked="f" strokeweight=".5pt">
-                <v:shadow on="t" color="#737373 [1614]" opacity="0" offset="0,4pt"/>
-                <v:textbox inset="0,0,0,0">
-                  <w:txbxContent>
-                    <w:p>
-                      <w:pPr>
-                        <w:spacing w:after="0" w:line="160" w:lineRule="exact"/>
-                        <w:rPr>
-                          <w:b/>
-                          <w:bCs/>
-                          <w:color w:val="747474" w:themeColor="background2" w:themeShade="80"/>
-                          <w:sz w:val="16"/>
-                          <w:szCs w:val="16"/>
-                          <w14:shadow w14:blurRad="50800" w14:dist="50800" w14:dir="5400000" w14:sx="0" w14:sy="0" w14:kx="0" w14:ky="0" w14:algn="ctr">
-                            <w14:schemeClr w14:val="bg1"/>
-                          </w14:shadow>
-                        </w:rPr>
-                      </w:pPr>
-                      <w:r>
-                        <w:rPr>
-                          <w:b/>
-                          <w:bCs/>
-                          <w:color w:val="747474" w:themeColor="background2" w:themeShade="80"/>
-                          <w:sz w:val="16"/>
-                          <w:szCs w:val="16"/>
-                          <w14:shadow w14:blurRad="50800" w14:dist="50800" w14:dir="5400000" w14:sx="0" w14:sy="0" w14:kx="0" w14:ky="0" w14:algn="ctr">
-                            <w14:schemeClr w14:val="bg1"/>
-                          </w14:shadow>
-                        </w:rPr>
-                        <w:t xml:space="preserve">geometry, local sign, and orientation are </w:t>
-                      </w:r>
-                      <w:proofErr w:type="spellStart"/>
-                      <w:r>
-                        <w:rPr>
-                          <w:b/>
-                          <w:bCs/>
-                          <w:color w:val="747474" w:themeColor="background2" w:themeShade="80"/>
-                          <w:sz w:val="16"/>
-                          <w:szCs w:val="16"/>
-                          <w14:shadow w14:blurRad="50800" w14:dist="50800" w14:dir="5400000" w14:sx="0" w14:sy="0" w14:kx="0" w14:ky="0" w14:algn="ctr">
-                            <w14:schemeClr w14:val="bg1"/>
-                          </w14:shadow>
-                        </w:rPr>
-                        <w:t>compressd</w:t>
-                      </w:r>
-                      <w:proofErr w:type="spellEnd"/>
-                      <w:r>
-                        <w:rPr>
-                          <w:b/>
-                          <w:bCs/>
-                          <w:color w:val="747474" w:themeColor="background2" w:themeShade="80"/>
-                          <w:sz w:val="16"/>
-                          <w:szCs w:val="16"/>
-                          <w14:shadow w14:blurRad="50800" w14:dist="50800" w14:dir="5400000" w14:sx="0" w14:sy="0" w14:kx="0" w14:ky="0" w14:algn="ctr">
-                            <w14:schemeClr w14:val="bg1"/>
-                          </w14:shadow>
-                        </w:rPr>
-                        <w:t xml:space="preserve"> jointly</w:t>
-                      </w:r>
-                    </w:p>
-                  </w:txbxContent>
-                </v:textbox>
-              </v:shape>
-            </w:pict>
-          </mc:Fallback>
-        </mc:AlternateContent>
-      </w:r>
-      <w:r>
-        <w:rPr>
-          <w:noProof/>
-        </w:rPr>
-        <mc:AlternateContent>
-          <mc:Choice Requires="wps">
-            <w:drawing>
-              <wp:anchor distT="0" distB="0" distL="114300" distR="114300" simplePos="0" relativeHeight="251720704" behindDoc="0" locked="0" layoutInCell="1" allowOverlap="1" wp14:anchorId="576B5E3D" wp14:editId="4A024B05">
+              <wp:anchor distT="0" distB="0" distL="114300" distR="114300" simplePos="0" relativeHeight="251709440" behindDoc="0" locked="0" layoutInCell="1" allowOverlap="1" wp14:anchorId="576B5E3D" wp14:editId="78E5FE94">
                 <wp:simplePos x="0" y="0"/>
                 <wp:positionH relativeFrom="column">
                   <wp:posOffset>5059680</wp:posOffset>
@@ -5900,7 +5780,7 @@
           </mc:Choice>
           <mc:Fallback>
             <w:pict>
-              <v:line w14:anchorId="0C551C7D" id="直线连接符 190" o:spid="_x0000_s1026" style="position:absolute;flip:x;z-index:251720704;visibility:visible;mso-wrap-style:square;mso-wrap-distance-left:9pt;mso-wrap-distance-top:0;mso-wrap-distance-right:9pt;mso-wrap-distance-bottom:0;mso-position-horizontal:absolute;mso-position-horizontal-relative:text;mso-position-vertical:absolute;mso-position-vertical-relative:text" from="398.4pt,-8.1pt" to="398.7pt,220.45pt" o:gfxdata="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" strokecolor="#d0d0d0 [2894]" strokeweight="1.5pt">
+              <v:line w14:anchorId="14E6BEE9" id="直线连接符 190" o:spid="_x0000_s1026" style="position:absolute;flip:x;z-index:251709440;visibility:visible;mso-wrap-style:square;mso-wrap-distance-left:9pt;mso-wrap-distance-top:0;mso-wrap-distance-right:9pt;mso-wrap-distance-bottom:0;mso-position-horizontal:absolute;mso-position-horizontal-relative:text;mso-position-vertical:absolute;mso-position-vertical-relative:text" from="398.4pt,-8.1pt" to="398.7pt,220.45pt" o:gfxdata="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" strokecolor="#d0d0d0 [2894]" strokeweight="1.5pt">
                 <v:stroke opacity="38036f" joinstyle="miter"/>
               </v:line>
             </w:pict>
@@ -5914,7 +5794,7 @@
         <mc:AlternateContent>
           <mc:Choice Requires="wps">
             <w:drawing>
-              <wp:anchor distT="0" distB="0" distL="114300" distR="114300" simplePos="0" relativeHeight="251718656" behindDoc="0" locked="0" layoutInCell="1" allowOverlap="1" wp14:anchorId="456555A1" wp14:editId="2CFEE775">
+              <wp:anchor distT="0" distB="0" distL="114300" distR="114300" simplePos="0" relativeHeight="251707392" behindDoc="0" locked="0" layoutInCell="1" allowOverlap="1" wp14:anchorId="456555A1" wp14:editId="0284B934">
                 <wp:simplePos x="0" y="0"/>
                 <wp:positionH relativeFrom="column">
                   <wp:posOffset>2265045</wp:posOffset>
@@ -5971,7 +5851,7 @@
           </mc:Choice>
           <mc:Fallback>
             <w:pict>
-              <v:line w14:anchorId="4582790C" id="直线连接符 190" o:spid="_x0000_s1026" style="position:absolute;flip:x;z-index:251718656;visibility:visible;mso-wrap-style:square;mso-wrap-distance-left:9pt;mso-wrap-distance-top:0;mso-wrap-distance-right:9pt;mso-wrap-distance-bottom:0;mso-position-horizontal:absolute;mso-position-horizontal-relative:text;mso-position-vertical:absolute;mso-position-vertical-relative:text" from="178.35pt,-7.95pt" to="178.65pt,220.6pt" o:gfxdata="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" strokecolor="#d0d0d0 [2894]" strokeweight="1.5pt">
+              <v:line w14:anchorId="7B6D96F3" id="直线连接符 190" o:spid="_x0000_s1026" style="position:absolute;flip:x;z-index:251707392;visibility:visible;mso-wrap-style:square;mso-wrap-distance-left:9pt;mso-wrap-distance-top:0;mso-wrap-distance-right:9pt;mso-wrap-distance-bottom:0;mso-position-horizontal:absolute;mso-position-horizontal-relative:text;mso-position-vertical:absolute;mso-position-vertical-relative:text" from="178.35pt,-7.95pt" to="178.65pt,220.6pt" o:gfxdata="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" strokecolor="#d0d0d0 [2894]" strokeweight="1.5pt">
                 <v:stroke opacity="38036f" joinstyle="miter"/>
               </v:line>
             </w:pict>
@@ -5985,7 +5865,7 @@
         <mc:AlternateContent>
           <mc:Choice Requires="wps">
             <w:drawing>
-              <wp:anchor distT="0" distB="0" distL="114300" distR="114300" simplePos="0" relativeHeight="251504640" behindDoc="0" locked="0" layoutInCell="1" allowOverlap="1" wp14:anchorId="015AD7C1" wp14:editId="367E7E5D">
+              <wp:anchor distT="0" distB="0" distL="114300" distR="114300" simplePos="0" relativeHeight="251493376" behindDoc="0" locked="0" layoutInCell="1" allowOverlap="1" wp14:anchorId="015AD7C1" wp14:editId="4601AE8C">
                 <wp:simplePos x="0" y="0"/>
                 <wp:positionH relativeFrom="column">
                   <wp:posOffset>2787015</wp:posOffset>
@@ -6081,7 +5961,7 @@
           </mc:Choice>
           <mc:Fallback>
             <w:pict>
-              <v:shape w14:anchorId="015AD7C1" id="_x0000_s1082" type="#_x0000_t202" style="position:absolute;margin-left:219.45pt;margin-top:9.95pt;width:185.95pt;height:13pt;z-index:251504640;visibility:visible;mso-wrap-style:square;mso-width-percent:0;mso-height-percent:0;mso-wrap-distance-left:9pt;mso-wrap-distance-top:0;mso-wrap-distance-right:9pt;mso-wrap-distance-bottom:0;mso-position-horizontal:absolute;mso-position-horizontal-relative:text;mso-position-vertical:absolute;mso-position-vertical-relative:text;mso-width-percent:0;mso-height-percent:0;mso-width-relative:margin;mso-height-relative:margin;v-text-anchor:top" o:gfxdata="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" fillcolor="white [3212]" stroked="f" strokeweight=".5pt">
+              <v:shape w14:anchorId="015AD7C1" id="_x0000_s1082" type="#_x0000_t202" style="position:absolute;margin-left:219.45pt;margin-top:9.95pt;width:185.95pt;height:13pt;z-index:251493376;visibility:visible;mso-wrap-style:square;mso-width-percent:0;mso-height-percent:0;mso-wrap-distance-left:9pt;mso-wrap-distance-top:0;mso-wrap-distance-right:9pt;mso-wrap-distance-bottom:0;mso-position-horizontal:absolute;mso-position-horizontal-relative:text;mso-position-vertical:absolute;mso-position-vertical-relative:text;mso-width-percent:0;mso-height-percent:0;mso-width-relative:margin;mso-height-relative:margin;v-text-anchor:top" o:gfxdata="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" fillcolor="white [3212]" stroked="f" strokeweight=".5pt">
                 <v:textbox inset="0,0,0,0">
                   <w:txbxContent>
                     <w:p>
@@ -6138,7 +6018,7 @@
         <mc:AlternateContent>
           <mc:Choice Requires="wpg">
             <w:drawing>
-              <wp:anchor distT="0" distB="0" distL="114300" distR="114300" simplePos="0" relativeHeight="251692032" behindDoc="0" locked="0" layoutInCell="1" allowOverlap="1" wp14:anchorId="0F43A122" wp14:editId="180AB80B">
+              <wp:anchor distT="0" distB="0" distL="114300" distR="114300" simplePos="0" relativeHeight="251680768" behindDoc="0" locked="0" layoutInCell="1" allowOverlap="1" wp14:anchorId="0F43A122" wp14:editId="2413D60A">
                 <wp:simplePos x="0" y="0"/>
                 <wp:positionH relativeFrom="column">
                   <wp:posOffset>2946400</wp:posOffset>
@@ -7619,7 +7499,7 @@
           </mc:Choice>
           <mc:Fallback>
             <w:pict>
-              <v:group w14:anchorId="0F43A122" id="组合 177" o:spid="_x0000_s1083" style="position:absolute;margin-left:232pt;margin-top:186.3pt;width:125.95pt;height:16.4pt;z-index:251692032" coordsize="15998,2088" o:gfxdata="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">
+              <v:group w14:anchorId="0F43A122" id="组合 177" o:spid="_x0000_s1083" style="position:absolute;margin-left:232pt;margin-top:186.3pt;width:125.95pt;height:16.4pt;z-index:251680768" coordsize="15998,2088" o:gfxdata="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">
                 <v:group id="组合 40" o:spid="_x0000_s1084" style="position:absolute;width:2336;height:2082" coordsize="228348,265191" o:gfxdata="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">
                   <v:shape id="任意形状 36" o:spid="_x0000_s1085" style="position:absolute;left:6035;top:150891;width:213360;height:114300;visibility:visible;mso-wrap-style:square;v-text-anchor:middle" coordsize="213360,114300" o:gfxdata="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" path="m,60960l129540,r83820,55880l88900,114300,,60960xe" fillcolor="#eef3f6" stroked="f" strokeweight="1pt">
                     <v:stroke joinstyle="miter"/>
@@ -7816,7 +7696,7 @@
         <mc:AlternateContent>
           <mc:Choice Requires="wps">
             <w:drawing>
-              <wp:anchor distT="0" distB="0" distL="114300" distR="114300" simplePos="0" relativeHeight="251508736" behindDoc="0" locked="0" layoutInCell="1" allowOverlap="1" wp14:anchorId="3129C571" wp14:editId="1A2134EA">
+              <wp:anchor distT="0" distB="0" distL="114300" distR="114300" simplePos="0" relativeHeight="251497472" behindDoc="0" locked="0" layoutInCell="1" allowOverlap="1" wp14:anchorId="3129C571" wp14:editId="040D170E">
                 <wp:simplePos x="0" y="0"/>
                 <wp:positionH relativeFrom="column">
                   <wp:posOffset>90805</wp:posOffset>
@@ -7909,7 +7789,7 @@
           </mc:Choice>
           <mc:Fallback>
             <w:pict>
-              <v:shape w14:anchorId="3129C571" id="_x0000_s1126" type="#_x0000_t202" style="position:absolute;margin-left:7.15pt;margin-top:188.05pt;width:185.95pt;height:13pt;z-index:251508736;visibility:visible;mso-wrap-style:square;mso-width-percent:0;mso-height-percent:0;mso-wrap-distance-left:9pt;mso-wrap-distance-top:0;mso-wrap-distance-right:9pt;mso-wrap-distance-bottom:0;mso-position-horizontal:absolute;mso-position-horizontal-relative:text;mso-position-vertical:absolute;mso-position-vertical-relative:text;mso-width-percent:0;mso-height-percent:0;mso-width-relative:margin;mso-height-relative:margin;v-text-anchor:top" o:gfxdata="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" fillcolor="white [3212]" stroked="f" strokeweight=".5pt">
+              <v:shape w14:anchorId="3129C571" id="_x0000_s1126" type="#_x0000_t202" style="position:absolute;margin-left:7.15pt;margin-top:188.05pt;width:185.95pt;height:13pt;z-index:251497472;visibility:visible;mso-wrap-style:square;mso-width-percent:0;mso-height-percent:0;mso-wrap-distance-left:9pt;mso-wrap-distance-top:0;mso-wrap-distance-right:9pt;mso-wrap-distance-bottom:0;mso-position-horizontal:absolute;mso-position-horizontal-relative:text;mso-position-vertical:absolute;mso-position-vertical-relative:text;mso-width-percent:0;mso-height-percent:0;mso-width-relative:margin;mso-height-relative:margin;v-text-anchor:top" o:gfxdata="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" fillcolor="white [3212]" stroked="f" strokeweight=".5pt">
                 <v:shadow on="t" color="#737373 [1614]" opacity="0" offset="0,4pt"/>
                 <v:textbox inset="0,0,0,0">
                   <w:txbxContent>
@@ -7956,7 +7836,7 @@
         <mc:AlternateContent>
           <mc:Choice Requires="wps">
             <w:drawing>
-              <wp:anchor distT="0" distB="0" distL="114300" distR="114300" simplePos="0" relativeHeight="251699200" behindDoc="0" locked="0" layoutInCell="1" allowOverlap="1" wp14:anchorId="67FAEDE3" wp14:editId="1F1F7538">
+              <wp:anchor distT="0" distB="0" distL="114300" distR="114300" simplePos="0" relativeHeight="251687936" behindDoc="0" locked="0" layoutInCell="1" allowOverlap="1" wp14:anchorId="67FAEDE3" wp14:editId="5D482C67">
                 <wp:simplePos x="0" y="0"/>
                 <wp:positionH relativeFrom="column">
                   <wp:posOffset>2159878</wp:posOffset>
@@ -8012,7 +7892,7 @@
           </mc:Choice>
           <mc:Fallback>
             <w:pict>
-              <v:shape w14:anchorId="16171976" id="直线箭头连接符 184" o:spid="_x0000_s1026" type="#_x0000_t32" style="position:absolute;margin-left:170.05pt;margin-top:65.1pt;width:100.75pt;height:50pt;z-index:251699200;visibility:visible;mso-wrap-style:square;mso-wrap-distance-left:9pt;mso-wrap-distance-top:0;mso-wrap-distance-right:9pt;mso-wrap-distance-bottom:0;mso-position-horizontal:absolute;mso-position-horizontal-relative:text;mso-position-vertical:absolute;mso-position-vertical-relative:text" o:gfxdata="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" strokecolor="#c9843c" strokeweight="1pt">
+              <v:shape w14:anchorId="14B8F499" id="直线箭头连接符 184" o:spid="_x0000_s1026" type="#_x0000_t32" style="position:absolute;margin-left:170.05pt;margin-top:65.1pt;width:100.75pt;height:50pt;z-index:251687936;visibility:visible;mso-wrap-style:square;mso-wrap-distance-left:9pt;mso-wrap-distance-top:0;mso-wrap-distance-right:9pt;mso-wrap-distance-bottom:0;mso-position-horizontal:absolute;mso-position-horizontal-relative:text;mso-position-vertical:absolute;mso-position-vertical-relative:text" o:gfxdata="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" strokecolor="#c9843c" strokeweight="1pt">
                 <v:stroke dashstyle="3 1" endarrow="block" joinstyle="miter"/>
               </v:shape>
             </w:pict>
@@ -8026,7 +7906,7 @@
         <mc:AlternateContent>
           <mc:Choice Requires="wps">
             <w:drawing>
-              <wp:anchor distT="0" distB="0" distL="114300" distR="114300" simplePos="0" relativeHeight="251698176" behindDoc="0" locked="0" layoutInCell="1" allowOverlap="1" wp14:anchorId="7EEAA386" wp14:editId="38909E8E">
+              <wp:anchor distT="0" distB="0" distL="114300" distR="114300" simplePos="0" relativeHeight="251686912" behindDoc="0" locked="0" layoutInCell="1" allowOverlap="1" wp14:anchorId="7EEAA386" wp14:editId="7857D9B7">
                 <wp:simplePos x="0" y="0"/>
                 <wp:positionH relativeFrom="column">
                   <wp:posOffset>1409309</wp:posOffset>
@@ -8081,7 +7961,7 @@
           </mc:Choice>
           <mc:Fallback>
             <w:pict>
-              <v:line w14:anchorId="5C90AA7E" id="直线连接符 183" o:spid="_x0000_s1026" style="position:absolute;flip:y;z-index:251698176;visibility:visible;mso-wrap-style:square;mso-wrap-distance-left:9pt;mso-wrap-distance-top:0;mso-wrap-distance-right:9pt;mso-wrap-distance-bottom:0;mso-position-horizontal:absolute;mso-position-horizontal-relative:text;mso-position-vertical:absolute;mso-position-vertical-relative:text" from="110.95pt,65.25pt" to="170.3pt,95.4pt" o:gfxdata="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" strokecolor="#c9843c" strokeweight="1pt">
+              <v:line w14:anchorId="2C173A95" id="直线连接符 183" o:spid="_x0000_s1026" style="position:absolute;flip:y;z-index:251686912;visibility:visible;mso-wrap-style:square;mso-wrap-distance-left:9pt;mso-wrap-distance-top:0;mso-wrap-distance-right:9pt;mso-wrap-distance-bottom:0;mso-position-horizontal:absolute;mso-position-horizontal-relative:text;mso-position-vertical:absolute;mso-position-vertical-relative:text" from="110.95pt,65.25pt" to="170.3pt,95.4pt" o:gfxdata="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" strokecolor="#c9843c" strokeweight="1pt">
                 <v:stroke dashstyle="3 1" joinstyle="miter"/>
               </v:line>
             </w:pict>
@@ -8095,7 +7975,7 @@
         <mc:AlternateContent>
           <mc:Choice Requires="wps">
             <w:drawing>
-              <wp:anchor distT="0" distB="0" distL="114300" distR="114300" simplePos="0" relativeHeight="251697152" behindDoc="0" locked="0" layoutInCell="1" allowOverlap="1" wp14:anchorId="1BF9D50A" wp14:editId="51D0210C">
+              <wp:anchor distT="0" distB="0" distL="114300" distR="114300" simplePos="0" relativeHeight="251685888" behindDoc="0" locked="0" layoutInCell="1" allowOverlap="1" wp14:anchorId="1BF9D50A" wp14:editId="55C16BF8">
                 <wp:simplePos x="0" y="0"/>
                 <wp:positionH relativeFrom="column">
                   <wp:posOffset>658949</wp:posOffset>
@@ -8170,7 +8050,7 @@
           </mc:Choice>
           <mc:Fallback>
             <w:pict>
-              <v:oval w14:anchorId="4A2478A9" id="椭圆 180" o:spid="_x0000_s1026" style="position:absolute;margin-left:51.9pt;margin-top:72.3pt;width:59.2pt;height:47.65pt;z-index:251697152;visibility:visible;mso-wrap-style:square;mso-width-percent:0;mso-height-percent:0;mso-wrap-distance-left:9pt;mso-wrap-distance-top:0;mso-wrap-distance-right:9pt;mso-wrap-distance-bottom:0;mso-position-horizontal:absolute;mso-position-horizontal-relative:text;mso-position-vertical:absolute;mso-position-vertical-relative:text;mso-width-percent:0;mso-height-percent:0;mso-width-relative:margin;mso-height-relative:margin;v-text-anchor:middle" o:gfxdata="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" fillcolor="#fae2d5 [661]" strokecolor="#c9843c" strokeweight="1.5pt">
+              <v:oval w14:anchorId="218F0416" id="椭圆 180" o:spid="_x0000_s1026" style="position:absolute;margin-left:51.9pt;margin-top:72.3pt;width:59.2pt;height:47.65pt;z-index:251685888;visibility:visible;mso-wrap-style:square;mso-width-percent:0;mso-height-percent:0;mso-wrap-distance-left:9pt;mso-wrap-distance-top:0;mso-wrap-distance-right:9pt;mso-wrap-distance-bottom:0;mso-position-horizontal:absolute;mso-position-horizontal-relative:text;mso-position-vertical:absolute;mso-position-vertical-relative:text;mso-width-percent:0;mso-height-percent:0;mso-width-relative:margin;mso-height-relative:margin;v-text-anchor:middle" o:gfxdata="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" fillcolor="#fae2d5 [661]" strokecolor="#c9843c" strokeweight="1.5pt">
                 <v:fill opacity="5911f"/>
                 <v:stroke joinstyle="miter"/>
               </v:oval>
@@ -8185,7 +8065,7 @@
         <mc:AlternateContent>
           <mc:Choice Requires="wpg">
             <w:drawing>
-              <wp:anchor distT="0" distB="0" distL="114300" distR="114300" simplePos="0" relativeHeight="251524096" behindDoc="0" locked="0" layoutInCell="1" allowOverlap="1" wp14:anchorId="3BE59BDE" wp14:editId="6815770D">
+              <wp:anchor distT="0" distB="0" distL="114300" distR="114300" simplePos="0" relativeHeight="251512832" behindDoc="0" locked="0" layoutInCell="1" allowOverlap="1" wp14:anchorId="3BE59BDE" wp14:editId="22FE31A2">
                 <wp:simplePos x="0" y="0"/>
                 <wp:positionH relativeFrom="column">
                   <wp:posOffset>819095</wp:posOffset>
@@ -8482,7 +8362,7 @@
           </mc:Choice>
           <mc:Fallback>
             <w:pict>
-              <v:group w14:anchorId="0FBF2314" id="组合 181" o:spid="_x0000_s1026" style="position:absolute;margin-left:64.5pt;margin-top:82.25pt;width:34.75pt;height:30.8pt;z-index:251524096;mso-width-relative:margin;mso-height-relative:margin" coordsize="5451,4736" o:gfxdata="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">
+              <v:group w14:anchorId="0E854A3A" id="组合 181" o:spid="_x0000_s1026" style="position:absolute;margin-left:64.5pt;margin-top:82.25pt;width:34.75pt;height:30.8pt;z-index:251512832;mso-width-relative:margin;mso-height-relative:margin" coordsize="5451,4736" o:gfxdata="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">
                 <v:shapetype id="_x0000_t7" coordsize="21600,21600" o:spt="7" adj="5400" path="m@0,l,21600@1,21600,21600,xe">
                   <v:stroke joinstyle="miter"/>
                   <v:formulas>
@@ -8523,7 +8403,7 @@
         <mc:AlternateContent>
           <mc:Choice Requires="wps">
             <w:drawing>
-              <wp:anchor distT="0" distB="0" distL="114300" distR="114300" simplePos="0" relativeHeight="251696128" behindDoc="0" locked="0" layoutInCell="1" allowOverlap="1" wp14:anchorId="00E7CF58" wp14:editId="36A42299">
+              <wp:anchor distT="0" distB="0" distL="114300" distR="114300" simplePos="0" relativeHeight="251684864" behindDoc="0" locked="0" layoutInCell="1" allowOverlap="1" wp14:anchorId="00E7CF58" wp14:editId="46AC2983">
                 <wp:simplePos x="0" y="0"/>
                 <wp:positionH relativeFrom="column">
                   <wp:posOffset>3717971</wp:posOffset>
@@ -8577,7 +8457,7 @@
           </mc:Choice>
           <mc:Fallback>
             <w:pict>
-              <v:line w14:anchorId="758A4F9B" id="直线连接符 179" o:spid="_x0000_s1026" style="position:absolute;flip:y;z-index:251696128;visibility:visible;mso-wrap-style:square;mso-wrap-distance-left:9pt;mso-wrap-distance-top:0;mso-wrap-distance-right:9pt;mso-wrap-distance-bottom:0;mso-position-horizontal:absolute;mso-position-horizontal-relative:text;mso-position-vertical:absolute;mso-position-vertical-relative:text" from="292.75pt,51.2pt" to="304.4pt,68.65pt" o:gfxdata="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" strokecolor="#7354a4" strokeweight=".5pt">
+              <v:line w14:anchorId="27964DCF" id="直线连接符 179" o:spid="_x0000_s1026" style="position:absolute;flip:y;z-index:251684864;visibility:visible;mso-wrap-style:square;mso-wrap-distance-left:9pt;mso-wrap-distance-top:0;mso-wrap-distance-right:9pt;mso-wrap-distance-bottom:0;mso-position-horizontal:absolute;mso-position-horizontal-relative:text;mso-position-vertical:absolute;mso-position-vertical-relative:text" from="292.75pt,51.2pt" to="304.4pt,68.65pt" o:gfxdata="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" strokecolor="#7354a4" strokeweight=".5pt">
                 <v:stroke joinstyle="miter"/>
               </v:line>
             </w:pict>
@@ -8591,7 +8471,7 @@
         <mc:AlternateContent>
           <mc:Choice Requires="wps">
             <w:drawing>
-              <wp:anchor distT="0" distB="0" distL="114300" distR="114300" simplePos="0" relativeHeight="251695104" behindDoc="0" locked="0" layoutInCell="1" allowOverlap="1" wp14:anchorId="066CA81B" wp14:editId="2323FCC0">
+              <wp:anchor distT="0" distB="0" distL="114300" distR="114300" simplePos="0" relativeHeight="251683840" behindDoc="0" locked="0" layoutInCell="1" allowOverlap="1" wp14:anchorId="066CA81B" wp14:editId="31814120">
                 <wp:simplePos x="0" y="0"/>
                 <wp:positionH relativeFrom="column">
                   <wp:posOffset>3828894</wp:posOffset>
@@ -8718,7 +8598,7 @@
           </mc:Choice>
           <mc:Fallback>
             <w:pict>
-              <v:shape w14:anchorId="066CA81B" id="_x0000_s1127" type="#_x0000_t202" style="position:absolute;margin-left:301.5pt;margin-top:41.3pt;width:12.75pt;height:13pt;z-index:251695104;visibility:visible;mso-wrap-style:square;mso-width-percent:0;mso-height-percent:0;mso-wrap-distance-left:9pt;mso-wrap-distance-top:0;mso-wrap-distance-right:9pt;mso-wrap-distance-bottom:0;mso-position-horizontal:absolute;mso-position-horizontal-relative:text;mso-position-vertical:absolute;mso-position-vertical-relative:text;mso-width-percent:0;mso-height-percent:0;mso-width-relative:margin;mso-height-relative:margin;v-text-anchor:top" o:gfxdata="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" fillcolor="white [3212]" stroked="f" strokeweight=".5pt">
+              <v:shape w14:anchorId="066CA81B" id="_x0000_s1127" type="#_x0000_t202" style="position:absolute;margin-left:301.5pt;margin-top:41.3pt;width:12.75pt;height:13pt;z-index:251683840;visibility:visible;mso-wrap-style:square;mso-width-percent:0;mso-height-percent:0;mso-wrap-distance-left:9pt;mso-wrap-distance-top:0;mso-wrap-distance-right:9pt;mso-wrap-distance-bottom:0;mso-position-horizontal:absolute;mso-position-horizontal-relative:text;mso-position-vertical:absolute;mso-position-vertical-relative:text;mso-width-percent:0;mso-height-percent:0;mso-width-relative:margin;mso-height-relative:margin;v-text-anchor:top" o:gfxdata="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" fillcolor="white [3212]" stroked="f" strokeweight=".5pt">
                 <v:textbox inset="0,0,0,0">
                   <w:txbxContent>
                     <w:p>
@@ -8806,7 +8686,7 @@
         <mc:AlternateContent>
           <mc:Choice Requires="wps">
             <w:drawing>
-              <wp:anchor distT="0" distB="0" distL="114300" distR="114300" simplePos="0" relativeHeight="251662336" behindDoc="0" locked="0" layoutInCell="1" allowOverlap="1" wp14:anchorId="47562877" wp14:editId="33607F91">
+              <wp:anchor distT="0" distB="0" distL="114300" distR="114300" simplePos="0" relativeHeight="251651072" behindDoc="0" locked="0" layoutInCell="1" allowOverlap="1" wp14:anchorId="47562877" wp14:editId="31A86412">
                 <wp:simplePos x="0" y="0"/>
                 <wp:positionH relativeFrom="column">
                   <wp:posOffset>3607955</wp:posOffset>
@@ -8867,7 +8747,7 @@
           </mc:Choice>
           <mc:Fallback>
             <w:pict>
-              <v:shape w14:anchorId="2D4EB3AA" id="直线箭头连接符 32" o:spid="_x0000_s1026" type="#_x0000_t32" style="position:absolute;margin-left:284.1pt;margin-top:65.05pt;width:3.6pt;height:20.55pt;flip:y;z-index:251662336;visibility:visible;mso-wrap-style:square;mso-width-percent:0;mso-height-percent:0;mso-wrap-distance-left:9pt;mso-wrap-distance-top:0;mso-wrap-distance-right:9pt;mso-wrap-distance-bottom:0;mso-position-horizontal:absolute;mso-position-horizontal-relative:text;mso-position-vertical:absolute;mso-position-vertical-relative:text;mso-width-percent:0;mso-height-percent:0;mso-width-relative:margin;mso-height-relative:margin" o:gfxdata="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" strokecolor="#7354a4" strokeweight="1.5pt">
+              <v:shape w14:anchorId="19E121D5" id="直线箭头连接符 32" o:spid="_x0000_s1026" type="#_x0000_t32" style="position:absolute;margin-left:284.1pt;margin-top:65.05pt;width:3.6pt;height:20.55pt;flip:y;z-index:251651072;visibility:visible;mso-wrap-style:square;mso-width-percent:0;mso-height-percent:0;mso-wrap-distance-left:9pt;mso-wrap-distance-top:0;mso-wrap-distance-right:9pt;mso-wrap-distance-bottom:0;mso-position-horizontal:absolute;mso-position-horizontal-relative:text;mso-position-vertical:absolute;mso-position-vertical-relative:text;mso-width-percent:0;mso-height-percent:0;mso-width-relative:margin;mso-height-relative:margin" o:gfxdata="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" strokecolor="#7354a4" strokeweight="1.5pt">
                 <v:stroke endarrow="block" endarrowwidth="narrow" endarrowlength="short" joinstyle="miter"/>
               </v:shape>
             </w:pict>
@@ -8881,7 +8761,7 @@
         <mc:AlternateContent>
           <mc:Choice Requires="wps">
             <w:drawing>
-              <wp:anchor distT="0" distB="0" distL="114300" distR="114300" simplePos="0" relativeHeight="251693056" behindDoc="0" locked="0" layoutInCell="1" allowOverlap="1" wp14:anchorId="03465AF5" wp14:editId="6E4333B8">
+              <wp:anchor distT="0" distB="0" distL="114300" distR="114300" simplePos="0" relativeHeight="251681792" behindDoc="0" locked="0" layoutInCell="1" allowOverlap="1" wp14:anchorId="03465AF5" wp14:editId="28070CC2">
                 <wp:simplePos x="0" y="0"/>
                 <wp:positionH relativeFrom="column">
                   <wp:posOffset>3589655</wp:posOffset>
@@ -8953,7 +8833,7 @@
           </mc:Choice>
           <mc:Fallback>
             <w:pict>
-              <v:oval w14:anchorId="6321E5C1" id="椭圆 178" o:spid="_x0000_s1026" style="position:absolute;margin-left:282.65pt;margin-top:85.2pt;width:2.8pt;height:2.8pt;z-index:251693056;visibility:visible;mso-wrap-style:square;mso-width-percent:0;mso-height-percent:0;mso-wrap-distance-left:9pt;mso-wrap-distance-top:0;mso-wrap-distance-right:9pt;mso-wrap-distance-bottom:0;mso-position-horizontal:absolute;mso-position-horizontal-relative:text;mso-position-vertical:absolute;mso-position-vertical-relative:text;mso-width-percent:0;mso-height-percent:0;mso-width-relative:margin;mso-height-relative:margin;v-text-anchor:middle" o:gfxdata="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" fillcolor="#1f567a" strokecolor="#f2f2f2 [3052]" strokeweight=".5pt">
+              <v:oval w14:anchorId="6C714440" id="椭圆 178" o:spid="_x0000_s1026" style="position:absolute;margin-left:282.65pt;margin-top:85.2pt;width:2.8pt;height:2.8pt;z-index:251681792;visibility:visible;mso-wrap-style:square;mso-width-percent:0;mso-height-percent:0;mso-wrap-distance-left:9pt;mso-wrap-distance-top:0;mso-wrap-distance-right:9pt;mso-wrap-distance-bottom:0;mso-position-horizontal:absolute;mso-position-horizontal-relative:text;mso-position-vertical:absolute;mso-position-vertical-relative:text;mso-width-percent:0;mso-height-percent:0;mso-width-relative:margin;mso-height-relative:margin;v-text-anchor:middle" o:gfxdata="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" fillcolor="#1f567a" strokecolor="#f2f2f2 [3052]" strokeweight=".5pt">
                 <v:stroke joinstyle="miter"/>
               </v:oval>
             </w:pict>
@@ -8967,7 +8847,7 @@
         <mc:AlternateContent>
           <mc:Choice Requires="wps">
             <w:drawing>
-              <wp:anchor distT="0" distB="0" distL="114300" distR="114300" simplePos="0" relativeHeight="251660288" behindDoc="0" locked="0" layoutInCell="1" allowOverlap="1" wp14:anchorId="75A9A536" wp14:editId="66DA667B">
+              <wp:anchor distT="0" distB="0" distL="114300" distR="114300" simplePos="0" relativeHeight="251649024" behindDoc="0" locked="0" layoutInCell="1" allowOverlap="1" wp14:anchorId="75A9A536" wp14:editId="0933337D">
                 <wp:simplePos x="0" y="0"/>
                 <wp:positionH relativeFrom="column">
                   <wp:posOffset>2564960</wp:posOffset>
@@ -9154,7 +9034,7 @@
           </mc:Choice>
           <mc:Fallback>
             <w:pict>
-              <v:shape w14:anchorId="56F1D6A1" id="任意形状 30" o:spid="_x0000_s1026" style="position:absolute;margin-left:201.95pt;margin-top:21.85pt;width:167.65pt;height:129.65pt;rotation:489285fd;z-index:251660288;visibility:visible;mso-wrap-style:square;mso-width-percent:0;mso-height-percent:0;mso-wrap-distance-left:9pt;mso-wrap-distance-top:0;mso-wrap-distance-right:9pt;mso-wrap-distance-bottom:0;mso-position-horizontal:absolute;mso-position-horizontal-relative:text;mso-position-vertical:absolute;mso-position-vertical-relative:text;mso-width-percent:0;mso-height-percent:0;mso-width-relative:margin;mso-height-relative:margin;v-text-anchor:middle" coordsize="2796419,1911048" o:gfxdata="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" path="m,1301448l435429,899886r488647,l1315962,517677r527352,53219l2423886,r372533,541867l2211010,1040191,1524000,977296r-425752,488647l546705,1422400,285448,1911048,,1301448xe" fillcolor="#e3caa2" strokecolor="#b7946a" strokeweight="1pt">
+              <v:shape w14:anchorId="511D809D" id="任意形状 30" o:spid="_x0000_s1026" style="position:absolute;margin-left:201.95pt;margin-top:21.85pt;width:167.65pt;height:129.65pt;rotation:489285fd;z-index:251649024;visibility:visible;mso-wrap-style:square;mso-width-percent:0;mso-height-percent:0;mso-wrap-distance-left:9pt;mso-wrap-distance-top:0;mso-wrap-distance-right:9pt;mso-wrap-distance-bottom:0;mso-position-horizontal:absolute;mso-position-horizontal-relative:text;mso-position-vertical:absolute;mso-position-vertical-relative:text;mso-width-percent:0;mso-height-percent:0;mso-width-relative:margin;mso-height-relative:margin;v-text-anchor:middle" coordsize="2796419,1911048" o:gfxdata="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" path="m,1301448l435429,899886r488647,l1315962,517677r527352,53219l2423886,r372533,541867l2211010,1040191,1524000,977296r-425752,488647l546705,1422400,285448,1911048,,1301448xe" fillcolor="#e3caa2" strokecolor="#b7946a" strokeweight="1pt">
                 <v:fill opacity="43690f"/>
                 <v:stroke joinstyle="miter"/>
                 <v:path arrowok="t" o:connecttype="custom" o:connectlocs="0,1121325;331530,775340;703579,775340;1001955,446029;1403474,491883;1845513,0;2129155,466871;1683433,896226;1160353,842036;836191,1263053;416254,1225537;217336,1646555;0,1121325" o:connectangles="0,0,0,0,0,0,0,0,0,0,0,0,0"/>
@@ -9170,7 +9050,7 @@
         <mc:AlternateContent>
           <mc:Choice Requires="wps">
             <w:drawing>
-              <wp:anchor distT="0" distB="0" distL="114300" distR="114300" simplePos="0" relativeHeight="251661312" behindDoc="0" locked="0" layoutInCell="1" allowOverlap="1" wp14:anchorId="14ECF3FC" wp14:editId="639A594B">
+              <wp:anchor distT="0" distB="0" distL="114300" distR="114300" simplePos="0" relativeHeight="251650048" behindDoc="0" locked="0" layoutInCell="1" allowOverlap="1" wp14:anchorId="14ECF3FC" wp14:editId="0C4AEE66">
                 <wp:simplePos x="0" y="0"/>
                 <wp:positionH relativeFrom="column">
                   <wp:posOffset>3529269</wp:posOffset>
@@ -9244,7 +9124,7 @@
           </mc:Choice>
           <mc:Fallback>
             <w:pict>
-              <v:shapetype w14:anchorId="71DAC3D7" id="_x0000_t5" coordsize="21600,21600" o:spt="5" adj="10800" path="m@0,l,21600r21600,xe">
+              <v:shapetype w14:anchorId="28E9E637" id="_x0000_t5" coordsize="21600,21600" o:spt="5" adj="10800" path="m@0,l,21600r21600,xe">
                 <v:stroke joinstyle="miter"/>
                 <v:formulas>
                   <v:f eqn="val #0"/>
@@ -9256,7 +9136,7 @@
                   <v:h position="#0,topLeft" xrange="0,21600"/>
                 </v:handles>
               </v:shapetype>
-              <v:shape id="三角形 31" o:spid="_x0000_s1026" type="#_x0000_t5" style="position:absolute;margin-left:277.9pt;margin-top:76.3pt;width:13.1pt;height:14.35pt;rotation:2257786fd;z-index:251661312;visibility:visible;mso-wrap-style:square;mso-width-percent:0;mso-height-percent:0;mso-wrap-distance-left:9pt;mso-wrap-distance-top:0;mso-wrap-distance-right:9pt;mso-wrap-distance-bottom:0;mso-position-horizontal:absolute;mso-position-horizontal-relative:text;mso-position-vertical:absolute;mso-position-vertical-relative:text;mso-width-percent:0;mso-height-percent:0;mso-width-relative:margin;mso-height-relative:margin;v-text-anchor:middle" o:gfxdata="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" adj="19054" fillcolor="#e3caa2" strokecolor="#a46e38" strokeweight="1.5pt">
+              <v:shape id="三角形 31" o:spid="_x0000_s1026" type="#_x0000_t5" style="position:absolute;margin-left:277.9pt;margin-top:76.3pt;width:13.1pt;height:14.35pt;rotation:2257786fd;z-index:251650048;visibility:visible;mso-wrap-style:square;mso-width-percent:0;mso-height-percent:0;mso-wrap-distance-left:9pt;mso-wrap-distance-top:0;mso-wrap-distance-right:9pt;mso-wrap-distance-bottom:0;mso-position-horizontal:absolute;mso-position-horizontal-relative:text;mso-position-vertical:absolute;mso-position-vertical-relative:text;mso-width-percent:0;mso-height-percent:0;mso-width-relative:margin;mso-height-relative:margin;v-text-anchor:middle" o:gfxdata="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" adj="19054" fillcolor="#e3caa2" strokecolor="#a46e38" strokeweight="1.5pt">
                 <v:fill opacity="43690f"/>
               </v:shape>
             </w:pict>
@@ -9270,7 +9150,7 @@
         <mc:AlternateContent>
           <mc:Choice Requires="wpg">
             <w:drawing>
-              <wp:anchor distT="0" distB="0" distL="114300" distR="114300" simplePos="0" relativeHeight="251501567" behindDoc="0" locked="0" layoutInCell="1" allowOverlap="1" wp14:anchorId="5ECD3E12" wp14:editId="066B88B2">
+              <wp:anchor distT="0" distB="0" distL="114300" distR="114300" simplePos="0" relativeHeight="251490303" behindDoc="0" locked="0" layoutInCell="1" allowOverlap="1" wp14:anchorId="5ECD3E12" wp14:editId="0B2BFDC6">
                 <wp:simplePos x="0" y="0"/>
                 <wp:positionH relativeFrom="column">
                   <wp:posOffset>3649345</wp:posOffset>
@@ -9735,7 +9615,7 @@
           </mc:Choice>
           <mc:Fallback>
             <w:pict>
-              <v:group w14:anchorId="1374A3F6" id="组合 14" o:spid="_x0000_s1026" style="position:absolute;margin-left:287.35pt;margin-top:70.4pt;width:39.45pt;height:39.7pt;z-index:251501567" coordsize="501252,504691" o:gfxdata="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">
+              <v:group w14:anchorId="296778AB" id="组合 14" o:spid="_x0000_s1026" style="position:absolute;margin-left:287.35pt;margin-top:70.4pt;width:39.45pt;height:39.7pt;z-index:251490303" coordsize="501252,504691" o:gfxdata="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">
                 <v:line id="直线连接符 12" o:spid="_x0000_s1027" style="position:absolute;visibility:visible;mso-wrap-style:square" from="281065,284813" to="496965,391495" o:connectortype="straight" o:gfxdata="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" strokecolor="#c88a48" strokeweight="1pt">
                   <v:stroke joinstyle="miter"/>
                 </v:line>
@@ -9790,7 +9670,7 @@
         <mc:AlternateContent>
           <mc:Choice Requires="wpg">
             <w:drawing>
-              <wp:anchor distT="0" distB="0" distL="114300" distR="114300" simplePos="0" relativeHeight="251651072" behindDoc="0" locked="0" layoutInCell="1" allowOverlap="1" wp14:anchorId="629A5307" wp14:editId="47789F69">
+              <wp:anchor distT="0" distB="0" distL="114300" distR="114300" simplePos="0" relativeHeight="251639808" behindDoc="0" locked="0" layoutInCell="1" allowOverlap="1" wp14:anchorId="629A5307" wp14:editId="003EA900">
                 <wp:simplePos x="0" y="0"/>
                 <wp:positionH relativeFrom="column">
                   <wp:posOffset>3717290</wp:posOffset>
@@ -10224,7 +10104,7 @@
           </mc:Choice>
           <mc:Fallback>
             <w:pict>
-              <v:group w14:anchorId="00512075" id="组合 13" o:spid="_x0000_s1026" style="position:absolute;margin-left:292.7pt;margin-top:105.35pt;width:39.45pt;height:39.75pt;z-index:251651072;mso-width-relative:margin;mso-height-relative:margin" coordsize="501252,504691" o:gfxdata="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">
+              <v:group w14:anchorId="4C89BEB7" id="组合 13" o:spid="_x0000_s1026" style="position:absolute;margin-left:292.7pt;margin-top:105.35pt;width:39.45pt;height:39.75pt;z-index:251639808;mso-width-relative:margin;mso-height-relative:margin" coordsize="501252,504691" o:gfxdata="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">
                 <v:group id="组合 11" o:spid="_x0000_s1027" style="position:absolute;left:213609;top:104931;width:287643;height:399760" coordsize="287643,399760" o:gfxdata="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">
                   <v:line id="直线连接符 8" o:spid="_x0000_s1028" style="position:absolute;flip:x y;visibility:visible;mso-wrap-style:square" from="0,111760" to="0,399760" o:connectortype="straight" o:gfxdata="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" strokecolor="#ccd8dd" strokeweight="1pt">
                     <v:stroke joinstyle="miter"/>
@@ -10274,7 +10154,7 @@
         <mc:AlternateContent>
           <mc:Choice Requires="wpg">
             <w:drawing>
-              <wp:anchor distT="0" distB="0" distL="114300" distR="114300" simplePos="0" relativeHeight="251652096" behindDoc="0" locked="0" layoutInCell="1" allowOverlap="1" wp14:anchorId="23F8B9A1" wp14:editId="79886438">
+              <wp:anchor distT="0" distB="0" distL="114300" distR="114300" simplePos="0" relativeHeight="251640832" behindDoc="0" locked="0" layoutInCell="1" allowOverlap="1" wp14:anchorId="23F8B9A1" wp14:editId="7EE6279C">
                 <wp:simplePos x="0" y="0"/>
                 <wp:positionH relativeFrom="column">
                   <wp:posOffset>3431540</wp:posOffset>
@@ -10744,7 +10624,7 @@
           </mc:Choice>
           <mc:Fallback>
             <w:pict>
-              <v:group w14:anchorId="2A8A3DE2" id="组合 14" o:spid="_x0000_s1026" style="position:absolute;margin-left:270.2pt;margin-top:113.85pt;width:39.45pt;height:39.75pt;z-index:251652096;mso-height-relative:margin" coordsize="501252,504691" o:gfxdata="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">
+              <v:group w14:anchorId="0E467F0A" id="组合 14" o:spid="_x0000_s1026" style="position:absolute;margin-left:270.2pt;margin-top:113.85pt;width:39.45pt;height:39.75pt;z-index:251640832;mso-height-relative:margin" coordsize="501252,504691" o:gfxdata="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">
                 <v:line id="直线连接符 12" o:spid="_x0000_s1027" style="position:absolute;visibility:visible;mso-wrap-style:square" from="281065,284813" to="496965,391495" o:connectortype="straight" o:gfxdata="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" strokecolor="#ccd8dd" strokeweight="1pt">
                   <v:stroke joinstyle="miter"/>
                 </v:line>
@@ -10799,7 +10679,7 @@
         <mc:AlternateContent>
           <mc:Choice Requires="wps">
             <w:drawing>
-              <wp:anchor distT="0" distB="0" distL="114300" distR="114300" simplePos="0" relativeHeight="251650048" behindDoc="0" locked="0" layoutInCell="1" allowOverlap="1" wp14:anchorId="7C6DD1C1" wp14:editId="1B73E082">
+              <wp:anchor distT="0" distB="0" distL="114300" distR="114300" simplePos="0" relativeHeight="251638784" behindDoc="0" locked="0" layoutInCell="1" allowOverlap="1" wp14:anchorId="7C6DD1C1" wp14:editId="1A9C7B9B">
                 <wp:simplePos x="0" y="0"/>
                 <wp:positionH relativeFrom="column">
                   <wp:posOffset>3994545</wp:posOffset>
@@ -10853,7 +10733,7 @@
           </mc:Choice>
           <mc:Fallback>
             <w:pict>
-              <v:line w14:anchorId="18CB8375" id="直线连接符 12" o:spid="_x0000_s1026" style="position:absolute;z-index:251650048;visibility:visible;mso-wrap-style:square;mso-wrap-distance-left:9pt;mso-wrap-distance-top:0;mso-wrap-distance-right:9pt;mso-wrap-distance-bottom:0;mso-position-horizontal:absolute;mso-position-horizontal-relative:text;mso-position-vertical:absolute;mso-position-vertical-relative:text" from="314.55pt,127.45pt" to="331.55pt,135.85pt" o:gfxdata="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" strokecolor="#ccd8dd" strokeweight="1pt">
+              <v:line w14:anchorId="0DB5E735" id="直线连接符 12" o:spid="_x0000_s1026" style="position:absolute;z-index:251638784;visibility:visible;mso-wrap-style:square;mso-wrap-distance-left:9pt;mso-wrap-distance-top:0;mso-wrap-distance-right:9pt;mso-wrap-distance-bottom:0;mso-position-horizontal:absolute;mso-position-horizontal-relative:text;mso-position-vertical:absolute;mso-position-vertical-relative:text" from="314.55pt,127.45pt" to="331.55pt,135.85pt" o:gfxdata="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" strokecolor="#ccd8dd" strokeweight="1pt">
                 <v:stroke joinstyle="miter"/>
               </v:line>
             </w:pict>
@@ -10867,7 +10747,7 @@
         <mc:AlternateContent>
           <mc:Choice Requires="wpg">
             <w:drawing>
-              <wp:anchor distT="0" distB="0" distL="114300" distR="114300" simplePos="0" relativeHeight="251655168" behindDoc="0" locked="0" layoutInCell="1" allowOverlap="1" wp14:anchorId="5E43E861" wp14:editId="58DA8255">
+              <wp:anchor distT="0" distB="0" distL="114300" distR="114300" simplePos="0" relativeHeight="251643904" behindDoc="0" locked="0" layoutInCell="1" allowOverlap="1" wp14:anchorId="5E43E861" wp14:editId="012572F8">
                 <wp:simplePos x="0" y="0"/>
                 <wp:positionH relativeFrom="column">
                   <wp:posOffset>2996842</wp:posOffset>
@@ -11332,7 +11212,7 @@
           </mc:Choice>
           <mc:Fallback>
             <w:pict>
-              <v:group w14:anchorId="29C3873D" id="组合 14" o:spid="_x0000_s1026" style="position:absolute;margin-left:235.95pt;margin-top:97.1pt;width:39.45pt;height:39.7pt;z-index:251655168" coordsize="501252,504691" o:gfxdata="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">
+              <v:group w14:anchorId="378DD2D2" id="组合 14" o:spid="_x0000_s1026" style="position:absolute;margin-left:235.95pt;margin-top:97.1pt;width:39.45pt;height:39.7pt;z-index:251643904" coordsize="501252,504691" o:gfxdata="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">
                 <v:line id="直线连接符 12" o:spid="_x0000_s1027" style="position:absolute;visibility:visible;mso-wrap-style:square" from="281065,284813" to="496965,391495" o:connectortype="straight" o:gfxdata="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" strokecolor="#c88a48" strokeweight="1pt">
                   <v:stroke joinstyle="miter"/>
                 </v:line>
@@ -11387,7 +11267,7 @@
         <mc:AlternateContent>
           <mc:Choice Requires="wpg">
             <w:drawing>
-              <wp:anchor distT="0" distB="0" distL="114300" distR="114300" simplePos="0" relativeHeight="251657216" behindDoc="0" locked="0" layoutInCell="1" allowOverlap="1" wp14:anchorId="048B631C" wp14:editId="51C6D6F0">
+              <wp:anchor distT="0" distB="0" distL="114300" distR="114300" simplePos="0" relativeHeight="251645952" behindDoc="0" locked="0" layoutInCell="1" allowOverlap="1" wp14:anchorId="048B631C" wp14:editId="14B8361D">
                 <wp:simplePos x="0" y="0"/>
                 <wp:positionH relativeFrom="column">
                   <wp:posOffset>2936240</wp:posOffset>
@@ -11867,7 +11747,7 @@
           </mc:Choice>
           <mc:Fallback>
             <w:pict>
-              <v:group w14:anchorId="03E805EA" id="组合 14" o:spid="_x0000_s1026" style="position:absolute;margin-left:231.2pt;margin-top:113.9pt;width:39.45pt;height:39.7pt;z-index:251657216" coordsize="501252,504691" o:gfxdata="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">
+              <v:group w14:anchorId="769F1C42" id="组合 14" o:spid="_x0000_s1026" style="position:absolute;margin-left:231.2pt;margin-top:113.9pt;width:39.45pt;height:39.7pt;z-index:251645952" coordsize="501252,504691" o:gfxdata="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